--- a/Documents/Plans de tests.docx
+++ b/Documents/Plans de tests.docx
@@ -1317,7 +1317,7 @@
       </w:pPr>
       <w:r>
         <w:rPr/>
-        <w:t>Affichage carte d’un tableaux</w:t>
+        <w:t>Affichage carte d’un tableau</w:t>
       </w:r>
     </w:p>
     <w:tbl>
@@ -3228,6 +3228,4315 @@
         <w:rPr/>
       </w:r>
     </w:p>
+    <w:p>
+      <w:pPr>
+        <w:pStyle w:val="Normal"/>
+        <w:bidi w:val="0"/>
+        <w:jc w:val="start"/>
+        <w:rPr/>
+      </w:pPr>
+      <w:r>
+        <w:rPr/>
+        <w:t>Modification profil</w:t>
+      </w:r>
+    </w:p>
+    <w:tbl>
+      <w:tblPr>
+        <w:tblW w:w="5000" w:type="pct"/>
+        <w:jc w:val="start"/>
+        <w:tblInd w:w="-5" w:type="dxa"/>
+        <w:tblLayout w:type="fixed"/>
+        <w:tblCellMar>
+          <w:top w:w="55" w:type="dxa"/>
+          <w:start w:w="55" w:type="dxa"/>
+          <w:bottom w:w="55" w:type="dxa"/>
+          <w:end w:w="55" w:type="dxa"/>
+        </w:tblCellMar>
+      </w:tblPr>
+      <w:tblGrid>
+        <w:gridCol w:w="3212"/>
+        <w:gridCol w:w="3213"/>
+        <w:gridCol w:w="3213"/>
+      </w:tblGrid>
+      <w:tr>
+        <w:trPr/>
+        <w:tc>
+          <w:tcPr>
+            <w:tcW w:w="3212" w:type="dxa"/>
+            <w:tcBorders>
+              <w:top w:val="single" w:sz="4" w:space="0" w:color="000000"/>
+              <w:start w:val="single" w:sz="4" w:space="0" w:color="000000"/>
+              <w:bottom w:val="single" w:sz="4" w:space="0" w:color="000000"/>
+            </w:tcBorders>
+          </w:tcPr>
+          <w:p>
+            <w:pPr>
+              <w:pStyle w:val="Contenudetableau"/>
+              <w:bidi w:val="0"/>
+              <w:jc w:val="start"/>
+              <w:rPr/>
+            </w:pPr>
+            <w:r>
+              <w:rPr/>
+              <w:t>Etape</w:t>
+            </w:r>
+          </w:p>
+        </w:tc>
+        <w:tc>
+          <w:tcPr>
+            <w:tcW w:w="3213" w:type="dxa"/>
+            <w:tcBorders>
+              <w:top w:val="single" w:sz="4" w:space="0" w:color="000000"/>
+              <w:start w:val="single" w:sz="4" w:space="0" w:color="000000"/>
+              <w:bottom w:val="single" w:sz="4" w:space="0" w:color="000000"/>
+            </w:tcBorders>
+          </w:tcPr>
+          <w:p>
+            <w:pPr>
+              <w:pStyle w:val="Contenudetableau"/>
+              <w:bidi w:val="0"/>
+              <w:jc w:val="start"/>
+              <w:rPr/>
+            </w:pPr>
+            <w:r>
+              <w:rPr/>
+              <w:t>Action utilisateur</w:t>
+            </w:r>
+          </w:p>
+        </w:tc>
+        <w:tc>
+          <w:tcPr>
+            <w:tcW w:w="3213" w:type="dxa"/>
+            <w:tcBorders>
+              <w:top w:val="single" w:sz="4" w:space="0" w:color="000000"/>
+              <w:start w:val="single" w:sz="4" w:space="0" w:color="000000"/>
+              <w:bottom w:val="single" w:sz="4" w:space="0" w:color="000000"/>
+              <w:end w:val="single" w:sz="4" w:space="0" w:color="000000"/>
+            </w:tcBorders>
+          </w:tcPr>
+          <w:p>
+            <w:pPr>
+              <w:pStyle w:val="Contenudetableau"/>
+              <w:bidi w:val="0"/>
+              <w:jc w:val="start"/>
+              <w:rPr/>
+            </w:pPr>
+            <w:r>
+              <w:rPr/>
+              <w:t>Réponse Api</w:t>
+            </w:r>
+          </w:p>
+        </w:tc>
+      </w:tr>
+      <w:tr>
+        <w:trPr/>
+        <w:tc>
+          <w:tcPr>
+            <w:tcW w:w="3212" w:type="dxa"/>
+            <w:tcBorders>
+              <w:start w:val="single" w:sz="4" w:space="0" w:color="000000"/>
+              <w:bottom w:val="single" w:sz="4" w:space="0" w:color="000000"/>
+            </w:tcBorders>
+          </w:tcPr>
+          <w:p>
+            <w:pPr>
+              <w:pStyle w:val="Contenudetableau"/>
+              <w:bidi w:val="0"/>
+              <w:jc w:val="start"/>
+              <w:rPr/>
+            </w:pPr>
+            <w:r>
+              <w:rPr/>
+            </w:r>
+          </w:p>
+        </w:tc>
+        <w:tc>
+          <w:tcPr>
+            <w:tcW w:w="3213" w:type="dxa"/>
+            <w:tcBorders>
+              <w:start w:val="single" w:sz="4" w:space="0" w:color="000000"/>
+              <w:bottom w:val="single" w:sz="4" w:space="0" w:color="000000"/>
+            </w:tcBorders>
+          </w:tcPr>
+          <w:p>
+            <w:pPr>
+              <w:pStyle w:val="Contenudetableau"/>
+              <w:bidi w:val="0"/>
+              <w:jc w:val="start"/>
+              <w:rPr/>
+            </w:pPr>
+            <w:r>
+              <w:rPr/>
+            </w:r>
+          </w:p>
+        </w:tc>
+        <w:tc>
+          <w:tcPr>
+            <w:tcW w:w="3213" w:type="dxa"/>
+            <w:tcBorders>
+              <w:start w:val="single" w:sz="4" w:space="0" w:color="000000"/>
+              <w:bottom w:val="single" w:sz="4" w:space="0" w:color="000000"/>
+              <w:end w:val="single" w:sz="4" w:space="0" w:color="000000"/>
+            </w:tcBorders>
+          </w:tcPr>
+          <w:p>
+            <w:pPr>
+              <w:pStyle w:val="Contenudetableau"/>
+              <w:bidi w:val="0"/>
+              <w:jc w:val="start"/>
+              <w:rPr/>
+            </w:pPr>
+            <w:r>
+              <w:rPr/>
+            </w:r>
+          </w:p>
+        </w:tc>
+      </w:tr>
+      <w:tr>
+        <w:trPr/>
+        <w:tc>
+          <w:tcPr>
+            <w:tcW w:w="3212" w:type="dxa"/>
+            <w:tcBorders>
+              <w:start w:val="single" w:sz="4" w:space="0" w:color="000000"/>
+              <w:bottom w:val="single" w:sz="4" w:space="0" w:color="000000"/>
+            </w:tcBorders>
+          </w:tcPr>
+          <w:p>
+            <w:pPr>
+              <w:pStyle w:val="Contenudetableau"/>
+              <w:bidi w:val="0"/>
+              <w:jc w:val="start"/>
+              <w:rPr/>
+            </w:pPr>
+            <w:r>
+              <w:rPr/>
+            </w:r>
+          </w:p>
+        </w:tc>
+        <w:tc>
+          <w:tcPr>
+            <w:tcW w:w="3213" w:type="dxa"/>
+            <w:tcBorders>
+              <w:start w:val="single" w:sz="4" w:space="0" w:color="000000"/>
+              <w:bottom w:val="single" w:sz="4" w:space="0" w:color="000000"/>
+            </w:tcBorders>
+          </w:tcPr>
+          <w:p>
+            <w:pPr>
+              <w:pStyle w:val="Contenudetableau"/>
+              <w:bidi w:val="0"/>
+              <w:jc w:val="start"/>
+              <w:rPr/>
+            </w:pPr>
+            <w:r>
+              <w:rPr/>
+            </w:r>
+          </w:p>
+        </w:tc>
+        <w:tc>
+          <w:tcPr>
+            <w:tcW w:w="3213" w:type="dxa"/>
+            <w:tcBorders>
+              <w:start w:val="single" w:sz="4" w:space="0" w:color="000000"/>
+              <w:bottom w:val="single" w:sz="4" w:space="0" w:color="000000"/>
+              <w:end w:val="single" w:sz="4" w:space="0" w:color="000000"/>
+            </w:tcBorders>
+          </w:tcPr>
+          <w:p>
+            <w:pPr>
+              <w:pStyle w:val="Contenudetableau"/>
+              <w:bidi w:val="0"/>
+              <w:jc w:val="start"/>
+              <w:rPr/>
+            </w:pPr>
+            <w:r>
+              <w:rPr/>
+            </w:r>
+          </w:p>
+        </w:tc>
+      </w:tr>
+    </w:tbl>
+    <w:p>
+      <w:pPr>
+        <w:pStyle w:val="Normal"/>
+        <w:bidi w:val="0"/>
+        <w:jc w:val="start"/>
+        <w:rPr/>
+      </w:pPr>
+      <w:r>
+        <w:rPr/>
+      </w:r>
+    </w:p>
+    <w:p>
+      <w:pPr>
+        <w:pStyle w:val="Normal"/>
+        <w:bidi w:val="0"/>
+        <w:jc w:val="start"/>
+        <w:rPr/>
+      </w:pPr>
+      <w:r>
+        <w:rPr/>
+        <w:t>Modification d’un tableau</w:t>
+      </w:r>
+    </w:p>
+    <w:tbl>
+      <w:tblPr>
+        <w:tblW w:w="5000" w:type="pct"/>
+        <w:jc w:val="start"/>
+        <w:tblInd w:w="-5" w:type="dxa"/>
+        <w:tblLayout w:type="fixed"/>
+        <w:tblCellMar>
+          <w:top w:w="55" w:type="dxa"/>
+          <w:start w:w="55" w:type="dxa"/>
+          <w:bottom w:w="55" w:type="dxa"/>
+          <w:end w:w="55" w:type="dxa"/>
+        </w:tblCellMar>
+      </w:tblPr>
+      <w:tblGrid>
+        <w:gridCol w:w="3212"/>
+        <w:gridCol w:w="3213"/>
+        <w:gridCol w:w="3213"/>
+      </w:tblGrid>
+      <w:tr>
+        <w:trPr/>
+        <w:tc>
+          <w:tcPr>
+            <w:tcW w:w="3212" w:type="dxa"/>
+            <w:tcBorders>
+              <w:top w:val="single" w:sz="4" w:space="0" w:color="000000"/>
+              <w:start w:val="single" w:sz="4" w:space="0" w:color="000000"/>
+              <w:bottom w:val="single" w:sz="4" w:space="0" w:color="000000"/>
+            </w:tcBorders>
+          </w:tcPr>
+          <w:p>
+            <w:pPr>
+              <w:pStyle w:val="Contenudetableau"/>
+              <w:bidi w:val="0"/>
+              <w:jc w:val="start"/>
+              <w:rPr/>
+            </w:pPr>
+            <w:r>
+              <w:rPr/>
+              <w:t>Etape</w:t>
+            </w:r>
+          </w:p>
+        </w:tc>
+        <w:tc>
+          <w:tcPr>
+            <w:tcW w:w="3213" w:type="dxa"/>
+            <w:tcBorders>
+              <w:top w:val="single" w:sz="4" w:space="0" w:color="000000"/>
+              <w:start w:val="single" w:sz="4" w:space="0" w:color="000000"/>
+              <w:bottom w:val="single" w:sz="4" w:space="0" w:color="000000"/>
+            </w:tcBorders>
+          </w:tcPr>
+          <w:p>
+            <w:pPr>
+              <w:pStyle w:val="Contenudetableau"/>
+              <w:bidi w:val="0"/>
+              <w:jc w:val="start"/>
+              <w:rPr/>
+            </w:pPr>
+            <w:r>
+              <w:rPr/>
+              <w:t>Action utilisateur</w:t>
+            </w:r>
+          </w:p>
+        </w:tc>
+        <w:tc>
+          <w:tcPr>
+            <w:tcW w:w="3213" w:type="dxa"/>
+            <w:tcBorders>
+              <w:top w:val="single" w:sz="4" w:space="0" w:color="000000"/>
+              <w:start w:val="single" w:sz="4" w:space="0" w:color="000000"/>
+              <w:bottom w:val="single" w:sz="4" w:space="0" w:color="000000"/>
+              <w:end w:val="single" w:sz="4" w:space="0" w:color="000000"/>
+            </w:tcBorders>
+          </w:tcPr>
+          <w:p>
+            <w:pPr>
+              <w:pStyle w:val="Contenudetableau"/>
+              <w:bidi w:val="0"/>
+              <w:jc w:val="start"/>
+              <w:rPr/>
+            </w:pPr>
+            <w:r>
+              <w:rPr/>
+              <w:t>Réponse Api</w:t>
+            </w:r>
+          </w:p>
+        </w:tc>
+      </w:tr>
+      <w:tr>
+        <w:trPr/>
+        <w:tc>
+          <w:tcPr>
+            <w:tcW w:w="3212" w:type="dxa"/>
+            <w:tcBorders>
+              <w:start w:val="single" w:sz="4" w:space="0" w:color="000000"/>
+              <w:bottom w:val="single" w:sz="4" w:space="0" w:color="000000"/>
+            </w:tcBorders>
+          </w:tcPr>
+          <w:p>
+            <w:pPr>
+              <w:pStyle w:val="Contenudetableau"/>
+              <w:bidi w:val="0"/>
+              <w:jc w:val="start"/>
+              <w:rPr/>
+            </w:pPr>
+            <w:r>
+              <w:rPr/>
+            </w:r>
+          </w:p>
+        </w:tc>
+        <w:tc>
+          <w:tcPr>
+            <w:tcW w:w="3213" w:type="dxa"/>
+            <w:tcBorders>
+              <w:start w:val="single" w:sz="4" w:space="0" w:color="000000"/>
+              <w:bottom w:val="single" w:sz="4" w:space="0" w:color="000000"/>
+            </w:tcBorders>
+          </w:tcPr>
+          <w:p>
+            <w:pPr>
+              <w:pStyle w:val="Contenudetableau"/>
+              <w:bidi w:val="0"/>
+              <w:jc w:val="start"/>
+              <w:rPr/>
+            </w:pPr>
+            <w:r>
+              <w:rPr/>
+            </w:r>
+          </w:p>
+        </w:tc>
+        <w:tc>
+          <w:tcPr>
+            <w:tcW w:w="3213" w:type="dxa"/>
+            <w:tcBorders>
+              <w:start w:val="single" w:sz="4" w:space="0" w:color="000000"/>
+              <w:bottom w:val="single" w:sz="4" w:space="0" w:color="000000"/>
+              <w:end w:val="single" w:sz="4" w:space="0" w:color="000000"/>
+            </w:tcBorders>
+          </w:tcPr>
+          <w:p>
+            <w:pPr>
+              <w:pStyle w:val="Contenudetableau"/>
+              <w:bidi w:val="0"/>
+              <w:jc w:val="start"/>
+              <w:rPr/>
+            </w:pPr>
+            <w:r>
+              <w:rPr/>
+            </w:r>
+          </w:p>
+        </w:tc>
+      </w:tr>
+      <w:tr>
+        <w:trPr/>
+        <w:tc>
+          <w:tcPr>
+            <w:tcW w:w="3212" w:type="dxa"/>
+            <w:tcBorders>
+              <w:start w:val="single" w:sz="4" w:space="0" w:color="000000"/>
+              <w:bottom w:val="single" w:sz="4" w:space="0" w:color="000000"/>
+            </w:tcBorders>
+          </w:tcPr>
+          <w:p>
+            <w:pPr>
+              <w:pStyle w:val="Contenudetableau"/>
+              <w:bidi w:val="0"/>
+              <w:jc w:val="start"/>
+              <w:rPr/>
+            </w:pPr>
+            <w:r>
+              <w:rPr/>
+            </w:r>
+          </w:p>
+        </w:tc>
+        <w:tc>
+          <w:tcPr>
+            <w:tcW w:w="3213" w:type="dxa"/>
+            <w:tcBorders>
+              <w:start w:val="single" w:sz="4" w:space="0" w:color="000000"/>
+              <w:bottom w:val="single" w:sz="4" w:space="0" w:color="000000"/>
+            </w:tcBorders>
+          </w:tcPr>
+          <w:p>
+            <w:pPr>
+              <w:pStyle w:val="Contenudetableau"/>
+              <w:bidi w:val="0"/>
+              <w:jc w:val="start"/>
+              <w:rPr/>
+            </w:pPr>
+            <w:r>
+              <w:rPr/>
+            </w:r>
+          </w:p>
+        </w:tc>
+        <w:tc>
+          <w:tcPr>
+            <w:tcW w:w="3213" w:type="dxa"/>
+            <w:tcBorders>
+              <w:start w:val="single" w:sz="4" w:space="0" w:color="000000"/>
+              <w:bottom w:val="single" w:sz="4" w:space="0" w:color="000000"/>
+              <w:end w:val="single" w:sz="4" w:space="0" w:color="000000"/>
+            </w:tcBorders>
+          </w:tcPr>
+          <w:p>
+            <w:pPr>
+              <w:pStyle w:val="Contenudetableau"/>
+              <w:bidi w:val="0"/>
+              <w:jc w:val="start"/>
+              <w:rPr/>
+            </w:pPr>
+            <w:r>
+              <w:rPr/>
+            </w:r>
+          </w:p>
+        </w:tc>
+      </w:tr>
+    </w:tbl>
+    <w:p>
+      <w:pPr>
+        <w:pStyle w:val="Normal"/>
+        <w:bidi w:val="0"/>
+        <w:jc w:val="start"/>
+        <w:rPr/>
+      </w:pPr>
+      <w:r>
+        <w:rPr/>
+      </w:r>
+    </w:p>
+    <w:p>
+      <w:pPr>
+        <w:pStyle w:val="Normal"/>
+        <w:bidi w:val="0"/>
+        <w:jc w:val="start"/>
+        <w:rPr/>
+      </w:pPr>
+      <w:r>
+        <w:rPr/>
+        <w:t>Modification d’une liste</w:t>
+      </w:r>
+    </w:p>
+    <w:tbl>
+      <w:tblPr>
+        <w:tblW w:w="5000" w:type="pct"/>
+        <w:jc w:val="start"/>
+        <w:tblInd w:w="-5" w:type="dxa"/>
+        <w:tblLayout w:type="fixed"/>
+        <w:tblCellMar>
+          <w:top w:w="55" w:type="dxa"/>
+          <w:start w:w="55" w:type="dxa"/>
+          <w:bottom w:w="55" w:type="dxa"/>
+          <w:end w:w="55" w:type="dxa"/>
+        </w:tblCellMar>
+      </w:tblPr>
+      <w:tblGrid>
+        <w:gridCol w:w="3212"/>
+        <w:gridCol w:w="3213"/>
+        <w:gridCol w:w="3213"/>
+      </w:tblGrid>
+      <w:tr>
+        <w:trPr/>
+        <w:tc>
+          <w:tcPr>
+            <w:tcW w:w="3212" w:type="dxa"/>
+            <w:tcBorders>
+              <w:top w:val="single" w:sz="4" w:space="0" w:color="000000"/>
+              <w:start w:val="single" w:sz="4" w:space="0" w:color="000000"/>
+              <w:bottom w:val="single" w:sz="4" w:space="0" w:color="000000"/>
+            </w:tcBorders>
+          </w:tcPr>
+          <w:p>
+            <w:pPr>
+              <w:pStyle w:val="Contenudetableau"/>
+              <w:bidi w:val="0"/>
+              <w:jc w:val="start"/>
+              <w:rPr/>
+            </w:pPr>
+            <w:r>
+              <w:rPr/>
+              <w:t>Etape</w:t>
+            </w:r>
+          </w:p>
+        </w:tc>
+        <w:tc>
+          <w:tcPr>
+            <w:tcW w:w="3213" w:type="dxa"/>
+            <w:tcBorders>
+              <w:top w:val="single" w:sz="4" w:space="0" w:color="000000"/>
+              <w:start w:val="single" w:sz="4" w:space="0" w:color="000000"/>
+              <w:bottom w:val="single" w:sz="4" w:space="0" w:color="000000"/>
+            </w:tcBorders>
+          </w:tcPr>
+          <w:p>
+            <w:pPr>
+              <w:pStyle w:val="Contenudetableau"/>
+              <w:bidi w:val="0"/>
+              <w:jc w:val="start"/>
+              <w:rPr/>
+            </w:pPr>
+            <w:r>
+              <w:rPr/>
+              <w:t>Action utilisateur</w:t>
+            </w:r>
+          </w:p>
+        </w:tc>
+        <w:tc>
+          <w:tcPr>
+            <w:tcW w:w="3213" w:type="dxa"/>
+            <w:tcBorders>
+              <w:top w:val="single" w:sz="4" w:space="0" w:color="000000"/>
+              <w:start w:val="single" w:sz="4" w:space="0" w:color="000000"/>
+              <w:bottom w:val="single" w:sz="4" w:space="0" w:color="000000"/>
+              <w:end w:val="single" w:sz="4" w:space="0" w:color="000000"/>
+            </w:tcBorders>
+          </w:tcPr>
+          <w:p>
+            <w:pPr>
+              <w:pStyle w:val="Contenudetableau"/>
+              <w:bidi w:val="0"/>
+              <w:jc w:val="start"/>
+              <w:rPr/>
+            </w:pPr>
+            <w:r>
+              <w:rPr/>
+              <w:t>Réponse Api</w:t>
+            </w:r>
+          </w:p>
+        </w:tc>
+      </w:tr>
+      <w:tr>
+        <w:trPr/>
+        <w:tc>
+          <w:tcPr>
+            <w:tcW w:w="3212" w:type="dxa"/>
+            <w:tcBorders>
+              <w:start w:val="single" w:sz="4" w:space="0" w:color="000000"/>
+              <w:bottom w:val="single" w:sz="4" w:space="0" w:color="000000"/>
+            </w:tcBorders>
+          </w:tcPr>
+          <w:p>
+            <w:pPr>
+              <w:pStyle w:val="Contenudetableau"/>
+              <w:bidi w:val="0"/>
+              <w:jc w:val="start"/>
+              <w:rPr/>
+            </w:pPr>
+            <w:r>
+              <w:rPr/>
+            </w:r>
+          </w:p>
+        </w:tc>
+        <w:tc>
+          <w:tcPr>
+            <w:tcW w:w="3213" w:type="dxa"/>
+            <w:tcBorders>
+              <w:start w:val="single" w:sz="4" w:space="0" w:color="000000"/>
+              <w:bottom w:val="single" w:sz="4" w:space="0" w:color="000000"/>
+            </w:tcBorders>
+          </w:tcPr>
+          <w:p>
+            <w:pPr>
+              <w:pStyle w:val="Contenudetableau"/>
+              <w:bidi w:val="0"/>
+              <w:jc w:val="start"/>
+              <w:rPr/>
+            </w:pPr>
+            <w:r>
+              <w:rPr/>
+            </w:r>
+          </w:p>
+        </w:tc>
+        <w:tc>
+          <w:tcPr>
+            <w:tcW w:w="3213" w:type="dxa"/>
+            <w:tcBorders>
+              <w:start w:val="single" w:sz="4" w:space="0" w:color="000000"/>
+              <w:bottom w:val="single" w:sz="4" w:space="0" w:color="000000"/>
+              <w:end w:val="single" w:sz="4" w:space="0" w:color="000000"/>
+            </w:tcBorders>
+          </w:tcPr>
+          <w:p>
+            <w:pPr>
+              <w:pStyle w:val="Contenudetableau"/>
+              <w:bidi w:val="0"/>
+              <w:jc w:val="start"/>
+              <w:rPr/>
+            </w:pPr>
+            <w:r>
+              <w:rPr/>
+            </w:r>
+          </w:p>
+        </w:tc>
+      </w:tr>
+      <w:tr>
+        <w:trPr/>
+        <w:tc>
+          <w:tcPr>
+            <w:tcW w:w="3212" w:type="dxa"/>
+            <w:tcBorders>
+              <w:start w:val="single" w:sz="4" w:space="0" w:color="000000"/>
+              <w:bottom w:val="single" w:sz="4" w:space="0" w:color="000000"/>
+            </w:tcBorders>
+          </w:tcPr>
+          <w:p>
+            <w:pPr>
+              <w:pStyle w:val="Contenudetableau"/>
+              <w:bidi w:val="0"/>
+              <w:jc w:val="start"/>
+              <w:rPr/>
+            </w:pPr>
+            <w:r>
+              <w:rPr/>
+            </w:r>
+          </w:p>
+        </w:tc>
+        <w:tc>
+          <w:tcPr>
+            <w:tcW w:w="3213" w:type="dxa"/>
+            <w:tcBorders>
+              <w:start w:val="single" w:sz="4" w:space="0" w:color="000000"/>
+              <w:bottom w:val="single" w:sz="4" w:space="0" w:color="000000"/>
+            </w:tcBorders>
+          </w:tcPr>
+          <w:p>
+            <w:pPr>
+              <w:pStyle w:val="Contenudetableau"/>
+              <w:bidi w:val="0"/>
+              <w:jc w:val="start"/>
+              <w:rPr/>
+            </w:pPr>
+            <w:r>
+              <w:rPr/>
+            </w:r>
+          </w:p>
+        </w:tc>
+        <w:tc>
+          <w:tcPr>
+            <w:tcW w:w="3213" w:type="dxa"/>
+            <w:tcBorders>
+              <w:start w:val="single" w:sz="4" w:space="0" w:color="000000"/>
+              <w:bottom w:val="single" w:sz="4" w:space="0" w:color="000000"/>
+              <w:end w:val="single" w:sz="4" w:space="0" w:color="000000"/>
+            </w:tcBorders>
+          </w:tcPr>
+          <w:p>
+            <w:pPr>
+              <w:pStyle w:val="Contenudetableau"/>
+              <w:bidi w:val="0"/>
+              <w:jc w:val="start"/>
+              <w:rPr/>
+            </w:pPr>
+            <w:r>
+              <w:rPr/>
+            </w:r>
+          </w:p>
+        </w:tc>
+      </w:tr>
+    </w:tbl>
+    <w:p>
+      <w:pPr>
+        <w:pStyle w:val="Normal"/>
+        <w:bidi w:val="0"/>
+        <w:jc w:val="start"/>
+        <w:rPr/>
+      </w:pPr>
+      <w:r>
+        <w:rPr/>
+      </w:r>
+    </w:p>
+    <w:p>
+      <w:pPr>
+        <w:pStyle w:val="Normal"/>
+        <w:bidi w:val="0"/>
+        <w:jc w:val="start"/>
+        <w:rPr/>
+      </w:pPr>
+      <w:r>
+        <w:rPr/>
+        <w:t>Modification d’une carte</w:t>
+      </w:r>
+    </w:p>
+    <w:tbl>
+      <w:tblPr>
+        <w:tblW w:w="5000" w:type="pct"/>
+        <w:jc w:val="start"/>
+        <w:tblInd w:w="-5" w:type="dxa"/>
+        <w:tblLayout w:type="fixed"/>
+        <w:tblCellMar>
+          <w:top w:w="55" w:type="dxa"/>
+          <w:start w:w="55" w:type="dxa"/>
+          <w:bottom w:w="55" w:type="dxa"/>
+          <w:end w:w="55" w:type="dxa"/>
+        </w:tblCellMar>
+      </w:tblPr>
+      <w:tblGrid>
+        <w:gridCol w:w="3212"/>
+        <w:gridCol w:w="3213"/>
+        <w:gridCol w:w="3213"/>
+      </w:tblGrid>
+      <w:tr>
+        <w:trPr/>
+        <w:tc>
+          <w:tcPr>
+            <w:tcW w:w="3212" w:type="dxa"/>
+            <w:tcBorders>
+              <w:top w:val="single" w:sz="4" w:space="0" w:color="000000"/>
+              <w:start w:val="single" w:sz="4" w:space="0" w:color="000000"/>
+              <w:bottom w:val="single" w:sz="4" w:space="0" w:color="000000"/>
+            </w:tcBorders>
+          </w:tcPr>
+          <w:p>
+            <w:pPr>
+              <w:pStyle w:val="Contenudetableau"/>
+              <w:bidi w:val="0"/>
+              <w:jc w:val="start"/>
+              <w:rPr/>
+            </w:pPr>
+            <w:r>
+              <w:rPr/>
+              <w:t>Etape</w:t>
+            </w:r>
+          </w:p>
+        </w:tc>
+        <w:tc>
+          <w:tcPr>
+            <w:tcW w:w="3213" w:type="dxa"/>
+            <w:tcBorders>
+              <w:top w:val="single" w:sz="4" w:space="0" w:color="000000"/>
+              <w:start w:val="single" w:sz="4" w:space="0" w:color="000000"/>
+              <w:bottom w:val="single" w:sz="4" w:space="0" w:color="000000"/>
+            </w:tcBorders>
+          </w:tcPr>
+          <w:p>
+            <w:pPr>
+              <w:pStyle w:val="Contenudetableau"/>
+              <w:bidi w:val="0"/>
+              <w:jc w:val="start"/>
+              <w:rPr/>
+            </w:pPr>
+            <w:r>
+              <w:rPr/>
+              <w:t>Action utilisateur</w:t>
+            </w:r>
+          </w:p>
+        </w:tc>
+        <w:tc>
+          <w:tcPr>
+            <w:tcW w:w="3213" w:type="dxa"/>
+            <w:tcBorders>
+              <w:top w:val="single" w:sz="4" w:space="0" w:color="000000"/>
+              <w:start w:val="single" w:sz="4" w:space="0" w:color="000000"/>
+              <w:bottom w:val="single" w:sz="4" w:space="0" w:color="000000"/>
+              <w:end w:val="single" w:sz="4" w:space="0" w:color="000000"/>
+            </w:tcBorders>
+          </w:tcPr>
+          <w:p>
+            <w:pPr>
+              <w:pStyle w:val="Contenudetableau"/>
+              <w:bidi w:val="0"/>
+              <w:jc w:val="start"/>
+              <w:rPr/>
+            </w:pPr>
+            <w:r>
+              <w:rPr/>
+              <w:t>Réponse Api</w:t>
+            </w:r>
+          </w:p>
+        </w:tc>
+      </w:tr>
+      <w:tr>
+        <w:trPr/>
+        <w:tc>
+          <w:tcPr>
+            <w:tcW w:w="3212" w:type="dxa"/>
+            <w:tcBorders>
+              <w:start w:val="single" w:sz="4" w:space="0" w:color="000000"/>
+              <w:bottom w:val="single" w:sz="4" w:space="0" w:color="000000"/>
+            </w:tcBorders>
+          </w:tcPr>
+          <w:p>
+            <w:pPr>
+              <w:pStyle w:val="Contenudetableau"/>
+              <w:bidi w:val="0"/>
+              <w:jc w:val="start"/>
+              <w:rPr/>
+            </w:pPr>
+            <w:r>
+              <w:rPr/>
+            </w:r>
+          </w:p>
+        </w:tc>
+        <w:tc>
+          <w:tcPr>
+            <w:tcW w:w="3213" w:type="dxa"/>
+            <w:tcBorders>
+              <w:start w:val="single" w:sz="4" w:space="0" w:color="000000"/>
+              <w:bottom w:val="single" w:sz="4" w:space="0" w:color="000000"/>
+            </w:tcBorders>
+          </w:tcPr>
+          <w:p>
+            <w:pPr>
+              <w:pStyle w:val="Contenudetableau"/>
+              <w:bidi w:val="0"/>
+              <w:jc w:val="start"/>
+              <w:rPr/>
+            </w:pPr>
+            <w:r>
+              <w:rPr/>
+            </w:r>
+          </w:p>
+        </w:tc>
+        <w:tc>
+          <w:tcPr>
+            <w:tcW w:w="3213" w:type="dxa"/>
+            <w:tcBorders>
+              <w:start w:val="single" w:sz="4" w:space="0" w:color="000000"/>
+              <w:bottom w:val="single" w:sz="4" w:space="0" w:color="000000"/>
+              <w:end w:val="single" w:sz="4" w:space="0" w:color="000000"/>
+            </w:tcBorders>
+          </w:tcPr>
+          <w:p>
+            <w:pPr>
+              <w:pStyle w:val="Contenudetableau"/>
+              <w:bidi w:val="0"/>
+              <w:jc w:val="start"/>
+              <w:rPr/>
+            </w:pPr>
+            <w:r>
+              <w:rPr/>
+            </w:r>
+          </w:p>
+        </w:tc>
+      </w:tr>
+      <w:tr>
+        <w:trPr/>
+        <w:tc>
+          <w:tcPr>
+            <w:tcW w:w="3212" w:type="dxa"/>
+            <w:tcBorders>
+              <w:start w:val="single" w:sz="4" w:space="0" w:color="000000"/>
+              <w:bottom w:val="single" w:sz="4" w:space="0" w:color="000000"/>
+            </w:tcBorders>
+          </w:tcPr>
+          <w:p>
+            <w:pPr>
+              <w:pStyle w:val="Contenudetableau"/>
+              <w:bidi w:val="0"/>
+              <w:jc w:val="start"/>
+              <w:rPr/>
+            </w:pPr>
+            <w:r>
+              <w:rPr/>
+            </w:r>
+          </w:p>
+        </w:tc>
+        <w:tc>
+          <w:tcPr>
+            <w:tcW w:w="3213" w:type="dxa"/>
+            <w:tcBorders>
+              <w:start w:val="single" w:sz="4" w:space="0" w:color="000000"/>
+              <w:bottom w:val="single" w:sz="4" w:space="0" w:color="000000"/>
+            </w:tcBorders>
+          </w:tcPr>
+          <w:p>
+            <w:pPr>
+              <w:pStyle w:val="Contenudetableau"/>
+              <w:bidi w:val="0"/>
+              <w:jc w:val="start"/>
+              <w:rPr/>
+            </w:pPr>
+            <w:r>
+              <w:rPr/>
+            </w:r>
+          </w:p>
+        </w:tc>
+        <w:tc>
+          <w:tcPr>
+            <w:tcW w:w="3213" w:type="dxa"/>
+            <w:tcBorders>
+              <w:start w:val="single" w:sz="4" w:space="0" w:color="000000"/>
+              <w:bottom w:val="single" w:sz="4" w:space="0" w:color="000000"/>
+              <w:end w:val="single" w:sz="4" w:space="0" w:color="000000"/>
+            </w:tcBorders>
+          </w:tcPr>
+          <w:p>
+            <w:pPr>
+              <w:pStyle w:val="Contenudetableau"/>
+              <w:bidi w:val="0"/>
+              <w:jc w:val="start"/>
+              <w:rPr/>
+            </w:pPr>
+            <w:r>
+              <w:rPr/>
+            </w:r>
+          </w:p>
+        </w:tc>
+      </w:tr>
+    </w:tbl>
+    <w:p>
+      <w:pPr>
+        <w:pStyle w:val="Normal"/>
+        <w:bidi w:val="0"/>
+        <w:jc w:val="start"/>
+        <w:rPr/>
+      </w:pPr>
+      <w:r>
+        <w:rPr/>
+      </w:r>
+    </w:p>
+    <w:p>
+      <w:pPr>
+        <w:pStyle w:val="Normal"/>
+        <w:bidi w:val="0"/>
+        <w:jc w:val="start"/>
+        <w:rPr/>
+      </w:pPr>
+      <w:r>
+        <w:rPr/>
+        <w:t>Modification d’une etiquette</w:t>
+      </w:r>
+    </w:p>
+    <w:tbl>
+      <w:tblPr>
+        <w:tblW w:w="5000" w:type="pct"/>
+        <w:jc w:val="start"/>
+        <w:tblInd w:w="-5" w:type="dxa"/>
+        <w:tblLayout w:type="fixed"/>
+        <w:tblCellMar>
+          <w:top w:w="55" w:type="dxa"/>
+          <w:start w:w="55" w:type="dxa"/>
+          <w:bottom w:w="55" w:type="dxa"/>
+          <w:end w:w="55" w:type="dxa"/>
+        </w:tblCellMar>
+      </w:tblPr>
+      <w:tblGrid>
+        <w:gridCol w:w="3212"/>
+        <w:gridCol w:w="3213"/>
+        <w:gridCol w:w="3213"/>
+      </w:tblGrid>
+      <w:tr>
+        <w:trPr/>
+        <w:tc>
+          <w:tcPr>
+            <w:tcW w:w="3212" w:type="dxa"/>
+            <w:tcBorders>
+              <w:top w:val="single" w:sz="4" w:space="0" w:color="000000"/>
+              <w:start w:val="single" w:sz="4" w:space="0" w:color="000000"/>
+              <w:bottom w:val="single" w:sz="4" w:space="0" w:color="000000"/>
+            </w:tcBorders>
+          </w:tcPr>
+          <w:p>
+            <w:pPr>
+              <w:pStyle w:val="Contenudetableau"/>
+              <w:bidi w:val="0"/>
+              <w:jc w:val="start"/>
+              <w:rPr/>
+            </w:pPr>
+            <w:r>
+              <w:rPr/>
+              <w:t>Etape</w:t>
+            </w:r>
+          </w:p>
+        </w:tc>
+        <w:tc>
+          <w:tcPr>
+            <w:tcW w:w="3213" w:type="dxa"/>
+            <w:tcBorders>
+              <w:top w:val="single" w:sz="4" w:space="0" w:color="000000"/>
+              <w:start w:val="single" w:sz="4" w:space="0" w:color="000000"/>
+              <w:bottom w:val="single" w:sz="4" w:space="0" w:color="000000"/>
+            </w:tcBorders>
+          </w:tcPr>
+          <w:p>
+            <w:pPr>
+              <w:pStyle w:val="Contenudetableau"/>
+              <w:bidi w:val="0"/>
+              <w:jc w:val="start"/>
+              <w:rPr/>
+            </w:pPr>
+            <w:r>
+              <w:rPr/>
+              <w:t>Action utilisateur</w:t>
+            </w:r>
+          </w:p>
+        </w:tc>
+        <w:tc>
+          <w:tcPr>
+            <w:tcW w:w="3213" w:type="dxa"/>
+            <w:tcBorders>
+              <w:top w:val="single" w:sz="4" w:space="0" w:color="000000"/>
+              <w:start w:val="single" w:sz="4" w:space="0" w:color="000000"/>
+              <w:bottom w:val="single" w:sz="4" w:space="0" w:color="000000"/>
+              <w:end w:val="single" w:sz="4" w:space="0" w:color="000000"/>
+            </w:tcBorders>
+          </w:tcPr>
+          <w:p>
+            <w:pPr>
+              <w:pStyle w:val="Contenudetableau"/>
+              <w:bidi w:val="0"/>
+              <w:jc w:val="start"/>
+              <w:rPr/>
+            </w:pPr>
+            <w:r>
+              <w:rPr/>
+              <w:t>Réponse Api</w:t>
+            </w:r>
+          </w:p>
+        </w:tc>
+      </w:tr>
+      <w:tr>
+        <w:trPr/>
+        <w:tc>
+          <w:tcPr>
+            <w:tcW w:w="3212" w:type="dxa"/>
+            <w:tcBorders>
+              <w:start w:val="single" w:sz="4" w:space="0" w:color="000000"/>
+              <w:bottom w:val="single" w:sz="4" w:space="0" w:color="000000"/>
+            </w:tcBorders>
+          </w:tcPr>
+          <w:p>
+            <w:pPr>
+              <w:pStyle w:val="Contenudetableau"/>
+              <w:bidi w:val="0"/>
+              <w:jc w:val="start"/>
+              <w:rPr/>
+            </w:pPr>
+            <w:r>
+              <w:rPr/>
+            </w:r>
+          </w:p>
+        </w:tc>
+        <w:tc>
+          <w:tcPr>
+            <w:tcW w:w="3213" w:type="dxa"/>
+            <w:tcBorders>
+              <w:start w:val="single" w:sz="4" w:space="0" w:color="000000"/>
+              <w:bottom w:val="single" w:sz="4" w:space="0" w:color="000000"/>
+            </w:tcBorders>
+          </w:tcPr>
+          <w:p>
+            <w:pPr>
+              <w:pStyle w:val="Contenudetableau"/>
+              <w:bidi w:val="0"/>
+              <w:jc w:val="start"/>
+              <w:rPr/>
+            </w:pPr>
+            <w:r>
+              <w:rPr/>
+            </w:r>
+          </w:p>
+        </w:tc>
+        <w:tc>
+          <w:tcPr>
+            <w:tcW w:w="3213" w:type="dxa"/>
+            <w:tcBorders>
+              <w:start w:val="single" w:sz="4" w:space="0" w:color="000000"/>
+              <w:bottom w:val="single" w:sz="4" w:space="0" w:color="000000"/>
+              <w:end w:val="single" w:sz="4" w:space="0" w:color="000000"/>
+            </w:tcBorders>
+          </w:tcPr>
+          <w:p>
+            <w:pPr>
+              <w:pStyle w:val="Contenudetableau"/>
+              <w:bidi w:val="0"/>
+              <w:jc w:val="start"/>
+              <w:rPr/>
+            </w:pPr>
+            <w:r>
+              <w:rPr/>
+            </w:r>
+          </w:p>
+        </w:tc>
+      </w:tr>
+      <w:tr>
+        <w:trPr/>
+        <w:tc>
+          <w:tcPr>
+            <w:tcW w:w="3212" w:type="dxa"/>
+            <w:tcBorders>
+              <w:start w:val="single" w:sz="4" w:space="0" w:color="000000"/>
+              <w:bottom w:val="single" w:sz="4" w:space="0" w:color="000000"/>
+            </w:tcBorders>
+          </w:tcPr>
+          <w:p>
+            <w:pPr>
+              <w:pStyle w:val="Contenudetableau"/>
+              <w:bidi w:val="0"/>
+              <w:jc w:val="start"/>
+              <w:rPr/>
+            </w:pPr>
+            <w:r>
+              <w:rPr/>
+            </w:r>
+          </w:p>
+        </w:tc>
+        <w:tc>
+          <w:tcPr>
+            <w:tcW w:w="3213" w:type="dxa"/>
+            <w:tcBorders>
+              <w:start w:val="single" w:sz="4" w:space="0" w:color="000000"/>
+              <w:bottom w:val="single" w:sz="4" w:space="0" w:color="000000"/>
+            </w:tcBorders>
+          </w:tcPr>
+          <w:p>
+            <w:pPr>
+              <w:pStyle w:val="Contenudetableau"/>
+              <w:bidi w:val="0"/>
+              <w:jc w:val="start"/>
+              <w:rPr/>
+            </w:pPr>
+            <w:r>
+              <w:rPr/>
+            </w:r>
+          </w:p>
+        </w:tc>
+        <w:tc>
+          <w:tcPr>
+            <w:tcW w:w="3213" w:type="dxa"/>
+            <w:tcBorders>
+              <w:start w:val="single" w:sz="4" w:space="0" w:color="000000"/>
+              <w:bottom w:val="single" w:sz="4" w:space="0" w:color="000000"/>
+              <w:end w:val="single" w:sz="4" w:space="0" w:color="000000"/>
+            </w:tcBorders>
+          </w:tcPr>
+          <w:p>
+            <w:pPr>
+              <w:pStyle w:val="Contenudetableau"/>
+              <w:bidi w:val="0"/>
+              <w:jc w:val="start"/>
+              <w:rPr/>
+            </w:pPr>
+            <w:r>
+              <w:rPr/>
+            </w:r>
+          </w:p>
+        </w:tc>
+      </w:tr>
+    </w:tbl>
+    <w:p>
+      <w:pPr>
+        <w:pStyle w:val="Normal"/>
+        <w:bidi w:val="0"/>
+        <w:jc w:val="start"/>
+        <w:rPr/>
+      </w:pPr>
+      <w:r>
+        <w:rPr/>
+      </w:r>
+    </w:p>
+    <w:p>
+      <w:pPr>
+        <w:pStyle w:val="Normal"/>
+        <w:bidi w:val="0"/>
+        <w:jc w:val="start"/>
+        <w:rPr/>
+      </w:pPr>
+      <w:r>
+        <w:rPr/>
+        <w:t>Modification d’un journal (archivage)</w:t>
+      </w:r>
+    </w:p>
+    <w:tbl>
+      <w:tblPr>
+        <w:tblW w:w="5000" w:type="pct"/>
+        <w:jc w:val="start"/>
+        <w:tblInd w:w="-5" w:type="dxa"/>
+        <w:tblLayout w:type="fixed"/>
+        <w:tblCellMar>
+          <w:top w:w="55" w:type="dxa"/>
+          <w:start w:w="55" w:type="dxa"/>
+          <w:bottom w:w="55" w:type="dxa"/>
+          <w:end w:w="55" w:type="dxa"/>
+        </w:tblCellMar>
+      </w:tblPr>
+      <w:tblGrid>
+        <w:gridCol w:w="3212"/>
+        <w:gridCol w:w="3213"/>
+        <w:gridCol w:w="3213"/>
+      </w:tblGrid>
+      <w:tr>
+        <w:trPr/>
+        <w:tc>
+          <w:tcPr>
+            <w:tcW w:w="3212" w:type="dxa"/>
+            <w:tcBorders>
+              <w:top w:val="single" w:sz="4" w:space="0" w:color="000000"/>
+              <w:start w:val="single" w:sz="4" w:space="0" w:color="000000"/>
+              <w:bottom w:val="single" w:sz="4" w:space="0" w:color="000000"/>
+            </w:tcBorders>
+          </w:tcPr>
+          <w:p>
+            <w:pPr>
+              <w:pStyle w:val="Contenudetableau"/>
+              <w:bidi w:val="0"/>
+              <w:jc w:val="start"/>
+              <w:rPr/>
+            </w:pPr>
+            <w:r>
+              <w:rPr/>
+              <w:t>Etape</w:t>
+            </w:r>
+          </w:p>
+        </w:tc>
+        <w:tc>
+          <w:tcPr>
+            <w:tcW w:w="3213" w:type="dxa"/>
+            <w:tcBorders>
+              <w:top w:val="single" w:sz="4" w:space="0" w:color="000000"/>
+              <w:start w:val="single" w:sz="4" w:space="0" w:color="000000"/>
+              <w:bottom w:val="single" w:sz="4" w:space="0" w:color="000000"/>
+            </w:tcBorders>
+          </w:tcPr>
+          <w:p>
+            <w:pPr>
+              <w:pStyle w:val="Contenudetableau"/>
+              <w:bidi w:val="0"/>
+              <w:jc w:val="start"/>
+              <w:rPr/>
+            </w:pPr>
+            <w:r>
+              <w:rPr/>
+              <w:t>Action utilisateur</w:t>
+            </w:r>
+          </w:p>
+        </w:tc>
+        <w:tc>
+          <w:tcPr>
+            <w:tcW w:w="3213" w:type="dxa"/>
+            <w:tcBorders>
+              <w:top w:val="single" w:sz="4" w:space="0" w:color="000000"/>
+              <w:start w:val="single" w:sz="4" w:space="0" w:color="000000"/>
+              <w:bottom w:val="single" w:sz="4" w:space="0" w:color="000000"/>
+              <w:end w:val="single" w:sz="4" w:space="0" w:color="000000"/>
+            </w:tcBorders>
+          </w:tcPr>
+          <w:p>
+            <w:pPr>
+              <w:pStyle w:val="Contenudetableau"/>
+              <w:bidi w:val="0"/>
+              <w:jc w:val="start"/>
+              <w:rPr/>
+            </w:pPr>
+            <w:r>
+              <w:rPr/>
+              <w:t>Réponse Api</w:t>
+            </w:r>
+          </w:p>
+        </w:tc>
+      </w:tr>
+      <w:tr>
+        <w:trPr/>
+        <w:tc>
+          <w:tcPr>
+            <w:tcW w:w="3212" w:type="dxa"/>
+            <w:tcBorders>
+              <w:start w:val="single" w:sz="4" w:space="0" w:color="000000"/>
+              <w:bottom w:val="single" w:sz="4" w:space="0" w:color="000000"/>
+            </w:tcBorders>
+          </w:tcPr>
+          <w:p>
+            <w:pPr>
+              <w:pStyle w:val="Contenudetableau"/>
+              <w:bidi w:val="0"/>
+              <w:jc w:val="start"/>
+              <w:rPr/>
+            </w:pPr>
+            <w:r>
+              <w:rPr/>
+            </w:r>
+          </w:p>
+        </w:tc>
+        <w:tc>
+          <w:tcPr>
+            <w:tcW w:w="3213" w:type="dxa"/>
+            <w:tcBorders>
+              <w:start w:val="single" w:sz="4" w:space="0" w:color="000000"/>
+              <w:bottom w:val="single" w:sz="4" w:space="0" w:color="000000"/>
+            </w:tcBorders>
+          </w:tcPr>
+          <w:p>
+            <w:pPr>
+              <w:pStyle w:val="Contenudetableau"/>
+              <w:bidi w:val="0"/>
+              <w:jc w:val="start"/>
+              <w:rPr/>
+            </w:pPr>
+            <w:r>
+              <w:rPr/>
+            </w:r>
+          </w:p>
+        </w:tc>
+        <w:tc>
+          <w:tcPr>
+            <w:tcW w:w="3213" w:type="dxa"/>
+            <w:tcBorders>
+              <w:start w:val="single" w:sz="4" w:space="0" w:color="000000"/>
+              <w:bottom w:val="single" w:sz="4" w:space="0" w:color="000000"/>
+              <w:end w:val="single" w:sz="4" w:space="0" w:color="000000"/>
+            </w:tcBorders>
+          </w:tcPr>
+          <w:p>
+            <w:pPr>
+              <w:pStyle w:val="Contenudetableau"/>
+              <w:bidi w:val="0"/>
+              <w:jc w:val="start"/>
+              <w:rPr/>
+            </w:pPr>
+            <w:r>
+              <w:rPr/>
+            </w:r>
+          </w:p>
+        </w:tc>
+      </w:tr>
+      <w:tr>
+        <w:trPr/>
+        <w:tc>
+          <w:tcPr>
+            <w:tcW w:w="3212" w:type="dxa"/>
+            <w:tcBorders>
+              <w:start w:val="single" w:sz="4" w:space="0" w:color="000000"/>
+              <w:bottom w:val="single" w:sz="4" w:space="0" w:color="000000"/>
+            </w:tcBorders>
+          </w:tcPr>
+          <w:p>
+            <w:pPr>
+              <w:pStyle w:val="Contenudetableau"/>
+              <w:bidi w:val="0"/>
+              <w:jc w:val="start"/>
+              <w:rPr/>
+            </w:pPr>
+            <w:r>
+              <w:rPr/>
+            </w:r>
+          </w:p>
+        </w:tc>
+        <w:tc>
+          <w:tcPr>
+            <w:tcW w:w="3213" w:type="dxa"/>
+            <w:tcBorders>
+              <w:start w:val="single" w:sz="4" w:space="0" w:color="000000"/>
+              <w:bottom w:val="single" w:sz="4" w:space="0" w:color="000000"/>
+            </w:tcBorders>
+          </w:tcPr>
+          <w:p>
+            <w:pPr>
+              <w:pStyle w:val="Contenudetableau"/>
+              <w:bidi w:val="0"/>
+              <w:jc w:val="start"/>
+              <w:rPr/>
+            </w:pPr>
+            <w:r>
+              <w:rPr/>
+            </w:r>
+          </w:p>
+        </w:tc>
+        <w:tc>
+          <w:tcPr>
+            <w:tcW w:w="3213" w:type="dxa"/>
+            <w:tcBorders>
+              <w:start w:val="single" w:sz="4" w:space="0" w:color="000000"/>
+              <w:bottom w:val="single" w:sz="4" w:space="0" w:color="000000"/>
+              <w:end w:val="single" w:sz="4" w:space="0" w:color="000000"/>
+            </w:tcBorders>
+          </w:tcPr>
+          <w:p>
+            <w:pPr>
+              <w:pStyle w:val="Contenudetableau"/>
+              <w:bidi w:val="0"/>
+              <w:jc w:val="start"/>
+              <w:rPr/>
+            </w:pPr>
+            <w:r>
+              <w:rPr/>
+            </w:r>
+          </w:p>
+        </w:tc>
+      </w:tr>
+    </w:tbl>
+    <w:p>
+      <w:pPr>
+        <w:pStyle w:val="Normal"/>
+        <w:bidi w:val="0"/>
+        <w:jc w:val="start"/>
+        <w:rPr/>
+      </w:pPr>
+      <w:r>
+        <w:rPr/>
+      </w:r>
+    </w:p>
+    <w:p>
+      <w:pPr>
+        <w:pStyle w:val="Normal"/>
+        <w:bidi w:val="0"/>
+        <w:jc w:val="start"/>
+        <w:rPr/>
+      </w:pPr>
+      <w:r>
+        <w:rPr/>
+        <w:t>Ajout d’un tableau</w:t>
+      </w:r>
+    </w:p>
+    <w:tbl>
+      <w:tblPr>
+        <w:tblW w:w="5000" w:type="pct"/>
+        <w:jc w:val="start"/>
+        <w:tblInd w:w="-5" w:type="dxa"/>
+        <w:tblLayout w:type="fixed"/>
+        <w:tblCellMar>
+          <w:top w:w="55" w:type="dxa"/>
+          <w:start w:w="55" w:type="dxa"/>
+          <w:bottom w:w="55" w:type="dxa"/>
+          <w:end w:w="55" w:type="dxa"/>
+        </w:tblCellMar>
+      </w:tblPr>
+      <w:tblGrid>
+        <w:gridCol w:w="3212"/>
+        <w:gridCol w:w="3213"/>
+        <w:gridCol w:w="3213"/>
+      </w:tblGrid>
+      <w:tr>
+        <w:trPr/>
+        <w:tc>
+          <w:tcPr>
+            <w:tcW w:w="3212" w:type="dxa"/>
+            <w:tcBorders>
+              <w:top w:val="single" w:sz="4" w:space="0" w:color="000000"/>
+              <w:start w:val="single" w:sz="4" w:space="0" w:color="000000"/>
+              <w:bottom w:val="single" w:sz="4" w:space="0" w:color="000000"/>
+            </w:tcBorders>
+          </w:tcPr>
+          <w:p>
+            <w:pPr>
+              <w:pStyle w:val="Contenudetableau"/>
+              <w:bidi w:val="0"/>
+              <w:jc w:val="start"/>
+              <w:rPr/>
+            </w:pPr>
+            <w:r>
+              <w:rPr/>
+              <w:t>Etape</w:t>
+            </w:r>
+          </w:p>
+        </w:tc>
+        <w:tc>
+          <w:tcPr>
+            <w:tcW w:w="3213" w:type="dxa"/>
+            <w:tcBorders>
+              <w:top w:val="single" w:sz="4" w:space="0" w:color="000000"/>
+              <w:start w:val="single" w:sz="4" w:space="0" w:color="000000"/>
+              <w:bottom w:val="single" w:sz="4" w:space="0" w:color="000000"/>
+            </w:tcBorders>
+          </w:tcPr>
+          <w:p>
+            <w:pPr>
+              <w:pStyle w:val="Contenudetableau"/>
+              <w:bidi w:val="0"/>
+              <w:jc w:val="start"/>
+              <w:rPr/>
+            </w:pPr>
+            <w:r>
+              <w:rPr/>
+              <w:t>Action utilisateur</w:t>
+            </w:r>
+          </w:p>
+        </w:tc>
+        <w:tc>
+          <w:tcPr>
+            <w:tcW w:w="3213" w:type="dxa"/>
+            <w:tcBorders>
+              <w:top w:val="single" w:sz="4" w:space="0" w:color="000000"/>
+              <w:start w:val="single" w:sz="4" w:space="0" w:color="000000"/>
+              <w:bottom w:val="single" w:sz="4" w:space="0" w:color="000000"/>
+              <w:end w:val="single" w:sz="4" w:space="0" w:color="000000"/>
+            </w:tcBorders>
+          </w:tcPr>
+          <w:p>
+            <w:pPr>
+              <w:pStyle w:val="Contenudetableau"/>
+              <w:bidi w:val="0"/>
+              <w:jc w:val="start"/>
+              <w:rPr/>
+            </w:pPr>
+            <w:r>
+              <w:rPr/>
+              <w:t>Réponse Api</w:t>
+            </w:r>
+          </w:p>
+        </w:tc>
+      </w:tr>
+      <w:tr>
+        <w:trPr/>
+        <w:tc>
+          <w:tcPr>
+            <w:tcW w:w="3212" w:type="dxa"/>
+            <w:tcBorders>
+              <w:start w:val="single" w:sz="4" w:space="0" w:color="000000"/>
+              <w:bottom w:val="single" w:sz="4" w:space="0" w:color="000000"/>
+            </w:tcBorders>
+          </w:tcPr>
+          <w:p>
+            <w:pPr>
+              <w:pStyle w:val="Contenudetableau"/>
+              <w:bidi w:val="0"/>
+              <w:jc w:val="start"/>
+              <w:rPr/>
+            </w:pPr>
+            <w:r>
+              <w:rPr/>
+            </w:r>
+          </w:p>
+        </w:tc>
+        <w:tc>
+          <w:tcPr>
+            <w:tcW w:w="3213" w:type="dxa"/>
+            <w:tcBorders>
+              <w:start w:val="single" w:sz="4" w:space="0" w:color="000000"/>
+              <w:bottom w:val="single" w:sz="4" w:space="0" w:color="000000"/>
+            </w:tcBorders>
+          </w:tcPr>
+          <w:p>
+            <w:pPr>
+              <w:pStyle w:val="Contenudetableau"/>
+              <w:bidi w:val="0"/>
+              <w:jc w:val="start"/>
+              <w:rPr/>
+            </w:pPr>
+            <w:r>
+              <w:rPr/>
+            </w:r>
+          </w:p>
+        </w:tc>
+        <w:tc>
+          <w:tcPr>
+            <w:tcW w:w="3213" w:type="dxa"/>
+            <w:tcBorders>
+              <w:start w:val="single" w:sz="4" w:space="0" w:color="000000"/>
+              <w:bottom w:val="single" w:sz="4" w:space="0" w:color="000000"/>
+              <w:end w:val="single" w:sz="4" w:space="0" w:color="000000"/>
+            </w:tcBorders>
+          </w:tcPr>
+          <w:p>
+            <w:pPr>
+              <w:pStyle w:val="Contenudetableau"/>
+              <w:bidi w:val="0"/>
+              <w:jc w:val="start"/>
+              <w:rPr/>
+            </w:pPr>
+            <w:r>
+              <w:rPr/>
+            </w:r>
+          </w:p>
+        </w:tc>
+      </w:tr>
+      <w:tr>
+        <w:trPr/>
+        <w:tc>
+          <w:tcPr>
+            <w:tcW w:w="3212" w:type="dxa"/>
+            <w:tcBorders>
+              <w:start w:val="single" w:sz="4" w:space="0" w:color="000000"/>
+              <w:bottom w:val="single" w:sz="4" w:space="0" w:color="000000"/>
+            </w:tcBorders>
+          </w:tcPr>
+          <w:p>
+            <w:pPr>
+              <w:pStyle w:val="Contenudetableau"/>
+              <w:bidi w:val="0"/>
+              <w:jc w:val="start"/>
+              <w:rPr/>
+            </w:pPr>
+            <w:r>
+              <w:rPr/>
+            </w:r>
+          </w:p>
+        </w:tc>
+        <w:tc>
+          <w:tcPr>
+            <w:tcW w:w="3213" w:type="dxa"/>
+            <w:tcBorders>
+              <w:start w:val="single" w:sz="4" w:space="0" w:color="000000"/>
+              <w:bottom w:val="single" w:sz="4" w:space="0" w:color="000000"/>
+            </w:tcBorders>
+          </w:tcPr>
+          <w:p>
+            <w:pPr>
+              <w:pStyle w:val="Contenudetableau"/>
+              <w:bidi w:val="0"/>
+              <w:jc w:val="start"/>
+              <w:rPr/>
+            </w:pPr>
+            <w:r>
+              <w:rPr/>
+            </w:r>
+          </w:p>
+        </w:tc>
+        <w:tc>
+          <w:tcPr>
+            <w:tcW w:w="3213" w:type="dxa"/>
+            <w:tcBorders>
+              <w:start w:val="single" w:sz="4" w:space="0" w:color="000000"/>
+              <w:bottom w:val="single" w:sz="4" w:space="0" w:color="000000"/>
+              <w:end w:val="single" w:sz="4" w:space="0" w:color="000000"/>
+            </w:tcBorders>
+          </w:tcPr>
+          <w:p>
+            <w:pPr>
+              <w:pStyle w:val="Contenudetableau"/>
+              <w:bidi w:val="0"/>
+              <w:jc w:val="start"/>
+              <w:rPr/>
+            </w:pPr>
+            <w:r>
+              <w:rPr/>
+            </w:r>
+          </w:p>
+        </w:tc>
+      </w:tr>
+    </w:tbl>
+    <w:p>
+      <w:pPr>
+        <w:pStyle w:val="Normal"/>
+        <w:bidi w:val="0"/>
+        <w:jc w:val="start"/>
+        <w:rPr/>
+      </w:pPr>
+      <w:r>
+        <w:rPr/>
+      </w:r>
+    </w:p>
+    <w:p>
+      <w:pPr>
+        <w:pStyle w:val="Normal"/>
+        <w:bidi w:val="0"/>
+        <w:jc w:val="start"/>
+        <w:rPr/>
+      </w:pPr>
+      <w:r>
+        <w:rPr/>
+        <w:t>Ajout d’une liste</w:t>
+      </w:r>
+    </w:p>
+    <w:tbl>
+      <w:tblPr>
+        <w:tblW w:w="5000" w:type="pct"/>
+        <w:jc w:val="start"/>
+        <w:tblInd w:w="-5" w:type="dxa"/>
+        <w:tblLayout w:type="fixed"/>
+        <w:tblCellMar>
+          <w:top w:w="55" w:type="dxa"/>
+          <w:start w:w="55" w:type="dxa"/>
+          <w:bottom w:w="55" w:type="dxa"/>
+          <w:end w:w="55" w:type="dxa"/>
+        </w:tblCellMar>
+      </w:tblPr>
+      <w:tblGrid>
+        <w:gridCol w:w="3212"/>
+        <w:gridCol w:w="3213"/>
+        <w:gridCol w:w="3213"/>
+      </w:tblGrid>
+      <w:tr>
+        <w:trPr/>
+        <w:tc>
+          <w:tcPr>
+            <w:tcW w:w="3212" w:type="dxa"/>
+            <w:tcBorders>
+              <w:top w:val="single" w:sz="4" w:space="0" w:color="000000"/>
+              <w:start w:val="single" w:sz="4" w:space="0" w:color="000000"/>
+              <w:bottom w:val="single" w:sz="4" w:space="0" w:color="000000"/>
+            </w:tcBorders>
+          </w:tcPr>
+          <w:p>
+            <w:pPr>
+              <w:pStyle w:val="Contenudetableau"/>
+              <w:bidi w:val="0"/>
+              <w:jc w:val="start"/>
+              <w:rPr/>
+            </w:pPr>
+            <w:r>
+              <w:rPr/>
+              <w:t>Etape</w:t>
+            </w:r>
+          </w:p>
+        </w:tc>
+        <w:tc>
+          <w:tcPr>
+            <w:tcW w:w="3213" w:type="dxa"/>
+            <w:tcBorders>
+              <w:top w:val="single" w:sz="4" w:space="0" w:color="000000"/>
+              <w:start w:val="single" w:sz="4" w:space="0" w:color="000000"/>
+              <w:bottom w:val="single" w:sz="4" w:space="0" w:color="000000"/>
+            </w:tcBorders>
+          </w:tcPr>
+          <w:p>
+            <w:pPr>
+              <w:pStyle w:val="Contenudetableau"/>
+              <w:bidi w:val="0"/>
+              <w:jc w:val="start"/>
+              <w:rPr/>
+            </w:pPr>
+            <w:r>
+              <w:rPr/>
+              <w:t>Action utilisateur</w:t>
+            </w:r>
+          </w:p>
+        </w:tc>
+        <w:tc>
+          <w:tcPr>
+            <w:tcW w:w="3213" w:type="dxa"/>
+            <w:tcBorders>
+              <w:top w:val="single" w:sz="4" w:space="0" w:color="000000"/>
+              <w:start w:val="single" w:sz="4" w:space="0" w:color="000000"/>
+              <w:bottom w:val="single" w:sz="4" w:space="0" w:color="000000"/>
+              <w:end w:val="single" w:sz="4" w:space="0" w:color="000000"/>
+            </w:tcBorders>
+          </w:tcPr>
+          <w:p>
+            <w:pPr>
+              <w:pStyle w:val="Contenudetableau"/>
+              <w:bidi w:val="0"/>
+              <w:jc w:val="start"/>
+              <w:rPr/>
+            </w:pPr>
+            <w:r>
+              <w:rPr/>
+              <w:t>Réponse Api</w:t>
+            </w:r>
+          </w:p>
+        </w:tc>
+      </w:tr>
+      <w:tr>
+        <w:trPr/>
+        <w:tc>
+          <w:tcPr>
+            <w:tcW w:w="3212" w:type="dxa"/>
+            <w:tcBorders>
+              <w:start w:val="single" w:sz="4" w:space="0" w:color="000000"/>
+              <w:bottom w:val="single" w:sz="4" w:space="0" w:color="000000"/>
+            </w:tcBorders>
+          </w:tcPr>
+          <w:p>
+            <w:pPr>
+              <w:pStyle w:val="Contenudetableau"/>
+              <w:bidi w:val="0"/>
+              <w:jc w:val="start"/>
+              <w:rPr/>
+            </w:pPr>
+            <w:r>
+              <w:rPr/>
+            </w:r>
+          </w:p>
+        </w:tc>
+        <w:tc>
+          <w:tcPr>
+            <w:tcW w:w="3213" w:type="dxa"/>
+            <w:tcBorders>
+              <w:start w:val="single" w:sz="4" w:space="0" w:color="000000"/>
+              <w:bottom w:val="single" w:sz="4" w:space="0" w:color="000000"/>
+            </w:tcBorders>
+          </w:tcPr>
+          <w:p>
+            <w:pPr>
+              <w:pStyle w:val="Contenudetableau"/>
+              <w:bidi w:val="0"/>
+              <w:jc w:val="start"/>
+              <w:rPr/>
+            </w:pPr>
+            <w:r>
+              <w:rPr/>
+            </w:r>
+          </w:p>
+        </w:tc>
+        <w:tc>
+          <w:tcPr>
+            <w:tcW w:w="3213" w:type="dxa"/>
+            <w:tcBorders>
+              <w:start w:val="single" w:sz="4" w:space="0" w:color="000000"/>
+              <w:bottom w:val="single" w:sz="4" w:space="0" w:color="000000"/>
+              <w:end w:val="single" w:sz="4" w:space="0" w:color="000000"/>
+            </w:tcBorders>
+          </w:tcPr>
+          <w:p>
+            <w:pPr>
+              <w:pStyle w:val="Contenudetableau"/>
+              <w:bidi w:val="0"/>
+              <w:jc w:val="start"/>
+              <w:rPr/>
+            </w:pPr>
+            <w:r>
+              <w:rPr/>
+            </w:r>
+          </w:p>
+        </w:tc>
+      </w:tr>
+      <w:tr>
+        <w:trPr/>
+        <w:tc>
+          <w:tcPr>
+            <w:tcW w:w="3212" w:type="dxa"/>
+            <w:tcBorders>
+              <w:start w:val="single" w:sz="4" w:space="0" w:color="000000"/>
+              <w:bottom w:val="single" w:sz="4" w:space="0" w:color="000000"/>
+            </w:tcBorders>
+          </w:tcPr>
+          <w:p>
+            <w:pPr>
+              <w:pStyle w:val="Contenudetableau"/>
+              <w:bidi w:val="0"/>
+              <w:jc w:val="start"/>
+              <w:rPr/>
+            </w:pPr>
+            <w:r>
+              <w:rPr/>
+            </w:r>
+          </w:p>
+        </w:tc>
+        <w:tc>
+          <w:tcPr>
+            <w:tcW w:w="3213" w:type="dxa"/>
+            <w:tcBorders>
+              <w:start w:val="single" w:sz="4" w:space="0" w:color="000000"/>
+              <w:bottom w:val="single" w:sz="4" w:space="0" w:color="000000"/>
+            </w:tcBorders>
+          </w:tcPr>
+          <w:p>
+            <w:pPr>
+              <w:pStyle w:val="Contenudetableau"/>
+              <w:bidi w:val="0"/>
+              <w:jc w:val="start"/>
+              <w:rPr/>
+            </w:pPr>
+            <w:r>
+              <w:rPr/>
+            </w:r>
+          </w:p>
+        </w:tc>
+        <w:tc>
+          <w:tcPr>
+            <w:tcW w:w="3213" w:type="dxa"/>
+            <w:tcBorders>
+              <w:start w:val="single" w:sz="4" w:space="0" w:color="000000"/>
+              <w:bottom w:val="single" w:sz="4" w:space="0" w:color="000000"/>
+              <w:end w:val="single" w:sz="4" w:space="0" w:color="000000"/>
+            </w:tcBorders>
+          </w:tcPr>
+          <w:p>
+            <w:pPr>
+              <w:pStyle w:val="Contenudetableau"/>
+              <w:bidi w:val="0"/>
+              <w:jc w:val="start"/>
+              <w:rPr/>
+            </w:pPr>
+            <w:r>
+              <w:rPr/>
+            </w:r>
+          </w:p>
+        </w:tc>
+      </w:tr>
+    </w:tbl>
+    <w:p>
+      <w:pPr>
+        <w:pStyle w:val="Normal"/>
+        <w:bidi w:val="0"/>
+        <w:jc w:val="start"/>
+        <w:rPr/>
+      </w:pPr>
+      <w:r>
+        <w:rPr/>
+      </w:r>
+    </w:p>
+    <w:p>
+      <w:pPr>
+        <w:pStyle w:val="Normal"/>
+        <w:bidi w:val="0"/>
+        <w:jc w:val="start"/>
+        <w:rPr/>
+      </w:pPr>
+      <w:r>
+        <w:rPr/>
+        <w:t>Ajout d’une carte</w:t>
+      </w:r>
+    </w:p>
+    <w:tbl>
+      <w:tblPr>
+        <w:tblW w:w="5000" w:type="pct"/>
+        <w:jc w:val="start"/>
+        <w:tblInd w:w="-5" w:type="dxa"/>
+        <w:tblLayout w:type="fixed"/>
+        <w:tblCellMar>
+          <w:top w:w="55" w:type="dxa"/>
+          <w:start w:w="55" w:type="dxa"/>
+          <w:bottom w:w="55" w:type="dxa"/>
+          <w:end w:w="55" w:type="dxa"/>
+        </w:tblCellMar>
+      </w:tblPr>
+      <w:tblGrid>
+        <w:gridCol w:w="3212"/>
+        <w:gridCol w:w="3213"/>
+        <w:gridCol w:w="3213"/>
+      </w:tblGrid>
+      <w:tr>
+        <w:trPr/>
+        <w:tc>
+          <w:tcPr>
+            <w:tcW w:w="3212" w:type="dxa"/>
+            <w:tcBorders>
+              <w:top w:val="single" w:sz="4" w:space="0" w:color="000000"/>
+              <w:start w:val="single" w:sz="4" w:space="0" w:color="000000"/>
+              <w:bottom w:val="single" w:sz="4" w:space="0" w:color="000000"/>
+            </w:tcBorders>
+          </w:tcPr>
+          <w:p>
+            <w:pPr>
+              <w:pStyle w:val="Contenudetableau"/>
+              <w:bidi w:val="0"/>
+              <w:jc w:val="start"/>
+              <w:rPr/>
+            </w:pPr>
+            <w:r>
+              <w:rPr/>
+              <w:t>Etape</w:t>
+            </w:r>
+          </w:p>
+        </w:tc>
+        <w:tc>
+          <w:tcPr>
+            <w:tcW w:w="3213" w:type="dxa"/>
+            <w:tcBorders>
+              <w:top w:val="single" w:sz="4" w:space="0" w:color="000000"/>
+              <w:start w:val="single" w:sz="4" w:space="0" w:color="000000"/>
+              <w:bottom w:val="single" w:sz="4" w:space="0" w:color="000000"/>
+            </w:tcBorders>
+          </w:tcPr>
+          <w:p>
+            <w:pPr>
+              <w:pStyle w:val="Contenudetableau"/>
+              <w:bidi w:val="0"/>
+              <w:jc w:val="start"/>
+              <w:rPr/>
+            </w:pPr>
+            <w:r>
+              <w:rPr/>
+              <w:t>Action utilisateur</w:t>
+            </w:r>
+          </w:p>
+        </w:tc>
+        <w:tc>
+          <w:tcPr>
+            <w:tcW w:w="3213" w:type="dxa"/>
+            <w:tcBorders>
+              <w:top w:val="single" w:sz="4" w:space="0" w:color="000000"/>
+              <w:start w:val="single" w:sz="4" w:space="0" w:color="000000"/>
+              <w:bottom w:val="single" w:sz="4" w:space="0" w:color="000000"/>
+              <w:end w:val="single" w:sz="4" w:space="0" w:color="000000"/>
+            </w:tcBorders>
+          </w:tcPr>
+          <w:p>
+            <w:pPr>
+              <w:pStyle w:val="Contenudetableau"/>
+              <w:bidi w:val="0"/>
+              <w:jc w:val="start"/>
+              <w:rPr/>
+            </w:pPr>
+            <w:r>
+              <w:rPr/>
+              <w:t>Réponse Api</w:t>
+            </w:r>
+          </w:p>
+        </w:tc>
+      </w:tr>
+      <w:tr>
+        <w:trPr/>
+        <w:tc>
+          <w:tcPr>
+            <w:tcW w:w="3212" w:type="dxa"/>
+            <w:tcBorders>
+              <w:start w:val="single" w:sz="4" w:space="0" w:color="000000"/>
+              <w:bottom w:val="single" w:sz="4" w:space="0" w:color="000000"/>
+            </w:tcBorders>
+          </w:tcPr>
+          <w:p>
+            <w:pPr>
+              <w:pStyle w:val="Contenudetableau"/>
+              <w:bidi w:val="0"/>
+              <w:jc w:val="start"/>
+              <w:rPr/>
+            </w:pPr>
+            <w:r>
+              <w:rPr/>
+            </w:r>
+          </w:p>
+        </w:tc>
+        <w:tc>
+          <w:tcPr>
+            <w:tcW w:w="3213" w:type="dxa"/>
+            <w:tcBorders>
+              <w:start w:val="single" w:sz="4" w:space="0" w:color="000000"/>
+              <w:bottom w:val="single" w:sz="4" w:space="0" w:color="000000"/>
+            </w:tcBorders>
+          </w:tcPr>
+          <w:p>
+            <w:pPr>
+              <w:pStyle w:val="Contenudetableau"/>
+              <w:bidi w:val="0"/>
+              <w:jc w:val="start"/>
+              <w:rPr/>
+            </w:pPr>
+            <w:r>
+              <w:rPr/>
+            </w:r>
+          </w:p>
+        </w:tc>
+        <w:tc>
+          <w:tcPr>
+            <w:tcW w:w="3213" w:type="dxa"/>
+            <w:tcBorders>
+              <w:start w:val="single" w:sz="4" w:space="0" w:color="000000"/>
+              <w:bottom w:val="single" w:sz="4" w:space="0" w:color="000000"/>
+              <w:end w:val="single" w:sz="4" w:space="0" w:color="000000"/>
+            </w:tcBorders>
+          </w:tcPr>
+          <w:p>
+            <w:pPr>
+              <w:pStyle w:val="Contenudetableau"/>
+              <w:bidi w:val="0"/>
+              <w:jc w:val="start"/>
+              <w:rPr/>
+            </w:pPr>
+            <w:r>
+              <w:rPr/>
+            </w:r>
+          </w:p>
+        </w:tc>
+      </w:tr>
+      <w:tr>
+        <w:trPr/>
+        <w:tc>
+          <w:tcPr>
+            <w:tcW w:w="3212" w:type="dxa"/>
+            <w:tcBorders>
+              <w:start w:val="single" w:sz="4" w:space="0" w:color="000000"/>
+              <w:bottom w:val="single" w:sz="4" w:space="0" w:color="000000"/>
+            </w:tcBorders>
+          </w:tcPr>
+          <w:p>
+            <w:pPr>
+              <w:pStyle w:val="Contenudetableau"/>
+              <w:bidi w:val="0"/>
+              <w:jc w:val="start"/>
+              <w:rPr/>
+            </w:pPr>
+            <w:r>
+              <w:rPr/>
+            </w:r>
+          </w:p>
+        </w:tc>
+        <w:tc>
+          <w:tcPr>
+            <w:tcW w:w="3213" w:type="dxa"/>
+            <w:tcBorders>
+              <w:start w:val="single" w:sz="4" w:space="0" w:color="000000"/>
+              <w:bottom w:val="single" w:sz="4" w:space="0" w:color="000000"/>
+            </w:tcBorders>
+          </w:tcPr>
+          <w:p>
+            <w:pPr>
+              <w:pStyle w:val="Contenudetableau"/>
+              <w:bidi w:val="0"/>
+              <w:jc w:val="start"/>
+              <w:rPr/>
+            </w:pPr>
+            <w:r>
+              <w:rPr/>
+            </w:r>
+          </w:p>
+        </w:tc>
+        <w:tc>
+          <w:tcPr>
+            <w:tcW w:w="3213" w:type="dxa"/>
+            <w:tcBorders>
+              <w:start w:val="single" w:sz="4" w:space="0" w:color="000000"/>
+              <w:bottom w:val="single" w:sz="4" w:space="0" w:color="000000"/>
+              <w:end w:val="single" w:sz="4" w:space="0" w:color="000000"/>
+            </w:tcBorders>
+          </w:tcPr>
+          <w:p>
+            <w:pPr>
+              <w:pStyle w:val="Contenudetableau"/>
+              <w:bidi w:val="0"/>
+              <w:jc w:val="start"/>
+              <w:rPr/>
+            </w:pPr>
+            <w:r>
+              <w:rPr/>
+            </w:r>
+          </w:p>
+        </w:tc>
+      </w:tr>
+    </w:tbl>
+    <w:p>
+      <w:pPr>
+        <w:pStyle w:val="Normal"/>
+        <w:bidi w:val="0"/>
+        <w:jc w:val="start"/>
+        <w:rPr/>
+      </w:pPr>
+      <w:r>
+        <w:rPr/>
+      </w:r>
+    </w:p>
+    <w:p>
+      <w:pPr>
+        <w:pStyle w:val="Normal"/>
+        <w:bidi w:val="0"/>
+        <w:jc w:val="start"/>
+        <w:rPr/>
+      </w:pPr>
+      <w:r>
+        <w:rPr/>
+        <w:t>Ajout d’une étiquette</w:t>
+      </w:r>
+    </w:p>
+    <w:tbl>
+      <w:tblPr>
+        <w:tblW w:w="5000" w:type="pct"/>
+        <w:jc w:val="start"/>
+        <w:tblInd w:w="-5" w:type="dxa"/>
+        <w:tblLayout w:type="fixed"/>
+        <w:tblCellMar>
+          <w:top w:w="55" w:type="dxa"/>
+          <w:start w:w="55" w:type="dxa"/>
+          <w:bottom w:w="55" w:type="dxa"/>
+          <w:end w:w="55" w:type="dxa"/>
+        </w:tblCellMar>
+      </w:tblPr>
+      <w:tblGrid>
+        <w:gridCol w:w="3212"/>
+        <w:gridCol w:w="3213"/>
+        <w:gridCol w:w="3213"/>
+      </w:tblGrid>
+      <w:tr>
+        <w:trPr/>
+        <w:tc>
+          <w:tcPr>
+            <w:tcW w:w="3212" w:type="dxa"/>
+            <w:tcBorders>
+              <w:top w:val="single" w:sz="4" w:space="0" w:color="000000"/>
+              <w:start w:val="single" w:sz="4" w:space="0" w:color="000000"/>
+              <w:bottom w:val="single" w:sz="4" w:space="0" w:color="000000"/>
+            </w:tcBorders>
+          </w:tcPr>
+          <w:p>
+            <w:pPr>
+              <w:pStyle w:val="Contenudetableau"/>
+              <w:bidi w:val="0"/>
+              <w:jc w:val="start"/>
+              <w:rPr/>
+            </w:pPr>
+            <w:r>
+              <w:rPr/>
+              <w:t>Etape</w:t>
+            </w:r>
+          </w:p>
+        </w:tc>
+        <w:tc>
+          <w:tcPr>
+            <w:tcW w:w="3213" w:type="dxa"/>
+            <w:tcBorders>
+              <w:top w:val="single" w:sz="4" w:space="0" w:color="000000"/>
+              <w:start w:val="single" w:sz="4" w:space="0" w:color="000000"/>
+              <w:bottom w:val="single" w:sz="4" w:space="0" w:color="000000"/>
+            </w:tcBorders>
+          </w:tcPr>
+          <w:p>
+            <w:pPr>
+              <w:pStyle w:val="Contenudetableau"/>
+              <w:bidi w:val="0"/>
+              <w:jc w:val="start"/>
+              <w:rPr/>
+            </w:pPr>
+            <w:r>
+              <w:rPr/>
+              <w:t>Action utilisateur</w:t>
+            </w:r>
+          </w:p>
+        </w:tc>
+        <w:tc>
+          <w:tcPr>
+            <w:tcW w:w="3213" w:type="dxa"/>
+            <w:tcBorders>
+              <w:top w:val="single" w:sz="4" w:space="0" w:color="000000"/>
+              <w:start w:val="single" w:sz="4" w:space="0" w:color="000000"/>
+              <w:bottom w:val="single" w:sz="4" w:space="0" w:color="000000"/>
+              <w:end w:val="single" w:sz="4" w:space="0" w:color="000000"/>
+            </w:tcBorders>
+          </w:tcPr>
+          <w:p>
+            <w:pPr>
+              <w:pStyle w:val="Contenudetableau"/>
+              <w:bidi w:val="0"/>
+              <w:jc w:val="start"/>
+              <w:rPr/>
+            </w:pPr>
+            <w:r>
+              <w:rPr/>
+              <w:t>Réponse Api</w:t>
+            </w:r>
+          </w:p>
+        </w:tc>
+      </w:tr>
+      <w:tr>
+        <w:trPr/>
+        <w:tc>
+          <w:tcPr>
+            <w:tcW w:w="3212" w:type="dxa"/>
+            <w:tcBorders>
+              <w:start w:val="single" w:sz="4" w:space="0" w:color="000000"/>
+              <w:bottom w:val="single" w:sz="4" w:space="0" w:color="000000"/>
+            </w:tcBorders>
+          </w:tcPr>
+          <w:p>
+            <w:pPr>
+              <w:pStyle w:val="Contenudetableau"/>
+              <w:bidi w:val="0"/>
+              <w:jc w:val="start"/>
+              <w:rPr/>
+            </w:pPr>
+            <w:r>
+              <w:rPr/>
+            </w:r>
+          </w:p>
+        </w:tc>
+        <w:tc>
+          <w:tcPr>
+            <w:tcW w:w="3213" w:type="dxa"/>
+            <w:tcBorders>
+              <w:start w:val="single" w:sz="4" w:space="0" w:color="000000"/>
+              <w:bottom w:val="single" w:sz="4" w:space="0" w:color="000000"/>
+            </w:tcBorders>
+          </w:tcPr>
+          <w:p>
+            <w:pPr>
+              <w:pStyle w:val="Contenudetableau"/>
+              <w:bidi w:val="0"/>
+              <w:jc w:val="start"/>
+              <w:rPr/>
+            </w:pPr>
+            <w:r>
+              <w:rPr/>
+            </w:r>
+          </w:p>
+        </w:tc>
+        <w:tc>
+          <w:tcPr>
+            <w:tcW w:w="3213" w:type="dxa"/>
+            <w:tcBorders>
+              <w:start w:val="single" w:sz="4" w:space="0" w:color="000000"/>
+              <w:bottom w:val="single" w:sz="4" w:space="0" w:color="000000"/>
+              <w:end w:val="single" w:sz="4" w:space="0" w:color="000000"/>
+            </w:tcBorders>
+          </w:tcPr>
+          <w:p>
+            <w:pPr>
+              <w:pStyle w:val="Contenudetableau"/>
+              <w:bidi w:val="0"/>
+              <w:jc w:val="start"/>
+              <w:rPr/>
+            </w:pPr>
+            <w:r>
+              <w:rPr/>
+            </w:r>
+          </w:p>
+        </w:tc>
+      </w:tr>
+      <w:tr>
+        <w:trPr/>
+        <w:tc>
+          <w:tcPr>
+            <w:tcW w:w="3212" w:type="dxa"/>
+            <w:tcBorders>
+              <w:start w:val="single" w:sz="4" w:space="0" w:color="000000"/>
+              <w:bottom w:val="single" w:sz="4" w:space="0" w:color="000000"/>
+            </w:tcBorders>
+          </w:tcPr>
+          <w:p>
+            <w:pPr>
+              <w:pStyle w:val="Contenudetableau"/>
+              <w:bidi w:val="0"/>
+              <w:jc w:val="start"/>
+              <w:rPr/>
+            </w:pPr>
+            <w:r>
+              <w:rPr/>
+            </w:r>
+          </w:p>
+        </w:tc>
+        <w:tc>
+          <w:tcPr>
+            <w:tcW w:w="3213" w:type="dxa"/>
+            <w:tcBorders>
+              <w:start w:val="single" w:sz="4" w:space="0" w:color="000000"/>
+              <w:bottom w:val="single" w:sz="4" w:space="0" w:color="000000"/>
+            </w:tcBorders>
+          </w:tcPr>
+          <w:p>
+            <w:pPr>
+              <w:pStyle w:val="Contenudetableau"/>
+              <w:bidi w:val="0"/>
+              <w:jc w:val="start"/>
+              <w:rPr/>
+            </w:pPr>
+            <w:r>
+              <w:rPr/>
+            </w:r>
+          </w:p>
+        </w:tc>
+        <w:tc>
+          <w:tcPr>
+            <w:tcW w:w="3213" w:type="dxa"/>
+            <w:tcBorders>
+              <w:start w:val="single" w:sz="4" w:space="0" w:color="000000"/>
+              <w:bottom w:val="single" w:sz="4" w:space="0" w:color="000000"/>
+              <w:end w:val="single" w:sz="4" w:space="0" w:color="000000"/>
+            </w:tcBorders>
+          </w:tcPr>
+          <w:p>
+            <w:pPr>
+              <w:pStyle w:val="Contenudetableau"/>
+              <w:bidi w:val="0"/>
+              <w:jc w:val="start"/>
+              <w:rPr/>
+            </w:pPr>
+            <w:r>
+              <w:rPr/>
+            </w:r>
+          </w:p>
+        </w:tc>
+      </w:tr>
+    </w:tbl>
+    <w:p>
+      <w:pPr>
+        <w:pStyle w:val="Normal"/>
+        <w:bidi w:val="0"/>
+        <w:jc w:val="start"/>
+        <w:rPr/>
+      </w:pPr>
+      <w:r>
+        <w:rPr/>
+      </w:r>
+    </w:p>
+    <w:p>
+      <w:pPr>
+        <w:pStyle w:val="Normal"/>
+        <w:bidi w:val="0"/>
+        <w:jc w:val="start"/>
+        <w:rPr/>
+      </w:pPr>
+      <w:r>
+        <w:rPr/>
+        <w:t>Ajout de commentaires</w:t>
+      </w:r>
+    </w:p>
+    <w:tbl>
+      <w:tblPr>
+        <w:tblW w:w="5000" w:type="pct"/>
+        <w:jc w:val="start"/>
+        <w:tblInd w:w="-5" w:type="dxa"/>
+        <w:tblLayout w:type="fixed"/>
+        <w:tblCellMar>
+          <w:top w:w="55" w:type="dxa"/>
+          <w:start w:w="55" w:type="dxa"/>
+          <w:bottom w:w="55" w:type="dxa"/>
+          <w:end w:w="55" w:type="dxa"/>
+        </w:tblCellMar>
+      </w:tblPr>
+      <w:tblGrid>
+        <w:gridCol w:w="3212"/>
+        <w:gridCol w:w="3213"/>
+        <w:gridCol w:w="3213"/>
+      </w:tblGrid>
+      <w:tr>
+        <w:trPr/>
+        <w:tc>
+          <w:tcPr>
+            <w:tcW w:w="3212" w:type="dxa"/>
+            <w:tcBorders>
+              <w:top w:val="single" w:sz="4" w:space="0" w:color="000000"/>
+              <w:start w:val="single" w:sz="4" w:space="0" w:color="000000"/>
+              <w:bottom w:val="single" w:sz="4" w:space="0" w:color="000000"/>
+            </w:tcBorders>
+          </w:tcPr>
+          <w:p>
+            <w:pPr>
+              <w:pStyle w:val="Contenudetableau"/>
+              <w:bidi w:val="0"/>
+              <w:jc w:val="start"/>
+              <w:rPr/>
+            </w:pPr>
+            <w:r>
+              <w:rPr/>
+              <w:t>Etape</w:t>
+            </w:r>
+          </w:p>
+        </w:tc>
+        <w:tc>
+          <w:tcPr>
+            <w:tcW w:w="3213" w:type="dxa"/>
+            <w:tcBorders>
+              <w:top w:val="single" w:sz="4" w:space="0" w:color="000000"/>
+              <w:start w:val="single" w:sz="4" w:space="0" w:color="000000"/>
+              <w:bottom w:val="single" w:sz="4" w:space="0" w:color="000000"/>
+            </w:tcBorders>
+          </w:tcPr>
+          <w:p>
+            <w:pPr>
+              <w:pStyle w:val="Contenudetableau"/>
+              <w:bidi w:val="0"/>
+              <w:jc w:val="start"/>
+              <w:rPr/>
+            </w:pPr>
+            <w:r>
+              <w:rPr/>
+              <w:t>Action utilisateur</w:t>
+            </w:r>
+          </w:p>
+        </w:tc>
+        <w:tc>
+          <w:tcPr>
+            <w:tcW w:w="3213" w:type="dxa"/>
+            <w:tcBorders>
+              <w:top w:val="single" w:sz="4" w:space="0" w:color="000000"/>
+              <w:start w:val="single" w:sz="4" w:space="0" w:color="000000"/>
+              <w:bottom w:val="single" w:sz="4" w:space="0" w:color="000000"/>
+              <w:end w:val="single" w:sz="4" w:space="0" w:color="000000"/>
+            </w:tcBorders>
+          </w:tcPr>
+          <w:p>
+            <w:pPr>
+              <w:pStyle w:val="Contenudetableau"/>
+              <w:bidi w:val="0"/>
+              <w:jc w:val="start"/>
+              <w:rPr/>
+            </w:pPr>
+            <w:r>
+              <w:rPr/>
+              <w:t>Réponse Api</w:t>
+            </w:r>
+          </w:p>
+        </w:tc>
+      </w:tr>
+      <w:tr>
+        <w:trPr/>
+        <w:tc>
+          <w:tcPr>
+            <w:tcW w:w="3212" w:type="dxa"/>
+            <w:tcBorders>
+              <w:start w:val="single" w:sz="4" w:space="0" w:color="000000"/>
+              <w:bottom w:val="single" w:sz="4" w:space="0" w:color="000000"/>
+            </w:tcBorders>
+          </w:tcPr>
+          <w:p>
+            <w:pPr>
+              <w:pStyle w:val="Contenudetableau"/>
+              <w:bidi w:val="0"/>
+              <w:jc w:val="start"/>
+              <w:rPr/>
+            </w:pPr>
+            <w:r>
+              <w:rPr/>
+            </w:r>
+          </w:p>
+        </w:tc>
+        <w:tc>
+          <w:tcPr>
+            <w:tcW w:w="3213" w:type="dxa"/>
+            <w:tcBorders>
+              <w:start w:val="single" w:sz="4" w:space="0" w:color="000000"/>
+              <w:bottom w:val="single" w:sz="4" w:space="0" w:color="000000"/>
+            </w:tcBorders>
+          </w:tcPr>
+          <w:p>
+            <w:pPr>
+              <w:pStyle w:val="Contenudetableau"/>
+              <w:bidi w:val="0"/>
+              <w:jc w:val="start"/>
+              <w:rPr/>
+            </w:pPr>
+            <w:r>
+              <w:rPr/>
+            </w:r>
+          </w:p>
+        </w:tc>
+        <w:tc>
+          <w:tcPr>
+            <w:tcW w:w="3213" w:type="dxa"/>
+            <w:tcBorders>
+              <w:start w:val="single" w:sz="4" w:space="0" w:color="000000"/>
+              <w:bottom w:val="single" w:sz="4" w:space="0" w:color="000000"/>
+              <w:end w:val="single" w:sz="4" w:space="0" w:color="000000"/>
+            </w:tcBorders>
+          </w:tcPr>
+          <w:p>
+            <w:pPr>
+              <w:pStyle w:val="Contenudetableau"/>
+              <w:bidi w:val="0"/>
+              <w:jc w:val="start"/>
+              <w:rPr/>
+            </w:pPr>
+            <w:r>
+              <w:rPr/>
+            </w:r>
+          </w:p>
+        </w:tc>
+      </w:tr>
+      <w:tr>
+        <w:trPr/>
+        <w:tc>
+          <w:tcPr>
+            <w:tcW w:w="3212" w:type="dxa"/>
+            <w:tcBorders>
+              <w:start w:val="single" w:sz="4" w:space="0" w:color="000000"/>
+              <w:bottom w:val="single" w:sz="4" w:space="0" w:color="000000"/>
+            </w:tcBorders>
+          </w:tcPr>
+          <w:p>
+            <w:pPr>
+              <w:pStyle w:val="Contenudetableau"/>
+              <w:bidi w:val="0"/>
+              <w:jc w:val="start"/>
+              <w:rPr/>
+            </w:pPr>
+            <w:r>
+              <w:rPr/>
+            </w:r>
+          </w:p>
+        </w:tc>
+        <w:tc>
+          <w:tcPr>
+            <w:tcW w:w="3213" w:type="dxa"/>
+            <w:tcBorders>
+              <w:start w:val="single" w:sz="4" w:space="0" w:color="000000"/>
+              <w:bottom w:val="single" w:sz="4" w:space="0" w:color="000000"/>
+            </w:tcBorders>
+          </w:tcPr>
+          <w:p>
+            <w:pPr>
+              <w:pStyle w:val="Contenudetableau"/>
+              <w:bidi w:val="0"/>
+              <w:jc w:val="start"/>
+              <w:rPr/>
+            </w:pPr>
+            <w:r>
+              <w:rPr/>
+            </w:r>
+          </w:p>
+        </w:tc>
+        <w:tc>
+          <w:tcPr>
+            <w:tcW w:w="3213" w:type="dxa"/>
+            <w:tcBorders>
+              <w:start w:val="single" w:sz="4" w:space="0" w:color="000000"/>
+              <w:bottom w:val="single" w:sz="4" w:space="0" w:color="000000"/>
+              <w:end w:val="single" w:sz="4" w:space="0" w:color="000000"/>
+            </w:tcBorders>
+          </w:tcPr>
+          <w:p>
+            <w:pPr>
+              <w:pStyle w:val="Contenudetableau"/>
+              <w:bidi w:val="0"/>
+              <w:jc w:val="start"/>
+              <w:rPr/>
+            </w:pPr>
+            <w:r>
+              <w:rPr/>
+            </w:r>
+          </w:p>
+        </w:tc>
+      </w:tr>
+    </w:tbl>
+    <w:p>
+      <w:pPr>
+        <w:pStyle w:val="Normal"/>
+        <w:bidi w:val="0"/>
+        <w:jc w:val="start"/>
+        <w:rPr/>
+      </w:pPr>
+      <w:r>
+        <w:rPr/>
+      </w:r>
+    </w:p>
+    <w:p>
+      <w:pPr>
+        <w:pStyle w:val="Normal"/>
+        <w:bidi w:val="0"/>
+        <w:jc w:val="start"/>
+        <w:rPr/>
+      </w:pPr>
+      <w:r>
+        <w:rPr/>
+        <w:t>Ajout de compte (admin)</w:t>
+      </w:r>
+    </w:p>
+    <w:tbl>
+      <w:tblPr>
+        <w:tblW w:w="5000" w:type="pct"/>
+        <w:jc w:val="start"/>
+        <w:tblInd w:w="-5" w:type="dxa"/>
+        <w:tblLayout w:type="fixed"/>
+        <w:tblCellMar>
+          <w:top w:w="55" w:type="dxa"/>
+          <w:start w:w="55" w:type="dxa"/>
+          <w:bottom w:w="55" w:type="dxa"/>
+          <w:end w:w="55" w:type="dxa"/>
+        </w:tblCellMar>
+      </w:tblPr>
+      <w:tblGrid>
+        <w:gridCol w:w="3212"/>
+        <w:gridCol w:w="3213"/>
+        <w:gridCol w:w="3213"/>
+      </w:tblGrid>
+      <w:tr>
+        <w:trPr/>
+        <w:tc>
+          <w:tcPr>
+            <w:tcW w:w="3212" w:type="dxa"/>
+            <w:tcBorders>
+              <w:top w:val="single" w:sz="4" w:space="0" w:color="000000"/>
+              <w:start w:val="single" w:sz="4" w:space="0" w:color="000000"/>
+              <w:bottom w:val="single" w:sz="4" w:space="0" w:color="000000"/>
+            </w:tcBorders>
+          </w:tcPr>
+          <w:p>
+            <w:pPr>
+              <w:pStyle w:val="Contenudetableau"/>
+              <w:bidi w:val="0"/>
+              <w:jc w:val="start"/>
+              <w:rPr/>
+            </w:pPr>
+            <w:r>
+              <w:rPr/>
+              <w:t>Etape</w:t>
+            </w:r>
+          </w:p>
+        </w:tc>
+        <w:tc>
+          <w:tcPr>
+            <w:tcW w:w="3213" w:type="dxa"/>
+            <w:tcBorders>
+              <w:top w:val="single" w:sz="4" w:space="0" w:color="000000"/>
+              <w:start w:val="single" w:sz="4" w:space="0" w:color="000000"/>
+              <w:bottom w:val="single" w:sz="4" w:space="0" w:color="000000"/>
+            </w:tcBorders>
+          </w:tcPr>
+          <w:p>
+            <w:pPr>
+              <w:pStyle w:val="Contenudetableau"/>
+              <w:bidi w:val="0"/>
+              <w:jc w:val="start"/>
+              <w:rPr/>
+            </w:pPr>
+            <w:r>
+              <w:rPr/>
+              <w:t>Action utilisateur</w:t>
+            </w:r>
+          </w:p>
+        </w:tc>
+        <w:tc>
+          <w:tcPr>
+            <w:tcW w:w="3213" w:type="dxa"/>
+            <w:tcBorders>
+              <w:top w:val="single" w:sz="4" w:space="0" w:color="000000"/>
+              <w:start w:val="single" w:sz="4" w:space="0" w:color="000000"/>
+              <w:bottom w:val="single" w:sz="4" w:space="0" w:color="000000"/>
+              <w:end w:val="single" w:sz="4" w:space="0" w:color="000000"/>
+            </w:tcBorders>
+          </w:tcPr>
+          <w:p>
+            <w:pPr>
+              <w:pStyle w:val="Contenudetableau"/>
+              <w:bidi w:val="0"/>
+              <w:jc w:val="start"/>
+              <w:rPr/>
+            </w:pPr>
+            <w:r>
+              <w:rPr/>
+              <w:t>Réponse Api</w:t>
+            </w:r>
+          </w:p>
+        </w:tc>
+      </w:tr>
+      <w:tr>
+        <w:trPr/>
+        <w:tc>
+          <w:tcPr>
+            <w:tcW w:w="3212" w:type="dxa"/>
+            <w:tcBorders>
+              <w:start w:val="single" w:sz="4" w:space="0" w:color="000000"/>
+              <w:bottom w:val="single" w:sz="4" w:space="0" w:color="000000"/>
+            </w:tcBorders>
+          </w:tcPr>
+          <w:p>
+            <w:pPr>
+              <w:pStyle w:val="Contenudetableau"/>
+              <w:bidi w:val="0"/>
+              <w:jc w:val="start"/>
+              <w:rPr/>
+            </w:pPr>
+            <w:r>
+              <w:rPr/>
+            </w:r>
+          </w:p>
+        </w:tc>
+        <w:tc>
+          <w:tcPr>
+            <w:tcW w:w="3213" w:type="dxa"/>
+            <w:tcBorders>
+              <w:start w:val="single" w:sz="4" w:space="0" w:color="000000"/>
+              <w:bottom w:val="single" w:sz="4" w:space="0" w:color="000000"/>
+            </w:tcBorders>
+          </w:tcPr>
+          <w:p>
+            <w:pPr>
+              <w:pStyle w:val="Contenudetableau"/>
+              <w:bidi w:val="0"/>
+              <w:jc w:val="start"/>
+              <w:rPr/>
+            </w:pPr>
+            <w:r>
+              <w:rPr/>
+            </w:r>
+          </w:p>
+        </w:tc>
+        <w:tc>
+          <w:tcPr>
+            <w:tcW w:w="3213" w:type="dxa"/>
+            <w:tcBorders>
+              <w:start w:val="single" w:sz="4" w:space="0" w:color="000000"/>
+              <w:bottom w:val="single" w:sz="4" w:space="0" w:color="000000"/>
+              <w:end w:val="single" w:sz="4" w:space="0" w:color="000000"/>
+            </w:tcBorders>
+          </w:tcPr>
+          <w:p>
+            <w:pPr>
+              <w:pStyle w:val="Contenudetableau"/>
+              <w:bidi w:val="0"/>
+              <w:jc w:val="start"/>
+              <w:rPr/>
+            </w:pPr>
+            <w:r>
+              <w:rPr/>
+            </w:r>
+          </w:p>
+        </w:tc>
+      </w:tr>
+      <w:tr>
+        <w:trPr/>
+        <w:tc>
+          <w:tcPr>
+            <w:tcW w:w="3212" w:type="dxa"/>
+            <w:tcBorders>
+              <w:start w:val="single" w:sz="4" w:space="0" w:color="000000"/>
+              <w:bottom w:val="single" w:sz="4" w:space="0" w:color="000000"/>
+            </w:tcBorders>
+          </w:tcPr>
+          <w:p>
+            <w:pPr>
+              <w:pStyle w:val="Contenudetableau"/>
+              <w:bidi w:val="0"/>
+              <w:jc w:val="start"/>
+              <w:rPr/>
+            </w:pPr>
+            <w:r>
+              <w:rPr/>
+            </w:r>
+          </w:p>
+        </w:tc>
+        <w:tc>
+          <w:tcPr>
+            <w:tcW w:w="3213" w:type="dxa"/>
+            <w:tcBorders>
+              <w:start w:val="single" w:sz="4" w:space="0" w:color="000000"/>
+              <w:bottom w:val="single" w:sz="4" w:space="0" w:color="000000"/>
+            </w:tcBorders>
+          </w:tcPr>
+          <w:p>
+            <w:pPr>
+              <w:pStyle w:val="Contenudetableau"/>
+              <w:bidi w:val="0"/>
+              <w:jc w:val="start"/>
+              <w:rPr/>
+            </w:pPr>
+            <w:r>
+              <w:rPr/>
+            </w:r>
+          </w:p>
+        </w:tc>
+        <w:tc>
+          <w:tcPr>
+            <w:tcW w:w="3213" w:type="dxa"/>
+            <w:tcBorders>
+              <w:start w:val="single" w:sz="4" w:space="0" w:color="000000"/>
+              <w:bottom w:val="single" w:sz="4" w:space="0" w:color="000000"/>
+              <w:end w:val="single" w:sz="4" w:space="0" w:color="000000"/>
+            </w:tcBorders>
+          </w:tcPr>
+          <w:p>
+            <w:pPr>
+              <w:pStyle w:val="Contenudetableau"/>
+              <w:bidi w:val="0"/>
+              <w:jc w:val="start"/>
+              <w:rPr/>
+            </w:pPr>
+            <w:r>
+              <w:rPr/>
+            </w:r>
+          </w:p>
+        </w:tc>
+      </w:tr>
+    </w:tbl>
+    <w:p>
+      <w:pPr>
+        <w:pStyle w:val="Normal"/>
+        <w:bidi w:val="0"/>
+        <w:jc w:val="start"/>
+        <w:rPr/>
+      </w:pPr>
+      <w:r>
+        <w:rPr/>
+      </w:r>
+    </w:p>
+    <w:p>
+      <w:pPr>
+        <w:pStyle w:val="Normal"/>
+        <w:bidi w:val="0"/>
+        <w:jc w:val="start"/>
+        <w:rPr/>
+      </w:pPr>
+      <w:r>
+        <w:rPr/>
+        <w:t>Suppression d’un tableau</w:t>
+      </w:r>
+    </w:p>
+    <w:tbl>
+      <w:tblPr>
+        <w:tblW w:w="5000" w:type="pct"/>
+        <w:jc w:val="start"/>
+        <w:tblInd w:w="-5" w:type="dxa"/>
+        <w:tblLayout w:type="fixed"/>
+        <w:tblCellMar>
+          <w:top w:w="55" w:type="dxa"/>
+          <w:start w:w="55" w:type="dxa"/>
+          <w:bottom w:w="55" w:type="dxa"/>
+          <w:end w:w="55" w:type="dxa"/>
+        </w:tblCellMar>
+      </w:tblPr>
+      <w:tblGrid>
+        <w:gridCol w:w="3212"/>
+        <w:gridCol w:w="3213"/>
+        <w:gridCol w:w="3213"/>
+      </w:tblGrid>
+      <w:tr>
+        <w:trPr/>
+        <w:tc>
+          <w:tcPr>
+            <w:tcW w:w="3212" w:type="dxa"/>
+            <w:tcBorders>
+              <w:top w:val="single" w:sz="4" w:space="0" w:color="000000"/>
+              <w:start w:val="single" w:sz="4" w:space="0" w:color="000000"/>
+              <w:bottom w:val="single" w:sz="4" w:space="0" w:color="000000"/>
+            </w:tcBorders>
+          </w:tcPr>
+          <w:p>
+            <w:pPr>
+              <w:pStyle w:val="Contenudetableau"/>
+              <w:bidi w:val="0"/>
+              <w:jc w:val="start"/>
+              <w:rPr/>
+            </w:pPr>
+            <w:r>
+              <w:rPr/>
+              <w:t>Etape</w:t>
+            </w:r>
+          </w:p>
+        </w:tc>
+        <w:tc>
+          <w:tcPr>
+            <w:tcW w:w="3213" w:type="dxa"/>
+            <w:tcBorders>
+              <w:top w:val="single" w:sz="4" w:space="0" w:color="000000"/>
+              <w:start w:val="single" w:sz="4" w:space="0" w:color="000000"/>
+              <w:bottom w:val="single" w:sz="4" w:space="0" w:color="000000"/>
+            </w:tcBorders>
+          </w:tcPr>
+          <w:p>
+            <w:pPr>
+              <w:pStyle w:val="Contenudetableau"/>
+              <w:bidi w:val="0"/>
+              <w:jc w:val="start"/>
+              <w:rPr/>
+            </w:pPr>
+            <w:r>
+              <w:rPr/>
+              <w:t>Action utilisateur</w:t>
+            </w:r>
+          </w:p>
+        </w:tc>
+        <w:tc>
+          <w:tcPr>
+            <w:tcW w:w="3213" w:type="dxa"/>
+            <w:tcBorders>
+              <w:top w:val="single" w:sz="4" w:space="0" w:color="000000"/>
+              <w:start w:val="single" w:sz="4" w:space="0" w:color="000000"/>
+              <w:bottom w:val="single" w:sz="4" w:space="0" w:color="000000"/>
+              <w:end w:val="single" w:sz="4" w:space="0" w:color="000000"/>
+            </w:tcBorders>
+          </w:tcPr>
+          <w:p>
+            <w:pPr>
+              <w:pStyle w:val="Contenudetableau"/>
+              <w:bidi w:val="0"/>
+              <w:jc w:val="start"/>
+              <w:rPr/>
+            </w:pPr>
+            <w:r>
+              <w:rPr/>
+              <w:t>Réponse Api</w:t>
+            </w:r>
+          </w:p>
+        </w:tc>
+      </w:tr>
+      <w:tr>
+        <w:trPr/>
+        <w:tc>
+          <w:tcPr>
+            <w:tcW w:w="3212" w:type="dxa"/>
+            <w:tcBorders>
+              <w:start w:val="single" w:sz="4" w:space="0" w:color="000000"/>
+              <w:bottom w:val="single" w:sz="4" w:space="0" w:color="000000"/>
+            </w:tcBorders>
+          </w:tcPr>
+          <w:p>
+            <w:pPr>
+              <w:pStyle w:val="Contenudetableau"/>
+              <w:bidi w:val="0"/>
+              <w:jc w:val="start"/>
+              <w:rPr/>
+            </w:pPr>
+            <w:r>
+              <w:rPr/>
+            </w:r>
+          </w:p>
+        </w:tc>
+        <w:tc>
+          <w:tcPr>
+            <w:tcW w:w="3213" w:type="dxa"/>
+            <w:tcBorders>
+              <w:start w:val="single" w:sz="4" w:space="0" w:color="000000"/>
+              <w:bottom w:val="single" w:sz="4" w:space="0" w:color="000000"/>
+            </w:tcBorders>
+          </w:tcPr>
+          <w:p>
+            <w:pPr>
+              <w:pStyle w:val="Contenudetableau"/>
+              <w:bidi w:val="0"/>
+              <w:jc w:val="start"/>
+              <w:rPr/>
+            </w:pPr>
+            <w:r>
+              <w:rPr/>
+            </w:r>
+          </w:p>
+        </w:tc>
+        <w:tc>
+          <w:tcPr>
+            <w:tcW w:w="3213" w:type="dxa"/>
+            <w:tcBorders>
+              <w:start w:val="single" w:sz="4" w:space="0" w:color="000000"/>
+              <w:bottom w:val="single" w:sz="4" w:space="0" w:color="000000"/>
+              <w:end w:val="single" w:sz="4" w:space="0" w:color="000000"/>
+            </w:tcBorders>
+          </w:tcPr>
+          <w:p>
+            <w:pPr>
+              <w:pStyle w:val="Contenudetableau"/>
+              <w:bidi w:val="0"/>
+              <w:jc w:val="start"/>
+              <w:rPr/>
+            </w:pPr>
+            <w:r>
+              <w:rPr/>
+            </w:r>
+          </w:p>
+        </w:tc>
+      </w:tr>
+      <w:tr>
+        <w:trPr/>
+        <w:tc>
+          <w:tcPr>
+            <w:tcW w:w="3212" w:type="dxa"/>
+            <w:tcBorders>
+              <w:start w:val="single" w:sz="4" w:space="0" w:color="000000"/>
+              <w:bottom w:val="single" w:sz="4" w:space="0" w:color="000000"/>
+            </w:tcBorders>
+          </w:tcPr>
+          <w:p>
+            <w:pPr>
+              <w:pStyle w:val="Contenudetableau"/>
+              <w:bidi w:val="0"/>
+              <w:jc w:val="start"/>
+              <w:rPr/>
+            </w:pPr>
+            <w:r>
+              <w:rPr/>
+            </w:r>
+          </w:p>
+        </w:tc>
+        <w:tc>
+          <w:tcPr>
+            <w:tcW w:w="3213" w:type="dxa"/>
+            <w:tcBorders>
+              <w:start w:val="single" w:sz="4" w:space="0" w:color="000000"/>
+              <w:bottom w:val="single" w:sz="4" w:space="0" w:color="000000"/>
+            </w:tcBorders>
+          </w:tcPr>
+          <w:p>
+            <w:pPr>
+              <w:pStyle w:val="Contenudetableau"/>
+              <w:bidi w:val="0"/>
+              <w:jc w:val="start"/>
+              <w:rPr/>
+            </w:pPr>
+            <w:r>
+              <w:rPr/>
+            </w:r>
+          </w:p>
+        </w:tc>
+        <w:tc>
+          <w:tcPr>
+            <w:tcW w:w="3213" w:type="dxa"/>
+            <w:tcBorders>
+              <w:start w:val="single" w:sz="4" w:space="0" w:color="000000"/>
+              <w:bottom w:val="single" w:sz="4" w:space="0" w:color="000000"/>
+              <w:end w:val="single" w:sz="4" w:space="0" w:color="000000"/>
+            </w:tcBorders>
+          </w:tcPr>
+          <w:p>
+            <w:pPr>
+              <w:pStyle w:val="Contenudetableau"/>
+              <w:bidi w:val="0"/>
+              <w:jc w:val="start"/>
+              <w:rPr/>
+            </w:pPr>
+            <w:r>
+              <w:rPr/>
+            </w:r>
+          </w:p>
+        </w:tc>
+      </w:tr>
+    </w:tbl>
+    <w:p>
+      <w:pPr>
+        <w:pStyle w:val="Normal"/>
+        <w:bidi w:val="0"/>
+        <w:jc w:val="start"/>
+        <w:rPr/>
+      </w:pPr>
+      <w:r>
+        <w:rPr/>
+      </w:r>
+    </w:p>
+    <w:p>
+      <w:pPr>
+        <w:pStyle w:val="Normal"/>
+        <w:bidi w:val="0"/>
+        <w:jc w:val="start"/>
+        <w:rPr/>
+      </w:pPr>
+      <w:r>
+        <w:rPr/>
+        <w:t>Suppression d’une liste</w:t>
+      </w:r>
+    </w:p>
+    <w:tbl>
+      <w:tblPr>
+        <w:tblW w:w="5000" w:type="pct"/>
+        <w:jc w:val="start"/>
+        <w:tblInd w:w="-5" w:type="dxa"/>
+        <w:tblLayout w:type="fixed"/>
+        <w:tblCellMar>
+          <w:top w:w="55" w:type="dxa"/>
+          <w:start w:w="55" w:type="dxa"/>
+          <w:bottom w:w="55" w:type="dxa"/>
+          <w:end w:w="55" w:type="dxa"/>
+        </w:tblCellMar>
+      </w:tblPr>
+      <w:tblGrid>
+        <w:gridCol w:w="3212"/>
+        <w:gridCol w:w="3213"/>
+        <w:gridCol w:w="3213"/>
+      </w:tblGrid>
+      <w:tr>
+        <w:trPr/>
+        <w:tc>
+          <w:tcPr>
+            <w:tcW w:w="3212" w:type="dxa"/>
+            <w:tcBorders>
+              <w:top w:val="single" w:sz="4" w:space="0" w:color="000000"/>
+              <w:start w:val="single" w:sz="4" w:space="0" w:color="000000"/>
+              <w:bottom w:val="single" w:sz="4" w:space="0" w:color="000000"/>
+            </w:tcBorders>
+          </w:tcPr>
+          <w:p>
+            <w:pPr>
+              <w:pStyle w:val="Contenudetableau"/>
+              <w:bidi w:val="0"/>
+              <w:jc w:val="start"/>
+              <w:rPr/>
+            </w:pPr>
+            <w:r>
+              <w:rPr/>
+              <w:t>Etape</w:t>
+            </w:r>
+          </w:p>
+        </w:tc>
+        <w:tc>
+          <w:tcPr>
+            <w:tcW w:w="3213" w:type="dxa"/>
+            <w:tcBorders>
+              <w:top w:val="single" w:sz="4" w:space="0" w:color="000000"/>
+              <w:start w:val="single" w:sz="4" w:space="0" w:color="000000"/>
+              <w:bottom w:val="single" w:sz="4" w:space="0" w:color="000000"/>
+            </w:tcBorders>
+          </w:tcPr>
+          <w:p>
+            <w:pPr>
+              <w:pStyle w:val="Contenudetableau"/>
+              <w:bidi w:val="0"/>
+              <w:jc w:val="start"/>
+              <w:rPr/>
+            </w:pPr>
+            <w:r>
+              <w:rPr/>
+              <w:t>Action utilisateur</w:t>
+            </w:r>
+          </w:p>
+        </w:tc>
+        <w:tc>
+          <w:tcPr>
+            <w:tcW w:w="3213" w:type="dxa"/>
+            <w:tcBorders>
+              <w:top w:val="single" w:sz="4" w:space="0" w:color="000000"/>
+              <w:start w:val="single" w:sz="4" w:space="0" w:color="000000"/>
+              <w:bottom w:val="single" w:sz="4" w:space="0" w:color="000000"/>
+              <w:end w:val="single" w:sz="4" w:space="0" w:color="000000"/>
+            </w:tcBorders>
+          </w:tcPr>
+          <w:p>
+            <w:pPr>
+              <w:pStyle w:val="Contenudetableau"/>
+              <w:bidi w:val="0"/>
+              <w:jc w:val="start"/>
+              <w:rPr/>
+            </w:pPr>
+            <w:r>
+              <w:rPr/>
+              <w:t>Réponse Api</w:t>
+            </w:r>
+          </w:p>
+        </w:tc>
+      </w:tr>
+      <w:tr>
+        <w:trPr/>
+        <w:tc>
+          <w:tcPr>
+            <w:tcW w:w="3212" w:type="dxa"/>
+            <w:tcBorders>
+              <w:start w:val="single" w:sz="4" w:space="0" w:color="000000"/>
+              <w:bottom w:val="single" w:sz="4" w:space="0" w:color="000000"/>
+            </w:tcBorders>
+          </w:tcPr>
+          <w:p>
+            <w:pPr>
+              <w:pStyle w:val="Contenudetableau"/>
+              <w:bidi w:val="0"/>
+              <w:jc w:val="start"/>
+              <w:rPr/>
+            </w:pPr>
+            <w:r>
+              <w:rPr/>
+            </w:r>
+          </w:p>
+        </w:tc>
+        <w:tc>
+          <w:tcPr>
+            <w:tcW w:w="3213" w:type="dxa"/>
+            <w:tcBorders>
+              <w:start w:val="single" w:sz="4" w:space="0" w:color="000000"/>
+              <w:bottom w:val="single" w:sz="4" w:space="0" w:color="000000"/>
+            </w:tcBorders>
+          </w:tcPr>
+          <w:p>
+            <w:pPr>
+              <w:pStyle w:val="Contenudetableau"/>
+              <w:bidi w:val="0"/>
+              <w:jc w:val="start"/>
+              <w:rPr/>
+            </w:pPr>
+            <w:r>
+              <w:rPr/>
+            </w:r>
+          </w:p>
+        </w:tc>
+        <w:tc>
+          <w:tcPr>
+            <w:tcW w:w="3213" w:type="dxa"/>
+            <w:tcBorders>
+              <w:start w:val="single" w:sz="4" w:space="0" w:color="000000"/>
+              <w:bottom w:val="single" w:sz="4" w:space="0" w:color="000000"/>
+              <w:end w:val="single" w:sz="4" w:space="0" w:color="000000"/>
+            </w:tcBorders>
+          </w:tcPr>
+          <w:p>
+            <w:pPr>
+              <w:pStyle w:val="Contenudetableau"/>
+              <w:bidi w:val="0"/>
+              <w:jc w:val="start"/>
+              <w:rPr/>
+            </w:pPr>
+            <w:r>
+              <w:rPr/>
+            </w:r>
+          </w:p>
+        </w:tc>
+      </w:tr>
+      <w:tr>
+        <w:trPr/>
+        <w:tc>
+          <w:tcPr>
+            <w:tcW w:w="3212" w:type="dxa"/>
+            <w:tcBorders>
+              <w:start w:val="single" w:sz="4" w:space="0" w:color="000000"/>
+              <w:bottom w:val="single" w:sz="4" w:space="0" w:color="000000"/>
+            </w:tcBorders>
+          </w:tcPr>
+          <w:p>
+            <w:pPr>
+              <w:pStyle w:val="Contenudetableau"/>
+              <w:bidi w:val="0"/>
+              <w:jc w:val="start"/>
+              <w:rPr/>
+            </w:pPr>
+            <w:r>
+              <w:rPr/>
+            </w:r>
+          </w:p>
+        </w:tc>
+        <w:tc>
+          <w:tcPr>
+            <w:tcW w:w="3213" w:type="dxa"/>
+            <w:tcBorders>
+              <w:start w:val="single" w:sz="4" w:space="0" w:color="000000"/>
+              <w:bottom w:val="single" w:sz="4" w:space="0" w:color="000000"/>
+            </w:tcBorders>
+          </w:tcPr>
+          <w:p>
+            <w:pPr>
+              <w:pStyle w:val="Contenudetableau"/>
+              <w:bidi w:val="0"/>
+              <w:jc w:val="start"/>
+              <w:rPr/>
+            </w:pPr>
+            <w:r>
+              <w:rPr/>
+            </w:r>
+          </w:p>
+        </w:tc>
+        <w:tc>
+          <w:tcPr>
+            <w:tcW w:w="3213" w:type="dxa"/>
+            <w:tcBorders>
+              <w:start w:val="single" w:sz="4" w:space="0" w:color="000000"/>
+              <w:bottom w:val="single" w:sz="4" w:space="0" w:color="000000"/>
+              <w:end w:val="single" w:sz="4" w:space="0" w:color="000000"/>
+            </w:tcBorders>
+          </w:tcPr>
+          <w:p>
+            <w:pPr>
+              <w:pStyle w:val="Contenudetableau"/>
+              <w:bidi w:val="0"/>
+              <w:jc w:val="start"/>
+              <w:rPr/>
+            </w:pPr>
+            <w:r>
+              <w:rPr/>
+            </w:r>
+          </w:p>
+        </w:tc>
+      </w:tr>
+    </w:tbl>
+    <w:p>
+      <w:pPr>
+        <w:pStyle w:val="Normal"/>
+        <w:bidi w:val="0"/>
+        <w:jc w:val="start"/>
+        <w:rPr/>
+      </w:pPr>
+      <w:r>
+        <w:rPr/>
+      </w:r>
+    </w:p>
+    <w:p>
+      <w:pPr>
+        <w:pStyle w:val="Normal"/>
+        <w:bidi w:val="0"/>
+        <w:jc w:val="start"/>
+        <w:rPr/>
+      </w:pPr>
+      <w:r>
+        <w:rPr/>
+        <w:t>Suppression d’une carte</w:t>
+      </w:r>
+    </w:p>
+    <w:tbl>
+      <w:tblPr>
+        <w:tblW w:w="5000" w:type="pct"/>
+        <w:jc w:val="start"/>
+        <w:tblInd w:w="-5" w:type="dxa"/>
+        <w:tblLayout w:type="fixed"/>
+        <w:tblCellMar>
+          <w:top w:w="55" w:type="dxa"/>
+          <w:start w:w="55" w:type="dxa"/>
+          <w:bottom w:w="55" w:type="dxa"/>
+          <w:end w:w="55" w:type="dxa"/>
+        </w:tblCellMar>
+      </w:tblPr>
+      <w:tblGrid>
+        <w:gridCol w:w="3212"/>
+        <w:gridCol w:w="3213"/>
+        <w:gridCol w:w="3213"/>
+      </w:tblGrid>
+      <w:tr>
+        <w:trPr/>
+        <w:tc>
+          <w:tcPr>
+            <w:tcW w:w="3212" w:type="dxa"/>
+            <w:tcBorders>
+              <w:top w:val="single" w:sz="4" w:space="0" w:color="000000"/>
+              <w:start w:val="single" w:sz="4" w:space="0" w:color="000000"/>
+              <w:bottom w:val="single" w:sz="4" w:space="0" w:color="000000"/>
+            </w:tcBorders>
+          </w:tcPr>
+          <w:p>
+            <w:pPr>
+              <w:pStyle w:val="Contenudetableau"/>
+              <w:bidi w:val="0"/>
+              <w:jc w:val="start"/>
+              <w:rPr/>
+            </w:pPr>
+            <w:r>
+              <w:rPr/>
+              <w:t>Etape</w:t>
+            </w:r>
+          </w:p>
+        </w:tc>
+        <w:tc>
+          <w:tcPr>
+            <w:tcW w:w="3213" w:type="dxa"/>
+            <w:tcBorders>
+              <w:top w:val="single" w:sz="4" w:space="0" w:color="000000"/>
+              <w:start w:val="single" w:sz="4" w:space="0" w:color="000000"/>
+              <w:bottom w:val="single" w:sz="4" w:space="0" w:color="000000"/>
+            </w:tcBorders>
+          </w:tcPr>
+          <w:p>
+            <w:pPr>
+              <w:pStyle w:val="Contenudetableau"/>
+              <w:bidi w:val="0"/>
+              <w:jc w:val="start"/>
+              <w:rPr/>
+            </w:pPr>
+            <w:r>
+              <w:rPr/>
+              <w:t>Action utilisateur</w:t>
+            </w:r>
+          </w:p>
+        </w:tc>
+        <w:tc>
+          <w:tcPr>
+            <w:tcW w:w="3213" w:type="dxa"/>
+            <w:tcBorders>
+              <w:top w:val="single" w:sz="4" w:space="0" w:color="000000"/>
+              <w:start w:val="single" w:sz="4" w:space="0" w:color="000000"/>
+              <w:bottom w:val="single" w:sz="4" w:space="0" w:color="000000"/>
+              <w:end w:val="single" w:sz="4" w:space="0" w:color="000000"/>
+            </w:tcBorders>
+          </w:tcPr>
+          <w:p>
+            <w:pPr>
+              <w:pStyle w:val="Contenudetableau"/>
+              <w:bidi w:val="0"/>
+              <w:jc w:val="start"/>
+              <w:rPr/>
+            </w:pPr>
+            <w:r>
+              <w:rPr/>
+              <w:t>Réponse Api</w:t>
+            </w:r>
+          </w:p>
+        </w:tc>
+      </w:tr>
+      <w:tr>
+        <w:trPr/>
+        <w:tc>
+          <w:tcPr>
+            <w:tcW w:w="3212" w:type="dxa"/>
+            <w:tcBorders>
+              <w:start w:val="single" w:sz="4" w:space="0" w:color="000000"/>
+              <w:bottom w:val="single" w:sz="4" w:space="0" w:color="000000"/>
+            </w:tcBorders>
+          </w:tcPr>
+          <w:p>
+            <w:pPr>
+              <w:pStyle w:val="Contenudetableau"/>
+              <w:bidi w:val="0"/>
+              <w:jc w:val="start"/>
+              <w:rPr/>
+            </w:pPr>
+            <w:r>
+              <w:rPr/>
+            </w:r>
+          </w:p>
+        </w:tc>
+        <w:tc>
+          <w:tcPr>
+            <w:tcW w:w="3213" w:type="dxa"/>
+            <w:tcBorders>
+              <w:start w:val="single" w:sz="4" w:space="0" w:color="000000"/>
+              <w:bottom w:val="single" w:sz="4" w:space="0" w:color="000000"/>
+            </w:tcBorders>
+          </w:tcPr>
+          <w:p>
+            <w:pPr>
+              <w:pStyle w:val="Contenudetableau"/>
+              <w:bidi w:val="0"/>
+              <w:jc w:val="start"/>
+              <w:rPr/>
+            </w:pPr>
+            <w:r>
+              <w:rPr/>
+            </w:r>
+          </w:p>
+        </w:tc>
+        <w:tc>
+          <w:tcPr>
+            <w:tcW w:w="3213" w:type="dxa"/>
+            <w:tcBorders>
+              <w:start w:val="single" w:sz="4" w:space="0" w:color="000000"/>
+              <w:bottom w:val="single" w:sz="4" w:space="0" w:color="000000"/>
+              <w:end w:val="single" w:sz="4" w:space="0" w:color="000000"/>
+            </w:tcBorders>
+          </w:tcPr>
+          <w:p>
+            <w:pPr>
+              <w:pStyle w:val="Contenudetableau"/>
+              <w:bidi w:val="0"/>
+              <w:jc w:val="start"/>
+              <w:rPr/>
+            </w:pPr>
+            <w:r>
+              <w:rPr/>
+            </w:r>
+          </w:p>
+        </w:tc>
+      </w:tr>
+      <w:tr>
+        <w:trPr/>
+        <w:tc>
+          <w:tcPr>
+            <w:tcW w:w="3212" w:type="dxa"/>
+            <w:tcBorders>
+              <w:start w:val="single" w:sz="4" w:space="0" w:color="000000"/>
+              <w:bottom w:val="single" w:sz="4" w:space="0" w:color="000000"/>
+            </w:tcBorders>
+          </w:tcPr>
+          <w:p>
+            <w:pPr>
+              <w:pStyle w:val="Contenudetableau"/>
+              <w:bidi w:val="0"/>
+              <w:jc w:val="start"/>
+              <w:rPr/>
+            </w:pPr>
+            <w:r>
+              <w:rPr/>
+            </w:r>
+          </w:p>
+        </w:tc>
+        <w:tc>
+          <w:tcPr>
+            <w:tcW w:w="3213" w:type="dxa"/>
+            <w:tcBorders>
+              <w:start w:val="single" w:sz="4" w:space="0" w:color="000000"/>
+              <w:bottom w:val="single" w:sz="4" w:space="0" w:color="000000"/>
+            </w:tcBorders>
+          </w:tcPr>
+          <w:p>
+            <w:pPr>
+              <w:pStyle w:val="Contenudetableau"/>
+              <w:bidi w:val="0"/>
+              <w:jc w:val="start"/>
+              <w:rPr/>
+            </w:pPr>
+            <w:r>
+              <w:rPr/>
+            </w:r>
+          </w:p>
+        </w:tc>
+        <w:tc>
+          <w:tcPr>
+            <w:tcW w:w="3213" w:type="dxa"/>
+            <w:tcBorders>
+              <w:start w:val="single" w:sz="4" w:space="0" w:color="000000"/>
+              <w:bottom w:val="single" w:sz="4" w:space="0" w:color="000000"/>
+              <w:end w:val="single" w:sz="4" w:space="0" w:color="000000"/>
+            </w:tcBorders>
+          </w:tcPr>
+          <w:p>
+            <w:pPr>
+              <w:pStyle w:val="Contenudetableau"/>
+              <w:bidi w:val="0"/>
+              <w:jc w:val="start"/>
+              <w:rPr/>
+            </w:pPr>
+            <w:r>
+              <w:rPr/>
+            </w:r>
+          </w:p>
+        </w:tc>
+      </w:tr>
+    </w:tbl>
+    <w:p>
+      <w:pPr>
+        <w:pStyle w:val="Normal"/>
+        <w:bidi w:val="0"/>
+        <w:jc w:val="start"/>
+        <w:rPr/>
+      </w:pPr>
+      <w:r>
+        <w:rPr/>
+      </w:r>
+    </w:p>
+    <w:p>
+      <w:pPr>
+        <w:pStyle w:val="Normal"/>
+        <w:bidi w:val="0"/>
+        <w:jc w:val="start"/>
+        <w:rPr/>
+      </w:pPr>
+      <w:r>
+        <w:rPr/>
+        <w:t>Suppression d’un commentaire</w:t>
+      </w:r>
+    </w:p>
+    <w:tbl>
+      <w:tblPr>
+        <w:tblW w:w="5000" w:type="pct"/>
+        <w:jc w:val="start"/>
+        <w:tblInd w:w="-5" w:type="dxa"/>
+        <w:tblLayout w:type="fixed"/>
+        <w:tblCellMar>
+          <w:top w:w="55" w:type="dxa"/>
+          <w:start w:w="55" w:type="dxa"/>
+          <w:bottom w:w="55" w:type="dxa"/>
+          <w:end w:w="55" w:type="dxa"/>
+        </w:tblCellMar>
+      </w:tblPr>
+      <w:tblGrid>
+        <w:gridCol w:w="3212"/>
+        <w:gridCol w:w="3213"/>
+        <w:gridCol w:w="3213"/>
+      </w:tblGrid>
+      <w:tr>
+        <w:trPr/>
+        <w:tc>
+          <w:tcPr>
+            <w:tcW w:w="3212" w:type="dxa"/>
+            <w:tcBorders>
+              <w:top w:val="single" w:sz="4" w:space="0" w:color="000000"/>
+              <w:start w:val="single" w:sz="4" w:space="0" w:color="000000"/>
+              <w:bottom w:val="single" w:sz="4" w:space="0" w:color="000000"/>
+            </w:tcBorders>
+          </w:tcPr>
+          <w:p>
+            <w:pPr>
+              <w:pStyle w:val="Contenudetableau"/>
+              <w:bidi w:val="0"/>
+              <w:jc w:val="start"/>
+              <w:rPr/>
+            </w:pPr>
+            <w:r>
+              <w:rPr/>
+              <w:t>Etape</w:t>
+            </w:r>
+          </w:p>
+        </w:tc>
+        <w:tc>
+          <w:tcPr>
+            <w:tcW w:w="3213" w:type="dxa"/>
+            <w:tcBorders>
+              <w:top w:val="single" w:sz="4" w:space="0" w:color="000000"/>
+              <w:start w:val="single" w:sz="4" w:space="0" w:color="000000"/>
+              <w:bottom w:val="single" w:sz="4" w:space="0" w:color="000000"/>
+            </w:tcBorders>
+          </w:tcPr>
+          <w:p>
+            <w:pPr>
+              <w:pStyle w:val="Contenudetableau"/>
+              <w:bidi w:val="0"/>
+              <w:jc w:val="start"/>
+              <w:rPr/>
+            </w:pPr>
+            <w:r>
+              <w:rPr/>
+              <w:t>Action utilisateur</w:t>
+            </w:r>
+          </w:p>
+        </w:tc>
+        <w:tc>
+          <w:tcPr>
+            <w:tcW w:w="3213" w:type="dxa"/>
+            <w:tcBorders>
+              <w:top w:val="single" w:sz="4" w:space="0" w:color="000000"/>
+              <w:start w:val="single" w:sz="4" w:space="0" w:color="000000"/>
+              <w:bottom w:val="single" w:sz="4" w:space="0" w:color="000000"/>
+              <w:end w:val="single" w:sz="4" w:space="0" w:color="000000"/>
+            </w:tcBorders>
+          </w:tcPr>
+          <w:p>
+            <w:pPr>
+              <w:pStyle w:val="Contenudetableau"/>
+              <w:bidi w:val="0"/>
+              <w:jc w:val="start"/>
+              <w:rPr/>
+            </w:pPr>
+            <w:r>
+              <w:rPr/>
+              <w:t>Réponse Api</w:t>
+            </w:r>
+          </w:p>
+        </w:tc>
+      </w:tr>
+      <w:tr>
+        <w:trPr/>
+        <w:tc>
+          <w:tcPr>
+            <w:tcW w:w="3212" w:type="dxa"/>
+            <w:tcBorders>
+              <w:start w:val="single" w:sz="4" w:space="0" w:color="000000"/>
+              <w:bottom w:val="single" w:sz="4" w:space="0" w:color="000000"/>
+            </w:tcBorders>
+          </w:tcPr>
+          <w:p>
+            <w:pPr>
+              <w:pStyle w:val="Contenudetableau"/>
+              <w:bidi w:val="0"/>
+              <w:jc w:val="start"/>
+              <w:rPr/>
+            </w:pPr>
+            <w:r>
+              <w:rPr/>
+            </w:r>
+          </w:p>
+        </w:tc>
+        <w:tc>
+          <w:tcPr>
+            <w:tcW w:w="3213" w:type="dxa"/>
+            <w:tcBorders>
+              <w:start w:val="single" w:sz="4" w:space="0" w:color="000000"/>
+              <w:bottom w:val="single" w:sz="4" w:space="0" w:color="000000"/>
+            </w:tcBorders>
+          </w:tcPr>
+          <w:p>
+            <w:pPr>
+              <w:pStyle w:val="Contenudetableau"/>
+              <w:bidi w:val="0"/>
+              <w:jc w:val="start"/>
+              <w:rPr/>
+            </w:pPr>
+            <w:r>
+              <w:rPr/>
+            </w:r>
+          </w:p>
+        </w:tc>
+        <w:tc>
+          <w:tcPr>
+            <w:tcW w:w="3213" w:type="dxa"/>
+            <w:tcBorders>
+              <w:start w:val="single" w:sz="4" w:space="0" w:color="000000"/>
+              <w:bottom w:val="single" w:sz="4" w:space="0" w:color="000000"/>
+              <w:end w:val="single" w:sz="4" w:space="0" w:color="000000"/>
+            </w:tcBorders>
+          </w:tcPr>
+          <w:p>
+            <w:pPr>
+              <w:pStyle w:val="Contenudetableau"/>
+              <w:bidi w:val="0"/>
+              <w:jc w:val="start"/>
+              <w:rPr/>
+            </w:pPr>
+            <w:r>
+              <w:rPr/>
+            </w:r>
+          </w:p>
+        </w:tc>
+      </w:tr>
+      <w:tr>
+        <w:trPr/>
+        <w:tc>
+          <w:tcPr>
+            <w:tcW w:w="3212" w:type="dxa"/>
+            <w:tcBorders>
+              <w:start w:val="single" w:sz="4" w:space="0" w:color="000000"/>
+              <w:bottom w:val="single" w:sz="4" w:space="0" w:color="000000"/>
+            </w:tcBorders>
+          </w:tcPr>
+          <w:p>
+            <w:pPr>
+              <w:pStyle w:val="Contenudetableau"/>
+              <w:bidi w:val="0"/>
+              <w:jc w:val="start"/>
+              <w:rPr/>
+            </w:pPr>
+            <w:r>
+              <w:rPr/>
+            </w:r>
+          </w:p>
+        </w:tc>
+        <w:tc>
+          <w:tcPr>
+            <w:tcW w:w="3213" w:type="dxa"/>
+            <w:tcBorders>
+              <w:start w:val="single" w:sz="4" w:space="0" w:color="000000"/>
+              <w:bottom w:val="single" w:sz="4" w:space="0" w:color="000000"/>
+            </w:tcBorders>
+          </w:tcPr>
+          <w:p>
+            <w:pPr>
+              <w:pStyle w:val="Contenudetableau"/>
+              <w:bidi w:val="0"/>
+              <w:jc w:val="start"/>
+              <w:rPr/>
+            </w:pPr>
+            <w:r>
+              <w:rPr/>
+            </w:r>
+          </w:p>
+        </w:tc>
+        <w:tc>
+          <w:tcPr>
+            <w:tcW w:w="3213" w:type="dxa"/>
+            <w:tcBorders>
+              <w:start w:val="single" w:sz="4" w:space="0" w:color="000000"/>
+              <w:bottom w:val="single" w:sz="4" w:space="0" w:color="000000"/>
+              <w:end w:val="single" w:sz="4" w:space="0" w:color="000000"/>
+            </w:tcBorders>
+          </w:tcPr>
+          <w:p>
+            <w:pPr>
+              <w:pStyle w:val="Contenudetableau"/>
+              <w:bidi w:val="0"/>
+              <w:jc w:val="start"/>
+              <w:rPr/>
+            </w:pPr>
+            <w:r>
+              <w:rPr/>
+            </w:r>
+          </w:p>
+        </w:tc>
+      </w:tr>
+    </w:tbl>
+    <w:p>
+      <w:pPr>
+        <w:pStyle w:val="Normal"/>
+        <w:bidi w:val="0"/>
+        <w:jc w:val="start"/>
+        <w:rPr/>
+      </w:pPr>
+      <w:r>
+        <w:rPr/>
+      </w:r>
+    </w:p>
+    <w:p>
+      <w:pPr>
+        <w:pStyle w:val="Normal"/>
+        <w:bidi w:val="0"/>
+        <w:jc w:val="start"/>
+        <w:rPr/>
+      </w:pPr>
+      <w:r>
+        <w:rPr/>
+        <w:t>Suppression d’une etiquette</w:t>
+      </w:r>
+    </w:p>
+    <w:tbl>
+      <w:tblPr>
+        <w:tblW w:w="5000" w:type="pct"/>
+        <w:jc w:val="start"/>
+        <w:tblInd w:w="-5" w:type="dxa"/>
+        <w:tblLayout w:type="fixed"/>
+        <w:tblCellMar>
+          <w:top w:w="55" w:type="dxa"/>
+          <w:start w:w="55" w:type="dxa"/>
+          <w:bottom w:w="55" w:type="dxa"/>
+          <w:end w:w="55" w:type="dxa"/>
+        </w:tblCellMar>
+      </w:tblPr>
+      <w:tblGrid>
+        <w:gridCol w:w="3212"/>
+        <w:gridCol w:w="3213"/>
+        <w:gridCol w:w="3213"/>
+      </w:tblGrid>
+      <w:tr>
+        <w:trPr/>
+        <w:tc>
+          <w:tcPr>
+            <w:tcW w:w="3212" w:type="dxa"/>
+            <w:tcBorders>
+              <w:top w:val="single" w:sz="4" w:space="0" w:color="000000"/>
+              <w:start w:val="single" w:sz="4" w:space="0" w:color="000000"/>
+              <w:bottom w:val="single" w:sz="4" w:space="0" w:color="000000"/>
+            </w:tcBorders>
+          </w:tcPr>
+          <w:p>
+            <w:pPr>
+              <w:pStyle w:val="Contenudetableau"/>
+              <w:bidi w:val="0"/>
+              <w:jc w:val="start"/>
+              <w:rPr/>
+            </w:pPr>
+            <w:r>
+              <w:rPr/>
+              <w:t>Etape</w:t>
+            </w:r>
+          </w:p>
+        </w:tc>
+        <w:tc>
+          <w:tcPr>
+            <w:tcW w:w="3213" w:type="dxa"/>
+            <w:tcBorders>
+              <w:top w:val="single" w:sz="4" w:space="0" w:color="000000"/>
+              <w:start w:val="single" w:sz="4" w:space="0" w:color="000000"/>
+              <w:bottom w:val="single" w:sz="4" w:space="0" w:color="000000"/>
+            </w:tcBorders>
+          </w:tcPr>
+          <w:p>
+            <w:pPr>
+              <w:pStyle w:val="Contenudetableau"/>
+              <w:bidi w:val="0"/>
+              <w:jc w:val="start"/>
+              <w:rPr/>
+            </w:pPr>
+            <w:r>
+              <w:rPr/>
+              <w:t>Action utilisateur</w:t>
+            </w:r>
+          </w:p>
+        </w:tc>
+        <w:tc>
+          <w:tcPr>
+            <w:tcW w:w="3213" w:type="dxa"/>
+            <w:tcBorders>
+              <w:top w:val="single" w:sz="4" w:space="0" w:color="000000"/>
+              <w:start w:val="single" w:sz="4" w:space="0" w:color="000000"/>
+              <w:bottom w:val="single" w:sz="4" w:space="0" w:color="000000"/>
+              <w:end w:val="single" w:sz="4" w:space="0" w:color="000000"/>
+            </w:tcBorders>
+          </w:tcPr>
+          <w:p>
+            <w:pPr>
+              <w:pStyle w:val="Contenudetableau"/>
+              <w:bidi w:val="0"/>
+              <w:jc w:val="start"/>
+              <w:rPr/>
+            </w:pPr>
+            <w:r>
+              <w:rPr/>
+              <w:t>Réponse Api</w:t>
+            </w:r>
+          </w:p>
+        </w:tc>
+      </w:tr>
+      <w:tr>
+        <w:trPr/>
+        <w:tc>
+          <w:tcPr>
+            <w:tcW w:w="3212" w:type="dxa"/>
+            <w:tcBorders>
+              <w:start w:val="single" w:sz="4" w:space="0" w:color="000000"/>
+              <w:bottom w:val="single" w:sz="4" w:space="0" w:color="000000"/>
+            </w:tcBorders>
+          </w:tcPr>
+          <w:p>
+            <w:pPr>
+              <w:pStyle w:val="Contenudetableau"/>
+              <w:bidi w:val="0"/>
+              <w:jc w:val="start"/>
+              <w:rPr/>
+            </w:pPr>
+            <w:r>
+              <w:rPr/>
+            </w:r>
+          </w:p>
+        </w:tc>
+        <w:tc>
+          <w:tcPr>
+            <w:tcW w:w="3213" w:type="dxa"/>
+            <w:tcBorders>
+              <w:start w:val="single" w:sz="4" w:space="0" w:color="000000"/>
+              <w:bottom w:val="single" w:sz="4" w:space="0" w:color="000000"/>
+            </w:tcBorders>
+          </w:tcPr>
+          <w:p>
+            <w:pPr>
+              <w:pStyle w:val="Contenudetableau"/>
+              <w:bidi w:val="0"/>
+              <w:jc w:val="start"/>
+              <w:rPr/>
+            </w:pPr>
+            <w:r>
+              <w:rPr/>
+            </w:r>
+          </w:p>
+        </w:tc>
+        <w:tc>
+          <w:tcPr>
+            <w:tcW w:w="3213" w:type="dxa"/>
+            <w:tcBorders>
+              <w:start w:val="single" w:sz="4" w:space="0" w:color="000000"/>
+              <w:bottom w:val="single" w:sz="4" w:space="0" w:color="000000"/>
+              <w:end w:val="single" w:sz="4" w:space="0" w:color="000000"/>
+            </w:tcBorders>
+          </w:tcPr>
+          <w:p>
+            <w:pPr>
+              <w:pStyle w:val="Contenudetableau"/>
+              <w:bidi w:val="0"/>
+              <w:jc w:val="start"/>
+              <w:rPr/>
+            </w:pPr>
+            <w:r>
+              <w:rPr/>
+            </w:r>
+          </w:p>
+        </w:tc>
+      </w:tr>
+      <w:tr>
+        <w:trPr/>
+        <w:tc>
+          <w:tcPr>
+            <w:tcW w:w="3212" w:type="dxa"/>
+            <w:tcBorders>
+              <w:start w:val="single" w:sz="4" w:space="0" w:color="000000"/>
+              <w:bottom w:val="single" w:sz="4" w:space="0" w:color="000000"/>
+            </w:tcBorders>
+          </w:tcPr>
+          <w:p>
+            <w:pPr>
+              <w:pStyle w:val="Contenudetableau"/>
+              <w:bidi w:val="0"/>
+              <w:jc w:val="start"/>
+              <w:rPr/>
+            </w:pPr>
+            <w:r>
+              <w:rPr/>
+            </w:r>
+          </w:p>
+        </w:tc>
+        <w:tc>
+          <w:tcPr>
+            <w:tcW w:w="3213" w:type="dxa"/>
+            <w:tcBorders>
+              <w:start w:val="single" w:sz="4" w:space="0" w:color="000000"/>
+              <w:bottom w:val="single" w:sz="4" w:space="0" w:color="000000"/>
+            </w:tcBorders>
+          </w:tcPr>
+          <w:p>
+            <w:pPr>
+              <w:pStyle w:val="Contenudetableau"/>
+              <w:bidi w:val="0"/>
+              <w:jc w:val="start"/>
+              <w:rPr/>
+            </w:pPr>
+            <w:r>
+              <w:rPr/>
+            </w:r>
+          </w:p>
+        </w:tc>
+        <w:tc>
+          <w:tcPr>
+            <w:tcW w:w="3213" w:type="dxa"/>
+            <w:tcBorders>
+              <w:start w:val="single" w:sz="4" w:space="0" w:color="000000"/>
+              <w:bottom w:val="single" w:sz="4" w:space="0" w:color="000000"/>
+              <w:end w:val="single" w:sz="4" w:space="0" w:color="000000"/>
+            </w:tcBorders>
+          </w:tcPr>
+          <w:p>
+            <w:pPr>
+              <w:pStyle w:val="Contenudetableau"/>
+              <w:bidi w:val="0"/>
+              <w:jc w:val="start"/>
+              <w:rPr/>
+            </w:pPr>
+            <w:r>
+              <w:rPr/>
+            </w:r>
+          </w:p>
+        </w:tc>
+      </w:tr>
+    </w:tbl>
+    <w:p>
+      <w:pPr>
+        <w:pStyle w:val="Normal"/>
+        <w:bidi w:val="0"/>
+        <w:jc w:val="start"/>
+        <w:rPr/>
+      </w:pPr>
+      <w:r>
+        <w:rPr/>
+      </w:r>
+    </w:p>
+    <w:p>
+      <w:pPr>
+        <w:pStyle w:val="Normal"/>
+        <w:bidi w:val="0"/>
+        <w:jc w:val="start"/>
+        <w:rPr/>
+      </w:pPr>
+      <w:r>
+        <w:rPr/>
+        <w:t>Suppression d’un compte (admin)</w:t>
+      </w:r>
+    </w:p>
+    <w:tbl>
+      <w:tblPr>
+        <w:tblW w:w="5000" w:type="pct"/>
+        <w:jc w:val="start"/>
+        <w:tblInd w:w="-5" w:type="dxa"/>
+        <w:tblLayout w:type="fixed"/>
+        <w:tblCellMar>
+          <w:top w:w="55" w:type="dxa"/>
+          <w:start w:w="55" w:type="dxa"/>
+          <w:bottom w:w="55" w:type="dxa"/>
+          <w:end w:w="55" w:type="dxa"/>
+        </w:tblCellMar>
+      </w:tblPr>
+      <w:tblGrid>
+        <w:gridCol w:w="3212"/>
+        <w:gridCol w:w="3213"/>
+        <w:gridCol w:w="3213"/>
+      </w:tblGrid>
+      <w:tr>
+        <w:trPr/>
+        <w:tc>
+          <w:tcPr>
+            <w:tcW w:w="3212" w:type="dxa"/>
+            <w:tcBorders>
+              <w:top w:val="single" w:sz="4" w:space="0" w:color="000000"/>
+              <w:start w:val="single" w:sz="4" w:space="0" w:color="000000"/>
+              <w:bottom w:val="single" w:sz="4" w:space="0" w:color="000000"/>
+            </w:tcBorders>
+          </w:tcPr>
+          <w:p>
+            <w:pPr>
+              <w:pStyle w:val="Contenudetableau"/>
+              <w:bidi w:val="0"/>
+              <w:jc w:val="start"/>
+              <w:rPr/>
+            </w:pPr>
+            <w:r>
+              <w:rPr/>
+              <w:t>Etape</w:t>
+            </w:r>
+          </w:p>
+        </w:tc>
+        <w:tc>
+          <w:tcPr>
+            <w:tcW w:w="3213" w:type="dxa"/>
+            <w:tcBorders>
+              <w:top w:val="single" w:sz="4" w:space="0" w:color="000000"/>
+              <w:start w:val="single" w:sz="4" w:space="0" w:color="000000"/>
+              <w:bottom w:val="single" w:sz="4" w:space="0" w:color="000000"/>
+            </w:tcBorders>
+          </w:tcPr>
+          <w:p>
+            <w:pPr>
+              <w:pStyle w:val="Contenudetableau"/>
+              <w:bidi w:val="0"/>
+              <w:jc w:val="start"/>
+              <w:rPr/>
+            </w:pPr>
+            <w:r>
+              <w:rPr/>
+              <w:t>Action utilisateur</w:t>
+            </w:r>
+          </w:p>
+        </w:tc>
+        <w:tc>
+          <w:tcPr>
+            <w:tcW w:w="3213" w:type="dxa"/>
+            <w:tcBorders>
+              <w:top w:val="single" w:sz="4" w:space="0" w:color="000000"/>
+              <w:start w:val="single" w:sz="4" w:space="0" w:color="000000"/>
+              <w:bottom w:val="single" w:sz="4" w:space="0" w:color="000000"/>
+              <w:end w:val="single" w:sz="4" w:space="0" w:color="000000"/>
+            </w:tcBorders>
+          </w:tcPr>
+          <w:p>
+            <w:pPr>
+              <w:pStyle w:val="Contenudetableau"/>
+              <w:bidi w:val="0"/>
+              <w:jc w:val="start"/>
+              <w:rPr/>
+            </w:pPr>
+            <w:r>
+              <w:rPr/>
+              <w:t>Réponse Api</w:t>
+            </w:r>
+          </w:p>
+        </w:tc>
+      </w:tr>
+      <w:tr>
+        <w:trPr/>
+        <w:tc>
+          <w:tcPr>
+            <w:tcW w:w="3212" w:type="dxa"/>
+            <w:tcBorders>
+              <w:start w:val="single" w:sz="4" w:space="0" w:color="000000"/>
+              <w:bottom w:val="single" w:sz="4" w:space="0" w:color="000000"/>
+            </w:tcBorders>
+          </w:tcPr>
+          <w:p>
+            <w:pPr>
+              <w:pStyle w:val="Contenudetableau"/>
+              <w:bidi w:val="0"/>
+              <w:jc w:val="start"/>
+              <w:rPr/>
+            </w:pPr>
+            <w:r>
+              <w:rPr/>
+            </w:r>
+          </w:p>
+        </w:tc>
+        <w:tc>
+          <w:tcPr>
+            <w:tcW w:w="3213" w:type="dxa"/>
+            <w:tcBorders>
+              <w:start w:val="single" w:sz="4" w:space="0" w:color="000000"/>
+              <w:bottom w:val="single" w:sz="4" w:space="0" w:color="000000"/>
+            </w:tcBorders>
+          </w:tcPr>
+          <w:p>
+            <w:pPr>
+              <w:pStyle w:val="Contenudetableau"/>
+              <w:bidi w:val="0"/>
+              <w:jc w:val="start"/>
+              <w:rPr/>
+            </w:pPr>
+            <w:r>
+              <w:rPr/>
+            </w:r>
+          </w:p>
+        </w:tc>
+        <w:tc>
+          <w:tcPr>
+            <w:tcW w:w="3213" w:type="dxa"/>
+            <w:tcBorders>
+              <w:start w:val="single" w:sz="4" w:space="0" w:color="000000"/>
+              <w:bottom w:val="single" w:sz="4" w:space="0" w:color="000000"/>
+              <w:end w:val="single" w:sz="4" w:space="0" w:color="000000"/>
+            </w:tcBorders>
+          </w:tcPr>
+          <w:p>
+            <w:pPr>
+              <w:pStyle w:val="Contenudetableau"/>
+              <w:bidi w:val="0"/>
+              <w:jc w:val="start"/>
+              <w:rPr/>
+            </w:pPr>
+            <w:r>
+              <w:rPr/>
+            </w:r>
+          </w:p>
+        </w:tc>
+      </w:tr>
+      <w:tr>
+        <w:trPr/>
+        <w:tc>
+          <w:tcPr>
+            <w:tcW w:w="3212" w:type="dxa"/>
+            <w:tcBorders>
+              <w:start w:val="single" w:sz="4" w:space="0" w:color="000000"/>
+              <w:bottom w:val="single" w:sz="4" w:space="0" w:color="000000"/>
+            </w:tcBorders>
+          </w:tcPr>
+          <w:p>
+            <w:pPr>
+              <w:pStyle w:val="Contenudetableau"/>
+              <w:bidi w:val="0"/>
+              <w:jc w:val="start"/>
+              <w:rPr/>
+            </w:pPr>
+            <w:r>
+              <w:rPr/>
+            </w:r>
+          </w:p>
+        </w:tc>
+        <w:tc>
+          <w:tcPr>
+            <w:tcW w:w="3213" w:type="dxa"/>
+            <w:tcBorders>
+              <w:start w:val="single" w:sz="4" w:space="0" w:color="000000"/>
+              <w:bottom w:val="single" w:sz="4" w:space="0" w:color="000000"/>
+            </w:tcBorders>
+          </w:tcPr>
+          <w:p>
+            <w:pPr>
+              <w:pStyle w:val="Contenudetableau"/>
+              <w:bidi w:val="0"/>
+              <w:jc w:val="start"/>
+              <w:rPr/>
+            </w:pPr>
+            <w:r>
+              <w:rPr/>
+            </w:r>
+          </w:p>
+        </w:tc>
+        <w:tc>
+          <w:tcPr>
+            <w:tcW w:w="3213" w:type="dxa"/>
+            <w:tcBorders>
+              <w:start w:val="single" w:sz="4" w:space="0" w:color="000000"/>
+              <w:bottom w:val="single" w:sz="4" w:space="0" w:color="000000"/>
+              <w:end w:val="single" w:sz="4" w:space="0" w:color="000000"/>
+            </w:tcBorders>
+          </w:tcPr>
+          <w:p>
+            <w:pPr>
+              <w:pStyle w:val="Contenudetableau"/>
+              <w:bidi w:val="0"/>
+              <w:jc w:val="start"/>
+              <w:rPr/>
+            </w:pPr>
+            <w:r>
+              <w:rPr/>
+            </w:r>
+          </w:p>
+        </w:tc>
+      </w:tr>
+    </w:tbl>
     <w:p>
       <w:pPr>
         <w:pStyle w:val="Normal"/>

--- a/Documents/Plans de tests.docx
+++ b/Documents/Plans de tests.docx
@@ -115,14 +115,13 @@
           <w:p>
             <w:pPr>
               <w:pStyle w:val="Contenudetableau"/>
-              <w:widowControl w:val="false"/>
-              <w:suppressLineNumbers/>
-              <w:bidi w:val="0"/>
-              <w:jc w:val="start"/>
-              <w:rPr/>
-            </w:pPr>
-            <w:r>
-              <w:rPr/>
+              <w:bidi w:val="0"/>
+              <w:jc w:val="start"/>
+              <w:rPr/>
+            </w:pPr>
+            <w:r>
+              <w:rPr/>
+              <w:t>Connexion user1</w:t>
             </w:r>
           </w:p>
         </w:tc>
@@ -137,14 +136,25 @@
           <w:p>
             <w:pPr>
               <w:pStyle w:val="Contenudetableau"/>
-              <w:widowControl w:val="false"/>
-              <w:suppressLineNumbers/>
-              <w:bidi w:val="0"/>
-              <w:jc w:val="start"/>
-              <w:rPr/>
-            </w:pPr>
-            <w:r>
-              <w:rPr/>
+              <w:bidi w:val="0"/>
+              <w:jc w:val="start"/>
+              <w:rPr/>
+            </w:pPr>
+            <w:r>
+              <w:rPr/>
+              <w:t xml:space="preserve">Connexion avec les identifiants bosswaza </w:t>
+            </w:r>
+          </w:p>
+          <w:p>
+            <w:pPr>
+              <w:pStyle w:val="Contenudetableau"/>
+              <w:bidi w:val="0"/>
+              <w:jc w:val="start"/>
+              <w:rPr/>
+            </w:pPr>
+            <w:r>
+              <w:rPr/>
+              <w:t xml:space="preserve">Requête GET </w:t>
             </w:r>
           </w:p>
         </w:tc>
@@ -160,14 +170,13 @@
           <w:p>
             <w:pPr>
               <w:pStyle w:val="Contenudetableau"/>
-              <w:widowControl w:val="false"/>
-              <w:suppressLineNumbers/>
-              <w:bidi w:val="0"/>
-              <w:jc w:val="start"/>
-              <w:rPr/>
-            </w:pPr>
-            <w:r>
-              <w:rPr/>
+              <w:bidi w:val="0"/>
+              <w:jc w:val="start"/>
+              <w:rPr/>
+            </w:pPr>
+            <w:r>
+              <w:rPr/>
+              <w:t>Identifiants corrects, création token (stocké localement) et retour http 200</w:t>
             </w:r>
           </w:p>
         </w:tc>

--- a/Documents/Plans de tests.docx
+++ b/Documents/Plans de tests.docx
@@ -121,7 +121,7 @@
             </w:pPr>
             <w:r>
               <w:rPr/>
-              <w:t>Connexion user1</w:t>
+              <w:t>Connexion bosswaza</w:t>
             </w:r>
           </w:p>
         </w:tc>
@@ -446,59 +446,56 @@
           <w:p>
             <w:pPr>
               <w:pStyle w:val="Contenudetableau"/>
-              <w:widowControl w:val="false"/>
-              <w:suppressLineNumbers/>
-              <w:bidi w:val="0"/>
-              <w:jc w:val="start"/>
-              <w:rPr/>
-            </w:pPr>
-            <w:r>
-              <w:rPr/>
-            </w:r>
-          </w:p>
-        </w:tc>
-        <w:tc>
-          <w:tcPr>
-            <w:tcW w:w="3213" w:type="dxa"/>
-            <w:tcBorders>
-              <w:start w:val="single" w:sz="4" w:space="0" w:color="000000"/>
-              <w:bottom w:val="single" w:sz="4" w:space="0" w:color="000000"/>
-            </w:tcBorders>
-          </w:tcPr>
-          <w:p>
-            <w:pPr>
-              <w:pStyle w:val="Contenudetableau"/>
-              <w:widowControl w:val="false"/>
-              <w:suppressLineNumbers/>
-              <w:bidi w:val="0"/>
-              <w:jc w:val="start"/>
-              <w:rPr/>
-            </w:pPr>
-            <w:r>
-              <w:rPr/>
-            </w:r>
-          </w:p>
-        </w:tc>
-        <w:tc>
-          <w:tcPr>
-            <w:tcW w:w="3213" w:type="dxa"/>
-            <w:tcBorders>
-              <w:start w:val="single" w:sz="4" w:space="0" w:color="000000"/>
-              <w:bottom w:val="single" w:sz="4" w:space="0" w:color="000000"/>
-              <w:end w:val="single" w:sz="4" w:space="0" w:color="000000"/>
-            </w:tcBorders>
-          </w:tcPr>
-          <w:p>
-            <w:pPr>
-              <w:pStyle w:val="Contenudetableau"/>
-              <w:widowControl w:val="false"/>
-              <w:suppressLineNumbers/>
-              <w:bidi w:val="0"/>
-              <w:jc w:val="start"/>
-              <w:rPr/>
-            </w:pPr>
-            <w:r>
-              <w:rPr/>
+              <w:bidi w:val="0"/>
+              <w:jc w:val="start"/>
+              <w:rPr/>
+            </w:pPr>
+            <w:r>
+              <w:rPr/>
+              <w:t>Inscription user1</w:t>
+            </w:r>
+          </w:p>
+        </w:tc>
+        <w:tc>
+          <w:tcPr>
+            <w:tcW w:w="3213" w:type="dxa"/>
+            <w:tcBorders>
+              <w:start w:val="single" w:sz="4" w:space="0" w:color="000000"/>
+              <w:bottom w:val="single" w:sz="4" w:space="0" w:color="000000"/>
+            </w:tcBorders>
+          </w:tcPr>
+          <w:p>
+            <w:pPr>
+              <w:pStyle w:val="Contenudetableau"/>
+              <w:bidi w:val="0"/>
+              <w:jc w:val="start"/>
+              <w:rPr/>
+            </w:pPr>
+            <w:r>
+              <w:rPr/>
+              <w:t>Remplissage des champs du formulaire d’inscription</w:t>
+            </w:r>
+          </w:p>
+        </w:tc>
+        <w:tc>
+          <w:tcPr>
+            <w:tcW w:w="3213" w:type="dxa"/>
+            <w:tcBorders>
+              <w:start w:val="single" w:sz="4" w:space="0" w:color="000000"/>
+              <w:bottom w:val="single" w:sz="4" w:space="0" w:color="000000"/>
+              <w:end w:val="single" w:sz="4" w:space="0" w:color="000000"/>
+            </w:tcBorders>
+          </w:tcPr>
+          <w:p>
+            <w:pPr>
+              <w:pStyle w:val="Contenudetableau"/>
+              <w:bidi w:val="0"/>
+              <w:jc w:val="start"/>
+              <w:rPr/>
+            </w:pPr>
+            <w:r>
+              <w:rPr/>
+              <w:t>Création du compte, redirection vers la page de connexion et retour http 200</w:t>
             </w:r>
           </w:p>
         </w:tc>
@@ -698,6 +695,94 @@
           <w:p>
             <w:pPr>
               <w:pStyle w:val="Contenudetableau"/>
+              <w:bidi w:val="0"/>
+              <w:jc w:val="start"/>
+              <w:rPr/>
+            </w:pPr>
+            <w:r>
+              <w:rPr/>
+              <w:t>Connexion user1</w:t>
+            </w:r>
+          </w:p>
+        </w:tc>
+        <w:tc>
+          <w:tcPr>
+            <w:tcW w:w="3213" w:type="dxa"/>
+            <w:tcBorders>
+              <w:start w:val="single" w:sz="4" w:space="0" w:color="000000"/>
+              <w:bottom w:val="single" w:sz="4" w:space="0" w:color="000000"/>
+            </w:tcBorders>
+          </w:tcPr>
+          <w:p>
+            <w:pPr>
+              <w:pStyle w:val="Contenudetableau"/>
+              <w:bidi w:val="0"/>
+              <w:jc w:val="start"/>
+              <w:rPr/>
+            </w:pPr>
+            <w:r>
+              <w:rPr/>
+              <w:t>Connexion</w:t>
+            </w:r>
+          </w:p>
+        </w:tc>
+        <w:tc>
+          <w:tcPr>
+            <w:tcW w:w="3213" w:type="dxa"/>
+            <w:tcBorders>
+              <w:start w:val="single" w:sz="4" w:space="0" w:color="000000"/>
+              <w:bottom w:val="single" w:sz="4" w:space="0" w:color="000000"/>
+              <w:end w:val="single" w:sz="4" w:space="0" w:color="000000"/>
+            </w:tcBorders>
+          </w:tcPr>
+          <w:p>
+            <w:pPr>
+              <w:pStyle w:val="Contenudetableau"/>
+              <w:bidi w:val="0"/>
+              <w:jc w:val="start"/>
+              <w:rPr/>
+            </w:pPr>
+            <w:r>
+              <w:rPr/>
+              <w:t>Identifiants corrects, création token (stocké localement) et retour http 200</w:t>
+            </w:r>
+          </w:p>
+        </w:tc>
+      </w:tr>
+      <w:tr>
+        <w:trPr/>
+        <w:tc>
+          <w:tcPr>
+            <w:tcW w:w="3212" w:type="dxa"/>
+            <w:tcBorders>
+              <w:start w:val="single" w:sz="4" w:space="0" w:color="000000"/>
+              <w:bottom w:val="single" w:sz="4" w:space="0" w:color="000000"/>
+            </w:tcBorders>
+          </w:tcPr>
+          <w:p>
+            <w:pPr>
+              <w:pStyle w:val="Contenudetableau"/>
+              <w:bidi w:val="0"/>
+              <w:jc w:val="start"/>
+              <w:rPr/>
+            </w:pPr>
+            <w:r>
+              <w:rPr/>
+              <w:t>Accès à la page</w:t>
+            </w:r>
+          </w:p>
+        </w:tc>
+        <w:tc>
+          <w:tcPr>
+            <w:tcW w:w="3213" w:type="dxa"/>
+            <w:tcBorders>
+              <w:start w:val="single" w:sz="4" w:space="0" w:color="000000"/>
+              <w:bottom w:val="single" w:sz="4" w:space="0" w:color="000000"/>
+            </w:tcBorders>
+          </w:tcPr>
+          <w:p>
+            <w:pPr>
+              <w:pStyle w:val="Contenudetableau"/>
               <w:widowControl w:val="false"/>
               <w:suppressLineNumbers/>
               <w:bidi w:val="0"/>
@@ -715,112 +800,19 @@
             <w:tcBorders>
               <w:start w:val="single" w:sz="4" w:space="0" w:color="000000"/>
               <w:bottom w:val="single" w:sz="4" w:space="0" w:color="000000"/>
-            </w:tcBorders>
-          </w:tcPr>
-          <w:p>
-            <w:pPr>
-              <w:pStyle w:val="Contenudetableau"/>
-              <w:widowControl w:val="false"/>
-              <w:suppressLineNumbers/>
-              <w:bidi w:val="0"/>
-              <w:jc w:val="start"/>
-              <w:rPr/>
-            </w:pPr>
-            <w:r>
-              <w:rPr/>
-            </w:r>
-          </w:p>
-        </w:tc>
-        <w:tc>
-          <w:tcPr>
-            <w:tcW w:w="3213" w:type="dxa"/>
-            <w:tcBorders>
-              <w:start w:val="single" w:sz="4" w:space="0" w:color="000000"/>
-              <w:bottom w:val="single" w:sz="4" w:space="0" w:color="000000"/>
-              <w:end w:val="single" w:sz="4" w:space="0" w:color="000000"/>
-            </w:tcBorders>
-          </w:tcPr>
-          <w:p>
-            <w:pPr>
-              <w:pStyle w:val="Contenudetableau"/>
-              <w:widowControl w:val="false"/>
-              <w:suppressLineNumbers/>
-              <w:bidi w:val="0"/>
-              <w:jc w:val="start"/>
-              <w:rPr/>
-            </w:pPr>
-            <w:r>
-              <w:rPr/>
-            </w:r>
-          </w:p>
-        </w:tc>
-      </w:tr>
-      <w:tr>
-        <w:trPr/>
-        <w:tc>
-          <w:tcPr>
-            <w:tcW w:w="3212" w:type="dxa"/>
-            <w:tcBorders>
-              <w:start w:val="single" w:sz="4" w:space="0" w:color="000000"/>
-              <w:bottom w:val="single" w:sz="4" w:space="0" w:color="000000"/>
-            </w:tcBorders>
-          </w:tcPr>
-          <w:p>
-            <w:pPr>
-              <w:pStyle w:val="Contenudetableau"/>
-              <w:widowControl w:val="false"/>
-              <w:suppressLineNumbers/>
-              <w:bidi w:val="0"/>
-              <w:jc w:val="start"/>
-              <w:rPr/>
-            </w:pPr>
-            <w:r>
-              <w:rPr/>
-            </w:r>
-          </w:p>
-        </w:tc>
-        <w:tc>
-          <w:tcPr>
-            <w:tcW w:w="3213" w:type="dxa"/>
-            <w:tcBorders>
-              <w:start w:val="single" w:sz="4" w:space="0" w:color="000000"/>
-              <w:bottom w:val="single" w:sz="4" w:space="0" w:color="000000"/>
-            </w:tcBorders>
-          </w:tcPr>
-          <w:p>
-            <w:pPr>
-              <w:pStyle w:val="Contenudetableau"/>
-              <w:widowControl w:val="false"/>
-              <w:suppressLineNumbers/>
-              <w:bidi w:val="0"/>
-              <w:jc w:val="start"/>
-              <w:rPr/>
-            </w:pPr>
-            <w:r>
-              <w:rPr/>
-            </w:r>
-          </w:p>
-        </w:tc>
-        <w:tc>
-          <w:tcPr>
-            <w:tcW w:w="3213" w:type="dxa"/>
-            <w:tcBorders>
-              <w:start w:val="single" w:sz="4" w:space="0" w:color="000000"/>
-              <w:bottom w:val="single" w:sz="4" w:space="0" w:color="000000"/>
-              <w:end w:val="single" w:sz="4" w:space="0" w:color="000000"/>
-            </w:tcBorders>
-          </w:tcPr>
-          <w:p>
-            <w:pPr>
-              <w:pStyle w:val="Contenudetableau"/>
-              <w:widowControl w:val="false"/>
-              <w:suppressLineNumbers/>
-              <w:bidi w:val="0"/>
-              <w:jc w:val="start"/>
-              <w:rPr/>
-            </w:pPr>
-            <w:r>
-              <w:rPr/>
+              <w:end w:val="single" w:sz="4" w:space="0" w:color="000000"/>
+            </w:tcBorders>
+          </w:tcPr>
+          <w:p>
+            <w:pPr>
+              <w:pStyle w:val="Contenudetableau"/>
+              <w:bidi w:val="0"/>
+              <w:jc w:val="start"/>
+              <w:rPr/>
+            </w:pPr>
+            <w:r>
+              <w:rPr/>
+              <w:t>Affichage des tableaux de l’utilisateur et retour http 200</w:t>
             </w:r>
           </w:p>
         </w:tc>
@@ -956,111 +948,116 @@
             </w:pPr>
             <w:r>
               <w:rPr/>
-            </w:r>
-          </w:p>
-        </w:tc>
-        <w:tc>
-          <w:tcPr>
-            <w:tcW w:w="3213" w:type="dxa"/>
-            <w:tcBorders>
-              <w:start w:val="single" w:sz="4" w:space="0" w:color="000000"/>
-              <w:bottom w:val="single" w:sz="4" w:space="0" w:color="000000"/>
-            </w:tcBorders>
-          </w:tcPr>
-          <w:p>
-            <w:pPr>
-              <w:pStyle w:val="Contenudetableau"/>
-              <w:bidi w:val="0"/>
-              <w:jc w:val="start"/>
-              <w:rPr/>
-            </w:pPr>
-            <w:r>
-              <w:rPr/>
-            </w:r>
-          </w:p>
-        </w:tc>
-        <w:tc>
-          <w:tcPr>
-            <w:tcW w:w="3213" w:type="dxa"/>
-            <w:tcBorders>
-              <w:start w:val="single" w:sz="4" w:space="0" w:color="000000"/>
-              <w:bottom w:val="single" w:sz="4" w:space="0" w:color="000000"/>
-              <w:end w:val="single" w:sz="4" w:space="0" w:color="000000"/>
-            </w:tcBorders>
-          </w:tcPr>
-          <w:p>
-            <w:pPr>
-              <w:pStyle w:val="Contenudetableau"/>
-              <w:bidi w:val="0"/>
-              <w:jc w:val="start"/>
-              <w:rPr/>
-            </w:pPr>
-            <w:r>
-              <w:rPr/>
-            </w:r>
-          </w:p>
-        </w:tc>
-      </w:tr>
-      <w:tr>
-        <w:trPr/>
-        <w:tc>
-          <w:tcPr>
-            <w:tcW w:w="3212" w:type="dxa"/>
-            <w:tcBorders>
-              <w:start w:val="single" w:sz="4" w:space="0" w:color="000000"/>
-              <w:bottom w:val="single" w:sz="4" w:space="0" w:color="000000"/>
-            </w:tcBorders>
-          </w:tcPr>
-          <w:p>
-            <w:pPr>
-              <w:pStyle w:val="Contenudetableau"/>
-              <w:bidi w:val="0"/>
-              <w:jc w:val="start"/>
-              <w:rPr/>
-            </w:pPr>
-            <w:r>
-              <w:rPr/>
-            </w:r>
-          </w:p>
-        </w:tc>
-        <w:tc>
-          <w:tcPr>
-            <w:tcW w:w="3213" w:type="dxa"/>
-            <w:tcBorders>
-              <w:start w:val="single" w:sz="4" w:space="0" w:color="000000"/>
-              <w:bottom w:val="single" w:sz="4" w:space="0" w:color="000000"/>
-            </w:tcBorders>
-          </w:tcPr>
-          <w:p>
-            <w:pPr>
-              <w:pStyle w:val="Contenudetableau"/>
-              <w:bidi w:val="0"/>
-              <w:jc w:val="start"/>
-              <w:rPr/>
-            </w:pPr>
-            <w:r>
-              <w:rPr/>
-            </w:r>
-          </w:p>
-        </w:tc>
-        <w:tc>
-          <w:tcPr>
-            <w:tcW w:w="3213" w:type="dxa"/>
-            <w:tcBorders>
-              <w:start w:val="single" w:sz="4" w:space="0" w:color="000000"/>
-              <w:bottom w:val="single" w:sz="4" w:space="0" w:color="000000"/>
-              <w:end w:val="single" w:sz="4" w:space="0" w:color="000000"/>
-            </w:tcBorders>
-          </w:tcPr>
-          <w:p>
-            <w:pPr>
-              <w:pStyle w:val="Contenudetableau"/>
-              <w:bidi w:val="0"/>
-              <w:jc w:val="start"/>
-              <w:rPr/>
-            </w:pPr>
-            <w:r>
-              <w:rPr/>
+              <w:t>Connexion bosswaza</w:t>
+            </w:r>
+          </w:p>
+        </w:tc>
+        <w:tc>
+          <w:tcPr>
+            <w:tcW w:w="3213" w:type="dxa"/>
+            <w:tcBorders>
+              <w:start w:val="single" w:sz="4" w:space="0" w:color="000000"/>
+              <w:bottom w:val="single" w:sz="4" w:space="0" w:color="000000"/>
+            </w:tcBorders>
+          </w:tcPr>
+          <w:p>
+            <w:pPr>
+              <w:pStyle w:val="Contenudetableau"/>
+              <w:bidi w:val="0"/>
+              <w:jc w:val="start"/>
+              <w:rPr/>
+            </w:pPr>
+            <w:r>
+              <w:rPr/>
+              <w:t>Connexion</w:t>
+            </w:r>
+          </w:p>
+        </w:tc>
+        <w:tc>
+          <w:tcPr>
+            <w:tcW w:w="3213" w:type="dxa"/>
+            <w:tcBorders>
+              <w:start w:val="single" w:sz="4" w:space="0" w:color="000000"/>
+              <w:bottom w:val="single" w:sz="4" w:space="0" w:color="000000"/>
+              <w:end w:val="single" w:sz="4" w:space="0" w:color="000000"/>
+            </w:tcBorders>
+          </w:tcPr>
+          <w:p>
+            <w:pPr>
+              <w:pStyle w:val="Contenudetableau"/>
+              <w:bidi w:val="0"/>
+              <w:jc w:val="start"/>
+              <w:rPr/>
+            </w:pPr>
+            <w:r>
+              <w:rPr/>
+              <w:t>Identifiants corrects, création token (stocké localement) et retour http 200</w:t>
+            </w:r>
+          </w:p>
+        </w:tc>
+      </w:tr>
+      <w:tr>
+        <w:trPr/>
+        <w:tc>
+          <w:tcPr>
+            <w:tcW w:w="3212" w:type="dxa"/>
+            <w:tcBorders>
+              <w:start w:val="single" w:sz="4" w:space="0" w:color="000000"/>
+              <w:bottom w:val="single" w:sz="4" w:space="0" w:color="000000"/>
+            </w:tcBorders>
+          </w:tcPr>
+          <w:p>
+            <w:pPr>
+              <w:pStyle w:val="Contenudetableau"/>
+              <w:bidi w:val="0"/>
+              <w:jc w:val="start"/>
+              <w:rPr/>
+            </w:pPr>
+            <w:r>
+              <w:rPr/>
+              <w:t>Accès à la page</w:t>
+            </w:r>
+          </w:p>
+        </w:tc>
+        <w:tc>
+          <w:tcPr>
+            <w:tcW w:w="3213" w:type="dxa"/>
+            <w:tcBorders>
+              <w:start w:val="single" w:sz="4" w:space="0" w:color="000000"/>
+              <w:bottom w:val="single" w:sz="4" w:space="0" w:color="000000"/>
+            </w:tcBorders>
+          </w:tcPr>
+          <w:p>
+            <w:pPr>
+              <w:pStyle w:val="Contenudetableau"/>
+              <w:bidi w:val="0"/>
+              <w:jc w:val="start"/>
+              <w:rPr/>
+            </w:pPr>
+            <w:r>
+              <w:rPr/>
+            </w:r>
+          </w:p>
+        </w:tc>
+        <w:tc>
+          <w:tcPr>
+            <w:tcW w:w="3213" w:type="dxa"/>
+            <w:tcBorders>
+              <w:start w:val="single" w:sz="4" w:space="0" w:color="000000"/>
+              <w:bottom w:val="single" w:sz="4" w:space="0" w:color="000000"/>
+              <w:end w:val="single" w:sz="4" w:space="0" w:color="000000"/>
+            </w:tcBorders>
+          </w:tcPr>
+          <w:p>
+            <w:pPr>
+              <w:pStyle w:val="Contenudetableau"/>
+              <w:bidi w:val="0"/>
+              <w:jc w:val="start"/>
+              <w:rPr/>
+            </w:pPr>
+            <w:r>
+              <w:rPr/>
+              <w:t>Affichage de tous les tableaux de la base</w:t>
             </w:r>
           </w:p>
         </w:tc>
@@ -1196,116 +1193,223 @@
             </w:pPr>
             <w:r>
               <w:rPr/>
-            </w:r>
-          </w:p>
-        </w:tc>
-        <w:tc>
-          <w:tcPr>
-            <w:tcW w:w="3213" w:type="dxa"/>
-            <w:tcBorders>
-              <w:start w:val="single" w:sz="4" w:space="0" w:color="000000"/>
-              <w:bottom w:val="single" w:sz="4" w:space="0" w:color="000000"/>
-            </w:tcBorders>
-          </w:tcPr>
-          <w:p>
-            <w:pPr>
-              <w:pStyle w:val="Contenudetableau"/>
-              <w:bidi w:val="0"/>
-              <w:jc w:val="start"/>
-              <w:rPr/>
-            </w:pPr>
-            <w:r>
-              <w:rPr/>
-            </w:r>
-          </w:p>
-        </w:tc>
-        <w:tc>
-          <w:tcPr>
-            <w:tcW w:w="3213" w:type="dxa"/>
-            <w:tcBorders>
-              <w:start w:val="single" w:sz="4" w:space="0" w:color="000000"/>
-              <w:bottom w:val="single" w:sz="4" w:space="0" w:color="000000"/>
-              <w:end w:val="single" w:sz="4" w:space="0" w:color="000000"/>
-            </w:tcBorders>
-          </w:tcPr>
-          <w:p>
-            <w:pPr>
-              <w:pStyle w:val="Contenudetableau"/>
-              <w:bidi w:val="0"/>
-              <w:jc w:val="start"/>
-              <w:rPr/>
-            </w:pPr>
-            <w:r>
-              <w:rPr/>
-            </w:r>
-          </w:p>
-        </w:tc>
-      </w:tr>
-      <w:tr>
-        <w:trPr/>
-        <w:tc>
-          <w:tcPr>
-            <w:tcW w:w="3212" w:type="dxa"/>
-            <w:tcBorders>
-              <w:start w:val="single" w:sz="4" w:space="0" w:color="000000"/>
-              <w:bottom w:val="single" w:sz="4" w:space="0" w:color="000000"/>
-            </w:tcBorders>
-          </w:tcPr>
-          <w:p>
-            <w:pPr>
-              <w:pStyle w:val="Contenudetableau"/>
-              <w:bidi w:val="0"/>
-              <w:jc w:val="start"/>
-              <w:rPr/>
-            </w:pPr>
-            <w:r>
-              <w:rPr/>
-            </w:r>
-          </w:p>
-        </w:tc>
-        <w:tc>
-          <w:tcPr>
-            <w:tcW w:w="3213" w:type="dxa"/>
-            <w:tcBorders>
-              <w:start w:val="single" w:sz="4" w:space="0" w:color="000000"/>
-              <w:bottom w:val="single" w:sz="4" w:space="0" w:color="000000"/>
-            </w:tcBorders>
-          </w:tcPr>
-          <w:p>
-            <w:pPr>
-              <w:pStyle w:val="Contenudetableau"/>
-              <w:bidi w:val="0"/>
-              <w:jc w:val="start"/>
-              <w:rPr/>
-            </w:pPr>
-            <w:r>
-              <w:rPr/>
-            </w:r>
-          </w:p>
-        </w:tc>
-        <w:tc>
-          <w:tcPr>
-            <w:tcW w:w="3213" w:type="dxa"/>
-            <w:tcBorders>
-              <w:start w:val="single" w:sz="4" w:space="0" w:color="000000"/>
-              <w:bottom w:val="single" w:sz="4" w:space="0" w:color="000000"/>
-              <w:end w:val="single" w:sz="4" w:space="0" w:color="000000"/>
-            </w:tcBorders>
-          </w:tcPr>
-          <w:p>
-            <w:pPr>
-              <w:pStyle w:val="Contenudetableau"/>
-              <w:bidi w:val="0"/>
-              <w:jc w:val="start"/>
-              <w:rPr/>
-            </w:pPr>
-            <w:r>
-              <w:rPr/>
+              <w:t>Connexion bosswaza</w:t>
+            </w:r>
+          </w:p>
+        </w:tc>
+        <w:tc>
+          <w:tcPr>
+            <w:tcW w:w="3213" w:type="dxa"/>
+            <w:tcBorders>
+              <w:start w:val="single" w:sz="4" w:space="0" w:color="000000"/>
+              <w:bottom w:val="single" w:sz="4" w:space="0" w:color="000000"/>
+            </w:tcBorders>
+          </w:tcPr>
+          <w:p>
+            <w:pPr>
+              <w:pStyle w:val="Contenudetableau"/>
+              <w:bidi w:val="0"/>
+              <w:jc w:val="start"/>
+              <w:rPr/>
+            </w:pPr>
+            <w:r>
+              <w:rPr/>
+              <w:t>Connexion</w:t>
+            </w:r>
+          </w:p>
+        </w:tc>
+        <w:tc>
+          <w:tcPr>
+            <w:tcW w:w="3213" w:type="dxa"/>
+            <w:tcBorders>
+              <w:start w:val="single" w:sz="4" w:space="0" w:color="000000"/>
+              <w:bottom w:val="single" w:sz="4" w:space="0" w:color="000000"/>
+              <w:end w:val="single" w:sz="4" w:space="0" w:color="000000"/>
+            </w:tcBorders>
+          </w:tcPr>
+          <w:p>
+            <w:pPr>
+              <w:pStyle w:val="Contenudetableau"/>
+              <w:bidi w:val="0"/>
+              <w:jc w:val="start"/>
+              <w:rPr/>
+            </w:pPr>
+            <w:r>
+              <w:rPr/>
+              <w:t>Identifiants corrects, création token (stocké localement) et retour http 200</w:t>
+            </w:r>
+          </w:p>
+        </w:tc>
+      </w:tr>
+      <w:tr>
+        <w:trPr/>
+        <w:tc>
+          <w:tcPr>
+            <w:tcW w:w="3212" w:type="dxa"/>
+            <w:tcBorders>
+              <w:start w:val="single" w:sz="4" w:space="0" w:color="000000"/>
+              <w:bottom w:val="single" w:sz="4" w:space="0" w:color="000000"/>
+            </w:tcBorders>
+          </w:tcPr>
+          <w:p>
+            <w:pPr>
+              <w:pStyle w:val="Contenudetableau"/>
+              <w:bidi w:val="0"/>
+              <w:jc w:val="start"/>
+              <w:rPr/>
+            </w:pPr>
+            <w:r>
+              <w:rPr/>
+              <w:t>Accès à la page</w:t>
+            </w:r>
+          </w:p>
+        </w:tc>
+        <w:tc>
+          <w:tcPr>
+            <w:tcW w:w="3213" w:type="dxa"/>
+            <w:tcBorders>
+              <w:start w:val="single" w:sz="4" w:space="0" w:color="000000"/>
+              <w:bottom w:val="single" w:sz="4" w:space="0" w:color="000000"/>
+            </w:tcBorders>
+          </w:tcPr>
+          <w:p>
+            <w:pPr>
+              <w:pStyle w:val="Contenudetableau"/>
+              <w:widowControl w:val="false"/>
+              <w:suppressLineNumbers/>
+              <w:bidi w:val="0"/>
+              <w:jc w:val="start"/>
+              <w:rPr/>
+            </w:pPr>
+            <w:r>
+              <w:rPr/>
+            </w:r>
+          </w:p>
+        </w:tc>
+        <w:tc>
+          <w:tcPr>
+            <w:tcW w:w="3213" w:type="dxa"/>
+            <w:tcBorders>
+              <w:start w:val="single" w:sz="4" w:space="0" w:color="000000"/>
+              <w:bottom w:val="single" w:sz="4" w:space="0" w:color="000000"/>
+              <w:end w:val="single" w:sz="4" w:space="0" w:color="000000"/>
+            </w:tcBorders>
+          </w:tcPr>
+          <w:p>
+            <w:pPr>
+              <w:pStyle w:val="Contenudetableau"/>
+              <w:bidi w:val="0"/>
+              <w:jc w:val="start"/>
+              <w:rPr/>
+            </w:pPr>
+            <w:r>
+              <w:rPr/>
+              <w:t>Affichage de tous les tableaux et retour http 200</w:t>
+            </w:r>
+          </w:p>
+        </w:tc>
+      </w:tr>
+      <w:tr>
+        <w:trPr/>
+        <w:tc>
+          <w:tcPr>
+            <w:tcW w:w="3212" w:type="dxa"/>
+            <w:tcBorders>
+              <w:start w:val="single" w:sz="4" w:space="0" w:color="000000"/>
+              <w:bottom w:val="single" w:sz="4" w:space="0" w:color="000000"/>
+            </w:tcBorders>
+          </w:tcPr>
+          <w:p>
+            <w:pPr>
+              <w:pStyle w:val="Contenudetableau"/>
+              <w:bidi w:val="0"/>
+              <w:jc w:val="start"/>
+              <w:rPr/>
+            </w:pPr>
+            <w:r>
+              <w:rPr/>
+              <w:t>Accès au tableau d’id tab_roadmap_2026</w:t>
+            </w:r>
+          </w:p>
+        </w:tc>
+        <w:tc>
+          <w:tcPr>
+            <w:tcW w:w="3213" w:type="dxa"/>
+            <w:tcBorders>
+              <w:start w:val="single" w:sz="4" w:space="0" w:color="000000"/>
+              <w:bottom w:val="single" w:sz="4" w:space="0" w:color="000000"/>
+            </w:tcBorders>
+          </w:tcPr>
+          <w:p>
+            <w:pPr>
+              <w:pStyle w:val="Contenudetableau"/>
+              <w:bidi w:val="0"/>
+              <w:jc w:val="start"/>
+              <w:rPr/>
+            </w:pPr>
+            <w:r>
+              <w:rPr/>
+              <w:t>Clic sur le tableau de sa liste</w:t>
+            </w:r>
+          </w:p>
+        </w:tc>
+        <w:tc>
+          <w:tcPr>
+            <w:tcW w:w="3213" w:type="dxa"/>
+            <w:tcBorders>
+              <w:start w:val="single" w:sz="4" w:space="0" w:color="000000"/>
+              <w:bottom w:val="single" w:sz="4" w:space="0" w:color="000000"/>
+              <w:end w:val="single" w:sz="4" w:space="0" w:color="000000"/>
+            </w:tcBorders>
+          </w:tcPr>
+          <w:p>
+            <w:pPr>
+              <w:pStyle w:val="Contenudetableau"/>
+              <w:bidi w:val="0"/>
+              <w:jc w:val="start"/>
+              <w:rPr/>
+            </w:pPr>
+            <w:r>
+              <w:rPr/>
+              <w:t>Affichage du tableau ainsi que ses listes et cartes associer et retour http 200</w:t>
             </w:r>
           </w:p>
         </w:tc>
       </w:tr>
     </w:tbl>
+    <w:p>
+      <w:pPr>
+        <w:pStyle w:val="Normal"/>
+        <w:bidi w:val="0"/>
+        <w:jc w:val="start"/>
+        <w:rPr/>
+      </w:pPr>
+      <w:r>
+        <w:rPr/>
+      </w:r>
+    </w:p>
+    <w:p>
+      <w:pPr>
+        <w:pStyle w:val="Normal"/>
+        <w:bidi w:val="0"/>
+        <w:jc w:val="start"/>
+        <w:rPr/>
+      </w:pPr>
+      <w:r>
+        <w:rPr/>
+      </w:r>
+    </w:p>
+    <w:p>
+      <w:pPr>
+        <w:pStyle w:val="Normal"/>
+        <w:bidi w:val="0"/>
+        <w:jc w:val="start"/>
+        <w:rPr/>
+      </w:pPr>
+      <w:r>
+        <w:rPr/>
+      </w:r>
+    </w:p>
     <w:p>
       <w:pPr>
         <w:pStyle w:val="Normal"/>
@@ -1436,111 +1540,252 @@
             </w:pPr>
             <w:r>
               <w:rPr/>
-            </w:r>
-          </w:p>
-        </w:tc>
-        <w:tc>
-          <w:tcPr>
-            <w:tcW w:w="3213" w:type="dxa"/>
-            <w:tcBorders>
-              <w:start w:val="single" w:sz="4" w:space="0" w:color="000000"/>
-              <w:bottom w:val="single" w:sz="4" w:space="0" w:color="000000"/>
-            </w:tcBorders>
-          </w:tcPr>
-          <w:p>
-            <w:pPr>
-              <w:pStyle w:val="Contenudetableau"/>
-              <w:bidi w:val="0"/>
-              <w:jc w:val="start"/>
-              <w:rPr/>
-            </w:pPr>
-            <w:r>
-              <w:rPr/>
-            </w:r>
-          </w:p>
-        </w:tc>
-        <w:tc>
-          <w:tcPr>
-            <w:tcW w:w="3213" w:type="dxa"/>
-            <w:tcBorders>
-              <w:start w:val="single" w:sz="4" w:space="0" w:color="000000"/>
-              <w:bottom w:val="single" w:sz="4" w:space="0" w:color="000000"/>
-              <w:end w:val="single" w:sz="4" w:space="0" w:color="000000"/>
-            </w:tcBorders>
-          </w:tcPr>
-          <w:p>
-            <w:pPr>
-              <w:pStyle w:val="Contenudetableau"/>
-              <w:bidi w:val="0"/>
-              <w:jc w:val="start"/>
-              <w:rPr/>
-            </w:pPr>
-            <w:r>
-              <w:rPr/>
-            </w:r>
-          </w:p>
-        </w:tc>
-      </w:tr>
-      <w:tr>
-        <w:trPr/>
-        <w:tc>
-          <w:tcPr>
-            <w:tcW w:w="3212" w:type="dxa"/>
-            <w:tcBorders>
-              <w:start w:val="single" w:sz="4" w:space="0" w:color="000000"/>
-              <w:bottom w:val="single" w:sz="4" w:space="0" w:color="000000"/>
-            </w:tcBorders>
-          </w:tcPr>
-          <w:p>
-            <w:pPr>
-              <w:pStyle w:val="Contenudetableau"/>
-              <w:bidi w:val="0"/>
-              <w:jc w:val="start"/>
-              <w:rPr/>
-            </w:pPr>
-            <w:r>
-              <w:rPr/>
-            </w:r>
-          </w:p>
-        </w:tc>
-        <w:tc>
-          <w:tcPr>
-            <w:tcW w:w="3213" w:type="dxa"/>
-            <w:tcBorders>
-              <w:start w:val="single" w:sz="4" w:space="0" w:color="000000"/>
-              <w:bottom w:val="single" w:sz="4" w:space="0" w:color="000000"/>
-            </w:tcBorders>
-          </w:tcPr>
-          <w:p>
-            <w:pPr>
-              <w:pStyle w:val="Contenudetableau"/>
-              <w:bidi w:val="0"/>
-              <w:jc w:val="start"/>
-              <w:rPr/>
-            </w:pPr>
-            <w:r>
-              <w:rPr/>
-            </w:r>
-          </w:p>
-        </w:tc>
-        <w:tc>
-          <w:tcPr>
-            <w:tcW w:w="3213" w:type="dxa"/>
-            <w:tcBorders>
-              <w:start w:val="single" w:sz="4" w:space="0" w:color="000000"/>
-              <w:bottom w:val="single" w:sz="4" w:space="0" w:color="000000"/>
-              <w:end w:val="single" w:sz="4" w:space="0" w:color="000000"/>
-            </w:tcBorders>
-          </w:tcPr>
-          <w:p>
-            <w:pPr>
-              <w:pStyle w:val="Contenudetableau"/>
-              <w:bidi w:val="0"/>
-              <w:jc w:val="start"/>
-              <w:rPr/>
-            </w:pPr>
-            <w:r>
-              <w:rPr/>
+              <w:t>Connexion bosswaza</w:t>
+            </w:r>
+          </w:p>
+        </w:tc>
+        <w:tc>
+          <w:tcPr>
+            <w:tcW w:w="3213" w:type="dxa"/>
+            <w:tcBorders>
+              <w:start w:val="single" w:sz="4" w:space="0" w:color="000000"/>
+              <w:bottom w:val="single" w:sz="4" w:space="0" w:color="000000"/>
+            </w:tcBorders>
+          </w:tcPr>
+          <w:p>
+            <w:pPr>
+              <w:pStyle w:val="Contenudetableau"/>
+              <w:bidi w:val="0"/>
+              <w:jc w:val="start"/>
+              <w:rPr/>
+            </w:pPr>
+            <w:r>
+              <w:rPr/>
+              <w:t>Connexion</w:t>
+            </w:r>
+          </w:p>
+        </w:tc>
+        <w:tc>
+          <w:tcPr>
+            <w:tcW w:w="3213" w:type="dxa"/>
+            <w:tcBorders>
+              <w:start w:val="single" w:sz="4" w:space="0" w:color="000000"/>
+              <w:bottom w:val="single" w:sz="4" w:space="0" w:color="000000"/>
+              <w:end w:val="single" w:sz="4" w:space="0" w:color="000000"/>
+            </w:tcBorders>
+          </w:tcPr>
+          <w:p>
+            <w:pPr>
+              <w:pStyle w:val="Contenudetableau"/>
+              <w:bidi w:val="0"/>
+              <w:jc w:val="start"/>
+              <w:rPr/>
+            </w:pPr>
+            <w:r>
+              <w:rPr/>
+              <w:t>Identifiants corrects, création token (stocké localement) et retour http 200</w:t>
+            </w:r>
+          </w:p>
+        </w:tc>
+      </w:tr>
+      <w:tr>
+        <w:trPr/>
+        <w:tc>
+          <w:tcPr>
+            <w:tcW w:w="3212" w:type="dxa"/>
+            <w:tcBorders>
+              <w:start w:val="single" w:sz="4" w:space="0" w:color="000000"/>
+              <w:bottom w:val="single" w:sz="4" w:space="0" w:color="000000"/>
+            </w:tcBorders>
+          </w:tcPr>
+          <w:p>
+            <w:pPr>
+              <w:pStyle w:val="Contenudetableau"/>
+              <w:bidi w:val="0"/>
+              <w:jc w:val="start"/>
+              <w:rPr/>
+            </w:pPr>
+            <w:r>
+              <w:rPr/>
+              <w:t>Accès à la page</w:t>
+            </w:r>
+          </w:p>
+        </w:tc>
+        <w:tc>
+          <w:tcPr>
+            <w:tcW w:w="3213" w:type="dxa"/>
+            <w:tcBorders>
+              <w:start w:val="single" w:sz="4" w:space="0" w:color="000000"/>
+              <w:bottom w:val="single" w:sz="4" w:space="0" w:color="000000"/>
+            </w:tcBorders>
+          </w:tcPr>
+          <w:p>
+            <w:pPr>
+              <w:pStyle w:val="Contenudetableau"/>
+              <w:widowControl w:val="false"/>
+              <w:suppressLineNumbers/>
+              <w:bidi w:val="0"/>
+              <w:jc w:val="start"/>
+              <w:rPr/>
+            </w:pPr>
+            <w:r>
+              <w:rPr/>
+            </w:r>
+          </w:p>
+        </w:tc>
+        <w:tc>
+          <w:tcPr>
+            <w:tcW w:w="3213" w:type="dxa"/>
+            <w:tcBorders>
+              <w:start w:val="single" w:sz="4" w:space="0" w:color="000000"/>
+              <w:bottom w:val="single" w:sz="4" w:space="0" w:color="000000"/>
+              <w:end w:val="single" w:sz="4" w:space="0" w:color="000000"/>
+            </w:tcBorders>
+          </w:tcPr>
+          <w:p>
+            <w:pPr>
+              <w:pStyle w:val="Contenudetableau"/>
+              <w:bidi w:val="0"/>
+              <w:jc w:val="start"/>
+              <w:rPr/>
+            </w:pPr>
+            <w:r>
+              <w:rPr/>
+              <w:t>Affichage de tous les tableaux et retour http 200</w:t>
+            </w:r>
+          </w:p>
+        </w:tc>
+      </w:tr>
+      <w:tr>
+        <w:trPr/>
+        <w:tc>
+          <w:tcPr>
+            <w:tcW w:w="3212" w:type="dxa"/>
+            <w:tcBorders>
+              <w:start w:val="single" w:sz="4" w:space="0" w:color="000000"/>
+              <w:bottom w:val="single" w:sz="4" w:space="0" w:color="000000"/>
+            </w:tcBorders>
+          </w:tcPr>
+          <w:p>
+            <w:pPr>
+              <w:pStyle w:val="Contenudetableau"/>
+              <w:bidi w:val="0"/>
+              <w:jc w:val="start"/>
+              <w:rPr/>
+            </w:pPr>
+            <w:r>
+              <w:rPr/>
+              <w:t>Accès au tableau d’id tab_roadmap_2026</w:t>
+            </w:r>
+          </w:p>
+        </w:tc>
+        <w:tc>
+          <w:tcPr>
+            <w:tcW w:w="3213" w:type="dxa"/>
+            <w:tcBorders>
+              <w:start w:val="single" w:sz="4" w:space="0" w:color="000000"/>
+              <w:bottom w:val="single" w:sz="4" w:space="0" w:color="000000"/>
+            </w:tcBorders>
+          </w:tcPr>
+          <w:p>
+            <w:pPr>
+              <w:pStyle w:val="Contenudetableau"/>
+              <w:bidi w:val="0"/>
+              <w:jc w:val="start"/>
+              <w:rPr/>
+            </w:pPr>
+            <w:r>
+              <w:rPr/>
+              <w:t>Clic sur le tableau de sa liste</w:t>
+            </w:r>
+          </w:p>
+        </w:tc>
+        <w:tc>
+          <w:tcPr>
+            <w:tcW w:w="3213" w:type="dxa"/>
+            <w:tcBorders>
+              <w:start w:val="single" w:sz="4" w:space="0" w:color="000000"/>
+              <w:bottom w:val="single" w:sz="4" w:space="0" w:color="000000"/>
+              <w:end w:val="single" w:sz="4" w:space="0" w:color="000000"/>
+            </w:tcBorders>
+          </w:tcPr>
+          <w:p>
+            <w:pPr>
+              <w:pStyle w:val="Contenudetableau"/>
+              <w:bidi w:val="0"/>
+              <w:jc w:val="start"/>
+              <w:rPr/>
+            </w:pPr>
+            <w:r>
+              <w:rPr/>
+              <w:t>Affichage du tableau ainsi que ses listes et cartes associées et retour http 200</w:t>
+            </w:r>
+          </w:p>
+        </w:tc>
+      </w:tr>
+      <w:tr>
+        <w:trPr/>
+        <w:tc>
+          <w:tcPr>
+            <w:tcW w:w="3212" w:type="dxa"/>
+            <w:tcBorders>
+              <w:start w:val="single" w:sz="4" w:space="0" w:color="000000"/>
+              <w:bottom w:val="single" w:sz="4" w:space="0" w:color="000000"/>
+            </w:tcBorders>
+          </w:tcPr>
+          <w:p>
+            <w:pPr>
+              <w:pStyle w:val="Contenudetableau"/>
+              <w:bidi w:val="0"/>
+              <w:jc w:val="start"/>
+              <w:rPr/>
+            </w:pPr>
+            <w:r>
+              <w:rPr/>
+              <w:t xml:space="preserve">Accès à la carte d’id </w:t>
+            </w:r>
+          </w:p>
+        </w:tc>
+        <w:tc>
+          <w:tcPr>
+            <w:tcW w:w="3213" w:type="dxa"/>
+            <w:tcBorders>
+              <w:start w:val="single" w:sz="4" w:space="0" w:color="000000"/>
+              <w:bottom w:val="single" w:sz="4" w:space="0" w:color="000000"/>
+            </w:tcBorders>
+          </w:tcPr>
+          <w:p>
+            <w:pPr>
+              <w:pStyle w:val="Contenudetableau"/>
+              <w:bidi w:val="0"/>
+              <w:jc w:val="start"/>
+              <w:rPr/>
+            </w:pPr>
+            <w:r>
+              <w:rPr/>
+              <w:t>Clic sur la carte</w:t>
+            </w:r>
+          </w:p>
+        </w:tc>
+        <w:tc>
+          <w:tcPr>
+            <w:tcW w:w="3213" w:type="dxa"/>
+            <w:tcBorders>
+              <w:start w:val="single" w:sz="4" w:space="0" w:color="000000"/>
+              <w:bottom w:val="single" w:sz="4" w:space="0" w:color="000000"/>
+              <w:end w:val="single" w:sz="4" w:space="0" w:color="000000"/>
+            </w:tcBorders>
+          </w:tcPr>
+          <w:p>
+            <w:pPr>
+              <w:pStyle w:val="Contenudetableau"/>
+              <w:bidi w:val="0"/>
+              <w:jc w:val="start"/>
+              <w:rPr/>
+            </w:pPr>
+            <w:r>
+              <w:rPr/>
+              <w:t>Affichage de la carte et de ses informations associées et retour http 200</w:t>
             </w:r>
           </w:p>
         </w:tc>
@@ -1567,6 +1812,387 @@
       <w:r>
         <w:rPr/>
         <w:t>Affichage log d’un tableau</w:t>
+      </w:r>
+    </w:p>
+    <w:tbl>
+      <w:tblPr>
+        <w:tblW w:w="9659" w:type="dxa"/>
+        <w:jc w:val="start"/>
+        <w:tblInd w:w="-26" w:type="dxa"/>
+        <w:tblLayout w:type="fixed"/>
+        <w:tblCellMar>
+          <w:top w:w="55" w:type="dxa"/>
+          <w:start w:w="55" w:type="dxa"/>
+          <w:bottom w:w="55" w:type="dxa"/>
+          <w:end w:w="55" w:type="dxa"/>
+        </w:tblCellMar>
+      </w:tblPr>
+      <w:tblGrid>
+        <w:gridCol w:w="3229"/>
+        <w:gridCol w:w="3218"/>
+        <w:gridCol w:w="3212"/>
+      </w:tblGrid>
+      <w:tr>
+        <w:trPr/>
+        <w:tc>
+          <w:tcPr>
+            <w:tcW w:w="3229" w:type="dxa"/>
+            <w:tcBorders>
+              <w:top w:val="single" w:sz="4" w:space="0" w:color="000000"/>
+              <w:start w:val="single" w:sz="4" w:space="0" w:color="000000"/>
+              <w:bottom w:val="single" w:sz="4" w:space="0" w:color="000000"/>
+            </w:tcBorders>
+          </w:tcPr>
+          <w:p>
+            <w:pPr>
+              <w:pStyle w:val="Contenudetableau"/>
+              <w:bidi w:val="0"/>
+              <w:jc w:val="start"/>
+              <w:rPr/>
+            </w:pPr>
+            <w:r>
+              <w:rPr/>
+              <w:t>Etape</w:t>
+            </w:r>
+          </w:p>
+        </w:tc>
+        <w:tc>
+          <w:tcPr>
+            <w:tcW w:w="3218" w:type="dxa"/>
+            <w:tcBorders>
+              <w:top w:val="single" w:sz="4" w:space="0" w:color="000000"/>
+              <w:start w:val="single" w:sz="4" w:space="0" w:color="000000"/>
+              <w:bottom w:val="single" w:sz="4" w:space="0" w:color="000000"/>
+            </w:tcBorders>
+          </w:tcPr>
+          <w:p>
+            <w:pPr>
+              <w:pStyle w:val="Contenudetableau"/>
+              <w:bidi w:val="0"/>
+              <w:jc w:val="start"/>
+              <w:rPr/>
+            </w:pPr>
+            <w:r>
+              <w:rPr/>
+              <w:t>Action utilisateur</w:t>
+            </w:r>
+          </w:p>
+        </w:tc>
+        <w:tc>
+          <w:tcPr>
+            <w:tcW w:w="3212" w:type="dxa"/>
+            <w:tcBorders>
+              <w:top w:val="single" w:sz="4" w:space="0" w:color="000000"/>
+              <w:start w:val="single" w:sz="4" w:space="0" w:color="000000"/>
+              <w:bottom w:val="single" w:sz="4" w:space="0" w:color="000000"/>
+              <w:end w:val="single" w:sz="4" w:space="0" w:color="000000"/>
+            </w:tcBorders>
+          </w:tcPr>
+          <w:p>
+            <w:pPr>
+              <w:pStyle w:val="Contenudetableau"/>
+              <w:bidi w:val="0"/>
+              <w:jc w:val="start"/>
+              <w:rPr/>
+            </w:pPr>
+            <w:r>
+              <w:rPr/>
+              <w:t>Réponse Api</w:t>
+            </w:r>
+          </w:p>
+        </w:tc>
+      </w:tr>
+      <w:tr>
+        <w:trPr/>
+        <w:tc>
+          <w:tcPr>
+            <w:tcW w:w="3229" w:type="dxa"/>
+            <w:tcBorders>
+              <w:start w:val="single" w:sz="4" w:space="0" w:color="000000"/>
+              <w:bottom w:val="single" w:sz="4" w:space="0" w:color="000000"/>
+            </w:tcBorders>
+          </w:tcPr>
+          <w:p>
+            <w:pPr>
+              <w:pStyle w:val="Contenudetableau"/>
+              <w:bidi w:val="0"/>
+              <w:jc w:val="start"/>
+              <w:rPr/>
+            </w:pPr>
+            <w:r>
+              <w:rPr/>
+              <w:t>Connexion bosswaza</w:t>
+            </w:r>
+          </w:p>
+        </w:tc>
+        <w:tc>
+          <w:tcPr>
+            <w:tcW w:w="3218" w:type="dxa"/>
+            <w:tcBorders>
+              <w:start w:val="single" w:sz="4" w:space="0" w:color="000000"/>
+              <w:bottom w:val="single" w:sz="4" w:space="0" w:color="000000"/>
+            </w:tcBorders>
+          </w:tcPr>
+          <w:p>
+            <w:pPr>
+              <w:pStyle w:val="Contenudetableau"/>
+              <w:bidi w:val="0"/>
+              <w:jc w:val="start"/>
+              <w:rPr/>
+            </w:pPr>
+            <w:r>
+              <w:rPr/>
+              <w:t>Connexion</w:t>
+            </w:r>
+          </w:p>
+        </w:tc>
+        <w:tc>
+          <w:tcPr>
+            <w:tcW w:w="3212" w:type="dxa"/>
+            <w:tcBorders>
+              <w:start w:val="single" w:sz="4" w:space="0" w:color="000000"/>
+              <w:bottom w:val="single" w:sz="4" w:space="0" w:color="000000"/>
+              <w:end w:val="single" w:sz="4" w:space="0" w:color="000000"/>
+            </w:tcBorders>
+          </w:tcPr>
+          <w:p>
+            <w:pPr>
+              <w:pStyle w:val="Contenudetableau"/>
+              <w:bidi w:val="0"/>
+              <w:jc w:val="start"/>
+              <w:rPr/>
+            </w:pPr>
+            <w:r>
+              <w:rPr/>
+              <w:t>Identifiants corrects, création token (stocké localement) et retour http 200</w:t>
+            </w:r>
+          </w:p>
+        </w:tc>
+      </w:tr>
+      <w:tr>
+        <w:trPr/>
+        <w:tc>
+          <w:tcPr>
+            <w:tcW w:w="3229" w:type="dxa"/>
+            <w:tcBorders>
+              <w:start w:val="single" w:sz="4" w:space="0" w:color="000000"/>
+              <w:bottom w:val="single" w:sz="4" w:space="0" w:color="000000"/>
+            </w:tcBorders>
+          </w:tcPr>
+          <w:p>
+            <w:pPr>
+              <w:pStyle w:val="Contenudetableau"/>
+              <w:bidi w:val="0"/>
+              <w:jc w:val="start"/>
+              <w:rPr/>
+            </w:pPr>
+            <w:r>
+              <w:rPr/>
+              <w:t>Accès à la page</w:t>
+            </w:r>
+          </w:p>
+        </w:tc>
+        <w:tc>
+          <w:tcPr>
+            <w:tcW w:w="3218" w:type="dxa"/>
+            <w:tcBorders>
+              <w:start w:val="single" w:sz="4" w:space="0" w:color="000000"/>
+              <w:bottom w:val="single" w:sz="4" w:space="0" w:color="000000"/>
+            </w:tcBorders>
+          </w:tcPr>
+          <w:p>
+            <w:pPr>
+              <w:pStyle w:val="Contenudetableau"/>
+              <w:widowControl w:val="false"/>
+              <w:suppressLineNumbers/>
+              <w:bidi w:val="0"/>
+              <w:jc w:val="start"/>
+              <w:rPr/>
+            </w:pPr>
+            <w:r>
+              <w:rPr/>
+            </w:r>
+          </w:p>
+        </w:tc>
+        <w:tc>
+          <w:tcPr>
+            <w:tcW w:w="3212" w:type="dxa"/>
+            <w:tcBorders>
+              <w:start w:val="single" w:sz="4" w:space="0" w:color="000000"/>
+              <w:bottom w:val="single" w:sz="4" w:space="0" w:color="000000"/>
+              <w:end w:val="single" w:sz="4" w:space="0" w:color="000000"/>
+            </w:tcBorders>
+          </w:tcPr>
+          <w:p>
+            <w:pPr>
+              <w:pStyle w:val="Contenudetableau"/>
+              <w:bidi w:val="0"/>
+              <w:jc w:val="start"/>
+              <w:rPr/>
+            </w:pPr>
+            <w:r>
+              <w:rPr/>
+              <w:t>Affichage de tous les tableaux et retour http 200</w:t>
+            </w:r>
+          </w:p>
+        </w:tc>
+      </w:tr>
+      <w:tr>
+        <w:trPr/>
+        <w:tc>
+          <w:tcPr>
+            <w:tcW w:w="3229" w:type="dxa"/>
+            <w:tcBorders>
+              <w:start w:val="single" w:sz="4" w:space="0" w:color="000000"/>
+              <w:bottom w:val="single" w:sz="4" w:space="0" w:color="000000"/>
+            </w:tcBorders>
+          </w:tcPr>
+          <w:p>
+            <w:pPr>
+              <w:pStyle w:val="Contenudetableau"/>
+              <w:bidi w:val="0"/>
+              <w:jc w:val="start"/>
+              <w:rPr/>
+            </w:pPr>
+            <w:r>
+              <w:rPr/>
+              <w:t>Accès au tableau d’id tab_roadmap_2026</w:t>
+            </w:r>
+          </w:p>
+        </w:tc>
+        <w:tc>
+          <w:tcPr>
+            <w:tcW w:w="3218" w:type="dxa"/>
+            <w:tcBorders>
+              <w:start w:val="single" w:sz="4" w:space="0" w:color="000000"/>
+              <w:bottom w:val="single" w:sz="4" w:space="0" w:color="000000"/>
+            </w:tcBorders>
+          </w:tcPr>
+          <w:p>
+            <w:pPr>
+              <w:pStyle w:val="Contenudetableau"/>
+              <w:bidi w:val="0"/>
+              <w:jc w:val="start"/>
+              <w:rPr/>
+            </w:pPr>
+            <w:r>
+              <w:rPr/>
+              <w:t>Clic sur le tableau de sa liste</w:t>
+            </w:r>
+          </w:p>
+        </w:tc>
+        <w:tc>
+          <w:tcPr>
+            <w:tcW w:w="3212" w:type="dxa"/>
+            <w:tcBorders>
+              <w:start w:val="single" w:sz="4" w:space="0" w:color="000000"/>
+              <w:bottom w:val="single" w:sz="4" w:space="0" w:color="000000"/>
+              <w:end w:val="single" w:sz="4" w:space="0" w:color="000000"/>
+            </w:tcBorders>
+          </w:tcPr>
+          <w:p>
+            <w:pPr>
+              <w:pStyle w:val="Contenudetableau"/>
+              <w:bidi w:val="0"/>
+              <w:jc w:val="start"/>
+              <w:rPr/>
+            </w:pPr>
+            <w:r>
+              <w:rPr/>
+              <w:t>Affichage du tableau ainsi que ses listes et cartes associées et retour http 200</w:t>
+            </w:r>
+          </w:p>
+        </w:tc>
+      </w:tr>
+      <w:tr>
+        <w:trPr/>
+        <w:tc>
+          <w:tcPr>
+            <w:tcW w:w="3229" w:type="dxa"/>
+            <w:tcBorders>
+              <w:start w:val="single" w:sz="4" w:space="0" w:color="000000"/>
+              <w:bottom w:val="single" w:sz="4" w:space="0" w:color="000000"/>
+            </w:tcBorders>
+          </w:tcPr>
+          <w:p>
+            <w:pPr>
+              <w:pStyle w:val="Contenudetableau"/>
+              <w:bidi w:val="0"/>
+              <w:jc w:val="start"/>
+              <w:rPr/>
+            </w:pPr>
+            <w:r>
+              <w:rPr/>
+              <w:t>Accès aux logs du tableau</w:t>
+            </w:r>
+          </w:p>
+        </w:tc>
+        <w:tc>
+          <w:tcPr>
+            <w:tcW w:w="3218" w:type="dxa"/>
+            <w:tcBorders>
+              <w:start w:val="single" w:sz="4" w:space="0" w:color="000000"/>
+              <w:bottom w:val="single" w:sz="4" w:space="0" w:color="000000"/>
+            </w:tcBorders>
+          </w:tcPr>
+          <w:p>
+            <w:pPr>
+              <w:pStyle w:val="Contenudetableau"/>
+              <w:bidi w:val="0"/>
+              <w:jc w:val="start"/>
+              <w:rPr/>
+            </w:pPr>
+            <w:r>
+              <w:rPr/>
+              <w:t>Clic sur le bouton Logs</w:t>
+            </w:r>
+          </w:p>
+        </w:tc>
+        <w:tc>
+          <w:tcPr>
+            <w:tcW w:w="3212" w:type="dxa"/>
+            <w:tcBorders>
+              <w:start w:val="single" w:sz="4" w:space="0" w:color="000000"/>
+              <w:bottom w:val="single" w:sz="4" w:space="0" w:color="000000"/>
+              <w:end w:val="single" w:sz="4" w:space="0" w:color="000000"/>
+            </w:tcBorders>
+          </w:tcPr>
+          <w:p>
+            <w:pPr>
+              <w:pStyle w:val="Contenudetableau"/>
+              <w:bidi w:val="0"/>
+              <w:jc w:val="start"/>
+              <w:rPr/>
+            </w:pPr>
+            <w:r>
+              <w:rPr/>
+              <w:t xml:space="preserve">Affichage des logs du tableau </w:t>
+            </w:r>
+          </w:p>
+        </w:tc>
+      </w:tr>
+    </w:tbl>
+    <w:p>
+      <w:pPr>
+        <w:pStyle w:val="Normal"/>
+        <w:bidi w:val="0"/>
+        <w:jc w:val="start"/>
+        <w:rPr/>
+      </w:pPr>
+      <w:r>
+        <w:rPr/>
+      </w:r>
+    </w:p>
+    <w:p>
+      <w:pPr>
+        <w:pStyle w:val="Normal"/>
+        <w:bidi w:val="0"/>
+        <w:jc w:val="start"/>
+        <w:rPr/>
+      </w:pPr>
+      <w:r>
+        <w:rPr/>
+        <w:t>Affichage liste des logs (admin)</w:t>
       </w:r>
     </w:p>
     <w:tbl>
@@ -1676,111 +2302,185 @@
             </w:pPr>
             <w:r>
               <w:rPr/>
-            </w:r>
-          </w:p>
-        </w:tc>
-        <w:tc>
-          <w:tcPr>
-            <w:tcW w:w="3213" w:type="dxa"/>
-            <w:tcBorders>
-              <w:start w:val="single" w:sz="4" w:space="0" w:color="000000"/>
-              <w:bottom w:val="single" w:sz="4" w:space="0" w:color="000000"/>
-            </w:tcBorders>
-          </w:tcPr>
-          <w:p>
-            <w:pPr>
-              <w:pStyle w:val="Contenudetableau"/>
-              <w:bidi w:val="0"/>
-              <w:jc w:val="start"/>
-              <w:rPr/>
-            </w:pPr>
-            <w:r>
-              <w:rPr/>
-            </w:r>
-          </w:p>
-        </w:tc>
-        <w:tc>
-          <w:tcPr>
-            <w:tcW w:w="3213" w:type="dxa"/>
-            <w:tcBorders>
-              <w:start w:val="single" w:sz="4" w:space="0" w:color="000000"/>
-              <w:bottom w:val="single" w:sz="4" w:space="0" w:color="000000"/>
-              <w:end w:val="single" w:sz="4" w:space="0" w:color="000000"/>
-            </w:tcBorders>
-          </w:tcPr>
-          <w:p>
-            <w:pPr>
-              <w:pStyle w:val="Contenudetableau"/>
-              <w:bidi w:val="0"/>
-              <w:jc w:val="start"/>
-              <w:rPr/>
-            </w:pPr>
-            <w:r>
-              <w:rPr/>
-            </w:r>
-          </w:p>
-        </w:tc>
-      </w:tr>
-      <w:tr>
-        <w:trPr/>
-        <w:tc>
-          <w:tcPr>
-            <w:tcW w:w="3212" w:type="dxa"/>
-            <w:tcBorders>
-              <w:start w:val="single" w:sz="4" w:space="0" w:color="000000"/>
-              <w:bottom w:val="single" w:sz="4" w:space="0" w:color="000000"/>
-            </w:tcBorders>
-          </w:tcPr>
-          <w:p>
-            <w:pPr>
-              <w:pStyle w:val="Contenudetableau"/>
-              <w:bidi w:val="0"/>
-              <w:jc w:val="start"/>
-              <w:rPr/>
-            </w:pPr>
-            <w:r>
-              <w:rPr/>
-            </w:r>
-          </w:p>
-        </w:tc>
-        <w:tc>
-          <w:tcPr>
-            <w:tcW w:w="3213" w:type="dxa"/>
-            <w:tcBorders>
-              <w:start w:val="single" w:sz="4" w:space="0" w:color="000000"/>
-              <w:bottom w:val="single" w:sz="4" w:space="0" w:color="000000"/>
-            </w:tcBorders>
-          </w:tcPr>
-          <w:p>
-            <w:pPr>
-              <w:pStyle w:val="Contenudetableau"/>
-              <w:bidi w:val="0"/>
-              <w:jc w:val="start"/>
-              <w:rPr/>
-            </w:pPr>
-            <w:r>
-              <w:rPr/>
-            </w:r>
-          </w:p>
-        </w:tc>
-        <w:tc>
-          <w:tcPr>
-            <w:tcW w:w="3213" w:type="dxa"/>
-            <w:tcBorders>
-              <w:start w:val="single" w:sz="4" w:space="0" w:color="000000"/>
-              <w:bottom w:val="single" w:sz="4" w:space="0" w:color="000000"/>
-              <w:end w:val="single" w:sz="4" w:space="0" w:color="000000"/>
-            </w:tcBorders>
-          </w:tcPr>
-          <w:p>
-            <w:pPr>
-              <w:pStyle w:val="Contenudetableau"/>
-              <w:bidi w:val="0"/>
-              <w:jc w:val="start"/>
-              <w:rPr/>
-            </w:pPr>
-            <w:r>
-              <w:rPr/>
+              <w:t>Connexion bosswaza</w:t>
+            </w:r>
+          </w:p>
+        </w:tc>
+        <w:tc>
+          <w:tcPr>
+            <w:tcW w:w="3213" w:type="dxa"/>
+            <w:tcBorders>
+              <w:start w:val="single" w:sz="4" w:space="0" w:color="000000"/>
+              <w:bottom w:val="single" w:sz="4" w:space="0" w:color="000000"/>
+            </w:tcBorders>
+          </w:tcPr>
+          <w:p>
+            <w:pPr>
+              <w:pStyle w:val="Contenudetableau"/>
+              <w:bidi w:val="0"/>
+              <w:jc w:val="start"/>
+              <w:rPr/>
+            </w:pPr>
+            <w:r>
+              <w:rPr/>
+              <w:t>Connexion</w:t>
+            </w:r>
+          </w:p>
+        </w:tc>
+        <w:tc>
+          <w:tcPr>
+            <w:tcW w:w="3213" w:type="dxa"/>
+            <w:tcBorders>
+              <w:start w:val="single" w:sz="4" w:space="0" w:color="000000"/>
+              <w:bottom w:val="single" w:sz="4" w:space="0" w:color="000000"/>
+              <w:end w:val="single" w:sz="4" w:space="0" w:color="000000"/>
+            </w:tcBorders>
+          </w:tcPr>
+          <w:p>
+            <w:pPr>
+              <w:pStyle w:val="Contenudetableau"/>
+              <w:bidi w:val="0"/>
+              <w:jc w:val="start"/>
+              <w:rPr/>
+            </w:pPr>
+            <w:r>
+              <w:rPr/>
+              <w:t>Identifiants corrects, création token (stocké localement) et retour http 200</w:t>
+            </w:r>
+          </w:p>
+        </w:tc>
+      </w:tr>
+      <w:tr>
+        <w:trPr/>
+        <w:tc>
+          <w:tcPr>
+            <w:tcW w:w="3212" w:type="dxa"/>
+            <w:tcBorders>
+              <w:start w:val="single" w:sz="4" w:space="0" w:color="000000"/>
+              <w:bottom w:val="single" w:sz="4" w:space="0" w:color="000000"/>
+            </w:tcBorders>
+          </w:tcPr>
+          <w:p>
+            <w:pPr>
+              <w:pStyle w:val="Contenudetableau"/>
+              <w:bidi w:val="0"/>
+              <w:jc w:val="start"/>
+              <w:rPr/>
+            </w:pPr>
+            <w:r>
+              <w:rPr/>
+              <w:t>Accès à la page</w:t>
+            </w:r>
+          </w:p>
+        </w:tc>
+        <w:tc>
+          <w:tcPr>
+            <w:tcW w:w="3213" w:type="dxa"/>
+            <w:tcBorders>
+              <w:start w:val="single" w:sz="4" w:space="0" w:color="000000"/>
+              <w:bottom w:val="single" w:sz="4" w:space="0" w:color="000000"/>
+            </w:tcBorders>
+          </w:tcPr>
+          <w:p>
+            <w:pPr>
+              <w:pStyle w:val="Contenudetableau"/>
+              <w:widowControl w:val="false"/>
+              <w:suppressLineNumbers/>
+              <w:bidi w:val="0"/>
+              <w:jc w:val="start"/>
+              <w:rPr/>
+            </w:pPr>
+            <w:r>
+              <w:rPr/>
+            </w:r>
+          </w:p>
+        </w:tc>
+        <w:tc>
+          <w:tcPr>
+            <w:tcW w:w="3213" w:type="dxa"/>
+            <w:tcBorders>
+              <w:start w:val="single" w:sz="4" w:space="0" w:color="000000"/>
+              <w:bottom w:val="single" w:sz="4" w:space="0" w:color="000000"/>
+              <w:end w:val="single" w:sz="4" w:space="0" w:color="000000"/>
+            </w:tcBorders>
+          </w:tcPr>
+          <w:p>
+            <w:pPr>
+              <w:pStyle w:val="Contenudetableau"/>
+              <w:bidi w:val="0"/>
+              <w:jc w:val="start"/>
+              <w:rPr/>
+            </w:pPr>
+            <w:r>
+              <w:rPr/>
+              <w:t>Affichage de tous les tableaux et retour http 200</w:t>
+            </w:r>
+          </w:p>
+        </w:tc>
+      </w:tr>
+      <w:tr>
+        <w:trPr/>
+        <w:tc>
+          <w:tcPr>
+            <w:tcW w:w="3212" w:type="dxa"/>
+            <w:tcBorders>
+              <w:start w:val="single" w:sz="4" w:space="0" w:color="000000"/>
+              <w:bottom w:val="single" w:sz="4" w:space="0" w:color="000000"/>
+            </w:tcBorders>
+          </w:tcPr>
+          <w:p>
+            <w:pPr>
+              <w:pStyle w:val="Contenudetableau"/>
+              <w:bidi w:val="0"/>
+              <w:jc w:val="start"/>
+              <w:rPr/>
+            </w:pPr>
+            <w:r>
+              <w:rPr/>
+              <w:t>Accès à la liste des logs</w:t>
+            </w:r>
+          </w:p>
+        </w:tc>
+        <w:tc>
+          <w:tcPr>
+            <w:tcW w:w="3213" w:type="dxa"/>
+            <w:tcBorders>
+              <w:start w:val="single" w:sz="4" w:space="0" w:color="000000"/>
+              <w:bottom w:val="single" w:sz="4" w:space="0" w:color="000000"/>
+            </w:tcBorders>
+          </w:tcPr>
+          <w:p>
+            <w:pPr>
+              <w:pStyle w:val="Contenudetableau"/>
+              <w:bidi w:val="0"/>
+              <w:jc w:val="start"/>
+              <w:rPr/>
+            </w:pPr>
+            <w:r>
+              <w:rPr/>
+              <w:t>Clic sur le bouton Logs</w:t>
+            </w:r>
+          </w:p>
+        </w:tc>
+        <w:tc>
+          <w:tcPr>
+            <w:tcW w:w="3213" w:type="dxa"/>
+            <w:tcBorders>
+              <w:start w:val="single" w:sz="4" w:space="0" w:color="000000"/>
+              <w:bottom w:val="single" w:sz="4" w:space="0" w:color="000000"/>
+              <w:end w:val="single" w:sz="4" w:space="0" w:color="000000"/>
+            </w:tcBorders>
+          </w:tcPr>
+          <w:p>
+            <w:pPr>
+              <w:pStyle w:val="Contenudetableau"/>
+              <w:bidi w:val="0"/>
+              <w:jc w:val="start"/>
+              <w:rPr/>
+            </w:pPr>
+            <w:r>
+              <w:rPr/>
+              <w:t>Affichage de tous les logs et retour http 200</w:t>
             </w:r>
           </w:p>
         </w:tc>
@@ -1806,7 +2506,117 @@
       </w:pPr>
       <w:r>
         <w:rPr/>
-        <w:t>Affichage liste des logs (admin)</w:t>
+      </w:r>
+    </w:p>
+    <w:p>
+      <w:pPr>
+        <w:pStyle w:val="Normal"/>
+        <w:bidi w:val="0"/>
+        <w:jc w:val="start"/>
+        <w:rPr/>
+      </w:pPr>
+      <w:r>
+        <w:rPr/>
+      </w:r>
+    </w:p>
+    <w:p>
+      <w:pPr>
+        <w:pStyle w:val="Normal"/>
+        <w:bidi w:val="0"/>
+        <w:jc w:val="start"/>
+        <w:rPr/>
+      </w:pPr>
+      <w:r>
+        <w:rPr/>
+      </w:r>
+    </w:p>
+    <w:p>
+      <w:pPr>
+        <w:pStyle w:val="Normal"/>
+        <w:bidi w:val="0"/>
+        <w:jc w:val="start"/>
+        <w:rPr/>
+      </w:pPr>
+      <w:r>
+        <w:rPr/>
+      </w:r>
+    </w:p>
+    <w:p>
+      <w:pPr>
+        <w:pStyle w:val="Normal"/>
+        <w:bidi w:val="0"/>
+        <w:jc w:val="start"/>
+        <w:rPr/>
+      </w:pPr>
+      <w:r>
+        <w:rPr/>
+      </w:r>
+    </w:p>
+    <w:p>
+      <w:pPr>
+        <w:pStyle w:val="Normal"/>
+        <w:bidi w:val="0"/>
+        <w:jc w:val="start"/>
+        <w:rPr/>
+      </w:pPr>
+      <w:r>
+        <w:rPr/>
+      </w:r>
+    </w:p>
+    <w:p>
+      <w:pPr>
+        <w:pStyle w:val="Normal"/>
+        <w:bidi w:val="0"/>
+        <w:jc w:val="start"/>
+        <w:rPr/>
+      </w:pPr>
+      <w:r>
+        <w:rPr/>
+      </w:r>
+    </w:p>
+    <w:p>
+      <w:pPr>
+        <w:pStyle w:val="Normal"/>
+        <w:bidi w:val="0"/>
+        <w:jc w:val="start"/>
+        <w:rPr/>
+      </w:pPr>
+      <w:r>
+        <w:rPr/>
+      </w:r>
+    </w:p>
+    <w:p>
+      <w:pPr>
+        <w:pStyle w:val="Normal"/>
+        <w:bidi w:val="0"/>
+        <w:jc w:val="start"/>
+        <w:rPr/>
+      </w:pPr>
+      <w:r>
+        <w:rPr/>
+      </w:r>
+    </w:p>
+    <w:p>
+      <w:pPr>
+        <w:pStyle w:val="Normal"/>
+        <w:bidi w:val="0"/>
+        <w:jc w:val="start"/>
+        <w:rPr/>
+      </w:pPr>
+      <w:r>
+        <w:rPr/>
+      </w:r>
+    </w:p>
+    <w:p>
+      <w:pPr>
+        <w:pStyle w:val="Normal"/>
+        <w:bidi w:val="0"/>
+        <w:jc w:val="start"/>
+        <w:rPr/>
+      </w:pPr>
+      <w:r>
+        <w:rPr/>
+        <w:t>Affichage des informations du compte</w:t>
       </w:r>
     </w:p>
     <w:tbl>
@@ -1916,111 +2726,185 @@
             </w:pPr>
             <w:r>
               <w:rPr/>
-            </w:r>
-          </w:p>
-        </w:tc>
-        <w:tc>
-          <w:tcPr>
-            <w:tcW w:w="3213" w:type="dxa"/>
-            <w:tcBorders>
-              <w:start w:val="single" w:sz="4" w:space="0" w:color="000000"/>
-              <w:bottom w:val="single" w:sz="4" w:space="0" w:color="000000"/>
-            </w:tcBorders>
-          </w:tcPr>
-          <w:p>
-            <w:pPr>
-              <w:pStyle w:val="Contenudetableau"/>
-              <w:bidi w:val="0"/>
-              <w:jc w:val="start"/>
-              <w:rPr/>
-            </w:pPr>
-            <w:r>
-              <w:rPr/>
-            </w:r>
-          </w:p>
-        </w:tc>
-        <w:tc>
-          <w:tcPr>
-            <w:tcW w:w="3213" w:type="dxa"/>
-            <w:tcBorders>
-              <w:start w:val="single" w:sz="4" w:space="0" w:color="000000"/>
-              <w:bottom w:val="single" w:sz="4" w:space="0" w:color="000000"/>
-              <w:end w:val="single" w:sz="4" w:space="0" w:color="000000"/>
-            </w:tcBorders>
-          </w:tcPr>
-          <w:p>
-            <w:pPr>
-              <w:pStyle w:val="Contenudetableau"/>
-              <w:bidi w:val="0"/>
-              <w:jc w:val="start"/>
-              <w:rPr/>
-            </w:pPr>
-            <w:r>
-              <w:rPr/>
-            </w:r>
-          </w:p>
-        </w:tc>
-      </w:tr>
-      <w:tr>
-        <w:trPr/>
-        <w:tc>
-          <w:tcPr>
-            <w:tcW w:w="3212" w:type="dxa"/>
-            <w:tcBorders>
-              <w:start w:val="single" w:sz="4" w:space="0" w:color="000000"/>
-              <w:bottom w:val="single" w:sz="4" w:space="0" w:color="000000"/>
-            </w:tcBorders>
-          </w:tcPr>
-          <w:p>
-            <w:pPr>
-              <w:pStyle w:val="Contenudetableau"/>
-              <w:bidi w:val="0"/>
-              <w:jc w:val="start"/>
-              <w:rPr/>
-            </w:pPr>
-            <w:r>
-              <w:rPr/>
-            </w:r>
-          </w:p>
-        </w:tc>
-        <w:tc>
-          <w:tcPr>
-            <w:tcW w:w="3213" w:type="dxa"/>
-            <w:tcBorders>
-              <w:start w:val="single" w:sz="4" w:space="0" w:color="000000"/>
-              <w:bottom w:val="single" w:sz="4" w:space="0" w:color="000000"/>
-            </w:tcBorders>
-          </w:tcPr>
-          <w:p>
-            <w:pPr>
-              <w:pStyle w:val="Contenudetableau"/>
-              <w:bidi w:val="0"/>
-              <w:jc w:val="start"/>
-              <w:rPr/>
-            </w:pPr>
-            <w:r>
-              <w:rPr/>
-            </w:r>
-          </w:p>
-        </w:tc>
-        <w:tc>
-          <w:tcPr>
-            <w:tcW w:w="3213" w:type="dxa"/>
-            <w:tcBorders>
-              <w:start w:val="single" w:sz="4" w:space="0" w:color="000000"/>
-              <w:bottom w:val="single" w:sz="4" w:space="0" w:color="000000"/>
-              <w:end w:val="single" w:sz="4" w:space="0" w:color="000000"/>
-            </w:tcBorders>
-          </w:tcPr>
-          <w:p>
-            <w:pPr>
-              <w:pStyle w:val="Contenudetableau"/>
-              <w:bidi w:val="0"/>
-              <w:jc w:val="start"/>
-              <w:rPr/>
-            </w:pPr>
-            <w:r>
-              <w:rPr/>
+              <w:t>Connexion bosswaza</w:t>
+            </w:r>
+          </w:p>
+        </w:tc>
+        <w:tc>
+          <w:tcPr>
+            <w:tcW w:w="3213" w:type="dxa"/>
+            <w:tcBorders>
+              <w:start w:val="single" w:sz="4" w:space="0" w:color="000000"/>
+              <w:bottom w:val="single" w:sz="4" w:space="0" w:color="000000"/>
+            </w:tcBorders>
+          </w:tcPr>
+          <w:p>
+            <w:pPr>
+              <w:pStyle w:val="Contenudetableau"/>
+              <w:bidi w:val="0"/>
+              <w:jc w:val="start"/>
+              <w:rPr/>
+            </w:pPr>
+            <w:r>
+              <w:rPr/>
+              <w:t>Connexion</w:t>
+            </w:r>
+          </w:p>
+        </w:tc>
+        <w:tc>
+          <w:tcPr>
+            <w:tcW w:w="3213" w:type="dxa"/>
+            <w:tcBorders>
+              <w:start w:val="single" w:sz="4" w:space="0" w:color="000000"/>
+              <w:bottom w:val="single" w:sz="4" w:space="0" w:color="000000"/>
+              <w:end w:val="single" w:sz="4" w:space="0" w:color="000000"/>
+            </w:tcBorders>
+          </w:tcPr>
+          <w:p>
+            <w:pPr>
+              <w:pStyle w:val="Contenudetableau"/>
+              <w:bidi w:val="0"/>
+              <w:jc w:val="start"/>
+              <w:rPr/>
+            </w:pPr>
+            <w:r>
+              <w:rPr/>
+              <w:t>Identifiants corrects, création token (stocké localement) et retour http 200</w:t>
+            </w:r>
+          </w:p>
+        </w:tc>
+      </w:tr>
+      <w:tr>
+        <w:trPr/>
+        <w:tc>
+          <w:tcPr>
+            <w:tcW w:w="3212" w:type="dxa"/>
+            <w:tcBorders>
+              <w:start w:val="single" w:sz="4" w:space="0" w:color="000000"/>
+              <w:bottom w:val="single" w:sz="4" w:space="0" w:color="000000"/>
+            </w:tcBorders>
+          </w:tcPr>
+          <w:p>
+            <w:pPr>
+              <w:pStyle w:val="Contenudetableau"/>
+              <w:bidi w:val="0"/>
+              <w:jc w:val="start"/>
+              <w:rPr/>
+            </w:pPr>
+            <w:r>
+              <w:rPr/>
+              <w:t>Accès à la page</w:t>
+            </w:r>
+          </w:p>
+        </w:tc>
+        <w:tc>
+          <w:tcPr>
+            <w:tcW w:w="3213" w:type="dxa"/>
+            <w:tcBorders>
+              <w:start w:val="single" w:sz="4" w:space="0" w:color="000000"/>
+              <w:bottom w:val="single" w:sz="4" w:space="0" w:color="000000"/>
+            </w:tcBorders>
+          </w:tcPr>
+          <w:p>
+            <w:pPr>
+              <w:pStyle w:val="Contenudetableau"/>
+              <w:widowControl w:val="false"/>
+              <w:suppressLineNumbers/>
+              <w:bidi w:val="0"/>
+              <w:jc w:val="start"/>
+              <w:rPr/>
+            </w:pPr>
+            <w:r>
+              <w:rPr/>
+            </w:r>
+          </w:p>
+        </w:tc>
+        <w:tc>
+          <w:tcPr>
+            <w:tcW w:w="3213" w:type="dxa"/>
+            <w:tcBorders>
+              <w:start w:val="single" w:sz="4" w:space="0" w:color="000000"/>
+              <w:bottom w:val="single" w:sz="4" w:space="0" w:color="000000"/>
+              <w:end w:val="single" w:sz="4" w:space="0" w:color="000000"/>
+            </w:tcBorders>
+          </w:tcPr>
+          <w:p>
+            <w:pPr>
+              <w:pStyle w:val="Contenudetableau"/>
+              <w:bidi w:val="0"/>
+              <w:jc w:val="start"/>
+              <w:rPr/>
+            </w:pPr>
+            <w:r>
+              <w:rPr/>
+              <w:t>Affichage de tous les tableaux et retour http 200</w:t>
+            </w:r>
+          </w:p>
+        </w:tc>
+      </w:tr>
+      <w:tr>
+        <w:trPr/>
+        <w:tc>
+          <w:tcPr>
+            <w:tcW w:w="3212" w:type="dxa"/>
+            <w:tcBorders>
+              <w:start w:val="single" w:sz="4" w:space="0" w:color="000000"/>
+              <w:bottom w:val="single" w:sz="4" w:space="0" w:color="000000"/>
+            </w:tcBorders>
+          </w:tcPr>
+          <w:p>
+            <w:pPr>
+              <w:pStyle w:val="Contenudetableau"/>
+              <w:bidi w:val="0"/>
+              <w:jc w:val="start"/>
+              <w:rPr/>
+            </w:pPr>
+            <w:r>
+              <w:rPr/>
+              <w:t>Accès à la page de compte</w:t>
+            </w:r>
+          </w:p>
+        </w:tc>
+        <w:tc>
+          <w:tcPr>
+            <w:tcW w:w="3213" w:type="dxa"/>
+            <w:tcBorders>
+              <w:start w:val="single" w:sz="4" w:space="0" w:color="000000"/>
+              <w:bottom w:val="single" w:sz="4" w:space="0" w:color="000000"/>
+            </w:tcBorders>
+          </w:tcPr>
+          <w:p>
+            <w:pPr>
+              <w:pStyle w:val="Contenudetableau"/>
+              <w:bidi w:val="0"/>
+              <w:jc w:val="start"/>
+              <w:rPr/>
+            </w:pPr>
+            <w:r>
+              <w:rPr/>
+              <w:t>Clic sur le bouton Mon compte</w:t>
+            </w:r>
+          </w:p>
+        </w:tc>
+        <w:tc>
+          <w:tcPr>
+            <w:tcW w:w="3213" w:type="dxa"/>
+            <w:tcBorders>
+              <w:start w:val="single" w:sz="4" w:space="0" w:color="000000"/>
+              <w:bottom w:val="single" w:sz="4" w:space="0" w:color="000000"/>
+              <w:end w:val="single" w:sz="4" w:space="0" w:color="000000"/>
+            </w:tcBorders>
+          </w:tcPr>
+          <w:p>
+            <w:pPr>
+              <w:pStyle w:val="Contenudetableau"/>
+              <w:bidi w:val="0"/>
+              <w:jc w:val="start"/>
+              <w:rPr/>
+            </w:pPr>
+            <w:r>
+              <w:rPr/>
+              <w:t>Affichage des informations du compte + Liste des logs récents (admin) + Liste des tableaux récents (admin) + Statistiques (admin)</w:t>
             </w:r>
           </w:p>
         </w:tc>
@@ -2046,7 +2930,7 @@
       </w:pPr>
       <w:r>
         <w:rPr/>
-        <w:t>Affichage des informations du compte</w:t>
+        <w:t>Affichage des statistiques (admin)</w:t>
       </w:r>
     </w:p>
     <w:tbl>
@@ -2156,111 +3040,252 @@
             </w:pPr>
             <w:r>
               <w:rPr/>
-            </w:r>
-          </w:p>
-        </w:tc>
-        <w:tc>
-          <w:tcPr>
-            <w:tcW w:w="3213" w:type="dxa"/>
-            <w:tcBorders>
-              <w:start w:val="single" w:sz="4" w:space="0" w:color="000000"/>
-              <w:bottom w:val="single" w:sz="4" w:space="0" w:color="000000"/>
-            </w:tcBorders>
-          </w:tcPr>
-          <w:p>
-            <w:pPr>
-              <w:pStyle w:val="Contenudetableau"/>
-              <w:bidi w:val="0"/>
-              <w:jc w:val="start"/>
-              <w:rPr/>
-            </w:pPr>
-            <w:r>
-              <w:rPr/>
-            </w:r>
-          </w:p>
-        </w:tc>
-        <w:tc>
-          <w:tcPr>
-            <w:tcW w:w="3213" w:type="dxa"/>
-            <w:tcBorders>
-              <w:start w:val="single" w:sz="4" w:space="0" w:color="000000"/>
-              <w:bottom w:val="single" w:sz="4" w:space="0" w:color="000000"/>
-              <w:end w:val="single" w:sz="4" w:space="0" w:color="000000"/>
-            </w:tcBorders>
-          </w:tcPr>
-          <w:p>
-            <w:pPr>
-              <w:pStyle w:val="Contenudetableau"/>
-              <w:bidi w:val="0"/>
-              <w:jc w:val="start"/>
-              <w:rPr/>
-            </w:pPr>
-            <w:r>
-              <w:rPr/>
-            </w:r>
-          </w:p>
-        </w:tc>
-      </w:tr>
-      <w:tr>
-        <w:trPr/>
-        <w:tc>
-          <w:tcPr>
-            <w:tcW w:w="3212" w:type="dxa"/>
-            <w:tcBorders>
-              <w:start w:val="single" w:sz="4" w:space="0" w:color="000000"/>
-              <w:bottom w:val="single" w:sz="4" w:space="0" w:color="000000"/>
-            </w:tcBorders>
-          </w:tcPr>
-          <w:p>
-            <w:pPr>
-              <w:pStyle w:val="Contenudetableau"/>
-              <w:bidi w:val="0"/>
-              <w:jc w:val="start"/>
-              <w:rPr/>
-            </w:pPr>
-            <w:r>
-              <w:rPr/>
-            </w:r>
-          </w:p>
-        </w:tc>
-        <w:tc>
-          <w:tcPr>
-            <w:tcW w:w="3213" w:type="dxa"/>
-            <w:tcBorders>
-              <w:start w:val="single" w:sz="4" w:space="0" w:color="000000"/>
-              <w:bottom w:val="single" w:sz="4" w:space="0" w:color="000000"/>
-            </w:tcBorders>
-          </w:tcPr>
-          <w:p>
-            <w:pPr>
-              <w:pStyle w:val="Contenudetableau"/>
-              <w:bidi w:val="0"/>
-              <w:jc w:val="start"/>
-              <w:rPr/>
-            </w:pPr>
-            <w:r>
-              <w:rPr/>
-            </w:r>
-          </w:p>
-        </w:tc>
-        <w:tc>
-          <w:tcPr>
-            <w:tcW w:w="3213" w:type="dxa"/>
-            <w:tcBorders>
-              <w:start w:val="single" w:sz="4" w:space="0" w:color="000000"/>
-              <w:bottom w:val="single" w:sz="4" w:space="0" w:color="000000"/>
-              <w:end w:val="single" w:sz="4" w:space="0" w:color="000000"/>
-            </w:tcBorders>
-          </w:tcPr>
-          <w:p>
-            <w:pPr>
-              <w:pStyle w:val="Contenudetableau"/>
-              <w:bidi w:val="0"/>
-              <w:jc w:val="start"/>
-              <w:rPr/>
-            </w:pPr>
-            <w:r>
-              <w:rPr/>
+              <w:t>Connexion bosswaza</w:t>
+            </w:r>
+          </w:p>
+        </w:tc>
+        <w:tc>
+          <w:tcPr>
+            <w:tcW w:w="3213" w:type="dxa"/>
+            <w:tcBorders>
+              <w:start w:val="single" w:sz="4" w:space="0" w:color="000000"/>
+              <w:bottom w:val="single" w:sz="4" w:space="0" w:color="000000"/>
+            </w:tcBorders>
+          </w:tcPr>
+          <w:p>
+            <w:pPr>
+              <w:pStyle w:val="Contenudetableau"/>
+              <w:bidi w:val="0"/>
+              <w:jc w:val="start"/>
+              <w:rPr/>
+            </w:pPr>
+            <w:r>
+              <w:rPr/>
+              <w:t>Connexion</w:t>
+            </w:r>
+          </w:p>
+        </w:tc>
+        <w:tc>
+          <w:tcPr>
+            <w:tcW w:w="3213" w:type="dxa"/>
+            <w:tcBorders>
+              <w:start w:val="single" w:sz="4" w:space="0" w:color="000000"/>
+              <w:bottom w:val="single" w:sz="4" w:space="0" w:color="000000"/>
+              <w:end w:val="single" w:sz="4" w:space="0" w:color="000000"/>
+            </w:tcBorders>
+          </w:tcPr>
+          <w:p>
+            <w:pPr>
+              <w:pStyle w:val="Contenudetableau"/>
+              <w:bidi w:val="0"/>
+              <w:jc w:val="start"/>
+              <w:rPr/>
+            </w:pPr>
+            <w:r>
+              <w:rPr/>
+              <w:t>Identifiants corrects, création token (stocké localement) et retour http 200</w:t>
+            </w:r>
+          </w:p>
+        </w:tc>
+      </w:tr>
+      <w:tr>
+        <w:trPr/>
+        <w:tc>
+          <w:tcPr>
+            <w:tcW w:w="3212" w:type="dxa"/>
+            <w:tcBorders>
+              <w:start w:val="single" w:sz="4" w:space="0" w:color="000000"/>
+              <w:bottom w:val="single" w:sz="4" w:space="0" w:color="000000"/>
+            </w:tcBorders>
+          </w:tcPr>
+          <w:p>
+            <w:pPr>
+              <w:pStyle w:val="Contenudetableau"/>
+              <w:bidi w:val="0"/>
+              <w:jc w:val="start"/>
+              <w:rPr/>
+            </w:pPr>
+            <w:r>
+              <w:rPr/>
+              <w:t>Accès à la page</w:t>
+            </w:r>
+          </w:p>
+        </w:tc>
+        <w:tc>
+          <w:tcPr>
+            <w:tcW w:w="3213" w:type="dxa"/>
+            <w:tcBorders>
+              <w:start w:val="single" w:sz="4" w:space="0" w:color="000000"/>
+              <w:bottom w:val="single" w:sz="4" w:space="0" w:color="000000"/>
+            </w:tcBorders>
+          </w:tcPr>
+          <w:p>
+            <w:pPr>
+              <w:pStyle w:val="Contenudetableau"/>
+              <w:widowControl w:val="false"/>
+              <w:suppressLineNumbers/>
+              <w:bidi w:val="0"/>
+              <w:jc w:val="start"/>
+              <w:rPr/>
+            </w:pPr>
+            <w:r>
+              <w:rPr/>
+            </w:r>
+          </w:p>
+        </w:tc>
+        <w:tc>
+          <w:tcPr>
+            <w:tcW w:w="3213" w:type="dxa"/>
+            <w:tcBorders>
+              <w:start w:val="single" w:sz="4" w:space="0" w:color="000000"/>
+              <w:bottom w:val="single" w:sz="4" w:space="0" w:color="000000"/>
+              <w:end w:val="single" w:sz="4" w:space="0" w:color="000000"/>
+            </w:tcBorders>
+          </w:tcPr>
+          <w:p>
+            <w:pPr>
+              <w:pStyle w:val="Contenudetableau"/>
+              <w:bidi w:val="0"/>
+              <w:jc w:val="start"/>
+              <w:rPr/>
+            </w:pPr>
+            <w:r>
+              <w:rPr/>
+              <w:t>Affichage de tous les tableaux et retour http 200</w:t>
+            </w:r>
+          </w:p>
+        </w:tc>
+      </w:tr>
+      <w:tr>
+        <w:trPr/>
+        <w:tc>
+          <w:tcPr>
+            <w:tcW w:w="3212" w:type="dxa"/>
+            <w:tcBorders>
+              <w:start w:val="single" w:sz="4" w:space="0" w:color="000000"/>
+              <w:bottom w:val="single" w:sz="4" w:space="0" w:color="000000"/>
+            </w:tcBorders>
+          </w:tcPr>
+          <w:p>
+            <w:pPr>
+              <w:pStyle w:val="Contenudetableau"/>
+              <w:bidi w:val="0"/>
+              <w:jc w:val="start"/>
+              <w:rPr/>
+            </w:pPr>
+            <w:r>
+              <w:rPr/>
+              <w:t>Accès à la page de compte</w:t>
+            </w:r>
+          </w:p>
+        </w:tc>
+        <w:tc>
+          <w:tcPr>
+            <w:tcW w:w="3213" w:type="dxa"/>
+            <w:tcBorders>
+              <w:start w:val="single" w:sz="4" w:space="0" w:color="000000"/>
+              <w:bottom w:val="single" w:sz="4" w:space="0" w:color="000000"/>
+            </w:tcBorders>
+          </w:tcPr>
+          <w:p>
+            <w:pPr>
+              <w:pStyle w:val="Contenudetableau"/>
+              <w:bidi w:val="0"/>
+              <w:jc w:val="start"/>
+              <w:rPr/>
+            </w:pPr>
+            <w:r>
+              <w:rPr/>
+              <w:t>Clic sur le bouton Mon compte</w:t>
+            </w:r>
+          </w:p>
+        </w:tc>
+        <w:tc>
+          <w:tcPr>
+            <w:tcW w:w="3213" w:type="dxa"/>
+            <w:tcBorders>
+              <w:start w:val="single" w:sz="4" w:space="0" w:color="000000"/>
+              <w:bottom w:val="single" w:sz="4" w:space="0" w:color="000000"/>
+              <w:end w:val="single" w:sz="4" w:space="0" w:color="000000"/>
+            </w:tcBorders>
+          </w:tcPr>
+          <w:p>
+            <w:pPr>
+              <w:pStyle w:val="Contenudetableau"/>
+              <w:bidi w:val="0"/>
+              <w:jc w:val="start"/>
+              <w:rPr/>
+            </w:pPr>
+            <w:r>
+              <w:rPr/>
+              <w:t>Affichage des informations du compte + Liste des logs récents (admin) + Liste des tableaux récents (admin) + Statistiques (admin)</w:t>
+            </w:r>
+          </w:p>
+        </w:tc>
+      </w:tr>
+      <w:tr>
+        <w:trPr/>
+        <w:tc>
+          <w:tcPr>
+            <w:tcW w:w="3212" w:type="dxa"/>
+            <w:tcBorders>
+              <w:start w:val="single" w:sz="4" w:space="0" w:color="000000"/>
+              <w:bottom w:val="single" w:sz="4" w:space="0" w:color="000000"/>
+            </w:tcBorders>
+          </w:tcPr>
+          <w:p>
+            <w:pPr>
+              <w:pStyle w:val="Contenudetableau"/>
+              <w:bidi w:val="0"/>
+              <w:jc w:val="start"/>
+              <w:rPr/>
+            </w:pPr>
+            <w:r>
+              <w:rPr/>
+              <w:t>Accès aux statistiques</w:t>
+            </w:r>
+          </w:p>
+        </w:tc>
+        <w:tc>
+          <w:tcPr>
+            <w:tcW w:w="3213" w:type="dxa"/>
+            <w:tcBorders>
+              <w:start w:val="single" w:sz="4" w:space="0" w:color="000000"/>
+              <w:bottom w:val="single" w:sz="4" w:space="0" w:color="000000"/>
+            </w:tcBorders>
+          </w:tcPr>
+          <w:p>
+            <w:pPr>
+              <w:pStyle w:val="Contenudetableau"/>
+              <w:bidi w:val="0"/>
+              <w:jc w:val="start"/>
+              <w:rPr/>
+            </w:pPr>
+            <w:r>
+              <w:rPr/>
+              <w:t>Clic sur le bouton Statistique</w:t>
+            </w:r>
+          </w:p>
+        </w:tc>
+        <w:tc>
+          <w:tcPr>
+            <w:tcW w:w="3213" w:type="dxa"/>
+            <w:tcBorders>
+              <w:start w:val="single" w:sz="4" w:space="0" w:color="000000"/>
+              <w:bottom w:val="single" w:sz="4" w:space="0" w:color="000000"/>
+              <w:end w:val="single" w:sz="4" w:space="0" w:color="000000"/>
+            </w:tcBorders>
+          </w:tcPr>
+          <w:p>
+            <w:pPr>
+              <w:pStyle w:val="Contenudetableau"/>
+              <w:bidi w:val="0"/>
+              <w:jc w:val="start"/>
+              <w:rPr/>
+            </w:pPr>
+            <w:r>
+              <w:rPr/>
+              <w:t>Affichage des statistiques de l’application</w:t>
             </w:r>
           </w:p>
         </w:tc>
@@ -2286,7 +3311,7 @@
       </w:pPr>
       <w:r>
         <w:rPr/>
-        <w:t>Affichage des statistiques (admin)</w:t>
+        <w:t>Drag and drop (carte dans une même liste)</w:t>
       </w:r>
     </w:p>
     <w:tbl>
@@ -2396,111 +3421,252 @@
             </w:pPr>
             <w:r>
               <w:rPr/>
-            </w:r>
-          </w:p>
-        </w:tc>
-        <w:tc>
-          <w:tcPr>
-            <w:tcW w:w="3213" w:type="dxa"/>
-            <w:tcBorders>
-              <w:start w:val="single" w:sz="4" w:space="0" w:color="000000"/>
-              <w:bottom w:val="single" w:sz="4" w:space="0" w:color="000000"/>
-            </w:tcBorders>
-          </w:tcPr>
-          <w:p>
-            <w:pPr>
-              <w:pStyle w:val="Contenudetableau"/>
-              <w:bidi w:val="0"/>
-              <w:jc w:val="start"/>
-              <w:rPr/>
-            </w:pPr>
-            <w:r>
-              <w:rPr/>
-            </w:r>
-          </w:p>
-        </w:tc>
-        <w:tc>
-          <w:tcPr>
-            <w:tcW w:w="3213" w:type="dxa"/>
-            <w:tcBorders>
-              <w:start w:val="single" w:sz="4" w:space="0" w:color="000000"/>
-              <w:bottom w:val="single" w:sz="4" w:space="0" w:color="000000"/>
-              <w:end w:val="single" w:sz="4" w:space="0" w:color="000000"/>
-            </w:tcBorders>
-          </w:tcPr>
-          <w:p>
-            <w:pPr>
-              <w:pStyle w:val="Contenudetableau"/>
-              <w:bidi w:val="0"/>
-              <w:jc w:val="start"/>
-              <w:rPr/>
-            </w:pPr>
-            <w:r>
-              <w:rPr/>
-            </w:r>
-          </w:p>
-        </w:tc>
-      </w:tr>
-      <w:tr>
-        <w:trPr/>
-        <w:tc>
-          <w:tcPr>
-            <w:tcW w:w="3212" w:type="dxa"/>
-            <w:tcBorders>
-              <w:start w:val="single" w:sz="4" w:space="0" w:color="000000"/>
-              <w:bottom w:val="single" w:sz="4" w:space="0" w:color="000000"/>
-            </w:tcBorders>
-          </w:tcPr>
-          <w:p>
-            <w:pPr>
-              <w:pStyle w:val="Contenudetableau"/>
-              <w:bidi w:val="0"/>
-              <w:jc w:val="start"/>
-              <w:rPr/>
-            </w:pPr>
-            <w:r>
-              <w:rPr/>
-            </w:r>
-          </w:p>
-        </w:tc>
-        <w:tc>
-          <w:tcPr>
-            <w:tcW w:w="3213" w:type="dxa"/>
-            <w:tcBorders>
-              <w:start w:val="single" w:sz="4" w:space="0" w:color="000000"/>
-              <w:bottom w:val="single" w:sz="4" w:space="0" w:color="000000"/>
-            </w:tcBorders>
-          </w:tcPr>
-          <w:p>
-            <w:pPr>
-              <w:pStyle w:val="Contenudetableau"/>
-              <w:bidi w:val="0"/>
-              <w:jc w:val="start"/>
-              <w:rPr/>
-            </w:pPr>
-            <w:r>
-              <w:rPr/>
-            </w:r>
-          </w:p>
-        </w:tc>
-        <w:tc>
-          <w:tcPr>
-            <w:tcW w:w="3213" w:type="dxa"/>
-            <w:tcBorders>
-              <w:start w:val="single" w:sz="4" w:space="0" w:color="000000"/>
-              <w:bottom w:val="single" w:sz="4" w:space="0" w:color="000000"/>
-              <w:end w:val="single" w:sz="4" w:space="0" w:color="000000"/>
-            </w:tcBorders>
-          </w:tcPr>
-          <w:p>
-            <w:pPr>
-              <w:pStyle w:val="Contenudetableau"/>
-              <w:bidi w:val="0"/>
-              <w:jc w:val="start"/>
-              <w:rPr/>
-            </w:pPr>
-            <w:r>
-              <w:rPr/>
+              <w:t>Connexion bosswaza</w:t>
+            </w:r>
+          </w:p>
+        </w:tc>
+        <w:tc>
+          <w:tcPr>
+            <w:tcW w:w="3213" w:type="dxa"/>
+            <w:tcBorders>
+              <w:start w:val="single" w:sz="4" w:space="0" w:color="000000"/>
+              <w:bottom w:val="single" w:sz="4" w:space="0" w:color="000000"/>
+            </w:tcBorders>
+          </w:tcPr>
+          <w:p>
+            <w:pPr>
+              <w:pStyle w:val="Contenudetableau"/>
+              <w:bidi w:val="0"/>
+              <w:jc w:val="start"/>
+              <w:rPr/>
+            </w:pPr>
+            <w:r>
+              <w:rPr/>
+              <w:t>Connexion</w:t>
+            </w:r>
+          </w:p>
+        </w:tc>
+        <w:tc>
+          <w:tcPr>
+            <w:tcW w:w="3213" w:type="dxa"/>
+            <w:tcBorders>
+              <w:start w:val="single" w:sz="4" w:space="0" w:color="000000"/>
+              <w:bottom w:val="single" w:sz="4" w:space="0" w:color="000000"/>
+              <w:end w:val="single" w:sz="4" w:space="0" w:color="000000"/>
+            </w:tcBorders>
+          </w:tcPr>
+          <w:p>
+            <w:pPr>
+              <w:pStyle w:val="Contenudetableau"/>
+              <w:bidi w:val="0"/>
+              <w:jc w:val="start"/>
+              <w:rPr/>
+            </w:pPr>
+            <w:r>
+              <w:rPr/>
+              <w:t>Identifiants corrects, création token (stocké localement) et retour http 200</w:t>
+            </w:r>
+          </w:p>
+        </w:tc>
+      </w:tr>
+      <w:tr>
+        <w:trPr/>
+        <w:tc>
+          <w:tcPr>
+            <w:tcW w:w="3212" w:type="dxa"/>
+            <w:tcBorders>
+              <w:start w:val="single" w:sz="4" w:space="0" w:color="000000"/>
+              <w:bottom w:val="single" w:sz="4" w:space="0" w:color="000000"/>
+            </w:tcBorders>
+          </w:tcPr>
+          <w:p>
+            <w:pPr>
+              <w:pStyle w:val="Contenudetableau"/>
+              <w:bidi w:val="0"/>
+              <w:jc w:val="start"/>
+              <w:rPr/>
+            </w:pPr>
+            <w:r>
+              <w:rPr/>
+              <w:t>Accès à la page</w:t>
+            </w:r>
+          </w:p>
+        </w:tc>
+        <w:tc>
+          <w:tcPr>
+            <w:tcW w:w="3213" w:type="dxa"/>
+            <w:tcBorders>
+              <w:start w:val="single" w:sz="4" w:space="0" w:color="000000"/>
+              <w:bottom w:val="single" w:sz="4" w:space="0" w:color="000000"/>
+            </w:tcBorders>
+          </w:tcPr>
+          <w:p>
+            <w:pPr>
+              <w:pStyle w:val="Contenudetableau"/>
+              <w:widowControl w:val="false"/>
+              <w:suppressLineNumbers/>
+              <w:bidi w:val="0"/>
+              <w:jc w:val="start"/>
+              <w:rPr/>
+            </w:pPr>
+            <w:r>
+              <w:rPr/>
+            </w:r>
+          </w:p>
+        </w:tc>
+        <w:tc>
+          <w:tcPr>
+            <w:tcW w:w="3213" w:type="dxa"/>
+            <w:tcBorders>
+              <w:start w:val="single" w:sz="4" w:space="0" w:color="000000"/>
+              <w:bottom w:val="single" w:sz="4" w:space="0" w:color="000000"/>
+              <w:end w:val="single" w:sz="4" w:space="0" w:color="000000"/>
+            </w:tcBorders>
+          </w:tcPr>
+          <w:p>
+            <w:pPr>
+              <w:pStyle w:val="Contenudetableau"/>
+              <w:bidi w:val="0"/>
+              <w:jc w:val="start"/>
+              <w:rPr/>
+            </w:pPr>
+            <w:r>
+              <w:rPr/>
+              <w:t>Affichage de tous les tableaux et retour http 200</w:t>
+            </w:r>
+          </w:p>
+        </w:tc>
+      </w:tr>
+      <w:tr>
+        <w:trPr/>
+        <w:tc>
+          <w:tcPr>
+            <w:tcW w:w="3212" w:type="dxa"/>
+            <w:tcBorders>
+              <w:start w:val="single" w:sz="4" w:space="0" w:color="000000"/>
+              <w:bottom w:val="single" w:sz="4" w:space="0" w:color="000000"/>
+            </w:tcBorders>
+          </w:tcPr>
+          <w:p>
+            <w:pPr>
+              <w:pStyle w:val="Contenudetableau"/>
+              <w:bidi w:val="0"/>
+              <w:jc w:val="start"/>
+              <w:rPr/>
+            </w:pPr>
+            <w:r>
+              <w:rPr/>
+              <w:t>Accès au tableau d’id tab_roadmap_2026</w:t>
+            </w:r>
+          </w:p>
+        </w:tc>
+        <w:tc>
+          <w:tcPr>
+            <w:tcW w:w="3213" w:type="dxa"/>
+            <w:tcBorders>
+              <w:start w:val="single" w:sz="4" w:space="0" w:color="000000"/>
+              <w:bottom w:val="single" w:sz="4" w:space="0" w:color="000000"/>
+            </w:tcBorders>
+          </w:tcPr>
+          <w:p>
+            <w:pPr>
+              <w:pStyle w:val="Contenudetableau"/>
+              <w:bidi w:val="0"/>
+              <w:jc w:val="start"/>
+              <w:rPr/>
+            </w:pPr>
+            <w:r>
+              <w:rPr/>
+              <w:t>Clic sur le tableau de sa liste</w:t>
+            </w:r>
+          </w:p>
+        </w:tc>
+        <w:tc>
+          <w:tcPr>
+            <w:tcW w:w="3213" w:type="dxa"/>
+            <w:tcBorders>
+              <w:start w:val="single" w:sz="4" w:space="0" w:color="000000"/>
+              <w:bottom w:val="single" w:sz="4" w:space="0" w:color="000000"/>
+              <w:end w:val="single" w:sz="4" w:space="0" w:color="000000"/>
+            </w:tcBorders>
+          </w:tcPr>
+          <w:p>
+            <w:pPr>
+              <w:pStyle w:val="Contenudetableau"/>
+              <w:bidi w:val="0"/>
+              <w:jc w:val="start"/>
+              <w:rPr/>
+            </w:pPr>
+            <w:r>
+              <w:rPr/>
+              <w:t>Affichage du tableau ainsi que ses listes et cartes associées et retour http 200</w:t>
+            </w:r>
+          </w:p>
+        </w:tc>
+      </w:tr>
+      <w:tr>
+        <w:trPr/>
+        <w:tc>
+          <w:tcPr>
+            <w:tcW w:w="3212" w:type="dxa"/>
+            <w:tcBorders>
+              <w:start w:val="single" w:sz="4" w:space="0" w:color="000000"/>
+              <w:bottom w:val="single" w:sz="4" w:space="0" w:color="000000"/>
+            </w:tcBorders>
+          </w:tcPr>
+          <w:p>
+            <w:pPr>
+              <w:pStyle w:val="Contenudetableau"/>
+              <w:bidi w:val="0"/>
+              <w:jc w:val="start"/>
+              <w:rPr/>
+            </w:pPr>
+            <w:r>
+              <w:rPr/>
+              <w:t xml:space="preserve">Passage de la carte d’id en dessous de la carte d’id </w:t>
+            </w:r>
+          </w:p>
+        </w:tc>
+        <w:tc>
+          <w:tcPr>
+            <w:tcW w:w="3213" w:type="dxa"/>
+            <w:tcBorders>
+              <w:start w:val="single" w:sz="4" w:space="0" w:color="000000"/>
+              <w:bottom w:val="single" w:sz="4" w:space="0" w:color="000000"/>
+            </w:tcBorders>
+          </w:tcPr>
+          <w:p>
+            <w:pPr>
+              <w:pStyle w:val="Contenudetableau"/>
+              <w:bidi w:val="0"/>
+              <w:jc w:val="start"/>
+              <w:rPr/>
+            </w:pPr>
+            <w:r>
+              <w:rPr/>
+              <w:t>Déplacement de la carte</w:t>
+            </w:r>
+          </w:p>
+        </w:tc>
+        <w:tc>
+          <w:tcPr>
+            <w:tcW w:w="3213" w:type="dxa"/>
+            <w:tcBorders>
+              <w:start w:val="single" w:sz="4" w:space="0" w:color="000000"/>
+              <w:bottom w:val="single" w:sz="4" w:space="0" w:color="000000"/>
+              <w:end w:val="single" w:sz="4" w:space="0" w:color="000000"/>
+            </w:tcBorders>
+          </w:tcPr>
+          <w:p>
+            <w:pPr>
+              <w:pStyle w:val="Contenudetableau"/>
+              <w:bidi w:val="0"/>
+              <w:jc w:val="start"/>
+              <w:rPr/>
+            </w:pPr>
+            <w:r>
+              <w:rPr/>
+              <w:t>Affichage du nouvel ordre des cartes + retour http 200</w:t>
             </w:r>
           </w:p>
         </w:tc>
@@ -2526,7 +3692,62 @@
       </w:pPr>
       <w:r>
         <w:rPr/>
-        <w:t>Drag and drop (carte dans une même liste)</w:t>
+      </w:r>
+    </w:p>
+    <w:p>
+      <w:pPr>
+        <w:pStyle w:val="Normal"/>
+        <w:bidi w:val="0"/>
+        <w:jc w:val="start"/>
+        <w:rPr/>
+      </w:pPr>
+      <w:r>
+        <w:rPr/>
+      </w:r>
+    </w:p>
+    <w:p>
+      <w:pPr>
+        <w:pStyle w:val="Normal"/>
+        <w:bidi w:val="0"/>
+        <w:jc w:val="start"/>
+        <w:rPr/>
+      </w:pPr>
+      <w:r>
+        <w:rPr/>
+      </w:r>
+    </w:p>
+    <w:p>
+      <w:pPr>
+        <w:pStyle w:val="Normal"/>
+        <w:bidi w:val="0"/>
+        <w:jc w:val="start"/>
+        <w:rPr/>
+      </w:pPr>
+      <w:r>
+        <w:rPr/>
+      </w:r>
+    </w:p>
+    <w:p>
+      <w:pPr>
+        <w:pStyle w:val="Normal"/>
+        <w:bidi w:val="0"/>
+        <w:jc w:val="start"/>
+        <w:rPr/>
+      </w:pPr>
+      <w:r>
+        <w:rPr/>
+      </w:r>
+    </w:p>
+    <w:p>
+      <w:pPr>
+        <w:pStyle w:val="Normal"/>
+        <w:bidi w:val="0"/>
+        <w:jc w:val="start"/>
+        <w:rPr/>
+      </w:pPr>
+      <w:r>
+        <w:rPr/>
+        <w:t>Drag and drop (carte d’une liste à une autre)</w:t>
       </w:r>
     </w:p>
     <w:tbl>
@@ -2636,111 +3857,264 @@
             </w:pPr>
             <w:r>
               <w:rPr/>
-            </w:r>
-          </w:p>
-        </w:tc>
-        <w:tc>
-          <w:tcPr>
-            <w:tcW w:w="3213" w:type="dxa"/>
-            <w:tcBorders>
-              <w:start w:val="single" w:sz="4" w:space="0" w:color="000000"/>
-              <w:bottom w:val="single" w:sz="4" w:space="0" w:color="000000"/>
-            </w:tcBorders>
-          </w:tcPr>
-          <w:p>
-            <w:pPr>
-              <w:pStyle w:val="Contenudetableau"/>
-              <w:bidi w:val="0"/>
-              <w:jc w:val="start"/>
-              <w:rPr/>
-            </w:pPr>
-            <w:r>
-              <w:rPr/>
-            </w:r>
-          </w:p>
-        </w:tc>
-        <w:tc>
-          <w:tcPr>
-            <w:tcW w:w="3213" w:type="dxa"/>
-            <w:tcBorders>
-              <w:start w:val="single" w:sz="4" w:space="0" w:color="000000"/>
-              <w:bottom w:val="single" w:sz="4" w:space="0" w:color="000000"/>
-              <w:end w:val="single" w:sz="4" w:space="0" w:color="000000"/>
-            </w:tcBorders>
-          </w:tcPr>
-          <w:p>
-            <w:pPr>
-              <w:pStyle w:val="Contenudetableau"/>
-              <w:bidi w:val="0"/>
-              <w:jc w:val="start"/>
-              <w:rPr/>
-            </w:pPr>
-            <w:r>
-              <w:rPr/>
-            </w:r>
-          </w:p>
-        </w:tc>
-      </w:tr>
-      <w:tr>
-        <w:trPr/>
-        <w:tc>
-          <w:tcPr>
-            <w:tcW w:w="3212" w:type="dxa"/>
-            <w:tcBorders>
-              <w:start w:val="single" w:sz="4" w:space="0" w:color="000000"/>
-              <w:bottom w:val="single" w:sz="4" w:space="0" w:color="000000"/>
-            </w:tcBorders>
-          </w:tcPr>
-          <w:p>
-            <w:pPr>
-              <w:pStyle w:val="Contenudetableau"/>
-              <w:bidi w:val="0"/>
-              <w:jc w:val="start"/>
-              <w:rPr/>
-            </w:pPr>
-            <w:r>
-              <w:rPr/>
-            </w:r>
-          </w:p>
-        </w:tc>
-        <w:tc>
-          <w:tcPr>
-            <w:tcW w:w="3213" w:type="dxa"/>
-            <w:tcBorders>
-              <w:start w:val="single" w:sz="4" w:space="0" w:color="000000"/>
-              <w:bottom w:val="single" w:sz="4" w:space="0" w:color="000000"/>
-            </w:tcBorders>
-          </w:tcPr>
-          <w:p>
-            <w:pPr>
-              <w:pStyle w:val="Contenudetableau"/>
-              <w:bidi w:val="0"/>
-              <w:jc w:val="start"/>
-              <w:rPr/>
-            </w:pPr>
-            <w:r>
-              <w:rPr/>
-            </w:r>
-          </w:p>
-        </w:tc>
-        <w:tc>
-          <w:tcPr>
-            <w:tcW w:w="3213" w:type="dxa"/>
-            <w:tcBorders>
-              <w:start w:val="single" w:sz="4" w:space="0" w:color="000000"/>
-              <w:bottom w:val="single" w:sz="4" w:space="0" w:color="000000"/>
-              <w:end w:val="single" w:sz="4" w:space="0" w:color="000000"/>
-            </w:tcBorders>
-          </w:tcPr>
-          <w:p>
-            <w:pPr>
-              <w:pStyle w:val="Contenudetableau"/>
-              <w:bidi w:val="0"/>
-              <w:jc w:val="start"/>
-              <w:rPr/>
-            </w:pPr>
-            <w:r>
-              <w:rPr/>
+              <w:t>Connexion bosswaza</w:t>
+            </w:r>
+          </w:p>
+        </w:tc>
+        <w:tc>
+          <w:tcPr>
+            <w:tcW w:w="3213" w:type="dxa"/>
+            <w:tcBorders>
+              <w:start w:val="single" w:sz="4" w:space="0" w:color="000000"/>
+              <w:bottom w:val="single" w:sz="4" w:space="0" w:color="000000"/>
+            </w:tcBorders>
+          </w:tcPr>
+          <w:p>
+            <w:pPr>
+              <w:pStyle w:val="Contenudetableau"/>
+              <w:bidi w:val="0"/>
+              <w:jc w:val="start"/>
+              <w:rPr/>
+            </w:pPr>
+            <w:r>
+              <w:rPr/>
+              <w:t>Connexion</w:t>
+            </w:r>
+          </w:p>
+        </w:tc>
+        <w:tc>
+          <w:tcPr>
+            <w:tcW w:w="3213" w:type="dxa"/>
+            <w:tcBorders>
+              <w:start w:val="single" w:sz="4" w:space="0" w:color="000000"/>
+              <w:bottom w:val="single" w:sz="4" w:space="0" w:color="000000"/>
+              <w:end w:val="single" w:sz="4" w:space="0" w:color="000000"/>
+            </w:tcBorders>
+          </w:tcPr>
+          <w:p>
+            <w:pPr>
+              <w:pStyle w:val="Contenudetableau"/>
+              <w:bidi w:val="0"/>
+              <w:jc w:val="start"/>
+              <w:rPr/>
+            </w:pPr>
+            <w:r>
+              <w:rPr/>
+              <w:t>Identifiants corrects, création token (stocké localement) et retour http 200</w:t>
+            </w:r>
+          </w:p>
+        </w:tc>
+      </w:tr>
+      <w:tr>
+        <w:trPr/>
+        <w:tc>
+          <w:tcPr>
+            <w:tcW w:w="3212" w:type="dxa"/>
+            <w:tcBorders>
+              <w:start w:val="single" w:sz="4" w:space="0" w:color="000000"/>
+              <w:bottom w:val="single" w:sz="4" w:space="0" w:color="000000"/>
+            </w:tcBorders>
+          </w:tcPr>
+          <w:p>
+            <w:pPr>
+              <w:pStyle w:val="Contenudetableau"/>
+              <w:bidi w:val="0"/>
+              <w:jc w:val="start"/>
+              <w:rPr/>
+            </w:pPr>
+            <w:r>
+              <w:rPr/>
+              <w:t>Accès à la page</w:t>
+            </w:r>
+          </w:p>
+        </w:tc>
+        <w:tc>
+          <w:tcPr>
+            <w:tcW w:w="3213" w:type="dxa"/>
+            <w:tcBorders>
+              <w:start w:val="single" w:sz="4" w:space="0" w:color="000000"/>
+              <w:bottom w:val="single" w:sz="4" w:space="0" w:color="000000"/>
+            </w:tcBorders>
+          </w:tcPr>
+          <w:p>
+            <w:pPr>
+              <w:pStyle w:val="Contenudetableau"/>
+              <w:widowControl w:val="false"/>
+              <w:suppressLineNumbers/>
+              <w:bidi w:val="0"/>
+              <w:jc w:val="start"/>
+              <w:rPr/>
+            </w:pPr>
+            <w:r>
+              <w:rPr/>
+            </w:r>
+          </w:p>
+        </w:tc>
+        <w:tc>
+          <w:tcPr>
+            <w:tcW w:w="3213" w:type="dxa"/>
+            <w:tcBorders>
+              <w:start w:val="single" w:sz="4" w:space="0" w:color="000000"/>
+              <w:bottom w:val="single" w:sz="4" w:space="0" w:color="000000"/>
+              <w:end w:val="single" w:sz="4" w:space="0" w:color="000000"/>
+            </w:tcBorders>
+          </w:tcPr>
+          <w:p>
+            <w:pPr>
+              <w:pStyle w:val="Contenudetableau"/>
+              <w:bidi w:val="0"/>
+              <w:jc w:val="start"/>
+              <w:rPr/>
+            </w:pPr>
+            <w:r>
+              <w:rPr/>
+              <w:t>Affichage de tous les tableaux et retour http 200</w:t>
+            </w:r>
+          </w:p>
+        </w:tc>
+      </w:tr>
+      <w:tr>
+        <w:trPr/>
+        <w:tc>
+          <w:tcPr>
+            <w:tcW w:w="3212" w:type="dxa"/>
+            <w:tcBorders>
+              <w:start w:val="single" w:sz="4" w:space="0" w:color="000000"/>
+              <w:bottom w:val="single" w:sz="4" w:space="0" w:color="000000"/>
+            </w:tcBorders>
+          </w:tcPr>
+          <w:p>
+            <w:pPr>
+              <w:pStyle w:val="Contenudetableau"/>
+              <w:bidi w:val="0"/>
+              <w:jc w:val="start"/>
+              <w:rPr/>
+            </w:pPr>
+            <w:r>
+              <w:rPr/>
+              <w:t>Accès au tableau d’id tab_roadmap_2026</w:t>
+            </w:r>
+          </w:p>
+        </w:tc>
+        <w:tc>
+          <w:tcPr>
+            <w:tcW w:w="3213" w:type="dxa"/>
+            <w:tcBorders>
+              <w:start w:val="single" w:sz="4" w:space="0" w:color="000000"/>
+              <w:bottom w:val="single" w:sz="4" w:space="0" w:color="000000"/>
+            </w:tcBorders>
+          </w:tcPr>
+          <w:p>
+            <w:pPr>
+              <w:pStyle w:val="Contenudetableau"/>
+              <w:bidi w:val="0"/>
+              <w:jc w:val="start"/>
+              <w:rPr/>
+            </w:pPr>
+            <w:r>
+              <w:rPr/>
+              <w:t>Clic sur le tableau de sa liste</w:t>
+            </w:r>
+          </w:p>
+        </w:tc>
+        <w:tc>
+          <w:tcPr>
+            <w:tcW w:w="3213" w:type="dxa"/>
+            <w:tcBorders>
+              <w:start w:val="single" w:sz="4" w:space="0" w:color="000000"/>
+              <w:bottom w:val="single" w:sz="4" w:space="0" w:color="000000"/>
+              <w:end w:val="single" w:sz="4" w:space="0" w:color="000000"/>
+            </w:tcBorders>
+          </w:tcPr>
+          <w:p>
+            <w:pPr>
+              <w:pStyle w:val="Contenudetableau"/>
+              <w:bidi w:val="0"/>
+              <w:jc w:val="start"/>
+              <w:rPr/>
+            </w:pPr>
+            <w:r>
+              <w:rPr/>
+              <w:t>Affichage du tableau ainsi que ses listes et cartes associées et retour http 200</w:t>
+            </w:r>
+          </w:p>
+        </w:tc>
+      </w:tr>
+      <w:tr>
+        <w:trPr/>
+        <w:tc>
+          <w:tcPr>
+            <w:tcW w:w="3212" w:type="dxa"/>
+            <w:tcBorders>
+              <w:start w:val="single" w:sz="4" w:space="0" w:color="000000"/>
+              <w:bottom w:val="single" w:sz="4" w:space="0" w:color="000000"/>
+            </w:tcBorders>
+          </w:tcPr>
+          <w:p>
+            <w:pPr>
+              <w:pStyle w:val="Contenudetableau"/>
+              <w:bidi w:val="0"/>
+              <w:jc w:val="start"/>
+              <w:rPr/>
+            </w:pPr>
+            <w:r>
+              <w:rPr/>
+              <w:t xml:space="preserve">Passage de la carte d’id </w:t>
+            </w:r>
+            <w:r>
+              <w:rPr/>
+              <w:t xml:space="preserve">de la liste d’id </w:t>
+            </w:r>
+            <w:r>
+              <w:rPr/>
+              <w:t xml:space="preserve"> en dessous de la carte d’id </w:t>
+            </w:r>
+            <w:r>
+              <w:rPr/>
+              <w:t xml:space="preserve">dans la liste d’id </w:t>
+            </w:r>
+          </w:p>
+        </w:tc>
+        <w:tc>
+          <w:tcPr>
+            <w:tcW w:w="3213" w:type="dxa"/>
+            <w:tcBorders>
+              <w:start w:val="single" w:sz="4" w:space="0" w:color="000000"/>
+              <w:bottom w:val="single" w:sz="4" w:space="0" w:color="000000"/>
+            </w:tcBorders>
+          </w:tcPr>
+          <w:p>
+            <w:pPr>
+              <w:pStyle w:val="Contenudetableau"/>
+              <w:bidi w:val="0"/>
+              <w:jc w:val="start"/>
+              <w:rPr/>
+            </w:pPr>
+            <w:r>
+              <w:rPr/>
+              <w:t>Déplacement de la carte</w:t>
+            </w:r>
+          </w:p>
+        </w:tc>
+        <w:tc>
+          <w:tcPr>
+            <w:tcW w:w="3213" w:type="dxa"/>
+            <w:tcBorders>
+              <w:start w:val="single" w:sz="4" w:space="0" w:color="000000"/>
+              <w:bottom w:val="single" w:sz="4" w:space="0" w:color="000000"/>
+              <w:end w:val="single" w:sz="4" w:space="0" w:color="000000"/>
+            </w:tcBorders>
+          </w:tcPr>
+          <w:p>
+            <w:pPr>
+              <w:pStyle w:val="Contenudetableau"/>
+              <w:bidi w:val="0"/>
+              <w:jc w:val="start"/>
+              <w:rPr/>
+            </w:pPr>
+            <w:r>
+              <w:rPr/>
+              <w:t>Affichage du nouvel ordre des cartes + retour http 200</w:t>
             </w:r>
           </w:p>
         </w:tc>
@@ -2766,7 +4140,7 @@
       </w:pPr>
       <w:r>
         <w:rPr/>
-        <w:t>Drag and drop (carte d’une liste à une autre)</w:t>
+        <w:t>Drag and drop (changement de l’ordre des listes)</w:t>
       </w:r>
     </w:p>
     <w:tbl>
@@ -2876,111 +4250,268 @@
             </w:pPr>
             <w:r>
               <w:rPr/>
-            </w:r>
-          </w:p>
-        </w:tc>
-        <w:tc>
-          <w:tcPr>
-            <w:tcW w:w="3213" w:type="dxa"/>
-            <w:tcBorders>
-              <w:start w:val="single" w:sz="4" w:space="0" w:color="000000"/>
-              <w:bottom w:val="single" w:sz="4" w:space="0" w:color="000000"/>
-            </w:tcBorders>
-          </w:tcPr>
-          <w:p>
-            <w:pPr>
-              <w:pStyle w:val="Contenudetableau"/>
-              <w:bidi w:val="0"/>
-              <w:jc w:val="start"/>
-              <w:rPr/>
-            </w:pPr>
-            <w:r>
-              <w:rPr/>
-            </w:r>
-          </w:p>
-        </w:tc>
-        <w:tc>
-          <w:tcPr>
-            <w:tcW w:w="3213" w:type="dxa"/>
-            <w:tcBorders>
-              <w:start w:val="single" w:sz="4" w:space="0" w:color="000000"/>
-              <w:bottom w:val="single" w:sz="4" w:space="0" w:color="000000"/>
-              <w:end w:val="single" w:sz="4" w:space="0" w:color="000000"/>
-            </w:tcBorders>
-          </w:tcPr>
-          <w:p>
-            <w:pPr>
-              <w:pStyle w:val="Contenudetableau"/>
-              <w:bidi w:val="0"/>
-              <w:jc w:val="start"/>
-              <w:rPr/>
-            </w:pPr>
-            <w:r>
-              <w:rPr/>
-            </w:r>
-          </w:p>
-        </w:tc>
-      </w:tr>
-      <w:tr>
-        <w:trPr/>
-        <w:tc>
-          <w:tcPr>
-            <w:tcW w:w="3212" w:type="dxa"/>
-            <w:tcBorders>
-              <w:start w:val="single" w:sz="4" w:space="0" w:color="000000"/>
-              <w:bottom w:val="single" w:sz="4" w:space="0" w:color="000000"/>
-            </w:tcBorders>
-          </w:tcPr>
-          <w:p>
-            <w:pPr>
-              <w:pStyle w:val="Contenudetableau"/>
-              <w:bidi w:val="0"/>
-              <w:jc w:val="start"/>
-              <w:rPr/>
-            </w:pPr>
-            <w:r>
-              <w:rPr/>
-            </w:r>
-          </w:p>
-        </w:tc>
-        <w:tc>
-          <w:tcPr>
-            <w:tcW w:w="3213" w:type="dxa"/>
-            <w:tcBorders>
-              <w:start w:val="single" w:sz="4" w:space="0" w:color="000000"/>
-              <w:bottom w:val="single" w:sz="4" w:space="0" w:color="000000"/>
-            </w:tcBorders>
-          </w:tcPr>
-          <w:p>
-            <w:pPr>
-              <w:pStyle w:val="Contenudetableau"/>
-              <w:bidi w:val="0"/>
-              <w:jc w:val="start"/>
-              <w:rPr/>
-            </w:pPr>
-            <w:r>
-              <w:rPr/>
-            </w:r>
-          </w:p>
-        </w:tc>
-        <w:tc>
-          <w:tcPr>
-            <w:tcW w:w="3213" w:type="dxa"/>
-            <w:tcBorders>
-              <w:start w:val="single" w:sz="4" w:space="0" w:color="000000"/>
-              <w:bottom w:val="single" w:sz="4" w:space="0" w:color="000000"/>
-              <w:end w:val="single" w:sz="4" w:space="0" w:color="000000"/>
-            </w:tcBorders>
-          </w:tcPr>
-          <w:p>
-            <w:pPr>
-              <w:pStyle w:val="Contenudetableau"/>
-              <w:bidi w:val="0"/>
-              <w:jc w:val="start"/>
-              <w:rPr/>
-            </w:pPr>
-            <w:r>
-              <w:rPr/>
+              <w:t>Connexion bosswaza</w:t>
+            </w:r>
+          </w:p>
+        </w:tc>
+        <w:tc>
+          <w:tcPr>
+            <w:tcW w:w="3213" w:type="dxa"/>
+            <w:tcBorders>
+              <w:start w:val="single" w:sz="4" w:space="0" w:color="000000"/>
+              <w:bottom w:val="single" w:sz="4" w:space="0" w:color="000000"/>
+            </w:tcBorders>
+          </w:tcPr>
+          <w:p>
+            <w:pPr>
+              <w:pStyle w:val="Contenudetableau"/>
+              <w:bidi w:val="0"/>
+              <w:jc w:val="start"/>
+              <w:rPr/>
+            </w:pPr>
+            <w:r>
+              <w:rPr/>
+              <w:t>Connexion</w:t>
+            </w:r>
+          </w:p>
+        </w:tc>
+        <w:tc>
+          <w:tcPr>
+            <w:tcW w:w="3213" w:type="dxa"/>
+            <w:tcBorders>
+              <w:start w:val="single" w:sz="4" w:space="0" w:color="000000"/>
+              <w:bottom w:val="single" w:sz="4" w:space="0" w:color="000000"/>
+              <w:end w:val="single" w:sz="4" w:space="0" w:color="000000"/>
+            </w:tcBorders>
+          </w:tcPr>
+          <w:p>
+            <w:pPr>
+              <w:pStyle w:val="Contenudetableau"/>
+              <w:bidi w:val="0"/>
+              <w:jc w:val="start"/>
+              <w:rPr/>
+            </w:pPr>
+            <w:r>
+              <w:rPr/>
+              <w:t>Identifiants corrects, création token (stocké localement) et retour http 200</w:t>
+            </w:r>
+          </w:p>
+        </w:tc>
+      </w:tr>
+      <w:tr>
+        <w:trPr/>
+        <w:tc>
+          <w:tcPr>
+            <w:tcW w:w="3212" w:type="dxa"/>
+            <w:tcBorders>
+              <w:start w:val="single" w:sz="4" w:space="0" w:color="000000"/>
+              <w:bottom w:val="single" w:sz="4" w:space="0" w:color="000000"/>
+            </w:tcBorders>
+          </w:tcPr>
+          <w:p>
+            <w:pPr>
+              <w:pStyle w:val="Contenudetableau"/>
+              <w:bidi w:val="0"/>
+              <w:jc w:val="start"/>
+              <w:rPr/>
+            </w:pPr>
+            <w:r>
+              <w:rPr/>
+              <w:t>Accès à la page</w:t>
+            </w:r>
+          </w:p>
+        </w:tc>
+        <w:tc>
+          <w:tcPr>
+            <w:tcW w:w="3213" w:type="dxa"/>
+            <w:tcBorders>
+              <w:start w:val="single" w:sz="4" w:space="0" w:color="000000"/>
+              <w:bottom w:val="single" w:sz="4" w:space="0" w:color="000000"/>
+            </w:tcBorders>
+          </w:tcPr>
+          <w:p>
+            <w:pPr>
+              <w:pStyle w:val="Contenudetableau"/>
+              <w:widowControl w:val="false"/>
+              <w:suppressLineNumbers/>
+              <w:bidi w:val="0"/>
+              <w:jc w:val="start"/>
+              <w:rPr/>
+            </w:pPr>
+            <w:r>
+              <w:rPr/>
+            </w:r>
+          </w:p>
+        </w:tc>
+        <w:tc>
+          <w:tcPr>
+            <w:tcW w:w="3213" w:type="dxa"/>
+            <w:tcBorders>
+              <w:start w:val="single" w:sz="4" w:space="0" w:color="000000"/>
+              <w:bottom w:val="single" w:sz="4" w:space="0" w:color="000000"/>
+              <w:end w:val="single" w:sz="4" w:space="0" w:color="000000"/>
+            </w:tcBorders>
+          </w:tcPr>
+          <w:p>
+            <w:pPr>
+              <w:pStyle w:val="Contenudetableau"/>
+              <w:bidi w:val="0"/>
+              <w:jc w:val="start"/>
+              <w:rPr/>
+            </w:pPr>
+            <w:r>
+              <w:rPr/>
+              <w:t>Affichage de tous les tableaux et retour http 200</w:t>
+            </w:r>
+          </w:p>
+        </w:tc>
+      </w:tr>
+      <w:tr>
+        <w:trPr/>
+        <w:tc>
+          <w:tcPr>
+            <w:tcW w:w="3212" w:type="dxa"/>
+            <w:tcBorders>
+              <w:start w:val="single" w:sz="4" w:space="0" w:color="000000"/>
+              <w:bottom w:val="single" w:sz="4" w:space="0" w:color="000000"/>
+            </w:tcBorders>
+          </w:tcPr>
+          <w:p>
+            <w:pPr>
+              <w:pStyle w:val="Contenudetableau"/>
+              <w:bidi w:val="0"/>
+              <w:jc w:val="start"/>
+              <w:rPr/>
+            </w:pPr>
+            <w:r>
+              <w:rPr/>
+              <w:t>Accès au tableau d’id tab_roadmap_2026</w:t>
+            </w:r>
+          </w:p>
+        </w:tc>
+        <w:tc>
+          <w:tcPr>
+            <w:tcW w:w="3213" w:type="dxa"/>
+            <w:tcBorders>
+              <w:start w:val="single" w:sz="4" w:space="0" w:color="000000"/>
+              <w:bottom w:val="single" w:sz="4" w:space="0" w:color="000000"/>
+            </w:tcBorders>
+          </w:tcPr>
+          <w:p>
+            <w:pPr>
+              <w:pStyle w:val="Contenudetableau"/>
+              <w:bidi w:val="0"/>
+              <w:jc w:val="start"/>
+              <w:rPr/>
+            </w:pPr>
+            <w:r>
+              <w:rPr/>
+              <w:t>Clic sur le tableau de sa liste</w:t>
+            </w:r>
+          </w:p>
+        </w:tc>
+        <w:tc>
+          <w:tcPr>
+            <w:tcW w:w="3213" w:type="dxa"/>
+            <w:tcBorders>
+              <w:start w:val="single" w:sz="4" w:space="0" w:color="000000"/>
+              <w:bottom w:val="single" w:sz="4" w:space="0" w:color="000000"/>
+              <w:end w:val="single" w:sz="4" w:space="0" w:color="000000"/>
+            </w:tcBorders>
+          </w:tcPr>
+          <w:p>
+            <w:pPr>
+              <w:pStyle w:val="Contenudetableau"/>
+              <w:bidi w:val="0"/>
+              <w:jc w:val="start"/>
+              <w:rPr/>
+            </w:pPr>
+            <w:r>
+              <w:rPr/>
+              <w:t>Affichage du tableau ainsi que ses listes et cartes associées et retour http 200</w:t>
+            </w:r>
+          </w:p>
+        </w:tc>
+      </w:tr>
+      <w:tr>
+        <w:trPr/>
+        <w:tc>
+          <w:tcPr>
+            <w:tcW w:w="3212" w:type="dxa"/>
+            <w:tcBorders>
+              <w:start w:val="single" w:sz="4" w:space="0" w:color="000000"/>
+              <w:bottom w:val="single" w:sz="4" w:space="0" w:color="000000"/>
+            </w:tcBorders>
+          </w:tcPr>
+          <w:p>
+            <w:pPr>
+              <w:pStyle w:val="Contenudetableau"/>
+              <w:bidi w:val="0"/>
+              <w:jc w:val="start"/>
+              <w:rPr/>
+            </w:pPr>
+            <w:r>
+              <w:rPr/>
+              <w:t xml:space="preserve">Passage de la </w:t>
+            </w:r>
+            <w:r>
+              <w:rPr/>
+              <w:t>liste d’id avant la liste d’id</w:t>
+            </w:r>
+          </w:p>
+        </w:tc>
+        <w:tc>
+          <w:tcPr>
+            <w:tcW w:w="3213" w:type="dxa"/>
+            <w:tcBorders>
+              <w:start w:val="single" w:sz="4" w:space="0" w:color="000000"/>
+              <w:bottom w:val="single" w:sz="4" w:space="0" w:color="000000"/>
+            </w:tcBorders>
+          </w:tcPr>
+          <w:p>
+            <w:pPr>
+              <w:pStyle w:val="Contenudetableau"/>
+              <w:bidi w:val="0"/>
+              <w:jc w:val="start"/>
+              <w:rPr/>
+            </w:pPr>
+            <w:r>
+              <w:rPr/>
+              <w:t xml:space="preserve">Déplacement de la </w:t>
+            </w:r>
+            <w:r>
+              <w:rPr/>
+              <w:t>liste</w:t>
+            </w:r>
+          </w:p>
+        </w:tc>
+        <w:tc>
+          <w:tcPr>
+            <w:tcW w:w="3213" w:type="dxa"/>
+            <w:tcBorders>
+              <w:start w:val="single" w:sz="4" w:space="0" w:color="000000"/>
+              <w:bottom w:val="single" w:sz="4" w:space="0" w:color="000000"/>
+              <w:end w:val="single" w:sz="4" w:space="0" w:color="000000"/>
+            </w:tcBorders>
+          </w:tcPr>
+          <w:p>
+            <w:pPr>
+              <w:pStyle w:val="Contenudetableau"/>
+              <w:bidi w:val="0"/>
+              <w:jc w:val="start"/>
+              <w:rPr/>
+            </w:pPr>
+            <w:r>
+              <w:rPr/>
+              <w:t xml:space="preserve">Affichage du nouvel ordre des </w:t>
+            </w:r>
+            <w:r>
+              <w:rPr/>
+              <w:t>listes</w:t>
+            </w:r>
+            <w:r>
+              <w:rPr/>
+              <w:t xml:space="preserve"> + retour http 200</w:t>
             </w:r>
           </w:p>
         </w:tc>
@@ -3006,7 +4537,7 @@
       </w:pPr>
       <w:r>
         <w:rPr/>
-        <w:t>Drag and drop (changement de l’ordre des listes)</w:t>
+        <w:t>Modification profil</w:t>
       </w:r>
     </w:p>
     <w:tbl>
@@ -3246,7 +4777,7 @@
       </w:pPr>
       <w:r>
         <w:rPr/>
-        <w:t>Modification profil</w:t>
+        <w:t>Modification d’un tableau</w:t>
       </w:r>
     </w:p>
     <w:tbl>
@@ -3486,7 +5017,7 @@
       </w:pPr>
       <w:r>
         <w:rPr/>
-        <w:t>Modification d’un tableau</w:t>
+        <w:t>Modification d’une liste</w:t>
       </w:r>
     </w:p>
     <w:tbl>
@@ -3726,7 +5257,7 @@
       </w:pPr>
       <w:r>
         <w:rPr/>
-        <w:t>Modification d’une liste</w:t>
+        <w:t>Modification d’une carte</w:t>
       </w:r>
     </w:p>
     <w:tbl>
@@ -3966,7 +5497,7 @@
       </w:pPr>
       <w:r>
         <w:rPr/>
-        <w:t>Modification d’une carte</w:t>
+        <w:t>Modification d’une etiquette</w:t>
       </w:r>
     </w:p>
     <w:tbl>
@@ -4206,7 +5737,7 @@
       </w:pPr>
       <w:r>
         <w:rPr/>
-        <w:t>Modification d’une etiquette</w:t>
+        <w:t>Modification d’un journal (archivage)</w:t>
       </w:r>
     </w:p>
     <w:tbl>
@@ -4446,7 +5977,7 @@
       </w:pPr>
       <w:r>
         <w:rPr/>
-        <w:t>Modification d’un journal (archivage)</w:t>
+        <w:t>Modification de mot de passe</w:t>
       </w:r>
     </w:p>
     <w:tbl>
@@ -4666,6 +6197,497 @@
         </w:tc>
       </w:tr>
     </w:tbl>
+    <w:p>
+      <w:pPr>
+        <w:pStyle w:val="Normal"/>
+        <w:bidi w:val="0"/>
+        <w:jc w:val="start"/>
+        <w:rPr/>
+      </w:pPr>
+      <w:r>
+        <w:rPr/>
+      </w:r>
+    </w:p>
+    <w:p>
+      <w:pPr>
+        <w:pStyle w:val="Normal"/>
+        <w:bidi w:val="0"/>
+        <w:jc w:val="start"/>
+        <w:rPr/>
+      </w:pPr>
+      <w:r>
+        <w:rPr/>
+        <w:t>Modification rôle (compte → admin)</w:t>
+      </w:r>
+    </w:p>
+    <w:tbl>
+      <w:tblPr>
+        <w:tblW w:w="5000" w:type="pct"/>
+        <w:jc w:val="start"/>
+        <w:tblInd w:w="-5" w:type="dxa"/>
+        <w:tblLayout w:type="fixed"/>
+        <w:tblCellMar>
+          <w:top w:w="55" w:type="dxa"/>
+          <w:start w:w="55" w:type="dxa"/>
+          <w:bottom w:w="55" w:type="dxa"/>
+          <w:end w:w="55" w:type="dxa"/>
+        </w:tblCellMar>
+      </w:tblPr>
+      <w:tblGrid>
+        <w:gridCol w:w="3212"/>
+        <w:gridCol w:w="3213"/>
+        <w:gridCol w:w="3213"/>
+      </w:tblGrid>
+      <w:tr>
+        <w:trPr/>
+        <w:tc>
+          <w:tcPr>
+            <w:tcW w:w="3212" w:type="dxa"/>
+            <w:tcBorders>
+              <w:top w:val="single" w:sz="4" w:space="0" w:color="000000"/>
+              <w:start w:val="single" w:sz="4" w:space="0" w:color="000000"/>
+              <w:bottom w:val="single" w:sz="4" w:space="0" w:color="000000"/>
+            </w:tcBorders>
+          </w:tcPr>
+          <w:p>
+            <w:pPr>
+              <w:pStyle w:val="Contenudetableau"/>
+              <w:bidi w:val="0"/>
+              <w:jc w:val="start"/>
+              <w:rPr/>
+            </w:pPr>
+            <w:r>
+              <w:rPr/>
+              <w:t>Etape</w:t>
+            </w:r>
+          </w:p>
+        </w:tc>
+        <w:tc>
+          <w:tcPr>
+            <w:tcW w:w="3213" w:type="dxa"/>
+            <w:tcBorders>
+              <w:top w:val="single" w:sz="4" w:space="0" w:color="000000"/>
+              <w:start w:val="single" w:sz="4" w:space="0" w:color="000000"/>
+              <w:bottom w:val="single" w:sz="4" w:space="0" w:color="000000"/>
+            </w:tcBorders>
+          </w:tcPr>
+          <w:p>
+            <w:pPr>
+              <w:pStyle w:val="Contenudetableau"/>
+              <w:bidi w:val="0"/>
+              <w:jc w:val="start"/>
+              <w:rPr/>
+            </w:pPr>
+            <w:r>
+              <w:rPr/>
+              <w:t>Action utilisateur</w:t>
+            </w:r>
+          </w:p>
+        </w:tc>
+        <w:tc>
+          <w:tcPr>
+            <w:tcW w:w="3213" w:type="dxa"/>
+            <w:tcBorders>
+              <w:top w:val="single" w:sz="4" w:space="0" w:color="000000"/>
+              <w:start w:val="single" w:sz="4" w:space="0" w:color="000000"/>
+              <w:bottom w:val="single" w:sz="4" w:space="0" w:color="000000"/>
+              <w:end w:val="single" w:sz="4" w:space="0" w:color="000000"/>
+            </w:tcBorders>
+          </w:tcPr>
+          <w:p>
+            <w:pPr>
+              <w:pStyle w:val="Contenudetableau"/>
+              <w:bidi w:val="0"/>
+              <w:jc w:val="start"/>
+              <w:rPr/>
+            </w:pPr>
+            <w:r>
+              <w:rPr/>
+              <w:t>Réponse Api</w:t>
+            </w:r>
+          </w:p>
+        </w:tc>
+      </w:tr>
+      <w:tr>
+        <w:trPr/>
+        <w:tc>
+          <w:tcPr>
+            <w:tcW w:w="3212" w:type="dxa"/>
+            <w:tcBorders>
+              <w:start w:val="single" w:sz="4" w:space="0" w:color="000000"/>
+              <w:bottom w:val="single" w:sz="4" w:space="0" w:color="000000"/>
+            </w:tcBorders>
+          </w:tcPr>
+          <w:p>
+            <w:pPr>
+              <w:pStyle w:val="Contenudetableau"/>
+              <w:bidi w:val="0"/>
+              <w:jc w:val="start"/>
+              <w:rPr/>
+            </w:pPr>
+            <w:r>
+              <w:rPr/>
+            </w:r>
+          </w:p>
+        </w:tc>
+        <w:tc>
+          <w:tcPr>
+            <w:tcW w:w="3213" w:type="dxa"/>
+            <w:tcBorders>
+              <w:start w:val="single" w:sz="4" w:space="0" w:color="000000"/>
+              <w:bottom w:val="single" w:sz="4" w:space="0" w:color="000000"/>
+            </w:tcBorders>
+          </w:tcPr>
+          <w:p>
+            <w:pPr>
+              <w:pStyle w:val="Contenudetableau"/>
+              <w:bidi w:val="0"/>
+              <w:jc w:val="start"/>
+              <w:rPr/>
+            </w:pPr>
+            <w:r>
+              <w:rPr/>
+            </w:r>
+          </w:p>
+        </w:tc>
+        <w:tc>
+          <w:tcPr>
+            <w:tcW w:w="3213" w:type="dxa"/>
+            <w:tcBorders>
+              <w:start w:val="single" w:sz="4" w:space="0" w:color="000000"/>
+              <w:bottom w:val="single" w:sz="4" w:space="0" w:color="000000"/>
+              <w:end w:val="single" w:sz="4" w:space="0" w:color="000000"/>
+            </w:tcBorders>
+          </w:tcPr>
+          <w:p>
+            <w:pPr>
+              <w:pStyle w:val="Contenudetableau"/>
+              <w:bidi w:val="0"/>
+              <w:jc w:val="start"/>
+              <w:rPr/>
+            </w:pPr>
+            <w:r>
+              <w:rPr/>
+            </w:r>
+          </w:p>
+        </w:tc>
+      </w:tr>
+      <w:tr>
+        <w:trPr/>
+        <w:tc>
+          <w:tcPr>
+            <w:tcW w:w="3212" w:type="dxa"/>
+            <w:tcBorders>
+              <w:start w:val="single" w:sz="4" w:space="0" w:color="000000"/>
+              <w:bottom w:val="single" w:sz="4" w:space="0" w:color="000000"/>
+            </w:tcBorders>
+          </w:tcPr>
+          <w:p>
+            <w:pPr>
+              <w:pStyle w:val="Contenudetableau"/>
+              <w:bidi w:val="0"/>
+              <w:jc w:val="start"/>
+              <w:rPr/>
+            </w:pPr>
+            <w:r>
+              <w:rPr/>
+            </w:r>
+          </w:p>
+        </w:tc>
+        <w:tc>
+          <w:tcPr>
+            <w:tcW w:w="3213" w:type="dxa"/>
+            <w:tcBorders>
+              <w:start w:val="single" w:sz="4" w:space="0" w:color="000000"/>
+              <w:bottom w:val="single" w:sz="4" w:space="0" w:color="000000"/>
+            </w:tcBorders>
+          </w:tcPr>
+          <w:p>
+            <w:pPr>
+              <w:pStyle w:val="Contenudetableau"/>
+              <w:bidi w:val="0"/>
+              <w:jc w:val="start"/>
+              <w:rPr/>
+            </w:pPr>
+            <w:r>
+              <w:rPr/>
+            </w:r>
+          </w:p>
+        </w:tc>
+        <w:tc>
+          <w:tcPr>
+            <w:tcW w:w="3213" w:type="dxa"/>
+            <w:tcBorders>
+              <w:start w:val="single" w:sz="4" w:space="0" w:color="000000"/>
+              <w:bottom w:val="single" w:sz="4" w:space="0" w:color="000000"/>
+              <w:end w:val="single" w:sz="4" w:space="0" w:color="000000"/>
+            </w:tcBorders>
+          </w:tcPr>
+          <w:p>
+            <w:pPr>
+              <w:pStyle w:val="Contenudetableau"/>
+              <w:bidi w:val="0"/>
+              <w:jc w:val="start"/>
+              <w:rPr/>
+            </w:pPr>
+            <w:r>
+              <w:rPr/>
+            </w:r>
+          </w:p>
+        </w:tc>
+      </w:tr>
+    </w:tbl>
+    <w:p>
+      <w:pPr>
+        <w:pStyle w:val="Normal"/>
+        <w:bidi w:val="0"/>
+        <w:jc w:val="start"/>
+        <w:rPr/>
+      </w:pPr>
+      <w:r>
+        <w:rPr/>
+      </w:r>
+    </w:p>
+    <w:p>
+      <w:pPr>
+        <w:pStyle w:val="Normal"/>
+        <w:bidi w:val="0"/>
+        <w:jc w:val="start"/>
+        <w:rPr/>
+      </w:pPr>
+      <w:r>
+        <w:rPr/>
+        <w:t>Modification rôle (tableau → admin)</w:t>
+      </w:r>
+    </w:p>
+    <w:tbl>
+      <w:tblPr>
+        <w:tblW w:w="5000" w:type="pct"/>
+        <w:jc w:val="start"/>
+        <w:tblInd w:w="-5" w:type="dxa"/>
+        <w:tblLayout w:type="fixed"/>
+        <w:tblCellMar>
+          <w:top w:w="55" w:type="dxa"/>
+          <w:start w:w="55" w:type="dxa"/>
+          <w:bottom w:w="55" w:type="dxa"/>
+          <w:end w:w="55" w:type="dxa"/>
+        </w:tblCellMar>
+      </w:tblPr>
+      <w:tblGrid>
+        <w:gridCol w:w="3212"/>
+        <w:gridCol w:w="3213"/>
+        <w:gridCol w:w="3213"/>
+      </w:tblGrid>
+      <w:tr>
+        <w:trPr/>
+        <w:tc>
+          <w:tcPr>
+            <w:tcW w:w="3212" w:type="dxa"/>
+            <w:tcBorders>
+              <w:top w:val="single" w:sz="4" w:space="0" w:color="000000"/>
+              <w:start w:val="single" w:sz="4" w:space="0" w:color="000000"/>
+              <w:bottom w:val="single" w:sz="4" w:space="0" w:color="000000"/>
+            </w:tcBorders>
+          </w:tcPr>
+          <w:p>
+            <w:pPr>
+              <w:pStyle w:val="Contenudetableau"/>
+              <w:bidi w:val="0"/>
+              <w:jc w:val="start"/>
+              <w:rPr/>
+            </w:pPr>
+            <w:r>
+              <w:rPr/>
+              <w:t>Etape</w:t>
+            </w:r>
+          </w:p>
+        </w:tc>
+        <w:tc>
+          <w:tcPr>
+            <w:tcW w:w="3213" w:type="dxa"/>
+            <w:tcBorders>
+              <w:top w:val="single" w:sz="4" w:space="0" w:color="000000"/>
+              <w:start w:val="single" w:sz="4" w:space="0" w:color="000000"/>
+              <w:bottom w:val="single" w:sz="4" w:space="0" w:color="000000"/>
+            </w:tcBorders>
+          </w:tcPr>
+          <w:p>
+            <w:pPr>
+              <w:pStyle w:val="Contenudetableau"/>
+              <w:bidi w:val="0"/>
+              <w:jc w:val="start"/>
+              <w:rPr/>
+            </w:pPr>
+            <w:r>
+              <w:rPr/>
+              <w:t>Action utilisateur</w:t>
+            </w:r>
+          </w:p>
+        </w:tc>
+        <w:tc>
+          <w:tcPr>
+            <w:tcW w:w="3213" w:type="dxa"/>
+            <w:tcBorders>
+              <w:top w:val="single" w:sz="4" w:space="0" w:color="000000"/>
+              <w:start w:val="single" w:sz="4" w:space="0" w:color="000000"/>
+              <w:bottom w:val="single" w:sz="4" w:space="0" w:color="000000"/>
+              <w:end w:val="single" w:sz="4" w:space="0" w:color="000000"/>
+            </w:tcBorders>
+          </w:tcPr>
+          <w:p>
+            <w:pPr>
+              <w:pStyle w:val="Contenudetableau"/>
+              <w:bidi w:val="0"/>
+              <w:jc w:val="start"/>
+              <w:rPr/>
+            </w:pPr>
+            <w:r>
+              <w:rPr/>
+              <w:t>Réponse Api</w:t>
+            </w:r>
+          </w:p>
+        </w:tc>
+      </w:tr>
+      <w:tr>
+        <w:trPr/>
+        <w:tc>
+          <w:tcPr>
+            <w:tcW w:w="3212" w:type="dxa"/>
+            <w:tcBorders>
+              <w:start w:val="single" w:sz="4" w:space="0" w:color="000000"/>
+              <w:bottom w:val="single" w:sz="4" w:space="0" w:color="000000"/>
+            </w:tcBorders>
+          </w:tcPr>
+          <w:p>
+            <w:pPr>
+              <w:pStyle w:val="Contenudetableau"/>
+              <w:bidi w:val="0"/>
+              <w:jc w:val="start"/>
+              <w:rPr/>
+            </w:pPr>
+            <w:r>
+              <w:rPr/>
+            </w:r>
+          </w:p>
+        </w:tc>
+        <w:tc>
+          <w:tcPr>
+            <w:tcW w:w="3213" w:type="dxa"/>
+            <w:tcBorders>
+              <w:start w:val="single" w:sz="4" w:space="0" w:color="000000"/>
+              <w:bottom w:val="single" w:sz="4" w:space="0" w:color="000000"/>
+            </w:tcBorders>
+          </w:tcPr>
+          <w:p>
+            <w:pPr>
+              <w:pStyle w:val="Contenudetableau"/>
+              <w:bidi w:val="0"/>
+              <w:jc w:val="start"/>
+              <w:rPr/>
+            </w:pPr>
+            <w:r>
+              <w:rPr/>
+            </w:r>
+          </w:p>
+        </w:tc>
+        <w:tc>
+          <w:tcPr>
+            <w:tcW w:w="3213" w:type="dxa"/>
+            <w:tcBorders>
+              <w:start w:val="single" w:sz="4" w:space="0" w:color="000000"/>
+              <w:bottom w:val="single" w:sz="4" w:space="0" w:color="000000"/>
+              <w:end w:val="single" w:sz="4" w:space="0" w:color="000000"/>
+            </w:tcBorders>
+          </w:tcPr>
+          <w:p>
+            <w:pPr>
+              <w:pStyle w:val="Contenudetableau"/>
+              <w:bidi w:val="0"/>
+              <w:jc w:val="start"/>
+              <w:rPr/>
+            </w:pPr>
+            <w:r>
+              <w:rPr/>
+            </w:r>
+          </w:p>
+        </w:tc>
+      </w:tr>
+      <w:tr>
+        <w:trPr/>
+        <w:tc>
+          <w:tcPr>
+            <w:tcW w:w="3212" w:type="dxa"/>
+            <w:tcBorders>
+              <w:start w:val="single" w:sz="4" w:space="0" w:color="000000"/>
+              <w:bottom w:val="single" w:sz="4" w:space="0" w:color="000000"/>
+            </w:tcBorders>
+          </w:tcPr>
+          <w:p>
+            <w:pPr>
+              <w:pStyle w:val="Contenudetableau"/>
+              <w:bidi w:val="0"/>
+              <w:jc w:val="start"/>
+              <w:rPr/>
+            </w:pPr>
+            <w:r>
+              <w:rPr/>
+            </w:r>
+          </w:p>
+        </w:tc>
+        <w:tc>
+          <w:tcPr>
+            <w:tcW w:w="3213" w:type="dxa"/>
+            <w:tcBorders>
+              <w:start w:val="single" w:sz="4" w:space="0" w:color="000000"/>
+              <w:bottom w:val="single" w:sz="4" w:space="0" w:color="000000"/>
+            </w:tcBorders>
+          </w:tcPr>
+          <w:p>
+            <w:pPr>
+              <w:pStyle w:val="Contenudetableau"/>
+              <w:bidi w:val="0"/>
+              <w:jc w:val="start"/>
+              <w:rPr/>
+            </w:pPr>
+            <w:r>
+              <w:rPr/>
+            </w:r>
+          </w:p>
+        </w:tc>
+        <w:tc>
+          <w:tcPr>
+            <w:tcW w:w="3213" w:type="dxa"/>
+            <w:tcBorders>
+              <w:start w:val="single" w:sz="4" w:space="0" w:color="000000"/>
+              <w:bottom w:val="single" w:sz="4" w:space="0" w:color="000000"/>
+              <w:end w:val="single" w:sz="4" w:space="0" w:color="000000"/>
+            </w:tcBorders>
+          </w:tcPr>
+          <w:p>
+            <w:pPr>
+              <w:pStyle w:val="Contenudetableau"/>
+              <w:bidi w:val="0"/>
+              <w:jc w:val="start"/>
+              <w:rPr/>
+            </w:pPr>
+            <w:r>
+              <w:rPr/>
+            </w:r>
+          </w:p>
+        </w:tc>
+      </w:tr>
+    </w:tbl>
+    <w:p>
+      <w:pPr>
+        <w:pStyle w:val="Normal"/>
+        <w:bidi w:val="0"/>
+        <w:jc w:val="start"/>
+        <w:rPr/>
+      </w:pPr>
+      <w:r>
+        <w:rPr/>
+      </w:r>
+    </w:p>
     <w:p>
       <w:pPr>
         <w:pStyle w:val="Normal"/>

--- a/Documents/Plans de tests.docx
+++ b/Documents/Plans de tests.docx
@@ -45,7 +45,7 @@
           </w:tcPr>
           <w:p>
             <w:pPr>
-              <w:pStyle w:val="Contenudetableauuser"/>
+              <w:pStyle w:val="Contenudetableau"/>
               <w:bidi w:val="0"/>
               <w:jc w:val="start"/>
               <w:rPr/>
@@ -67,7 +67,7 @@
           </w:tcPr>
           <w:p>
             <w:pPr>
-              <w:pStyle w:val="Contenudetableauuser"/>
+              <w:pStyle w:val="Contenudetableau"/>
               <w:bidi w:val="0"/>
               <w:jc w:val="start"/>
               <w:rPr/>
@@ -90,7 +90,7 @@
           </w:tcPr>
           <w:p>
             <w:pPr>
-              <w:pStyle w:val="Contenudetableauuser"/>
+              <w:pStyle w:val="Contenudetableau"/>
               <w:bidi w:val="0"/>
               <w:jc w:val="start"/>
               <w:rPr/>
@@ -114,7 +114,7 @@
           </w:tcPr>
           <w:p>
             <w:pPr>
-              <w:pStyle w:val="Contenudetableauuser"/>
+              <w:pStyle w:val="Contenudetableau"/>
               <w:bidi w:val="0"/>
               <w:jc w:val="start"/>
               <w:rPr/>
@@ -135,7 +135,7 @@
           </w:tcPr>
           <w:p>
             <w:pPr>
-              <w:pStyle w:val="Contenudetableauuser"/>
+              <w:pStyle w:val="Contenudetableau"/>
               <w:bidi w:val="0"/>
               <w:jc w:val="start"/>
               <w:rPr/>
@@ -147,7 +147,7 @@
           </w:p>
           <w:p>
             <w:pPr>
-              <w:pStyle w:val="Contenudetableauuser"/>
+              <w:pStyle w:val="Contenudetableau"/>
               <w:bidi w:val="0"/>
               <w:jc w:val="start"/>
               <w:rPr/>
@@ -169,7 +169,7 @@
           </w:tcPr>
           <w:p>
             <w:pPr>
-              <w:pStyle w:val="Contenudetableauuser"/>
+              <w:pStyle w:val="Contenudetableau"/>
               <w:bidi w:val="0"/>
               <w:jc w:val="start"/>
               <w:rPr/>
@@ -193,7 +193,7 @@
           </w:tcPr>
           <w:p>
             <w:pPr>
-              <w:pStyle w:val="Contenudetableauuser"/>
+              <w:pStyle w:val="Contenudetableau"/>
               <w:widowControl w:val="false"/>
               <w:suppressLineNumbers/>
               <w:bidi w:val="0"/>
@@ -215,7 +215,7 @@
           </w:tcPr>
           <w:p>
             <w:pPr>
-              <w:pStyle w:val="Contenudetableauuser"/>
+              <w:pStyle w:val="Contenudetableau"/>
               <w:widowControl w:val="false"/>
               <w:suppressLineNumbers/>
               <w:bidi w:val="0"/>
@@ -238,7 +238,7 @@
           </w:tcPr>
           <w:p>
             <w:pPr>
-              <w:pStyle w:val="Contenudetableauuser"/>
+              <w:pStyle w:val="Contenudetableau"/>
               <w:widowControl w:val="false"/>
               <w:suppressLineNumbers/>
               <w:bidi w:val="0"/>
@@ -263,7 +263,7 @@
           </w:tcPr>
           <w:p>
             <w:pPr>
-              <w:pStyle w:val="Contenudetableauuser"/>
+              <w:pStyle w:val="Contenudetableau"/>
               <w:widowControl w:val="false"/>
               <w:suppressLineNumbers/>
               <w:bidi w:val="0"/>
@@ -285,7 +285,7 @@
           </w:tcPr>
           <w:p>
             <w:pPr>
-              <w:pStyle w:val="Contenudetableauuser"/>
+              <w:pStyle w:val="Contenudetableau"/>
               <w:widowControl w:val="false"/>
               <w:suppressLineNumbers/>
               <w:bidi w:val="0"/>
@@ -308,7 +308,7 @@
           </w:tcPr>
           <w:p>
             <w:pPr>
-              <w:pStyle w:val="Contenudetableauuser"/>
+              <w:pStyle w:val="Contenudetableau"/>
               <w:widowControl w:val="false"/>
               <w:suppressLineNumbers/>
               <w:bidi w:val="0"/>
@@ -376,7 +376,7 @@
           </w:tcPr>
           <w:p>
             <w:pPr>
-              <w:pStyle w:val="Contenudetableauuser"/>
+              <w:pStyle w:val="Contenudetableau"/>
               <w:bidi w:val="0"/>
               <w:jc w:val="start"/>
               <w:rPr/>
@@ -398,7 +398,7 @@
           </w:tcPr>
           <w:p>
             <w:pPr>
-              <w:pStyle w:val="Contenudetableauuser"/>
+              <w:pStyle w:val="Contenudetableau"/>
               <w:bidi w:val="0"/>
               <w:jc w:val="start"/>
               <w:rPr/>
@@ -421,7 +421,7 @@
           </w:tcPr>
           <w:p>
             <w:pPr>
-              <w:pStyle w:val="Contenudetableauuser"/>
+              <w:pStyle w:val="Contenudetableau"/>
               <w:bidi w:val="0"/>
               <w:jc w:val="start"/>
               <w:rPr/>
@@ -445,7 +445,7 @@
           </w:tcPr>
           <w:p>
             <w:pPr>
-              <w:pStyle w:val="Contenudetableauuser"/>
+              <w:pStyle w:val="Contenudetableau"/>
               <w:bidi w:val="0"/>
               <w:jc w:val="start"/>
               <w:rPr/>
@@ -466,7 +466,7 @@
           </w:tcPr>
           <w:p>
             <w:pPr>
-              <w:pStyle w:val="Contenudetableauuser"/>
+              <w:pStyle w:val="Contenudetableau"/>
               <w:bidi w:val="0"/>
               <w:jc w:val="start"/>
               <w:rPr/>
@@ -488,7 +488,7 @@
           </w:tcPr>
           <w:p>
             <w:pPr>
-              <w:pStyle w:val="Contenudetableauuser"/>
+              <w:pStyle w:val="Contenudetableau"/>
               <w:bidi w:val="0"/>
               <w:jc w:val="start"/>
               <w:rPr/>
@@ -512,7 +512,7 @@
           </w:tcPr>
           <w:p>
             <w:pPr>
-              <w:pStyle w:val="Contenudetableauuser"/>
+              <w:pStyle w:val="Contenudetableau"/>
               <w:widowControl w:val="false"/>
               <w:suppressLineNumbers/>
               <w:bidi w:val="0"/>
@@ -534,7 +534,7 @@
           </w:tcPr>
           <w:p>
             <w:pPr>
-              <w:pStyle w:val="Contenudetableauuser"/>
+              <w:pStyle w:val="Contenudetableau"/>
               <w:widowControl w:val="false"/>
               <w:suppressLineNumbers/>
               <w:bidi w:val="0"/>
@@ -557,7 +557,7 @@
           </w:tcPr>
           <w:p>
             <w:pPr>
-              <w:pStyle w:val="Contenudetableauuser"/>
+              <w:pStyle w:val="Contenudetableau"/>
               <w:widowControl w:val="false"/>
               <w:suppressLineNumbers/>
               <w:bidi w:val="0"/>
@@ -625,7 +625,7 @@
           </w:tcPr>
           <w:p>
             <w:pPr>
-              <w:pStyle w:val="Contenudetableauuser"/>
+              <w:pStyle w:val="Contenudetableau"/>
               <w:bidi w:val="0"/>
               <w:jc w:val="start"/>
               <w:rPr/>
@@ -647,7 +647,7 @@
           </w:tcPr>
           <w:p>
             <w:pPr>
-              <w:pStyle w:val="Contenudetableauuser"/>
+              <w:pStyle w:val="Contenudetableau"/>
               <w:bidi w:val="0"/>
               <w:jc w:val="start"/>
               <w:rPr/>
@@ -670,7 +670,7 @@
           </w:tcPr>
           <w:p>
             <w:pPr>
-              <w:pStyle w:val="Contenudetableauuser"/>
+              <w:pStyle w:val="Contenudetableau"/>
               <w:bidi w:val="0"/>
               <w:jc w:val="start"/>
               <w:rPr/>
@@ -694,7 +694,7 @@
           </w:tcPr>
           <w:p>
             <w:pPr>
-              <w:pStyle w:val="Contenudetableauuser"/>
+              <w:pStyle w:val="Contenudetableau"/>
               <w:bidi w:val="0"/>
               <w:jc w:val="start"/>
               <w:rPr/>
@@ -715,7 +715,7 @@
           </w:tcPr>
           <w:p>
             <w:pPr>
-              <w:pStyle w:val="Contenudetableauuser"/>
+              <w:pStyle w:val="Contenudetableau"/>
               <w:bidi w:val="0"/>
               <w:jc w:val="start"/>
               <w:rPr/>
@@ -737,7 +737,7 @@
           </w:tcPr>
           <w:p>
             <w:pPr>
-              <w:pStyle w:val="Contenudetableauuser"/>
+              <w:pStyle w:val="Contenudetableau"/>
               <w:bidi w:val="0"/>
               <w:jc w:val="start"/>
               <w:rPr/>
@@ -761,7 +761,7 @@
           </w:tcPr>
           <w:p>
             <w:pPr>
-              <w:pStyle w:val="Contenudetableauuser"/>
+              <w:pStyle w:val="Contenudetableau"/>
               <w:bidi w:val="0"/>
               <w:jc w:val="start"/>
               <w:rPr/>
@@ -782,7 +782,7 @@
           </w:tcPr>
           <w:p>
             <w:pPr>
-              <w:pStyle w:val="Contenudetableauuser"/>
+              <w:pStyle w:val="Contenudetableau"/>
               <w:widowControl w:val="false"/>
               <w:suppressLineNumbers/>
               <w:bidi w:val="0"/>
@@ -805,7 +805,7 @@
           </w:tcPr>
           <w:p>
             <w:pPr>
-              <w:pStyle w:val="Contenudetableauuser"/>
+              <w:pStyle w:val="Contenudetableau"/>
               <w:bidi w:val="0"/>
               <w:jc w:val="start"/>
               <w:rPr/>
@@ -872,7 +872,7 @@
           </w:tcPr>
           <w:p>
             <w:pPr>
-              <w:pStyle w:val="Contenudetableauuser"/>
+              <w:pStyle w:val="Contenudetableau"/>
               <w:bidi w:val="0"/>
               <w:jc w:val="start"/>
               <w:rPr/>
@@ -894,7 +894,7 @@
           </w:tcPr>
           <w:p>
             <w:pPr>
-              <w:pStyle w:val="Contenudetableauuser"/>
+              <w:pStyle w:val="Contenudetableau"/>
               <w:bidi w:val="0"/>
               <w:jc w:val="start"/>
               <w:rPr/>
@@ -917,7 +917,7 @@
           </w:tcPr>
           <w:p>
             <w:pPr>
-              <w:pStyle w:val="Contenudetableauuser"/>
+              <w:pStyle w:val="Contenudetableau"/>
               <w:bidi w:val="0"/>
               <w:jc w:val="start"/>
               <w:rPr/>
@@ -941,7 +941,7 @@
           </w:tcPr>
           <w:p>
             <w:pPr>
-              <w:pStyle w:val="Contenudetableauuser"/>
+              <w:pStyle w:val="Contenudetableau"/>
               <w:bidi w:val="0"/>
               <w:jc w:val="start"/>
               <w:rPr/>
@@ -962,7 +962,7 @@
           </w:tcPr>
           <w:p>
             <w:pPr>
-              <w:pStyle w:val="Contenudetableauuser"/>
+              <w:pStyle w:val="Contenudetableau"/>
               <w:bidi w:val="0"/>
               <w:jc w:val="start"/>
               <w:rPr/>
@@ -984,7 +984,7 @@
           </w:tcPr>
           <w:p>
             <w:pPr>
-              <w:pStyle w:val="Contenudetableauuser"/>
+              <w:pStyle w:val="Contenudetableau"/>
               <w:bidi w:val="0"/>
               <w:jc w:val="start"/>
               <w:rPr/>
@@ -1008,7 +1008,7 @@
           </w:tcPr>
           <w:p>
             <w:pPr>
-              <w:pStyle w:val="Contenudetableauuser"/>
+              <w:pStyle w:val="Contenudetableau"/>
               <w:bidi w:val="0"/>
               <w:jc w:val="start"/>
               <w:rPr/>
@@ -1029,28 +1029,28 @@
           </w:tcPr>
           <w:p>
             <w:pPr>
-              <w:pStyle w:val="Contenudetableauuser"/>
-              <w:bidi w:val="0"/>
-              <w:jc w:val="start"/>
-              <w:rPr/>
-            </w:pPr>
-            <w:r>
-              <w:rPr/>
-            </w:r>
-          </w:p>
-        </w:tc>
-        <w:tc>
-          <w:tcPr>
-            <w:tcW w:w="3213" w:type="dxa"/>
-            <w:tcBorders>
-              <w:start w:val="single" w:sz="4" w:space="0" w:color="000000"/>
-              <w:bottom w:val="single" w:sz="4" w:space="0" w:color="000000"/>
-              <w:end w:val="single" w:sz="4" w:space="0" w:color="000000"/>
-            </w:tcBorders>
-          </w:tcPr>
-          <w:p>
-            <w:pPr>
-              <w:pStyle w:val="Contenudetableauuser"/>
+              <w:pStyle w:val="Contenudetableau"/>
+              <w:bidi w:val="0"/>
+              <w:jc w:val="start"/>
+              <w:rPr/>
+            </w:pPr>
+            <w:r>
+              <w:rPr/>
+            </w:r>
+          </w:p>
+        </w:tc>
+        <w:tc>
+          <w:tcPr>
+            <w:tcW w:w="3213" w:type="dxa"/>
+            <w:tcBorders>
+              <w:start w:val="single" w:sz="4" w:space="0" w:color="000000"/>
+              <w:bottom w:val="single" w:sz="4" w:space="0" w:color="000000"/>
+              <w:end w:val="single" w:sz="4" w:space="0" w:color="000000"/>
+            </w:tcBorders>
+          </w:tcPr>
+          <w:p>
+            <w:pPr>
+              <w:pStyle w:val="Contenudetableau"/>
               <w:bidi w:val="0"/>
               <w:jc w:val="start"/>
               <w:rPr/>
@@ -1117,7 +1117,7 @@
           </w:tcPr>
           <w:p>
             <w:pPr>
-              <w:pStyle w:val="Contenudetableauuser"/>
+              <w:pStyle w:val="Contenudetableau"/>
               <w:bidi w:val="0"/>
               <w:jc w:val="start"/>
               <w:rPr/>
@@ -1139,7 +1139,7 @@
           </w:tcPr>
           <w:p>
             <w:pPr>
-              <w:pStyle w:val="Contenudetableauuser"/>
+              <w:pStyle w:val="Contenudetableau"/>
               <w:bidi w:val="0"/>
               <w:jc w:val="start"/>
               <w:rPr/>
@@ -1162,7 +1162,7 @@
           </w:tcPr>
           <w:p>
             <w:pPr>
-              <w:pStyle w:val="Contenudetableauuser"/>
+              <w:pStyle w:val="Contenudetableau"/>
               <w:bidi w:val="0"/>
               <w:jc w:val="start"/>
               <w:rPr/>
@@ -1186,7 +1186,7 @@
           </w:tcPr>
           <w:p>
             <w:pPr>
-              <w:pStyle w:val="Contenudetableauuser"/>
+              <w:pStyle w:val="Contenudetableau"/>
               <w:bidi w:val="0"/>
               <w:jc w:val="start"/>
               <w:rPr/>
@@ -1207,7 +1207,7 @@
           </w:tcPr>
           <w:p>
             <w:pPr>
-              <w:pStyle w:val="Contenudetableauuser"/>
+              <w:pStyle w:val="Contenudetableau"/>
               <w:bidi w:val="0"/>
               <w:jc w:val="start"/>
               <w:rPr/>
@@ -1229,7 +1229,7 @@
           </w:tcPr>
           <w:p>
             <w:pPr>
-              <w:pStyle w:val="Contenudetableauuser"/>
+              <w:pStyle w:val="Contenudetableau"/>
               <w:bidi w:val="0"/>
               <w:jc w:val="start"/>
               <w:rPr/>
@@ -1253,7 +1253,7 @@
           </w:tcPr>
           <w:p>
             <w:pPr>
-              <w:pStyle w:val="Contenudetableauuser"/>
+              <w:pStyle w:val="Contenudetableau"/>
               <w:bidi w:val="0"/>
               <w:jc w:val="start"/>
               <w:rPr/>
@@ -1274,7 +1274,7 @@
           </w:tcPr>
           <w:p>
             <w:pPr>
-              <w:pStyle w:val="Contenudetableauuser"/>
+              <w:pStyle w:val="Contenudetableau"/>
               <w:widowControl w:val="false"/>
               <w:suppressLineNumbers/>
               <w:bidi w:val="0"/>
@@ -1297,7 +1297,7 @@
           </w:tcPr>
           <w:p>
             <w:pPr>
-              <w:pStyle w:val="Contenudetableauuser"/>
+              <w:pStyle w:val="Contenudetableau"/>
               <w:bidi w:val="0"/>
               <w:jc w:val="start"/>
               <w:rPr/>
@@ -1321,7 +1321,7 @@
           </w:tcPr>
           <w:p>
             <w:pPr>
-              <w:pStyle w:val="Contenudetableauuser"/>
+              <w:pStyle w:val="Contenudetableau"/>
               <w:bidi w:val="0"/>
               <w:jc w:val="start"/>
               <w:rPr/>
@@ -1342,7 +1342,7 @@
           </w:tcPr>
           <w:p>
             <w:pPr>
-              <w:pStyle w:val="Contenudetableauuser"/>
+              <w:pStyle w:val="Contenudetableau"/>
               <w:bidi w:val="0"/>
               <w:jc w:val="start"/>
               <w:rPr/>
@@ -1364,7 +1364,7 @@
           </w:tcPr>
           <w:p>
             <w:pPr>
-              <w:pStyle w:val="Contenudetableauuser"/>
+              <w:pStyle w:val="Contenudetableau"/>
               <w:bidi w:val="0"/>
               <w:jc w:val="start"/>
               <w:rPr/>
@@ -1464,7 +1464,7 @@
           </w:tcPr>
           <w:p>
             <w:pPr>
-              <w:pStyle w:val="Contenudetableauuser"/>
+              <w:pStyle w:val="Contenudetableau"/>
               <w:bidi w:val="0"/>
               <w:jc w:val="start"/>
               <w:rPr/>
@@ -1486,7 +1486,7 @@
           </w:tcPr>
           <w:p>
             <w:pPr>
-              <w:pStyle w:val="Contenudetableauuser"/>
+              <w:pStyle w:val="Contenudetableau"/>
               <w:bidi w:val="0"/>
               <w:jc w:val="start"/>
               <w:rPr/>
@@ -1509,7 +1509,7 @@
           </w:tcPr>
           <w:p>
             <w:pPr>
-              <w:pStyle w:val="Contenudetableauuser"/>
+              <w:pStyle w:val="Contenudetableau"/>
               <w:bidi w:val="0"/>
               <w:jc w:val="start"/>
               <w:rPr/>
@@ -1533,7 +1533,7 @@
           </w:tcPr>
           <w:p>
             <w:pPr>
-              <w:pStyle w:val="Contenudetableauuser"/>
+              <w:pStyle w:val="Contenudetableau"/>
               <w:bidi w:val="0"/>
               <w:jc w:val="start"/>
               <w:rPr/>
@@ -1554,7 +1554,7 @@
           </w:tcPr>
           <w:p>
             <w:pPr>
-              <w:pStyle w:val="Contenudetableauuser"/>
+              <w:pStyle w:val="Contenudetableau"/>
               <w:bidi w:val="0"/>
               <w:jc w:val="start"/>
               <w:rPr/>
@@ -1576,7 +1576,7 @@
           </w:tcPr>
           <w:p>
             <w:pPr>
-              <w:pStyle w:val="Contenudetableauuser"/>
+              <w:pStyle w:val="Contenudetableau"/>
               <w:bidi w:val="0"/>
               <w:jc w:val="start"/>
               <w:rPr/>
@@ -1600,7 +1600,7 @@
           </w:tcPr>
           <w:p>
             <w:pPr>
-              <w:pStyle w:val="Contenudetableauuser"/>
+              <w:pStyle w:val="Contenudetableau"/>
               <w:bidi w:val="0"/>
               <w:jc w:val="start"/>
               <w:rPr/>
@@ -1621,7 +1621,7 @@
           </w:tcPr>
           <w:p>
             <w:pPr>
-              <w:pStyle w:val="Contenudetableauuser"/>
+              <w:pStyle w:val="Contenudetableau"/>
               <w:widowControl w:val="false"/>
               <w:suppressLineNumbers/>
               <w:bidi w:val="0"/>
@@ -1644,7 +1644,7 @@
           </w:tcPr>
           <w:p>
             <w:pPr>
-              <w:pStyle w:val="Contenudetableauuser"/>
+              <w:pStyle w:val="Contenudetableau"/>
               <w:bidi w:val="0"/>
               <w:jc w:val="start"/>
               <w:rPr/>
@@ -1668,7 +1668,7 @@
           </w:tcPr>
           <w:p>
             <w:pPr>
-              <w:pStyle w:val="Contenudetableauuser"/>
+              <w:pStyle w:val="Contenudetableau"/>
               <w:bidi w:val="0"/>
               <w:jc w:val="start"/>
               <w:rPr/>
@@ -1689,7 +1689,7 @@
           </w:tcPr>
           <w:p>
             <w:pPr>
-              <w:pStyle w:val="Contenudetableauuser"/>
+              <w:pStyle w:val="Contenudetableau"/>
               <w:bidi w:val="0"/>
               <w:jc w:val="start"/>
               <w:rPr/>
@@ -1711,7 +1711,7 @@
           </w:tcPr>
           <w:p>
             <w:pPr>
-              <w:pStyle w:val="Contenudetableauuser"/>
+              <w:pStyle w:val="Contenudetableau"/>
               <w:bidi w:val="0"/>
               <w:jc w:val="start"/>
               <w:rPr/>
@@ -1735,7 +1735,7 @@
           </w:tcPr>
           <w:p>
             <w:pPr>
-              <w:pStyle w:val="Contenudetableauuser"/>
+              <w:pStyle w:val="Contenudetableau"/>
               <w:bidi w:val="0"/>
               <w:jc w:val="start"/>
               <w:rPr/>
@@ -1756,7 +1756,7 @@
           </w:tcPr>
           <w:p>
             <w:pPr>
-              <w:pStyle w:val="Contenudetableauuser"/>
+              <w:pStyle w:val="Contenudetableau"/>
               <w:bidi w:val="0"/>
               <w:jc w:val="start"/>
               <w:rPr/>
@@ -1778,7 +1778,7 @@
           </w:tcPr>
           <w:p>
             <w:pPr>
-              <w:pStyle w:val="Contenudetableauuser"/>
+              <w:pStyle w:val="Contenudetableau"/>
               <w:bidi w:val="0"/>
               <w:jc w:val="start"/>
               <w:rPr/>
@@ -1845,7 +1845,7 @@
           </w:tcPr>
           <w:p>
             <w:pPr>
-              <w:pStyle w:val="Contenudetableauuser"/>
+              <w:pStyle w:val="Contenudetableau"/>
               <w:bidi w:val="0"/>
               <w:jc w:val="start"/>
               <w:rPr/>
@@ -1867,7 +1867,7 @@
           </w:tcPr>
           <w:p>
             <w:pPr>
-              <w:pStyle w:val="Contenudetableauuser"/>
+              <w:pStyle w:val="Contenudetableau"/>
               <w:bidi w:val="0"/>
               <w:jc w:val="start"/>
               <w:rPr/>
@@ -1890,7 +1890,7 @@
           </w:tcPr>
           <w:p>
             <w:pPr>
-              <w:pStyle w:val="Contenudetableauuser"/>
+              <w:pStyle w:val="Contenudetableau"/>
               <w:bidi w:val="0"/>
               <w:jc w:val="start"/>
               <w:rPr/>
@@ -1914,7 +1914,7 @@
           </w:tcPr>
           <w:p>
             <w:pPr>
-              <w:pStyle w:val="Contenudetableauuser"/>
+              <w:pStyle w:val="Contenudetableau"/>
               <w:bidi w:val="0"/>
               <w:jc w:val="start"/>
               <w:rPr/>
@@ -1935,7 +1935,7 @@
           </w:tcPr>
           <w:p>
             <w:pPr>
-              <w:pStyle w:val="Contenudetableauuser"/>
+              <w:pStyle w:val="Contenudetableau"/>
               <w:bidi w:val="0"/>
               <w:jc w:val="start"/>
               <w:rPr/>
@@ -1957,7 +1957,7 @@
           </w:tcPr>
           <w:p>
             <w:pPr>
-              <w:pStyle w:val="Contenudetableauuser"/>
+              <w:pStyle w:val="Contenudetableau"/>
               <w:bidi w:val="0"/>
               <w:jc w:val="start"/>
               <w:rPr/>
@@ -1981,7 +1981,7 @@
           </w:tcPr>
           <w:p>
             <w:pPr>
-              <w:pStyle w:val="Contenudetableauuser"/>
+              <w:pStyle w:val="Contenudetableau"/>
               <w:bidi w:val="0"/>
               <w:jc w:val="start"/>
               <w:rPr/>
@@ -2002,7 +2002,7 @@
           </w:tcPr>
           <w:p>
             <w:pPr>
-              <w:pStyle w:val="Contenudetableauuser"/>
+              <w:pStyle w:val="Contenudetableau"/>
               <w:widowControl w:val="false"/>
               <w:suppressLineNumbers/>
               <w:bidi w:val="0"/>
@@ -2025,7 +2025,7 @@
           </w:tcPr>
           <w:p>
             <w:pPr>
-              <w:pStyle w:val="Contenudetableauuser"/>
+              <w:pStyle w:val="Contenudetableau"/>
               <w:bidi w:val="0"/>
               <w:jc w:val="start"/>
               <w:rPr/>
@@ -2049,7 +2049,7 @@
           </w:tcPr>
           <w:p>
             <w:pPr>
-              <w:pStyle w:val="Contenudetableauuser"/>
+              <w:pStyle w:val="Contenudetableau"/>
               <w:bidi w:val="0"/>
               <w:jc w:val="start"/>
               <w:rPr/>
@@ -2070,7 +2070,7 @@
           </w:tcPr>
           <w:p>
             <w:pPr>
-              <w:pStyle w:val="Contenudetableauuser"/>
+              <w:pStyle w:val="Contenudetableau"/>
               <w:bidi w:val="0"/>
               <w:jc w:val="start"/>
               <w:rPr/>
@@ -2092,7 +2092,7 @@
           </w:tcPr>
           <w:p>
             <w:pPr>
-              <w:pStyle w:val="Contenudetableauuser"/>
+              <w:pStyle w:val="Contenudetableau"/>
               <w:bidi w:val="0"/>
               <w:jc w:val="start"/>
               <w:rPr/>
@@ -2116,7 +2116,7 @@
           </w:tcPr>
           <w:p>
             <w:pPr>
-              <w:pStyle w:val="Contenudetableauuser"/>
+              <w:pStyle w:val="Contenudetableau"/>
               <w:bidi w:val="0"/>
               <w:jc w:val="start"/>
               <w:rPr/>
@@ -2137,7 +2137,7 @@
           </w:tcPr>
           <w:p>
             <w:pPr>
-              <w:pStyle w:val="Contenudetableauuser"/>
+              <w:pStyle w:val="Contenudetableau"/>
               <w:bidi w:val="0"/>
               <w:jc w:val="start"/>
               <w:rPr/>
@@ -2159,7 +2159,7 @@
           </w:tcPr>
           <w:p>
             <w:pPr>
-              <w:pStyle w:val="Contenudetableauuser"/>
+              <w:pStyle w:val="Contenudetableau"/>
               <w:bidi w:val="0"/>
               <w:jc w:val="start"/>
               <w:rPr/>
@@ -2226,7 +2226,7 @@
           </w:tcPr>
           <w:p>
             <w:pPr>
-              <w:pStyle w:val="Contenudetableauuser"/>
+              <w:pStyle w:val="Contenudetableau"/>
               <w:bidi w:val="0"/>
               <w:jc w:val="start"/>
               <w:rPr/>
@@ -2248,7 +2248,7 @@
           </w:tcPr>
           <w:p>
             <w:pPr>
-              <w:pStyle w:val="Contenudetableauuser"/>
+              <w:pStyle w:val="Contenudetableau"/>
               <w:bidi w:val="0"/>
               <w:jc w:val="start"/>
               <w:rPr/>
@@ -2271,7 +2271,7 @@
           </w:tcPr>
           <w:p>
             <w:pPr>
-              <w:pStyle w:val="Contenudetableauuser"/>
+              <w:pStyle w:val="Contenudetableau"/>
               <w:bidi w:val="0"/>
               <w:jc w:val="start"/>
               <w:rPr/>
@@ -2295,7 +2295,7 @@
           </w:tcPr>
           <w:p>
             <w:pPr>
-              <w:pStyle w:val="Contenudetableauuser"/>
+              <w:pStyle w:val="Contenudetableau"/>
               <w:bidi w:val="0"/>
               <w:jc w:val="start"/>
               <w:rPr/>
@@ -2316,7 +2316,7 @@
           </w:tcPr>
           <w:p>
             <w:pPr>
-              <w:pStyle w:val="Contenudetableauuser"/>
+              <w:pStyle w:val="Contenudetableau"/>
               <w:bidi w:val="0"/>
               <w:jc w:val="start"/>
               <w:rPr/>
@@ -2338,7 +2338,7 @@
           </w:tcPr>
           <w:p>
             <w:pPr>
-              <w:pStyle w:val="Contenudetableauuser"/>
+              <w:pStyle w:val="Contenudetableau"/>
               <w:bidi w:val="0"/>
               <w:jc w:val="start"/>
               <w:rPr/>
@@ -2362,7 +2362,7 @@
           </w:tcPr>
           <w:p>
             <w:pPr>
-              <w:pStyle w:val="Contenudetableauuser"/>
+              <w:pStyle w:val="Contenudetableau"/>
               <w:bidi w:val="0"/>
               <w:jc w:val="start"/>
               <w:rPr/>
@@ -2383,7 +2383,7 @@
           </w:tcPr>
           <w:p>
             <w:pPr>
-              <w:pStyle w:val="Contenudetableauuser"/>
+              <w:pStyle w:val="Contenudetableau"/>
               <w:widowControl w:val="false"/>
               <w:suppressLineNumbers/>
               <w:bidi w:val="0"/>
@@ -2406,7 +2406,7 @@
           </w:tcPr>
           <w:p>
             <w:pPr>
-              <w:pStyle w:val="Contenudetableauuser"/>
+              <w:pStyle w:val="Contenudetableau"/>
               <w:bidi w:val="0"/>
               <w:jc w:val="start"/>
               <w:rPr/>
@@ -2430,7 +2430,7 @@
           </w:tcPr>
           <w:p>
             <w:pPr>
-              <w:pStyle w:val="Contenudetableauuser"/>
+              <w:pStyle w:val="Contenudetableau"/>
               <w:bidi w:val="0"/>
               <w:jc w:val="start"/>
               <w:rPr/>
@@ -2451,7 +2451,7 @@
           </w:tcPr>
           <w:p>
             <w:pPr>
-              <w:pStyle w:val="Contenudetableauuser"/>
+              <w:pStyle w:val="Contenudetableau"/>
               <w:bidi w:val="0"/>
               <w:jc w:val="start"/>
               <w:rPr/>
@@ -2473,7 +2473,7 @@
           </w:tcPr>
           <w:p>
             <w:pPr>
-              <w:pStyle w:val="Contenudetableauuser"/>
+              <w:pStyle w:val="Contenudetableau"/>
               <w:bidi w:val="0"/>
               <w:jc w:val="start"/>
               <w:rPr/>
@@ -2650,7 +2650,7 @@
           </w:tcPr>
           <w:p>
             <w:pPr>
-              <w:pStyle w:val="Contenudetableauuser"/>
+              <w:pStyle w:val="Contenudetableau"/>
               <w:bidi w:val="0"/>
               <w:jc w:val="start"/>
               <w:rPr/>
@@ -2672,7 +2672,7 @@
           </w:tcPr>
           <w:p>
             <w:pPr>
-              <w:pStyle w:val="Contenudetableauuser"/>
+              <w:pStyle w:val="Contenudetableau"/>
               <w:bidi w:val="0"/>
               <w:jc w:val="start"/>
               <w:rPr/>
@@ -2695,7 +2695,7 @@
           </w:tcPr>
           <w:p>
             <w:pPr>
-              <w:pStyle w:val="Contenudetableauuser"/>
+              <w:pStyle w:val="Contenudetableau"/>
               <w:bidi w:val="0"/>
               <w:jc w:val="start"/>
               <w:rPr/>
@@ -2719,7 +2719,7 @@
           </w:tcPr>
           <w:p>
             <w:pPr>
-              <w:pStyle w:val="Contenudetableauuser"/>
+              <w:pStyle w:val="Contenudetableau"/>
               <w:bidi w:val="0"/>
               <w:jc w:val="start"/>
               <w:rPr/>
@@ -2740,7 +2740,7 @@
           </w:tcPr>
           <w:p>
             <w:pPr>
-              <w:pStyle w:val="Contenudetableauuser"/>
+              <w:pStyle w:val="Contenudetableau"/>
               <w:bidi w:val="0"/>
               <w:jc w:val="start"/>
               <w:rPr/>
@@ -2762,7 +2762,7 @@
           </w:tcPr>
           <w:p>
             <w:pPr>
-              <w:pStyle w:val="Contenudetableauuser"/>
+              <w:pStyle w:val="Contenudetableau"/>
               <w:bidi w:val="0"/>
               <w:jc w:val="start"/>
               <w:rPr/>
@@ -2786,7 +2786,7 @@
           </w:tcPr>
           <w:p>
             <w:pPr>
-              <w:pStyle w:val="Contenudetableauuser"/>
+              <w:pStyle w:val="Contenudetableau"/>
               <w:bidi w:val="0"/>
               <w:jc w:val="start"/>
               <w:rPr/>
@@ -2807,7 +2807,7 @@
           </w:tcPr>
           <w:p>
             <w:pPr>
-              <w:pStyle w:val="Contenudetableauuser"/>
+              <w:pStyle w:val="Contenudetableau"/>
               <w:widowControl w:val="false"/>
               <w:suppressLineNumbers/>
               <w:bidi w:val="0"/>
@@ -2830,7 +2830,7 @@
           </w:tcPr>
           <w:p>
             <w:pPr>
-              <w:pStyle w:val="Contenudetableauuser"/>
+              <w:pStyle w:val="Contenudetableau"/>
               <w:bidi w:val="0"/>
               <w:jc w:val="start"/>
               <w:rPr/>
@@ -2854,7 +2854,7 @@
           </w:tcPr>
           <w:p>
             <w:pPr>
-              <w:pStyle w:val="Contenudetableauuser"/>
+              <w:pStyle w:val="Contenudetableau"/>
               <w:bidi w:val="0"/>
               <w:jc w:val="start"/>
               <w:rPr/>
@@ -2875,7 +2875,7 @@
           </w:tcPr>
           <w:p>
             <w:pPr>
-              <w:pStyle w:val="Contenudetableauuser"/>
+              <w:pStyle w:val="Contenudetableau"/>
               <w:bidi w:val="0"/>
               <w:jc w:val="start"/>
               <w:rPr/>
@@ -2897,7 +2897,7 @@
           </w:tcPr>
           <w:p>
             <w:pPr>
-              <w:pStyle w:val="Contenudetableauuser"/>
+              <w:pStyle w:val="Contenudetableau"/>
               <w:bidi w:val="0"/>
               <w:jc w:val="start"/>
               <w:rPr/>
@@ -2964,7 +2964,7 @@
           </w:tcPr>
           <w:p>
             <w:pPr>
-              <w:pStyle w:val="Contenudetableauuser"/>
+              <w:pStyle w:val="Contenudetableau"/>
               <w:bidi w:val="0"/>
               <w:jc w:val="start"/>
               <w:rPr/>
@@ -2986,7 +2986,7 @@
           </w:tcPr>
           <w:p>
             <w:pPr>
-              <w:pStyle w:val="Contenudetableauuser"/>
+              <w:pStyle w:val="Contenudetableau"/>
               <w:bidi w:val="0"/>
               <w:jc w:val="start"/>
               <w:rPr/>
@@ -3009,7 +3009,7 @@
           </w:tcPr>
           <w:p>
             <w:pPr>
-              <w:pStyle w:val="Contenudetableauuser"/>
+              <w:pStyle w:val="Contenudetableau"/>
               <w:bidi w:val="0"/>
               <w:jc w:val="start"/>
               <w:rPr/>
@@ -3042,7 +3042,7 @@
             </w:pPr>
             <w:r>
               <w:rPr>
-                <w:rFonts w:eastAsia="Arial" w:cs="Arial" w:ascii="Liberation Serif" w:hAnsi="Liberation Serif"/>
+                <w:rFonts w:eastAsia="Arial" w:cs="Arial"/>
                 <w:sz w:val="24"/>
                 <w:szCs w:val="24"/>
               </w:rPr>
@@ -3069,7 +3069,7 @@
             </w:pPr>
             <w:r>
               <w:rPr>
-                <w:rFonts w:eastAsia="Arial" w:cs="Arial" w:ascii="Liberation Serif" w:hAnsi="Liberation Serif"/>
+                <w:rFonts w:eastAsia="Arial" w:cs="Arial"/>
                 <w:sz w:val="24"/>
                 <w:szCs w:val="24"/>
               </w:rPr>
@@ -3097,7 +3097,7 @@
             </w:pPr>
             <w:r>
               <w:rPr>
-                <w:rFonts w:eastAsia="Arial" w:cs="Arial" w:ascii="Liberation Serif" w:hAnsi="Liberation Serif"/>
+                <w:rFonts w:eastAsia="Arial" w:cs="Arial"/>
                 <w:sz w:val="24"/>
                 <w:szCs w:val="24"/>
               </w:rPr>
@@ -3127,7 +3127,7 @@
             </w:pPr>
             <w:r>
               <w:rPr>
-                <w:rFonts w:eastAsia="Arial" w:cs="Arial" w:ascii="Liberation Serif" w:hAnsi="Liberation Serif"/>
+                <w:rFonts w:eastAsia="Arial" w:cs="Arial"/>
                 <w:sz w:val="24"/>
                 <w:szCs w:val="24"/>
               </w:rPr>
@@ -3154,34 +3154,33 @@
             </w:pPr>
             <w:r>
               <w:rPr>
-                <w:rFonts w:ascii="Liberation Serif" w:hAnsi="Liberation Serif"/>
-                <w:sz w:val="24"/>
-                <w:szCs w:val="24"/>
-              </w:rPr>
-            </w:r>
-          </w:p>
-        </w:tc>
-        <w:tc>
-          <w:tcPr>
-            <w:tcW w:w="3213" w:type="dxa"/>
-            <w:tcBorders>
-              <w:start w:val="single" w:sz="4" w:space="0" w:color="000000"/>
-              <w:bottom w:val="single" w:sz="4" w:space="0" w:color="000000"/>
-              <w:end w:val="single" w:sz="4" w:space="0" w:color="000000"/>
-            </w:tcBorders>
-          </w:tcPr>
-          <w:p>
-            <w:pPr>
-              <w:pStyle w:val="Normal"/>
-              <w:rPr>
-                <w:rFonts w:ascii="Liberation Serif" w:hAnsi="Liberation Serif"/>
-                <w:sz w:val="24"/>
-                <w:szCs w:val="24"/>
-              </w:rPr>
-            </w:pPr>
-            <w:r>
-              <w:rPr>
-                <w:rFonts w:eastAsia="Arial" w:cs="Arial" w:ascii="Liberation Serif" w:hAnsi="Liberation Serif"/>
+                <w:sz w:val="24"/>
+                <w:szCs w:val="24"/>
+              </w:rPr>
+            </w:r>
+          </w:p>
+        </w:tc>
+        <w:tc>
+          <w:tcPr>
+            <w:tcW w:w="3213" w:type="dxa"/>
+            <w:tcBorders>
+              <w:start w:val="single" w:sz="4" w:space="0" w:color="000000"/>
+              <w:bottom w:val="single" w:sz="4" w:space="0" w:color="000000"/>
+              <w:end w:val="single" w:sz="4" w:space="0" w:color="000000"/>
+            </w:tcBorders>
+          </w:tcPr>
+          <w:p>
+            <w:pPr>
+              <w:pStyle w:val="Normal"/>
+              <w:rPr>
+                <w:rFonts w:ascii="Liberation Serif" w:hAnsi="Liberation Serif"/>
+                <w:sz w:val="24"/>
+                <w:szCs w:val="24"/>
+              </w:rPr>
+            </w:pPr>
+            <w:r>
+              <w:rPr>
+                <w:rFonts w:eastAsia="Arial" w:cs="Arial"/>
                 <w:sz w:val="24"/>
                 <w:szCs w:val="24"/>
               </w:rPr>
@@ -3211,7 +3210,7 @@
             </w:pPr>
             <w:r>
               <w:rPr>
-                <w:rFonts w:eastAsia="Arial" w:cs="Arial" w:ascii="Liberation Serif" w:hAnsi="Liberation Serif"/>
+                <w:rFonts w:eastAsia="Arial" w:cs="Arial"/>
                 <w:sz w:val="24"/>
                 <w:szCs w:val="24"/>
               </w:rPr>
@@ -3238,7 +3237,7 @@
             </w:pPr>
             <w:r>
               <w:rPr>
-                <w:rFonts w:eastAsia="Arial" w:cs="Arial" w:ascii="Liberation Serif" w:hAnsi="Liberation Serif"/>
+                <w:rFonts w:eastAsia="Arial" w:cs="Arial"/>
                 <w:sz w:val="24"/>
                 <w:szCs w:val="24"/>
               </w:rPr>
@@ -3266,7 +3265,7 @@
             </w:pPr>
             <w:r>
               <w:rPr>
-                <w:rFonts w:eastAsia="Arial" w:cs="Arial" w:ascii="Liberation Serif" w:hAnsi="Liberation Serif"/>
+                <w:rFonts w:eastAsia="Arial" w:cs="Arial"/>
                 <w:sz w:val="24"/>
                 <w:szCs w:val="24"/>
               </w:rPr>
@@ -3296,7 +3295,7 @@
             </w:pPr>
             <w:r>
               <w:rPr>
-                <w:rFonts w:eastAsia="Arial" w:cs="Arial" w:ascii="Liberation Serif" w:hAnsi="Liberation Serif"/>
+                <w:rFonts w:eastAsia="Arial" w:cs="Arial"/>
                 <w:sz w:val="24"/>
                 <w:szCs w:val="24"/>
               </w:rPr>
@@ -3323,7 +3322,7 @@
             </w:pPr>
             <w:r>
               <w:rPr>
-                <w:rFonts w:eastAsia="Arial" w:cs="Arial" w:ascii="Liberation Serif" w:hAnsi="Liberation Serif"/>
+                <w:rFonts w:eastAsia="Arial" w:cs="Arial"/>
                 <w:sz w:val="24"/>
                 <w:szCs w:val="24"/>
               </w:rPr>
@@ -3351,7 +3350,7 @@
             </w:pPr>
             <w:r>
               <w:rPr>
-                <w:rFonts w:eastAsia="Arial" w:cs="Arial" w:ascii="Liberation Serif" w:hAnsi="Liberation Serif"/>
+                <w:rFonts w:eastAsia="Arial" w:cs="Arial"/>
                 <w:sz w:val="24"/>
                 <w:szCs w:val="24"/>
               </w:rPr>
@@ -3381,7 +3380,7 @@
             </w:pPr>
             <w:r>
               <w:rPr>
-                <w:rFonts w:eastAsia="Arial" w:cs="Arial" w:ascii="Liberation Serif" w:hAnsi="Liberation Serif"/>
+                <w:rFonts w:eastAsia="Arial" w:cs="Arial"/>
                 <w:sz w:val="24"/>
                 <w:szCs w:val="24"/>
               </w:rPr>
@@ -3408,7 +3407,7 @@
             </w:pPr>
             <w:r>
               <w:rPr>
-                <w:rFonts w:eastAsia="Arial" w:cs="Arial" w:ascii="Liberation Serif" w:hAnsi="Liberation Serif"/>
+                <w:rFonts w:eastAsia="Arial" w:cs="Arial"/>
                 <w:sz w:val="24"/>
                 <w:szCs w:val="24"/>
               </w:rPr>
@@ -3436,7 +3435,7 @@
             </w:pPr>
             <w:r>
               <w:rPr>
-                <w:rFonts w:eastAsia="Arial" w:cs="Arial" w:ascii="Liberation Serif" w:hAnsi="Liberation Serif"/>
+                <w:rFonts w:eastAsia="Arial" w:cs="Arial"/>
                 <w:sz w:val="24"/>
                 <w:szCs w:val="24"/>
               </w:rPr>
@@ -3522,7 +3521,7 @@
           </w:tcPr>
           <w:p>
             <w:pPr>
-              <w:pStyle w:val="Contenudetableauuser"/>
+              <w:pStyle w:val="Contenudetableau"/>
               <w:bidi w:val="0"/>
               <w:jc w:val="start"/>
               <w:rPr/>
@@ -3544,7 +3543,7 @@
           </w:tcPr>
           <w:p>
             <w:pPr>
-              <w:pStyle w:val="Contenudetableauuser"/>
+              <w:pStyle w:val="Contenudetableau"/>
               <w:bidi w:val="0"/>
               <w:jc w:val="start"/>
               <w:rPr/>
@@ -3567,7 +3566,7 @@
           </w:tcPr>
           <w:p>
             <w:pPr>
-              <w:pStyle w:val="Contenudetableauuser"/>
+              <w:pStyle w:val="Contenudetableau"/>
               <w:bidi w:val="0"/>
               <w:jc w:val="start"/>
               <w:rPr/>
@@ -3591,7 +3590,7 @@
           </w:tcPr>
           <w:p>
             <w:pPr>
-              <w:pStyle w:val="Contenudetableauuser"/>
+              <w:pStyle w:val="Contenudetableau"/>
               <w:bidi w:val="0"/>
               <w:jc w:val="start"/>
               <w:rPr/>
@@ -3612,7 +3611,7 @@
           </w:tcPr>
           <w:p>
             <w:pPr>
-              <w:pStyle w:val="Contenudetableauuser"/>
+              <w:pStyle w:val="Contenudetableau"/>
               <w:bidi w:val="0"/>
               <w:jc w:val="start"/>
               <w:rPr/>
@@ -3634,7 +3633,7 @@
           </w:tcPr>
           <w:p>
             <w:pPr>
-              <w:pStyle w:val="Contenudetableauuser"/>
+              <w:pStyle w:val="Contenudetableau"/>
               <w:bidi w:val="0"/>
               <w:jc w:val="start"/>
               <w:rPr/>
@@ -3658,7 +3657,7 @@
           </w:tcPr>
           <w:p>
             <w:pPr>
-              <w:pStyle w:val="Contenudetableauuser"/>
+              <w:pStyle w:val="Contenudetableau"/>
               <w:bidi w:val="0"/>
               <w:jc w:val="start"/>
               <w:rPr/>
@@ -3679,7 +3678,7 @@
           </w:tcPr>
           <w:p>
             <w:pPr>
-              <w:pStyle w:val="Contenudetableauuser"/>
+              <w:pStyle w:val="Contenudetableau"/>
               <w:widowControl w:val="false"/>
               <w:suppressLineNumbers/>
               <w:bidi w:val="0"/>
@@ -3702,7 +3701,7 @@
           </w:tcPr>
           <w:p>
             <w:pPr>
-              <w:pStyle w:val="Contenudetableauuser"/>
+              <w:pStyle w:val="Contenudetableau"/>
               <w:bidi w:val="0"/>
               <w:jc w:val="start"/>
               <w:rPr/>
@@ -3726,7 +3725,7 @@
           </w:tcPr>
           <w:p>
             <w:pPr>
-              <w:pStyle w:val="Contenudetableauuser"/>
+              <w:pStyle w:val="Contenudetableau"/>
               <w:bidi w:val="0"/>
               <w:jc w:val="start"/>
               <w:rPr/>
@@ -3747,7 +3746,7 @@
           </w:tcPr>
           <w:p>
             <w:pPr>
-              <w:pStyle w:val="Contenudetableauuser"/>
+              <w:pStyle w:val="Contenudetableau"/>
               <w:bidi w:val="0"/>
               <w:jc w:val="start"/>
               <w:rPr/>
@@ -3769,7 +3768,7 @@
           </w:tcPr>
           <w:p>
             <w:pPr>
-              <w:pStyle w:val="Contenudetableauuser"/>
+              <w:pStyle w:val="Contenudetableau"/>
               <w:bidi w:val="0"/>
               <w:jc w:val="start"/>
               <w:rPr/>
@@ -3793,7 +3792,7 @@
           </w:tcPr>
           <w:p>
             <w:pPr>
-              <w:pStyle w:val="Contenudetableauuser"/>
+              <w:pStyle w:val="Contenudetableau"/>
               <w:bidi w:val="0"/>
               <w:jc w:val="start"/>
               <w:rPr/>
@@ -3814,7 +3813,7 @@
           </w:tcPr>
           <w:p>
             <w:pPr>
-              <w:pStyle w:val="Contenudetableauuser"/>
+              <w:pStyle w:val="Contenudetableau"/>
               <w:bidi w:val="0"/>
               <w:jc w:val="start"/>
               <w:rPr/>
@@ -3836,7 +3835,7 @@
           </w:tcPr>
           <w:p>
             <w:pPr>
-              <w:pStyle w:val="Contenudetableauuser"/>
+              <w:pStyle w:val="Contenudetableau"/>
               <w:bidi w:val="0"/>
               <w:jc w:val="start"/>
               <w:rPr/>
@@ -3914,7 +3913,7 @@
           </w:tcPr>
           <w:p>
             <w:pPr>
-              <w:pStyle w:val="Contenudetableauuser"/>
+              <w:pStyle w:val="Contenudetableau"/>
               <w:bidi w:val="0"/>
               <w:jc w:val="start"/>
               <w:rPr/>
@@ -3936,7 +3935,7 @@
           </w:tcPr>
           <w:p>
             <w:pPr>
-              <w:pStyle w:val="Contenudetableauuser"/>
+              <w:pStyle w:val="Contenudetableau"/>
               <w:bidi w:val="0"/>
               <w:jc w:val="start"/>
               <w:rPr/>
@@ -3959,7 +3958,7 @@
           </w:tcPr>
           <w:p>
             <w:pPr>
-              <w:pStyle w:val="Contenudetableauuser"/>
+              <w:pStyle w:val="Contenudetableau"/>
               <w:bidi w:val="0"/>
               <w:jc w:val="start"/>
               <w:rPr/>
@@ -3983,7 +3982,7 @@
           </w:tcPr>
           <w:p>
             <w:pPr>
-              <w:pStyle w:val="Contenudetableauuser"/>
+              <w:pStyle w:val="Contenudetableau"/>
               <w:bidi w:val="0"/>
               <w:jc w:val="start"/>
               <w:rPr/>
@@ -4004,7 +4003,7 @@
           </w:tcPr>
           <w:p>
             <w:pPr>
-              <w:pStyle w:val="Contenudetableauuser"/>
+              <w:pStyle w:val="Contenudetableau"/>
               <w:bidi w:val="0"/>
               <w:jc w:val="start"/>
               <w:rPr/>
@@ -4026,7 +4025,7 @@
           </w:tcPr>
           <w:p>
             <w:pPr>
-              <w:pStyle w:val="Contenudetableauuser"/>
+              <w:pStyle w:val="Contenudetableau"/>
               <w:bidi w:val="0"/>
               <w:jc w:val="start"/>
               <w:rPr/>
@@ -4050,7 +4049,7 @@
           </w:tcPr>
           <w:p>
             <w:pPr>
-              <w:pStyle w:val="Contenudetableauuser"/>
+              <w:pStyle w:val="Contenudetableau"/>
               <w:bidi w:val="0"/>
               <w:jc w:val="start"/>
               <w:rPr/>
@@ -4071,7 +4070,7 @@
           </w:tcPr>
           <w:p>
             <w:pPr>
-              <w:pStyle w:val="Contenudetableauuser"/>
+              <w:pStyle w:val="Contenudetableau"/>
               <w:widowControl w:val="false"/>
               <w:suppressLineNumbers/>
               <w:bidi w:val="0"/>
@@ -4094,7 +4093,7 @@
           </w:tcPr>
           <w:p>
             <w:pPr>
-              <w:pStyle w:val="Contenudetableauuser"/>
+              <w:pStyle w:val="Contenudetableau"/>
               <w:bidi w:val="0"/>
               <w:jc w:val="start"/>
               <w:rPr/>
@@ -4118,7 +4117,7 @@
           </w:tcPr>
           <w:p>
             <w:pPr>
-              <w:pStyle w:val="Contenudetableauuser"/>
+              <w:pStyle w:val="Contenudetableau"/>
               <w:bidi w:val="0"/>
               <w:jc w:val="start"/>
               <w:rPr/>
@@ -4139,7 +4138,7 @@
           </w:tcPr>
           <w:p>
             <w:pPr>
-              <w:pStyle w:val="Contenudetableauuser"/>
+              <w:pStyle w:val="Contenudetableau"/>
               <w:bidi w:val="0"/>
               <w:jc w:val="start"/>
               <w:rPr/>
@@ -4161,7 +4160,7 @@
           </w:tcPr>
           <w:p>
             <w:pPr>
-              <w:pStyle w:val="Contenudetableauuser"/>
+              <w:pStyle w:val="Contenudetableau"/>
               <w:bidi w:val="0"/>
               <w:jc w:val="start"/>
               <w:rPr/>
@@ -4185,7 +4184,7 @@
           </w:tcPr>
           <w:p>
             <w:pPr>
-              <w:pStyle w:val="Contenudetableauuser"/>
+              <w:pStyle w:val="Contenudetableau"/>
               <w:bidi w:val="0"/>
               <w:jc w:val="start"/>
               <w:rPr/>
@@ -4206,7 +4205,7 @@
           </w:tcPr>
           <w:p>
             <w:pPr>
-              <w:pStyle w:val="Contenudetableauuser"/>
+              <w:pStyle w:val="Contenudetableau"/>
               <w:bidi w:val="0"/>
               <w:jc w:val="start"/>
               <w:rPr/>
@@ -4228,7 +4227,7 @@
           </w:tcPr>
           <w:p>
             <w:pPr>
-              <w:pStyle w:val="Contenudetableauuser"/>
+              <w:pStyle w:val="Contenudetableau"/>
               <w:bidi w:val="0"/>
               <w:jc w:val="start"/>
               <w:rPr/>
@@ -4295,7 +4294,7 @@
           </w:tcPr>
           <w:p>
             <w:pPr>
-              <w:pStyle w:val="Contenudetableauuser"/>
+              <w:pStyle w:val="Contenudetableau"/>
               <w:bidi w:val="0"/>
               <w:jc w:val="start"/>
               <w:rPr/>
@@ -4317,7 +4316,7 @@
           </w:tcPr>
           <w:p>
             <w:pPr>
-              <w:pStyle w:val="Contenudetableauuser"/>
+              <w:pStyle w:val="Contenudetableau"/>
               <w:bidi w:val="0"/>
               <w:jc w:val="start"/>
               <w:rPr/>
@@ -4340,7 +4339,7 @@
           </w:tcPr>
           <w:p>
             <w:pPr>
-              <w:pStyle w:val="Contenudetableauuser"/>
+              <w:pStyle w:val="Contenudetableau"/>
               <w:bidi w:val="0"/>
               <w:jc w:val="start"/>
               <w:rPr/>
@@ -4364,7 +4363,7 @@
           </w:tcPr>
           <w:p>
             <w:pPr>
-              <w:pStyle w:val="Contenudetableauuser"/>
+              <w:pStyle w:val="Contenudetableau"/>
               <w:bidi w:val="0"/>
               <w:jc w:val="start"/>
               <w:rPr/>
@@ -4385,7 +4384,7 @@
           </w:tcPr>
           <w:p>
             <w:pPr>
-              <w:pStyle w:val="Contenudetableauuser"/>
+              <w:pStyle w:val="Contenudetableau"/>
               <w:bidi w:val="0"/>
               <w:jc w:val="start"/>
               <w:rPr/>
@@ -4407,7 +4406,7 @@
           </w:tcPr>
           <w:p>
             <w:pPr>
-              <w:pStyle w:val="Contenudetableauuser"/>
+              <w:pStyle w:val="Contenudetableau"/>
               <w:bidi w:val="0"/>
               <w:jc w:val="start"/>
               <w:rPr/>
@@ -4431,7 +4430,7 @@
           </w:tcPr>
           <w:p>
             <w:pPr>
-              <w:pStyle w:val="Contenudetableauuser"/>
+              <w:pStyle w:val="Contenudetableau"/>
               <w:bidi w:val="0"/>
               <w:jc w:val="start"/>
               <w:rPr/>
@@ -4452,7 +4451,7 @@
           </w:tcPr>
           <w:p>
             <w:pPr>
-              <w:pStyle w:val="Contenudetableauuser"/>
+              <w:pStyle w:val="Contenudetableau"/>
               <w:widowControl w:val="false"/>
               <w:suppressLineNumbers/>
               <w:bidi w:val="0"/>
@@ -4475,7 +4474,7 @@
           </w:tcPr>
           <w:p>
             <w:pPr>
-              <w:pStyle w:val="Contenudetableauuser"/>
+              <w:pStyle w:val="Contenudetableau"/>
               <w:bidi w:val="0"/>
               <w:jc w:val="start"/>
               <w:rPr/>
@@ -4499,7 +4498,7 @@
           </w:tcPr>
           <w:p>
             <w:pPr>
-              <w:pStyle w:val="Contenudetableauuser"/>
+              <w:pStyle w:val="Contenudetableau"/>
               <w:bidi w:val="0"/>
               <w:jc w:val="start"/>
               <w:rPr/>
@@ -4520,7 +4519,7 @@
           </w:tcPr>
           <w:p>
             <w:pPr>
-              <w:pStyle w:val="Contenudetableauuser"/>
+              <w:pStyle w:val="Contenudetableau"/>
               <w:bidi w:val="0"/>
               <w:jc w:val="start"/>
               <w:rPr/>
@@ -4542,7 +4541,7 @@
           </w:tcPr>
           <w:p>
             <w:pPr>
-              <w:pStyle w:val="Contenudetableauuser"/>
+              <w:pStyle w:val="Contenudetableau"/>
               <w:bidi w:val="0"/>
               <w:jc w:val="start"/>
               <w:rPr/>
@@ -4566,7 +4565,7 @@
           </w:tcPr>
           <w:p>
             <w:pPr>
-              <w:pStyle w:val="Contenudetableauuser"/>
+              <w:pStyle w:val="Contenudetableau"/>
               <w:bidi w:val="0"/>
               <w:jc w:val="start"/>
               <w:rPr/>
@@ -4587,7 +4586,7 @@
           </w:tcPr>
           <w:p>
             <w:pPr>
-              <w:pStyle w:val="Contenudetableauuser"/>
+              <w:pStyle w:val="Contenudetableau"/>
               <w:bidi w:val="0"/>
               <w:jc w:val="start"/>
               <w:rPr/>
@@ -4609,7 +4608,7 @@
           </w:tcPr>
           <w:p>
             <w:pPr>
-              <w:pStyle w:val="Contenudetableauuser"/>
+              <w:pStyle w:val="Contenudetableau"/>
               <w:bidi w:val="0"/>
               <w:jc w:val="start"/>
               <w:rPr/>
@@ -4676,7 +4675,7 @@
           </w:tcPr>
           <w:p>
             <w:pPr>
-              <w:pStyle w:val="Contenudetableauuser"/>
+              <w:pStyle w:val="Contenudetableau"/>
               <w:bidi w:val="0"/>
               <w:jc w:val="start"/>
               <w:rPr/>
@@ -4698,7 +4697,7 @@
           </w:tcPr>
           <w:p>
             <w:pPr>
-              <w:pStyle w:val="Contenudetableauuser"/>
+              <w:pStyle w:val="Contenudetableau"/>
               <w:bidi w:val="0"/>
               <w:jc w:val="start"/>
               <w:rPr/>
@@ -4721,7 +4720,7 @@
           </w:tcPr>
           <w:p>
             <w:pPr>
-              <w:pStyle w:val="Contenudetableauuser"/>
+              <w:pStyle w:val="Contenudetableau"/>
               <w:bidi w:val="0"/>
               <w:jc w:val="start"/>
               <w:rPr/>
@@ -4745,7 +4744,7 @@
           </w:tcPr>
           <w:p>
             <w:pPr>
-              <w:pStyle w:val="Contenudetableauuser"/>
+              <w:pStyle w:val="Contenudetableau"/>
               <w:bidi w:val="0"/>
               <w:jc w:val="start"/>
               <w:rPr/>
@@ -4766,7 +4765,7 @@
           </w:tcPr>
           <w:p>
             <w:pPr>
-              <w:pStyle w:val="Contenudetableauuser"/>
+              <w:pStyle w:val="Contenudetableau"/>
               <w:bidi w:val="0"/>
               <w:jc w:val="start"/>
               <w:rPr/>
@@ -4788,7 +4787,7 @@
           </w:tcPr>
           <w:p>
             <w:pPr>
-              <w:pStyle w:val="Contenudetableauuser"/>
+              <w:pStyle w:val="Contenudetableau"/>
               <w:bidi w:val="0"/>
               <w:jc w:val="start"/>
               <w:rPr/>
@@ -4812,7 +4811,7 @@
           </w:tcPr>
           <w:p>
             <w:pPr>
-              <w:pStyle w:val="Contenudetableauuser"/>
+              <w:pStyle w:val="Contenudetableau"/>
               <w:bidi w:val="0"/>
               <w:jc w:val="start"/>
               <w:rPr/>
@@ -4833,7 +4832,7 @@
           </w:tcPr>
           <w:p>
             <w:pPr>
-              <w:pStyle w:val="Contenudetableauuser"/>
+              <w:pStyle w:val="Contenudetableau"/>
               <w:widowControl w:val="false"/>
               <w:suppressLineNumbers/>
               <w:bidi w:val="0"/>
@@ -4856,7 +4855,7 @@
           </w:tcPr>
           <w:p>
             <w:pPr>
-              <w:pStyle w:val="Contenudetableauuser"/>
+              <w:pStyle w:val="Contenudetableau"/>
               <w:bidi w:val="0"/>
               <w:jc w:val="start"/>
               <w:rPr/>
@@ -4880,7 +4879,7 @@
           </w:tcPr>
           <w:p>
             <w:pPr>
-              <w:pStyle w:val="Contenudetableauuser"/>
+              <w:pStyle w:val="Contenudetableau"/>
               <w:bidi w:val="0"/>
               <w:jc w:val="start"/>
               <w:rPr/>
@@ -4901,7 +4900,7 @@
           </w:tcPr>
           <w:p>
             <w:pPr>
-              <w:pStyle w:val="Contenudetableauuser"/>
+              <w:pStyle w:val="Contenudetableau"/>
               <w:bidi w:val="0"/>
               <w:jc w:val="start"/>
               <w:rPr/>
@@ -4923,7 +4922,7 @@
           </w:tcPr>
           <w:p>
             <w:pPr>
-              <w:pStyle w:val="Contenudetableauuser"/>
+              <w:pStyle w:val="Contenudetableau"/>
               <w:bidi w:val="0"/>
               <w:jc w:val="start"/>
               <w:rPr/>
@@ -4947,7 +4946,7 @@
           </w:tcPr>
           <w:p>
             <w:pPr>
-              <w:pStyle w:val="Contenudetableauuser"/>
+              <w:pStyle w:val="Contenudetableau"/>
               <w:bidi w:val="0"/>
               <w:jc w:val="start"/>
               <w:rPr/>
@@ -4968,7 +4967,7 @@
           </w:tcPr>
           <w:p>
             <w:pPr>
-              <w:pStyle w:val="Contenudetableauuser"/>
+              <w:pStyle w:val="Contenudetableau"/>
               <w:bidi w:val="0"/>
               <w:jc w:val="start"/>
               <w:rPr/>
@@ -4990,7 +4989,7 @@
           </w:tcPr>
           <w:p>
             <w:pPr>
-              <w:pStyle w:val="Contenudetableauuser"/>
+              <w:pStyle w:val="Contenudetableau"/>
               <w:bidi w:val="0"/>
               <w:jc w:val="start"/>
               <w:rPr/>
@@ -5123,7 +5122,7 @@
           </w:tcPr>
           <w:p>
             <w:pPr>
-              <w:pStyle w:val="Contenudetableauuser"/>
+              <w:pStyle w:val="Contenudetableau"/>
               <w:bidi w:val="0"/>
               <w:jc w:val="start"/>
               <w:rPr/>
@@ -5145,7 +5144,7 @@
           </w:tcPr>
           <w:p>
             <w:pPr>
-              <w:pStyle w:val="Contenudetableauuser"/>
+              <w:pStyle w:val="Contenudetableau"/>
               <w:bidi w:val="0"/>
               <w:jc w:val="start"/>
               <w:rPr/>
@@ -5168,7 +5167,7 @@
           </w:tcPr>
           <w:p>
             <w:pPr>
-              <w:pStyle w:val="Contenudetableauuser"/>
+              <w:pStyle w:val="Contenudetableau"/>
               <w:bidi w:val="0"/>
               <w:jc w:val="start"/>
               <w:rPr/>
@@ -5192,7 +5191,7 @@
           </w:tcPr>
           <w:p>
             <w:pPr>
-              <w:pStyle w:val="Contenudetableauuser"/>
+              <w:pStyle w:val="Contenudetableau"/>
               <w:bidi w:val="0"/>
               <w:jc w:val="start"/>
               <w:rPr/>
@@ -5213,7 +5212,7 @@
           </w:tcPr>
           <w:p>
             <w:pPr>
-              <w:pStyle w:val="Contenudetableauuser"/>
+              <w:pStyle w:val="Contenudetableau"/>
               <w:bidi w:val="0"/>
               <w:jc w:val="start"/>
               <w:rPr/>
@@ -5235,7 +5234,7 @@
           </w:tcPr>
           <w:p>
             <w:pPr>
-              <w:pStyle w:val="Contenudetableauuser"/>
+              <w:pStyle w:val="Contenudetableau"/>
               <w:bidi w:val="0"/>
               <w:jc w:val="start"/>
               <w:rPr/>
@@ -5259,7 +5258,7 @@
           </w:tcPr>
           <w:p>
             <w:pPr>
-              <w:pStyle w:val="Contenudetableauuser"/>
+              <w:pStyle w:val="Contenudetableau"/>
               <w:bidi w:val="0"/>
               <w:jc w:val="start"/>
               <w:rPr/>
@@ -5280,7 +5279,7 @@
           </w:tcPr>
           <w:p>
             <w:pPr>
-              <w:pStyle w:val="Contenudetableauuser"/>
+              <w:pStyle w:val="Contenudetableau"/>
               <w:widowControl w:val="false"/>
               <w:suppressLineNumbers/>
               <w:bidi w:val="0"/>
@@ -5303,7 +5302,7 @@
           </w:tcPr>
           <w:p>
             <w:pPr>
-              <w:pStyle w:val="Contenudetableauuser"/>
+              <w:pStyle w:val="Contenudetableau"/>
               <w:bidi w:val="0"/>
               <w:jc w:val="start"/>
               <w:rPr/>
@@ -5327,7 +5326,7 @@
           </w:tcPr>
           <w:p>
             <w:pPr>
-              <w:pStyle w:val="Contenudetableauuser"/>
+              <w:pStyle w:val="Contenudetableau"/>
               <w:bidi w:val="0"/>
               <w:jc w:val="start"/>
               <w:rPr/>
@@ -5348,7 +5347,7 @@
           </w:tcPr>
           <w:p>
             <w:pPr>
-              <w:pStyle w:val="Contenudetableauuser"/>
+              <w:pStyle w:val="Contenudetableau"/>
               <w:bidi w:val="0"/>
               <w:jc w:val="start"/>
               <w:rPr/>
@@ -5370,7 +5369,7 @@
           </w:tcPr>
           <w:p>
             <w:pPr>
-              <w:pStyle w:val="Contenudetableauuser"/>
+              <w:pStyle w:val="Contenudetableau"/>
               <w:bidi w:val="0"/>
               <w:jc w:val="start"/>
               <w:rPr/>
@@ -5396,7 +5395,7 @@
           </w:tcPr>
           <w:p>
             <w:pPr>
-              <w:pStyle w:val="Contenudetableauuser"/>
+              <w:pStyle w:val="Contenudetableau"/>
               <w:bidi w:val="0"/>
               <w:jc w:val="start"/>
               <w:rPr/>
@@ -5417,7 +5416,7 @@
           </w:tcPr>
           <w:p>
             <w:pPr>
-              <w:pStyle w:val="Contenudetableauuser"/>
+              <w:pStyle w:val="Contenudetableau"/>
               <w:bidi w:val="0"/>
               <w:jc w:val="start"/>
               <w:rPr/>
@@ -5439,7 +5438,7 @@
           </w:tcPr>
           <w:p>
             <w:pPr>
-              <w:pStyle w:val="Contenudetableauuser"/>
+              <w:pStyle w:val="Contenudetableau"/>
               <w:bidi w:val="0"/>
               <w:jc w:val="start"/>
               <w:rPr/>
@@ -5465,7 +5464,7 @@
           </w:tcPr>
           <w:p>
             <w:pPr>
-              <w:pStyle w:val="Contenudetableauuser"/>
+              <w:pStyle w:val="Contenudetableau"/>
               <w:bidi w:val="0"/>
               <w:jc w:val="start"/>
               <w:rPr/>
@@ -5486,7 +5485,7 @@
           </w:tcPr>
           <w:p>
             <w:pPr>
-              <w:pStyle w:val="Contenudetableauuser"/>
+              <w:pStyle w:val="Contenudetableau"/>
               <w:bidi w:val="0"/>
               <w:jc w:val="start"/>
               <w:rPr/>
@@ -5508,7 +5507,7 @@
           </w:tcPr>
           <w:p>
             <w:pPr>
-              <w:pStyle w:val="Contenudetableauuser"/>
+              <w:pStyle w:val="Contenudetableau"/>
               <w:bidi w:val="0"/>
               <w:jc w:val="start"/>
               <w:rPr/>
@@ -5575,7 +5574,7 @@
           </w:tcPr>
           <w:p>
             <w:pPr>
-              <w:pStyle w:val="Contenudetableauuser"/>
+              <w:pStyle w:val="Contenudetableau"/>
               <w:bidi w:val="0"/>
               <w:jc w:val="start"/>
               <w:rPr/>
@@ -5597,7 +5596,7 @@
           </w:tcPr>
           <w:p>
             <w:pPr>
-              <w:pStyle w:val="Contenudetableauuser"/>
+              <w:pStyle w:val="Contenudetableau"/>
               <w:bidi w:val="0"/>
               <w:jc w:val="start"/>
               <w:rPr/>
@@ -5620,7 +5619,7 @@
           </w:tcPr>
           <w:p>
             <w:pPr>
-              <w:pStyle w:val="Contenudetableauuser"/>
+              <w:pStyle w:val="Contenudetableau"/>
               <w:bidi w:val="0"/>
               <w:jc w:val="start"/>
               <w:rPr/>
@@ -5644,7 +5643,7 @@
           </w:tcPr>
           <w:p>
             <w:pPr>
-              <w:pStyle w:val="Contenudetableauuser"/>
+              <w:pStyle w:val="Contenudetableau"/>
               <w:bidi w:val="0"/>
               <w:jc w:val="start"/>
               <w:rPr/>
@@ -5665,7 +5664,7 @@
           </w:tcPr>
           <w:p>
             <w:pPr>
-              <w:pStyle w:val="Contenudetableauuser"/>
+              <w:pStyle w:val="Contenudetableau"/>
               <w:bidi w:val="0"/>
               <w:jc w:val="start"/>
               <w:rPr/>
@@ -5687,7 +5686,7 @@
           </w:tcPr>
           <w:p>
             <w:pPr>
-              <w:pStyle w:val="Contenudetableauuser"/>
+              <w:pStyle w:val="Contenudetableau"/>
               <w:bidi w:val="0"/>
               <w:jc w:val="start"/>
               <w:rPr/>
@@ -5711,7 +5710,7 @@
           </w:tcPr>
           <w:p>
             <w:pPr>
-              <w:pStyle w:val="Contenudetableauuser"/>
+              <w:pStyle w:val="Contenudetableau"/>
               <w:bidi w:val="0"/>
               <w:jc w:val="start"/>
               <w:rPr/>
@@ -5732,7 +5731,7 @@
           </w:tcPr>
           <w:p>
             <w:pPr>
-              <w:pStyle w:val="Contenudetableauuser"/>
+              <w:pStyle w:val="Contenudetableau"/>
               <w:widowControl w:val="false"/>
               <w:suppressLineNumbers/>
               <w:bidi w:val="0"/>
@@ -5755,7 +5754,7 @@
           </w:tcPr>
           <w:p>
             <w:pPr>
-              <w:pStyle w:val="Contenudetableauuser"/>
+              <w:pStyle w:val="Contenudetableau"/>
               <w:bidi w:val="0"/>
               <w:jc w:val="start"/>
               <w:rPr/>
@@ -5779,7 +5778,7 @@
           </w:tcPr>
           <w:p>
             <w:pPr>
-              <w:pStyle w:val="Contenudetableauuser"/>
+              <w:pStyle w:val="Contenudetableau"/>
               <w:bidi w:val="0"/>
               <w:jc w:val="start"/>
               <w:rPr/>
@@ -5800,7 +5799,7 @@
           </w:tcPr>
           <w:p>
             <w:pPr>
-              <w:pStyle w:val="Contenudetableauuser"/>
+              <w:pStyle w:val="Contenudetableau"/>
               <w:bidi w:val="0"/>
               <w:jc w:val="start"/>
               <w:rPr/>
@@ -5822,7 +5821,7 @@
           </w:tcPr>
           <w:p>
             <w:pPr>
-              <w:pStyle w:val="Contenudetableauuser"/>
+              <w:pStyle w:val="Contenudetableau"/>
               <w:bidi w:val="0"/>
               <w:jc w:val="start"/>
               <w:rPr/>
@@ -5846,7 +5845,7 @@
           </w:tcPr>
           <w:p>
             <w:pPr>
-              <w:pStyle w:val="Contenudetableauuser"/>
+              <w:pStyle w:val="Contenudetableau"/>
               <w:bidi w:val="0"/>
               <w:jc w:val="start"/>
               <w:rPr/>
@@ -5867,7 +5866,7 @@
           </w:tcPr>
           <w:p>
             <w:pPr>
-              <w:pStyle w:val="Contenudetableauuser"/>
+              <w:pStyle w:val="Contenudetableau"/>
               <w:bidi w:val="0"/>
               <w:jc w:val="start"/>
               <w:rPr/>
@@ -5889,7 +5888,7 @@
           </w:tcPr>
           <w:p>
             <w:pPr>
-              <w:pStyle w:val="Contenudetableauuser"/>
+              <w:pStyle w:val="Contenudetableau"/>
               <w:bidi w:val="0"/>
               <w:jc w:val="start"/>
               <w:rPr/>
@@ -5913,7 +5912,7 @@
           </w:tcPr>
           <w:p>
             <w:pPr>
-              <w:pStyle w:val="Contenudetableauuser"/>
+              <w:pStyle w:val="Contenudetableau"/>
               <w:bidi w:val="0"/>
               <w:jc w:val="start"/>
               <w:rPr/>
@@ -5934,7 +5933,7 @@
           </w:tcPr>
           <w:p>
             <w:pPr>
-              <w:pStyle w:val="Contenudetableauuser"/>
+              <w:pStyle w:val="Contenudetableau"/>
               <w:bidi w:val="0"/>
               <w:jc w:val="start"/>
               <w:rPr/>
@@ -5956,7 +5955,7 @@
           </w:tcPr>
           <w:p>
             <w:pPr>
-              <w:pStyle w:val="Contenudetableauuser"/>
+              <w:pStyle w:val="Contenudetableau"/>
               <w:bidi w:val="0"/>
               <w:jc w:val="start"/>
               <w:rPr/>
@@ -6144,7 +6143,7 @@
           </w:tcPr>
           <w:p>
             <w:pPr>
-              <w:pStyle w:val="Contenudetableauuser"/>
+              <w:pStyle w:val="Contenudetableau"/>
               <w:bidi w:val="0"/>
               <w:jc w:val="start"/>
               <w:rPr/>
@@ -6166,7 +6165,7 @@
           </w:tcPr>
           <w:p>
             <w:pPr>
-              <w:pStyle w:val="Contenudetableauuser"/>
+              <w:pStyle w:val="Contenudetableau"/>
               <w:bidi w:val="0"/>
               <w:jc w:val="start"/>
               <w:rPr/>
@@ -6189,7 +6188,7 @@
           </w:tcPr>
           <w:p>
             <w:pPr>
-              <w:pStyle w:val="Contenudetableauuser"/>
+              <w:pStyle w:val="Contenudetableau"/>
               <w:bidi w:val="0"/>
               <w:jc w:val="start"/>
               <w:rPr/>
@@ -6618,7 +6617,7 @@
           </w:tcPr>
           <w:p>
             <w:pPr>
-              <w:pStyle w:val="Contenudetableauuser"/>
+              <w:pStyle w:val="Contenudetableau"/>
               <w:bidi w:val="0"/>
               <w:jc w:val="start"/>
               <w:rPr/>
@@ -6640,7 +6639,7 @@
           </w:tcPr>
           <w:p>
             <w:pPr>
-              <w:pStyle w:val="Contenudetableauuser"/>
+              <w:pStyle w:val="Contenudetableau"/>
               <w:bidi w:val="0"/>
               <w:jc w:val="start"/>
               <w:rPr/>
@@ -6663,7 +6662,7 @@
           </w:tcPr>
           <w:p>
             <w:pPr>
-              <w:pStyle w:val="Contenudetableauuser"/>
+              <w:pStyle w:val="Contenudetableau"/>
               <w:bidi w:val="0"/>
               <w:jc w:val="start"/>
               <w:rPr/>
@@ -7103,7 +7102,7 @@
           </w:tcPr>
           <w:p>
             <w:pPr>
-              <w:pStyle w:val="Contenudetableauuser"/>
+              <w:pStyle w:val="Contenudetableau"/>
               <w:bidi w:val="0"/>
               <w:jc w:val="start"/>
               <w:rPr/>
@@ -7125,7 +7124,7 @@
           </w:tcPr>
           <w:p>
             <w:pPr>
-              <w:pStyle w:val="Contenudetableauuser"/>
+              <w:pStyle w:val="Contenudetableau"/>
               <w:bidi w:val="0"/>
               <w:jc w:val="start"/>
               <w:rPr/>
@@ -7148,7 +7147,7 @@
           </w:tcPr>
           <w:p>
             <w:pPr>
-              <w:pStyle w:val="Contenudetableauuser"/>
+              <w:pStyle w:val="Contenudetableau"/>
               <w:bidi w:val="0"/>
               <w:jc w:val="start"/>
               <w:rPr/>
@@ -7696,8 +7695,8 @@
       </w:tblPr>
       <w:tblGrid>
         <w:gridCol w:w="3164"/>
-        <w:gridCol w:w="3218"/>
-        <w:gridCol w:w="3212"/>
+        <w:gridCol w:w="3217"/>
+        <w:gridCol w:w="3213"/>
       </w:tblGrid>
       <w:tr>
         <w:trPr/>
@@ -7712,7 +7711,7 @@
           </w:tcPr>
           <w:p>
             <w:pPr>
-              <w:pStyle w:val="Contenudetableauuser"/>
+              <w:pStyle w:val="Contenudetableau"/>
               <w:bidi w:val="0"/>
               <w:jc w:val="start"/>
               <w:rPr/>
@@ -7725,7 +7724,7 @@
         </w:tc>
         <w:tc>
           <w:tcPr>
-            <w:tcW w:w="3218" w:type="dxa"/>
+            <w:tcW w:w="3217" w:type="dxa"/>
             <w:tcBorders>
               <w:top w:val="single" w:sz="4" w:space="0" w:color="000000"/>
               <w:start w:val="single" w:sz="4" w:space="0" w:color="000000"/>
@@ -7734,7 +7733,7 @@
           </w:tcPr>
           <w:p>
             <w:pPr>
-              <w:pStyle w:val="Contenudetableauuser"/>
+              <w:pStyle w:val="Contenudetableau"/>
               <w:bidi w:val="0"/>
               <w:jc w:val="start"/>
               <w:rPr/>
@@ -7747,7 +7746,7 @@
         </w:tc>
         <w:tc>
           <w:tcPr>
-            <w:tcW w:w="3212" w:type="dxa"/>
+            <w:tcW w:w="3213" w:type="dxa"/>
             <w:tcBorders>
               <w:top w:val="single" w:sz="4" w:space="0" w:color="000000"/>
               <w:start w:val="single" w:sz="4" w:space="0" w:color="000000"/>
@@ -7757,7 +7756,7 @@
           </w:tcPr>
           <w:p>
             <w:pPr>
-              <w:pStyle w:val="Contenudetableauuser"/>
+              <w:pStyle w:val="Contenudetableau"/>
               <w:bidi w:val="0"/>
               <w:jc w:val="start"/>
               <w:rPr/>
@@ -7802,7 +7801,7 @@
         </w:tc>
         <w:tc>
           <w:tcPr>
-            <w:tcW w:w="3218" w:type="dxa"/>
+            <w:tcW w:w="3217" w:type="dxa"/>
             <w:tcBorders>
               <w:start w:val="single" w:sz="4" w:space="0" w:color="000000"/>
               <w:bottom w:val="single" w:sz="4" w:space="0" w:color="000000"/>
@@ -7831,7 +7830,7 @@
         </w:tc>
         <w:tc>
           <w:tcPr>
-            <w:tcW w:w="3212" w:type="dxa"/>
+            <w:tcW w:w="3213" w:type="dxa"/>
             <w:tcBorders>
               <w:start w:val="single" w:sz="4" w:space="0" w:color="000000"/>
               <w:bottom w:val="single" w:sz="4" w:space="0" w:color="000000"/>
@@ -7893,34 +7892,34 @@
         </w:tc>
         <w:tc>
           <w:tcPr>
-            <w:tcW w:w="3218" w:type="dxa"/>
-            <w:tcBorders>
-              <w:start w:val="single" w:sz="4" w:space="0" w:color="000000"/>
-              <w:bottom w:val="single" w:sz="4" w:space="0" w:color="000000"/>
-            </w:tcBorders>
-          </w:tcPr>
-          <w:p>
-            <w:pPr>
-              <w:pStyle w:val="Normal"/>
-              <w:bidi w:val="0"/>
-              <w:jc w:val="start"/>
-              <w:rPr>
-                <w:rFonts w:ascii="Liberation Serif" w:hAnsi="Liberation Serif"/>
-                <w:sz w:val="24"/>
-                <w:szCs w:val="24"/>
-              </w:rPr>
-            </w:pPr>
-            <w:r>
-              <w:rPr>
-                <w:sz w:val="24"/>
-                <w:szCs w:val="24"/>
-              </w:rPr>
-            </w:r>
-          </w:p>
-        </w:tc>
-        <w:tc>
-          <w:tcPr>
-            <w:tcW w:w="3212" w:type="dxa"/>
+            <w:tcW w:w="3217" w:type="dxa"/>
+            <w:tcBorders>
+              <w:start w:val="single" w:sz="4" w:space="0" w:color="000000"/>
+              <w:bottom w:val="single" w:sz="4" w:space="0" w:color="000000"/>
+            </w:tcBorders>
+          </w:tcPr>
+          <w:p>
+            <w:pPr>
+              <w:pStyle w:val="Normal"/>
+              <w:bidi w:val="0"/>
+              <w:jc w:val="start"/>
+              <w:rPr>
+                <w:rFonts w:ascii="Liberation Serif" w:hAnsi="Liberation Serif"/>
+                <w:sz w:val="24"/>
+                <w:szCs w:val="24"/>
+              </w:rPr>
+            </w:pPr>
+            <w:r>
+              <w:rPr>
+                <w:sz w:val="24"/>
+                <w:szCs w:val="24"/>
+              </w:rPr>
+            </w:r>
+          </w:p>
+        </w:tc>
+        <w:tc>
+          <w:tcPr>
+            <w:tcW w:w="3213" w:type="dxa"/>
             <w:tcBorders>
               <w:start w:val="single" w:sz="4" w:space="0" w:color="000000"/>
               <w:bottom w:val="single" w:sz="4" w:space="0" w:color="000000"/>
@@ -7982,7 +7981,7 @@
         </w:tc>
         <w:tc>
           <w:tcPr>
-            <w:tcW w:w="3218" w:type="dxa"/>
+            <w:tcW w:w="3217" w:type="dxa"/>
             <w:tcBorders>
               <w:start w:val="single" w:sz="4" w:space="0" w:color="000000"/>
               <w:bottom w:val="single" w:sz="4" w:space="0" w:color="000000"/>
@@ -8011,7 +8010,7 @@
         </w:tc>
         <w:tc>
           <w:tcPr>
-            <w:tcW w:w="3212" w:type="dxa"/>
+            <w:tcW w:w="3213" w:type="dxa"/>
             <w:tcBorders>
               <w:start w:val="single" w:sz="4" w:space="0" w:color="000000"/>
               <w:bottom w:val="single" w:sz="4" w:space="0" w:color="000000"/>
@@ -8073,7 +8072,7 @@
         </w:tc>
         <w:tc>
           <w:tcPr>
-            <w:tcW w:w="3218" w:type="dxa"/>
+            <w:tcW w:w="3217" w:type="dxa"/>
             <w:tcBorders>
               <w:start w:val="single" w:sz="4" w:space="0" w:color="000000"/>
               <w:bottom w:val="single" w:sz="4" w:space="0" w:color="000000"/>
@@ -8102,7 +8101,7 @@
         </w:tc>
         <w:tc>
           <w:tcPr>
-            <w:tcW w:w="3212" w:type="dxa"/>
+            <w:tcW w:w="3213" w:type="dxa"/>
             <w:tcBorders>
               <w:start w:val="single" w:sz="4" w:space="0" w:color="000000"/>
               <w:bottom w:val="single" w:sz="4" w:space="0" w:color="000000"/>
@@ -8164,7 +8163,7 @@
         </w:tc>
         <w:tc>
           <w:tcPr>
-            <w:tcW w:w="3218" w:type="dxa"/>
+            <w:tcW w:w="3217" w:type="dxa"/>
             <w:tcBorders>
               <w:start w:val="single" w:sz="4" w:space="0" w:color="000000"/>
               <w:bottom w:val="single" w:sz="4" w:space="0" w:color="000000"/>
@@ -8193,7 +8192,7 @@
         </w:tc>
         <w:tc>
           <w:tcPr>
-            <w:tcW w:w="3212" w:type="dxa"/>
+            <w:tcW w:w="3213" w:type="dxa"/>
             <w:tcBorders>
               <w:start w:val="single" w:sz="4" w:space="0" w:color="000000"/>
               <w:bottom w:val="single" w:sz="4" w:space="0" w:color="000000"/>
@@ -8275,7 +8274,7 @@
           </w:tcPr>
           <w:p>
             <w:pPr>
-              <w:pStyle w:val="Contenudetableauuser"/>
+              <w:pStyle w:val="Contenudetableau"/>
               <w:bidi w:val="0"/>
               <w:jc w:val="start"/>
               <w:rPr/>
@@ -8297,7 +8296,7 @@
           </w:tcPr>
           <w:p>
             <w:pPr>
-              <w:pStyle w:val="Contenudetableauuser"/>
+              <w:pStyle w:val="Contenudetableau"/>
               <w:bidi w:val="0"/>
               <w:jc w:val="start"/>
               <w:rPr/>
@@ -8320,7 +8319,7 @@
           </w:tcPr>
           <w:p>
             <w:pPr>
-              <w:pStyle w:val="Contenudetableauuser"/>
+              <w:pStyle w:val="Contenudetableau"/>
               <w:bidi w:val="0"/>
               <w:jc w:val="start"/>
               <w:rPr/>
@@ -8353,7 +8352,7 @@
             </w:pPr>
             <w:r>
               <w:rPr>
-                <w:rFonts w:eastAsia="Arial" w:cs="Arial" w:ascii="Liberation Serif" w:hAnsi="Liberation Serif"/>
+                <w:rFonts w:eastAsia="Arial" w:cs="Arial"/>
                 <w:sz w:val="24"/>
                 <w:szCs w:val="24"/>
               </w:rPr>
@@ -8380,7 +8379,7 @@
             </w:pPr>
             <w:r>
               <w:rPr>
-                <w:rFonts w:eastAsia="Arial" w:cs="Arial" w:ascii="Liberation Serif" w:hAnsi="Liberation Serif"/>
+                <w:rFonts w:eastAsia="Arial" w:cs="Arial"/>
                 <w:sz w:val="24"/>
                 <w:szCs w:val="24"/>
               </w:rPr>
@@ -8408,7 +8407,7 @@
             </w:pPr>
             <w:r>
               <w:rPr>
-                <w:rFonts w:eastAsia="Arial" w:cs="Arial" w:ascii="Liberation Serif" w:hAnsi="Liberation Serif"/>
+                <w:rFonts w:eastAsia="Arial" w:cs="Arial"/>
                 <w:sz w:val="24"/>
                 <w:szCs w:val="24"/>
               </w:rPr>
@@ -8438,7 +8437,7 @@
             </w:pPr>
             <w:r>
               <w:rPr>
-                <w:rFonts w:eastAsia="Arial" w:cs="Arial" w:ascii="Liberation Serif" w:hAnsi="Liberation Serif"/>
+                <w:rFonts w:eastAsia="Arial" w:cs="Arial"/>
                 <w:sz w:val="24"/>
                 <w:szCs w:val="24"/>
               </w:rPr>
@@ -8465,34 +8464,33 @@
             </w:pPr>
             <w:r>
               <w:rPr>
-                <w:rFonts w:ascii="Liberation Serif" w:hAnsi="Liberation Serif"/>
-                <w:sz w:val="24"/>
-                <w:szCs w:val="24"/>
-              </w:rPr>
-            </w:r>
-          </w:p>
-        </w:tc>
-        <w:tc>
-          <w:tcPr>
-            <w:tcW w:w="3213" w:type="dxa"/>
-            <w:tcBorders>
-              <w:start w:val="single" w:sz="4" w:space="0" w:color="000000"/>
-              <w:bottom w:val="single" w:sz="4" w:space="0" w:color="000000"/>
-              <w:end w:val="single" w:sz="4" w:space="0" w:color="000000"/>
-            </w:tcBorders>
-          </w:tcPr>
-          <w:p>
-            <w:pPr>
-              <w:pStyle w:val="Normal"/>
-              <w:rPr>
-                <w:rFonts w:ascii="Liberation Serif" w:hAnsi="Liberation Serif"/>
-                <w:sz w:val="24"/>
-                <w:szCs w:val="24"/>
-              </w:rPr>
-            </w:pPr>
-            <w:r>
-              <w:rPr>
-                <w:rFonts w:eastAsia="Arial" w:cs="Arial" w:ascii="Liberation Serif" w:hAnsi="Liberation Serif"/>
+                <w:sz w:val="24"/>
+                <w:szCs w:val="24"/>
+              </w:rPr>
+            </w:r>
+          </w:p>
+        </w:tc>
+        <w:tc>
+          <w:tcPr>
+            <w:tcW w:w="3213" w:type="dxa"/>
+            <w:tcBorders>
+              <w:start w:val="single" w:sz="4" w:space="0" w:color="000000"/>
+              <w:bottom w:val="single" w:sz="4" w:space="0" w:color="000000"/>
+              <w:end w:val="single" w:sz="4" w:space="0" w:color="000000"/>
+            </w:tcBorders>
+          </w:tcPr>
+          <w:p>
+            <w:pPr>
+              <w:pStyle w:val="Normal"/>
+              <w:rPr>
+                <w:rFonts w:ascii="Liberation Serif" w:hAnsi="Liberation Serif"/>
+                <w:sz w:val="24"/>
+                <w:szCs w:val="24"/>
+              </w:rPr>
+            </w:pPr>
+            <w:r>
+              <w:rPr>
+                <w:rFonts w:eastAsia="Arial" w:cs="Arial"/>
                 <w:sz w:val="24"/>
                 <w:szCs w:val="24"/>
               </w:rPr>
@@ -8522,7 +8520,7 @@
             </w:pPr>
             <w:r>
               <w:rPr>
-                <w:rFonts w:eastAsia="Arial" w:cs="Arial" w:ascii="Liberation Serif" w:hAnsi="Liberation Serif"/>
+                <w:rFonts w:eastAsia="Arial" w:cs="Arial"/>
                 <w:sz w:val="24"/>
                 <w:szCs w:val="24"/>
               </w:rPr>
@@ -8549,7 +8547,7 @@
             </w:pPr>
             <w:r>
               <w:rPr>
-                <w:rFonts w:eastAsia="Arial" w:cs="Arial" w:ascii="Liberation Serif" w:hAnsi="Liberation Serif"/>
+                <w:rFonts w:eastAsia="Arial" w:cs="Arial"/>
                 <w:sz w:val="24"/>
                 <w:szCs w:val="24"/>
               </w:rPr>
@@ -8577,7 +8575,7 @@
             </w:pPr>
             <w:r>
               <w:rPr>
-                <w:rFonts w:eastAsia="Arial" w:cs="Arial" w:ascii="Liberation Serif" w:hAnsi="Liberation Serif"/>
+                <w:rFonts w:eastAsia="Arial" w:cs="Arial"/>
                 <w:sz w:val="24"/>
                 <w:szCs w:val="24"/>
               </w:rPr>
@@ -8607,7 +8605,7 @@
             </w:pPr>
             <w:r>
               <w:rPr>
-                <w:rFonts w:eastAsia="Arial" w:cs="Arial" w:ascii="Liberation Serif" w:hAnsi="Liberation Serif"/>
+                <w:rFonts w:eastAsia="Arial" w:cs="Arial"/>
                 <w:sz w:val="24"/>
                 <w:szCs w:val="24"/>
               </w:rPr>
@@ -8634,7 +8632,7 @@
             </w:pPr>
             <w:r>
               <w:rPr>
-                <w:rFonts w:eastAsia="Arial" w:cs="Arial" w:ascii="Liberation Serif" w:hAnsi="Liberation Serif"/>
+                <w:rFonts w:eastAsia="Arial" w:cs="Arial"/>
                 <w:sz w:val="24"/>
                 <w:szCs w:val="24"/>
               </w:rPr>
@@ -8662,7 +8660,7 @@
             </w:pPr>
             <w:r>
               <w:rPr>
-                <w:rFonts w:eastAsia="Arial" w:cs="Arial" w:ascii="Liberation Serif" w:hAnsi="Liberation Serif"/>
+                <w:rFonts w:eastAsia="Arial" w:cs="Arial"/>
                 <w:sz w:val="24"/>
                 <w:szCs w:val="24"/>
               </w:rPr>
@@ -8692,7 +8690,7 @@
             </w:pPr>
             <w:r>
               <w:rPr>
-                <w:rFonts w:eastAsia="Arial" w:cs="Arial" w:ascii="Liberation Serif" w:hAnsi="Liberation Serif"/>
+                <w:rFonts w:eastAsia="Arial" w:cs="Arial"/>
                 <w:sz w:val="24"/>
                 <w:szCs w:val="24"/>
               </w:rPr>
@@ -8719,7 +8717,7 @@
             </w:pPr>
             <w:r>
               <w:rPr>
-                <w:rFonts w:eastAsia="Arial" w:cs="Arial" w:ascii="Liberation Serif" w:hAnsi="Liberation Serif"/>
+                <w:rFonts w:eastAsia="Arial" w:cs="Arial"/>
                 <w:sz w:val="24"/>
                 <w:szCs w:val="24"/>
               </w:rPr>
@@ -8747,7 +8745,7 @@
             </w:pPr>
             <w:r>
               <w:rPr>
-                <w:rFonts w:eastAsia="Arial" w:cs="Arial" w:ascii="Liberation Serif" w:hAnsi="Liberation Serif"/>
+                <w:rFonts w:eastAsia="Arial" w:cs="Arial"/>
                 <w:sz w:val="24"/>
                 <w:szCs w:val="24"/>
               </w:rPr>
@@ -8809,7 +8807,7 @@
           </w:tcPr>
           <w:p>
             <w:pPr>
-              <w:pStyle w:val="Contenudetableauuser"/>
+              <w:pStyle w:val="Contenudetableau"/>
               <w:bidi w:val="0"/>
               <w:jc w:val="start"/>
               <w:rPr/>
@@ -8831,7 +8829,7 @@
           </w:tcPr>
           <w:p>
             <w:pPr>
-              <w:pStyle w:val="Contenudetableauuser"/>
+              <w:pStyle w:val="Contenudetableau"/>
               <w:bidi w:val="0"/>
               <w:jc w:val="start"/>
               <w:rPr/>
@@ -8854,7 +8852,7 @@
           </w:tcPr>
           <w:p>
             <w:pPr>
-              <w:pStyle w:val="Contenudetableauuser"/>
+              <w:pStyle w:val="Contenudetableau"/>
               <w:bidi w:val="0"/>
               <w:jc w:val="start"/>
               <w:rPr/>
@@ -9316,7 +9314,7 @@
           </w:tcPr>
           <w:p>
             <w:pPr>
-              <w:pStyle w:val="Contenudetableauuser"/>
+              <w:pStyle w:val="Contenudetableau"/>
               <w:bidi w:val="0"/>
               <w:jc w:val="start"/>
               <w:rPr/>
@@ -9338,7 +9336,7 @@
           </w:tcPr>
           <w:p>
             <w:pPr>
-              <w:pStyle w:val="Contenudetableauuser"/>
+              <w:pStyle w:val="Contenudetableau"/>
               <w:bidi w:val="0"/>
               <w:jc w:val="start"/>
               <w:rPr/>
@@ -9361,7 +9359,7 @@
           </w:tcPr>
           <w:p>
             <w:pPr>
-              <w:pStyle w:val="Contenudetableauuser"/>
+              <w:pStyle w:val="Contenudetableau"/>
               <w:bidi w:val="0"/>
               <w:jc w:val="start"/>
               <w:rPr/>
@@ -9701,7 +9699,7 @@
           </w:tcPr>
           <w:p>
             <w:pPr>
-              <w:pStyle w:val="Contenudetableauuser"/>
+              <w:pStyle w:val="Contenudetableau"/>
               <w:bidi w:val="0"/>
               <w:jc w:val="start"/>
               <w:rPr/>
@@ -9723,7 +9721,7 @@
           </w:tcPr>
           <w:p>
             <w:pPr>
-              <w:pStyle w:val="Contenudetableauuser"/>
+              <w:pStyle w:val="Contenudetableau"/>
               <w:bidi w:val="0"/>
               <w:jc w:val="start"/>
               <w:rPr/>
@@ -9746,7 +9744,7 @@
           </w:tcPr>
           <w:p>
             <w:pPr>
-              <w:pStyle w:val="Contenudetableauuser"/>
+              <w:pStyle w:val="Contenudetableau"/>
               <w:bidi w:val="0"/>
               <w:jc w:val="start"/>
               <w:rPr/>
@@ -10277,7 +10275,7 @@
           </w:tcPr>
           <w:p>
             <w:pPr>
-              <w:pStyle w:val="Contenudetableauuser"/>
+              <w:pStyle w:val="Contenudetableau"/>
               <w:bidi w:val="0"/>
               <w:jc w:val="start"/>
               <w:rPr/>
@@ -10299,7 +10297,7 @@
           </w:tcPr>
           <w:p>
             <w:pPr>
-              <w:pStyle w:val="Contenudetableauuser"/>
+              <w:pStyle w:val="Contenudetableau"/>
               <w:bidi w:val="0"/>
               <w:jc w:val="start"/>
               <w:rPr/>
@@ -10322,7 +10320,7 @@
           </w:tcPr>
           <w:p>
             <w:pPr>
-              <w:pStyle w:val="Contenudetableauuser"/>
+              <w:pStyle w:val="Contenudetableau"/>
               <w:bidi w:val="0"/>
               <w:jc w:val="start"/>
               <w:rPr/>
@@ -10761,7 +10759,7 @@
           </w:tcPr>
           <w:p>
             <w:pPr>
-              <w:pStyle w:val="Contenudetableauuser"/>
+              <w:pStyle w:val="Contenudetableau"/>
               <w:bidi w:val="0"/>
               <w:jc w:val="start"/>
               <w:rPr/>
@@ -10783,7 +10781,7 @@
           </w:tcPr>
           <w:p>
             <w:pPr>
-              <w:pStyle w:val="Contenudetableauuser"/>
+              <w:pStyle w:val="Contenudetableau"/>
               <w:bidi w:val="0"/>
               <w:jc w:val="start"/>
               <w:rPr/>
@@ -10806,7 +10804,7 @@
           </w:tcPr>
           <w:p>
             <w:pPr>
-              <w:pStyle w:val="Contenudetableauuser"/>
+              <w:pStyle w:val="Contenudetableau"/>
               <w:bidi w:val="0"/>
               <w:jc w:val="start"/>
               <w:rPr/>
@@ -11235,7 +11233,7 @@
           </w:tcPr>
           <w:p>
             <w:pPr>
-              <w:pStyle w:val="Contenudetableauuser"/>
+              <w:pStyle w:val="Contenudetableau"/>
               <w:bidi w:val="0"/>
               <w:jc w:val="start"/>
               <w:rPr/>
@@ -11257,7 +11255,7 @@
           </w:tcPr>
           <w:p>
             <w:pPr>
-              <w:pStyle w:val="Contenudetableauuser"/>
+              <w:pStyle w:val="Contenudetableau"/>
               <w:bidi w:val="0"/>
               <w:jc w:val="start"/>
               <w:rPr/>
@@ -11280,7 +11278,7 @@
           </w:tcPr>
           <w:p>
             <w:pPr>
-              <w:pStyle w:val="Contenudetableauuser"/>
+              <w:pStyle w:val="Contenudetableau"/>
               <w:bidi w:val="0"/>
               <w:jc w:val="start"/>
               <w:rPr/>
@@ -11709,7 +11707,7 @@
           </w:tcPr>
           <w:p>
             <w:pPr>
-              <w:pStyle w:val="Contenudetableauuser"/>
+              <w:pStyle w:val="Contenudetableau"/>
               <w:bidi w:val="0"/>
               <w:jc w:val="start"/>
               <w:rPr/>
@@ -11731,7 +11729,7 @@
           </w:tcPr>
           <w:p>
             <w:pPr>
-              <w:pStyle w:val="Contenudetableauuser"/>
+              <w:pStyle w:val="Contenudetableau"/>
               <w:bidi w:val="0"/>
               <w:jc w:val="start"/>
               <w:rPr/>
@@ -11754,7 +11752,7 @@
           </w:tcPr>
           <w:p>
             <w:pPr>
-              <w:pStyle w:val="Contenudetableauuser"/>
+              <w:pStyle w:val="Contenudetableau"/>
               <w:bidi w:val="0"/>
               <w:jc w:val="start"/>
               <w:rPr/>
@@ -12283,7 +12281,7 @@
           </w:tcPr>
           <w:p>
             <w:pPr>
-              <w:pStyle w:val="Contenudetableauuser"/>
+              <w:pStyle w:val="Contenudetableau"/>
               <w:bidi w:val="0"/>
               <w:jc w:val="start"/>
               <w:rPr/>
@@ -12305,7 +12303,7 @@
           </w:tcPr>
           <w:p>
             <w:pPr>
-              <w:pStyle w:val="Contenudetableauuser"/>
+              <w:pStyle w:val="Contenudetableau"/>
               <w:bidi w:val="0"/>
               <w:jc w:val="start"/>
               <w:rPr/>
@@ -12328,7 +12326,7 @@
           </w:tcPr>
           <w:p>
             <w:pPr>
-              <w:pStyle w:val="Contenudetableauuser"/>
+              <w:pStyle w:val="Contenudetableau"/>
               <w:bidi w:val="0"/>
               <w:jc w:val="start"/>
               <w:rPr/>
@@ -12361,7 +12359,7 @@
             </w:pPr>
             <w:r>
               <w:rPr>
-                <w:rFonts w:eastAsia="Arial" w:cs="Arial" w:ascii="Liberation Serif" w:hAnsi="Liberation Serif"/>
+                <w:rFonts w:eastAsia="Arial" w:cs="Arial"/>
                 <w:sz w:val="24"/>
                 <w:szCs w:val="24"/>
               </w:rPr>
@@ -12388,7 +12386,7 @@
             </w:pPr>
             <w:r>
               <w:rPr>
-                <w:rFonts w:eastAsia="Arial" w:cs="Arial" w:ascii="Liberation Serif" w:hAnsi="Liberation Serif"/>
+                <w:rFonts w:eastAsia="Arial" w:cs="Arial"/>
                 <w:sz w:val="24"/>
                 <w:szCs w:val="24"/>
               </w:rPr>
@@ -12416,7 +12414,7 @@
             </w:pPr>
             <w:r>
               <w:rPr>
-                <w:rFonts w:eastAsia="Arial" w:cs="Arial" w:ascii="Liberation Serif" w:hAnsi="Liberation Serif"/>
+                <w:rFonts w:eastAsia="Arial" w:cs="Arial"/>
                 <w:sz w:val="24"/>
                 <w:szCs w:val="24"/>
               </w:rPr>
@@ -12446,7 +12444,7 @@
             </w:pPr>
             <w:r>
               <w:rPr>
-                <w:rFonts w:eastAsia="Arial" w:cs="Arial" w:ascii="Liberation Serif" w:hAnsi="Liberation Serif"/>
+                <w:rFonts w:eastAsia="Arial" w:cs="Arial"/>
                 <w:sz w:val="24"/>
                 <w:szCs w:val="24"/>
               </w:rPr>
@@ -12473,34 +12471,33 @@
             </w:pPr>
             <w:r>
               <w:rPr>
-                <w:rFonts w:ascii="Liberation Serif" w:hAnsi="Liberation Serif"/>
-                <w:sz w:val="24"/>
-                <w:szCs w:val="24"/>
-              </w:rPr>
-            </w:r>
-          </w:p>
-        </w:tc>
-        <w:tc>
-          <w:tcPr>
-            <w:tcW w:w="3213" w:type="dxa"/>
-            <w:tcBorders>
-              <w:start w:val="single" w:sz="4" w:space="0" w:color="000000"/>
-              <w:bottom w:val="single" w:sz="4" w:space="0" w:color="000000"/>
-              <w:end w:val="single" w:sz="4" w:space="0" w:color="000000"/>
-            </w:tcBorders>
-          </w:tcPr>
-          <w:p>
-            <w:pPr>
-              <w:pStyle w:val="Normal"/>
-              <w:rPr>
-                <w:rFonts w:ascii="Liberation Serif" w:hAnsi="Liberation Serif"/>
-                <w:sz w:val="24"/>
-                <w:szCs w:val="24"/>
-              </w:rPr>
-            </w:pPr>
-            <w:r>
-              <w:rPr>
-                <w:rFonts w:eastAsia="Arial" w:cs="Arial" w:ascii="Liberation Serif" w:hAnsi="Liberation Serif"/>
+                <w:sz w:val="24"/>
+                <w:szCs w:val="24"/>
+              </w:rPr>
+            </w:r>
+          </w:p>
+        </w:tc>
+        <w:tc>
+          <w:tcPr>
+            <w:tcW w:w="3213" w:type="dxa"/>
+            <w:tcBorders>
+              <w:start w:val="single" w:sz="4" w:space="0" w:color="000000"/>
+              <w:bottom w:val="single" w:sz="4" w:space="0" w:color="000000"/>
+              <w:end w:val="single" w:sz="4" w:space="0" w:color="000000"/>
+            </w:tcBorders>
+          </w:tcPr>
+          <w:p>
+            <w:pPr>
+              <w:pStyle w:val="Normal"/>
+              <w:rPr>
+                <w:rFonts w:ascii="Liberation Serif" w:hAnsi="Liberation Serif"/>
+                <w:sz w:val="24"/>
+                <w:szCs w:val="24"/>
+              </w:rPr>
+            </w:pPr>
+            <w:r>
+              <w:rPr>
+                <w:rFonts w:eastAsia="Arial" w:cs="Arial"/>
                 <w:sz w:val="24"/>
                 <w:szCs w:val="24"/>
               </w:rPr>
@@ -12530,7 +12527,7 @@
             </w:pPr>
             <w:r>
               <w:rPr>
-                <w:rFonts w:eastAsia="Arial" w:cs="Arial" w:ascii="Liberation Serif" w:hAnsi="Liberation Serif"/>
+                <w:rFonts w:eastAsia="Arial" w:cs="Arial"/>
                 <w:sz w:val="24"/>
                 <w:szCs w:val="24"/>
               </w:rPr>
@@ -12557,7 +12554,7 @@
             </w:pPr>
             <w:r>
               <w:rPr>
-                <w:rFonts w:eastAsia="Arial" w:cs="Arial" w:ascii="Liberation Serif" w:hAnsi="Liberation Serif"/>
+                <w:rFonts w:eastAsia="Arial" w:cs="Arial"/>
                 <w:sz w:val="24"/>
                 <w:szCs w:val="24"/>
               </w:rPr>
@@ -12585,7 +12582,7 @@
             </w:pPr>
             <w:r>
               <w:rPr>
-                <w:rFonts w:eastAsia="Arial" w:cs="Arial" w:ascii="Liberation Serif" w:hAnsi="Liberation Serif"/>
+                <w:rFonts w:eastAsia="Arial" w:cs="Arial"/>
                 <w:sz w:val="24"/>
                 <w:szCs w:val="24"/>
               </w:rPr>
@@ -12615,7 +12612,7 @@
             </w:pPr>
             <w:r>
               <w:rPr>
-                <w:rFonts w:eastAsia="Arial" w:cs="Arial" w:ascii="Liberation Serif" w:hAnsi="Liberation Serif"/>
+                <w:rFonts w:eastAsia="Arial" w:cs="Arial"/>
                 <w:sz w:val="24"/>
                 <w:szCs w:val="24"/>
               </w:rPr>
@@ -12642,7 +12639,7 @@
             </w:pPr>
             <w:r>
               <w:rPr>
-                <w:rFonts w:eastAsia="Arial" w:cs="Arial" w:ascii="Liberation Serif" w:hAnsi="Liberation Serif"/>
+                <w:rFonts w:eastAsia="Arial" w:cs="Arial"/>
                 <w:sz w:val="24"/>
                 <w:szCs w:val="24"/>
               </w:rPr>
@@ -12670,7 +12667,7 @@
             </w:pPr>
             <w:r>
               <w:rPr>
-                <w:rFonts w:eastAsia="Arial" w:cs="Arial" w:ascii="Liberation Serif" w:hAnsi="Liberation Serif"/>
+                <w:rFonts w:eastAsia="Arial" w:cs="Arial"/>
                 <w:sz w:val="24"/>
                 <w:szCs w:val="24"/>
               </w:rPr>
@@ -12700,7 +12697,7 @@
             </w:pPr>
             <w:r>
               <w:rPr>
-                <w:rFonts w:eastAsia="Arial" w:cs="Arial" w:ascii="Liberation Serif" w:hAnsi="Liberation Serif"/>
+                <w:rFonts w:eastAsia="Arial" w:cs="Arial"/>
                 <w:sz w:val="24"/>
                 <w:szCs w:val="24"/>
               </w:rPr>
@@ -12727,7 +12724,7 @@
             </w:pPr>
             <w:r>
               <w:rPr>
-                <w:rFonts w:eastAsia="Arial" w:cs="Arial" w:ascii="Liberation Serif" w:hAnsi="Liberation Serif"/>
+                <w:rFonts w:eastAsia="Arial" w:cs="Arial"/>
                 <w:sz w:val="24"/>
                 <w:szCs w:val="24"/>
               </w:rPr>
@@ -12755,7 +12752,7 @@
             </w:pPr>
             <w:r>
               <w:rPr>
-                <w:rFonts w:eastAsia="Arial" w:cs="Arial" w:ascii="Liberation Serif" w:hAnsi="Liberation Serif"/>
+                <w:rFonts w:eastAsia="Arial" w:cs="Arial"/>
                 <w:sz w:val="24"/>
                 <w:szCs w:val="24"/>
               </w:rPr>
@@ -12817,7 +12814,7 @@
           </w:tcPr>
           <w:p>
             <w:pPr>
-              <w:pStyle w:val="Contenudetableauuser"/>
+              <w:pStyle w:val="Contenudetableau"/>
               <w:bidi w:val="0"/>
               <w:jc w:val="start"/>
               <w:rPr/>
@@ -12839,7 +12836,7 @@
           </w:tcPr>
           <w:p>
             <w:pPr>
-              <w:pStyle w:val="Contenudetableauuser"/>
+              <w:pStyle w:val="Contenudetableau"/>
               <w:bidi w:val="0"/>
               <w:jc w:val="start"/>
               <w:rPr/>
@@ -12862,7 +12859,7 @@
           </w:tcPr>
           <w:p>
             <w:pPr>
-              <w:pStyle w:val="Contenudetableauuser"/>
+              <w:pStyle w:val="Contenudetableau"/>
               <w:bidi w:val="0"/>
               <w:jc w:val="start"/>
               <w:rPr/>
@@ -12895,7 +12892,7 @@
             </w:pPr>
             <w:r>
               <w:rPr>
-                <w:rFonts w:eastAsia="Arial" w:cs="Arial" w:ascii="Liberation Serif" w:hAnsi="Liberation Serif"/>
+                <w:rFonts w:eastAsia="Arial" w:cs="Arial"/>
                 <w:sz w:val="24"/>
                 <w:szCs w:val="24"/>
               </w:rPr>
@@ -12922,7 +12919,7 @@
             </w:pPr>
             <w:r>
               <w:rPr>
-                <w:rFonts w:eastAsia="Arial" w:cs="Arial" w:ascii="Liberation Serif" w:hAnsi="Liberation Serif"/>
+                <w:rFonts w:eastAsia="Arial" w:cs="Arial"/>
                 <w:sz w:val="24"/>
                 <w:szCs w:val="24"/>
               </w:rPr>
@@ -12950,7 +12947,7 @@
             </w:pPr>
             <w:r>
               <w:rPr>
-                <w:rFonts w:eastAsia="Arial" w:cs="Arial" w:ascii="Liberation Serif" w:hAnsi="Liberation Serif"/>
+                <w:rFonts w:eastAsia="Arial" w:cs="Arial"/>
                 <w:sz w:val="24"/>
                 <w:szCs w:val="24"/>
               </w:rPr>
@@ -12980,7 +12977,7 @@
             </w:pPr>
             <w:r>
               <w:rPr>
-                <w:rFonts w:eastAsia="Arial" w:cs="Arial" w:ascii="Liberation Serif" w:hAnsi="Liberation Serif"/>
+                <w:rFonts w:eastAsia="Arial" w:cs="Arial"/>
                 <w:sz w:val="24"/>
                 <w:szCs w:val="24"/>
               </w:rPr>
@@ -13007,34 +13004,33 @@
             </w:pPr>
             <w:r>
               <w:rPr>
-                <w:rFonts w:ascii="Liberation Serif" w:hAnsi="Liberation Serif"/>
-                <w:sz w:val="24"/>
-                <w:szCs w:val="24"/>
-              </w:rPr>
-            </w:r>
-          </w:p>
-        </w:tc>
-        <w:tc>
-          <w:tcPr>
-            <w:tcW w:w="3213" w:type="dxa"/>
-            <w:tcBorders>
-              <w:start w:val="single" w:sz="4" w:space="0" w:color="000000"/>
-              <w:bottom w:val="single" w:sz="4" w:space="0" w:color="000000"/>
-              <w:end w:val="single" w:sz="4" w:space="0" w:color="000000"/>
-            </w:tcBorders>
-          </w:tcPr>
-          <w:p>
-            <w:pPr>
-              <w:pStyle w:val="Normal"/>
-              <w:rPr>
-                <w:rFonts w:ascii="Liberation Serif" w:hAnsi="Liberation Serif"/>
-                <w:sz w:val="24"/>
-                <w:szCs w:val="24"/>
-              </w:rPr>
-            </w:pPr>
-            <w:r>
-              <w:rPr>
-                <w:rFonts w:eastAsia="Arial" w:cs="Arial" w:ascii="Liberation Serif" w:hAnsi="Liberation Serif"/>
+                <w:sz w:val="24"/>
+                <w:szCs w:val="24"/>
+              </w:rPr>
+            </w:r>
+          </w:p>
+        </w:tc>
+        <w:tc>
+          <w:tcPr>
+            <w:tcW w:w="3213" w:type="dxa"/>
+            <w:tcBorders>
+              <w:start w:val="single" w:sz="4" w:space="0" w:color="000000"/>
+              <w:bottom w:val="single" w:sz="4" w:space="0" w:color="000000"/>
+              <w:end w:val="single" w:sz="4" w:space="0" w:color="000000"/>
+            </w:tcBorders>
+          </w:tcPr>
+          <w:p>
+            <w:pPr>
+              <w:pStyle w:val="Normal"/>
+              <w:rPr>
+                <w:rFonts w:ascii="Liberation Serif" w:hAnsi="Liberation Serif"/>
+                <w:sz w:val="24"/>
+                <w:szCs w:val="24"/>
+              </w:rPr>
+            </w:pPr>
+            <w:r>
+              <w:rPr>
+                <w:rFonts w:eastAsia="Arial" w:cs="Arial"/>
                 <w:sz w:val="24"/>
                 <w:szCs w:val="24"/>
               </w:rPr>
@@ -13064,7 +13060,7 @@
             </w:pPr>
             <w:r>
               <w:rPr>
-                <w:rFonts w:eastAsia="Arial" w:cs="Arial" w:ascii="Liberation Serif" w:hAnsi="Liberation Serif"/>
+                <w:rFonts w:eastAsia="Arial" w:cs="Arial"/>
                 <w:sz w:val="24"/>
                 <w:szCs w:val="24"/>
               </w:rPr>
@@ -13091,7 +13087,7 @@
             </w:pPr>
             <w:r>
               <w:rPr>
-                <w:rFonts w:eastAsia="Arial" w:cs="Arial" w:ascii="Liberation Serif" w:hAnsi="Liberation Serif"/>
+                <w:rFonts w:eastAsia="Arial" w:cs="Arial"/>
                 <w:sz w:val="24"/>
                 <w:szCs w:val="24"/>
               </w:rPr>
@@ -13119,7 +13115,7 @@
             </w:pPr>
             <w:r>
               <w:rPr>
-                <w:rFonts w:eastAsia="Arial" w:cs="Arial" w:ascii="Liberation Serif" w:hAnsi="Liberation Serif"/>
+                <w:rFonts w:eastAsia="Arial" w:cs="Arial"/>
                 <w:sz w:val="24"/>
                 <w:szCs w:val="24"/>
               </w:rPr>
@@ -13149,7 +13145,7 @@
             </w:pPr>
             <w:r>
               <w:rPr>
-                <w:rFonts w:eastAsia="Arial" w:cs="Arial" w:ascii="Liberation Serif" w:hAnsi="Liberation Serif"/>
+                <w:rFonts w:eastAsia="Arial" w:cs="Arial"/>
                 <w:sz w:val="24"/>
                 <w:szCs w:val="24"/>
               </w:rPr>
@@ -13176,7 +13172,7 @@
             </w:pPr>
             <w:r>
               <w:rPr>
-                <w:rFonts w:eastAsia="Arial" w:cs="Arial" w:ascii="Liberation Serif" w:hAnsi="Liberation Serif"/>
+                <w:rFonts w:eastAsia="Arial" w:cs="Arial"/>
                 <w:sz w:val="24"/>
                 <w:szCs w:val="24"/>
               </w:rPr>
@@ -13204,7 +13200,7 @@
             </w:pPr>
             <w:r>
               <w:rPr>
-                <w:rFonts w:eastAsia="Arial" w:cs="Arial" w:ascii="Liberation Serif" w:hAnsi="Liberation Serif"/>
+                <w:rFonts w:eastAsia="Arial" w:cs="Arial"/>
                 <w:sz w:val="24"/>
                 <w:szCs w:val="24"/>
               </w:rPr>
@@ -13234,7 +13230,7 @@
             </w:pPr>
             <w:r>
               <w:rPr>
-                <w:rFonts w:eastAsia="Arial" w:cs="Arial" w:ascii="Liberation Serif" w:hAnsi="Liberation Serif"/>
+                <w:rFonts w:eastAsia="Arial" w:cs="Arial"/>
                 <w:sz w:val="24"/>
                 <w:szCs w:val="24"/>
               </w:rPr>
@@ -13261,7 +13257,7 @@
             </w:pPr>
             <w:r>
               <w:rPr>
-                <w:rFonts w:eastAsia="Arial" w:cs="Arial" w:ascii="Liberation Serif" w:hAnsi="Liberation Serif"/>
+                <w:rFonts w:eastAsia="Arial" w:cs="Arial"/>
                 <w:sz w:val="24"/>
                 <w:szCs w:val="24"/>
               </w:rPr>
@@ -13289,7 +13285,7 @@
             </w:pPr>
             <w:r>
               <w:rPr>
-                <w:rFonts w:eastAsia="Arial" w:cs="Arial" w:ascii="Liberation Serif" w:hAnsi="Liberation Serif"/>
+                <w:rFonts w:eastAsia="Arial" w:cs="Arial"/>
                 <w:sz w:val="24"/>
                 <w:szCs w:val="24"/>
               </w:rPr>
@@ -13529,7 +13525,7 @@
           </w:tcPr>
           <w:p>
             <w:pPr>
-              <w:pStyle w:val="Contenudetableauuser"/>
+              <w:pStyle w:val="Contenudetableau"/>
               <w:bidi w:val="0"/>
               <w:jc w:val="start"/>
               <w:rPr/>
@@ -13551,7 +13547,7 @@
           </w:tcPr>
           <w:p>
             <w:pPr>
-              <w:pStyle w:val="Contenudetableauuser"/>
+              <w:pStyle w:val="Contenudetableau"/>
               <w:bidi w:val="0"/>
               <w:jc w:val="start"/>
               <w:rPr/>
@@ -13574,7 +13570,7 @@
           </w:tcPr>
           <w:p>
             <w:pPr>
-              <w:pStyle w:val="Contenudetableauuser"/>
+              <w:pStyle w:val="Contenudetableau"/>
               <w:bidi w:val="0"/>
               <w:jc w:val="start"/>
               <w:rPr/>
@@ -14094,7 +14090,7 @@
           </w:tcPr>
           <w:p>
             <w:pPr>
-              <w:pStyle w:val="Contenudetableauuser"/>
+              <w:pStyle w:val="Contenudetableau"/>
               <w:bidi w:val="0"/>
               <w:jc w:val="start"/>
               <w:rPr/>
@@ -14116,7 +14112,7 @@
           </w:tcPr>
           <w:p>
             <w:pPr>
-              <w:pStyle w:val="Contenudetableauuser"/>
+              <w:pStyle w:val="Contenudetableau"/>
               <w:bidi w:val="0"/>
               <w:jc w:val="start"/>
               <w:rPr/>
@@ -14139,7 +14135,7 @@
           </w:tcPr>
           <w:p>
             <w:pPr>
-              <w:pStyle w:val="Contenudetableauuser"/>
+              <w:pStyle w:val="Contenudetableau"/>
               <w:bidi w:val="0"/>
               <w:jc w:val="start"/>
               <w:rPr/>
@@ -14479,7 +14475,7 @@
           </w:tcPr>
           <w:p>
             <w:pPr>
-              <w:pStyle w:val="Contenudetableauuser"/>
+              <w:pStyle w:val="Contenudetableau"/>
               <w:bidi w:val="0"/>
               <w:jc w:val="start"/>
               <w:rPr/>
@@ -14501,7 +14497,7 @@
           </w:tcPr>
           <w:p>
             <w:pPr>
-              <w:pStyle w:val="Contenudetableauuser"/>
+              <w:pStyle w:val="Contenudetableau"/>
               <w:bidi w:val="0"/>
               <w:jc w:val="start"/>
               <w:rPr/>
@@ -14524,7 +14520,7 @@
           </w:tcPr>
           <w:p>
             <w:pPr>
-              <w:pStyle w:val="Contenudetableauuser"/>
+              <w:pStyle w:val="Contenudetableau"/>
               <w:bidi w:val="0"/>
               <w:jc w:val="start"/>
               <w:rPr/>
@@ -14557,7 +14553,7 @@
             </w:pPr>
             <w:r>
               <w:rPr>
-                <w:rFonts w:eastAsia="Arial" w:cs="Arial" w:ascii="Liberation Serif" w:hAnsi="Liberation Serif"/>
+                <w:rFonts w:eastAsia="Arial" w:cs="Arial"/>
                 <w:sz w:val="24"/>
                 <w:szCs w:val="24"/>
               </w:rPr>
@@ -14584,7 +14580,7 @@
             </w:pPr>
             <w:r>
               <w:rPr>
-                <w:rFonts w:eastAsia="Arial" w:cs="Arial" w:ascii="Liberation Serif" w:hAnsi="Liberation Serif"/>
+                <w:rFonts w:eastAsia="Arial" w:cs="Arial"/>
                 <w:sz w:val="24"/>
                 <w:szCs w:val="24"/>
               </w:rPr>
@@ -14612,7 +14608,7 @@
             </w:pPr>
             <w:r>
               <w:rPr>
-                <w:rFonts w:eastAsia="Arial" w:cs="Arial" w:ascii="Liberation Serif" w:hAnsi="Liberation Serif"/>
+                <w:rFonts w:eastAsia="Arial" w:cs="Arial"/>
                 <w:sz w:val="24"/>
                 <w:szCs w:val="24"/>
               </w:rPr>
@@ -14642,7 +14638,7 @@
             </w:pPr>
             <w:r>
               <w:rPr>
-                <w:rFonts w:eastAsia="Arial" w:cs="Arial" w:ascii="Liberation Serif" w:hAnsi="Liberation Serif"/>
+                <w:rFonts w:eastAsia="Arial" w:cs="Arial"/>
                 <w:sz w:val="24"/>
                 <w:szCs w:val="24"/>
               </w:rPr>
@@ -14669,7 +14665,7 @@
             </w:pPr>
             <w:r>
               <w:rPr>
-                <w:rFonts w:eastAsia="Arial" w:cs="Arial" w:ascii="Liberation Serif" w:hAnsi="Liberation Serif"/>
+                <w:rFonts w:eastAsia="Arial" w:cs="Arial"/>
                 <w:sz w:val="24"/>
                 <w:szCs w:val="24"/>
               </w:rPr>
@@ -14697,7 +14693,7 @@
             </w:pPr>
             <w:r>
               <w:rPr>
-                <w:rFonts w:eastAsia="Arial" w:cs="Arial" w:ascii="Liberation Serif" w:hAnsi="Liberation Serif"/>
+                <w:rFonts w:eastAsia="Arial" w:cs="Arial"/>
                 <w:sz w:val="24"/>
                 <w:szCs w:val="24"/>
               </w:rPr>
@@ -14727,7 +14723,7 @@
             </w:pPr>
             <w:r>
               <w:rPr>
-                <w:rFonts w:eastAsia="Arial" w:cs="Arial" w:ascii="Liberation Serif" w:hAnsi="Liberation Serif"/>
+                <w:rFonts w:eastAsia="Arial" w:cs="Arial"/>
                 <w:sz w:val="24"/>
                 <w:szCs w:val="24"/>
               </w:rPr>
@@ -14754,7 +14750,7 @@
             </w:pPr>
             <w:r>
               <w:rPr>
-                <w:rFonts w:eastAsia="Arial" w:cs="Arial" w:ascii="Liberation Serif" w:hAnsi="Liberation Serif"/>
+                <w:rFonts w:eastAsia="Arial" w:cs="Arial"/>
                 <w:sz w:val="24"/>
                 <w:szCs w:val="24"/>
               </w:rPr>
@@ -14782,7 +14778,7 @@
             </w:pPr>
             <w:r>
               <w:rPr>
-                <w:rFonts w:eastAsia="Arial" w:cs="Arial" w:ascii="Liberation Serif" w:hAnsi="Liberation Serif"/>
+                <w:rFonts w:eastAsia="Arial" w:cs="Arial"/>
                 <w:sz w:val="24"/>
                 <w:szCs w:val="24"/>
               </w:rPr>
@@ -14879,7 +14875,7 @@
           </w:tcPr>
           <w:p>
             <w:pPr>
-              <w:pStyle w:val="Contenudetableauuser"/>
+              <w:pStyle w:val="Contenudetableau"/>
               <w:bidi w:val="0"/>
               <w:jc w:val="start"/>
               <w:rPr/>
@@ -14901,7 +14897,7 @@
           </w:tcPr>
           <w:p>
             <w:pPr>
-              <w:pStyle w:val="Contenudetableauuser"/>
+              <w:pStyle w:val="Contenudetableau"/>
               <w:bidi w:val="0"/>
               <w:jc w:val="start"/>
               <w:rPr/>
@@ -14924,7 +14920,7 @@
           </w:tcPr>
           <w:p>
             <w:pPr>
-              <w:pStyle w:val="Contenudetableauuser"/>
+              <w:pStyle w:val="Contenudetableau"/>
               <w:bidi w:val="0"/>
               <w:jc w:val="start"/>
               <w:rPr/>
@@ -14957,7 +14953,7 @@
             </w:pPr>
             <w:r>
               <w:rPr>
-                <w:rFonts w:eastAsia="Arial" w:cs="Arial" w:ascii="Liberation Serif" w:hAnsi="Liberation Serif"/>
+                <w:rFonts w:eastAsia="Arial" w:cs="Arial"/>
                 <w:sz w:val="24"/>
                 <w:szCs w:val="24"/>
               </w:rPr>
@@ -14984,7 +14980,7 @@
             </w:pPr>
             <w:r>
               <w:rPr>
-                <w:rFonts w:eastAsia="Arial" w:cs="Arial" w:ascii="Liberation Serif" w:hAnsi="Liberation Serif"/>
+                <w:rFonts w:eastAsia="Arial" w:cs="Arial"/>
                 <w:sz w:val="24"/>
                 <w:szCs w:val="24"/>
               </w:rPr>
@@ -15012,7 +15008,7 @@
             </w:pPr>
             <w:r>
               <w:rPr>
-                <w:rFonts w:eastAsia="Arial" w:cs="Arial" w:ascii="Liberation Serif" w:hAnsi="Liberation Serif"/>
+                <w:rFonts w:eastAsia="Arial" w:cs="Arial"/>
                 <w:sz w:val="24"/>
                 <w:szCs w:val="24"/>
               </w:rPr>
@@ -15042,7 +15038,7 @@
             </w:pPr>
             <w:r>
               <w:rPr>
-                <w:rFonts w:eastAsia="Arial" w:cs="Arial" w:ascii="Liberation Serif" w:hAnsi="Liberation Serif"/>
+                <w:rFonts w:eastAsia="Arial" w:cs="Arial"/>
                 <w:sz w:val="24"/>
                 <w:szCs w:val="24"/>
               </w:rPr>
@@ -15069,34 +15065,33 @@
             </w:pPr>
             <w:r>
               <w:rPr>
-                <w:rFonts w:ascii="Liberation Serif" w:hAnsi="Liberation Serif"/>
-                <w:sz w:val="24"/>
-                <w:szCs w:val="24"/>
-              </w:rPr>
-            </w:r>
-          </w:p>
-        </w:tc>
-        <w:tc>
-          <w:tcPr>
-            <w:tcW w:w="3213" w:type="dxa"/>
-            <w:tcBorders>
-              <w:start w:val="single" w:sz="4" w:space="0" w:color="000000"/>
-              <w:bottom w:val="single" w:sz="4" w:space="0" w:color="000000"/>
-              <w:end w:val="single" w:sz="4" w:space="0" w:color="000000"/>
-            </w:tcBorders>
-          </w:tcPr>
-          <w:p>
-            <w:pPr>
-              <w:pStyle w:val="Normal"/>
-              <w:rPr>
-                <w:rFonts w:ascii="Liberation Serif" w:hAnsi="Liberation Serif"/>
-                <w:sz w:val="24"/>
-                <w:szCs w:val="24"/>
-              </w:rPr>
-            </w:pPr>
-            <w:r>
-              <w:rPr>
-                <w:rFonts w:eastAsia="Arial" w:cs="Arial" w:ascii="Liberation Serif" w:hAnsi="Liberation Serif"/>
+                <w:sz w:val="24"/>
+                <w:szCs w:val="24"/>
+              </w:rPr>
+            </w:r>
+          </w:p>
+        </w:tc>
+        <w:tc>
+          <w:tcPr>
+            <w:tcW w:w="3213" w:type="dxa"/>
+            <w:tcBorders>
+              <w:start w:val="single" w:sz="4" w:space="0" w:color="000000"/>
+              <w:bottom w:val="single" w:sz="4" w:space="0" w:color="000000"/>
+              <w:end w:val="single" w:sz="4" w:space="0" w:color="000000"/>
+            </w:tcBorders>
+          </w:tcPr>
+          <w:p>
+            <w:pPr>
+              <w:pStyle w:val="Normal"/>
+              <w:rPr>
+                <w:rFonts w:ascii="Liberation Serif" w:hAnsi="Liberation Serif"/>
+                <w:sz w:val="24"/>
+                <w:szCs w:val="24"/>
+              </w:rPr>
+            </w:pPr>
+            <w:r>
+              <w:rPr>
+                <w:rFonts w:eastAsia="Arial" w:cs="Arial"/>
                 <w:sz w:val="24"/>
                 <w:szCs w:val="24"/>
               </w:rPr>
@@ -15126,7 +15121,7 @@
             </w:pPr>
             <w:r>
               <w:rPr>
-                <w:rFonts w:eastAsia="Arial" w:cs="Arial" w:ascii="Liberation Serif" w:hAnsi="Liberation Serif"/>
+                <w:rFonts w:eastAsia="Arial" w:cs="Arial"/>
                 <w:sz w:val="24"/>
                 <w:szCs w:val="24"/>
               </w:rPr>
@@ -15153,7 +15148,7 @@
             </w:pPr>
             <w:r>
               <w:rPr>
-                <w:rFonts w:eastAsia="Arial" w:cs="Arial" w:ascii="Liberation Serif" w:hAnsi="Liberation Serif"/>
+                <w:rFonts w:eastAsia="Arial" w:cs="Arial"/>
                 <w:sz w:val="24"/>
                 <w:szCs w:val="24"/>
               </w:rPr>
@@ -15181,7 +15176,7 @@
             </w:pPr>
             <w:r>
               <w:rPr>
-                <w:rFonts w:eastAsia="Arial" w:cs="Arial" w:ascii="Liberation Serif" w:hAnsi="Liberation Serif"/>
+                <w:rFonts w:eastAsia="Arial" w:cs="Arial"/>
                 <w:sz w:val="24"/>
                 <w:szCs w:val="24"/>
               </w:rPr>
@@ -15211,7 +15206,7 @@
             </w:pPr>
             <w:r>
               <w:rPr>
-                <w:rFonts w:eastAsia="Arial" w:cs="Arial" w:ascii="Liberation Serif" w:hAnsi="Liberation Serif"/>
+                <w:rFonts w:eastAsia="Arial" w:cs="Arial"/>
                 <w:sz w:val="24"/>
                 <w:szCs w:val="24"/>
               </w:rPr>
@@ -15238,7 +15233,7 @@
             </w:pPr>
             <w:r>
               <w:rPr>
-                <w:rFonts w:eastAsia="Arial" w:cs="Arial" w:ascii="Liberation Serif" w:hAnsi="Liberation Serif"/>
+                <w:rFonts w:eastAsia="Arial" w:cs="Arial"/>
                 <w:sz w:val="24"/>
                 <w:szCs w:val="24"/>
               </w:rPr>
@@ -15266,7 +15261,7 @@
             </w:pPr>
             <w:r>
               <w:rPr>
-                <w:rFonts w:eastAsia="Arial" w:cs="Arial" w:ascii="Liberation Serif" w:hAnsi="Liberation Serif"/>
+                <w:rFonts w:eastAsia="Arial" w:cs="Arial"/>
                 <w:sz w:val="24"/>
                 <w:szCs w:val="24"/>
               </w:rPr>
@@ -15330,7 +15325,7 @@
           </w:tcPr>
           <w:p>
             <w:pPr>
-              <w:pStyle w:val="Contenudetableauuser"/>
+              <w:pStyle w:val="Contenudetableau"/>
               <w:bidi w:val="0"/>
               <w:jc w:val="start"/>
               <w:rPr/>
@@ -15352,7 +15347,7 @@
           </w:tcPr>
           <w:p>
             <w:pPr>
-              <w:pStyle w:val="Contenudetableauuser"/>
+              <w:pStyle w:val="Contenudetableau"/>
               <w:bidi w:val="0"/>
               <w:jc w:val="start"/>
               <w:rPr/>
@@ -15375,7 +15370,7 @@
           </w:tcPr>
           <w:p>
             <w:pPr>
-              <w:pStyle w:val="Contenudetableauuser"/>
+              <w:pStyle w:val="Contenudetableau"/>
               <w:bidi w:val="0"/>
               <w:jc w:val="start"/>
               <w:rPr/>
@@ -15408,7 +15403,7 @@
             </w:pPr>
             <w:r>
               <w:rPr>
-                <w:rFonts w:eastAsia="Arial" w:cs="Arial" w:ascii="Liberation Serif" w:hAnsi="Liberation Serif"/>
+                <w:rFonts w:eastAsia="Arial" w:cs="Arial"/>
                 <w:sz w:val="24"/>
                 <w:szCs w:val="24"/>
               </w:rPr>
@@ -15435,7 +15430,7 @@
             </w:pPr>
             <w:r>
               <w:rPr>
-                <w:rFonts w:eastAsia="Arial" w:cs="Arial" w:ascii="Liberation Serif" w:hAnsi="Liberation Serif"/>
+                <w:rFonts w:eastAsia="Arial" w:cs="Arial"/>
                 <w:sz w:val="24"/>
                 <w:szCs w:val="24"/>
               </w:rPr>
@@ -15463,7 +15458,7 @@
             </w:pPr>
             <w:r>
               <w:rPr>
-                <w:rFonts w:eastAsia="Arial" w:cs="Arial" w:ascii="Liberation Serif" w:hAnsi="Liberation Serif"/>
+                <w:rFonts w:eastAsia="Arial" w:cs="Arial"/>
                 <w:sz w:val="24"/>
                 <w:szCs w:val="24"/>
               </w:rPr>
@@ -15493,7 +15488,7 @@
             </w:pPr>
             <w:r>
               <w:rPr>
-                <w:rFonts w:eastAsia="Arial" w:cs="Arial" w:ascii="Liberation Serif" w:hAnsi="Liberation Serif"/>
+                <w:rFonts w:eastAsia="Arial" w:cs="Arial"/>
                 <w:sz w:val="24"/>
                 <w:szCs w:val="24"/>
               </w:rPr>
@@ -15520,34 +15515,33 @@
             </w:pPr>
             <w:r>
               <w:rPr>
-                <w:rFonts w:ascii="Liberation Serif" w:hAnsi="Liberation Serif"/>
-                <w:sz w:val="24"/>
-                <w:szCs w:val="24"/>
-              </w:rPr>
-            </w:r>
-          </w:p>
-        </w:tc>
-        <w:tc>
-          <w:tcPr>
-            <w:tcW w:w="3213" w:type="dxa"/>
-            <w:tcBorders>
-              <w:start w:val="single" w:sz="4" w:space="0" w:color="000000"/>
-              <w:bottom w:val="single" w:sz="4" w:space="0" w:color="000000"/>
-              <w:end w:val="single" w:sz="4" w:space="0" w:color="000000"/>
-            </w:tcBorders>
-          </w:tcPr>
-          <w:p>
-            <w:pPr>
-              <w:pStyle w:val="Normal"/>
-              <w:rPr>
-                <w:rFonts w:ascii="Liberation Serif" w:hAnsi="Liberation Serif"/>
-                <w:sz w:val="24"/>
-                <w:szCs w:val="24"/>
-              </w:rPr>
-            </w:pPr>
-            <w:r>
-              <w:rPr>
-                <w:rFonts w:eastAsia="Arial" w:cs="Arial" w:ascii="Liberation Serif" w:hAnsi="Liberation Serif"/>
+                <w:sz w:val="24"/>
+                <w:szCs w:val="24"/>
+              </w:rPr>
+            </w:r>
+          </w:p>
+        </w:tc>
+        <w:tc>
+          <w:tcPr>
+            <w:tcW w:w="3213" w:type="dxa"/>
+            <w:tcBorders>
+              <w:start w:val="single" w:sz="4" w:space="0" w:color="000000"/>
+              <w:bottom w:val="single" w:sz="4" w:space="0" w:color="000000"/>
+              <w:end w:val="single" w:sz="4" w:space="0" w:color="000000"/>
+            </w:tcBorders>
+          </w:tcPr>
+          <w:p>
+            <w:pPr>
+              <w:pStyle w:val="Normal"/>
+              <w:rPr>
+                <w:rFonts w:ascii="Liberation Serif" w:hAnsi="Liberation Serif"/>
+                <w:sz w:val="24"/>
+                <w:szCs w:val="24"/>
+              </w:rPr>
+            </w:pPr>
+            <w:r>
+              <w:rPr>
+                <w:rFonts w:eastAsia="Arial" w:cs="Arial"/>
                 <w:sz w:val="24"/>
                 <w:szCs w:val="24"/>
               </w:rPr>
@@ -15577,7 +15571,7 @@
             </w:pPr>
             <w:r>
               <w:rPr>
-                <w:rFonts w:eastAsia="Arial" w:cs="Arial" w:ascii="Liberation Serif" w:hAnsi="Liberation Serif"/>
+                <w:rFonts w:eastAsia="Arial" w:cs="Arial"/>
                 <w:sz w:val="24"/>
                 <w:szCs w:val="24"/>
               </w:rPr>
@@ -15604,7 +15598,7 @@
             </w:pPr>
             <w:r>
               <w:rPr>
-                <w:rFonts w:eastAsia="Arial" w:cs="Arial" w:ascii="Liberation Serif" w:hAnsi="Liberation Serif"/>
+                <w:rFonts w:eastAsia="Arial" w:cs="Arial"/>
                 <w:sz w:val="24"/>
                 <w:szCs w:val="24"/>
               </w:rPr>
@@ -15632,7 +15626,7 @@
             </w:pPr>
             <w:r>
               <w:rPr>
-                <w:rFonts w:eastAsia="Arial" w:cs="Arial" w:ascii="Liberation Serif" w:hAnsi="Liberation Serif"/>
+                <w:rFonts w:eastAsia="Arial" w:cs="Arial"/>
                 <w:sz w:val="24"/>
                 <w:szCs w:val="24"/>
               </w:rPr>
@@ -15662,7 +15656,7 @@
             </w:pPr>
             <w:r>
               <w:rPr>
-                <w:rFonts w:eastAsia="Arial" w:cs="Arial" w:ascii="Liberation Serif" w:hAnsi="Liberation Serif"/>
+                <w:rFonts w:eastAsia="Arial" w:cs="Arial"/>
                 <w:sz w:val="24"/>
                 <w:szCs w:val="24"/>
               </w:rPr>
@@ -15689,7 +15683,7 @@
             </w:pPr>
             <w:r>
               <w:rPr>
-                <w:rFonts w:eastAsia="Arial" w:cs="Arial" w:ascii="Liberation Serif" w:hAnsi="Liberation Serif"/>
+                <w:rFonts w:eastAsia="Arial" w:cs="Arial"/>
                 <w:sz w:val="24"/>
                 <w:szCs w:val="24"/>
               </w:rPr>
@@ -15717,7 +15711,7 @@
             </w:pPr>
             <w:r>
               <w:rPr>
-                <w:rFonts w:eastAsia="Arial" w:cs="Arial" w:ascii="Liberation Serif" w:hAnsi="Liberation Serif"/>
+                <w:rFonts w:eastAsia="Arial" w:cs="Arial"/>
                 <w:sz w:val="24"/>
                 <w:szCs w:val="24"/>
               </w:rPr>
@@ -15747,7 +15741,7 @@
             </w:pPr>
             <w:r>
               <w:rPr>
-                <w:rFonts w:eastAsia="Arial" w:cs="Arial" w:ascii="Liberation Serif" w:hAnsi="Liberation Serif"/>
+                <w:rFonts w:eastAsia="Arial" w:cs="Arial"/>
                 <w:sz w:val="24"/>
                 <w:szCs w:val="24"/>
               </w:rPr>
@@ -15774,7 +15768,7 @@
             </w:pPr>
             <w:r>
               <w:rPr>
-                <w:rFonts w:eastAsia="Arial" w:cs="Arial" w:ascii="Liberation Serif" w:hAnsi="Liberation Serif"/>
+                <w:rFonts w:eastAsia="Arial" w:cs="Arial"/>
                 <w:sz w:val="24"/>
                 <w:szCs w:val="24"/>
               </w:rPr>
@@ -15802,7 +15796,7 @@
             </w:pPr>
             <w:r>
               <w:rPr>
-                <w:rFonts w:eastAsia="Arial" w:cs="Arial" w:ascii="Liberation Serif" w:hAnsi="Liberation Serif"/>
+                <w:rFonts w:eastAsia="Arial" w:cs="Arial"/>
                 <w:sz w:val="24"/>
                 <w:szCs w:val="24"/>
               </w:rPr>
@@ -15976,7 +15970,7 @@
           </w:tcPr>
           <w:p>
             <w:pPr>
-              <w:pStyle w:val="Contenudetableauuser"/>
+              <w:pStyle w:val="Contenudetableau"/>
               <w:bidi w:val="0"/>
               <w:jc w:val="start"/>
               <w:rPr/>
@@ -15998,7 +15992,7 @@
           </w:tcPr>
           <w:p>
             <w:pPr>
-              <w:pStyle w:val="Contenudetableauuser"/>
+              <w:pStyle w:val="Contenudetableau"/>
               <w:bidi w:val="0"/>
               <w:jc w:val="start"/>
               <w:rPr/>
@@ -16021,7 +16015,7 @@
           </w:tcPr>
           <w:p>
             <w:pPr>
-              <w:pStyle w:val="Contenudetableauuser"/>
+              <w:pStyle w:val="Contenudetableau"/>
               <w:bidi w:val="0"/>
               <w:jc w:val="start"/>
               <w:rPr/>
@@ -16054,7 +16048,7 @@
             </w:pPr>
             <w:r>
               <w:rPr>
-                <w:rFonts w:eastAsia="Arial" w:cs="Arial" w:ascii="Liberation Serif" w:hAnsi="Liberation Serif"/>
+                <w:rFonts w:eastAsia="Arial" w:cs="Arial"/>
                 <w:sz w:val="24"/>
                 <w:szCs w:val="24"/>
               </w:rPr>
@@ -16081,7 +16075,7 @@
             </w:pPr>
             <w:r>
               <w:rPr>
-                <w:rFonts w:eastAsia="Arial" w:cs="Arial" w:ascii="Liberation Serif" w:hAnsi="Liberation Serif"/>
+                <w:rFonts w:eastAsia="Arial" w:cs="Arial"/>
                 <w:sz w:val="24"/>
                 <w:szCs w:val="24"/>
               </w:rPr>
@@ -16109,7 +16103,7 @@
             </w:pPr>
             <w:r>
               <w:rPr>
-                <w:rFonts w:eastAsia="Arial" w:cs="Arial" w:ascii="Liberation Serif" w:hAnsi="Liberation Serif"/>
+                <w:rFonts w:eastAsia="Arial" w:cs="Arial"/>
                 <w:sz w:val="24"/>
                 <w:szCs w:val="24"/>
               </w:rPr>
@@ -16139,7 +16133,7 @@
             </w:pPr>
             <w:r>
               <w:rPr>
-                <w:rFonts w:eastAsia="Arial" w:cs="Arial" w:ascii="Liberation Serif" w:hAnsi="Liberation Serif"/>
+                <w:rFonts w:eastAsia="Arial" w:cs="Arial"/>
                 <w:sz w:val="24"/>
                 <w:szCs w:val="24"/>
               </w:rPr>
@@ -16166,34 +16160,33 @@
             </w:pPr>
             <w:r>
               <w:rPr>
-                <w:rFonts w:ascii="Liberation Serif" w:hAnsi="Liberation Serif"/>
-                <w:sz w:val="24"/>
-                <w:szCs w:val="24"/>
-              </w:rPr>
-            </w:r>
-          </w:p>
-        </w:tc>
-        <w:tc>
-          <w:tcPr>
-            <w:tcW w:w="3213" w:type="dxa"/>
-            <w:tcBorders>
-              <w:start w:val="single" w:sz="4" w:space="0" w:color="000000"/>
-              <w:bottom w:val="single" w:sz="4" w:space="0" w:color="000000"/>
-              <w:end w:val="single" w:sz="4" w:space="0" w:color="000000"/>
-            </w:tcBorders>
-          </w:tcPr>
-          <w:p>
-            <w:pPr>
-              <w:pStyle w:val="Normal"/>
-              <w:rPr>
-                <w:rFonts w:ascii="Liberation Serif" w:hAnsi="Liberation Serif"/>
-                <w:sz w:val="24"/>
-                <w:szCs w:val="24"/>
-              </w:rPr>
-            </w:pPr>
-            <w:r>
-              <w:rPr>
-                <w:rFonts w:eastAsia="Arial" w:cs="Arial" w:ascii="Liberation Serif" w:hAnsi="Liberation Serif"/>
+                <w:sz w:val="24"/>
+                <w:szCs w:val="24"/>
+              </w:rPr>
+            </w:r>
+          </w:p>
+        </w:tc>
+        <w:tc>
+          <w:tcPr>
+            <w:tcW w:w="3213" w:type="dxa"/>
+            <w:tcBorders>
+              <w:start w:val="single" w:sz="4" w:space="0" w:color="000000"/>
+              <w:bottom w:val="single" w:sz="4" w:space="0" w:color="000000"/>
+              <w:end w:val="single" w:sz="4" w:space="0" w:color="000000"/>
+            </w:tcBorders>
+          </w:tcPr>
+          <w:p>
+            <w:pPr>
+              <w:pStyle w:val="Normal"/>
+              <w:rPr>
+                <w:rFonts w:ascii="Liberation Serif" w:hAnsi="Liberation Serif"/>
+                <w:sz w:val="24"/>
+                <w:szCs w:val="24"/>
+              </w:rPr>
+            </w:pPr>
+            <w:r>
+              <w:rPr>
+                <w:rFonts w:eastAsia="Arial" w:cs="Arial"/>
                 <w:sz w:val="24"/>
                 <w:szCs w:val="24"/>
               </w:rPr>
@@ -16223,7 +16216,7 @@
             </w:pPr>
             <w:r>
               <w:rPr>
-                <w:rFonts w:eastAsia="Arial" w:cs="Arial" w:ascii="Liberation Serif" w:hAnsi="Liberation Serif"/>
+                <w:rFonts w:eastAsia="Arial" w:cs="Arial"/>
                 <w:sz w:val="24"/>
                 <w:szCs w:val="24"/>
               </w:rPr>
@@ -16250,7 +16243,7 @@
             </w:pPr>
             <w:r>
               <w:rPr>
-                <w:rFonts w:eastAsia="Arial" w:cs="Arial" w:ascii="Liberation Serif" w:hAnsi="Liberation Serif"/>
+                <w:rFonts w:eastAsia="Arial" w:cs="Arial"/>
                 <w:sz w:val="24"/>
                 <w:szCs w:val="24"/>
               </w:rPr>
@@ -16278,7 +16271,7 @@
             </w:pPr>
             <w:r>
               <w:rPr>
-                <w:rFonts w:eastAsia="Arial" w:cs="Arial" w:ascii="Liberation Serif" w:hAnsi="Liberation Serif"/>
+                <w:rFonts w:eastAsia="Arial" w:cs="Arial"/>
                 <w:sz w:val="24"/>
                 <w:szCs w:val="24"/>
               </w:rPr>
@@ -16308,7 +16301,7 @@
             </w:pPr>
             <w:r>
               <w:rPr>
-                <w:rFonts w:eastAsia="Arial" w:cs="Arial" w:ascii="Liberation Serif" w:hAnsi="Liberation Serif"/>
+                <w:rFonts w:eastAsia="Arial" w:cs="Arial"/>
                 <w:sz w:val="24"/>
                 <w:szCs w:val="24"/>
               </w:rPr>
@@ -16335,7 +16328,7 @@
             </w:pPr>
             <w:r>
               <w:rPr>
-                <w:rFonts w:eastAsia="Arial" w:cs="Arial" w:ascii="Liberation Serif" w:hAnsi="Liberation Serif"/>
+                <w:rFonts w:eastAsia="Arial" w:cs="Arial"/>
                 <w:sz w:val="24"/>
                 <w:szCs w:val="24"/>
               </w:rPr>
@@ -16363,7 +16356,7 @@
             </w:pPr>
             <w:r>
               <w:rPr>
-                <w:rFonts w:eastAsia="Arial" w:cs="Arial" w:ascii="Liberation Serif" w:hAnsi="Liberation Serif"/>
+                <w:rFonts w:eastAsia="Arial" w:cs="Arial"/>
                 <w:sz w:val="24"/>
                 <w:szCs w:val="24"/>
               </w:rPr>
@@ -16393,7 +16386,7 @@
             </w:pPr>
             <w:r>
               <w:rPr>
-                <w:rFonts w:eastAsia="Arial" w:cs="Arial" w:ascii="Liberation Serif" w:hAnsi="Liberation Serif"/>
+                <w:rFonts w:eastAsia="Arial" w:cs="Arial"/>
                 <w:sz w:val="24"/>
                 <w:szCs w:val="24"/>
               </w:rPr>
@@ -16420,7 +16413,7 @@
             </w:pPr>
             <w:r>
               <w:rPr>
-                <w:rFonts w:eastAsia="Arial" w:cs="Arial" w:ascii="Liberation Serif" w:hAnsi="Liberation Serif"/>
+                <w:rFonts w:eastAsia="Arial" w:cs="Arial"/>
                 <w:sz w:val="24"/>
                 <w:szCs w:val="24"/>
               </w:rPr>
@@ -16448,7 +16441,7 @@
             </w:pPr>
             <w:r>
               <w:rPr>
-                <w:rFonts w:eastAsia="Arial" w:cs="Arial" w:ascii="Liberation Serif" w:hAnsi="Liberation Serif"/>
+                <w:rFonts w:eastAsia="Arial" w:cs="Arial"/>
                 <w:sz w:val="24"/>
                 <w:szCs w:val="24"/>
               </w:rPr>
@@ -16512,7 +16505,7 @@
           </w:tcPr>
           <w:p>
             <w:pPr>
-              <w:pStyle w:val="Contenudetableauuser"/>
+              <w:pStyle w:val="Contenudetableau"/>
               <w:bidi w:val="0"/>
               <w:jc w:val="start"/>
               <w:rPr/>
@@ -16534,7 +16527,7 @@
           </w:tcPr>
           <w:p>
             <w:pPr>
-              <w:pStyle w:val="Contenudetableauuser"/>
+              <w:pStyle w:val="Contenudetableau"/>
               <w:bidi w:val="0"/>
               <w:jc w:val="start"/>
               <w:rPr/>
@@ -16557,7 +16550,7 @@
           </w:tcPr>
           <w:p>
             <w:pPr>
-              <w:pStyle w:val="Contenudetableauuser"/>
+              <w:pStyle w:val="Contenudetableau"/>
               <w:bidi w:val="0"/>
               <w:jc w:val="start"/>
               <w:rPr/>
@@ -16590,7 +16583,7 @@
             </w:pPr>
             <w:r>
               <w:rPr>
-                <w:rFonts w:eastAsia="Arial" w:cs="Arial" w:ascii="Liberation Serif" w:hAnsi="Liberation Serif"/>
+                <w:rFonts w:eastAsia="Arial" w:cs="Arial"/>
                 <w:sz w:val="24"/>
                 <w:szCs w:val="24"/>
               </w:rPr>
@@ -16617,7 +16610,7 @@
             </w:pPr>
             <w:r>
               <w:rPr>
-                <w:rFonts w:eastAsia="Arial" w:cs="Arial" w:ascii="Liberation Serif" w:hAnsi="Liberation Serif"/>
+                <w:rFonts w:eastAsia="Arial" w:cs="Arial"/>
                 <w:sz w:val="24"/>
                 <w:szCs w:val="24"/>
               </w:rPr>
@@ -16645,7 +16638,7 @@
             </w:pPr>
             <w:r>
               <w:rPr>
-                <w:rFonts w:eastAsia="Arial" w:cs="Arial" w:ascii="Liberation Serif" w:hAnsi="Liberation Serif"/>
+                <w:rFonts w:eastAsia="Arial" w:cs="Arial"/>
                 <w:sz w:val="24"/>
                 <w:szCs w:val="24"/>
               </w:rPr>
@@ -16675,7 +16668,7 @@
             </w:pPr>
             <w:r>
               <w:rPr>
-                <w:rFonts w:eastAsia="Arial" w:cs="Arial" w:ascii="Liberation Serif" w:hAnsi="Liberation Serif"/>
+                <w:rFonts w:eastAsia="Arial" w:cs="Arial"/>
                 <w:sz w:val="24"/>
                 <w:szCs w:val="24"/>
               </w:rPr>
@@ -16702,34 +16695,33 @@
             </w:pPr>
             <w:r>
               <w:rPr>
-                <w:rFonts w:ascii="Liberation Serif" w:hAnsi="Liberation Serif"/>
-                <w:sz w:val="24"/>
-                <w:szCs w:val="24"/>
-              </w:rPr>
-            </w:r>
-          </w:p>
-        </w:tc>
-        <w:tc>
-          <w:tcPr>
-            <w:tcW w:w="3213" w:type="dxa"/>
-            <w:tcBorders>
-              <w:start w:val="single" w:sz="4" w:space="0" w:color="000000"/>
-              <w:bottom w:val="single" w:sz="4" w:space="0" w:color="000000"/>
-              <w:end w:val="single" w:sz="4" w:space="0" w:color="000000"/>
-            </w:tcBorders>
-          </w:tcPr>
-          <w:p>
-            <w:pPr>
-              <w:pStyle w:val="Normal"/>
-              <w:rPr>
-                <w:rFonts w:ascii="Liberation Serif" w:hAnsi="Liberation Serif"/>
-                <w:sz w:val="24"/>
-                <w:szCs w:val="24"/>
-              </w:rPr>
-            </w:pPr>
-            <w:r>
-              <w:rPr>
-                <w:rFonts w:eastAsia="Arial" w:cs="Arial" w:ascii="Liberation Serif" w:hAnsi="Liberation Serif"/>
+                <w:sz w:val="24"/>
+                <w:szCs w:val="24"/>
+              </w:rPr>
+            </w:r>
+          </w:p>
+        </w:tc>
+        <w:tc>
+          <w:tcPr>
+            <w:tcW w:w="3213" w:type="dxa"/>
+            <w:tcBorders>
+              <w:start w:val="single" w:sz="4" w:space="0" w:color="000000"/>
+              <w:bottom w:val="single" w:sz="4" w:space="0" w:color="000000"/>
+              <w:end w:val="single" w:sz="4" w:space="0" w:color="000000"/>
+            </w:tcBorders>
+          </w:tcPr>
+          <w:p>
+            <w:pPr>
+              <w:pStyle w:val="Normal"/>
+              <w:rPr>
+                <w:rFonts w:ascii="Liberation Serif" w:hAnsi="Liberation Serif"/>
+                <w:sz w:val="24"/>
+                <w:szCs w:val="24"/>
+              </w:rPr>
+            </w:pPr>
+            <w:r>
+              <w:rPr>
+                <w:rFonts w:eastAsia="Arial" w:cs="Arial"/>
                 <w:sz w:val="24"/>
                 <w:szCs w:val="24"/>
               </w:rPr>
@@ -16759,7 +16751,7 @@
             </w:pPr>
             <w:r>
               <w:rPr>
-                <w:rFonts w:eastAsia="Arial" w:cs="Arial" w:ascii="Liberation Serif" w:hAnsi="Liberation Serif"/>
+                <w:rFonts w:eastAsia="Arial" w:cs="Arial"/>
                 <w:sz w:val="24"/>
                 <w:szCs w:val="24"/>
               </w:rPr>
@@ -16786,7 +16778,7 @@
             </w:pPr>
             <w:r>
               <w:rPr>
-                <w:rFonts w:eastAsia="Arial" w:cs="Arial" w:ascii="Liberation Serif" w:hAnsi="Liberation Serif"/>
+                <w:rFonts w:eastAsia="Arial" w:cs="Arial"/>
                 <w:sz w:val="24"/>
                 <w:szCs w:val="24"/>
               </w:rPr>
@@ -16814,7 +16806,7 @@
             </w:pPr>
             <w:r>
               <w:rPr>
-                <w:rFonts w:eastAsia="Arial" w:cs="Arial" w:ascii="Liberation Serif" w:hAnsi="Liberation Serif"/>
+                <w:rFonts w:eastAsia="Arial" w:cs="Arial"/>
                 <w:sz w:val="24"/>
                 <w:szCs w:val="24"/>
               </w:rPr>
@@ -16844,7 +16836,7 @@
             </w:pPr>
             <w:r>
               <w:rPr>
-                <w:rFonts w:eastAsia="Arial" w:cs="Arial" w:ascii="Liberation Serif" w:hAnsi="Liberation Serif"/>
+                <w:rFonts w:eastAsia="Arial" w:cs="Arial"/>
                 <w:sz w:val="24"/>
                 <w:szCs w:val="24"/>
               </w:rPr>
@@ -16871,7 +16863,7 @@
             </w:pPr>
             <w:r>
               <w:rPr>
-                <w:rFonts w:eastAsia="Arial" w:cs="Arial" w:ascii="Liberation Serif" w:hAnsi="Liberation Serif"/>
+                <w:rFonts w:eastAsia="Arial" w:cs="Arial"/>
                 <w:sz w:val="24"/>
                 <w:szCs w:val="24"/>
               </w:rPr>
@@ -16899,7 +16891,7 @@
             </w:pPr>
             <w:r>
               <w:rPr>
-                <w:rFonts w:eastAsia="Arial" w:cs="Arial" w:ascii="Liberation Serif" w:hAnsi="Liberation Serif"/>
+                <w:rFonts w:eastAsia="Arial" w:cs="Arial"/>
                 <w:sz w:val="24"/>
                 <w:szCs w:val="24"/>
               </w:rPr>
@@ -16929,7 +16921,7 @@
             </w:pPr>
             <w:r>
               <w:rPr>
-                <w:rFonts w:eastAsia="Arial" w:cs="Arial" w:ascii="Liberation Serif" w:hAnsi="Liberation Serif"/>
+                <w:rFonts w:eastAsia="Arial" w:cs="Arial"/>
                 <w:sz w:val="24"/>
                 <w:szCs w:val="24"/>
               </w:rPr>
@@ -16956,7 +16948,7 @@
             </w:pPr>
             <w:r>
               <w:rPr>
-                <w:rFonts w:eastAsia="Arial" w:cs="Arial" w:ascii="Liberation Serif" w:hAnsi="Liberation Serif"/>
+                <w:rFonts w:eastAsia="Arial" w:cs="Arial"/>
                 <w:sz w:val="24"/>
                 <w:szCs w:val="24"/>
               </w:rPr>
@@ -16984,7 +16976,7 @@
             </w:pPr>
             <w:r>
               <w:rPr>
-                <w:rFonts w:eastAsia="Arial" w:cs="Arial" w:ascii="Liberation Serif" w:hAnsi="Liberation Serif"/>
+                <w:rFonts w:eastAsia="Arial" w:cs="Arial"/>
                 <w:sz w:val="24"/>
                 <w:szCs w:val="24"/>
               </w:rPr>
@@ -17224,7 +17216,7 @@
           </w:tcPr>
           <w:p>
             <w:pPr>
-              <w:pStyle w:val="Contenudetableauuser"/>
+              <w:pStyle w:val="Contenudetableau"/>
               <w:bidi w:val="0"/>
               <w:jc w:val="start"/>
               <w:rPr/>
@@ -17246,7 +17238,7 @@
           </w:tcPr>
           <w:p>
             <w:pPr>
-              <w:pStyle w:val="Contenudetableauuser"/>
+              <w:pStyle w:val="Contenudetableau"/>
               <w:bidi w:val="0"/>
               <w:jc w:val="start"/>
               <w:rPr/>
@@ -17269,7 +17261,7 @@
           </w:tcPr>
           <w:p>
             <w:pPr>
-              <w:pStyle w:val="Contenudetableauuser"/>
+              <w:pStyle w:val="Contenudetableau"/>
               <w:bidi w:val="0"/>
               <w:jc w:val="start"/>
               <w:rPr/>
@@ -17789,7 +17781,7 @@
           </w:tcPr>
           <w:p>
             <w:pPr>
-              <w:pStyle w:val="Contenudetableauuser"/>
+              <w:pStyle w:val="Contenudetableau"/>
               <w:bidi w:val="0"/>
               <w:jc w:val="start"/>
               <w:rPr/>
@@ -17811,7 +17803,7 @@
           </w:tcPr>
           <w:p>
             <w:pPr>
-              <w:pStyle w:val="Contenudetableauuser"/>
+              <w:pStyle w:val="Contenudetableau"/>
               <w:bidi w:val="0"/>
               <w:jc w:val="start"/>
               <w:rPr/>
@@ -17834,7 +17826,7 @@
           </w:tcPr>
           <w:p>
             <w:pPr>
-              <w:pStyle w:val="Contenudetableauuser"/>
+              <w:pStyle w:val="Contenudetableau"/>
               <w:bidi w:val="0"/>
               <w:jc w:val="start"/>
               <w:rPr/>
@@ -18354,7 +18346,7 @@
           </w:tcPr>
           <w:p>
             <w:pPr>
-              <w:pStyle w:val="Contenudetableauuser"/>
+              <w:pStyle w:val="Contenudetableau"/>
               <w:bidi w:val="0"/>
               <w:jc w:val="start"/>
               <w:rPr/>
@@ -18376,7 +18368,7 @@
           </w:tcPr>
           <w:p>
             <w:pPr>
-              <w:pStyle w:val="Contenudetableauuser"/>
+              <w:pStyle w:val="Contenudetableau"/>
               <w:bidi w:val="0"/>
               <w:jc w:val="start"/>
               <w:rPr/>
@@ -18399,7 +18391,7 @@
           </w:tcPr>
           <w:p>
             <w:pPr>
-              <w:pStyle w:val="Contenudetableauuser"/>
+              <w:pStyle w:val="Contenudetableau"/>
               <w:bidi w:val="0"/>
               <w:jc w:val="start"/>
               <w:rPr/>
@@ -18694,6 +18686,3470 @@
       </w:pPr>
       <w:r>
         <w:rPr/>
+      </w:r>
+    </w:p>
+    <w:p>
+      <w:pPr>
+        <w:pStyle w:val="Heading2"/>
+        <w:rPr>
+          <w:rFonts w:ascii="Liberation Serif" w:hAnsi="Liberation Serif"/>
+          <w:b w:val="false"/>
+          <w:bCs w:val="false"/>
+          <w:color w:val="000000"/>
+          <w:sz w:val="24"/>
+          <w:szCs w:val="24"/>
+        </w:rPr>
+      </w:pPr>
+      <w:r>
+        <w:rPr>
+          <w:rFonts w:ascii="Liberation Serif" w:hAnsi="Liberation Serif"/>
+          <w:b w:val="false"/>
+          <w:bCs w:val="false"/>
+          <w:color w:val="000000"/>
+          <w:sz w:val="24"/>
+          <w:szCs w:val="24"/>
+        </w:rPr>
+        <w:t>Connexion - Identifiants incorrects</w:t>
+      </w:r>
+    </w:p>
+    <w:tbl>
+      <w:tblPr>
+        <w:tblW w:w="5000" w:type="pct"/>
+        <w:jc w:val="start"/>
+        <w:tblInd w:w="-5" w:type="dxa"/>
+        <w:tblLayout w:type="fixed"/>
+        <w:tblCellMar>
+          <w:top w:w="55" w:type="dxa"/>
+          <w:start w:w="55" w:type="dxa"/>
+          <w:bottom w:w="55" w:type="dxa"/>
+          <w:end w:w="55" w:type="dxa"/>
+        </w:tblCellMar>
+      </w:tblPr>
+      <w:tblGrid>
+        <w:gridCol w:w="3212"/>
+        <w:gridCol w:w="3213"/>
+        <w:gridCol w:w="3213"/>
+      </w:tblGrid>
+      <w:tr>
+        <w:trPr/>
+        <w:tc>
+          <w:tcPr>
+            <w:tcW w:w="3212" w:type="dxa"/>
+            <w:tcBorders>
+              <w:top w:val="single" w:sz="4" w:space="0" w:color="000000"/>
+              <w:start w:val="single" w:sz="4" w:space="0" w:color="000000"/>
+              <w:bottom w:val="single" w:sz="4" w:space="0" w:color="000000"/>
+            </w:tcBorders>
+          </w:tcPr>
+          <w:p>
+            <w:pPr>
+              <w:pStyle w:val="Contenudetableau"/>
+              <w:bidi w:val="0"/>
+              <w:jc w:val="start"/>
+              <w:rPr/>
+            </w:pPr>
+            <w:r>
+              <w:rPr/>
+              <w:t>Etape</w:t>
+            </w:r>
+          </w:p>
+        </w:tc>
+        <w:tc>
+          <w:tcPr>
+            <w:tcW w:w="3213" w:type="dxa"/>
+            <w:tcBorders>
+              <w:top w:val="single" w:sz="4" w:space="0" w:color="000000"/>
+              <w:start w:val="single" w:sz="4" w:space="0" w:color="000000"/>
+              <w:bottom w:val="single" w:sz="4" w:space="0" w:color="000000"/>
+            </w:tcBorders>
+          </w:tcPr>
+          <w:p>
+            <w:pPr>
+              <w:pStyle w:val="Contenudetableau"/>
+              <w:bidi w:val="0"/>
+              <w:jc w:val="start"/>
+              <w:rPr/>
+            </w:pPr>
+            <w:r>
+              <w:rPr/>
+              <w:t>Action utilisateur</w:t>
+            </w:r>
+          </w:p>
+        </w:tc>
+        <w:tc>
+          <w:tcPr>
+            <w:tcW w:w="3213" w:type="dxa"/>
+            <w:tcBorders>
+              <w:top w:val="single" w:sz="4" w:space="0" w:color="000000"/>
+              <w:start w:val="single" w:sz="4" w:space="0" w:color="000000"/>
+              <w:bottom w:val="single" w:sz="4" w:space="0" w:color="000000"/>
+              <w:end w:val="single" w:sz="4" w:space="0" w:color="000000"/>
+            </w:tcBorders>
+          </w:tcPr>
+          <w:p>
+            <w:pPr>
+              <w:pStyle w:val="Contenudetableau"/>
+              <w:bidi w:val="0"/>
+              <w:jc w:val="start"/>
+              <w:rPr/>
+            </w:pPr>
+            <w:r>
+              <w:rPr/>
+              <w:t>Réponse Api</w:t>
+            </w:r>
+          </w:p>
+        </w:tc>
+      </w:tr>
+      <w:tr>
+        <w:trPr/>
+        <w:tc>
+          <w:tcPr>
+            <w:tcW w:w="3212" w:type="dxa"/>
+            <w:tcBorders>
+              <w:start w:val="single" w:sz="4" w:space="0" w:color="000000"/>
+              <w:bottom w:val="single" w:sz="4" w:space="0" w:color="000000"/>
+            </w:tcBorders>
+          </w:tcPr>
+          <w:p>
+            <w:pPr>
+              <w:pStyle w:val="Normal"/>
+              <w:rPr>
+                <w:rFonts w:ascii="Liberation Serif" w:hAnsi="Liberation Serif"/>
+                <w:color w:val="000000"/>
+                <w:sz w:val="24"/>
+                <w:szCs w:val="24"/>
+              </w:rPr>
+            </w:pPr>
+            <w:r>
+              <w:rPr>
+                <w:rFonts w:ascii="Liberation Serif" w:hAnsi="Liberation Serif"/>
+                <w:color w:val="000000"/>
+                <w:sz w:val="24"/>
+                <w:szCs w:val="24"/>
+              </w:rPr>
+              <w:t>Tentative de connexion</w:t>
+            </w:r>
+          </w:p>
+        </w:tc>
+        <w:tc>
+          <w:tcPr>
+            <w:tcW w:w="3213" w:type="dxa"/>
+            <w:tcBorders>
+              <w:start w:val="single" w:sz="4" w:space="0" w:color="000000"/>
+              <w:bottom w:val="single" w:sz="4" w:space="0" w:color="000000"/>
+            </w:tcBorders>
+          </w:tcPr>
+          <w:p>
+            <w:pPr>
+              <w:pStyle w:val="Normal"/>
+              <w:rPr>
+                <w:rFonts w:ascii="Liberation Serif" w:hAnsi="Liberation Serif"/>
+                <w:color w:val="000000"/>
+                <w:sz w:val="24"/>
+                <w:szCs w:val="24"/>
+              </w:rPr>
+            </w:pPr>
+            <w:r>
+              <w:rPr>
+                <w:rFonts w:ascii="Liberation Serif" w:hAnsi="Liberation Serif"/>
+                <w:color w:val="000000"/>
+                <w:sz w:val="24"/>
+                <w:szCs w:val="24"/>
+              </w:rPr>
+              <w:t>Saisie d'un mauvais mot de passe ou pseudo inexistant</w:t>
+            </w:r>
+          </w:p>
+        </w:tc>
+        <w:tc>
+          <w:tcPr>
+            <w:tcW w:w="3213" w:type="dxa"/>
+            <w:tcBorders>
+              <w:start w:val="single" w:sz="4" w:space="0" w:color="000000"/>
+              <w:bottom w:val="single" w:sz="4" w:space="0" w:color="000000"/>
+              <w:end w:val="single" w:sz="4" w:space="0" w:color="000000"/>
+            </w:tcBorders>
+          </w:tcPr>
+          <w:p>
+            <w:pPr>
+              <w:pStyle w:val="Normal"/>
+              <w:rPr>
+                <w:rFonts w:ascii="Liberation Serif" w:hAnsi="Liberation Serif"/>
+                <w:color w:val="000000"/>
+                <w:sz w:val="24"/>
+                <w:szCs w:val="24"/>
+              </w:rPr>
+            </w:pPr>
+            <w:r>
+              <w:rPr>
+                <w:rFonts w:ascii="Liberation Serif" w:hAnsi="Liberation Serif"/>
+                <w:color w:val="000000"/>
+                <w:sz w:val="24"/>
+                <w:szCs w:val="24"/>
+              </w:rPr>
+              <w:t>Retour http 401 - Message d'erreur : Identifiants incorrects</w:t>
+            </w:r>
+          </w:p>
+        </w:tc>
+      </w:tr>
+      <w:tr>
+        <w:trPr/>
+        <w:tc>
+          <w:tcPr>
+            <w:tcW w:w="3212" w:type="dxa"/>
+            <w:tcBorders>
+              <w:start w:val="single" w:sz="4" w:space="0" w:color="000000"/>
+              <w:bottom w:val="single" w:sz="4" w:space="0" w:color="000000"/>
+            </w:tcBorders>
+          </w:tcPr>
+          <w:p>
+            <w:pPr>
+              <w:pStyle w:val="Normal"/>
+              <w:rPr>
+                <w:rFonts w:ascii="Liberation Serif" w:hAnsi="Liberation Serif"/>
+                <w:color w:val="000000"/>
+                <w:sz w:val="24"/>
+                <w:szCs w:val="24"/>
+              </w:rPr>
+            </w:pPr>
+            <w:r>
+              <w:rPr>
+                <w:rFonts w:ascii="Liberation Serif" w:hAnsi="Liberation Serif"/>
+                <w:color w:val="000000"/>
+                <w:sz w:val="24"/>
+                <w:szCs w:val="24"/>
+              </w:rPr>
+              <w:t>Tentative de connexion avec champs vides</w:t>
+            </w:r>
+          </w:p>
+        </w:tc>
+        <w:tc>
+          <w:tcPr>
+            <w:tcW w:w="3213" w:type="dxa"/>
+            <w:tcBorders>
+              <w:start w:val="single" w:sz="4" w:space="0" w:color="000000"/>
+              <w:bottom w:val="single" w:sz="4" w:space="0" w:color="000000"/>
+            </w:tcBorders>
+          </w:tcPr>
+          <w:p>
+            <w:pPr>
+              <w:pStyle w:val="Normal"/>
+              <w:rPr>
+                <w:rFonts w:ascii="Liberation Serif" w:hAnsi="Liberation Serif"/>
+                <w:color w:val="000000"/>
+                <w:sz w:val="24"/>
+                <w:szCs w:val="24"/>
+              </w:rPr>
+            </w:pPr>
+            <w:r>
+              <w:rPr>
+                <w:rFonts w:ascii="Liberation Serif" w:hAnsi="Liberation Serif"/>
+                <w:color w:val="000000"/>
+                <w:sz w:val="24"/>
+                <w:szCs w:val="24"/>
+              </w:rPr>
+              <w:t>Soumission du formulaire sans remplir les champs</w:t>
+            </w:r>
+          </w:p>
+        </w:tc>
+        <w:tc>
+          <w:tcPr>
+            <w:tcW w:w="3213" w:type="dxa"/>
+            <w:tcBorders>
+              <w:start w:val="single" w:sz="4" w:space="0" w:color="000000"/>
+              <w:bottom w:val="single" w:sz="4" w:space="0" w:color="000000"/>
+              <w:end w:val="single" w:sz="4" w:space="0" w:color="000000"/>
+            </w:tcBorders>
+          </w:tcPr>
+          <w:p>
+            <w:pPr>
+              <w:pStyle w:val="Normal"/>
+              <w:rPr>
+                <w:rFonts w:ascii="Liberation Serif" w:hAnsi="Liberation Serif"/>
+                <w:color w:val="000000"/>
+                <w:sz w:val="24"/>
+                <w:szCs w:val="24"/>
+              </w:rPr>
+            </w:pPr>
+            <w:r>
+              <w:rPr>
+                <w:rFonts w:ascii="Liberation Serif" w:hAnsi="Liberation Serif"/>
+                <w:color w:val="000000"/>
+                <w:sz w:val="24"/>
+                <w:szCs w:val="24"/>
+              </w:rPr>
+              <w:t>Retour http 400 - Message d'erreur : Veuillez remplir tous les champs</w:t>
+            </w:r>
+          </w:p>
+        </w:tc>
+      </w:tr>
+    </w:tbl>
+    <w:p>
+      <w:pPr>
+        <w:pStyle w:val="Heading2"/>
+        <w:rPr>
+          <w:rFonts w:ascii="Liberation Serif" w:hAnsi="Liberation Serif"/>
+          <w:color w:val="000000"/>
+          <w:sz w:val="24"/>
+          <w:szCs w:val="24"/>
+        </w:rPr>
+      </w:pPr>
+      <w:r>
+        <w:rPr>
+          <w:rFonts w:ascii="Liberation Serif" w:hAnsi="Liberation Serif"/>
+          <w:color w:val="000000"/>
+          <w:sz w:val="24"/>
+          <w:szCs w:val="24"/>
+        </w:rPr>
+      </w:r>
+    </w:p>
+    <w:p>
+      <w:pPr>
+        <w:pStyle w:val="Heading2"/>
+        <w:rPr>
+          <w:rFonts w:ascii="Liberation Serif" w:hAnsi="Liberation Serif"/>
+          <w:b w:val="false"/>
+          <w:bCs w:val="false"/>
+          <w:color w:val="000000"/>
+          <w:sz w:val="24"/>
+          <w:szCs w:val="24"/>
+        </w:rPr>
+      </w:pPr>
+      <w:r>
+        <w:rPr>
+          <w:rFonts w:ascii="Liberation Serif" w:hAnsi="Liberation Serif"/>
+          <w:b w:val="false"/>
+          <w:bCs w:val="false"/>
+          <w:color w:val="000000"/>
+          <w:sz w:val="24"/>
+          <w:szCs w:val="24"/>
+        </w:rPr>
+        <w:t>Inscription - Formulaire invalide</w:t>
+      </w:r>
+    </w:p>
+    <w:tbl>
+      <w:tblPr>
+        <w:tblW w:w="5000" w:type="pct"/>
+        <w:jc w:val="start"/>
+        <w:tblInd w:w="-5" w:type="dxa"/>
+        <w:tblLayout w:type="fixed"/>
+        <w:tblCellMar>
+          <w:top w:w="55" w:type="dxa"/>
+          <w:start w:w="55" w:type="dxa"/>
+          <w:bottom w:w="55" w:type="dxa"/>
+          <w:end w:w="55" w:type="dxa"/>
+        </w:tblCellMar>
+      </w:tblPr>
+      <w:tblGrid>
+        <w:gridCol w:w="3212"/>
+        <w:gridCol w:w="3213"/>
+        <w:gridCol w:w="3213"/>
+      </w:tblGrid>
+      <w:tr>
+        <w:trPr/>
+        <w:tc>
+          <w:tcPr>
+            <w:tcW w:w="3212" w:type="dxa"/>
+            <w:tcBorders>
+              <w:top w:val="single" w:sz="4" w:space="0" w:color="000000"/>
+              <w:start w:val="single" w:sz="4" w:space="0" w:color="000000"/>
+              <w:bottom w:val="single" w:sz="4" w:space="0" w:color="000000"/>
+            </w:tcBorders>
+          </w:tcPr>
+          <w:p>
+            <w:pPr>
+              <w:pStyle w:val="Contenudetableau"/>
+              <w:bidi w:val="0"/>
+              <w:jc w:val="start"/>
+              <w:rPr/>
+            </w:pPr>
+            <w:r>
+              <w:rPr/>
+              <w:t>Etape</w:t>
+            </w:r>
+          </w:p>
+        </w:tc>
+        <w:tc>
+          <w:tcPr>
+            <w:tcW w:w="3213" w:type="dxa"/>
+            <w:tcBorders>
+              <w:top w:val="single" w:sz="4" w:space="0" w:color="000000"/>
+              <w:start w:val="single" w:sz="4" w:space="0" w:color="000000"/>
+              <w:bottom w:val="single" w:sz="4" w:space="0" w:color="000000"/>
+            </w:tcBorders>
+          </w:tcPr>
+          <w:p>
+            <w:pPr>
+              <w:pStyle w:val="Contenudetableau"/>
+              <w:bidi w:val="0"/>
+              <w:jc w:val="start"/>
+              <w:rPr/>
+            </w:pPr>
+            <w:r>
+              <w:rPr/>
+              <w:t>Action utilisateur</w:t>
+            </w:r>
+          </w:p>
+        </w:tc>
+        <w:tc>
+          <w:tcPr>
+            <w:tcW w:w="3213" w:type="dxa"/>
+            <w:tcBorders>
+              <w:top w:val="single" w:sz="4" w:space="0" w:color="000000"/>
+              <w:start w:val="single" w:sz="4" w:space="0" w:color="000000"/>
+              <w:bottom w:val="single" w:sz="4" w:space="0" w:color="000000"/>
+              <w:end w:val="single" w:sz="4" w:space="0" w:color="000000"/>
+            </w:tcBorders>
+          </w:tcPr>
+          <w:p>
+            <w:pPr>
+              <w:pStyle w:val="Contenudetableau"/>
+              <w:bidi w:val="0"/>
+              <w:jc w:val="start"/>
+              <w:rPr/>
+            </w:pPr>
+            <w:r>
+              <w:rPr/>
+              <w:t>Réponse Api</w:t>
+            </w:r>
+          </w:p>
+        </w:tc>
+      </w:tr>
+      <w:tr>
+        <w:trPr/>
+        <w:tc>
+          <w:tcPr>
+            <w:tcW w:w="3212" w:type="dxa"/>
+            <w:tcBorders>
+              <w:start w:val="single" w:sz="4" w:space="0" w:color="000000"/>
+              <w:bottom w:val="single" w:sz="4" w:space="0" w:color="000000"/>
+            </w:tcBorders>
+          </w:tcPr>
+          <w:p>
+            <w:pPr>
+              <w:pStyle w:val="Normal"/>
+              <w:rPr>
+                <w:rFonts w:ascii="Liberation Serif" w:hAnsi="Liberation Serif"/>
+                <w:color w:val="000000"/>
+                <w:sz w:val="24"/>
+                <w:szCs w:val="24"/>
+              </w:rPr>
+            </w:pPr>
+            <w:r>
+              <w:rPr>
+                <w:rFonts w:ascii="Liberation Serif" w:hAnsi="Liberation Serif"/>
+                <w:color w:val="000000"/>
+                <w:sz w:val="24"/>
+                <w:szCs w:val="24"/>
+              </w:rPr>
+              <w:t>Inscription avec pseudo deja utilise</w:t>
+            </w:r>
+          </w:p>
+        </w:tc>
+        <w:tc>
+          <w:tcPr>
+            <w:tcW w:w="3213" w:type="dxa"/>
+            <w:tcBorders>
+              <w:start w:val="single" w:sz="4" w:space="0" w:color="000000"/>
+              <w:bottom w:val="single" w:sz="4" w:space="0" w:color="000000"/>
+            </w:tcBorders>
+          </w:tcPr>
+          <w:p>
+            <w:pPr>
+              <w:pStyle w:val="Normal"/>
+              <w:rPr>
+                <w:rFonts w:ascii="Liberation Serif" w:hAnsi="Liberation Serif"/>
+                <w:color w:val="000000"/>
+                <w:sz w:val="24"/>
+                <w:szCs w:val="24"/>
+              </w:rPr>
+            </w:pPr>
+            <w:r>
+              <w:rPr>
+                <w:rFonts w:ascii="Liberation Serif" w:hAnsi="Liberation Serif"/>
+                <w:color w:val="000000"/>
+                <w:sz w:val="24"/>
+                <w:szCs w:val="24"/>
+              </w:rPr>
+              <w:t>Saisie d'un pseudo existant en base</w:t>
+            </w:r>
+          </w:p>
+        </w:tc>
+        <w:tc>
+          <w:tcPr>
+            <w:tcW w:w="3213" w:type="dxa"/>
+            <w:tcBorders>
+              <w:start w:val="single" w:sz="4" w:space="0" w:color="000000"/>
+              <w:bottom w:val="single" w:sz="4" w:space="0" w:color="000000"/>
+              <w:end w:val="single" w:sz="4" w:space="0" w:color="000000"/>
+            </w:tcBorders>
+          </w:tcPr>
+          <w:p>
+            <w:pPr>
+              <w:pStyle w:val="Normal"/>
+              <w:rPr>
+                <w:rFonts w:ascii="Liberation Serif" w:hAnsi="Liberation Serif"/>
+                <w:color w:val="000000"/>
+                <w:sz w:val="24"/>
+                <w:szCs w:val="24"/>
+              </w:rPr>
+            </w:pPr>
+            <w:r>
+              <w:rPr>
+                <w:rFonts w:ascii="Liberation Serif" w:hAnsi="Liberation Serif"/>
+                <w:color w:val="000000"/>
+                <w:sz w:val="24"/>
+                <w:szCs w:val="24"/>
+              </w:rPr>
+              <w:t>Retour http 409 - Message d'erreur : Ce pseudo est deja utilise</w:t>
+            </w:r>
+          </w:p>
+        </w:tc>
+      </w:tr>
+      <w:tr>
+        <w:trPr/>
+        <w:tc>
+          <w:tcPr>
+            <w:tcW w:w="3212" w:type="dxa"/>
+            <w:tcBorders>
+              <w:start w:val="single" w:sz="4" w:space="0" w:color="000000"/>
+              <w:bottom w:val="single" w:sz="4" w:space="0" w:color="000000"/>
+            </w:tcBorders>
+          </w:tcPr>
+          <w:p>
+            <w:pPr>
+              <w:pStyle w:val="Normal"/>
+              <w:rPr>
+                <w:rFonts w:ascii="Liberation Serif" w:hAnsi="Liberation Serif"/>
+                <w:color w:val="000000"/>
+                <w:sz w:val="24"/>
+                <w:szCs w:val="24"/>
+              </w:rPr>
+            </w:pPr>
+            <w:r>
+              <w:rPr>
+                <w:rFonts w:ascii="Liberation Serif" w:hAnsi="Liberation Serif"/>
+                <w:color w:val="000000"/>
+                <w:sz w:val="24"/>
+                <w:szCs w:val="24"/>
+              </w:rPr>
+              <w:t>Inscription avec email deja utilise</w:t>
+            </w:r>
+          </w:p>
+        </w:tc>
+        <w:tc>
+          <w:tcPr>
+            <w:tcW w:w="3213" w:type="dxa"/>
+            <w:tcBorders>
+              <w:start w:val="single" w:sz="4" w:space="0" w:color="000000"/>
+              <w:bottom w:val="single" w:sz="4" w:space="0" w:color="000000"/>
+            </w:tcBorders>
+          </w:tcPr>
+          <w:p>
+            <w:pPr>
+              <w:pStyle w:val="Normal"/>
+              <w:rPr>
+                <w:rFonts w:ascii="Liberation Serif" w:hAnsi="Liberation Serif"/>
+                <w:color w:val="000000"/>
+                <w:sz w:val="24"/>
+                <w:szCs w:val="24"/>
+              </w:rPr>
+            </w:pPr>
+            <w:r>
+              <w:rPr>
+                <w:rFonts w:ascii="Liberation Serif" w:hAnsi="Liberation Serif"/>
+                <w:color w:val="000000"/>
+                <w:sz w:val="24"/>
+                <w:szCs w:val="24"/>
+              </w:rPr>
+              <w:t>Saisie d'un email existant en base</w:t>
+            </w:r>
+          </w:p>
+        </w:tc>
+        <w:tc>
+          <w:tcPr>
+            <w:tcW w:w="3213" w:type="dxa"/>
+            <w:tcBorders>
+              <w:start w:val="single" w:sz="4" w:space="0" w:color="000000"/>
+              <w:bottom w:val="single" w:sz="4" w:space="0" w:color="000000"/>
+              <w:end w:val="single" w:sz="4" w:space="0" w:color="000000"/>
+            </w:tcBorders>
+          </w:tcPr>
+          <w:p>
+            <w:pPr>
+              <w:pStyle w:val="Normal"/>
+              <w:rPr>
+                <w:rFonts w:ascii="Liberation Serif" w:hAnsi="Liberation Serif"/>
+                <w:color w:val="000000"/>
+                <w:sz w:val="24"/>
+                <w:szCs w:val="24"/>
+              </w:rPr>
+            </w:pPr>
+            <w:r>
+              <w:rPr>
+                <w:rFonts w:ascii="Liberation Serif" w:hAnsi="Liberation Serif"/>
+                <w:color w:val="000000"/>
+                <w:sz w:val="24"/>
+                <w:szCs w:val="24"/>
+              </w:rPr>
+              <w:t>Retour http 409 - Message d'erreur : Cet email est deja utilise</w:t>
+            </w:r>
+          </w:p>
+        </w:tc>
+      </w:tr>
+      <w:tr>
+        <w:trPr/>
+        <w:tc>
+          <w:tcPr>
+            <w:tcW w:w="3212" w:type="dxa"/>
+            <w:tcBorders>
+              <w:start w:val="single" w:sz="4" w:space="0" w:color="000000"/>
+              <w:bottom w:val="single" w:sz="4" w:space="0" w:color="000000"/>
+            </w:tcBorders>
+          </w:tcPr>
+          <w:p>
+            <w:pPr>
+              <w:pStyle w:val="Normal"/>
+              <w:rPr>
+                <w:rFonts w:ascii="Liberation Serif" w:hAnsi="Liberation Serif"/>
+                <w:color w:val="000000"/>
+                <w:sz w:val="24"/>
+                <w:szCs w:val="24"/>
+              </w:rPr>
+            </w:pPr>
+            <w:r>
+              <w:rPr>
+                <w:rFonts w:ascii="Liberation Serif" w:hAnsi="Liberation Serif"/>
+                <w:color w:val="000000"/>
+                <w:sz w:val="24"/>
+                <w:szCs w:val="24"/>
+              </w:rPr>
+              <w:t>Inscription avec champs vides</w:t>
+            </w:r>
+          </w:p>
+        </w:tc>
+        <w:tc>
+          <w:tcPr>
+            <w:tcW w:w="3213" w:type="dxa"/>
+            <w:tcBorders>
+              <w:start w:val="single" w:sz="4" w:space="0" w:color="000000"/>
+              <w:bottom w:val="single" w:sz="4" w:space="0" w:color="000000"/>
+            </w:tcBorders>
+          </w:tcPr>
+          <w:p>
+            <w:pPr>
+              <w:pStyle w:val="Normal"/>
+              <w:rPr>
+                <w:rFonts w:ascii="Liberation Serif" w:hAnsi="Liberation Serif"/>
+                <w:color w:val="000000"/>
+                <w:sz w:val="24"/>
+                <w:szCs w:val="24"/>
+              </w:rPr>
+            </w:pPr>
+            <w:r>
+              <w:rPr>
+                <w:rFonts w:ascii="Liberation Serif" w:hAnsi="Liberation Serif"/>
+                <w:color w:val="000000"/>
+                <w:sz w:val="24"/>
+                <w:szCs w:val="24"/>
+              </w:rPr>
+              <w:t>Soumission du formulaire sans remplir tous les champs obligatoires</w:t>
+            </w:r>
+          </w:p>
+        </w:tc>
+        <w:tc>
+          <w:tcPr>
+            <w:tcW w:w="3213" w:type="dxa"/>
+            <w:tcBorders>
+              <w:start w:val="single" w:sz="4" w:space="0" w:color="000000"/>
+              <w:bottom w:val="single" w:sz="4" w:space="0" w:color="000000"/>
+              <w:end w:val="single" w:sz="4" w:space="0" w:color="000000"/>
+            </w:tcBorders>
+          </w:tcPr>
+          <w:p>
+            <w:pPr>
+              <w:pStyle w:val="Normal"/>
+              <w:rPr>
+                <w:rFonts w:ascii="Liberation Serif" w:hAnsi="Liberation Serif"/>
+                <w:color w:val="000000"/>
+                <w:sz w:val="24"/>
+                <w:szCs w:val="24"/>
+              </w:rPr>
+            </w:pPr>
+            <w:r>
+              <w:rPr>
+                <w:rFonts w:ascii="Liberation Serif" w:hAnsi="Liberation Serif"/>
+                <w:color w:val="000000"/>
+                <w:sz w:val="24"/>
+                <w:szCs w:val="24"/>
+              </w:rPr>
+              <w:t>Retour http 400 - Message d'erreur : Veuillez remplir tous les champs obligatoires</w:t>
+            </w:r>
+          </w:p>
+        </w:tc>
+      </w:tr>
+      <w:tr>
+        <w:trPr/>
+        <w:tc>
+          <w:tcPr>
+            <w:tcW w:w="3212" w:type="dxa"/>
+            <w:tcBorders>
+              <w:start w:val="single" w:sz="4" w:space="0" w:color="000000"/>
+              <w:bottom w:val="single" w:sz="4" w:space="0" w:color="000000"/>
+            </w:tcBorders>
+          </w:tcPr>
+          <w:p>
+            <w:pPr>
+              <w:pStyle w:val="Normal"/>
+              <w:rPr>
+                <w:rFonts w:ascii="Liberation Serif" w:hAnsi="Liberation Serif"/>
+                <w:color w:val="000000"/>
+                <w:sz w:val="24"/>
+                <w:szCs w:val="24"/>
+              </w:rPr>
+            </w:pPr>
+            <w:r>
+              <w:rPr>
+                <w:rFonts w:ascii="Liberation Serif" w:hAnsi="Liberation Serif"/>
+                <w:color w:val="000000"/>
+                <w:sz w:val="24"/>
+                <w:szCs w:val="24"/>
+              </w:rPr>
+              <w:t>Inscription avec mot de passe trop court</w:t>
+            </w:r>
+          </w:p>
+        </w:tc>
+        <w:tc>
+          <w:tcPr>
+            <w:tcW w:w="3213" w:type="dxa"/>
+            <w:tcBorders>
+              <w:start w:val="single" w:sz="4" w:space="0" w:color="000000"/>
+              <w:bottom w:val="single" w:sz="4" w:space="0" w:color="000000"/>
+            </w:tcBorders>
+          </w:tcPr>
+          <w:p>
+            <w:pPr>
+              <w:pStyle w:val="Normal"/>
+              <w:rPr>
+                <w:rFonts w:ascii="Liberation Serif" w:hAnsi="Liberation Serif"/>
+                <w:color w:val="000000"/>
+                <w:sz w:val="24"/>
+                <w:szCs w:val="24"/>
+              </w:rPr>
+            </w:pPr>
+            <w:r>
+              <w:rPr>
+                <w:rFonts w:ascii="Liberation Serif" w:hAnsi="Liberation Serif"/>
+                <w:color w:val="000000"/>
+                <w:sz w:val="24"/>
+                <w:szCs w:val="24"/>
+              </w:rPr>
+              <w:t>Saisie d'un mot de passe ne respectant pas les criteres</w:t>
+            </w:r>
+          </w:p>
+        </w:tc>
+        <w:tc>
+          <w:tcPr>
+            <w:tcW w:w="3213" w:type="dxa"/>
+            <w:tcBorders>
+              <w:start w:val="single" w:sz="4" w:space="0" w:color="000000"/>
+              <w:bottom w:val="single" w:sz="4" w:space="0" w:color="000000"/>
+              <w:end w:val="single" w:sz="4" w:space="0" w:color="000000"/>
+            </w:tcBorders>
+          </w:tcPr>
+          <w:p>
+            <w:pPr>
+              <w:pStyle w:val="Normal"/>
+              <w:rPr>
+                <w:rFonts w:ascii="Liberation Serif" w:hAnsi="Liberation Serif"/>
+                <w:color w:val="000000"/>
+                <w:sz w:val="24"/>
+                <w:szCs w:val="24"/>
+              </w:rPr>
+            </w:pPr>
+            <w:r>
+              <w:rPr>
+                <w:rFonts w:ascii="Liberation Serif" w:hAnsi="Liberation Serif"/>
+                <w:color w:val="000000"/>
+                <w:sz w:val="24"/>
+                <w:szCs w:val="24"/>
+              </w:rPr>
+              <w:t>Retour http 400 - Message d'erreur : Le mot de passe ne respecte pas les criteres de securite</w:t>
+            </w:r>
+          </w:p>
+        </w:tc>
+      </w:tr>
+      <w:tr>
+        <w:trPr/>
+        <w:tc>
+          <w:tcPr>
+            <w:tcW w:w="3212" w:type="dxa"/>
+            <w:tcBorders>
+              <w:start w:val="single" w:sz="4" w:space="0" w:color="000000"/>
+              <w:bottom w:val="single" w:sz="4" w:space="0" w:color="000000"/>
+            </w:tcBorders>
+          </w:tcPr>
+          <w:p>
+            <w:pPr>
+              <w:pStyle w:val="Normal"/>
+              <w:rPr>
+                <w:rFonts w:ascii="Liberation Serif" w:hAnsi="Liberation Serif"/>
+                <w:color w:val="000000"/>
+                <w:sz w:val="24"/>
+                <w:szCs w:val="24"/>
+              </w:rPr>
+            </w:pPr>
+            <w:r>
+              <w:rPr>
+                <w:rFonts w:ascii="Liberation Serif" w:hAnsi="Liberation Serif"/>
+                <w:color w:val="000000"/>
+                <w:sz w:val="24"/>
+                <w:szCs w:val="24"/>
+              </w:rPr>
+              <w:t>Inscription avec email invalide</w:t>
+            </w:r>
+          </w:p>
+        </w:tc>
+        <w:tc>
+          <w:tcPr>
+            <w:tcW w:w="3213" w:type="dxa"/>
+            <w:tcBorders>
+              <w:start w:val="single" w:sz="4" w:space="0" w:color="000000"/>
+              <w:bottom w:val="single" w:sz="4" w:space="0" w:color="000000"/>
+            </w:tcBorders>
+          </w:tcPr>
+          <w:p>
+            <w:pPr>
+              <w:pStyle w:val="Normal"/>
+              <w:rPr>
+                <w:rFonts w:ascii="Liberation Serif" w:hAnsi="Liberation Serif"/>
+                <w:color w:val="000000"/>
+                <w:sz w:val="24"/>
+                <w:szCs w:val="24"/>
+              </w:rPr>
+            </w:pPr>
+            <w:r>
+              <w:rPr>
+                <w:rFonts w:ascii="Liberation Serif" w:hAnsi="Liberation Serif"/>
+                <w:color w:val="000000"/>
+                <w:sz w:val="24"/>
+                <w:szCs w:val="24"/>
+              </w:rPr>
+              <w:t>Saisie d'un email au format incorrect</w:t>
+            </w:r>
+          </w:p>
+        </w:tc>
+        <w:tc>
+          <w:tcPr>
+            <w:tcW w:w="3213" w:type="dxa"/>
+            <w:tcBorders>
+              <w:start w:val="single" w:sz="4" w:space="0" w:color="000000"/>
+              <w:bottom w:val="single" w:sz="4" w:space="0" w:color="000000"/>
+              <w:end w:val="single" w:sz="4" w:space="0" w:color="000000"/>
+            </w:tcBorders>
+          </w:tcPr>
+          <w:p>
+            <w:pPr>
+              <w:pStyle w:val="Normal"/>
+              <w:rPr>
+                <w:rFonts w:ascii="Liberation Serif" w:hAnsi="Liberation Serif"/>
+                <w:color w:val="000000"/>
+                <w:sz w:val="24"/>
+                <w:szCs w:val="24"/>
+              </w:rPr>
+            </w:pPr>
+            <w:r>
+              <w:rPr>
+                <w:rFonts w:ascii="Liberation Serif" w:hAnsi="Liberation Serif"/>
+                <w:color w:val="000000"/>
+                <w:sz w:val="24"/>
+                <w:szCs w:val="24"/>
+              </w:rPr>
+              <w:t>Retour http 400 - Message d'erreur : Format d'email invalide</w:t>
+            </w:r>
+          </w:p>
+        </w:tc>
+      </w:tr>
+    </w:tbl>
+    <w:p>
+      <w:pPr>
+        <w:pStyle w:val="Heading2"/>
+        <w:rPr>
+          <w:rFonts w:ascii="Liberation Serif" w:hAnsi="Liberation Serif"/>
+          <w:color w:val="000000"/>
+          <w:sz w:val="24"/>
+          <w:szCs w:val="24"/>
+        </w:rPr>
+      </w:pPr>
+      <w:r>
+        <w:rPr>
+          <w:rFonts w:ascii="Liberation Serif" w:hAnsi="Liberation Serif"/>
+          <w:color w:val="000000"/>
+          <w:sz w:val="24"/>
+          <w:szCs w:val="24"/>
+        </w:rPr>
+      </w:r>
+    </w:p>
+    <w:p>
+      <w:pPr>
+        <w:pStyle w:val="Heading2"/>
+        <w:rPr>
+          <w:rFonts w:ascii="Liberation Serif" w:hAnsi="Liberation Serif"/>
+          <w:b w:val="false"/>
+          <w:bCs w:val="false"/>
+          <w:color w:val="000000"/>
+          <w:sz w:val="24"/>
+          <w:szCs w:val="24"/>
+        </w:rPr>
+      </w:pPr>
+      <w:r>
+        <w:rPr>
+          <w:rFonts w:ascii="Liberation Serif" w:hAnsi="Liberation Serif"/>
+          <w:b w:val="false"/>
+          <w:bCs w:val="false"/>
+          <w:color w:val="000000"/>
+          <w:sz w:val="24"/>
+          <w:szCs w:val="24"/>
+        </w:rPr>
+        <w:t>Modification de mot de passe - Formulaire invalide</w:t>
+      </w:r>
+    </w:p>
+    <w:tbl>
+      <w:tblPr>
+        <w:tblW w:w="5000" w:type="pct"/>
+        <w:jc w:val="start"/>
+        <w:tblInd w:w="-5" w:type="dxa"/>
+        <w:tblLayout w:type="fixed"/>
+        <w:tblCellMar>
+          <w:top w:w="55" w:type="dxa"/>
+          <w:start w:w="55" w:type="dxa"/>
+          <w:bottom w:w="55" w:type="dxa"/>
+          <w:end w:w="55" w:type="dxa"/>
+        </w:tblCellMar>
+      </w:tblPr>
+      <w:tblGrid>
+        <w:gridCol w:w="3212"/>
+        <w:gridCol w:w="3213"/>
+        <w:gridCol w:w="3213"/>
+      </w:tblGrid>
+      <w:tr>
+        <w:trPr/>
+        <w:tc>
+          <w:tcPr>
+            <w:tcW w:w="3212" w:type="dxa"/>
+            <w:tcBorders>
+              <w:top w:val="single" w:sz="4" w:space="0" w:color="000000"/>
+              <w:start w:val="single" w:sz="4" w:space="0" w:color="000000"/>
+              <w:bottom w:val="single" w:sz="4" w:space="0" w:color="000000"/>
+            </w:tcBorders>
+          </w:tcPr>
+          <w:p>
+            <w:pPr>
+              <w:pStyle w:val="Contenudetableau"/>
+              <w:bidi w:val="0"/>
+              <w:jc w:val="start"/>
+              <w:rPr/>
+            </w:pPr>
+            <w:r>
+              <w:rPr/>
+              <w:t>Etape</w:t>
+            </w:r>
+          </w:p>
+        </w:tc>
+        <w:tc>
+          <w:tcPr>
+            <w:tcW w:w="3213" w:type="dxa"/>
+            <w:tcBorders>
+              <w:top w:val="single" w:sz="4" w:space="0" w:color="000000"/>
+              <w:start w:val="single" w:sz="4" w:space="0" w:color="000000"/>
+              <w:bottom w:val="single" w:sz="4" w:space="0" w:color="000000"/>
+            </w:tcBorders>
+          </w:tcPr>
+          <w:p>
+            <w:pPr>
+              <w:pStyle w:val="Contenudetableau"/>
+              <w:bidi w:val="0"/>
+              <w:jc w:val="start"/>
+              <w:rPr/>
+            </w:pPr>
+            <w:r>
+              <w:rPr/>
+              <w:t>Action utilisateur</w:t>
+            </w:r>
+          </w:p>
+        </w:tc>
+        <w:tc>
+          <w:tcPr>
+            <w:tcW w:w="3213" w:type="dxa"/>
+            <w:tcBorders>
+              <w:top w:val="single" w:sz="4" w:space="0" w:color="000000"/>
+              <w:start w:val="single" w:sz="4" w:space="0" w:color="000000"/>
+              <w:bottom w:val="single" w:sz="4" w:space="0" w:color="000000"/>
+              <w:end w:val="single" w:sz="4" w:space="0" w:color="000000"/>
+            </w:tcBorders>
+          </w:tcPr>
+          <w:p>
+            <w:pPr>
+              <w:pStyle w:val="Contenudetableau"/>
+              <w:bidi w:val="0"/>
+              <w:jc w:val="start"/>
+              <w:rPr/>
+            </w:pPr>
+            <w:r>
+              <w:rPr/>
+              <w:t>Réponse Api</w:t>
+            </w:r>
+          </w:p>
+        </w:tc>
+      </w:tr>
+      <w:tr>
+        <w:trPr/>
+        <w:tc>
+          <w:tcPr>
+            <w:tcW w:w="3212" w:type="dxa"/>
+            <w:tcBorders>
+              <w:start w:val="single" w:sz="4" w:space="0" w:color="000000"/>
+              <w:bottom w:val="single" w:sz="4" w:space="0" w:color="000000"/>
+            </w:tcBorders>
+          </w:tcPr>
+          <w:p>
+            <w:pPr>
+              <w:pStyle w:val="Normal"/>
+              <w:rPr>
+                <w:rFonts w:ascii="Liberation Serif" w:hAnsi="Liberation Serif"/>
+                <w:color w:val="000000"/>
+                <w:sz w:val="24"/>
+                <w:szCs w:val="24"/>
+              </w:rPr>
+            </w:pPr>
+            <w:r>
+              <w:rPr>
+                <w:rFonts w:ascii="Liberation Serif" w:hAnsi="Liberation Serif"/>
+                <w:color w:val="000000"/>
+                <w:sz w:val="24"/>
+                <w:szCs w:val="24"/>
+              </w:rPr>
+              <w:t>Ancien mot de passe incorrect</w:t>
+            </w:r>
+          </w:p>
+        </w:tc>
+        <w:tc>
+          <w:tcPr>
+            <w:tcW w:w="3213" w:type="dxa"/>
+            <w:tcBorders>
+              <w:start w:val="single" w:sz="4" w:space="0" w:color="000000"/>
+              <w:bottom w:val="single" w:sz="4" w:space="0" w:color="000000"/>
+            </w:tcBorders>
+          </w:tcPr>
+          <w:p>
+            <w:pPr>
+              <w:pStyle w:val="Normal"/>
+              <w:rPr>
+                <w:rFonts w:ascii="Liberation Serif" w:hAnsi="Liberation Serif"/>
+                <w:color w:val="000000"/>
+                <w:sz w:val="24"/>
+                <w:szCs w:val="24"/>
+              </w:rPr>
+            </w:pPr>
+            <w:r>
+              <w:rPr>
+                <w:rFonts w:ascii="Liberation Serif" w:hAnsi="Liberation Serif"/>
+                <w:color w:val="000000"/>
+                <w:sz w:val="24"/>
+                <w:szCs w:val="24"/>
+              </w:rPr>
+              <w:t>Saisie d'un mauvais ancien mot de passe</w:t>
+            </w:r>
+          </w:p>
+        </w:tc>
+        <w:tc>
+          <w:tcPr>
+            <w:tcW w:w="3213" w:type="dxa"/>
+            <w:tcBorders>
+              <w:start w:val="single" w:sz="4" w:space="0" w:color="000000"/>
+              <w:bottom w:val="single" w:sz="4" w:space="0" w:color="000000"/>
+              <w:end w:val="single" w:sz="4" w:space="0" w:color="000000"/>
+            </w:tcBorders>
+          </w:tcPr>
+          <w:p>
+            <w:pPr>
+              <w:pStyle w:val="Normal"/>
+              <w:rPr>
+                <w:rFonts w:ascii="Liberation Serif" w:hAnsi="Liberation Serif"/>
+                <w:color w:val="000000"/>
+                <w:sz w:val="24"/>
+                <w:szCs w:val="24"/>
+              </w:rPr>
+            </w:pPr>
+            <w:r>
+              <w:rPr>
+                <w:rFonts w:ascii="Liberation Serif" w:hAnsi="Liberation Serif"/>
+                <w:color w:val="000000"/>
+                <w:sz w:val="24"/>
+                <w:szCs w:val="24"/>
+              </w:rPr>
+              <w:t>Retour http 401 - Message d'erreur : Ancien mot de passe incorrect</w:t>
+            </w:r>
+          </w:p>
+        </w:tc>
+      </w:tr>
+      <w:tr>
+        <w:trPr/>
+        <w:tc>
+          <w:tcPr>
+            <w:tcW w:w="3212" w:type="dxa"/>
+            <w:tcBorders>
+              <w:start w:val="single" w:sz="4" w:space="0" w:color="000000"/>
+              <w:bottom w:val="single" w:sz="4" w:space="0" w:color="000000"/>
+            </w:tcBorders>
+          </w:tcPr>
+          <w:p>
+            <w:pPr>
+              <w:pStyle w:val="Normal"/>
+              <w:rPr>
+                <w:rFonts w:ascii="Liberation Serif" w:hAnsi="Liberation Serif"/>
+                <w:color w:val="000000"/>
+                <w:sz w:val="24"/>
+                <w:szCs w:val="24"/>
+              </w:rPr>
+            </w:pPr>
+            <w:r>
+              <w:rPr>
+                <w:rFonts w:ascii="Liberation Serif" w:hAnsi="Liberation Serif"/>
+                <w:color w:val="000000"/>
+                <w:sz w:val="24"/>
+                <w:szCs w:val="24"/>
+              </w:rPr>
+              <w:t>Nouveau mot de passe trop court</w:t>
+            </w:r>
+          </w:p>
+        </w:tc>
+        <w:tc>
+          <w:tcPr>
+            <w:tcW w:w="3213" w:type="dxa"/>
+            <w:tcBorders>
+              <w:start w:val="single" w:sz="4" w:space="0" w:color="000000"/>
+              <w:bottom w:val="single" w:sz="4" w:space="0" w:color="000000"/>
+            </w:tcBorders>
+          </w:tcPr>
+          <w:p>
+            <w:pPr>
+              <w:pStyle w:val="Normal"/>
+              <w:rPr>
+                <w:rFonts w:ascii="Liberation Serif" w:hAnsi="Liberation Serif"/>
+                <w:color w:val="000000"/>
+                <w:sz w:val="24"/>
+                <w:szCs w:val="24"/>
+              </w:rPr>
+            </w:pPr>
+            <w:r>
+              <w:rPr>
+                <w:rFonts w:ascii="Liberation Serif" w:hAnsi="Liberation Serif"/>
+                <w:color w:val="000000"/>
+                <w:sz w:val="24"/>
+                <w:szCs w:val="24"/>
+              </w:rPr>
+              <w:t>Saisie d'un nouveau mot de passe ne respectant pas les criteres</w:t>
+            </w:r>
+          </w:p>
+        </w:tc>
+        <w:tc>
+          <w:tcPr>
+            <w:tcW w:w="3213" w:type="dxa"/>
+            <w:tcBorders>
+              <w:start w:val="single" w:sz="4" w:space="0" w:color="000000"/>
+              <w:bottom w:val="single" w:sz="4" w:space="0" w:color="000000"/>
+              <w:end w:val="single" w:sz="4" w:space="0" w:color="000000"/>
+            </w:tcBorders>
+          </w:tcPr>
+          <w:p>
+            <w:pPr>
+              <w:pStyle w:val="Normal"/>
+              <w:rPr>
+                <w:rFonts w:ascii="Liberation Serif" w:hAnsi="Liberation Serif"/>
+                <w:color w:val="000000"/>
+                <w:sz w:val="24"/>
+                <w:szCs w:val="24"/>
+              </w:rPr>
+            </w:pPr>
+            <w:r>
+              <w:rPr>
+                <w:rFonts w:ascii="Liberation Serif" w:hAnsi="Liberation Serif"/>
+                <w:color w:val="000000"/>
+                <w:sz w:val="24"/>
+                <w:szCs w:val="24"/>
+              </w:rPr>
+              <w:t>Retour http 400 - Message d'erreur : Le mot de passe ne respecte pas les criteres de securite</w:t>
+            </w:r>
+          </w:p>
+        </w:tc>
+      </w:tr>
+      <w:tr>
+        <w:trPr/>
+        <w:tc>
+          <w:tcPr>
+            <w:tcW w:w="3212" w:type="dxa"/>
+            <w:tcBorders>
+              <w:start w:val="single" w:sz="4" w:space="0" w:color="000000"/>
+              <w:bottom w:val="single" w:sz="4" w:space="0" w:color="000000"/>
+            </w:tcBorders>
+          </w:tcPr>
+          <w:p>
+            <w:pPr>
+              <w:pStyle w:val="Normal"/>
+              <w:rPr>
+                <w:rFonts w:ascii="Liberation Serif" w:hAnsi="Liberation Serif"/>
+                <w:color w:val="000000"/>
+                <w:sz w:val="24"/>
+                <w:szCs w:val="24"/>
+              </w:rPr>
+            </w:pPr>
+            <w:r>
+              <w:rPr>
+                <w:rFonts w:ascii="Liberation Serif" w:hAnsi="Liberation Serif"/>
+                <w:color w:val="000000"/>
+                <w:sz w:val="24"/>
+                <w:szCs w:val="24"/>
+              </w:rPr>
+              <w:t>Confirmation mot de passe differente</w:t>
+            </w:r>
+          </w:p>
+        </w:tc>
+        <w:tc>
+          <w:tcPr>
+            <w:tcW w:w="3213" w:type="dxa"/>
+            <w:tcBorders>
+              <w:start w:val="single" w:sz="4" w:space="0" w:color="000000"/>
+              <w:bottom w:val="single" w:sz="4" w:space="0" w:color="000000"/>
+            </w:tcBorders>
+          </w:tcPr>
+          <w:p>
+            <w:pPr>
+              <w:pStyle w:val="Normal"/>
+              <w:rPr>
+                <w:rFonts w:ascii="Liberation Serif" w:hAnsi="Liberation Serif"/>
+                <w:color w:val="000000"/>
+                <w:sz w:val="24"/>
+                <w:szCs w:val="24"/>
+              </w:rPr>
+            </w:pPr>
+            <w:r>
+              <w:rPr>
+                <w:rFonts w:ascii="Liberation Serif" w:hAnsi="Liberation Serif"/>
+                <w:color w:val="000000"/>
+                <w:sz w:val="24"/>
+                <w:szCs w:val="24"/>
+              </w:rPr>
+              <w:t>Saisie d'une confirmation differente du nouveau mot de passe</w:t>
+            </w:r>
+          </w:p>
+        </w:tc>
+        <w:tc>
+          <w:tcPr>
+            <w:tcW w:w="3213" w:type="dxa"/>
+            <w:tcBorders>
+              <w:start w:val="single" w:sz="4" w:space="0" w:color="000000"/>
+              <w:bottom w:val="single" w:sz="4" w:space="0" w:color="000000"/>
+              <w:end w:val="single" w:sz="4" w:space="0" w:color="000000"/>
+            </w:tcBorders>
+          </w:tcPr>
+          <w:p>
+            <w:pPr>
+              <w:pStyle w:val="Normal"/>
+              <w:rPr>
+                <w:rFonts w:ascii="Liberation Serif" w:hAnsi="Liberation Serif"/>
+                <w:color w:val="000000"/>
+                <w:sz w:val="24"/>
+                <w:szCs w:val="24"/>
+              </w:rPr>
+            </w:pPr>
+            <w:r>
+              <w:rPr>
+                <w:rFonts w:ascii="Liberation Serif" w:hAnsi="Liberation Serif"/>
+                <w:color w:val="000000"/>
+                <w:sz w:val="24"/>
+                <w:szCs w:val="24"/>
+              </w:rPr>
+              <w:t>Retour http 400 - Message d'erreur : Les mots de passe ne correspondent pas</w:t>
+            </w:r>
+          </w:p>
+        </w:tc>
+      </w:tr>
+      <w:tr>
+        <w:trPr/>
+        <w:tc>
+          <w:tcPr>
+            <w:tcW w:w="3212" w:type="dxa"/>
+            <w:tcBorders>
+              <w:start w:val="single" w:sz="4" w:space="0" w:color="000000"/>
+              <w:bottom w:val="single" w:sz="4" w:space="0" w:color="000000"/>
+            </w:tcBorders>
+          </w:tcPr>
+          <w:p>
+            <w:pPr>
+              <w:pStyle w:val="Normal"/>
+              <w:rPr>
+                <w:rFonts w:ascii="Liberation Serif" w:hAnsi="Liberation Serif"/>
+                <w:color w:val="000000"/>
+                <w:sz w:val="24"/>
+                <w:szCs w:val="24"/>
+              </w:rPr>
+            </w:pPr>
+            <w:r>
+              <w:rPr>
+                <w:rFonts w:ascii="Liberation Serif" w:hAnsi="Liberation Serif"/>
+                <w:color w:val="000000"/>
+                <w:sz w:val="24"/>
+                <w:szCs w:val="24"/>
+              </w:rPr>
+              <w:t>Champs vides</w:t>
+            </w:r>
+          </w:p>
+        </w:tc>
+        <w:tc>
+          <w:tcPr>
+            <w:tcW w:w="3213" w:type="dxa"/>
+            <w:tcBorders>
+              <w:start w:val="single" w:sz="4" w:space="0" w:color="000000"/>
+              <w:bottom w:val="single" w:sz="4" w:space="0" w:color="000000"/>
+            </w:tcBorders>
+          </w:tcPr>
+          <w:p>
+            <w:pPr>
+              <w:pStyle w:val="Normal"/>
+              <w:rPr>
+                <w:rFonts w:ascii="Liberation Serif" w:hAnsi="Liberation Serif"/>
+                <w:color w:val="000000"/>
+                <w:sz w:val="24"/>
+                <w:szCs w:val="24"/>
+              </w:rPr>
+            </w:pPr>
+            <w:r>
+              <w:rPr>
+                <w:rFonts w:ascii="Liberation Serif" w:hAnsi="Liberation Serif"/>
+                <w:color w:val="000000"/>
+                <w:sz w:val="24"/>
+                <w:szCs w:val="24"/>
+              </w:rPr>
+              <w:t>Soumission du formulaire sans remplir tous les champs</w:t>
+            </w:r>
+          </w:p>
+        </w:tc>
+        <w:tc>
+          <w:tcPr>
+            <w:tcW w:w="3213" w:type="dxa"/>
+            <w:tcBorders>
+              <w:start w:val="single" w:sz="4" w:space="0" w:color="000000"/>
+              <w:bottom w:val="single" w:sz="4" w:space="0" w:color="000000"/>
+              <w:end w:val="single" w:sz="4" w:space="0" w:color="000000"/>
+            </w:tcBorders>
+          </w:tcPr>
+          <w:p>
+            <w:pPr>
+              <w:pStyle w:val="Normal"/>
+              <w:rPr>
+                <w:rFonts w:ascii="Liberation Serif" w:hAnsi="Liberation Serif"/>
+                <w:color w:val="000000"/>
+                <w:sz w:val="24"/>
+                <w:szCs w:val="24"/>
+              </w:rPr>
+            </w:pPr>
+            <w:r>
+              <w:rPr>
+                <w:rFonts w:ascii="Liberation Serif" w:hAnsi="Liberation Serif"/>
+                <w:color w:val="000000"/>
+                <w:sz w:val="24"/>
+                <w:szCs w:val="24"/>
+              </w:rPr>
+              <w:t>Retour http 400 - Message d'erreur : Veuillez remplir tous les champs</w:t>
+            </w:r>
+          </w:p>
+        </w:tc>
+      </w:tr>
+    </w:tbl>
+    <w:p>
+      <w:pPr>
+        <w:pStyle w:val="Heading2"/>
+        <w:rPr>
+          <w:rFonts w:ascii="Liberation Serif" w:hAnsi="Liberation Serif"/>
+          <w:color w:val="000000"/>
+          <w:sz w:val="24"/>
+          <w:szCs w:val="24"/>
+        </w:rPr>
+      </w:pPr>
+      <w:r>
+        <w:rPr>
+          <w:rFonts w:ascii="Liberation Serif" w:hAnsi="Liberation Serif"/>
+          <w:color w:val="000000"/>
+          <w:sz w:val="24"/>
+          <w:szCs w:val="24"/>
+        </w:rPr>
+      </w:r>
+    </w:p>
+    <w:p>
+      <w:pPr>
+        <w:pStyle w:val="Heading2"/>
+        <w:rPr>
+          <w:rFonts w:ascii="Liberation Serif" w:hAnsi="Liberation Serif"/>
+          <w:b w:val="false"/>
+          <w:bCs w:val="false"/>
+          <w:color w:val="000000"/>
+          <w:sz w:val="24"/>
+          <w:szCs w:val="24"/>
+        </w:rPr>
+      </w:pPr>
+      <w:r>
+        <w:rPr>
+          <w:rFonts w:ascii="Liberation Serif" w:hAnsi="Liberation Serif"/>
+          <w:b w:val="false"/>
+          <w:bCs w:val="false"/>
+          <w:color w:val="000000"/>
+          <w:sz w:val="24"/>
+          <w:szCs w:val="24"/>
+        </w:rPr>
+        <w:t>Creation de tableau - Formulaire invalide</w:t>
+      </w:r>
+    </w:p>
+    <w:tbl>
+      <w:tblPr>
+        <w:tblW w:w="5000" w:type="pct"/>
+        <w:jc w:val="start"/>
+        <w:tblInd w:w="-5" w:type="dxa"/>
+        <w:tblLayout w:type="fixed"/>
+        <w:tblCellMar>
+          <w:top w:w="55" w:type="dxa"/>
+          <w:start w:w="55" w:type="dxa"/>
+          <w:bottom w:w="55" w:type="dxa"/>
+          <w:end w:w="55" w:type="dxa"/>
+        </w:tblCellMar>
+      </w:tblPr>
+      <w:tblGrid>
+        <w:gridCol w:w="3212"/>
+        <w:gridCol w:w="3213"/>
+        <w:gridCol w:w="3213"/>
+      </w:tblGrid>
+      <w:tr>
+        <w:trPr/>
+        <w:tc>
+          <w:tcPr>
+            <w:tcW w:w="3212" w:type="dxa"/>
+            <w:tcBorders>
+              <w:top w:val="single" w:sz="4" w:space="0" w:color="000000"/>
+              <w:start w:val="single" w:sz="4" w:space="0" w:color="000000"/>
+              <w:bottom w:val="single" w:sz="4" w:space="0" w:color="000000"/>
+            </w:tcBorders>
+          </w:tcPr>
+          <w:p>
+            <w:pPr>
+              <w:pStyle w:val="Contenudetableau"/>
+              <w:bidi w:val="0"/>
+              <w:jc w:val="start"/>
+              <w:rPr/>
+            </w:pPr>
+            <w:r>
+              <w:rPr/>
+              <w:t>Etape</w:t>
+            </w:r>
+          </w:p>
+        </w:tc>
+        <w:tc>
+          <w:tcPr>
+            <w:tcW w:w="3213" w:type="dxa"/>
+            <w:tcBorders>
+              <w:top w:val="single" w:sz="4" w:space="0" w:color="000000"/>
+              <w:start w:val="single" w:sz="4" w:space="0" w:color="000000"/>
+              <w:bottom w:val="single" w:sz="4" w:space="0" w:color="000000"/>
+            </w:tcBorders>
+          </w:tcPr>
+          <w:p>
+            <w:pPr>
+              <w:pStyle w:val="Contenudetableau"/>
+              <w:bidi w:val="0"/>
+              <w:jc w:val="start"/>
+              <w:rPr/>
+            </w:pPr>
+            <w:r>
+              <w:rPr/>
+              <w:t>Action utilisateur</w:t>
+            </w:r>
+          </w:p>
+        </w:tc>
+        <w:tc>
+          <w:tcPr>
+            <w:tcW w:w="3213" w:type="dxa"/>
+            <w:tcBorders>
+              <w:top w:val="single" w:sz="4" w:space="0" w:color="000000"/>
+              <w:start w:val="single" w:sz="4" w:space="0" w:color="000000"/>
+              <w:bottom w:val="single" w:sz="4" w:space="0" w:color="000000"/>
+              <w:end w:val="single" w:sz="4" w:space="0" w:color="000000"/>
+            </w:tcBorders>
+          </w:tcPr>
+          <w:p>
+            <w:pPr>
+              <w:pStyle w:val="Contenudetableau"/>
+              <w:bidi w:val="0"/>
+              <w:jc w:val="start"/>
+              <w:rPr/>
+            </w:pPr>
+            <w:r>
+              <w:rPr/>
+              <w:t>Réponse Api</w:t>
+            </w:r>
+          </w:p>
+        </w:tc>
+      </w:tr>
+      <w:tr>
+        <w:trPr/>
+        <w:tc>
+          <w:tcPr>
+            <w:tcW w:w="3212" w:type="dxa"/>
+            <w:tcBorders>
+              <w:start w:val="single" w:sz="4" w:space="0" w:color="000000"/>
+              <w:bottom w:val="single" w:sz="4" w:space="0" w:color="000000"/>
+            </w:tcBorders>
+          </w:tcPr>
+          <w:p>
+            <w:pPr>
+              <w:pStyle w:val="Normal"/>
+              <w:rPr>
+                <w:rFonts w:ascii="Liberation Serif" w:hAnsi="Liberation Serif"/>
+                <w:color w:val="000000"/>
+                <w:sz w:val="24"/>
+                <w:szCs w:val="24"/>
+              </w:rPr>
+            </w:pPr>
+            <w:r>
+              <w:rPr>
+                <w:rFonts w:ascii="Liberation Serif" w:hAnsi="Liberation Serif"/>
+                <w:color w:val="000000"/>
+                <w:sz w:val="24"/>
+                <w:szCs w:val="24"/>
+              </w:rPr>
+              <w:t>Nom de tableau vide</w:t>
+            </w:r>
+          </w:p>
+        </w:tc>
+        <w:tc>
+          <w:tcPr>
+            <w:tcW w:w="3213" w:type="dxa"/>
+            <w:tcBorders>
+              <w:start w:val="single" w:sz="4" w:space="0" w:color="000000"/>
+              <w:bottom w:val="single" w:sz="4" w:space="0" w:color="000000"/>
+            </w:tcBorders>
+          </w:tcPr>
+          <w:p>
+            <w:pPr>
+              <w:pStyle w:val="Normal"/>
+              <w:rPr>
+                <w:rFonts w:ascii="Liberation Serif" w:hAnsi="Liberation Serif"/>
+                <w:color w:val="000000"/>
+                <w:sz w:val="24"/>
+                <w:szCs w:val="24"/>
+              </w:rPr>
+            </w:pPr>
+            <w:r>
+              <w:rPr>
+                <w:rFonts w:ascii="Liberation Serif" w:hAnsi="Liberation Serif"/>
+                <w:color w:val="000000"/>
+                <w:sz w:val="24"/>
+                <w:szCs w:val="24"/>
+              </w:rPr>
+              <w:t>Soumission du formulaire sans remplir le nom</w:t>
+            </w:r>
+          </w:p>
+        </w:tc>
+        <w:tc>
+          <w:tcPr>
+            <w:tcW w:w="3213" w:type="dxa"/>
+            <w:tcBorders>
+              <w:start w:val="single" w:sz="4" w:space="0" w:color="000000"/>
+              <w:bottom w:val="single" w:sz="4" w:space="0" w:color="000000"/>
+              <w:end w:val="single" w:sz="4" w:space="0" w:color="000000"/>
+            </w:tcBorders>
+          </w:tcPr>
+          <w:p>
+            <w:pPr>
+              <w:pStyle w:val="Normal"/>
+              <w:rPr>
+                <w:rFonts w:ascii="Liberation Serif" w:hAnsi="Liberation Serif"/>
+                <w:color w:val="000000"/>
+                <w:sz w:val="24"/>
+                <w:szCs w:val="24"/>
+              </w:rPr>
+            </w:pPr>
+            <w:r>
+              <w:rPr>
+                <w:rFonts w:ascii="Liberation Serif" w:hAnsi="Liberation Serif"/>
+                <w:color w:val="000000"/>
+                <w:sz w:val="24"/>
+                <w:szCs w:val="24"/>
+              </w:rPr>
+              <w:t>Retour http 400 - Message d'erreur : Le nom du tableau est obligatoire</w:t>
+            </w:r>
+          </w:p>
+        </w:tc>
+      </w:tr>
+      <w:tr>
+        <w:trPr/>
+        <w:tc>
+          <w:tcPr>
+            <w:tcW w:w="3212" w:type="dxa"/>
+            <w:tcBorders>
+              <w:start w:val="single" w:sz="4" w:space="0" w:color="000000"/>
+              <w:bottom w:val="single" w:sz="4" w:space="0" w:color="000000"/>
+            </w:tcBorders>
+          </w:tcPr>
+          <w:p>
+            <w:pPr>
+              <w:pStyle w:val="Normal"/>
+              <w:rPr>
+                <w:rFonts w:ascii="Liberation Serif" w:hAnsi="Liberation Serif"/>
+                <w:color w:val="000000"/>
+                <w:sz w:val="24"/>
+                <w:szCs w:val="24"/>
+              </w:rPr>
+            </w:pPr>
+            <w:r>
+              <w:rPr>
+                <w:rFonts w:ascii="Liberation Serif" w:hAnsi="Liberation Serif"/>
+                <w:color w:val="000000"/>
+                <w:sz w:val="24"/>
+                <w:szCs w:val="24"/>
+              </w:rPr>
+              <w:t>Nom de tableau trop long</w:t>
+            </w:r>
+          </w:p>
+        </w:tc>
+        <w:tc>
+          <w:tcPr>
+            <w:tcW w:w="3213" w:type="dxa"/>
+            <w:tcBorders>
+              <w:start w:val="single" w:sz="4" w:space="0" w:color="000000"/>
+              <w:bottom w:val="single" w:sz="4" w:space="0" w:color="000000"/>
+            </w:tcBorders>
+          </w:tcPr>
+          <w:p>
+            <w:pPr>
+              <w:pStyle w:val="Normal"/>
+              <w:rPr>
+                <w:rFonts w:ascii="Liberation Serif" w:hAnsi="Liberation Serif"/>
+                <w:color w:val="000000"/>
+                <w:sz w:val="24"/>
+                <w:szCs w:val="24"/>
+              </w:rPr>
+            </w:pPr>
+            <w:r>
+              <w:rPr>
+                <w:rFonts w:ascii="Liberation Serif" w:hAnsi="Liberation Serif"/>
+                <w:color w:val="000000"/>
+                <w:sz w:val="24"/>
+                <w:szCs w:val="24"/>
+              </w:rPr>
+              <w:t>Saisie d'un nom depassant la limite de caracteres</w:t>
+            </w:r>
+          </w:p>
+        </w:tc>
+        <w:tc>
+          <w:tcPr>
+            <w:tcW w:w="3213" w:type="dxa"/>
+            <w:tcBorders>
+              <w:start w:val="single" w:sz="4" w:space="0" w:color="000000"/>
+              <w:bottom w:val="single" w:sz="4" w:space="0" w:color="000000"/>
+              <w:end w:val="single" w:sz="4" w:space="0" w:color="000000"/>
+            </w:tcBorders>
+          </w:tcPr>
+          <w:p>
+            <w:pPr>
+              <w:pStyle w:val="Normal"/>
+              <w:rPr>
+                <w:rFonts w:ascii="Liberation Serif" w:hAnsi="Liberation Serif"/>
+                <w:color w:val="000000"/>
+                <w:sz w:val="24"/>
+                <w:szCs w:val="24"/>
+              </w:rPr>
+            </w:pPr>
+            <w:r>
+              <w:rPr>
+                <w:rFonts w:ascii="Liberation Serif" w:hAnsi="Liberation Serif"/>
+                <w:color w:val="000000"/>
+                <w:sz w:val="24"/>
+                <w:szCs w:val="24"/>
+              </w:rPr>
+              <w:t>Retour http 400 - Message d'erreur : Le nom du tableau est trop long</w:t>
+            </w:r>
+          </w:p>
+        </w:tc>
+      </w:tr>
+    </w:tbl>
+    <w:p>
+      <w:pPr>
+        <w:pStyle w:val="Heading2"/>
+        <w:rPr>
+          <w:rFonts w:ascii="Liberation Serif" w:hAnsi="Liberation Serif"/>
+          <w:color w:val="000000"/>
+          <w:sz w:val="24"/>
+          <w:szCs w:val="24"/>
+        </w:rPr>
+      </w:pPr>
+      <w:r>
+        <w:rPr>
+          <w:rFonts w:ascii="Liberation Serif" w:hAnsi="Liberation Serif"/>
+          <w:color w:val="000000"/>
+          <w:sz w:val="24"/>
+          <w:szCs w:val="24"/>
+        </w:rPr>
+      </w:r>
+    </w:p>
+    <w:p>
+      <w:pPr>
+        <w:pStyle w:val="Heading2"/>
+        <w:rPr>
+          <w:rFonts w:ascii="Liberation Serif" w:hAnsi="Liberation Serif"/>
+          <w:b w:val="false"/>
+          <w:bCs w:val="false"/>
+          <w:color w:val="000000"/>
+          <w:sz w:val="24"/>
+          <w:szCs w:val="24"/>
+        </w:rPr>
+      </w:pPr>
+      <w:r>
+        <w:rPr>
+          <w:rFonts w:ascii="Liberation Serif" w:hAnsi="Liberation Serif"/>
+          <w:b w:val="false"/>
+          <w:bCs w:val="false"/>
+          <w:color w:val="000000"/>
+          <w:sz w:val="24"/>
+          <w:szCs w:val="24"/>
+        </w:rPr>
+        <w:t>Creation de liste - Formulaire invalide</w:t>
+      </w:r>
+    </w:p>
+    <w:tbl>
+      <w:tblPr>
+        <w:tblW w:w="5000" w:type="pct"/>
+        <w:jc w:val="start"/>
+        <w:tblInd w:w="-5" w:type="dxa"/>
+        <w:tblLayout w:type="fixed"/>
+        <w:tblCellMar>
+          <w:top w:w="55" w:type="dxa"/>
+          <w:start w:w="55" w:type="dxa"/>
+          <w:bottom w:w="55" w:type="dxa"/>
+          <w:end w:w="55" w:type="dxa"/>
+        </w:tblCellMar>
+      </w:tblPr>
+      <w:tblGrid>
+        <w:gridCol w:w="3212"/>
+        <w:gridCol w:w="3213"/>
+        <w:gridCol w:w="3213"/>
+      </w:tblGrid>
+      <w:tr>
+        <w:trPr/>
+        <w:tc>
+          <w:tcPr>
+            <w:tcW w:w="3212" w:type="dxa"/>
+            <w:tcBorders>
+              <w:top w:val="single" w:sz="4" w:space="0" w:color="000000"/>
+              <w:start w:val="single" w:sz="4" w:space="0" w:color="000000"/>
+              <w:bottom w:val="single" w:sz="4" w:space="0" w:color="000000"/>
+            </w:tcBorders>
+          </w:tcPr>
+          <w:p>
+            <w:pPr>
+              <w:pStyle w:val="Contenudetableau"/>
+              <w:bidi w:val="0"/>
+              <w:jc w:val="start"/>
+              <w:rPr/>
+            </w:pPr>
+            <w:r>
+              <w:rPr/>
+              <w:t>Etape</w:t>
+            </w:r>
+          </w:p>
+        </w:tc>
+        <w:tc>
+          <w:tcPr>
+            <w:tcW w:w="3213" w:type="dxa"/>
+            <w:tcBorders>
+              <w:top w:val="single" w:sz="4" w:space="0" w:color="000000"/>
+              <w:start w:val="single" w:sz="4" w:space="0" w:color="000000"/>
+              <w:bottom w:val="single" w:sz="4" w:space="0" w:color="000000"/>
+            </w:tcBorders>
+          </w:tcPr>
+          <w:p>
+            <w:pPr>
+              <w:pStyle w:val="Contenudetableau"/>
+              <w:bidi w:val="0"/>
+              <w:jc w:val="start"/>
+              <w:rPr/>
+            </w:pPr>
+            <w:r>
+              <w:rPr/>
+              <w:t>Action utilisateur</w:t>
+            </w:r>
+          </w:p>
+        </w:tc>
+        <w:tc>
+          <w:tcPr>
+            <w:tcW w:w="3213" w:type="dxa"/>
+            <w:tcBorders>
+              <w:top w:val="single" w:sz="4" w:space="0" w:color="000000"/>
+              <w:start w:val="single" w:sz="4" w:space="0" w:color="000000"/>
+              <w:bottom w:val="single" w:sz="4" w:space="0" w:color="000000"/>
+              <w:end w:val="single" w:sz="4" w:space="0" w:color="000000"/>
+            </w:tcBorders>
+          </w:tcPr>
+          <w:p>
+            <w:pPr>
+              <w:pStyle w:val="Contenudetableau"/>
+              <w:bidi w:val="0"/>
+              <w:jc w:val="start"/>
+              <w:rPr/>
+            </w:pPr>
+            <w:r>
+              <w:rPr/>
+              <w:t>Réponse Api</w:t>
+            </w:r>
+          </w:p>
+        </w:tc>
+      </w:tr>
+      <w:tr>
+        <w:trPr/>
+        <w:tc>
+          <w:tcPr>
+            <w:tcW w:w="3212" w:type="dxa"/>
+            <w:tcBorders>
+              <w:start w:val="single" w:sz="4" w:space="0" w:color="000000"/>
+              <w:bottom w:val="single" w:sz="4" w:space="0" w:color="000000"/>
+            </w:tcBorders>
+          </w:tcPr>
+          <w:p>
+            <w:pPr>
+              <w:pStyle w:val="Normal"/>
+              <w:rPr>
+                <w:rFonts w:ascii="Liberation Serif" w:hAnsi="Liberation Serif"/>
+                <w:color w:val="000000"/>
+                <w:sz w:val="24"/>
+                <w:szCs w:val="24"/>
+              </w:rPr>
+            </w:pPr>
+            <w:r>
+              <w:rPr>
+                <w:rFonts w:ascii="Liberation Serif" w:hAnsi="Liberation Serif"/>
+                <w:color w:val="000000"/>
+                <w:sz w:val="24"/>
+                <w:szCs w:val="24"/>
+              </w:rPr>
+              <w:t>Titre de liste vide</w:t>
+            </w:r>
+          </w:p>
+        </w:tc>
+        <w:tc>
+          <w:tcPr>
+            <w:tcW w:w="3213" w:type="dxa"/>
+            <w:tcBorders>
+              <w:start w:val="single" w:sz="4" w:space="0" w:color="000000"/>
+              <w:bottom w:val="single" w:sz="4" w:space="0" w:color="000000"/>
+            </w:tcBorders>
+          </w:tcPr>
+          <w:p>
+            <w:pPr>
+              <w:pStyle w:val="Normal"/>
+              <w:rPr>
+                <w:rFonts w:ascii="Liberation Serif" w:hAnsi="Liberation Serif"/>
+                <w:color w:val="000000"/>
+                <w:sz w:val="24"/>
+                <w:szCs w:val="24"/>
+              </w:rPr>
+            </w:pPr>
+            <w:r>
+              <w:rPr>
+                <w:rFonts w:ascii="Liberation Serif" w:hAnsi="Liberation Serif"/>
+                <w:color w:val="000000"/>
+                <w:sz w:val="24"/>
+                <w:szCs w:val="24"/>
+              </w:rPr>
+              <w:t>Soumission du formulaire sans remplir le titre</w:t>
+            </w:r>
+          </w:p>
+        </w:tc>
+        <w:tc>
+          <w:tcPr>
+            <w:tcW w:w="3213" w:type="dxa"/>
+            <w:tcBorders>
+              <w:start w:val="single" w:sz="4" w:space="0" w:color="000000"/>
+              <w:bottom w:val="single" w:sz="4" w:space="0" w:color="000000"/>
+              <w:end w:val="single" w:sz="4" w:space="0" w:color="000000"/>
+            </w:tcBorders>
+          </w:tcPr>
+          <w:p>
+            <w:pPr>
+              <w:pStyle w:val="Normal"/>
+              <w:rPr>
+                <w:rFonts w:ascii="Liberation Serif" w:hAnsi="Liberation Serif"/>
+                <w:color w:val="000000"/>
+                <w:sz w:val="24"/>
+                <w:szCs w:val="24"/>
+              </w:rPr>
+            </w:pPr>
+            <w:r>
+              <w:rPr>
+                <w:rFonts w:ascii="Liberation Serif" w:hAnsi="Liberation Serif"/>
+                <w:color w:val="000000"/>
+                <w:sz w:val="24"/>
+                <w:szCs w:val="24"/>
+              </w:rPr>
+              <w:t>Retour http 400 - Message d'erreur : Le titre de la liste est obligatoire</w:t>
+            </w:r>
+          </w:p>
+        </w:tc>
+      </w:tr>
+    </w:tbl>
+    <w:p>
+      <w:pPr>
+        <w:pStyle w:val="Heading2"/>
+        <w:rPr>
+          <w:rFonts w:ascii="Liberation Serif" w:hAnsi="Liberation Serif"/>
+          <w:color w:val="000000"/>
+          <w:sz w:val="24"/>
+          <w:szCs w:val="24"/>
+        </w:rPr>
+      </w:pPr>
+      <w:r>
+        <w:rPr>
+          <w:rFonts w:ascii="Liberation Serif" w:hAnsi="Liberation Serif"/>
+          <w:color w:val="000000"/>
+          <w:sz w:val="24"/>
+          <w:szCs w:val="24"/>
+        </w:rPr>
+      </w:r>
+    </w:p>
+    <w:p>
+      <w:pPr>
+        <w:pStyle w:val="Heading2"/>
+        <w:rPr>
+          <w:rFonts w:ascii="Liberation Serif" w:hAnsi="Liberation Serif"/>
+          <w:b w:val="false"/>
+          <w:bCs w:val="false"/>
+          <w:color w:val="000000"/>
+          <w:sz w:val="24"/>
+          <w:szCs w:val="24"/>
+        </w:rPr>
+      </w:pPr>
+      <w:r>
+        <w:rPr>
+          <w:rFonts w:ascii="Liberation Serif" w:hAnsi="Liberation Serif"/>
+          <w:b w:val="false"/>
+          <w:bCs w:val="false"/>
+          <w:color w:val="000000"/>
+          <w:sz w:val="24"/>
+          <w:szCs w:val="24"/>
+        </w:rPr>
+        <w:t>Creation de carte - Formulaire invalide</w:t>
+      </w:r>
+    </w:p>
+    <w:tbl>
+      <w:tblPr>
+        <w:tblW w:w="5000" w:type="pct"/>
+        <w:jc w:val="start"/>
+        <w:tblInd w:w="-5" w:type="dxa"/>
+        <w:tblLayout w:type="fixed"/>
+        <w:tblCellMar>
+          <w:top w:w="55" w:type="dxa"/>
+          <w:start w:w="55" w:type="dxa"/>
+          <w:bottom w:w="55" w:type="dxa"/>
+          <w:end w:w="55" w:type="dxa"/>
+        </w:tblCellMar>
+      </w:tblPr>
+      <w:tblGrid>
+        <w:gridCol w:w="3212"/>
+        <w:gridCol w:w="3213"/>
+        <w:gridCol w:w="3213"/>
+      </w:tblGrid>
+      <w:tr>
+        <w:trPr/>
+        <w:tc>
+          <w:tcPr>
+            <w:tcW w:w="3212" w:type="dxa"/>
+            <w:tcBorders>
+              <w:top w:val="single" w:sz="4" w:space="0" w:color="000000"/>
+              <w:start w:val="single" w:sz="4" w:space="0" w:color="000000"/>
+              <w:bottom w:val="single" w:sz="4" w:space="0" w:color="000000"/>
+            </w:tcBorders>
+          </w:tcPr>
+          <w:p>
+            <w:pPr>
+              <w:pStyle w:val="Contenudetableau"/>
+              <w:bidi w:val="0"/>
+              <w:jc w:val="start"/>
+              <w:rPr/>
+            </w:pPr>
+            <w:r>
+              <w:rPr/>
+              <w:t>Etape</w:t>
+            </w:r>
+          </w:p>
+        </w:tc>
+        <w:tc>
+          <w:tcPr>
+            <w:tcW w:w="3213" w:type="dxa"/>
+            <w:tcBorders>
+              <w:top w:val="single" w:sz="4" w:space="0" w:color="000000"/>
+              <w:start w:val="single" w:sz="4" w:space="0" w:color="000000"/>
+              <w:bottom w:val="single" w:sz="4" w:space="0" w:color="000000"/>
+            </w:tcBorders>
+          </w:tcPr>
+          <w:p>
+            <w:pPr>
+              <w:pStyle w:val="Contenudetableau"/>
+              <w:bidi w:val="0"/>
+              <w:jc w:val="start"/>
+              <w:rPr/>
+            </w:pPr>
+            <w:r>
+              <w:rPr/>
+              <w:t>Action utilisateur</w:t>
+            </w:r>
+          </w:p>
+        </w:tc>
+        <w:tc>
+          <w:tcPr>
+            <w:tcW w:w="3213" w:type="dxa"/>
+            <w:tcBorders>
+              <w:top w:val="single" w:sz="4" w:space="0" w:color="000000"/>
+              <w:start w:val="single" w:sz="4" w:space="0" w:color="000000"/>
+              <w:bottom w:val="single" w:sz="4" w:space="0" w:color="000000"/>
+              <w:end w:val="single" w:sz="4" w:space="0" w:color="000000"/>
+            </w:tcBorders>
+          </w:tcPr>
+          <w:p>
+            <w:pPr>
+              <w:pStyle w:val="Contenudetableau"/>
+              <w:bidi w:val="0"/>
+              <w:jc w:val="start"/>
+              <w:rPr/>
+            </w:pPr>
+            <w:r>
+              <w:rPr/>
+              <w:t>Réponse Api</w:t>
+            </w:r>
+          </w:p>
+        </w:tc>
+      </w:tr>
+      <w:tr>
+        <w:trPr/>
+        <w:tc>
+          <w:tcPr>
+            <w:tcW w:w="3212" w:type="dxa"/>
+            <w:tcBorders>
+              <w:start w:val="single" w:sz="4" w:space="0" w:color="000000"/>
+              <w:bottom w:val="single" w:sz="4" w:space="0" w:color="000000"/>
+            </w:tcBorders>
+          </w:tcPr>
+          <w:p>
+            <w:pPr>
+              <w:pStyle w:val="Normal"/>
+              <w:rPr>
+                <w:rFonts w:ascii="Liberation Serif" w:hAnsi="Liberation Serif"/>
+                <w:color w:val="000000"/>
+                <w:sz w:val="24"/>
+                <w:szCs w:val="24"/>
+              </w:rPr>
+            </w:pPr>
+            <w:r>
+              <w:rPr>
+                <w:rFonts w:ascii="Liberation Serif" w:hAnsi="Liberation Serif"/>
+                <w:color w:val="000000"/>
+                <w:sz w:val="24"/>
+                <w:szCs w:val="24"/>
+              </w:rPr>
+              <w:t>Nom de carte vide</w:t>
+            </w:r>
+          </w:p>
+        </w:tc>
+        <w:tc>
+          <w:tcPr>
+            <w:tcW w:w="3213" w:type="dxa"/>
+            <w:tcBorders>
+              <w:start w:val="single" w:sz="4" w:space="0" w:color="000000"/>
+              <w:bottom w:val="single" w:sz="4" w:space="0" w:color="000000"/>
+            </w:tcBorders>
+          </w:tcPr>
+          <w:p>
+            <w:pPr>
+              <w:pStyle w:val="Normal"/>
+              <w:rPr>
+                <w:rFonts w:ascii="Liberation Serif" w:hAnsi="Liberation Serif"/>
+                <w:color w:val="000000"/>
+                <w:sz w:val="24"/>
+                <w:szCs w:val="24"/>
+              </w:rPr>
+            </w:pPr>
+            <w:r>
+              <w:rPr>
+                <w:rFonts w:ascii="Liberation Serif" w:hAnsi="Liberation Serif"/>
+                <w:color w:val="000000"/>
+                <w:sz w:val="24"/>
+                <w:szCs w:val="24"/>
+              </w:rPr>
+              <w:t>Soumission du formulaire sans remplir le nom</w:t>
+            </w:r>
+          </w:p>
+        </w:tc>
+        <w:tc>
+          <w:tcPr>
+            <w:tcW w:w="3213" w:type="dxa"/>
+            <w:tcBorders>
+              <w:start w:val="single" w:sz="4" w:space="0" w:color="000000"/>
+              <w:bottom w:val="single" w:sz="4" w:space="0" w:color="000000"/>
+              <w:end w:val="single" w:sz="4" w:space="0" w:color="000000"/>
+            </w:tcBorders>
+          </w:tcPr>
+          <w:p>
+            <w:pPr>
+              <w:pStyle w:val="Normal"/>
+              <w:rPr>
+                <w:rFonts w:ascii="Liberation Serif" w:hAnsi="Liberation Serif"/>
+                <w:color w:val="000000"/>
+                <w:sz w:val="24"/>
+                <w:szCs w:val="24"/>
+              </w:rPr>
+            </w:pPr>
+            <w:r>
+              <w:rPr>
+                <w:rFonts w:ascii="Liberation Serif" w:hAnsi="Liberation Serif"/>
+                <w:color w:val="000000"/>
+                <w:sz w:val="24"/>
+                <w:szCs w:val="24"/>
+              </w:rPr>
+              <w:t>Retour http 400 - Message d'erreur : Le nom de la carte est obligatoire</w:t>
+            </w:r>
+          </w:p>
+        </w:tc>
+      </w:tr>
+      <w:tr>
+        <w:trPr/>
+        <w:tc>
+          <w:tcPr>
+            <w:tcW w:w="3212" w:type="dxa"/>
+            <w:tcBorders>
+              <w:start w:val="single" w:sz="4" w:space="0" w:color="000000"/>
+              <w:bottom w:val="single" w:sz="4" w:space="0" w:color="000000"/>
+            </w:tcBorders>
+          </w:tcPr>
+          <w:p>
+            <w:pPr>
+              <w:pStyle w:val="Normal"/>
+              <w:rPr>
+                <w:rFonts w:ascii="Liberation Serif" w:hAnsi="Liberation Serif"/>
+                <w:color w:val="000000"/>
+                <w:sz w:val="24"/>
+                <w:szCs w:val="24"/>
+              </w:rPr>
+            </w:pPr>
+            <w:r>
+              <w:rPr>
+                <w:rFonts w:ascii="Liberation Serif" w:hAnsi="Liberation Serif"/>
+                <w:color w:val="000000"/>
+                <w:sz w:val="24"/>
+                <w:szCs w:val="24"/>
+              </w:rPr>
+              <w:t>Date de fin anterieure a la date de debut</w:t>
+            </w:r>
+          </w:p>
+        </w:tc>
+        <w:tc>
+          <w:tcPr>
+            <w:tcW w:w="3213" w:type="dxa"/>
+            <w:tcBorders>
+              <w:start w:val="single" w:sz="4" w:space="0" w:color="000000"/>
+              <w:bottom w:val="single" w:sz="4" w:space="0" w:color="000000"/>
+            </w:tcBorders>
+          </w:tcPr>
+          <w:p>
+            <w:pPr>
+              <w:pStyle w:val="Normal"/>
+              <w:rPr>
+                <w:rFonts w:ascii="Liberation Serif" w:hAnsi="Liberation Serif"/>
+                <w:color w:val="000000"/>
+                <w:sz w:val="24"/>
+                <w:szCs w:val="24"/>
+              </w:rPr>
+            </w:pPr>
+            <w:r>
+              <w:rPr>
+                <w:rFonts w:ascii="Liberation Serif" w:hAnsi="Liberation Serif"/>
+                <w:color w:val="000000"/>
+                <w:sz w:val="24"/>
+                <w:szCs w:val="24"/>
+              </w:rPr>
+              <w:t>Saisie d'une date de fin avant la date de debut</w:t>
+            </w:r>
+          </w:p>
+        </w:tc>
+        <w:tc>
+          <w:tcPr>
+            <w:tcW w:w="3213" w:type="dxa"/>
+            <w:tcBorders>
+              <w:start w:val="single" w:sz="4" w:space="0" w:color="000000"/>
+              <w:bottom w:val="single" w:sz="4" w:space="0" w:color="000000"/>
+              <w:end w:val="single" w:sz="4" w:space="0" w:color="000000"/>
+            </w:tcBorders>
+          </w:tcPr>
+          <w:p>
+            <w:pPr>
+              <w:pStyle w:val="Normal"/>
+              <w:rPr>
+                <w:rFonts w:ascii="Liberation Serif" w:hAnsi="Liberation Serif"/>
+                <w:color w:val="000000"/>
+                <w:sz w:val="24"/>
+                <w:szCs w:val="24"/>
+              </w:rPr>
+            </w:pPr>
+            <w:r>
+              <w:rPr>
+                <w:rFonts w:ascii="Liberation Serif" w:hAnsi="Liberation Serif"/>
+                <w:color w:val="000000"/>
+                <w:sz w:val="24"/>
+                <w:szCs w:val="24"/>
+              </w:rPr>
+              <w:t>Retour http 400 - Message d'erreur : La date de fin doit etre posterieure a la date de debut</w:t>
+            </w:r>
+          </w:p>
+        </w:tc>
+      </w:tr>
+    </w:tbl>
+    <w:p>
+      <w:pPr>
+        <w:pStyle w:val="Heading2"/>
+        <w:rPr>
+          <w:rFonts w:ascii="Liberation Serif" w:hAnsi="Liberation Serif"/>
+          <w:color w:val="000000"/>
+          <w:sz w:val="24"/>
+          <w:szCs w:val="24"/>
+        </w:rPr>
+      </w:pPr>
+      <w:r>
+        <w:rPr>
+          <w:rFonts w:ascii="Liberation Serif" w:hAnsi="Liberation Serif"/>
+          <w:color w:val="000000"/>
+          <w:sz w:val="24"/>
+          <w:szCs w:val="24"/>
+        </w:rPr>
+      </w:r>
+    </w:p>
+    <w:p>
+      <w:pPr>
+        <w:pStyle w:val="Heading2"/>
+        <w:rPr>
+          <w:rFonts w:ascii="Liberation Serif" w:hAnsi="Liberation Serif"/>
+          <w:b w:val="false"/>
+          <w:bCs w:val="false"/>
+          <w:color w:val="000000"/>
+          <w:sz w:val="24"/>
+          <w:szCs w:val="24"/>
+        </w:rPr>
+      </w:pPr>
+      <w:r>
+        <w:rPr>
+          <w:rFonts w:ascii="Liberation Serif" w:hAnsi="Liberation Serif"/>
+          <w:b w:val="false"/>
+          <w:bCs w:val="false"/>
+          <w:color w:val="000000"/>
+          <w:sz w:val="24"/>
+          <w:szCs w:val="24"/>
+        </w:rPr>
+        <w:t>Acces non autorise</w:t>
+      </w:r>
+    </w:p>
+    <w:tbl>
+      <w:tblPr>
+        <w:tblW w:w="5000" w:type="pct"/>
+        <w:jc w:val="start"/>
+        <w:tblInd w:w="-5" w:type="dxa"/>
+        <w:tblLayout w:type="fixed"/>
+        <w:tblCellMar>
+          <w:top w:w="55" w:type="dxa"/>
+          <w:start w:w="55" w:type="dxa"/>
+          <w:bottom w:w="55" w:type="dxa"/>
+          <w:end w:w="55" w:type="dxa"/>
+        </w:tblCellMar>
+      </w:tblPr>
+      <w:tblGrid>
+        <w:gridCol w:w="3212"/>
+        <w:gridCol w:w="3213"/>
+        <w:gridCol w:w="3213"/>
+      </w:tblGrid>
+      <w:tr>
+        <w:trPr/>
+        <w:tc>
+          <w:tcPr>
+            <w:tcW w:w="3212" w:type="dxa"/>
+            <w:tcBorders>
+              <w:top w:val="single" w:sz="4" w:space="0" w:color="000000"/>
+              <w:start w:val="single" w:sz="4" w:space="0" w:color="000000"/>
+              <w:bottom w:val="single" w:sz="4" w:space="0" w:color="000000"/>
+            </w:tcBorders>
+          </w:tcPr>
+          <w:p>
+            <w:pPr>
+              <w:pStyle w:val="Contenudetableau"/>
+              <w:bidi w:val="0"/>
+              <w:jc w:val="start"/>
+              <w:rPr/>
+            </w:pPr>
+            <w:r>
+              <w:rPr/>
+              <w:t>Etape</w:t>
+            </w:r>
+          </w:p>
+        </w:tc>
+        <w:tc>
+          <w:tcPr>
+            <w:tcW w:w="3213" w:type="dxa"/>
+            <w:tcBorders>
+              <w:top w:val="single" w:sz="4" w:space="0" w:color="000000"/>
+              <w:start w:val="single" w:sz="4" w:space="0" w:color="000000"/>
+              <w:bottom w:val="single" w:sz="4" w:space="0" w:color="000000"/>
+            </w:tcBorders>
+          </w:tcPr>
+          <w:p>
+            <w:pPr>
+              <w:pStyle w:val="Contenudetableau"/>
+              <w:bidi w:val="0"/>
+              <w:jc w:val="start"/>
+              <w:rPr/>
+            </w:pPr>
+            <w:r>
+              <w:rPr/>
+              <w:t>Action utilisateur</w:t>
+            </w:r>
+          </w:p>
+        </w:tc>
+        <w:tc>
+          <w:tcPr>
+            <w:tcW w:w="3213" w:type="dxa"/>
+            <w:tcBorders>
+              <w:top w:val="single" w:sz="4" w:space="0" w:color="000000"/>
+              <w:start w:val="single" w:sz="4" w:space="0" w:color="000000"/>
+              <w:bottom w:val="single" w:sz="4" w:space="0" w:color="000000"/>
+              <w:end w:val="single" w:sz="4" w:space="0" w:color="000000"/>
+            </w:tcBorders>
+          </w:tcPr>
+          <w:p>
+            <w:pPr>
+              <w:pStyle w:val="Contenudetableau"/>
+              <w:bidi w:val="0"/>
+              <w:jc w:val="start"/>
+              <w:rPr/>
+            </w:pPr>
+            <w:r>
+              <w:rPr/>
+              <w:t>Réponse Api</w:t>
+            </w:r>
+          </w:p>
+        </w:tc>
+      </w:tr>
+      <w:tr>
+        <w:trPr/>
+        <w:tc>
+          <w:tcPr>
+            <w:tcW w:w="3212" w:type="dxa"/>
+            <w:tcBorders>
+              <w:start w:val="single" w:sz="4" w:space="0" w:color="000000"/>
+              <w:bottom w:val="single" w:sz="4" w:space="0" w:color="000000"/>
+            </w:tcBorders>
+          </w:tcPr>
+          <w:p>
+            <w:pPr>
+              <w:pStyle w:val="Normal"/>
+              <w:rPr>
+                <w:rFonts w:ascii="Liberation Serif" w:hAnsi="Liberation Serif"/>
+                <w:color w:val="000000"/>
+                <w:sz w:val="24"/>
+                <w:szCs w:val="24"/>
+              </w:rPr>
+            </w:pPr>
+            <w:r>
+              <w:rPr>
+                <w:rFonts w:ascii="Liberation Serif" w:hAnsi="Liberation Serif"/>
+                <w:color w:val="000000"/>
+                <w:sz w:val="24"/>
+                <w:szCs w:val="24"/>
+              </w:rPr>
+              <w:t>Acces sans token</w:t>
+            </w:r>
+          </w:p>
+        </w:tc>
+        <w:tc>
+          <w:tcPr>
+            <w:tcW w:w="3213" w:type="dxa"/>
+            <w:tcBorders>
+              <w:start w:val="single" w:sz="4" w:space="0" w:color="000000"/>
+              <w:bottom w:val="single" w:sz="4" w:space="0" w:color="000000"/>
+            </w:tcBorders>
+          </w:tcPr>
+          <w:p>
+            <w:pPr>
+              <w:pStyle w:val="Normal"/>
+              <w:rPr>
+                <w:rFonts w:ascii="Liberation Serif" w:hAnsi="Liberation Serif"/>
+                <w:color w:val="000000"/>
+                <w:sz w:val="24"/>
+                <w:szCs w:val="24"/>
+              </w:rPr>
+            </w:pPr>
+            <w:r>
+              <w:rPr>
+                <w:rFonts w:ascii="Liberation Serif" w:hAnsi="Liberation Serif"/>
+                <w:color w:val="000000"/>
+                <w:sz w:val="24"/>
+                <w:szCs w:val="24"/>
+              </w:rPr>
+              <w:t>Tentative d'acces a une page protegee sans etre connecte</w:t>
+            </w:r>
+          </w:p>
+        </w:tc>
+        <w:tc>
+          <w:tcPr>
+            <w:tcW w:w="3213" w:type="dxa"/>
+            <w:tcBorders>
+              <w:start w:val="single" w:sz="4" w:space="0" w:color="000000"/>
+              <w:bottom w:val="single" w:sz="4" w:space="0" w:color="000000"/>
+              <w:end w:val="single" w:sz="4" w:space="0" w:color="000000"/>
+            </w:tcBorders>
+          </w:tcPr>
+          <w:p>
+            <w:pPr>
+              <w:pStyle w:val="Normal"/>
+              <w:rPr>
+                <w:rFonts w:ascii="Liberation Serif" w:hAnsi="Liberation Serif"/>
+                <w:color w:val="000000"/>
+                <w:sz w:val="24"/>
+                <w:szCs w:val="24"/>
+              </w:rPr>
+            </w:pPr>
+            <w:r>
+              <w:rPr>
+                <w:rFonts w:ascii="Liberation Serif" w:hAnsi="Liberation Serif"/>
+                <w:color w:val="000000"/>
+                <w:sz w:val="24"/>
+                <w:szCs w:val="24"/>
+              </w:rPr>
+              <w:t>Redirection vers la page de connexion</w:t>
+            </w:r>
+          </w:p>
+        </w:tc>
+      </w:tr>
+      <w:tr>
+        <w:trPr/>
+        <w:tc>
+          <w:tcPr>
+            <w:tcW w:w="3212" w:type="dxa"/>
+            <w:tcBorders>
+              <w:start w:val="single" w:sz="4" w:space="0" w:color="000000"/>
+              <w:bottom w:val="single" w:sz="4" w:space="0" w:color="000000"/>
+            </w:tcBorders>
+          </w:tcPr>
+          <w:p>
+            <w:pPr>
+              <w:pStyle w:val="Normal"/>
+              <w:rPr>
+                <w:rFonts w:ascii="Liberation Serif" w:hAnsi="Liberation Serif"/>
+                <w:color w:val="000000"/>
+                <w:sz w:val="24"/>
+                <w:szCs w:val="24"/>
+              </w:rPr>
+            </w:pPr>
+            <w:r>
+              <w:rPr>
+                <w:rFonts w:ascii="Liberation Serif" w:hAnsi="Liberation Serif"/>
+                <w:color w:val="000000"/>
+                <w:sz w:val="24"/>
+                <w:szCs w:val="24"/>
+              </w:rPr>
+              <w:t>Token expire</w:t>
+            </w:r>
+          </w:p>
+        </w:tc>
+        <w:tc>
+          <w:tcPr>
+            <w:tcW w:w="3213" w:type="dxa"/>
+            <w:tcBorders>
+              <w:start w:val="single" w:sz="4" w:space="0" w:color="000000"/>
+              <w:bottom w:val="single" w:sz="4" w:space="0" w:color="000000"/>
+            </w:tcBorders>
+          </w:tcPr>
+          <w:p>
+            <w:pPr>
+              <w:pStyle w:val="Normal"/>
+              <w:rPr>
+                <w:rFonts w:ascii="Liberation Serif" w:hAnsi="Liberation Serif"/>
+                <w:color w:val="000000"/>
+                <w:sz w:val="24"/>
+                <w:szCs w:val="24"/>
+              </w:rPr>
+            </w:pPr>
+            <w:r>
+              <w:rPr>
+                <w:rFonts w:ascii="Liberation Serif" w:hAnsi="Liberation Serif"/>
+                <w:color w:val="000000"/>
+                <w:sz w:val="24"/>
+                <w:szCs w:val="24"/>
+              </w:rPr>
+              <w:t>Tentative d'appel API avec un token expire</w:t>
+            </w:r>
+          </w:p>
+        </w:tc>
+        <w:tc>
+          <w:tcPr>
+            <w:tcW w:w="3213" w:type="dxa"/>
+            <w:tcBorders>
+              <w:start w:val="single" w:sz="4" w:space="0" w:color="000000"/>
+              <w:bottom w:val="single" w:sz="4" w:space="0" w:color="000000"/>
+              <w:end w:val="single" w:sz="4" w:space="0" w:color="000000"/>
+            </w:tcBorders>
+          </w:tcPr>
+          <w:p>
+            <w:pPr>
+              <w:pStyle w:val="Normal"/>
+              <w:rPr>
+                <w:rFonts w:ascii="Liberation Serif" w:hAnsi="Liberation Serif"/>
+                <w:color w:val="000000"/>
+                <w:sz w:val="24"/>
+                <w:szCs w:val="24"/>
+              </w:rPr>
+            </w:pPr>
+            <w:r>
+              <w:rPr>
+                <w:rFonts w:ascii="Liberation Serif" w:hAnsi="Liberation Serif"/>
+                <w:color w:val="000000"/>
+                <w:sz w:val="24"/>
+                <w:szCs w:val="24"/>
+              </w:rPr>
+              <w:t>Retour http 401 - Redirection vers la page de connexion</w:t>
+            </w:r>
+          </w:p>
+        </w:tc>
+      </w:tr>
+      <w:tr>
+        <w:trPr/>
+        <w:tc>
+          <w:tcPr>
+            <w:tcW w:w="3212" w:type="dxa"/>
+            <w:tcBorders>
+              <w:start w:val="single" w:sz="4" w:space="0" w:color="000000"/>
+              <w:bottom w:val="single" w:sz="4" w:space="0" w:color="000000"/>
+            </w:tcBorders>
+          </w:tcPr>
+          <w:p>
+            <w:pPr>
+              <w:pStyle w:val="Normal"/>
+              <w:rPr>
+                <w:rFonts w:ascii="Liberation Serif" w:hAnsi="Liberation Serif"/>
+                <w:color w:val="000000"/>
+                <w:sz w:val="24"/>
+                <w:szCs w:val="24"/>
+              </w:rPr>
+            </w:pPr>
+            <w:r>
+              <w:rPr>
+                <w:rFonts w:ascii="Liberation Serif" w:hAnsi="Liberation Serif"/>
+                <w:color w:val="000000"/>
+                <w:sz w:val="24"/>
+                <w:szCs w:val="24"/>
+              </w:rPr>
+              <w:t>Acces page admin sans role admin</w:t>
+            </w:r>
+          </w:p>
+        </w:tc>
+        <w:tc>
+          <w:tcPr>
+            <w:tcW w:w="3213" w:type="dxa"/>
+            <w:tcBorders>
+              <w:start w:val="single" w:sz="4" w:space="0" w:color="000000"/>
+              <w:bottom w:val="single" w:sz="4" w:space="0" w:color="000000"/>
+            </w:tcBorders>
+          </w:tcPr>
+          <w:p>
+            <w:pPr>
+              <w:pStyle w:val="Normal"/>
+              <w:rPr>
+                <w:rFonts w:ascii="Liberation Serif" w:hAnsi="Liberation Serif"/>
+                <w:color w:val="000000"/>
+                <w:sz w:val="24"/>
+                <w:szCs w:val="24"/>
+              </w:rPr>
+            </w:pPr>
+            <w:r>
+              <w:rPr>
+                <w:rFonts w:ascii="Liberation Serif" w:hAnsi="Liberation Serif"/>
+                <w:color w:val="000000"/>
+                <w:sz w:val="24"/>
+                <w:szCs w:val="24"/>
+              </w:rPr>
+              <w:t>Tentative d'acces a une page d'administration avec un compte utilisateur</w:t>
+            </w:r>
+          </w:p>
+        </w:tc>
+        <w:tc>
+          <w:tcPr>
+            <w:tcW w:w="3213" w:type="dxa"/>
+            <w:tcBorders>
+              <w:start w:val="single" w:sz="4" w:space="0" w:color="000000"/>
+              <w:bottom w:val="single" w:sz="4" w:space="0" w:color="000000"/>
+              <w:end w:val="single" w:sz="4" w:space="0" w:color="000000"/>
+            </w:tcBorders>
+          </w:tcPr>
+          <w:p>
+            <w:pPr>
+              <w:pStyle w:val="Normal"/>
+              <w:rPr>
+                <w:rFonts w:ascii="Liberation Serif" w:hAnsi="Liberation Serif"/>
+                <w:color w:val="000000"/>
+                <w:sz w:val="24"/>
+                <w:szCs w:val="24"/>
+              </w:rPr>
+            </w:pPr>
+            <w:r>
+              <w:rPr>
+                <w:rFonts w:ascii="Liberation Serif" w:hAnsi="Liberation Serif"/>
+                <w:color w:val="000000"/>
+                <w:sz w:val="24"/>
+                <w:szCs w:val="24"/>
+              </w:rPr>
+              <w:t>Retour http 403 - Redirection vers la page d'accueil</w:t>
+            </w:r>
+          </w:p>
+        </w:tc>
+      </w:tr>
+      <w:tr>
+        <w:trPr/>
+        <w:tc>
+          <w:tcPr>
+            <w:tcW w:w="3212" w:type="dxa"/>
+            <w:tcBorders>
+              <w:start w:val="single" w:sz="4" w:space="0" w:color="000000"/>
+              <w:bottom w:val="single" w:sz="4" w:space="0" w:color="000000"/>
+            </w:tcBorders>
+          </w:tcPr>
+          <w:p>
+            <w:pPr>
+              <w:pStyle w:val="Normal"/>
+              <w:rPr>
+                <w:rFonts w:ascii="Liberation Serif" w:hAnsi="Liberation Serif"/>
+                <w:color w:val="000000"/>
+                <w:sz w:val="24"/>
+                <w:szCs w:val="24"/>
+              </w:rPr>
+            </w:pPr>
+            <w:r>
+              <w:rPr>
+                <w:rFonts w:ascii="Liberation Serif" w:hAnsi="Liberation Serif"/>
+                <w:color w:val="000000"/>
+                <w:sz w:val="24"/>
+                <w:szCs w:val="24"/>
+              </w:rPr>
+              <w:t>Acces a un tableau sans permission</w:t>
+            </w:r>
+          </w:p>
+        </w:tc>
+        <w:tc>
+          <w:tcPr>
+            <w:tcW w:w="3213" w:type="dxa"/>
+            <w:tcBorders>
+              <w:start w:val="single" w:sz="4" w:space="0" w:color="000000"/>
+              <w:bottom w:val="single" w:sz="4" w:space="0" w:color="000000"/>
+            </w:tcBorders>
+          </w:tcPr>
+          <w:p>
+            <w:pPr>
+              <w:pStyle w:val="Normal"/>
+              <w:rPr>
+                <w:rFonts w:ascii="Liberation Serif" w:hAnsi="Liberation Serif"/>
+                <w:color w:val="000000"/>
+                <w:sz w:val="24"/>
+                <w:szCs w:val="24"/>
+              </w:rPr>
+            </w:pPr>
+            <w:r>
+              <w:rPr>
+                <w:rFonts w:ascii="Liberation Serif" w:hAnsi="Liberation Serif"/>
+                <w:color w:val="000000"/>
+                <w:sz w:val="24"/>
+                <w:szCs w:val="24"/>
+              </w:rPr>
+              <w:t>Tentative d'acces a un tableau auquel l'utilisateur n'appartient pas</w:t>
+            </w:r>
+          </w:p>
+        </w:tc>
+        <w:tc>
+          <w:tcPr>
+            <w:tcW w:w="3213" w:type="dxa"/>
+            <w:tcBorders>
+              <w:start w:val="single" w:sz="4" w:space="0" w:color="000000"/>
+              <w:bottom w:val="single" w:sz="4" w:space="0" w:color="000000"/>
+              <w:end w:val="single" w:sz="4" w:space="0" w:color="000000"/>
+            </w:tcBorders>
+          </w:tcPr>
+          <w:p>
+            <w:pPr>
+              <w:pStyle w:val="Normal"/>
+              <w:rPr>
+                <w:rFonts w:ascii="Liberation Serif" w:hAnsi="Liberation Serif"/>
+                <w:color w:val="000000"/>
+                <w:sz w:val="24"/>
+                <w:szCs w:val="24"/>
+              </w:rPr>
+            </w:pPr>
+            <w:r>
+              <w:rPr>
+                <w:rFonts w:ascii="Liberation Serif" w:hAnsi="Liberation Serif"/>
+                <w:color w:val="000000"/>
+                <w:sz w:val="24"/>
+                <w:szCs w:val="24"/>
+              </w:rPr>
+              <w:t>Retour http 403 - Message d'erreur : Acces non autorise</w:t>
+            </w:r>
+          </w:p>
+        </w:tc>
+      </w:tr>
+    </w:tbl>
+    <w:p>
+      <w:pPr>
+        <w:pStyle w:val="Heading2"/>
+        <w:rPr>
+          <w:rFonts w:ascii="Liberation Serif" w:hAnsi="Liberation Serif"/>
+          <w:color w:val="000000"/>
+          <w:sz w:val="24"/>
+          <w:szCs w:val="24"/>
+        </w:rPr>
+      </w:pPr>
+      <w:r>
+        <w:rPr>
+          <w:rFonts w:ascii="Liberation Serif" w:hAnsi="Liberation Serif"/>
+          <w:color w:val="000000"/>
+          <w:sz w:val="24"/>
+          <w:szCs w:val="24"/>
+        </w:rPr>
+      </w:r>
+    </w:p>
+    <w:p>
+      <w:pPr>
+        <w:pStyle w:val="Heading2"/>
+        <w:rPr>
+          <w:rFonts w:ascii="Liberation Serif" w:hAnsi="Liberation Serif"/>
+          <w:b w:val="false"/>
+          <w:bCs w:val="false"/>
+          <w:color w:val="000000"/>
+          <w:sz w:val="24"/>
+          <w:szCs w:val="24"/>
+        </w:rPr>
+      </w:pPr>
+      <w:r>
+        <w:rPr>
+          <w:rFonts w:ascii="Liberation Serif" w:hAnsi="Liberation Serif"/>
+          <w:b w:val="false"/>
+          <w:bCs w:val="false"/>
+          <w:color w:val="000000"/>
+          <w:sz w:val="24"/>
+          <w:szCs w:val="24"/>
+        </w:rPr>
+        <w:t>Ressource introuvable</w:t>
+      </w:r>
+    </w:p>
+    <w:tbl>
+      <w:tblPr>
+        <w:tblW w:w="5000" w:type="pct"/>
+        <w:jc w:val="start"/>
+        <w:tblInd w:w="-5" w:type="dxa"/>
+        <w:tblLayout w:type="fixed"/>
+        <w:tblCellMar>
+          <w:top w:w="55" w:type="dxa"/>
+          <w:start w:w="55" w:type="dxa"/>
+          <w:bottom w:w="55" w:type="dxa"/>
+          <w:end w:w="55" w:type="dxa"/>
+        </w:tblCellMar>
+      </w:tblPr>
+      <w:tblGrid>
+        <w:gridCol w:w="3212"/>
+        <w:gridCol w:w="3213"/>
+        <w:gridCol w:w="3213"/>
+      </w:tblGrid>
+      <w:tr>
+        <w:trPr/>
+        <w:tc>
+          <w:tcPr>
+            <w:tcW w:w="3212" w:type="dxa"/>
+            <w:tcBorders>
+              <w:top w:val="single" w:sz="4" w:space="0" w:color="000000"/>
+              <w:start w:val="single" w:sz="4" w:space="0" w:color="000000"/>
+              <w:bottom w:val="single" w:sz="4" w:space="0" w:color="000000"/>
+            </w:tcBorders>
+          </w:tcPr>
+          <w:p>
+            <w:pPr>
+              <w:pStyle w:val="Contenudetableau"/>
+              <w:bidi w:val="0"/>
+              <w:jc w:val="start"/>
+              <w:rPr/>
+            </w:pPr>
+            <w:r>
+              <w:rPr/>
+              <w:t>Etape</w:t>
+            </w:r>
+          </w:p>
+        </w:tc>
+        <w:tc>
+          <w:tcPr>
+            <w:tcW w:w="3213" w:type="dxa"/>
+            <w:tcBorders>
+              <w:top w:val="single" w:sz="4" w:space="0" w:color="000000"/>
+              <w:start w:val="single" w:sz="4" w:space="0" w:color="000000"/>
+              <w:bottom w:val="single" w:sz="4" w:space="0" w:color="000000"/>
+            </w:tcBorders>
+          </w:tcPr>
+          <w:p>
+            <w:pPr>
+              <w:pStyle w:val="Contenudetableau"/>
+              <w:bidi w:val="0"/>
+              <w:jc w:val="start"/>
+              <w:rPr/>
+            </w:pPr>
+            <w:r>
+              <w:rPr/>
+              <w:t>Action utilisateur</w:t>
+            </w:r>
+          </w:p>
+        </w:tc>
+        <w:tc>
+          <w:tcPr>
+            <w:tcW w:w="3213" w:type="dxa"/>
+            <w:tcBorders>
+              <w:top w:val="single" w:sz="4" w:space="0" w:color="000000"/>
+              <w:start w:val="single" w:sz="4" w:space="0" w:color="000000"/>
+              <w:bottom w:val="single" w:sz="4" w:space="0" w:color="000000"/>
+              <w:end w:val="single" w:sz="4" w:space="0" w:color="000000"/>
+            </w:tcBorders>
+          </w:tcPr>
+          <w:p>
+            <w:pPr>
+              <w:pStyle w:val="Contenudetableau"/>
+              <w:bidi w:val="0"/>
+              <w:jc w:val="start"/>
+              <w:rPr/>
+            </w:pPr>
+            <w:r>
+              <w:rPr/>
+              <w:t>Réponse Api</w:t>
+            </w:r>
+          </w:p>
+        </w:tc>
+      </w:tr>
+      <w:tr>
+        <w:trPr/>
+        <w:tc>
+          <w:tcPr>
+            <w:tcW w:w="3212" w:type="dxa"/>
+            <w:tcBorders>
+              <w:start w:val="single" w:sz="4" w:space="0" w:color="000000"/>
+              <w:bottom w:val="single" w:sz="4" w:space="0" w:color="000000"/>
+            </w:tcBorders>
+          </w:tcPr>
+          <w:p>
+            <w:pPr>
+              <w:pStyle w:val="Normal"/>
+              <w:rPr>
+                <w:rFonts w:ascii="Liberation Serif" w:hAnsi="Liberation Serif"/>
+                <w:color w:val="000000"/>
+                <w:sz w:val="24"/>
+                <w:szCs w:val="24"/>
+              </w:rPr>
+            </w:pPr>
+            <w:r>
+              <w:rPr>
+                <w:rFonts w:ascii="Liberation Serif" w:hAnsi="Liberation Serif"/>
+                <w:color w:val="000000"/>
+                <w:sz w:val="24"/>
+                <w:szCs w:val="24"/>
+              </w:rPr>
+              <w:t>Acces a un tableau inexistant</w:t>
+            </w:r>
+          </w:p>
+        </w:tc>
+        <w:tc>
+          <w:tcPr>
+            <w:tcW w:w="3213" w:type="dxa"/>
+            <w:tcBorders>
+              <w:start w:val="single" w:sz="4" w:space="0" w:color="000000"/>
+              <w:bottom w:val="single" w:sz="4" w:space="0" w:color="000000"/>
+            </w:tcBorders>
+          </w:tcPr>
+          <w:p>
+            <w:pPr>
+              <w:pStyle w:val="Normal"/>
+              <w:rPr>
+                <w:rFonts w:ascii="Liberation Serif" w:hAnsi="Liberation Serif"/>
+                <w:color w:val="000000"/>
+                <w:sz w:val="24"/>
+                <w:szCs w:val="24"/>
+              </w:rPr>
+            </w:pPr>
+            <w:r>
+              <w:rPr>
+                <w:rFonts w:ascii="Liberation Serif" w:hAnsi="Liberation Serif"/>
+                <w:color w:val="000000"/>
+                <w:sz w:val="24"/>
+                <w:szCs w:val="24"/>
+              </w:rPr>
+              <w:t>Saisie d'un id de tableau inexistant dans l'URL</w:t>
+            </w:r>
+          </w:p>
+        </w:tc>
+        <w:tc>
+          <w:tcPr>
+            <w:tcW w:w="3213" w:type="dxa"/>
+            <w:tcBorders>
+              <w:start w:val="single" w:sz="4" w:space="0" w:color="000000"/>
+              <w:bottom w:val="single" w:sz="4" w:space="0" w:color="000000"/>
+              <w:end w:val="single" w:sz="4" w:space="0" w:color="000000"/>
+            </w:tcBorders>
+          </w:tcPr>
+          <w:p>
+            <w:pPr>
+              <w:pStyle w:val="Normal"/>
+              <w:rPr>
+                <w:rFonts w:ascii="Liberation Serif" w:hAnsi="Liberation Serif"/>
+                <w:color w:val="000000"/>
+                <w:sz w:val="24"/>
+                <w:szCs w:val="24"/>
+              </w:rPr>
+            </w:pPr>
+            <w:r>
+              <w:rPr>
+                <w:rFonts w:ascii="Liberation Serif" w:hAnsi="Liberation Serif"/>
+                <w:color w:val="000000"/>
+                <w:sz w:val="24"/>
+                <w:szCs w:val="24"/>
+              </w:rPr>
+              <w:t>Retour http 404 - Message d'erreur : Tableau non trouve</w:t>
+            </w:r>
+          </w:p>
+        </w:tc>
+      </w:tr>
+      <w:tr>
+        <w:trPr/>
+        <w:tc>
+          <w:tcPr>
+            <w:tcW w:w="3212" w:type="dxa"/>
+            <w:tcBorders>
+              <w:start w:val="single" w:sz="4" w:space="0" w:color="000000"/>
+              <w:bottom w:val="single" w:sz="4" w:space="0" w:color="000000"/>
+            </w:tcBorders>
+          </w:tcPr>
+          <w:p>
+            <w:pPr>
+              <w:pStyle w:val="Normal"/>
+              <w:rPr>
+                <w:rFonts w:ascii="Liberation Serif" w:hAnsi="Liberation Serif"/>
+                <w:color w:val="000000"/>
+                <w:sz w:val="24"/>
+                <w:szCs w:val="24"/>
+              </w:rPr>
+            </w:pPr>
+            <w:r>
+              <w:rPr>
+                <w:rFonts w:ascii="Liberation Serif" w:hAnsi="Liberation Serif"/>
+                <w:color w:val="000000"/>
+                <w:sz w:val="24"/>
+                <w:szCs w:val="24"/>
+              </w:rPr>
+              <w:t>Acces a une carte inexistante</w:t>
+            </w:r>
+          </w:p>
+        </w:tc>
+        <w:tc>
+          <w:tcPr>
+            <w:tcW w:w="3213" w:type="dxa"/>
+            <w:tcBorders>
+              <w:start w:val="single" w:sz="4" w:space="0" w:color="000000"/>
+              <w:bottom w:val="single" w:sz="4" w:space="0" w:color="000000"/>
+            </w:tcBorders>
+          </w:tcPr>
+          <w:p>
+            <w:pPr>
+              <w:pStyle w:val="Normal"/>
+              <w:rPr>
+                <w:rFonts w:ascii="Liberation Serif" w:hAnsi="Liberation Serif"/>
+                <w:color w:val="000000"/>
+                <w:sz w:val="24"/>
+                <w:szCs w:val="24"/>
+              </w:rPr>
+            </w:pPr>
+            <w:r>
+              <w:rPr>
+                <w:rFonts w:ascii="Liberation Serif" w:hAnsi="Liberation Serif"/>
+                <w:color w:val="000000"/>
+                <w:sz w:val="24"/>
+                <w:szCs w:val="24"/>
+              </w:rPr>
+              <w:t>Saisie d'un id de carte inexistant dans l'URL</w:t>
+            </w:r>
+          </w:p>
+        </w:tc>
+        <w:tc>
+          <w:tcPr>
+            <w:tcW w:w="3213" w:type="dxa"/>
+            <w:tcBorders>
+              <w:start w:val="single" w:sz="4" w:space="0" w:color="000000"/>
+              <w:bottom w:val="single" w:sz="4" w:space="0" w:color="000000"/>
+              <w:end w:val="single" w:sz="4" w:space="0" w:color="000000"/>
+            </w:tcBorders>
+          </w:tcPr>
+          <w:p>
+            <w:pPr>
+              <w:pStyle w:val="Normal"/>
+              <w:rPr>
+                <w:rFonts w:ascii="Liberation Serif" w:hAnsi="Liberation Serif"/>
+                <w:color w:val="000000"/>
+                <w:sz w:val="24"/>
+                <w:szCs w:val="24"/>
+              </w:rPr>
+            </w:pPr>
+            <w:r>
+              <w:rPr>
+                <w:rFonts w:ascii="Liberation Serif" w:hAnsi="Liberation Serif"/>
+                <w:color w:val="000000"/>
+                <w:sz w:val="24"/>
+                <w:szCs w:val="24"/>
+              </w:rPr>
+              <w:t>Retour http 404 - Message d'erreur : Carte non trouvee</w:t>
+            </w:r>
+          </w:p>
+        </w:tc>
+      </w:tr>
+      <w:tr>
+        <w:trPr/>
+        <w:tc>
+          <w:tcPr>
+            <w:tcW w:w="3212" w:type="dxa"/>
+            <w:tcBorders>
+              <w:start w:val="single" w:sz="4" w:space="0" w:color="000000"/>
+              <w:bottom w:val="single" w:sz="4" w:space="0" w:color="000000"/>
+            </w:tcBorders>
+          </w:tcPr>
+          <w:p>
+            <w:pPr>
+              <w:pStyle w:val="Normal"/>
+              <w:rPr>
+                <w:rFonts w:ascii="Liberation Serif" w:hAnsi="Liberation Serif"/>
+                <w:color w:val="000000"/>
+                <w:sz w:val="24"/>
+                <w:szCs w:val="24"/>
+              </w:rPr>
+            </w:pPr>
+            <w:r>
+              <w:rPr>
+                <w:rFonts w:ascii="Liberation Serif" w:hAnsi="Liberation Serif"/>
+                <w:color w:val="000000"/>
+                <w:sz w:val="24"/>
+                <w:szCs w:val="24"/>
+              </w:rPr>
+              <w:t>Acces a un utilisateur inexistant</w:t>
+            </w:r>
+          </w:p>
+        </w:tc>
+        <w:tc>
+          <w:tcPr>
+            <w:tcW w:w="3213" w:type="dxa"/>
+            <w:tcBorders>
+              <w:start w:val="single" w:sz="4" w:space="0" w:color="000000"/>
+              <w:bottom w:val="single" w:sz="4" w:space="0" w:color="000000"/>
+            </w:tcBorders>
+          </w:tcPr>
+          <w:p>
+            <w:pPr>
+              <w:pStyle w:val="Normal"/>
+              <w:rPr>
+                <w:rFonts w:ascii="Liberation Serif" w:hAnsi="Liberation Serif"/>
+                <w:color w:val="000000"/>
+                <w:sz w:val="24"/>
+                <w:szCs w:val="24"/>
+              </w:rPr>
+            </w:pPr>
+            <w:r>
+              <w:rPr>
+                <w:rFonts w:ascii="Liberation Serif" w:hAnsi="Liberation Serif"/>
+                <w:color w:val="000000"/>
+                <w:sz w:val="24"/>
+                <w:szCs w:val="24"/>
+              </w:rPr>
+              <w:t>Saisie d'un id de compte inexistant dans l'URL</w:t>
+            </w:r>
+          </w:p>
+        </w:tc>
+        <w:tc>
+          <w:tcPr>
+            <w:tcW w:w="3213" w:type="dxa"/>
+            <w:tcBorders>
+              <w:start w:val="single" w:sz="4" w:space="0" w:color="000000"/>
+              <w:bottom w:val="single" w:sz="4" w:space="0" w:color="000000"/>
+              <w:end w:val="single" w:sz="4" w:space="0" w:color="000000"/>
+            </w:tcBorders>
+          </w:tcPr>
+          <w:p>
+            <w:pPr>
+              <w:pStyle w:val="Normal"/>
+              <w:rPr>
+                <w:rFonts w:ascii="Liberation Serif" w:hAnsi="Liberation Serif"/>
+                <w:color w:val="000000"/>
+                <w:sz w:val="24"/>
+                <w:szCs w:val="24"/>
+              </w:rPr>
+            </w:pPr>
+            <w:r>
+              <w:rPr>
+                <w:rFonts w:ascii="Liberation Serif" w:hAnsi="Liberation Serif"/>
+                <w:color w:val="000000"/>
+                <w:sz w:val="24"/>
+                <w:szCs w:val="24"/>
+              </w:rPr>
+              <w:t>Retour http 404 - Message d'erreur : Compte non trouve</w:t>
+            </w:r>
+          </w:p>
+        </w:tc>
+      </w:tr>
+    </w:tbl>
+    <w:p>
+      <w:pPr>
+        <w:pStyle w:val="Heading2"/>
+        <w:rPr>
+          <w:rFonts w:ascii="Liberation Serif" w:hAnsi="Liberation Serif"/>
+          <w:color w:val="000000"/>
+          <w:sz w:val="24"/>
+          <w:szCs w:val="24"/>
+        </w:rPr>
+      </w:pPr>
+      <w:r>
+        <w:rPr>
+          <w:rFonts w:ascii="Liberation Serif" w:hAnsi="Liberation Serif"/>
+          <w:color w:val="000000"/>
+          <w:sz w:val="24"/>
+          <w:szCs w:val="24"/>
+        </w:rPr>
+      </w:r>
+    </w:p>
+    <w:p>
+      <w:pPr>
+        <w:pStyle w:val="Heading2"/>
+        <w:rPr>
+          <w:rFonts w:ascii="Liberation Serif" w:hAnsi="Liberation Serif"/>
+          <w:b w:val="false"/>
+          <w:bCs w:val="false"/>
+          <w:color w:val="000000"/>
+          <w:sz w:val="24"/>
+          <w:szCs w:val="24"/>
+        </w:rPr>
+      </w:pPr>
+      <w:r>
+        <w:rPr>
+          <w:rFonts w:ascii="Liberation Serif" w:hAnsi="Liberation Serif"/>
+          <w:b w:val="false"/>
+          <w:bCs w:val="false"/>
+          <w:color w:val="000000"/>
+          <w:sz w:val="24"/>
+          <w:szCs w:val="24"/>
+        </w:rPr>
+        <w:t>Erreurs serveur</w:t>
+      </w:r>
+    </w:p>
+    <w:tbl>
+      <w:tblPr>
+        <w:tblW w:w="5000" w:type="pct"/>
+        <w:jc w:val="start"/>
+        <w:tblInd w:w="-5" w:type="dxa"/>
+        <w:tblLayout w:type="fixed"/>
+        <w:tblCellMar>
+          <w:top w:w="55" w:type="dxa"/>
+          <w:start w:w="55" w:type="dxa"/>
+          <w:bottom w:w="55" w:type="dxa"/>
+          <w:end w:w="55" w:type="dxa"/>
+        </w:tblCellMar>
+      </w:tblPr>
+      <w:tblGrid>
+        <w:gridCol w:w="3212"/>
+        <w:gridCol w:w="3213"/>
+        <w:gridCol w:w="3213"/>
+      </w:tblGrid>
+      <w:tr>
+        <w:trPr/>
+        <w:tc>
+          <w:tcPr>
+            <w:tcW w:w="3212" w:type="dxa"/>
+            <w:tcBorders>
+              <w:top w:val="single" w:sz="4" w:space="0" w:color="000000"/>
+              <w:start w:val="single" w:sz="4" w:space="0" w:color="000000"/>
+              <w:bottom w:val="single" w:sz="4" w:space="0" w:color="000000"/>
+            </w:tcBorders>
+          </w:tcPr>
+          <w:p>
+            <w:pPr>
+              <w:pStyle w:val="Contenudetableau"/>
+              <w:bidi w:val="0"/>
+              <w:jc w:val="start"/>
+              <w:rPr/>
+            </w:pPr>
+            <w:r>
+              <w:rPr/>
+              <w:t>Etape</w:t>
+            </w:r>
+          </w:p>
+        </w:tc>
+        <w:tc>
+          <w:tcPr>
+            <w:tcW w:w="3213" w:type="dxa"/>
+            <w:tcBorders>
+              <w:top w:val="single" w:sz="4" w:space="0" w:color="000000"/>
+              <w:start w:val="single" w:sz="4" w:space="0" w:color="000000"/>
+              <w:bottom w:val="single" w:sz="4" w:space="0" w:color="000000"/>
+            </w:tcBorders>
+          </w:tcPr>
+          <w:p>
+            <w:pPr>
+              <w:pStyle w:val="Contenudetableau"/>
+              <w:bidi w:val="0"/>
+              <w:jc w:val="start"/>
+              <w:rPr/>
+            </w:pPr>
+            <w:r>
+              <w:rPr/>
+              <w:t>Action utilisateur</w:t>
+            </w:r>
+          </w:p>
+        </w:tc>
+        <w:tc>
+          <w:tcPr>
+            <w:tcW w:w="3213" w:type="dxa"/>
+            <w:tcBorders>
+              <w:top w:val="single" w:sz="4" w:space="0" w:color="000000"/>
+              <w:start w:val="single" w:sz="4" w:space="0" w:color="000000"/>
+              <w:bottom w:val="single" w:sz="4" w:space="0" w:color="000000"/>
+              <w:end w:val="single" w:sz="4" w:space="0" w:color="000000"/>
+            </w:tcBorders>
+          </w:tcPr>
+          <w:p>
+            <w:pPr>
+              <w:pStyle w:val="Contenudetableau"/>
+              <w:bidi w:val="0"/>
+              <w:jc w:val="start"/>
+              <w:rPr/>
+            </w:pPr>
+            <w:r>
+              <w:rPr/>
+              <w:t>Réponse Api</w:t>
+            </w:r>
+          </w:p>
+        </w:tc>
+      </w:tr>
+      <w:tr>
+        <w:trPr/>
+        <w:tc>
+          <w:tcPr>
+            <w:tcW w:w="3212" w:type="dxa"/>
+            <w:tcBorders>
+              <w:start w:val="single" w:sz="4" w:space="0" w:color="000000"/>
+              <w:bottom w:val="single" w:sz="4" w:space="0" w:color="000000"/>
+            </w:tcBorders>
+          </w:tcPr>
+          <w:p>
+            <w:pPr>
+              <w:pStyle w:val="Normal"/>
+              <w:rPr>
+                <w:rFonts w:ascii="Liberation Serif" w:hAnsi="Liberation Serif"/>
+                <w:color w:val="000000"/>
+                <w:sz w:val="24"/>
+                <w:szCs w:val="24"/>
+              </w:rPr>
+            </w:pPr>
+            <w:r>
+              <w:rPr>
+                <w:rFonts w:ascii="Liberation Serif" w:hAnsi="Liberation Serif"/>
+                <w:color w:val="000000"/>
+                <w:sz w:val="24"/>
+                <w:szCs w:val="24"/>
+              </w:rPr>
+              <w:t>Perte de connexion a la base de donnees</w:t>
+            </w:r>
+          </w:p>
+        </w:tc>
+        <w:tc>
+          <w:tcPr>
+            <w:tcW w:w="3213" w:type="dxa"/>
+            <w:tcBorders>
+              <w:start w:val="single" w:sz="4" w:space="0" w:color="000000"/>
+              <w:bottom w:val="single" w:sz="4" w:space="0" w:color="000000"/>
+            </w:tcBorders>
+          </w:tcPr>
+          <w:p>
+            <w:pPr>
+              <w:pStyle w:val="Normal"/>
+              <w:rPr>
+                <w:rFonts w:ascii="Liberation Serif" w:hAnsi="Liberation Serif"/>
+                <w:color w:val="000000"/>
+                <w:sz w:val="24"/>
+                <w:szCs w:val="24"/>
+              </w:rPr>
+            </w:pPr>
+            <w:r>
+              <w:rPr>
+                <w:rFonts w:ascii="Liberation Serif" w:hAnsi="Liberation Serif"/>
+                <w:color w:val="000000"/>
+                <w:sz w:val="24"/>
+                <w:szCs w:val="24"/>
+              </w:rPr>
+              <w:t>Action quelconque lors d'une indisponibilite de la base</w:t>
+            </w:r>
+          </w:p>
+        </w:tc>
+        <w:tc>
+          <w:tcPr>
+            <w:tcW w:w="3213" w:type="dxa"/>
+            <w:tcBorders>
+              <w:start w:val="single" w:sz="4" w:space="0" w:color="000000"/>
+              <w:bottom w:val="single" w:sz="4" w:space="0" w:color="000000"/>
+              <w:end w:val="single" w:sz="4" w:space="0" w:color="000000"/>
+            </w:tcBorders>
+          </w:tcPr>
+          <w:p>
+            <w:pPr>
+              <w:pStyle w:val="Normal"/>
+              <w:rPr>
+                <w:rFonts w:ascii="Liberation Serif" w:hAnsi="Liberation Serif"/>
+                <w:color w:val="000000"/>
+                <w:sz w:val="24"/>
+                <w:szCs w:val="24"/>
+              </w:rPr>
+            </w:pPr>
+            <w:r>
+              <w:rPr>
+                <w:rFonts w:ascii="Liberation Serif" w:hAnsi="Liberation Serif"/>
+                <w:color w:val="000000"/>
+                <w:sz w:val="24"/>
+                <w:szCs w:val="24"/>
+              </w:rPr>
+              <w:t>Retour http 500 - Message d'erreur : Une erreur interne est survenue, veuillez reessayer</w:t>
+            </w:r>
+          </w:p>
+        </w:tc>
+      </w:tr>
+      <w:tr>
+        <w:trPr/>
+        <w:tc>
+          <w:tcPr>
+            <w:tcW w:w="3212" w:type="dxa"/>
+            <w:tcBorders>
+              <w:start w:val="single" w:sz="4" w:space="0" w:color="000000"/>
+              <w:bottom w:val="single" w:sz="4" w:space="0" w:color="000000"/>
+            </w:tcBorders>
+          </w:tcPr>
+          <w:p>
+            <w:pPr>
+              <w:pStyle w:val="Normal"/>
+              <w:rPr>
+                <w:rFonts w:ascii="Liberation Serif" w:hAnsi="Liberation Serif"/>
+                <w:color w:val="000000"/>
+                <w:sz w:val="24"/>
+                <w:szCs w:val="24"/>
+              </w:rPr>
+            </w:pPr>
+            <w:r>
+              <w:rPr>
+                <w:rFonts w:ascii="Liberation Serif" w:hAnsi="Liberation Serif"/>
+                <w:color w:val="000000"/>
+                <w:sz w:val="24"/>
+                <w:szCs w:val="24"/>
+              </w:rPr>
+              <w:t>Timeout de requete</w:t>
+            </w:r>
+          </w:p>
+        </w:tc>
+        <w:tc>
+          <w:tcPr>
+            <w:tcW w:w="3213" w:type="dxa"/>
+            <w:tcBorders>
+              <w:start w:val="single" w:sz="4" w:space="0" w:color="000000"/>
+              <w:bottom w:val="single" w:sz="4" w:space="0" w:color="000000"/>
+            </w:tcBorders>
+          </w:tcPr>
+          <w:p>
+            <w:pPr>
+              <w:pStyle w:val="Normal"/>
+              <w:rPr>
+                <w:rFonts w:ascii="Liberation Serif" w:hAnsi="Liberation Serif"/>
+                <w:color w:val="000000"/>
+                <w:sz w:val="24"/>
+                <w:szCs w:val="24"/>
+              </w:rPr>
+            </w:pPr>
+            <w:r>
+              <w:rPr>
+                <w:rFonts w:ascii="Liberation Serif" w:hAnsi="Liberation Serif"/>
+                <w:color w:val="000000"/>
+                <w:sz w:val="24"/>
+                <w:szCs w:val="24"/>
+              </w:rPr>
+              <w:t>Action longue depassant le delai d'attente</w:t>
+            </w:r>
+          </w:p>
+        </w:tc>
+        <w:tc>
+          <w:tcPr>
+            <w:tcW w:w="3213" w:type="dxa"/>
+            <w:tcBorders>
+              <w:start w:val="single" w:sz="4" w:space="0" w:color="000000"/>
+              <w:bottom w:val="single" w:sz="4" w:space="0" w:color="000000"/>
+              <w:end w:val="single" w:sz="4" w:space="0" w:color="000000"/>
+            </w:tcBorders>
+          </w:tcPr>
+          <w:p>
+            <w:pPr>
+              <w:pStyle w:val="Normal"/>
+              <w:rPr>
+                <w:rFonts w:ascii="Liberation Serif" w:hAnsi="Liberation Serif"/>
+                <w:color w:val="000000"/>
+                <w:sz w:val="24"/>
+                <w:szCs w:val="24"/>
+              </w:rPr>
+            </w:pPr>
+            <w:r>
+              <w:rPr>
+                <w:rFonts w:ascii="Liberation Serif" w:hAnsi="Liberation Serif"/>
+                <w:color w:val="000000"/>
+                <w:sz w:val="24"/>
+                <w:szCs w:val="24"/>
+              </w:rPr>
+              <w:t>Retour http 504 - Message d'erreur : La requete a expire, veuillez reessayer</w:t>
+            </w:r>
+          </w:p>
+        </w:tc>
+      </w:tr>
+    </w:tbl>
+    <w:p>
+      <w:pPr>
+        <w:pStyle w:val="Heading2"/>
+        <w:spacing w:before="200" w:after="100"/>
+        <w:rPr>
+          <w:rFonts w:ascii="Liberation Serif" w:hAnsi="Liberation Serif"/>
+          <w:color w:val="000000"/>
+          <w:sz w:val="24"/>
+          <w:szCs w:val="24"/>
+        </w:rPr>
+      </w:pPr>
+      <w:r>
+        <w:rPr>
+          <w:rFonts w:ascii="Liberation Serif" w:hAnsi="Liberation Serif"/>
+          <w:color w:val="000000"/>
+          <w:sz w:val="24"/>
+          <w:szCs w:val="24"/>
+        </w:rPr>
       </w:r>
     </w:p>
     <w:sectPr>
@@ -18744,6 +22200,116 @@
       <w:sz w:val="24"/>
       <w:szCs w:val="24"/>
       <w:lang w:val="fr-FR" w:eastAsia="zh-CN" w:bidi="hi-IN"/>
+    </w:rPr>
+  </w:style>
+  <w:style w:type="paragraph" w:styleId="Heading1">
+    <w:name w:val="heading 1"/>
+    <w:basedOn w:val="Titre"/>
+    <w:qFormat/>
+    <w:pPr>
+      <w:numPr>
+        <w:ilvl w:val="0"/>
+        <w:numId w:val="0"/>
+      </w:numPr>
+      <w:spacing w:before="300" w:after="150"/>
+      <w:outlineLvl w:val="0"/>
+    </w:pPr>
+    <w:rPr>
+      <w:rFonts w:ascii="Arial" w:hAnsi="Arial" w:eastAsia="Arial" w:cs="Arial"/>
+      <w:b/>
+      <w:bCs/>
+      <w:color w:val="2E75B6"/>
+      <w:sz w:val="28"/>
+      <w:szCs w:val="28"/>
+    </w:rPr>
+  </w:style>
+  <w:style w:type="paragraph" w:styleId="Heading2">
+    <w:name w:val="heading 2"/>
+    <w:basedOn w:val="Titre"/>
+    <w:qFormat/>
+    <w:pPr>
+      <w:numPr>
+        <w:ilvl w:val="0"/>
+        <w:numId w:val="0"/>
+      </w:numPr>
+      <w:spacing w:before="200" w:after="100"/>
+      <w:outlineLvl w:val="1"/>
+    </w:pPr>
+    <w:rPr>
+      <w:rFonts w:ascii="Arial" w:hAnsi="Arial" w:eastAsia="Arial" w:cs="Arial"/>
+      <w:b/>
+      <w:bCs/>
+      <w:color w:val="1F5C9E"/>
+      <w:sz w:val="24"/>
+      <w:szCs w:val="24"/>
+    </w:rPr>
+  </w:style>
+  <w:style w:type="paragraph" w:styleId="Heading3">
+    <w:name w:val="heading 3"/>
+    <w:basedOn w:val="Titre"/>
+    <w:qFormat/>
+    <w:pPr/>
+    <w:rPr>
+      <w:color w:val="1F4D78"/>
+      <w:sz w:val="24"/>
+      <w:szCs w:val="24"/>
+    </w:rPr>
+  </w:style>
+  <w:style w:type="paragraph" w:styleId="Heading4">
+    <w:name w:val="heading 4"/>
+    <w:basedOn w:val="Titre"/>
+    <w:qFormat/>
+    <w:pPr/>
+    <w:rPr>
+      <w:i/>
+      <w:iCs/>
+      <w:color w:val="2E74B5"/>
+    </w:rPr>
+  </w:style>
+  <w:style w:type="paragraph" w:styleId="Heading5">
+    <w:name w:val="heading 5"/>
+    <w:basedOn w:val="Titre"/>
+    <w:qFormat/>
+    <w:pPr/>
+    <w:rPr>
+      <w:color w:val="2E74B5"/>
+    </w:rPr>
+  </w:style>
+  <w:style w:type="paragraph" w:styleId="Heading6">
+    <w:name w:val="heading 6"/>
+    <w:basedOn w:val="Titre"/>
+    <w:qFormat/>
+    <w:pPr/>
+    <w:rPr>
+      <w:color w:val="1F4D78"/>
+    </w:rPr>
+  </w:style>
+  <w:style w:type="character" w:styleId="FootnoteTextChar">
+    <w:name w:val="Footnote Text Char"/>
+    <w:qFormat/>
+    <w:rPr>
+      <w:sz w:val="20"/>
+      <w:szCs w:val="20"/>
+    </w:rPr>
+  </w:style>
+  <w:style w:type="character" w:styleId="FootnoteReference">
+    <w:name w:val="footnote reference"/>
+    <w:rPr>
+      <w:vertAlign w:val="superscript"/>
+    </w:rPr>
+  </w:style>
+  <w:style w:type="character" w:styleId="Caractresdenotedebasdepage">
+    <w:name w:val="Caractères de note de bas de page"/>
+    <w:qFormat/>
+    <w:rPr>
+      <w:vertAlign w:val="superscript"/>
+    </w:rPr>
+  </w:style>
+  <w:style w:type="character" w:styleId="Hyperlink">
+    <w:name w:val="Hyperlink"/>
+    <w:rPr>
+      <w:color w:val="0563C1"/>
+      <w:u w:val="single"/>
     </w:rPr>
   </w:style>
   <w:style w:type="paragraph" w:styleId="Titre">
@@ -18819,6 +22385,29 @@
       <w:szCs w:val="28"/>
     </w:rPr>
   </w:style>
+  <w:style w:type="paragraph" w:styleId="Contenudetableau">
+    <w:name w:val="Contenu de tableau"/>
+    <w:basedOn w:val="Normal"/>
+    <w:qFormat/>
+    <w:pPr>
+      <w:widowControl w:val="false"/>
+      <w:suppressLineNumbers/>
+    </w:pPr>
+    <w:rPr/>
+  </w:style>
+  <w:style w:type="paragraph" w:styleId="Titredetableau">
+    <w:name w:val="Titre de tableau"/>
+    <w:basedOn w:val="Contenudetableau"/>
+    <w:qFormat/>
+    <w:pPr>
+      <w:suppressLineNumbers/>
+      <w:jc w:val="center"/>
+    </w:pPr>
+    <w:rPr>
+      <w:b/>
+      <w:bCs/>
+    </w:rPr>
+  </w:style>
   <w:style w:type="paragraph" w:styleId="Contenudetableauuser">
     <w:name w:val="Contenu de tableau (user)"/>
     <w:basedOn w:val="Normal"/>
@@ -18842,27 +22431,63 @@
       <w:bCs/>
     </w:rPr>
   </w:style>
-  <w:style w:type="paragraph" w:styleId="Contenudetableau">
-    <w:name w:val="Contenu de tableau"/>
+  <w:style w:type="paragraph" w:styleId="FootnoteText">
+    <w:name w:val="footnote text"/>
     <w:basedOn w:val="Normal"/>
+    <w:pPr>
+      <w:spacing w:lineRule="auto" w:line="240" w:before="0" w:after="0"/>
+    </w:pPr>
+    <w:rPr>
+      <w:sz w:val="20"/>
+      <w:szCs w:val="20"/>
+    </w:rPr>
+  </w:style>
+  <w:style w:type="paragraph" w:styleId="ListParagraph">
+    <w:name w:val="List Paragraph"/>
     <w:qFormat/>
     <w:pPr>
-      <w:widowControl w:val="false"/>
-      <w:suppressLineNumbers/>
+      <w:widowControl/>
+      <w:bidi w:val="0"/>
+      <w:spacing w:before="0" w:after="0"/>
+      <w:jc w:val="start"/>
     </w:pPr>
-    <w:rPr/>
+    <w:rPr>
+      <w:rFonts w:ascii="Liberation Serif" w:hAnsi="Liberation Serif" w:eastAsia="NSimSun" w:cs="Lucida Sans"/>
+      <w:color w:val="auto"/>
+      <w:kern w:val="2"/>
+      <w:sz w:val="24"/>
+      <w:szCs w:val="24"/>
+      <w:lang w:val="fr-FR" w:eastAsia="zh-CN" w:bidi="hi-IN"/>
+    </w:rPr>
   </w:style>
-  <w:style w:type="paragraph" w:styleId="Titredetableau">
-    <w:name w:val="Titre de tableau"/>
-    <w:basedOn w:val="Contenudetableau"/>
+  <w:style w:type="paragraph" w:styleId="StrongEmphasis">
+    <w:name w:val="Strong Emphasis"/>
     <w:qFormat/>
     <w:pPr>
-      <w:suppressLineNumbers/>
-      <w:jc w:val="center"/>
+      <w:widowControl/>
+      <w:bidi w:val="0"/>
+      <w:spacing w:before="0" w:after="0"/>
+      <w:jc w:val="start"/>
     </w:pPr>
     <w:rPr>
+      <w:rFonts w:ascii="Liberation Serif" w:hAnsi="Liberation Serif" w:eastAsia="NSimSun" w:cs="Lucida Sans"/>
       <w:b/>
       <w:bCs/>
+      <w:color w:val="auto"/>
+      <w:kern w:val="2"/>
+      <w:sz w:val="24"/>
+      <w:szCs w:val="24"/>
+      <w:lang w:val="fr-FR" w:eastAsia="zh-CN" w:bidi="hi-IN"/>
+    </w:rPr>
+  </w:style>
+  <w:style w:type="paragraph" w:styleId="Title">
+    <w:name w:val="Title"/>
+    <w:basedOn w:val="Titre"/>
+    <w:qFormat/>
+    <w:pPr/>
+    <w:rPr>
+      <w:sz w:val="56"/>
+      <w:szCs w:val="56"/>
     </w:rPr>
   </w:style>
 </w:styles>

--- a/Documents/Plans de tests.docx
+++ b/Documents/Plans de tests.docx
@@ -45,7 +45,7 @@
           </w:tcPr>
           <w:p>
             <w:pPr>
-              <w:pStyle w:val="Contenudetableau"/>
+              <w:pStyle w:val="Contenudetableauuser"/>
               <w:bidi w:val="0"/>
               <w:jc w:val="start"/>
               <w:rPr/>
@@ -67,7 +67,7 @@
           </w:tcPr>
           <w:p>
             <w:pPr>
-              <w:pStyle w:val="Contenudetableau"/>
+              <w:pStyle w:val="Contenudetableauuser"/>
               <w:bidi w:val="0"/>
               <w:jc w:val="start"/>
               <w:rPr/>
@@ -90,7 +90,7 @@
           </w:tcPr>
           <w:p>
             <w:pPr>
-              <w:pStyle w:val="Contenudetableau"/>
+              <w:pStyle w:val="Contenudetableauuser"/>
               <w:bidi w:val="0"/>
               <w:jc w:val="start"/>
               <w:rPr/>
@@ -114,7 +114,7 @@
           </w:tcPr>
           <w:p>
             <w:pPr>
-              <w:pStyle w:val="Contenudetableau"/>
+              <w:pStyle w:val="Contenudetableauuser"/>
               <w:bidi w:val="0"/>
               <w:jc w:val="start"/>
               <w:rPr/>
@@ -135,7 +135,7 @@
           </w:tcPr>
           <w:p>
             <w:pPr>
-              <w:pStyle w:val="Contenudetableau"/>
+              <w:pStyle w:val="Contenudetableauuser"/>
               <w:bidi w:val="0"/>
               <w:jc w:val="start"/>
               <w:rPr/>
@@ -147,7 +147,7 @@
           </w:p>
           <w:p>
             <w:pPr>
-              <w:pStyle w:val="Contenudetableau"/>
+              <w:pStyle w:val="Contenudetableauuser"/>
               <w:bidi w:val="0"/>
               <w:jc w:val="start"/>
               <w:rPr/>
@@ -169,7 +169,7 @@
           </w:tcPr>
           <w:p>
             <w:pPr>
-              <w:pStyle w:val="Contenudetableau"/>
+              <w:pStyle w:val="Contenudetableauuser"/>
               <w:bidi w:val="0"/>
               <w:jc w:val="start"/>
               <w:rPr/>
@@ -193,7 +193,7 @@
           </w:tcPr>
           <w:p>
             <w:pPr>
-              <w:pStyle w:val="Contenudetableau"/>
+              <w:pStyle w:val="Contenudetableauuser"/>
               <w:widowControl w:val="false"/>
               <w:suppressLineNumbers/>
               <w:bidi w:val="0"/>
@@ -215,7 +215,7 @@
           </w:tcPr>
           <w:p>
             <w:pPr>
-              <w:pStyle w:val="Contenudetableau"/>
+              <w:pStyle w:val="Contenudetableauuser"/>
               <w:widowControl w:val="false"/>
               <w:suppressLineNumbers/>
               <w:bidi w:val="0"/>
@@ -238,7 +238,7 @@
           </w:tcPr>
           <w:p>
             <w:pPr>
-              <w:pStyle w:val="Contenudetableau"/>
+              <w:pStyle w:val="Contenudetableauuser"/>
               <w:widowControl w:val="false"/>
               <w:suppressLineNumbers/>
               <w:bidi w:val="0"/>
@@ -263,7 +263,7 @@
           </w:tcPr>
           <w:p>
             <w:pPr>
-              <w:pStyle w:val="Contenudetableau"/>
+              <w:pStyle w:val="Contenudetableauuser"/>
               <w:widowControl w:val="false"/>
               <w:suppressLineNumbers/>
               <w:bidi w:val="0"/>
@@ -285,7 +285,7 @@
           </w:tcPr>
           <w:p>
             <w:pPr>
-              <w:pStyle w:val="Contenudetableau"/>
+              <w:pStyle w:val="Contenudetableauuser"/>
               <w:widowControl w:val="false"/>
               <w:suppressLineNumbers/>
               <w:bidi w:val="0"/>
@@ -308,7 +308,7 @@
           </w:tcPr>
           <w:p>
             <w:pPr>
-              <w:pStyle w:val="Contenudetableau"/>
+              <w:pStyle w:val="Contenudetableauuser"/>
               <w:widowControl w:val="false"/>
               <w:suppressLineNumbers/>
               <w:bidi w:val="0"/>
@@ -376,7 +376,7 @@
           </w:tcPr>
           <w:p>
             <w:pPr>
-              <w:pStyle w:val="Contenudetableau"/>
+              <w:pStyle w:val="Contenudetableauuser"/>
               <w:bidi w:val="0"/>
               <w:jc w:val="start"/>
               <w:rPr/>
@@ -398,7 +398,7 @@
           </w:tcPr>
           <w:p>
             <w:pPr>
-              <w:pStyle w:val="Contenudetableau"/>
+              <w:pStyle w:val="Contenudetableauuser"/>
               <w:bidi w:val="0"/>
               <w:jc w:val="start"/>
               <w:rPr/>
@@ -421,7 +421,7 @@
           </w:tcPr>
           <w:p>
             <w:pPr>
-              <w:pStyle w:val="Contenudetableau"/>
+              <w:pStyle w:val="Contenudetableauuser"/>
               <w:bidi w:val="0"/>
               <w:jc w:val="start"/>
               <w:rPr/>
@@ -445,7 +445,7 @@
           </w:tcPr>
           <w:p>
             <w:pPr>
-              <w:pStyle w:val="Contenudetableau"/>
+              <w:pStyle w:val="Contenudetableauuser"/>
               <w:bidi w:val="0"/>
               <w:jc w:val="start"/>
               <w:rPr/>
@@ -466,7 +466,7 @@
           </w:tcPr>
           <w:p>
             <w:pPr>
-              <w:pStyle w:val="Contenudetableau"/>
+              <w:pStyle w:val="Contenudetableauuser"/>
               <w:bidi w:val="0"/>
               <w:jc w:val="start"/>
               <w:rPr/>
@@ -476,6 +476,18 @@
               <w:t>Remplissage des champs du formulaire d’inscription</w:t>
             </w:r>
           </w:p>
+          <w:p>
+            <w:pPr>
+              <w:pStyle w:val="Contenudetableauuser"/>
+              <w:bidi w:val="0"/>
+              <w:jc w:val="start"/>
+              <w:rPr/>
+            </w:pPr>
+            <w:r>
+              <w:rPr/>
+              <w:t xml:space="preserve">Requête POST </w:t>
+            </w:r>
+          </w:p>
         </w:tc>
         <w:tc>
           <w:tcPr>
@@ -488,7 +500,7 @@
           </w:tcPr>
           <w:p>
             <w:pPr>
-              <w:pStyle w:val="Contenudetableau"/>
+              <w:pStyle w:val="Contenudetableauuser"/>
               <w:bidi w:val="0"/>
               <w:jc w:val="start"/>
               <w:rPr/>
@@ -512,7 +524,7 @@
           </w:tcPr>
           <w:p>
             <w:pPr>
-              <w:pStyle w:val="Contenudetableau"/>
+              <w:pStyle w:val="Contenudetableauuser"/>
               <w:widowControl w:val="false"/>
               <w:suppressLineNumbers/>
               <w:bidi w:val="0"/>
@@ -534,7 +546,7 @@
           </w:tcPr>
           <w:p>
             <w:pPr>
-              <w:pStyle w:val="Contenudetableau"/>
+              <w:pStyle w:val="Contenudetableauuser"/>
               <w:widowControl w:val="false"/>
               <w:suppressLineNumbers/>
               <w:bidi w:val="0"/>
@@ -557,7 +569,7 @@
           </w:tcPr>
           <w:p>
             <w:pPr>
-              <w:pStyle w:val="Contenudetableau"/>
+              <w:pStyle w:val="Contenudetableauuser"/>
               <w:widowControl w:val="false"/>
               <w:suppressLineNumbers/>
               <w:bidi w:val="0"/>
@@ -625,7 +637,7 @@
           </w:tcPr>
           <w:p>
             <w:pPr>
-              <w:pStyle w:val="Contenudetableau"/>
+              <w:pStyle w:val="Contenudetableauuser"/>
               <w:bidi w:val="0"/>
               <w:jc w:val="start"/>
               <w:rPr/>
@@ -647,7 +659,7 @@
           </w:tcPr>
           <w:p>
             <w:pPr>
-              <w:pStyle w:val="Contenudetableau"/>
+              <w:pStyle w:val="Contenudetableauuser"/>
               <w:bidi w:val="0"/>
               <w:jc w:val="start"/>
               <w:rPr/>
@@ -670,7 +682,7 @@
           </w:tcPr>
           <w:p>
             <w:pPr>
-              <w:pStyle w:val="Contenudetableau"/>
+              <w:pStyle w:val="Contenudetableauuser"/>
               <w:bidi w:val="0"/>
               <w:jc w:val="start"/>
               <w:rPr/>
@@ -694,7 +706,7 @@
           </w:tcPr>
           <w:p>
             <w:pPr>
-              <w:pStyle w:val="Contenudetableau"/>
+              <w:pStyle w:val="Contenudetableauuser"/>
               <w:bidi w:val="0"/>
               <w:jc w:val="start"/>
               <w:rPr/>
@@ -715,7 +727,7 @@
           </w:tcPr>
           <w:p>
             <w:pPr>
-              <w:pStyle w:val="Contenudetableau"/>
+              <w:pStyle w:val="Contenudetableauuser"/>
               <w:bidi w:val="0"/>
               <w:jc w:val="start"/>
               <w:rPr/>
@@ -725,6 +737,18 @@
               <w:t>Connexion</w:t>
             </w:r>
           </w:p>
+          <w:p>
+            <w:pPr>
+              <w:pStyle w:val="Contenudetableauuser"/>
+              <w:bidi w:val="0"/>
+              <w:jc w:val="start"/>
+              <w:rPr/>
+            </w:pPr>
+            <w:r>
+              <w:rPr/>
+              <w:t>Requête GET</w:t>
+            </w:r>
+          </w:p>
         </w:tc>
         <w:tc>
           <w:tcPr>
@@ -737,7 +761,7 @@
           </w:tcPr>
           <w:p>
             <w:pPr>
-              <w:pStyle w:val="Contenudetableau"/>
+              <w:pStyle w:val="Contenudetableauuser"/>
               <w:bidi w:val="0"/>
               <w:jc w:val="start"/>
               <w:rPr/>
@@ -761,7 +785,7 @@
           </w:tcPr>
           <w:p>
             <w:pPr>
-              <w:pStyle w:val="Contenudetableau"/>
+              <w:pStyle w:val="Contenudetableauuser"/>
               <w:bidi w:val="0"/>
               <w:jc w:val="start"/>
               <w:rPr/>
@@ -782,7 +806,7 @@
           </w:tcPr>
           <w:p>
             <w:pPr>
-              <w:pStyle w:val="Contenudetableau"/>
+              <w:pStyle w:val="Contenudetableauuser"/>
               <w:widowControl w:val="false"/>
               <w:suppressLineNumbers/>
               <w:bidi w:val="0"/>
@@ -805,7 +829,7 @@
           </w:tcPr>
           <w:p>
             <w:pPr>
-              <w:pStyle w:val="Contenudetableau"/>
+              <w:pStyle w:val="Contenudetableauuser"/>
               <w:bidi w:val="0"/>
               <w:jc w:val="start"/>
               <w:rPr/>
@@ -872,7 +896,7 @@
           </w:tcPr>
           <w:p>
             <w:pPr>
-              <w:pStyle w:val="Contenudetableau"/>
+              <w:pStyle w:val="Contenudetableauuser"/>
               <w:bidi w:val="0"/>
               <w:jc w:val="start"/>
               <w:rPr/>
@@ -894,7 +918,7 @@
           </w:tcPr>
           <w:p>
             <w:pPr>
-              <w:pStyle w:val="Contenudetableau"/>
+              <w:pStyle w:val="Contenudetableauuser"/>
               <w:bidi w:val="0"/>
               <w:jc w:val="start"/>
               <w:rPr/>
@@ -917,7 +941,7 @@
           </w:tcPr>
           <w:p>
             <w:pPr>
-              <w:pStyle w:val="Contenudetableau"/>
+              <w:pStyle w:val="Contenudetableauuser"/>
               <w:bidi w:val="0"/>
               <w:jc w:val="start"/>
               <w:rPr/>
@@ -941,7 +965,7 @@
           </w:tcPr>
           <w:p>
             <w:pPr>
-              <w:pStyle w:val="Contenudetableau"/>
+              <w:pStyle w:val="Contenudetableauuser"/>
               <w:bidi w:val="0"/>
               <w:jc w:val="start"/>
               <w:rPr/>
@@ -962,7 +986,7 @@
           </w:tcPr>
           <w:p>
             <w:pPr>
-              <w:pStyle w:val="Contenudetableau"/>
+              <w:pStyle w:val="Contenudetableauuser"/>
               <w:bidi w:val="0"/>
               <w:jc w:val="start"/>
               <w:rPr/>
@@ -972,6 +996,18 @@
               <w:t>Connexion</w:t>
             </w:r>
           </w:p>
+          <w:p>
+            <w:pPr>
+              <w:pStyle w:val="Contenudetableauuser"/>
+              <w:bidi w:val="0"/>
+              <w:jc w:val="start"/>
+              <w:rPr/>
+            </w:pPr>
+            <w:r>
+              <w:rPr/>
+              <w:t>Requête GET</w:t>
+            </w:r>
+          </w:p>
         </w:tc>
         <w:tc>
           <w:tcPr>
@@ -984,7 +1020,7 @@
           </w:tcPr>
           <w:p>
             <w:pPr>
-              <w:pStyle w:val="Contenudetableau"/>
+              <w:pStyle w:val="Contenudetableauuser"/>
               <w:bidi w:val="0"/>
               <w:jc w:val="start"/>
               <w:rPr/>
@@ -1008,7 +1044,7 @@
           </w:tcPr>
           <w:p>
             <w:pPr>
-              <w:pStyle w:val="Contenudetableau"/>
+              <w:pStyle w:val="Contenudetableauuser"/>
               <w:bidi w:val="0"/>
               <w:jc w:val="start"/>
               <w:rPr/>
@@ -1029,7 +1065,7 @@
           </w:tcPr>
           <w:p>
             <w:pPr>
-              <w:pStyle w:val="Contenudetableau"/>
+              <w:pStyle w:val="Contenudetableauuser"/>
               <w:bidi w:val="0"/>
               <w:jc w:val="start"/>
               <w:rPr/>
@@ -1050,7 +1086,7 @@
           </w:tcPr>
           <w:p>
             <w:pPr>
-              <w:pStyle w:val="Contenudetableau"/>
+              <w:pStyle w:val="Contenudetableauuser"/>
               <w:bidi w:val="0"/>
               <w:jc w:val="start"/>
               <w:rPr/>
@@ -1117,7 +1153,7 @@
           </w:tcPr>
           <w:p>
             <w:pPr>
-              <w:pStyle w:val="Contenudetableau"/>
+              <w:pStyle w:val="Contenudetableauuser"/>
               <w:bidi w:val="0"/>
               <w:jc w:val="start"/>
               <w:rPr/>
@@ -1139,7 +1175,7 @@
           </w:tcPr>
           <w:p>
             <w:pPr>
-              <w:pStyle w:val="Contenudetableau"/>
+              <w:pStyle w:val="Contenudetableauuser"/>
               <w:bidi w:val="0"/>
               <w:jc w:val="start"/>
               <w:rPr/>
@@ -1162,7 +1198,7 @@
           </w:tcPr>
           <w:p>
             <w:pPr>
-              <w:pStyle w:val="Contenudetableau"/>
+              <w:pStyle w:val="Contenudetableauuser"/>
               <w:bidi w:val="0"/>
               <w:jc w:val="start"/>
               <w:rPr/>
@@ -1186,7 +1222,7 @@
           </w:tcPr>
           <w:p>
             <w:pPr>
-              <w:pStyle w:val="Contenudetableau"/>
+              <w:pStyle w:val="Contenudetableauuser"/>
               <w:bidi w:val="0"/>
               <w:jc w:val="start"/>
               <w:rPr/>
@@ -1207,7 +1243,7 @@
           </w:tcPr>
           <w:p>
             <w:pPr>
-              <w:pStyle w:val="Contenudetableau"/>
+              <w:pStyle w:val="Contenudetableauuser"/>
               <w:bidi w:val="0"/>
               <w:jc w:val="start"/>
               <w:rPr/>
@@ -1217,6 +1253,18 @@
               <w:t>Connexion</w:t>
             </w:r>
           </w:p>
+          <w:p>
+            <w:pPr>
+              <w:pStyle w:val="Contenudetableauuser"/>
+              <w:bidi w:val="0"/>
+              <w:jc w:val="start"/>
+              <w:rPr/>
+            </w:pPr>
+            <w:r>
+              <w:rPr/>
+              <w:t>Requête GET</w:t>
+            </w:r>
+          </w:p>
         </w:tc>
         <w:tc>
           <w:tcPr>
@@ -1229,7 +1277,7 @@
           </w:tcPr>
           <w:p>
             <w:pPr>
-              <w:pStyle w:val="Contenudetableau"/>
+              <w:pStyle w:val="Contenudetableauuser"/>
               <w:bidi w:val="0"/>
               <w:jc w:val="start"/>
               <w:rPr/>
@@ -1253,7 +1301,7 @@
           </w:tcPr>
           <w:p>
             <w:pPr>
-              <w:pStyle w:val="Contenudetableau"/>
+              <w:pStyle w:val="Contenudetableauuser"/>
               <w:bidi w:val="0"/>
               <w:jc w:val="start"/>
               <w:rPr/>
@@ -1274,7 +1322,7 @@
           </w:tcPr>
           <w:p>
             <w:pPr>
-              <w:pStyle w:val="Contenudetableau"/>
+              <w:pStyle w:val="Contenudetableauuser"/>
               <w:widowControl w:val="false"/>
               <w:suppressLineNumbers/>
               <w:bidi w:val="0"/>
@@ -1297,7 +1345,7 @@
           </w:tcPr>
           <w:p>
             <w:pPr>
-              <w:pStyle w:val="Contenudetableau"/>
+              <w:pStyle w:val="Contenudetableauuser"/>
               <w:bidi w:val="0"/>
               <w:jc w:val="start"/>
               <w:rPr/>
@@ -1321,7 +1369,7 @@
           </w:tcPr>
           <w:p>
             <w:pPr>
-              <w:pStyle w:val="Contenudetableau"/>
+              <w:pStyle w:val="Contenudetableauuser"/>
               <w:bidi w:val="0"/>
               <w:jc w:val="start"/>
               <w:rPr/>
@@ -1342,7 +1390,7 @@
           </w:tcPr>
           <w:p>
             <w:pPr>
-              <w:pStyle w:val="Contenudetableau"/>
+              <w:pStyle w:val="Contenudetableauuser"/>
               <w:bidi w:val="0"/>
               <w:jc w:val="start"/>
               <w:rPr/>
@@ -1352,6 +1400,18 @@
               <w:t>Clic sur le tableau de sa liste</w:t>
             </w:r>
           </w:p>
+          <w:p>
+            <w:pPr>
+              <w:pStyle w:val="Contenudetableauuser"/>
+              <w:bidi w:val="0"/>
+              <w:jc w:val="start"/>
+              <w:rPr/>
+            </w:pPr>
+            <w:r>
+              <w:rPr/>
+              <w:t>Requête GET</w:t>
+            </w:r>
+          </w:p>
         </w:tc>
         <w:tc>
           <w:tcPr>
@@ -1364,7 +1424,7 @@
           </w:tcPr>
           <w:p>
             <w:pPr>
-              <w:pStyle w:val="Contenudetableau"/>
+              <w:pStyle w:val="Contenudetableauuser"/>
               <w:bidi w:val="0"/>
               <w:jc w:val="start"/>
               <w:rPr/>
@@ -1464,7 +1524,7 @@
           </w:tcPr>
           <w:p>
             <w:pPr>
-              <w:pStyle w:val="Contenudetableau"/>
+              <w:pStyle w:val="Contenudetableauuser"/>
               <w:bidi w:val="0"/>
               <w:jc w:val="start"/>
               <w:rPr/>
@@ -1486,7 +1546,7 @@
           </w:tcPr>
           <w:p>
             <w:pPr>
-              <w:pStyle w:val="Contenudetableau"/>
+              <w:pStyle w:val="Contenudetableauuser"/>
               <w:bidi w:val="0"/>
               <w:jc w:val="start"/>
               <w:rPr/>
@@ -1509,7 +1569,7 @@
           </w:tcPr>
           <w:p>
             <w:pPr>
-              <w:pStyle w:val="Contenudetableau"/>
+              <w:pStyle w:val="Contenudetableauuser"/>
               <w:bidi w:val="0"/>
               <w:jc w:val="start"/>
               <w:rPr/>
@@ -1533,7 +1593,7 @@
           </w:tcPr>
           <w:p>
             <w:pPr>
-              <w:pStyle w:val="Contenudetableau"/>
+              <w:pStyle w:val="Contenudetableauuser"/>
               <w:bidi w:val="0"/>
               <w:jc w:val="start"/>
               <w:rPr/>
@@ -1554,7 +1614,7 @@
           </w:tcPr>
           <w:p>
             <w:pPr>
-              <w:pStyle w:val="Contenudetableau"/>
+              <w:pStyle w:val="Contenudetableauuser"/>
               <w:bidi w:val="0"/>
               <w:jc w:val="start"/>
               <w:rPr/>
@@ -1564,6 +1624,18 @@
               <w:t>Connexion</w:t>
             </w:r>
           </w:p>
+          <w:p>
+            <w:pPr>
+              <w:pStyle w:val="Contenudetableauuser"/>
+              <w:bidi w:val="0"/>
+              <w:jc w:val="start"/>
+              <w:rPr/>
+            </w:pPr>
+            <w:r>
+              <w:rPr/>
+              <w:t>Requête GET</w:t>
+            </w:r>
+          </w:p>
         </w:tc>
         <w:tc>
           <w:tcPr>
@@ -1576,7 +1648,7 @@
           </w:tcPr>
           <w:p>
             <w:pPr>
-              <w:pStyle w:val="Contenudetableau"/>
+              <w:pStyle w:val="Contenudetableauuser"/>
               <w:bidi w:val="0"/>
               <w:jc w:val="start"/>
               <w:rPr/>
@@ -1600,7 +1672,7 @@
           </w:tcPr>
           <w:p>
             <w:pPr>
-              <w:pStyle w:val="Contenudetableau"/>
+              <w:pStyle w:val="Contenudetableauuser"/>
               <w:bidi w:val="0"/>
               <w:jc w:val="start"/>
               <w:rPr/>
@@ -1621,7 +1693,7 @@
           </w:tcPr>
           <w:p>
             <w:pPr>
-              <w:pStyle w:val="Contenudetableau"/>
+              <w:pStyle w:val="Contenudetableauuser"/>
               <w:widowControl w:val="false"/>
               <w:suppressLineNumbers/>
               <w:bidi w:val="0"/>
@@ -1644,7 +1716,7 @@
           </w:tcPr>
           <w:p>
             <w:pPr>
-              <w:pStyle w:val="Contenudetableau"/>
+              <w:pStyle w:val="Contenudetableauuser"/>
               <w:bidi w:val="0"/>
               <w:jc w:val="start"/>
               <w:rPr/>
@@ -1668,7 +1740,7 @@
           </w:tcPr>
           <w:p>
             <w:pPr>
-              <w:pStyle w:val="Contenudetableau"/>
+              <w:pStyle w:val="Contenudetableauuser"/>
               <w:bidi w:val="0"/>
               <w:jc w:val="start"/>
               <w:rPr/>
@@ -1689,7 +1761,7 @@
           </w:tcPr>
           <w:p>
             <w:pPr>
-              <w:pStyle w:val="Contenudetableau"/>
+              <w:pStyle w:val="Contenudetableauuser"/>
               <w:bidi w:val="0"/>
               <w:jc w:val="start"/>
               <w:rPr/>
@@ -1699,6 +1771,18 @@
               <w:t>Clic sur le tableau de sa liste</w:t>
             </w:r>
           </w:p>
+          <w:p>
+            <w:pPr>
+              <w:pStyle w:val="Contenudetableauuser"/>
+              <w:bidi w:val="0"/>
+              <w:jc w:val="start"/>
+              <w:rPr/>
+            </w:pPr>
+            <w:r>
+              <w:rPr/>
+              <w:t>Requête GET</w:t>
+            </w:r>
+          </w:p>
         </w:tc>
         <w:tc>
           <w:tcPr>
@@ -1711,7 +1795,7 @@
           </w:tcPr>
           <w:p>
             <w:pPr>
-              <w:pStyle w:val="Contenudetableau"/>
+              <w:pStyle w:val="Contenudetableauuser"/>
               <w:bidi w:val="0"/>
               <w:jc w:val="start"/>
               <w:rPr/>
@@ -1735,7 +1819,7 @@
           </w:tcPr>
           <w:p>
             <w:pPr>
-              <w:pStyle w:val="Contenudetableau"/>
+              <w:pStyle w:val="Contenudetableauuser"/>
               <w:bidi w:val="0"/>
               <w:jc w:val="start"/>
               <w:rPr/>
@@ -1756,7 +1840,7 @@
           </w:tcPr>
           <w:p>
             <w:pPr>
-              <w:pStyle w:val="Contenudetableau"/>
+              <w:pStyle w:val="Contenudetableauuser"/>
               <w:bidi w:val="0"/>
               <w:jc w:val="start"/>
               <w:rPr/>
@@ -1766,6 +1850,18 @@
               <w:t>Clic sur la carte</w:t>
             </w:r>
           </w:p>
+          <w:p>
+            <w:pPr>
+              <w:pStyle w:val="Contenudetableauuser"/>
+              <w:bidi w:val="0"/>
+              <w:jc w:val="start"/>
+              <w:rPr/>
+            </w:pPr>
+            <w:r>
+              <w:rPr/>
+              <w:t>Requête GET</w:t>
+            </w:r>
+          </w:p>
         </w:tc>
         <w:tc>
           <w:tcPr>
@@ -1778,7 +1874,7 @@
           </w:tcPr>
           <w:p>
             <w:pPr>
-              <w:pStyle w:val="Contenudetableau"/>
+              <w:pStyle w:val="Contenudetableauuser"/>
               <w:bidi w:val="0"/>
               <w:jc w:val="start"/>
               <w:rPr/>
@@ -1845,7 +1941,7 @@
           </w:tcPr>
           <w:p>
             <w:pPr>
-              <w:pStyle w:val="Contenudetableau"/>
+              <w:pStyle w:val="Contenudetableauuser"/>
               <w:bidi w:val="0"/>
               <w:jc w:val="start"/>
               <w:rPr/>
@@ -1867,7 +1963,7 @@
           </w:tcPr>
           <w:p>
             <w:pPr>
-              <w:pStyle w:val="Contenudetableau"/>
+              <w:pStyle w:val="Contenudetableauuser"/>
               <w:bidi w:val="0"/>
               <w:jc w:val="start"/>
               <w:rPr/>
@@ -1890,7 +1986,7 @@
           </w:tcPr>
           <w:p>
             <w:pPr>
-              <w:pStyle w:val="Contenudetableau"/>
+              <w:pStyle w:val="Contenudetableauuser"/>
               <w:bidi w:val="0"/>
               <w:jc w:val="start"/>
               <w:rPr/>
@@ -1914,7 +2010,7 @@
           </w:tcPr>
           <w:p>
             <w:pPr>
-              <w:pStyle w:val="Contenudetableau"/>
+              <w:pStyle w:val="Contenudetableauuser"/>
               <w:bidi w:val="0"/>
               <w:jc w:val="start"/>
               <w:rPr/>
@@ -1935,7 +2031,7 @@
           </w:tcPr>
           <w:p>
             <w:pPr>
-              <w:pStyle w:val="Contenudetableau"/>
+              <w:pStyle w:val="Contenudetableauuser"/>
               <w:bidi w:val="0"/>
               <w:jc w:val="start"/>
               <w:rPr/>
@@ -1945,6 +2041,18 @@
               <w:t>Connexion</w:t>
             </w:r>
           </w:p>
+          <w:p>
+            <w:pPr>
+              <w:pStyle w:val="Contenudetableauuser"/>
+              <w:bidi w:val="0"/>
+              <w:jc w:val="start"/>
+              <w:rPr/>
+            </w:pPr>
+            <w:r>
+              <w:rPr/>
+              <w:t>Requête GET</w:t>
+            </w:r>
+          </w:p>
         </w:tc>
         <w:tc>
           <w:tcPr>
@@ -1957,7 +2065,7 @@
           </w:tcPr>
           <w:p>
             <w:pPr>
-              <w:pStyle w:val="Contenudetableau"/>
+              <w:pStyle w:val="Contenudetableauuser"/>
               <w:bidi w:val="0"/>
               <w:jc w:val="start"/>
               <w:rPr/>
@@ -1981,7 +2089,7 @@
           </w:tcPr>
           <w:p>
             <w:pPr>
-              <w:pStyle w:val="Contenudetableau"/>
+              <w:pStyle w:val="Contenudetableauuser"/>
               <w:bidi w:val="0"/>
               <w:jc w:val="start"/>
               <w:rPr/>
@@ -2002,7 +2110,7 @@
           </w:tcPr>
           <w:p>
             <w:pPr>
-              <w:pStyle w:val="Contenudetableau"/>
+              <w:pStyle w:val="Contenudetableauuser"/>
               <w:widowControl w:val="false"/>
               <w:suppressLineNumbers/>
               <w:bidi w:val="0"/>
@@ -2025,7 +2133,7 @@
           </w:tcPr>
           <w:p>
             <w:pPr>
-              <w:pStyle w:val="Contenudetableau"/>
+              <w:pStyle w:val="Contenudetableauuser"/>
               <w:bidi w:val="0"/>
               <w:jc w:val="start"/>
               <w:rPr/>
@@ -2049,7 +2157,7 @@
           </w:tcPr>
           <w:p>
             <w:pPr>
-              <w:pStyle w:val="Contenudetableau"/>
+              <w:pStyle w:val="Contenudetableauuser"/>
               <w:bidi w:val="0"/>
               <w:jc w:val="start"/>
               <w:rPr/>
@@ -2070,7 +2178,7 @@
           </w:tcPr>
           <w:p>
             <w:pPr>
-              <w:pStyle w:val="Contenudetableau"/>
+              <w:pStyle w:val="Contenudetableauuser"/>
               <w:bidi w:val="0"/>
               <w:jc w:val="start"/>
               <w:rPr/>
@@ -2080,6 +2188,18 @@
               <w:t>Clic sur le tableau de sa liste</w:t>
             </w:r>
           </w:p>
+          <w:p>
+            <w:pPr>
+              <w:pStyle w:val="Contenudetableauuser"/>
+              <w:bidi w:val="0"/>
+              <w:jc w:val="start"/>
+              <w:rPr/>
+            </w:pPr>
+            <w:r>
+              <w:rPr/>
+              <w:t>Requête GET</w:t>
+            </w:r>
+          </w:p>
         </w:tc>
         <w:tc>
           <w:tcPr>
@@ -2092,7 +2212,7 @@
           </w:tcPr>
           <w:p>
             <w:pPr>
-              <w:pStyle w:val="Contenudetableau"/>
+              <w:pStyle w:val="Contenudetableauuser"/>
               <w:bidi w:val="0"/>
               <w:jc w:val="start"/>
               <w:rPr/>
@@ -2116,7 +2236,7 @@
           </w:tcPr>
           <w:p>
             <w:pPr>
-              <w:pStyle w:val="Contenudetableau"/>
+              <w:pStyle w:val="Contenudetableauuser"/>
               <w:bidi w:val="0"/>
               <w:jc w:val="start"/>
               <w:rPr/>
@@ -2137,7 +2257,7 @@
           </w:tcPr>
           <w:p>
             <w:pPr>
-              <w:pStyle w:val="Contenudetableau"/>
+              <w:pStyle w:val="Contenudetableauuser"/>
               <w:bidi w:val="0"/>
               <w:jc w:val="start"/>
               <w:rPr/>
@@ -2147,6 +2267,18 @@
               <w:t>Clic sur le bouton Logs</w:t>
             </w:r>
           </w:p>
+          <w:p>
+            <w:pPr>
+              <w:pStyle w:val="Contenudetableauuser"/>
+              <w:bidi w:val="0"/>
+              <w:jc w:val="start"/>
+              <w:rPr/>
+            </w:pPr>
+            <w:r>
+              <w:rPr/>
+              <w:t>Requête GET</w:t>
+            </w:r>
+          </w:p>
         </w:tc>
         <w:tc>
           <w:tcPr>
@@ -2159,7 +2291,7 @@
           </w:tcPr>
           <w:p>
             <w:pPr>
-              <w:pStyle w:val="Contenudetableau"/>
+              <w:pStyle w:val="Contenudetableauuser"/>
               <w:bidi w:val="0"/>
               <w:jc w:val="start"/>
               <w:rPr/>
@@ -2226,7 +2358,7 @@
           </w:tcPr>
           <w:p>
             <w:pPr>
-              <w:pStyle w:val="Contenudetableau"/>
+              <w:pStyle w:val="Contenudetableauuser"/>
               <w:bidi w:val="0"/>
               <w:jc w:val="start"/>
               <w:rPr/>
@@ -2248,7 +2380,7 @@
           </w:tcPr>
           <w:p>
             <w:pPr>
-              <w:pStyle w:val="Contenudetableau"/>
+              <w:pStyle w:val="Contenudetableauuser"/>
               <w:bidi w:val="0"/>
               <w:jc w:val="start"/>
               <w:rPr/>
@@ -2271,7 +2403,7 @@
           </w:tcPr>
           <w:p>
             <w:pPr>
-              <w:pStyle w:val="Contenudetableau"/>
+              <w:pStyle w:val="Contenudetableauuser"/>
               <w:bidi w:val="0"/>
               <w:jc w:val="start"/>
               <w:rPr/>
@@ -2295,7 +2427,7 @@
           </w:tcPr>
           <w:p>
             <w:pPr>
-              <w:pStyle w:val="Contenudetableau"/>
+              <w:pStyle w:val="Contenudetableauuser"/>
               <w:bidi w:val="0"/>
               <w:jc w:val="start"/>
               <w:rPr/>
@@ -2316,7 +2448,7 @@
           </w:tcPr>
           <w:p>
             <w:pPr>
-              <w:pStyle w:val="Contenudetableau"/>
+              <w:pStyle w:val="Contenudetableauuser"/>
               <w:bidi w:val="0"/>
               <w:jc w:val="start"/>
               <w:rPr/>
@@ -2326,6 +2458,18 @@
               <w:t>Connexion</w:t>
             </w:r>
           </w:p>
+          <w:p>
+            <w:pPr>
+              <w:pStyle w:val="Contenudetableauuser"/>
+              <w:bidi w:val="0"/>
+              <w:jc w:val="start"/>
+              <w:rPr/>
+            </w:pPr>
+            <w:r>
+              <w:rPr/>
+              <w:t>Requête GET</w:t>
+            </w:r>
+          </w:p>
         </w:tc>
         <w:tc>
           <w:tcPr>
@@ -2338,7 +2482,7 @@
           </w:tcPr>
           <w:p>
             <w:pPr>
-              <w:pStyle w:val="Contenudetableau"/>
+              <w:pStyle w:val="Contenudetableauuser"/>
               <w:bidi w:val="0"/>
               <w:jc w:val="start"/>
               <w:rPr/>
@@ -2362,7 +2506,7 @@
           </w:tcPr>
           <w:p>
             <w:pPr>
-              <w:pStyle w:val="Contenudetableau"/>
+              <w:pStyle w:val="Contenudetableauuser"/>
               <w:bidi w:val="0"/>
               <w:jc w:val="start"/>
               <w:rPr/>
@@ -2383,7 +2527,7 @@
           </w:tcPr>
           <w:p>
             <w:pPr>
-              <w:pStyle w:val="Contenudetableau"/>
+              <w:pStyle w:val="Contenudetableauuser"/>
               <w:widowControl w:val="false"/>
               <w:suppressLineNumbers/>
               <w:bidi w:val="0"/>
@@ -2406,7 +2550,7 @@
           </w:tcPr>
           <w:p>
             <w:pPr>
-              <w:pStyle w:val="Contenudetableau"/>
+              <w:pStyle w:val="Contenudetableauuser"/>
               <w:bidi w:val="0"/>
               <w:jc w:val="start"/>
               <w:rPr/>
@@ -2430,7 +2574,7 @@
           </w:tcPr>
           <w:p>
             <w:pPr>
-              <w:pStyle w:val="Contenudetableau"/>
+              <w:pStyle w:val="Contenudetableauuser"/>
               <w:bidi w:val="0"/>
               <w:jc w:val="start"/>
               <w:rPr/>
@@ -2451,7 +2595,7 @@
           </w:tcPr>
           <w:p>
             <w:pPr>
-              <w:pStyle w:val="Contenudetableau"/>
+              <w:pStyle w:val="Contenudetableauuser"/>
               <w:bidi w:val="0"/>
               <w:jc w:val="start"/>
               <w:rPr/>
@@ -2461,6 +2605,18 @@
               <w:t>Clic sur le bouton Logs</w:t>
             </w:r>
           </w:p>
+          <w:p>
+            <w:pPr>
+              <w:pStyle w:val="Contenudetableauuser"/>
+              <w:bidi w:val="0"/>
+              <w:jc w:val="start"/>
+              <w:rPr/>
+            </w:pPr>
+            <w:r>
+              <w:rPr/>
+              <w:t>Requête GET</w:t>
+            </w:r>
+          </w:p>
         </w:tc>
         <w:tc>
           <w:tcPr>
@@ -2473,7 +2629,7 @@
           </w:tcPr>
           <w:p>
             <w:pPr>
-              <w:pStyle w:val="Contenudetableau"/>
+              <w:pStyle w:val="Contenudetableauuser"/>
               <w:bidi w:val="0"/>
               <w:jc w:val="start"/>
               <w:rPr/>
@@ -2650,7 +2806,7 @@
           </w:tcPr>
           <w:p>
             <w:pPr>
-              <w:pStyle w:val="Contenudetableau"/>
+              <w:pStyle w:val="Contenudetableauuser"/>
               <w:bidi w:val="0"/>
               <w:jc w:val="start"/>
               <w:rPr/>
@@ -2672,7 +2828,7 @@
           </w:tcPr>
           <w:p>
             <w:pPr>
-              <w:pStyle w:val="Contenudetableau"/>
+              <w:pStyle w:val="Contenudetableauuser"/>
               <w:bidi w:val="0"/>
               <w:jc w:val="start"/>
               <w:rPr/>
@@ -2695,7 +2851,7 @@
           </w:tcPr>
           <w:p>
             <w:pPr>
-              <w:pStyle w:val="Contenudetableau"/>
+              <w:pStyle w:val="Contenudetableauuser"/>
               <w:bidi w:val="0"/>
               <w:jc w:val="start"/>
               <w:rPr/>
@@ -2719,7 +2875,7 @@
           </w:tcPr>
           <w:p>
             <w:pPr>
-              <w:pStyle w:val="Contenudetableau"/>
+              <w:pStyle w:val="Contenudetableauuser"/>
               <w:bidi w:val="0"/>
               <w:jc w:val="start"/>
               <w:rPr/>
@@ -2740,7 +2896,7 @@
           </w:tcPr>
           <w:p>
             <w:pPr>
-              <w:pStyle w:val="Contenudetableau"/>
+              <w:pStyle w:val="Contenudetableauuser"/>
               <w:bidi w:val="0"/>
               <w:jc w:val="start"/>
               <w:rPr/>
@@ -2750,6 +2906,18 @@
               <w:t>Connexion</w:t>
             </w:r>
           </w:p>
+          <w:p>
+            <w:pPr>
+              <w:pStyle w:val="Contenudetableauuser"/>
+              <w:bidi w:val="0"/>
+              <w:jc w:val="start"/>
+              <w:rPr/>
+            </w:pPr>
+            <w:r>
+              <w:rPr/>
+              <w:t>Requête GET</w:t>
+            </w:r>
+          </w:p>
         </w:tc>
         <w:tc>
           <w:tcPr>
@@ -2762,7 +2930,7 @@
           </w:tcPr>
           <w:p>
             <w:pPr>
-              <w:pStyle w:val="Contenudetableau"/>
+              <w:pStyle w:val="Contenudetableauuser"/>
               <w:bidi w:val="0"/>
               <w:jc w:val="start"/>
               <w:rPr/>
@@ -2786,7 +2954,7 @@
           </w:tcPr>
           <w:p>
             <w:pPr>
-              <w:pStyle w:val="Contenudetableau"/>
+              <w:pStyle w:val="Contenudetableauuser"/>
               <w:bidi w:val="0"/>
               <w:jc w:val="start"/>
               <w:rPr/>
@@ -2807,7 +2975,7 @@
           </w:tcPr>
           <w:p>
             <w:pPr>
-              <w:pStyle w:val="Contenudetableau"/>
+              <w:pStyle w:val="Contenudetableauuser"/>
               <w:widowControl w:val="false"/>
               <w:suppressLineNumbers/>
               <w:bidi w:val="0"/>
@@ -2830,7 +2998,7 @@
           </w:tcPr>
           <w:p>
             <w:pPr>
-              <w:pStyle w:val="Contenudetableau"/>
+              <w:pStyle w:val="Contenudetableauuser"/>
               <w:bidi w:val="0"/>
               <w:jc w:val="start"/>
               <w:rPr/>
@@ -2854,7 +3022,7 @@
           </w:tcPr>
           <w:p>
             <w:pPr>
-              <w:pStyle w:val="Contenudetableau"/>
+              <w:pStyle w:val="Contenudetableauuser"/>
               <w:bidi w:val="0"/>
               <w:jc w:val="start"/>
               <w:rPr/>
@@ -2875,7 +3043,7 @@
           </w:tcPr>
           <w:p>
             <w:pPr>
-              <w:pStyle w:val="Contenudetableau"/>
+              <w:pStyle w:val="Contenudetableauuser"/>
               <w:bidi w:val="0"/>
               <w:jc w:val="start"/>
               <w:rPr/>
@@ -2885,6 +3053,18 @@
               <w:t>Clic sur le bouton Mon compte</w:t>
             </w:r>
           </w:p>
+          <w:p>
+            <w:pPr>
+              <w:pStyle w:val="Contenudetableauuser"/>
+              <w:bidi w:val="0"/>
+              <w:jc w:val="start"/>
+              <w:rPr/>
+            </w:pPr>
+            <w:r>
+              <w:rPr/>
+              <w:t>Requête GET</w:t>
+            </w:r>
+          </w:p>
         </w:tc>
         <w:tc>
           <w:tcPr>
@@ -2897,7 +3077,7 @@
           </w:tcPr>
           <w:p>
             <w:pPr>
-              <w:pStyle w:val="Contenudetableau"/>
+              <w:pStyle w:val="Contenudetableauuser"/>
               <w:bidi w:val="0"/>
               <w:jc w:val="start"/>
               <w:rPr/>
@@ -2964,7 +3144,7 @@
           </w:tcPr>
           <w:p>
             <w:pPr>
-              <w:pStyle w:val="Contenudetableau"/>
+              <w:pStyle w:val="Contenudetableauuser"/>
               <w:bidi w:val="0"/>
               <w:jc w:val="start"/>
               <w:rPr/>
@@ -2986,7 +3166,7 @@
           </w:tcPr>
           <w:p>
             <w:pPr>
-              <w:pStyle w:val="Contenudetableau"/>
+              <w:pStyle w:val="Contenudetableauuser"/>
               <w:bidi w:val="0"/>
               <w:jc w:val="start"/>
               <w:rPr/>
@@ -3009,7 +3189,7 @@
           </w:tcPr>
           <w:p>
             <w:pPr>
-              <w:pStyle w:val="Contenudetableau"/>
+              <w:pStyle w:val="Contenudetableauuser"/>
               <w:bidi w:val="0"/>
               <w:jc w:val="start"/>
               <w:rPr/>
@@ -3076,6 +3256,18 @@
               <w:t>Connexion avec les identifiants bosswaza</w:t>
             </w:r>
           </w:p>
+          <w:p>
+            <w:pPr>
+              <w:pStyle w:val="Contenudetableauuser"/>
+              <w:bidi w:val="0"/>
+              <w:jc w:val="start"/>
+              <w:rPr/>
+            </w:pPr>
+            <w:r>
+              <w:rPr/>
+              <w:t>Requête GET</w:t>
+            </w:r>
+          </w:p>
         </w:tc>
         <w:tc>
           <w:tcPr>
@@ -3244,6 +3436,18 @@
               <w:t>Clic sur le tableau</w:t>
             </w:r>
           </w:p>
+          <w:p>
+            <w:pPr>
+              <w:pStyle w:val="Contenudetableauuser"/>
+              <w:bidi w:val="0"/>
+              <w:jc w:val="start"/>
+              <w:rPr/>
+            </w:pPr>
+            <w:r>
+              <w:rPr/>
+              <w:t>Requête GET</w:t>
+            </w:r>
+          </w:p>
         </w:tc>
         <w:tc>
           <w:tcPr>
@@ -3329,6 +3533,18 @@
               <w:t>Clic sur la carte</w:t>
             </w:r>
           </w:p>
+          <w:p>
+            <w:pPr>
+              <w:pStyle w:val="Contenudetableauuser"/>
+              <w:bidi w:val="0"/>
+              <w:jc w:val="start"/>
+              <w:rPr/>
+            </w:pPr>
+            <w:r>
+              <w:rPr/>
+              <w:t>Requête GET</w:t>
+            </w:r>
+          </w:p>
         </w:tc>
         <w:tc>
           <w:tcPr>
@@ -3412,6 +3628,18 @@
                 <w:szCs w:val="24"/>
               </w:rPr>
               <w:t>Clic sur le document associé à la carte</w:t>
+            </w:r>
+          </w:p>
+          <w:p>
+            <w:pPr>
+              <w:pStyle w:val="Contenudetableauuser"/>
+              <w:bidi w:val="0"/>
+              <w:jc w:val="start"/>
+              <w:rPr/>
+            </w:pPr>
+            <w:r>
+              <w:rPr/>
+              <w:t>Requête GET</w:t>
             </w:r>
           </w:p>
         </w:tc>
@@ -3521,7 +3749,7 @@
           </w:tcPr>
           <w:p>
             <w:pPr>
-              <w:pStyle w:val="Contenudetableau"/>
+              <w:pStyle w:val="Contenudetableauuser"/>
               <w:bidi w:val="0"/>
               <w:jc w:val="start"/>
               <w:rPr/>
@@ -3543,7 +3771,7 @@
           </w:tcPr>
           <w:p>
             <w:pPr>
-              <w:pStyle w:val="Contenudetableau"/>
+              <w:pStyle w:val="Contenudetableauuser"/>
               <w:bidi w:val="0"/>
               <w:jc w:val="start"/>
               <w:rPr/>
@@ -3566,7 +3794,7 @@
           </w:tcPr>
           <w:p>
             <w:pPr>
-              <w:pStyle w:val="Contenudetableau"/>
+              <w:pStyle w:val="Contenudetableauuser"/>
               <w:bidi w:val="0"/>
               <w:jc w:val="start"/>
               <w:rPr/>
@@ -3590,7 +3818,7 @@
           </w:tcPr>
           <w:p>
             <w:pPr>
-              <w:pStyle w:val="Contenudetableau"/>
+              <w:pStyle w:val="Contenudetableauuser"/>
               <w:bidi w:val="0"/>
               <w:jc w:val="start"/>
               <w:rPr/>
@@ -3611,7 +3839,7 @@
           </w:tcPr>
           <w:p>
             <w:pPr>
-              <w:pStyle w:val="Contenudetableau"/>
+              <w:pStyle w:val="Contenudetableauuser"/>
               <w:bidi w:val="0"/>
               <w:jc w:val="start"/>
               <w:rPr/>
@@ -3621,6 +3849,18 @@
               <w:t>Connexion</w:t>
             </w:r>
           </w:p>
+          <w:p>
+            <w:pPr>
+              <w:pStyle w:val="Contenudetableauuser"/>
+              <w:bidi w:val="0"/>
+              <w:jc w:val="start"/>
+              <w:rPr/>
+            </w:pPr>
+            <w:r>
+              <w:rPr/>
+              <w:t>Requête GET</w:t>
+            </w:r>
+          </w:p>
         </w:tc>
         <w:tc>
           <w:tcPr>
@@ -3633,7 +3873,7 @@
           </w:tcPr>
           <w:p>
             <w:pPr>
-              <w:pStyle w:val="Contenudetableau"/>
+              <w:pStyle w:val="Contenudetableauuser"/>
               <w:bidi w:val="0"/>
               <w:jc w:val="start"/>
               <w:rPr/>
@@ -3657,7 +3897,7 @@
           </w:tcPr>
           <w:p>
             <w:pPr>
-              <w:pStyle w:val="Contenudetableau"/>
+              <w:pStyle w:val="Contenudetableauuser"/>
               <w:bidi w:val="0"/>
               <w:jc w:val="start"/>
               <w:rPr/>
@@ -3678,7 +3918,7 @@
           </w:tcPr>
           <w:p>
             <w:pPr>
-              <w:pStyle w:val="Contenudetableau"/>
+              <w:pStyle w:val="Contenudetableauuser"/>
               <w:widowControl w:val="false"/>
               <w:suppressLineNumbers/>
               <w:bidi w:val="0"/>
@@ -3701,7 +3941,7 @@
           </w:tcPr>
           <w:p>
             <w:pPr>
-              <w:pStyle w:val="Contenudetableau"/>
+              <w:pStyle w:val="Contenudetableauuser"/>
               <w:bidi w:val="0"/>
               <w:jc w:val="start"/>
               <w:rPr/>
@@ -3725,7 +3965,7 @@
           </w:tcPr>
           <w:p>
             <w:pPr>
-              <w:pStyle w:val="Contenudetableau"/>
+              <w:pStyle w:val="Contenudetableauuser"/>
               <w:bidi w:val="0"/>
               <w:jc w:val="start"/>
               <w:rPr/>
@@ -3746,7 +3986,7 @@
           </w:tcPr>
           <w:p>
             <w:pPr>
-              <w:pStyle w:val="Contenudetableau"/>
+              <w:pStyle w:val="Contenudetableauuser"/>
               <w:bidi w:val="0"/>
               <w:jc w:val="start"/>
               <w:rPr/>
@@ -3756,6 +3996,18 @@
               <w:t>Clic sur le bouton Mon compte</w:t>
             </w:r>
           </w:p>
+          <w:p>
+            <w:pPr>
+              <w:pStyle w:val="Contenudetableauuser"/>
+              <w:bidi w:val="0"/>
+              <w:jc w:val="start"/>
+              <w:rPr/>
+            </w:pPr>
+            <w:r>
+              <w:rPr/>
+              <w:t>Requête GET</w:t>
+            </w:r>
+          </w:p>
         </w:tc>
         <w:tc>
           <w:tcPr>
@@ -3768,7 +4020,7 @@
           </w:tcPr>
           <w:p>
             <w:pPr>
-              <w:pStyle w:val="Contenudetableau"/>
+              <w:pStyle w:val="Contenudetableauuser"/>
               <w:bidi w:val="0"/>
               <w:jc w:val="start"/>
               <w:rPr/>
@@ -3792,7 +4044,7 @@
           </w:tcPr>
           <w:p>
             <w:pPr>
-              <w:pStyle w:val="Contenudetableau"/>
+              <w:pStyle w:val="Contenudetableauuser"/>
               <w:bidi w:val="0"/>
               <w:jc w:val="start"/>
               <w:rPr/>
@@ -3813,7 +4065,7 @@
           </w:tcPr>
           <w:p>
             <w:pPr>
-              <w:pStyle w:val="Contenudetableau"/>
+              <w:pStyle w:val="Contenudetableauuser"/>
               <w:bidi w:val="0"/>
               <w:jc w:val="start"/>
               <w:rPr/>
@@ -3823,6 +4075,18 @@
               <w:t>Clic sur le bouton Statistique</w:t>
             </w:r>
           </w:p>
+          <w:p>
+            <w:pPr>
+              <w:pStyle w:val="Contenudetableauuser"/>
+              <w:bidi w:val="0"/>
+              <w:jc w:val="start"/>
+              <w:rPr/>
+            </w:pPr>
+            <w:r>
+              <w:rPr/>
+              <w:t>Requête GET</w:t>
+            </w:r>
+          </w:p>
         </w:tc>
         <w:tc>
           <w:tcPr>
@@ -3835,7 +4099,7 @@
           </w:tcPr>
           <w:p>
             <w:pPr>
-              <w:pStyle w:val="Contenudetableau"/>
+              <w:pStyle w:val="Contenudetableauuser"/>
               <w:bidi w:val="0"/>
               <w:jc w:val="start"/>
               <w:rPr/>
@@ -3913,7 +4177,7 @@
           </w:tcPr>
           <w:p>
             <w:pPr>
-              <w:pStyle w:val="Contenudetableau"/>
+              <w:pStyle w:val="Contenudetableauuser"/>
               <w:bidi w:val="0"/>
               <w:jc w:val="start"/>
               <w:rPr/>
@@ -3935,7 +4199,7 @@
           </w:tcPr>
           <w:p>
             <w:pPr>
-              <w:pStyle w:val="Contenudetableau"/>
+              <w:pStyle w:val="Contenudetableauuser"/>
               <w:bidi w:val="0"/>
               <w:jc w:val="start"/>
               <w:rPr/>
@@ -3958,7 +4222,7 @@
           </w:tcPr>
           <w:p>
             <w:pPr>
-              <w:pStyle w:val="Contenudetableau"/>
+              <w:pStyle w:val="Contenudetableauuser"/>
               <w:bidi w:val="0"/>
               <w:jc w:val="start"/>
               <w:rPr/>
@@ -3982,7 +4246,7 @@
           </w:tcPr>
           <w:p>
             <w:pPr>
-              <w:pStyle w:val="Contenudetableau"/>
+              <w:pStyle w:val="Contenudetableauuser"/>
               <w:bidi w:val="0"/>
               <w:jc w:val="start"/>
               <w:rPr/>
@@ -4003,7 +4267,7 @@
           </w:tcPr>
           <w:p>
             <w:pPr>
-              <w:pStyle w:val="Contenudetableau"/>
+              <w:pStyle w:val="Contenudetableauuser"/>
               <w:bidi w:val="0"/>
               <w:jc w:val="start"/>
               <w:rPr/>
@@ -4013,6 +4277,18 @@
               <w:t>Connexion</w:t>
             </w:r>
           </w:p>
+          <w:p>
+            <w:pPr>
+              <w:pStyle w:val="Contenudetableauuser"/>
+              <w:bidi w:val="0"/>
+              <w:jc w:val="start"/>
+              <w:rPr/>
+            </w:pPr>
+            <w:r>
+              <w:rPr/>
+              <w:t>Requête GET</w:t>
+            </w:r>
+          </w:p>
         </w:tc>
         <w:tc>
           <w:tcPr>
@@ -4025,7 +4301,7 @@
           </w:tcPr>
           <w:p>
             <w:pPr>
-              <w:pStyle w:val="Contenudetableau"/>
+              <w:pStyle w:val="Contenudetableauuser"/>
               <w:bidi w:val="0"/>
               <w:jc w:val="start"/>
               <w:rPr/>
@@ -4049,7 +4325,7 @@
           </w:tcPr>
           <w:p>
             <w:pPr>
-              <w:pStyle w:val="Contenudetableau"/>
+              <w:pStyle w:val="Contenudetableauuser"/>
               <w:bidi w:val="0"/>
               <w:jc w:val="start"/>
               <w:rPr/>
@@ -4070,7 +4346,7 @@
           </w:tcPr>
           <w:p>
             <w:pPr>
-              <w:pStyle w:val="Contenudetableau"/>
+              <w:pStyle w:val="Contenudetableauuser"/>
               <w:widowControl w:val="false"/>
               <w:suppressLineNumbers/>
               <w:bidi w:val="0"/>
@@ -4093,7 +4369,7 @@
           </w:tcPr>
           <w:p>
             <w:pPr>
-              <w:pStyle w:val="Contenudetableau"/>
+              <w:pStyle w:val="Contenudetableauuser"/>
               <w:bidi w:val="0"/>
               <w:jc w:val="start"/>
               <w:rPr/>
@@ -4117,7 +4393,7 @@
           </w:tcPr>
           <w:p>
             <w:pPr>
-              <w:pStyle w:val="Contenudetableau"/>
+              <w:pStyle w:val="Contenudetableauuser"/>
               <w:bidi w:val="0"/>
               <w:jc w:val="start"/>
               <w:rPr/>
@@ -4138,7 +4414,7 @@
           </w:tcPr>
           <w:p>
             <w:pPr>
-              <w:pStyle w:val="Contenudetableau"/>
+              <w:pStyle w:val="Contenudetableauuser"/>
               <w:bidi w:val="0"/>
               <w:jc w:val="start"/>
               <w:rPr/>
@@ -4148,6 +4424,18 @@
               <w:t>Clic sur le tableau de sa liste</w:t>
             </w:r>
           </w:p>
+          <w:p>
+            <w:pPr>
+              <w:pStyle w:val="Contenudetableauuser"/>
+              <w:bidi w:val="0"/>
+              <w:jc w:val="start"/>
+              <w:rPr/>
+            </w:pPr>
+            <w:r>
+              <w:rPr/>
+              <w:t>Requête GET</w:t>
+            </w:r>
+          </w:p>
         </w:tc>
         <w:tc>
           <w:tcPr>
@@ -4160,7 +4448,7 @@
           </w:tcPr>
           <w:p>
             <w:pPr>
-              <w:pStyle w:val="Contenudetableau"/>
+              <w:pStyle w:val="Contenudetableauuser"/>
               <w:bidi w:val="0"/>
               <w:jc w:val="start"/>
               <w:rPr/>
@@ -4184,7 +4472,7 @@
           </w:tcPr>
           <w:p>
             <w:pPr>
-              <w:pStyle w:val="Contenudetableau"/>
+              <w:pStyle w:val="Contenudetableauuser"/>
               <w:bidi w:val="0"/>
               <w:jc w:val="start"/>
               <w:rPr/>
@@ -4205,7 +4493,7 @@
           </w:tcPr>
           <w:p>
             <w:pPr>
-              <w:pStyle w:val="Contenudetableau"/>
+              <w:pStyle w:val="Contenudetableauuser"/>
               <w:bidi w:val="0"/>
               <w:jc w:val="start"/>
               <w:rPr/>
@@ -4215,6 +4503,18 @@
               <w:t>Déplacement de la carte</w:t>
             </w:r>
           </w:p>
+          <w:p>
+            <w:pPr>
+              <w:pStyle w:val="Contenudetableauuser"/>
+              <w:bidi w:val="0"/>
+              <w:jc w:val="start"/>
+              <w:rPr/>
+            </w:pPr>
+            <w:r>
+              <w:rPr/>
+              <w:t>Requête PATCH</w:t>
+            </w:r>
+          </w:p>
         </w:tc>
         <w:tc>
           <w:tcPr>
@@ -4227,7 +4527,7 @@
           </w:tcPr>
           <w:p>
             <w:pPr>
-              <w:pStyle w:val="Contenudetableau"/>
+              <w:pStyle w:val="Contenudetableauuser"/>
               <w:bidi w:val="0"/>
               <w:jc w:val="start"/>
               <w:rPr/>
@@ -4294,7 +4594,7 @@
           </w:tcPr>
           <w:p>
             <w:pPr>
-              <w:pStyle w:val="Contenudetableau"/>
+              <w:pStyle w:val="Contenudetableauuser"/>
               <w:bidi w:val="0"/>
               <w:jc w:val="start"/>
               <w:rPr/>
@@ -4316,7 +4616,7 @@
           </w:tcPr>
           <w:p>
             <w:pPr>
-              <w:pStyle w:val="Contenudetableau"/>
+              <w:pStyle w:val="Contenudetableauuser"/>
               <w:bidi w:val="0"/>
               <w:jc w:val="start"/>
               <w:rPr/>
@@ -4339,7 +4639,7 @@
           </w:tcPr>
           <w:p>
             <w:pPr>
-              <w:pStyle w:val="Contenudetableau"/>
+              <w:pStyle w:val="Contenudetableauuser"/>
               <w:bidi w:val="0"/>
               <w:jc w:val="start"/>
               <w:rPr/>
@@ -4363,7 +4663,7 @@
           </w:tcPr>
           <w:p>
             <w:pPr>
-              <w:pStyle w:val="Contenudetableau"/>
+              <w:pStyle w:val="Contenudetableauuser"/>
               <w:bidi w:val="0"/>
               <w:jc w:val="start"/>
               <w:rPr/>
@@ -4384,7 +4684,7 @@
           </w:tcPr>
           <w:p>
             <w:pPr>
-              <w:pStyle w:val="Contenudetableau"/>
+              <w:pStyle w:val="Contenudetableauuser"/>
               <w:bidi w:val="0"/>
               <w:jc w:val="start"/>
               <w:rPr/>
@@ -4394,6 +4694,18 @@
               <w:t>Connexion</w:t>
             </w:r>
           </w:p>
+          <w:p>
+            <w:pPr>
+              <w:pStyle w:val="Contenudetableauuser"/>
+              <w:bidi w:val="0"/>
+              <w:jc w:val="start"/>
+              <w:rPr/>
+            </w:pPr>
+            <w:r>
+              <w:rPr/>
+              <w:t>Requête GET</w:t>
+            </w:r>
+          </w:p>
         </w:tc>
         <w:tc>
           <w:tcPr>
@@ -4406,7 +4718,7 @@
           </w:tcPr>
           <w:p>
             <w:pPr>
-              <w:pStyle w:val="Contenudetableau"/>
+              <w:pStyle w:val="Contenudetableauuser"/>
               <w:bidi w:val="0"/>
               <w:jc w:val="start"/>
               <w:rPr/>
@@ -4430,7 +4742,7 @@
           </w:tcPr>
           <w:p>
             <w:pPr>
-              <w:pStyle w:val="Contenudetableau"/>
+              <w:pStyle w:val="Contenudetableauuser"/>
               <w:bidi w:val="0"/>
               <w:jc w:val="start"/>
               <w:rPr/>
@@ -4451,7 +4763,7 @@
           </w:tcPr>
           <w:p>
             <w:pPr>
-              <w:pStyle w:val="Contenudetableau"/>
+              <w:pStyle w:val="Contenudetableauuser"/>
               <w:widowControl w:val="false"/>
               <w:suppressLineNumbers/>
               <w:bidi w:val="0"/>
@@ -4474,7 +4786,7 @@
           </w:tcPr>
           <w:p>
             <w:pPr>
-              <w:pStyle w:val="Contenudetableau"/>
+              <w:pStyle w:val="Contenudetableauuser"/>
               <w:bidi w:val="0"/>
               <w:jc w:val="start"/>
               <w:rPr/>
@@ -4498,7 +4810,7 @@
           </w:tcPr>
           <w:p>
             <w:pPr>
-              <w:pStyle w:val="Contenudetableau"/>
+              <w:pStyle w:val="Contenudetableauuser"/>
               <w:bidi w:val="0"/>
               <w:jc w:val="start"/>
               <w:rPr/>
@@ -4519,7 +4831,7 @@
           </w:tcPr>
           <w:p>
             <w:pPr>
-              <w:pStyle w:val="Contenudetableau"/>
+              <w:pStyle w:val="Contenudetableauuser"/>
               <w:bidi w:val="0"/>
               <w:jc w:val="start"/>
               <w:rPr/>
@@ -4529,6 +4841,18 @@
               <w:t>Clic sur le tableau de sa liste</w:t>
             </w:r>
           </w:p>
+          <w:p>
+            <w:pPr>
+              <w:pStyle w:val="Contenudetableauuser"/>
+              <w:bidi w:val="0"/>
+              <w:jc w:val="start"/>
+              <w:rPr/>
+            </w:pPr>
+            <w:r>
+              <w:rPr/>
+              <w:t>Requête GET</w:t>
+            </w:r>
+          </w:p>
         </w:tc>
         <w:tc>
           <w:tcPr>
@@ -4541,7 +4865,7 @@
           </w:tcPr>
           <w:p>
             <w:pPr>
-              <w:pStyle w:val="Contenudetableau"/>
+              <w:pStyle w:val="Contenudetableauuser"/>
               <w:bidi w:val="0"/>
               <w:jc w:val="start"/>
               <w:rPr/>
@@ -4565,7 +4889,7 @@
           </w:tcPr>
           <w:p>
             <w:pPr>
-              <w:pStyle w:val="Contenudetableau"/>
+              <w:pStyle w:val="Contenudetableauuser"/>
               <w:bidi w:val="0"/>
               <w:jc w:val="start"/>
               <w:rPr/>
@@ -4586,7 +4910,7 @@
           </w:tcPr>
           <w:p>
             <w:pPr>
-              <w:pStyle w:val="Contenudetableau"/>
+              <w:pStyle w:val="Contenudetableauuser"/>
               <w:bidi w:val="0"/>
               <w:jc w:val="start"/>
               <w:rPr/>
@@ -4596,6 +4920,18 @@
               <w:t>Déplacement de la carte</w:t>
             </w:r>
           </w:p>
+          <w:p>
+            <w:pPr>
+              <w:pStyle w:val="Contenudetableauuser"/>
+              <w:bidi w:val="0"/>
+              <w:jc w:val="start"/>
+              <w:rPr/>
+            </w:pPr>
+            <w:r>
+              <w:rPr/>
+              <w:t>Requête PATCH</w:t>
+            </w:r>
+          </w:p>
         </w:tc>
         <w:tc>
           <w:tcPr>
@@ -4608,7 +4944,7 @@
           </w:tcPr>
           <w:p>
             <w:pPr>
-              <w:pStyle w:val="Contenudetableau"/>
+              <w:pStyle w:val="Contenudetableauuser"/>
               <w:bidi w:val="0"/>
               <w:jc w:val="start"/>
               <w:rPr/>
@@ -4675,7 +5011,7 @@
           </w:tcPr>
           <w:p>
             <w:pPr>
-              <w:pStyle w:val="Contenudetableau"/>
+              <w:pStyle w:val="Contenudetableauuser"/>
               <w:bidi w:val="0"/>
               <w:jc w:val="start"/>
               <w:rPr/>
@@ -4697,7 +5033,7 @@
           </w:tcPr>
           <w:p>
             <w:pPr>
-              <w:pStyle w:val="Contenudetableau"/>
+              <w:pStyle w:val="Contenudetableauuser"/>
               <w:bidi w:val="0"/>
               <w:jc w:val="start"/>
               <w:rPr/>
@@ -4720,7 +5056,7 @@
           </w:tcPr>
           <w:p>
             <w:pPr>
-              <w:pStyle w:val="Contenudetableau"/>
+              <w:pStyle w:val="Contenudetableauuser"/>
               <w:bidi w:val="0"/>
               <w:jc w:val="start"/>
               <w:rPr/>
@@ -4744,7 +5080,7 @@
           </w:tcPr>
           <w:p>
             <w:pPr>
-              <w:pStyle w:val="Contenudetableau"/>
+              <w:pStyle w:val="Contenudetableauuser"/>
               <w:bidi w:val="0"/>
               <w:jc w:val="start"/>
               <w:rPr/>
@@ -4765,7 +5101,7 @@
           </w:tcPr>
           <w:p>
             <w:pPr>
-              <w:pStyle w:val="Contenudetableau"/>
+              <w:pStyle w:val="Contenudetableauuser"/>
               <w:bidi w:val="0"/>
               <w:jc w:val="start"/>
               <w:rPr/>
@@ -4775,6 +5111,18 @@
               <w:t>Connexion</w:t>
             </w:r>
           </w:p>
+          <w:p>
+            <w:pPr>
+              <w:pStyle w:val="Contenudetableauuser"/>
+              <w:bidi w:val="0"/>
+              <w:jc w:val="start"/>
+              <w:rPr/>
+            </w:pPr>
+            <w:r>
+              <w:rPr/>
+              <w:t>Requête GET</w:t>
+            </w:r>
+          </w:p>
         </w:tc>
         <w:tc>
           <w:tcPr>
@@ -4787,7 +5135,7 @@
           </w:tcPr>
           <w:p>
             <w:pPr>
-              <w:pStyle w:val="Contenudetableau"/>
+              <w:pStyle w:val="Contenudetableauuser"/>
               <w:bidi w:val="0"/>
               <w:jc w:val="start"/>
               <w:rPr/>
@@ -4811,7 +5159,7 @@
           </w:tcPr>
           <w:p>
             <w:pPr>
-              <w:pStyle w:val="Contenudetableau"/>
+              <w:pStyle w:val="Contenudetableauuser"/>
               <w:bidi w:val="0"/>
               <w:jc w:val="start"/>
               <w:rPr/>
@@ -4832,7 +5180,7 @@
           </w:tcPr>
           <w:p>
             <w:pPr>
-              <w:pStyle w:val="Contenudetableau"/>
+              <w:pStyle w:val="Contenudetableauuser"/>
               <w:widowControl w:val="false"/>
               <w:suppressLineNumbers/>
               <w:bidi w:val="0"/>
@@ -4855,7 +5203,7 @@
           </w:tcPr>
           <w:p>
             <w:pPr>
-              <w:pStyle w:val="Contenudetableau"/>
+              <w:pStyle w:val="Contenudetableauuser"/>
               <w:bidi w:val="0"/>
               <w:jc w:val="start"/>
               <w:rPr/>
@@ -4879,7 +5227,7 @@
           </w:tcPr>
           <w:p>
             <w:pPr>
-              <w:pStyle w:val="Contenudetableau"/>
+              <w:pStyle w:val="Contenudetableauuser"/>
               <w:bidi w:val="0"/>
               <w:jc w:val="start"/>
               <w:rPr/>
@@ -4900,7 +5248,7 @@
           </w:tcPr>
           <w:p>
             <w:pPr>
-              <w:pStyle w:val="Contenudetableau"/>
+              <w:pStyle w:val="Contenudetableauuser"/>
               <w:bidi w:val="0"/>
               <w:jc w:val="start"/>
               <w:rPr/>
@@ -4910,6 +5258,18 @@
               <w:t>Clic sur le tableau de sa liste</w:t>
             </w:r>
           </w:p>
+          <w:p>
+            <w:pPr>
+              <w:pStyle w:val="Contenudetableauuser"/>
+              <w:bidi w:val="0"/>
+              <w:jc w:val="start"/>
+              <w:rPr/>
+            </w:pPr>
+            <w:r>
+              <w:rPr/>
+              <w:t>Requête GET</w:t>
+            </w:r>
+          </w:p>
         </w:tc>
         <w:tc>
           <w:tcPr>
@@ -4922,7 +5282,7 @@
           </w:tcPr>
           <w:p>
             <w:pPr>
-              <w:pStyle w:val="Contenudetableau"/>
+              <w:pStyle w:val="Contenudetableauuser"/>
               <w:bidi w:val="0"/>
               <w:jc w:val="start"/>
               <w:rPr/>
@@ -4946,7 +5306,7 @@
           </w:tcPr>
           <w:p>
             <w:pPr>
-              <w:pStyle w:val="Contenudetableau"/>
+              <w:pStyle w:val="Contenudetableauuser"/>
               <w:bidi w:val="0"/>
               <w:jc w:val="start"/>
               <w:rPr/>
@@ -4967,7 +5327,7 @@
           </w:tcPr>
           <w:p>
             <w:pPr>
-              <w:pStyle w:val="Contenudetableau"/>
+              <w:pStyle w:val="Contenudetableauuser"/>
               <w:bidi w:val="0"/>
               <w:jc w:val="start"/>
               <w:rPr/>
@@ -4977,6 +5337,18 @@
               <w:t>Déplacement de la liste</w:t>
             </w:r>
           </w:p>
+          <w:p>
+            <w:pPr>
+              <w:pStyle w:val="Contenudetableauuser"/>
+              <w:bidi w:val="0"/>
+              <w:jc w:val="start"/>
+              <w:rPr/>
+            </w:pPr>
+            <w:r>
+              <w:rPr/>
+              <w:t>Requête PATCH</w:t>
+            </w:r>
+          </w:p>
         </w:tc>
         <w:tc>
           <w:tcPr>
@@ -4989,7 +5361,7 @@
           </w:tcPr>
           <w:p>
             <w:pPr>
-              <w:pStyle w:val="Contenudetableau"/>
+              <w:pStyle w:val="Contenudetableauuser"/>
               <w:bidi w:val="0"/>
               <w:jc w:val="start"/>
               <w:rPr/>
@@ -5122,7 +5494,7 @@
           </w:tcPr>
           <w:p>
             <w:pPr>
-              <w:pStyle w:val="Contenudetableau"/>
+              <w:pStyle w:val="Contenudetableauuser"/>
               <w:bidi w:val="0"/>
               <w:jc w:val="start"/>
               <w:rPr/>
@@ -5144,7 +5516,7 @@
           </w:tcPr>
           <w:p>
             <w:pPr>
-              <w:pStyle w:val="Contenudetableau"/>
+              <w:pStyle w:val="Contenudetableauuser"/>
               <w:bidi w:val="0"/>
               <w:jc w:val="start"/>
               <w:rPr/>
@@ -5167,7 +5539,7 @@
           </w:tcPr>
           <w:p>
             <w:pPr>
-              <w:pStyle w:val="Contenudetableau"/>
+              <w:pStyle w:val="Contenudetableauuser"/>
               <w:bidi w:val="0"/>
               <w:jc w:val="start"/>
               <w:rPr/>
@@ -5191,7 +5563,7 @@
           </w:tcPr>
           <w:p>
             <w:pPr>
-              <w:pStyle w:val="Contenudetableau"/>
+              <w:pStyle w:val="Contenudetableauuser"/>
               <w:bidi w:val="0"/>
               <w:jc w:val="start"/>
               <w:rPr/>
@@ -5212,7 +5584,7 @@
           </w:tcPr>
           <w:p>
             <w:pPr>
-              <w:pStyle w:val="Contenudetableau"/>
+              <w:pStyle w:val="Contenudetableauuser"/>
               <w:bidi w:val="0"/>
               <w:jc w:val="start"/>
               <w:rPr/>
@@ -5222,6 +5594,18 @@
               <w:t>Connexion</w:t>
             </w:r>
           </w:p>
+          <w:p>
+            <w:pPr>
+              <w:pStyle w:val="Contenudetableauuser"/>
+              <w:bidi w:val="0"/>
+              <w:jc w:val="start"/>
+              <w:rPr/>
+            </w:pPr>
+            <w:r>
+              <w:rPr/>
+              <w:t>Requête GET</w:t>
+            </w:r>
+          </w:p>
         </w:tc>
         <w:tc>
           <w:tcPr>
@@ -5234,7 +5618,7 @@
           </w:tcPr>
           <w:p>
             <w:pPr>
-              <w:pStyle w:val="Contenudetableau"/>
+              <w:pStyle w:val="Contenudetableauuser"/>
               <w:bidi w:val="0"/>
               <w:jc w:val="start"/>
               <w:rPr/>
@@ -5258,7 +5642,7 @@
           </w:tcPr>
           <w:p>
             <w:pPr>
-              <w:pStyle w:val="Contenudetableau"/>
+              <w:pStyle w:val="Contenudetableauuser"/>
               <w:bidi w:val="0"/>
               <w:jc w:val="start"/>
               <w:rPr/>
@@ -5279,7 +5663,7 @@
           </w:tcPr>
           <w:p>
             <w:pPr>
-              <w:pStyle w:val="Contenudetableau"/>
+              <w:pStyle w:val="Contenudetableauuser"/>
               <w:widowControl w:val="false"/>
               <w:suppressLineNumbers/>
               <w:bidi w:val="0"/>
@@ -5302,7 +5686,7 @@
           </w:tcPr>
           <w:p>
             <w:pPr>
-              <w:pStyle w:val="Contenudetableau"/>
+              <w:pStyle w:val="Contenudetableauuser"/>
               <w:bidi w:val="0"/>
               <w:jc w:val="start"/>
               <w:rPr/>
@@ -5326,7 +5710,7 @@
           </w:tcPr>
           <w:p>
             <w:pPr>
-              <w:pStyle w:val="Contenudetableau"/>
+              <w:pStyle w:val="Contenudetableauuser"/>
               <w:bidi w:val="0"/>
               <w:jc w:val="start"/>
               <w:rPr/>
@@ -5347,7 +5731,7 @@
           </w:tcPr>
           <w:p>
             <w:pPr>
-              <w:pStyle w:val="Contenudetableau"/>
+              <w:pStyle w:val="Contenudetableauuser"/>
               <w:bidi w:val="0"/>
               <w:jc w:val="start"/>
               <w:rPr/>
@@ -5357,6 +5741,18 @@
               <w:t>Clic sur le bouton Mon compte</w:t>
             </w:r>
           </w:p>
+          <w:p>
+            <w:pPr>
+              <w:pStyle w:val="Contenudetableauuser"/>
+              <w:bidi w:val="0"/>
+              <w:jc w:val="start"/>
+              <w:rPr/>
+            </w:pPr>
+            <w:r>
+              <w:rPr/>
+              <w:t>Requête GET</w:t>
+            </w:r>
+          </w:p>
         </w:tc>
         <w:tc>
           <w:tcPr>
@@ -5369,7 +5765,7 @@
           </w:tcPr>
           <w:p>
             <w:pPr>
-              <w:pStyle w:val="Contenudetableau"/>
+              <w:pStyle w:val="Contenudetableauuser"/>
               <w:bidi w:val="0"/>
               <w:jc w:val="start"/>
               <w:rPr/>
@@ -5395,7 +5791,7 @@
           </w:tcPr>
           <w:p>
             <w:pPr>
-              <w:pStyle w:val="Contenudetableau"/>
+              <w:pStyle w:val="Contenudetableauuser"/>
               <w:bidi w:val="0"/>
               <w:jc w:val="start"/>
               <w:rPr/>
@@ -5416,7 +5812,7 @@
           </w:tcPr>
           <w:p>
             <w:pPr>
-              <w:pStyle w:val="Contenudetableau"/>
+              <w:pStyle w:val="Contenudetableauuser"/>
               <w:bidi w:val="0"/>
               <w:jc w:val="start"/>
               <w:rPr/>
@@ -5426,6 +5822,18 @@
               <w:t>Clic sur le bouton modifier le profil</w:t>
             </w:r>
           </w:p>
+          <w:p>
+            <w:pPr>
+              <w:pStyle w:val="Contenudetableauuser"/>
+              <w:bidi w:val="0"/>
+              <w:jc w:val="start"/>
+              <w:rPr/>
+            </w:pPr>
+            <w:r>
+              <w:rPr/>
+              <w:t>Requête GET</w:t>
+            </w:r>
+          </w:p>
         </w:tc>
         <w:tc>
           <w:tcPr>
@@ -5438,7 +5846,7 @@
           </w:tcPr>
           <w:p>
             <w:pPr>
-              <w:pStyle w:val="Contenudetableau"/>
+              <w:pStyle w:val="Contenudetableauuser"/>
               <w:bidi w:val="0"/>
               <w:jc w:val="start"/>
               <w:rPr/>
@@ -5464,7 +5872,7 @@
           </w:tcPr>
           <w:p>
             <w:pPr>
-              <w:pStyle w:val="Contenudetableau"/>
+              <w:pStyle w:val="Contenudetableauuser"/>
               <w:bidi w:val="0"/>
               <w:jc w:val="start"/>
               <w:rPr/>
@@ -5485,7 +5893,7 @@
           </w:tcPr>
           <w:p>
             <w:pPr>
-              <w:pStyle w:val="Contenudetableau"/>
+              <w:pStyle w:val="Contenudetableauuser"/>
               <w:bidi w:val="0"/>
               <w:jc w:val="start"/>
               <w:rPr/>
@@ -5495,6 +5903,18 @@
               <w:t>Clic sur le bouton confirmer</w:t>
             </w:r>
           </w:p>
+          <w:p>
+            <w:pPr>
+              <w:pStyle w:val="Contenudetableauuser"/>
+              <w:bidi w:val="0"/>
+              <w:jc w:val="start"/>
+              <w:rPr/>
+            </w:pPr>
+            <w:r>
+              <w:rPr/>
+              <w:t>Requête POST</w:t>
+            </w:r>
+          </w:p>
         </w:tc>
         <w:tc>
           <w:tcPr>
@@ -5507,7 +5927,7 @@
           </w:tcPr>
           <w:p>
             <w:pPr>
-              <w:pStyle w:val="Contenudetableau"/>
+              <w:pStyle w:val="Contenudetableauuser"/>
               <w:bidi w:val="0"/>
               <w:jc w:val="start"/>
               <w:rPr/>
@@ -5574,7 +5994,7 @@
           </w:tcPr>
           <w:p>
             <w:pPr>
-              <w:pStyle w:val="Contenudetableau"/>
+              <w:pStyle w:val="Contenudetableauuser"/>
               <w:bidi w:val="0"/>
               <w:jc w:val="start"/>
               <w:rPr/>
@@ -5596,7 +6016,7 @@
           </w:tcPr>
           <w:p>
             <w:pPr>
-              <w:pStyle w:val="Contenudetableau"/>
+              <w:pStyle w:val="Contenudetableauuser"/>
               <w:bidi w:val="0"/>
               <w:jc w:val="start"/>
               <w:rPr/>
@@ -5619,7 +6039,7 @@
           </w:tcPr>
           <w:p>
             <w:pPr>
-              <w:pStyle w:val="Contenudetableau"/>
+              <w:pStyle w:val="Contenudetableauuser"/>
               <w:bidi w:val="0"/>
               <w:jc w:val="start"/>
               <w:rPr/>
@@ -5643,7 +6063,7 @@
           </w:tcPr>
           <w:p>
             <w:pPr>
-              <w:pStyle w:val="Contenudetableau"/>
+              <w:pStyle w:val="Contenudetableauuser"/>
               <w:bidi w:val="0"/>
               <w:jc w:val="start"/>
               <w:rPr/>
@@ -5664,7 +6084,7 @@
           </w:tcPr>
           <w:p>
             <w:pPr>
-              <w:pStyle w:val="Contenudetableau"/>
+              <w:pStyle w:val="Contenudetableauuser"/>
               <w:bidi w:val="0"/>
               <w:jc w:val="start"/>
               <w:rPr/>
@@ -5674,6 +6094,18 @@
               <w:t>Connexion</w:t>
             </w:r>
           </w:p>
+          <w:p>
+            <w:pPr>
+              <w:pStyle w:val="Contenudetableauuser"/>
+              <w:bidi w:val="0"/>
+              <w:jc w:val="start"/>
+              <w:rPr/>
+            </w:pPr>
+            <w:r>
+              <w:rPr/>
+              <w:t>Requête GET</w:t>
+            </w:r>
+          </w:p>
         </w:tc>
         <w:tc>
           <w:tcPr>
@@ -5686,7 +6118,7 @@
           </w:tcPr>
           <w:p>
             <w:pPr>
-              <w:pStyle w:val="Contenudetableau"/>
+              <w:pStyle w:val="Contenudetableauuser"/>
               <w:bidi w:val="0"/>
               <w:jc w:val="start"/>
               <w:rPr/>
@@ -5710,7 +6142,7 @@
           </w:tcPr>
           <w:p>
             <w:pPr>
-              <w:pStyle w:val="Contenudetableau"/>
+              <w:pStyle w:val="Contenudetableauuser"/>
               <w:bidi w:val="0"/>
               <w:jc w:val="start"/>
               <w:rPr/>
@@ -5731,7 +6163,7 @@
           </w:tcPr>
           <w:p>
             <w:pPr>
-              <w:pStyle w:val="Contenudetableau"/>
+              <w:pStyle w:val="Contenudetableauuser"/>
               <w:widowControl w:val="false"/>
               <w:suppressLineNumbers/>
               <w:bidi w:val="0"/>
@@ -5754,7 +6186,7 @@
           </w:tcPr>
           <w:p>
             <w:pPr>
-              <w:pStyle w:val="Contenudetableau"/>
+              <w:pStyle w:val="Contenudetableauuser"/>
               <w:bidi w:val="0"/>
               <w:jc w:val="start"/>
               <w:rPr/>
@@ -5778,7 +6210,7 @@
           </w:tcPr>
           <w:p>
             <w:pPr>
-              <w:pStyle w:val="Contenudetableau"/>
+              <w:pStyle w:val="Contenudetableauuser"/>
               <w:bidi w:val="0"/>
               <w:jc w:val="start"/>
               <w:rPr/>
@@ -5799,7 +6231,7 @@
           </w:tcPr>
           <w:p>
             <w:pPr>
-              <w:pStyle w:val="Contenudetableau"/>
+              <w:pStyle w:val="Contenudetableauuser"/>
               <w:bidi w:val="0"/>
               <w:jc w:val="start"/>
               <w:rPr/>
@@ -5809,6 +6241,18 @@
               <w:t>Clic sur le bouton Mon compte</w:t>
             </w:r>
           </w:p>
+          <w:p>
+            <w:pPr>
+              <w:pStyle w:val="Contenudetableauuser"/>
+              <w:bidi w:val="0"/>
+              <w:jc w:val="start"/>
+              <w:rPr/>
+            </w:pPr>
+            <w:r>
+              <w:rPr/>
+              <w:t>Requête GET</w:t>
+            </w:r>
+          </w:p>
         </w:tc>
         <w:tc>
           <w:tcPr>
@@ -5821,7 +6265,7 @@
           </w:tcPr>
           <w:p>
             <w:pPr>
-              <w:pStyle w:val="Contenudetableau"/>
+              <w:pStyle w:val="Contenudetableauuser"/>
               <w:bidi w:val="0"/>
               <w:jc w:val="start"/>
               <w:rPr/>
@@ -5845,7 +6289,7 @@
           </w:tcPr>
           <w:p>
             <w:pPr>
-              <w:pStyle w:val="Contenudetableau"/>
+              <w:pStyle w:val="Contenudetableauuser"/>
               <w:bidi w:val="0"/>
               <w:jc w:val="start"/>
               <w:rPr/>
@@ -5866,7 +6310,7 @@
           </w:tcPr>
           <w:p>
             <w:pPr>
-              <w:pStyle w:val="Contenudetableau"/>
+              <w:pStyle w:val="Contenudetableauuser"/>
               <w:bidi w:val="0"/>
               <w:jc w:val="start"/>
               <w:rPr/>
@@ -5876,6 +6320,18 @@
               <w:t>Clic sur le bouton modifier mon mot de passe</w:t>
             </w:r>
           </w:p>
+          <w:p>
+            <w:pPr>
+              <w:pStyle w:val="Contenudetableauuser"/>
+              <w:bidi w:val="0"/>
+              <w:jc w:val="start"/>
+              <w:rPr/>
+            </w:pPr>
+            <w:r>
+              <w:rPr/>
+              <w:t>Requête GET</w:t>
+            </w:r>
+          </w:p>
         </w:tc>
         <w:tc>
           <w:tcPr>
@@ -5888,7 +6344,7 @@
           </w:tcPr>
           <w:p>
             <w:pPr>
-              <w:pStyle w:val="Contenudetableau"/>
+              <w:pStyle w:val="Contenudetableauuser"/>
               <w:bidi w:val="0"/>
               <w:jc w:val="start"/>
               <w:rPr/>
@@ -5912,7 +6368,7 @@
           </w:tcPr>
           <w:p>
             <w:pPr>
-              <w:pStyle w:val="Contenudetableau"/>
+              <w:pStyle w:val="Contenudetableauuser"/>
               <w:bidi w:val="0"/>
               <w:jc w:val="start"/>
               <w:rPr/>
@@ -5933,7 +6389,7 @@
           </w:tcPr>
           <w:p>
             <w:pPr>
-              <w:pStyle w:val="Contenudetableau"/>
+              <w:pStyle w:val="Contenudetableauuser"/>
               <w:bidi w:val="0"/>
               <w:jc w:val="start"/>
               <w:rPr/>
@@ -5943,6 +6399,18 @@
               <w:t>Clic sur le bouton confirmer</w:t>
             </w:r>
           </w:p>
+          <w:p>
+            <w:pPr>
+              <w:pStyle w:val="Contenudetableauuser"/>
+              <w:bidi w:val="0"/>
+              <w:jc w:val="start"/>
+              <w:rPr/>
+            </w:pPr>
+            <w:r>
+              <w:rPr/>
+              <w:t>Requête POST</w:t>
+            </w:r>
+          </w:p>
         </w:tc>
         <w:tc>
           <w:tcPr>
@@ -5955,7 +6423,7 @@
           </w:tcPr>
           <w:p>
             <w:pPr>
-              <w:pStyle w:val="Contenudetableau"/>
+              <w:pStyle w:val="Contenudetableauuser"/>
               <w:bidi w:val="0"/>
               <w:jc w:val="start"/>
               <w:rPr/>
@@ -6143,7 +6611,7 @@
           </w:tcPr>
           <w:p>
             <w:pPr>
-              <w:pStyle w:val="Contenudetableau"/>
+              <w:pStyle w:val="Contenudetableauuser"/>
               <w:bidi w:val="0"/>
               <w:jc w:val="start"/>
               <w:rPr/>
@@ -6165,7 +6633,7 @@
           </w:tcPr>
           <w:p>
             <w:pPr>
-              <w:pStyle w:val="Contenudetableau"/>
+              <w:pStyle w:val="Contenudetableauuser"/>
               <w:bidi w:val="0"/>
               <w:jc w:val="start"/>
               <w:rPr/>
@@ -6188,7 +6656,7 @@
           </w:tcPr>
           <w:p>
             <w:pPr>
-              <w:pStyle w:val="Contenudetableau"/>
+              <w:pStyle w:val="Contenudetableauuser"/>
               <w:bidi w:val="0"/>
               <w:jc w:val="start"/>
               <w:rPr/>
@@ -6259,6 +6727,18 @@
               <w:t>Connexion avec les identifiants bosswaza</w:t>
             </w:r>
           </w:p>
+          <w:p>
+            <w:pPr>
+              <w:pStyle w:val="Contenudetableauuser"/>
+              <w:bidi w:val="0"/>
+              <w:jc w:val="start"/>
+              <w:rPr/>
+            </w:pPr>
+            <w:r>
+              <w:rPr/>
+              <w:t>Requête GET</w:t>
+            </w:r>
+          </w:p>
         </w:tc>
         <w:tc>
           <w:tcPr>
@@ -6439,6 +6919,18 @@
               <w:t>Clic sur Gestion des tableaux</w:t>
             </w:r>
           </w:p>
+          <w:p>
+            <w:pPr>
+              <w:pStyle w:val="Contenudetableauuser"/>
+              <w:bidi w:val="0"/>
+              <w:jc w:val="start"/>
+              <w:rPr/>
+            </w:pPr>
+            <w:r>
+              <w:rPr/>
+              <w:t>Requête GET</w:t>
+            </w:r>
+          </w:p>
         </w:tc>
         <w:tc>
           <w:tcPr>
@@ -6528,6 +7020,18 @@
                 <w:szCs w:val="24"/>
               </w:rPr>
               <w:t>Clic sur le bouton Modifier puis confirmation</w:t>
+            </w:r>
+          </w:p>
+          <w:p>
+            <w:pPr>
+              <w:pStyle w:val="Contenudetableauuser"/>
+              <w:bidi w:val="0"/>
+              <w:jc w:val="start"/>
+              <w:rPr/>
+            </w:pPr>
+            <w:r>
+              <w:rPr/>
+              <w:t>Requête PUT</w:t>
             </w:r>
           </w:p>
         </w:tc>
@@ -6617,7 +7121,7 @@
           </w:tcPr>
           <w:p>
             <w:pPr>
-              <w:pStyle w:val="Contenudetableau"/>
+              <w:pStyle w:val="Contenudetableauuser"/>
               <w:bidi w:val="0"/>
               <w:jc w:val="start"/>
               <w:rPr/>
@@ -6639,7 +7143,7 @@
           </w:tcPr>
           <w:p>
             <w:pPr>
-              <w:pStyle w:val="Contenudetableau"/>
+              <w:pStyle w:val="Contenudetableauuser"/>
               <w:bidi w:val="0"/>
               <w:jc w:val="start"/>
               <w:rPr/>
@@ -6662,7 +7166,7 @@
           </w:tcPr>
           <w:p>
             <w:pPr>
-              <w:pStyle w:val="Contenudetableau"/>
+              <w:pStyle w:val="Contenudetableauuser"/>
               <w:bidi w:val="0"/>
               <w:jc w:val="start"/>
               <w:rPr/>
@@ -6733,6 +7237,18 @@
               <w:t>Connexion avec les identifiants bosswaza</w:t>
             </w:r>
           </w:p>
+          <w:p>
+            <w:pPr>
+              <w:pStyle w:val="Contenudetableauuser"/>
+              <w:bidi w:val="0"/>
+              <w:jc w:val="start"/>
+              <w:rPr/>
+            </w:pPr>
+            <w:r>
+              <w:rPr/>
+              <w:t>Requête GET</w:t>
+            </w:r>
+          </w:p>
         </w:tc>
         <w:tc>
           <w:tcPr>
@@ -6913,6 +7429,18 @@
               <w:t>Clic sur le tableau</w:t>
             </w:r>
           </w:p>
+          <w:p>
+            <w:pPr>
+              <w:pStyle w:val="Contenudetableauuser"/>
+              <w:bidi w:val="0"/>
+              <w:jc w:val="start"/>
+              <w:rPr/>
+            </w:pPr>
+            <w:r>
+              <w:rPr/>
+              <w:t>Requête GET</w:t>
+            </w:r>
+          </w:p>
         </w:tc>
         <w:tc>
           <w:tcPr>
@@ -7004,6 +7532,18 @@
               <w:t>Clic sur le bouton Modifier la liste puis confirmation</w:t>
             </w:r>
           </w:p>
+          <w:p>
+            <w:pPr>
+              <w:pStyle w:val="Contenudetableauuser"/>
+              <w:bidi w:val="0"/>
+              <w:jc w:val="start"/>
+              <w:rPr/>
+            </w:pPr>
+            <w:r>
+              <w:rPr/>
+              <w:t>Requête PUT</w:t>
+            </w:r>
+          </w:p>
         </w:tc>
         <w:tc>
           <w:tcPr>
@@ -7037,17 +7577,6 @@
         </w:tc>
       </w:tr>
     </w:tbl>
-    <w:p>
-      <w:pPr>
-        <w:pStyle w:val="Normal"/>
-        <w:bidi w:val="0"/>
-        <w:jc w:val="start"/>
-        <w:rPr/>
-      </w:pPr>
-      <w:r>
-        <w:rPr/>
-      </w:r>
-    </w:p>
     <w:p>
       <w:pPr>
         <w:pStyle w:val="Normal"/>
@@ -7102,7 +7631,7 @@
           </w:tcPr>
           <w:p>
             <w:pPr>
-              <w:pStyle w:val="Contenudetableau"/>
+              <w:pStyle w:val="Contenudetableauuser"/>
               <w:bidi w:val="0"/>
               <w:jc w:val="start"/>
               <w:rPr/>
@@ -7124,7 +7653,7 @@
           </w:tcPr>
           <w:p>
             <w:pPr>
-              <w:pStyle w:val="Contenudetableau"/>
+              <w:pStyle w:val="Contenudetableauuser"/>
               <w:bidi w:val="0"/>
               <w:jc w:val="start"/>
               <w:rPr/>
@@ -7147,7 +7676,7 @@
           </w:tcPr>
           <w:p>
             <w:pPr>
-              <w:pStyle w:val="Contenudetableau"/>
+              <w:pStyle w:val="Contenudetableauuser"/>
               <w:bidi w:val="0"/>
               <w:jc w:val="start"/>
               <w:rPr/>
@@ -7218,6 +7747,18 @@
               <w:t>Connexion avec les identifiants bosswaza</w:t>
             </w:r>
           </w:p>
+          <w:p>
+            <w:pPr>
+              <w:pStyle w:val="Contenudetableauuser"/>
+              <w:bidi w:val="0"/>
+              <w:jc w:val="start"/>
+              <w:rPr/>
+            </w:pPr>
+            <w:r>
+              <w:rPr/>
+              <w:t>Requête GET</w:t>
+            </w:r>
+          </w:p>
         </w:tc>
         <w:tc>
           <w:tcPr>
@@ -7398,6 +7939,18 @@
               <w:t>Clic sur le tableau</w:t>
             </w:r>
           </w:p>
+          <w:p>
+            <w:pPr>
+              <w:pStyle w:val="Contenudetableauuser"/>
+              <w:bidi w:val="0"/>
+              <w:jc w:val="start"/>
+              <w:rPr/>
+            </w:pPr>
+            <w:r>
+              <w:rPr/>
+              <w:t>Requête GET</w:t>
+            </w:r>
+          </w:p>
         </w:tc>
         <w:tc>
           <w:tcPr>
@@ -7489,6 +8042,18 @@
               <w:t>Clic sur la carte</w:t>
             </w:r>
           </w:p>
+          <w:p>
+            <w:pPr>
+              <w:pStyle w:val="Contenudetableauuser"/>
+              <w:bidi w:val="0"/>
+              <w:jc w:val="start"/>
+              <w:rPr/>
+            </w:pPr>
+            <w:r>
+              <w:rPr/>
+              <w:t>Requête GET</w:t>
+            </w:r>
+          </w:p>
         </w:tc>
         <w:tc>
           <w:tcPr>
@@ -7580,6 +8145,18 @@
               <w:t>Modification des champs puis confirmation</w:t>
             </w:r>
           </w:p>
+          <w:p>
+            <w:pPr>
+              <w:pStyle w:val="Contenudetableauuser"/>
+              <w:bidi w:val="0"/>
+              <w:jc w:val="start"/>
+              <w:rPr/>
+            </w:pPr>
+            <w:r>
+              <w:rPr/>
+              <w:t>Requête PUT</w:t>
+            </w:r>
+          </w:p>
         </w:tc>
         <w:tc>
           <w:tcPr>
@@ -7613,61 +8190,6 @@
         </w:tc>
       </w:tr>
     </w:tbl>
-    <w:p>
-      <w:pPr>
-        <w:pStyle w:val="Normal"/>
-        <w:bidi w:val="0"/>
-        <w:jc w:val="start"/>
-        <w:rPr/>
-      </w:pPr>
-      <w:r>
-        <w:rPr/>
-      </w:r>
-    </w:p>
-    <w:p>
-      <w:pPr>
-        <w:pStyle w:val="Normal"/>
-        <w:bidi w:val="0"/>
-        <w:jc w:val="start"/>
-        <w:rPr/>
-      </w:pPr>
-      <w:r>
-        <w:rPr/>
-      </w:r>
-    </w:p>
-    <w:p>
-      <w:pPr>
-        <w:pStyle w:val="Normal"/>
-        <w:bidi w:val="0"/>
-        <w:jc w:val="start"/>
-        <w:rPr/>
-      </w:pPr>
-      <w:r>
-        <w:rPr/>
-      </w:r>
-    </w:p>
-    <w:p>
-      <w:pPr>
-        <w:pStyle w:val="Normal"/>
-        <w:bidi w:val="0"/>
-        <w:jc w:val="start"/>
-        <w:rPr/>
-      </w:pPr>
-      <w:r>
-        <w:rPr/>
-      </w:r>
-    </w:p>
-    <w:p>
-      <w:pPr>
-        <w:pStyle w:val="Normal"/>
-        <w:bidi w:val="0"/>
-        <w:jc w:val="start"/>
-        <w:rPr/>
-      </w:pPr>
-      <w:r>
-        <w:rPr/>
-      </w:r>
-    </w:p>
     <w:p>
       <w:pPr>
         <w:pStyle w:val="Normal"/>
@@ -7695,8 +8217,8 @@
       </w:tblPr>
       <w:tblGrid>
         <w:gridCol w:w="3164"/>
-        <w:gridCol w:w="3217"/>
-        <w:gridCol w:w="3213"/>
+        <w:gridCol w:w="3216"/>
+        <w:gridCol w:w="3214"/>
       </w:tblGrid>
       <w:tr>
         <w:trPr/>
@@ -7711,7 +8233,7 @@
           </w:tcPr>
           <w:p>
             <w:pPr>
-              <w:pStyle w:val="Contenudetableau"/>
+              <w:pStyle w:val="Contenudetableauuser"/>
               <w:bidi w:val="0"/>
               <w:jc w:val="start"/>
               <w:rPr/>
@@ -7724,7 +8246,7 @@
         </w:tc>
         <w:tc>
           <w:tcPr>
-            <w:tcW w:w="3217" w:type="dxa"/>
+            <w:tcW w:w="3216" w:type="dxa"/>
             <w:tcBorders>
               <w:top w:val="single" w:sz="4" w:space="0" w:color="000000"/>
               <w:start w:val="single" w:sz="4" w:space="0" w:color="000000"/>
@@ -7733,7 +8255,7 @@
           </w:tcPr>
           <w:p>
             <w:pPr>
-              <w:pStyle w:val="Contenudetableau"/>
+              <w:pStyle w:val="Contenudetableauuser"/>
               <w:bidi w:val="0"/>
               <w:jc w:val="start"/>
               <w:rPr/>
@@ -7746,7 +8268,7 @@
         </w:tc>
         <w:tc>
           <w:tcPr>
-            <w:tcW w:w="3213" w:type="dxa"/>
+            <w:tcW w:w="3214" w:type="dxa"/>
             <w:tcBorders>
               <w:top w:val="single" w:sz="4" w:space="0" w:color="000000"/>
               <w:start w:val="single" w:sz="4" w:space="0" w:color="000000"/>
@@ -7756,7 +8278,7 @@
           </w:tcPr>
           <w:p>
             <w:pPr>
-              <w:pStyle w:val="Contenudetableau"/>
+              <w:pStyle w:val="Contenudetableauuser"/>
               <w:bidi w:val="0"/>
               <w:jc w:val="start"/>
               <w:rPr/>
@@ -7801,7 +8323,7 @@
         </w:tc>
         <w:tc>
           <w:tcPr>
-            <w:tcW w:w="3217" w:type="dxa"/>
+            <w:tcW w:w="3216" w:type="dxa"/>
             <w:tcBorders>
               <w:start w:val="single" w:sz="4" w:space="0" w:color="000000"/>
               <w:bottom w:val="single" w:sz="4" w:space="0" w:color="000000"/>
@@ -7827,10 +8349,22 @@
               <w:t>Connexion avec les identifiants bosswaza</w:t>
             </w:r>
           </w:p>
-        </w:tc>
-        <w:tc>
-          <w:tcPr>
-            <w:tcW w:w="3213" w:type="dxa"/>
+          <w:p>
+            <w:pPr>
+              <w:pStyle w:val="Contenudetableauuser"/>
+              <w:bidi w:val="0"/>
+              <w:jc w:val="start"/>
+              <w:rPr/>
+            </w:pPr>
+            <w:r>
+              <w:rPr/>
+              <w:t>Requête GET</w:t>
+            </w:r>
+          </w:p>
+        </w:tc>
+        <w:tc>
+          <w:tcPr>
+            <w:tcW w:w="3214" w:type="dxa"/>
             <w:tcBorders>
               <w:start w:val="single" w:sz="4" w:space="0" w:color="000000"/>
               <w:bottom w:val="single" w:sz="4" w:space="0" w:color="000000"/>
@@ -7892,34 +8426,34 @@
         </w:tc>
         <w:tc>
           <w:tcPr>
-            <w:tcW w:w="3217" w:type="dxa"/>
-            <w:tcBorders>
-              <w:start w:val="single" w:sz="4" w:space="0" w:color="000000"/>
-              <w:bottom w:val="single" w:sz="4" w:space="0" w:color="000000"/>
-            </w:tcBorders>
-          </w:tcPr>
-          <w:p>
-            <w:pPr>
-              <w:pStyle w:val="Normal"/>
-              <w:bidi w:val="0"/>
-              <w:jc w:val="start"/>
-              <w:rPr>
-                <w:rFonts w:ascii="Liberation Serif" w:hAnsi="Liberation Serif"/>
-                <w:sz w:val="24"/>
-                <w:szCs w:val="24"/>
-              </w:rPr>
-            </w:pPr>
-            <w:r>
-              <w:rPr>
-                <w:sz w:val="24"/>
-                <w:szCs w:val="24"/>
-              </w:rPr>
-            </w:r>
-          </w:p>
-        </w:tc>
-        <w:tc>
-          <w:tcPr>
-            <w:tcW w:w="3213" w:type="dxa"/>
+            <w:tcW w:w="3216" w:type="dxa"/>
+            <w:tcBorders>
+              <w:start w:val="single" w:sz="4" w:space="0" w:color="000000"/>
+              <w:bottom w:val="single" w:sz="4" w:space="0" w:color="000000"/>
+            </w:tcBorders>
+          </w:tcPr>
+          <w:p>
+            <w:pPr>
+              <w:pStyle w:val="Normal"/>
+              <w:bidi w:val="0"/>
+              <w:jc w:val="start"/>
+              <w:rPr>
+                <w:rFonts w:ascii="Liberation Serif" w:hAnsi="Liberation Serif"/>
+                <w:sz w:val="24"/>
+                <w:szCs w:val="24"/>
+              </w:rPr>
+            </w:pPr>
+            <w:r>
+              <w:rPr>
+                <w:sz w:val="24"/>
+                <w:szCs w:val="24"/>
+              </w:rPr>
+            </w:r>
+          </w:p>
+        </w:tc>
+        <w:tc>
+          <w:tcPr>
+            <w:tcW w:w="3214" w:type="dxa"/>
             <w:tcBorders>
               <w:start w:val="single" w:sz="4" w:space="0" w:color="000000"/>
               <w:bottom w:val="single" w:sz="4" w:space="0" w:color="000000"/>
@@ -7981,7 +8515,7 @@
         </w:tc>
         <w:tc>
           <w:tcPr>
-            <w:tcW w:w="3217" w:type="dxa"/>
+            <w:tcW w:w="3216" w:type="dxa"/>
             <w:tcBorders>
               <w:start w:val="single" w:sz="4" w:space="0" w:color="000000"/>
               <w:bottom w:val="single" w:sz="4" w:space="0" w:color="000000"/>
@@ -8007,10 +8541,22 @@
               <w:t>Clic sur le tableau</w:t>
             </w:r>
           </w:p>
-        </w:tc>
-        <w:tc>
-          <w:tcPr>
-            <w:tcW w:w="3213" w:type="dxa"/>
+          <w:p>
+            <w:pPr>
+              <w:pStyle w:val="Contenudetableauuser"/>
+              <w:bidi w:val="0"/>
+              <w:jc w:val="start"/>
+              <w:rPr/>
+            </w:pPr>
+            <w:r>
+              <w:rPr/>
+              <w:t>Requête GET</w:t>
+            </w:r>
+          </w:p>
+        </w:tc>
+        <w:tc>
+          <w:tcPr>
+            <w:tcW w:w="3214" w:type="dxa"/>
             <w:tcBorders>
               <w:start w:val="single" w:sz="4" w:space="0" w:color="000000"/>
               <w:bottom w:val="single" w:sz="4" w:space="0" w:color="000000"/>
@@ -8072,7 +8618,7 @@
         </w:tc>
         <w:tc>
           <w:tcPr>
-            <w:tcW w:w="3217" w:type="dxa"/>
+            <w:tcW w:w="3216" w:type="dxa"/>
             <w:tcBorders>
               <w:start w:val="single" w:sz="4" w:space="0" w:color="000000"/>
               <w:bottom w:val="single" w:sz="4" w:space="0" w:color="000000"/>
@@ -8098,10 +8644,22 @@
               <w:t>Clic sur la carte</w:t>
             </w:r>
           </w:p>
-        </w:tc>
-        <w:tc>
-          <w:tcPr>
-            <w:tcW w:w="3213" w:type="dxa"/>
+          <w:p>
+            <w:pPr>
+              <w:pStyle w:val="Contenudetableauuser"/>
+              <w:bidi w:val="0"/>
+              <w:jc w:val="start"/>
+              <w:rPr/>
+            </w:pPr>
+            <w:r>
+              <w:rPr/>
+              <w:t>Requête GET</w:t>
+            </w:r>
+          </w:p>
+        </w:tc>
+        <w:tc>
+          <w:tcPr>
+            <w:tcW w:w="3214" w:type="dxa"/>
             <w:tcBorders>
               <w:start w:val="single" w:sz="4" w:space="0" w:color="000000"/>
               <w:bottom w:val="single" w:sz="4" w:space="0" w:color="000000"/>
@@ -8163,7 +8721,7 @@
         </w:tc>
         <w:tc>
           <w:tcPr>
-            <w:tcW w:w="3217" w:type="dxa"/>
+            <w:tcW w:w="3216" w:type="dxa"/>
             <w:tcBorders>
               <w:start w:val="single" w:sz="4" w:space="0" w:color="000000"/>
               <w:bottom w:val="single" w:sz="4" w:space="0" w:color="000000"/>
@@ -8189,10 +8747,22 @@
               <w:t>Clic sur l'étiquette puis modification</w:t>
             </w:r>
           </w:p>
-        </w:tc>
-        <w:tc>
-          <w:tcPr>
-            <w:tcW w:w="3213" w:type="dxa"/>
+          <w:p>
+            <w:pPr>
+              <w:pStyle w:val="Contenudetableauuser"/>
+              <w:bidi w:val="0"/>
+              <w:jc w:val="start"/>
+              <w:rPr/>
+            </w:pPr>
+            <w:r>
+              <w:rPr/>
+              <w:t>Requête PUT</w:t>
+            </w:r>
+          </w:p>
+        </w:tc>
+        <w:tc>
+          <w:tcPr>
+            <w:tcW w:w="3214" w:type="dxa"/>
             <w:tcBorders>
               <w:start w:val="single" w:sz="4" w:space="0" w:color="000000"/>
               <w:bottom w:val="single" w:sz="4" w:space="0" w:color="000000"/>
@@ -8274,7 +8844,7 @@
           </w:tcPr>
           <w:p>
             <w:pPr>
-              <w:pStyle w:val="Contenudetableau"/>
+              <w:pStyle w:val="Contenudetableauuser"/>
               <w:bidi w:val="0"/>
               <w:jc w:val="start"/>
               <w:rPr/>
@@ -8296,7 +8866,7 @@
           </w:tcPr>
           <w:p>
             <w:pPr>
-              <w:pStyle w:val="Contenudetableau"/>
+              <w:pStyle w:val="Contenudetableauuser"/>
               <w:bidi w:val="0"/>
               <w:jc w:val="start"/>
               <w:rPr/>
@@ -8319,7 +8889,7 @@
           </w:tcPr>
           <w:p>
             <w:pPr>
-              <w:pStyle w:val="Contenudetableau"/>
+              <w:pStyle w:val="Contenudetableauuser"/>
               <w:bidi w:val="0"/>
               <w:jc w:val="start"/>
               <w:rPr/>
@@ -8386,6 +8956,18 @@
               <w:t>Connexion avec les identifiants bosswaza</w:t>
             </w:r>
           </w:p>
+          <w:p>
+            <w:pPr>
+              <w:pStyle w:val="Contenudetableauuser"/>
+              <w:bidi w:val="0"/>
+              <w:jc w:val="start"/>
+              <w:rPr/>
+            </w:pPr>
+            <w:r>
+              <w:rPr/>
+              <w:t>Requête GET</w:t>
+            </w:r>
+          </w:p>
         </w:tc>
         <w:tc>
           <w:tcPr>
@@ -8554,6 +9136,18 @@
               <w:t>Clic sur le tableau</w:t>
             </w:r>
           </w:p>
+          <w:p>
+            <w:pPr>
+              <w:pStyle w:val="Contenudetableauuser"/>
+              <w:bidi w:val="0"/>
+              <w:jc w:val="start"/>
+              <w:rPr/>
+            </w:pPr>
+            <w:r>
+              <w:rPr/>
+              <w:t>Requête GET</w:t>
+            </w:r>
+          </w:p>
         </w:tc>
         <w:tc>
           <w:tcPr>
@@ -8639,6 +9233,18 @@
               <w:t>Clic sur la carte</w:t>
             </w:r>
           </w:p>
+          <w:p>
+            <w:pPr>
+              <w:pStyle w:val="Contenudetableauuser"/>
+              <w:bidi w:val="0"/>
+              <w:jc w:val="start"/>
+              <w:rPr/>
+            </w:pPr>
+            <w:r>
+              <w:rPr/>
+              <w:t>Requête GET</w:t>
+            </w:r>
+          </w:p>
         </w:tc>
         <w:tc>
           <w:tcPr>
@@ -8722,6 +9328,18 @@
                 <w:szCs w:val="24"/>
               </w:rPr>
               <w:t>Clic sur le bouton Modifier le document puis confirmation</w:t>
+            </w:r>
+          </w:p>
+          <w:p>
+            <w:pPr>
+              <w:pStyle w:val="Contenudetableauuser"/>
+              <w:bidi w:val="0"/>
+              <w:jc w:val="start"/>
+              <w:rPr/>
+            </w:pPr>
+            <w:r>
+              <w:rPr/>
+              <w:t>Requête PUT</w:t>
             </w:r>
           </w:p>
         </w:tc>
@@ -8807,7 +9425,7 @@
           </w:tcPr>
           <w:p>
             <w:pPr>
-              <w:pStyle w:val="Contenudetableau"/>
+              <w:pStyle w:val="Contenudetableauuser"/>
               <w:bidi w:val="0"/>
               <w:jc w:val="start"/>
               <w:rPr/>
@@ -8829,7 +9447,7 @@
           </w:tcPr>
           <w:p>
             <w:pPr>
-              <w:pStyle w:val="Contenudetableau"/>
+              <w:pStyle w:val="Contenudetableauuser"/>
               <w:bidi w:val="0"/>
               <w:jc w:val="start"/>
               <w:rPr/>
@@ -8852,7 +9470,7 @@
           </w:tcPr>
           <w:p>
             <w:pPr>
-              <w:pStyle w:val="Contenudetableau"/>
+              <w:pStyle w:val="Contenudetableauuser"/>
               <w:bidi w:val="0"/>
               <w:jc w:val="start"/>
               <w:rPr/>
@@ -8923,6 +9541,18 @@
               <w:t>Connexion avec les identifiants bosswaza</w:t>
             </w:r>
           </w:p>
+          <w:p>
+            <w:pPr>
+              <w:pStyle w:val="Contenudetableauuser"/>
+              <w:bidi w:val="0"/>
+              <w:jc w:val="start"/>
+              <w:rPr/>
+            </w:pPr>
+            <w:r>
+              <w:rPr/>
+              <w:t>Requête GET</w:t>
+            </w:r>
+          </w:p>
         </w:tc>
         <w:tc>
           <w:tcPr>
@@ -9103,6 +9733,18 @@
               <w:t>Clic sur le bouton Logs</w:t>
             </w:r>
           </w:p>
+          <w:p>
+            <w:pPr>
+              <w:pStyle w:val="Contenudetableauuser"/>
+              <w:bidi w:val="0"/>
+              <w:jc w:val="start"/>
+              <w:rPr/>
+            </w:pPr>
+            <w:r>
+              <w:rPr/>
+              <w:t>Requête GET</w:t>
+            </w:r>
+          </w:p>
         </w:tc>
         <w:tc>
           <w:tcPr>
@@ -9192,6 +9834,18 @@
                 <w:szCs w:val="24"/>
               </w:rPr>
               <w:t>Clic sur le bouton Archiver</w:t>
+            </w:r>
+          </w:p>
+          <w:p>
+            <w:pPr>
+              <w:pStyle w:val="Contenudetableauuser"/>
+              <w:bidi w:val="0"/>
+              <w:jc w:val="start"/>
+              <w:rPr/>
+            </w:pPr>
+            <w:r>
+              <w:rPr/>
+              <w:t>Requête GET</w:t>
             </w:r>
           </w:p>
         </w:tc>
@@ -9314,7 +9968,7 @@
           </w:tcPr>
           <w:p>
             <w:pPr>
-              <w:pStyle w:val="Contenudetableau"/>
+              <w:pStyle w:val="Contenudetableauuser"/>
               <w:bidi w:val="0"/>
               <w:jc w:val="start"/>
               <w:rPr/>
@@ -9336,7 +9990,7 @@
           </w:tcPr>
           <w:p>
             <w:pPr>
-              <w:pStyle w:val="Contenudetableau"/>
+              <w:pStyle w:val="Contenudetableauuser"/>
               <w:bidi w:val="0"/>
               <w:jc w:val="start"/>
               <w:rPr/>
@@ -9359,7 +10013,7 @@
           </w:tcPr>
           <w:p>
             <w:pPr>
-              <w:pStyle w:val="Contenudetableau"/>
+              <w:pStyle w:val="Contenudetableauuser"/>
               <w:bidi w:val="0"/>
               <w:jc w:val="start"/>
               <w:rPr/>
@@ -9430,6 +10084,18 @@
               <w:t>Connexion avec les identifiants bosswaza</w:t>
             </w:r>
           </w:p>
+          <w:p>
+            <w:pPr>
+              <w:pStyle w:val="Contenudetableauuser"/>
+              <w:bidi w:val="0"/>
+              <w:jc w:val="start"/>
+              <w:rPr/>
+            </w:pPr>
+            <w:r>
+              <w:rPr/>
+              <w:t>Requête GET</w:t>
+            </w:r>
+          </w:p>
         </w:tc>
         <w:tc>
           <w:tcPr>
@@ -9518,7 +10184,27 @@
                 <w:sz w:val="24"/>
                 <w:szCs w:val="24"/>
               </w:rPr>
-              <w:t>Clic sur Gestion des comptes</w:t>
+              <w:t xml:space="preserve">Clic sur </w:t>
+            </w:r>
+            <w:r>
+              <w:rPr>
+                <w:rFonts w:eastAsia="Arial" w:cs="Arial"/>
+                <w:sz w:val="24"/>
+                <w:szCs w:val="24"/>
+              </w:rPr>
+              <w:t>Utilisateurs</w:t>
+            </w:r>
+          </w:p>
+          <w:p>
+            <w:pPr>
+              <w:pStyle w:val="Contenudetableauuser"/>
+              <w:bidi w:val="0"/>
+              <w:jc w:val="start"/>
+              <w:rPr/>
+            </w:pPr>
+            <w:r>
+              <w:rPr/>
+              <w:t>Requête GET</w:t>
             </w:r>
           </w:p>
         </w:tc>
@@ -9610,6 +10296,18 @@
                 <w:szCs w:val="24"/>
               </w:rPr>
               <w:t>Clic sur le bouton Modifier le rôle puis confirmation</w:t>
+            </w:r>
+          </w:p>
+          <w:p>
+            <w:pPr>
+              <w:pStyle w:val="Contenudetableauuser"/>
+              <w:bidi w:val="0"/>
+              <w:jc w:val="start"/>
+              <w:rPr/>
+            </w:pPr>
+            <w:r>
+              <w:rPr/>
+              <w:t>Requête PUT</w:t>
             </w:r>
           </w:p>
         </w:tc>
@@ -9699,7 +10397,7 @@
           </w:tcPr>
           <w:p>
             <w:pPr>
-              <w:pStyle w:val="Contenudetableau"/>
+              <w:pStyle w:val="Contenudetableauuser"/>
               <w:bidi w:val="0"/>
               <w:jc w:val="start"/>
               <w:rPr/>
@@ -9721,7 +10419,7 @@
           </w:tcPr>
           <w:p>
             <w:pPr>
-              <w:pStyle w:val="Contenudetableau"/>
+              <w:pStyle w:val="Contenudetableauuser"/>
               <w:bidi w:val="0"/>
               <w:jc w:val="start"/>
               <w:rPr/>
@@ -9744,7 +10442,7 @@
           </w:tcPr>
           <w:p>
             <w:pPr>
-              <w:pStyle w:val="Contenudetableau"/>
+              <w:pStyle w:val="Contenudetableauuser"/>
               <w:bidi w:val="0"/>
               <w:jc w:val="start"/>
               <w:rPr/>
@@ -9815,6 +10513,18 @@
               <w:t>Connexion avec les identifiants bosswaza</w:t>
             </w:r>
           </w:p>
+          <w:p>
+            <w:pPr>
+              <w:pStyle w:val="Contenudetableauuser"/>
+              <w:bidi w:val="0"/>
+              <w:jc w:val="start"/>
+              <w:rPr/>
+            </w:pPr>
+            <w:r>
+              <w:rPr/>
+              <w:t>Requête GET</w:t>
+            </w:r>
+          </w:p>
         </w:tc>
         <w:tc>
           <w:tcPr>
@@ -9995,6 +10705,18 @@
               <w:t>Clic sur le tableau</w:t>
             </w:r>
           </w:p>
+          <w:p>
+            <w:pPr>
+              <w:pStyle w:val="Contenudetableauuser"/>
+              <w:bidi w:val="0"/>
+              <w:jc w:val="start"/>
+              <w:rPr/>
+            </w:pPr>
+            <w:r>
+              <w:rPr/>
+              <w:t>Requête GET</w:t>
+            </w:r>
+          </w:p>
         </w:tc>
         <w:tc>
           <w:tcPr>
@@ -10086,6 +10808,18 @@
               <w:t>Clic sur le bouton Membres</w:t>
             </w:r>
           </w:p>
+          <w:p>
+            <w:pPr>
+              <w:pStyle w:val="Contenudetableauuser"/>
+              <w:bidi w:val="0"/>
+              <w:jc w:val="start"/>
+              <w:rPr/>
+            </w:pPr>
+            <w:r>
+              <w:rPr/>
+              <w:t>Requête GET</w:t>
+            </w:r>
+          </w:p>
         </w:tc>
         <w:tc>
           <w:tcPr>
@@ -10175,6 +10909,18 @@
                 <w:szCs w:val="24"/>
               </w:rPr>
               <w:t>Clic sur le bouton Modifier le rôle puis confirmation</w:t>
+            </w:r>
+          </w:p>
+          <w:p>
+            <w:pPr>
+              <w:pStyle w:val="Contenudetableauuser"/>
+              <w:bidi w:val="0"/>
+              <w:jc w:val="start"/>
+              <w:rPr/>
+            </w:pPr>
+            <w:r>
+              <w:rPr/>
+              <w:t>Requête PUT</w:t>
             </w:r>
           </w:p>
         </w:tc>
@@ -10275,7 +11021,7 @@
           </w:tcPr>
           <w:p>
             <w:pPr>
-              <w:pStyle w:val="Contenudetableau"/>
+              <w:pStyle w:val="Contenudetableauuser"/>
               <w:bidi w:val="0"/>
               <w:jc w:val="start"/>
               <w:rPr/>
@@ -10297,7 +11043,7 @@
           </w:tcPr>
           <w:p>
             <w:pPr>
-              <w:pStyle w:val="Contenudetableau"/>
+              <w:pStyle w:val="Contenudetableauuser"/>
               <w:bidi w:val="0"/>
               <w:jc w:val="start"/>
               <w:rPr/>
@@ -10320,7 +11066,7 @@
           </w:tcPr>
           <w:p>
             <w:pPr>
-              <w:pStyle w:val="Contenudetableau"/>
+              <w:pStyle w:val="Contenudetableauuser"/>
               <w:bidi w:val="0"/>
               <w:jc w:val="start"/>
               <w:rPr/>
@@ -10391,6 +11137,18 @@
               <w:t>Connexion avec les identifiants bosswaza</w:t>
             </w:r>
           </w:p>
+          <w:p>
+            <w:pPr>
+              <w:pStyle w:val="Contenudetableauuser"/>
+              <w:bidi w:val="0"/>
+              <w:jc w:val="start"/>
+              <w:rPr/>
+            </w:pPr>
+            <w:r>
+              <w:rPr/>
+              <w:t>Requête GET</w:t>
+            </w:r>
+          </w:p>
         </w:tc>
         <w:tc>
           <w:tcPr>
@@ -10450,36 +11208,56 @@
                 <w:sz w:val="24"/>
                 <w:szCs w:val="24"/>
               </w:rPr>
-              <w:t>Accès à la page admin</w:t>
-            </w:r>
-          </w:p>
-        </w:tc>
-        <w:tc>
-          <w:tcPr>
-            <w:tcW w:w="3213" w:type="dxa"/>
-            <w:tcBorders>
-              <w:start w:val="single" w:sz="4" w:space="0" w:color="000000"/>
-              <w:bottom w:val="single" w:sz="4" w:space="0" w:color="000000"/>
-            </w:tcBorders>
-          </w:tcPr>
-          <w:p>
-            <w:pPr>
-              <w:pStyle w:val="Normal"/>
-              <w:bidi w:val="0"/>
-              <w:jc w:val="start"/>
-              <w:rPr>
-                <w:rFonts w:ascii="Liberation Serif" w:hAnsi="Liberation Serif"/>
-                <w:sz w:val="24"/>
-                <w:szCs w:val="24"/>
-              </w:rPr>
-            </w:pPr>
-            <w:r>
-              <w:rPr>
-                <w:rFonts w:eastAsia="Arial" w:cs="Arial"/>
-                <w:sz w:val="24"/>
-                <w:szCs w:val="24"/>
-              </w:rPr>
-              <w:t>Clic sur Gestion des tableaux</w:t>
+              <w:t xml:space="preserve">Accès </w:t>
+            </w:r>
+            <w:r>
+              <w:rPr>
+                <w:rFonts w:eastAsia="Arial" w:cs="Arial"/>
+                <w:sz w:val="24"/>
+                <w:szCs w:val="24"/>
+              </w:rPr>
+              <w:t>au formulaire d’ajout</w:t>
+            </w:r>
+          </w:p>
+        </w:tc>
+        <w:tc>
+          <w:tcPr>
+            <w:tcW w:w="3213" w:type="dxa"/>
+            <w:tcBorders>
+              <w:start w:val="single" w:sz="4" w:space="0" w:color="000000"/>
+              <w:bottom w:val="single" w:sz="4" w:space="0" w:color="000000"/>
+            </w:tcBorders>
+          </w:tcPr>
+          <w:p>
+            <w:pPr>
+              <w:pStyle w:val="Normal"/>
+              <w:bidi w:val="0"/>
+              <w:jc w:val="start"/>
+              <w:rPr>
+                <w:rFonts w:ascii="Liberation Serif" w:hAnsi="Liberation Serif"/>
+                <w:sz w:val="24"/>
+                <w:szCs w:val="24"/>
+              </w:rPr>
+            </w:pPr>
+            <w:r>
+              <w:rPr>
+                <w:rFonts w:eastAsia="Arial" w:cs="Arial"/>
+                <w:sz w:val="24"/>
+                <w:szCs w:val="24"/>
+              </w:rPr>
+              <w:t>Clic sur le bouton Nouveau</w:t>
+            </w:r>
+          </w:p>
+          <w:p>
+            <w:pPr>
+              <w:pStyle w:val="Contenudetableauuser"/>
+              <w:bidi w:val="0"/>
+              <w:jc w:val="start"/>
+              <w:rPr/>
+            </w:pPr>
+            <w:r>
+              <w:rPr/>
+              <w:t>Requête GET</w:t>
             </w:r>
           </w:p>
         </w:tc>
@@ -10570,7 +11348,27 @@
                 <w:sz w:val="24"/>
                 <w:szCs w:val="24"/>
               </w:rPr>
-              <w:t>Clic sur le bouton Nouveau tableau puis remplissage du formulaire</w:t>
+              <w:t>R</w:t>
+            </w:r>
+            <w:r>
+              <w:rPr>
+                <w:rFonts w:eastAsia="Arial" w:cs="Arial"/>
+                <w:sz w:val="24"/>
+                <w:szCs w:val="24"/>
+              </w:rPr>
+              <w:t>emplissage du formulaire</w:t>
+            </w:r>
+          </w:p>
+          <w:p>
+            <w:pPr>
+              <w:pStyle w:val="Contenudetableauuser"/>
+              <w:bidi w:val="0"/>
+              <w:jc w:val="start"/>
+              <w:rPr/>
+            </w:pPr>
+            <w:r>
+              <w:rPr/>
+              <w:t>Requête POST</w:t>
             </w:r>
           </w:p>
         </w:tc>
@@ -10759,7 +11557,7 @@
           </w:tcPr>
           <w:p>
             <w:pPr>
-              <w:pStyle w:val="Contenudetableau"/>
+              <w:pStyle w:val="Contenudetableauuser"/>
               <w:bidi w:val="0"/>
               <w:jc w:val="start"/>
               <w:rPr/>
@@ -10781,7 +11579,7 @@
           </w:tcPr>
           <w:p>
             <w:pPr>
-              <w:pStyle w:val="Contenudetableau"/>
+              <w:pStyle w:val="Contenudetableauuser"/>
               <w:bidi w:val="0"/>
               <w:jc w:val="start"/>
               <w:rPr/>
@@ -10804,7 +11602,7 @@
           </w:tcPr>
           <w:p>
             <w:pPr>
-              <w:pStyle w:val="Contenudetableau"/>
+              <w:pStyle w:val="Contenudetableauuser"/>
               <w:bidi w:val="0"/>
               <w:jc w:val="start"/>
               <w:rPr/>
@@ -10875,6 +11673,18 @@
               <w:t>Connexion avec les identifiants bosswaza</w:t>
             </w:r>
           </w:p>
+          <w:p>
+            <w:pPr>
+              <w:pStyle w:val="Contenudetableauuser"/>
+              <w:bidi w:val="0"/>
+              <w:jc w:val="start"/>
+              <w:rPr/>
+            </w:pPr>
+            <w:r>
+              <w:rPr/>
+              <w:t>Requête GET</w:t>
+            </w:r>
+          </w:p>
         </w:tc>
         <w:tc>
           <w:tcPr>
@@ -11055,6 +11865,18 @@
               <w:t>Clic sur le tableau</w:t>
             </w:r>
           </w:p>
+          <w:p>
+            <w:pPr>
+              <w:pStyle w:val="Contenudetableauuser"/>
+              <w:bidi w:val="0"/>
+              <w:jc w:val="start"/>
+              <w:rPr/>
+            </w:pPr>
+            <w:r>
+              <w:rPr/>
+              <w:t>Requête GET</w:t>
+            </w:r>
+          </w:p>
         </w:tc>
         <w:tc>
           <w:tcPr>
@@ -11144,6 +11966,18 @@
                 <w:szCs w:val="24"/>
               </w:rPr>
               <w:t>Clic sur le bouton Ajouter une liste puis remplissage du formulaire</w:t>
+            </w:r>
+          </w:p>
+          <w:p>
+            <w:pPr>
+              <w:pStyle w:val="Contenudetableauuser"/>
+              <w:bidi w:val="0"/>
+              <w:jc w:val="start"/>
+              <w:rPr/>
+            </w:pPr>
+            <w:r>
+              <w:rPr/>
+              <w:t>Requête POST</w:t>
             </w:r>
           </w:p>
         </w:tc>
@@ -11233,7 +12067,7 @@
           </w:tcPr>
           <w:p>
             <w:pPr>
-              <w:pStyle w:val="Contenudetableau"/>
+              <w:pStyle w:val="Contenudetableauuser"/>
               <w:bidi w:val="0"/>
               <w:jc w:val="start"/>
               <w:rPr/>
@@ -11255,7 +12089,7 @@
           </w:tcPr>
           <w:p>
             <w:pPr>
-              <w:pStyle w:val="Contenudetableau"/>
+              <w:pStyle w:val="Contenudetableauuser"/>
               <w:bidi w:val="0"/>
               <w:jc w:val="start"/>
               <w:rPr/>
@@ -11278,7 +12112,7 @@
           </w:tcPr>
           <w:p>
             <w:pPr>
-              <w:pStyle w:val="Contenudetableau"/>
+              <w:pStyle w:val="Contenudetableauuser"/>
               <w:bidi w:val="0"/>
               <w:jc w:val="start"/>
               <w:rPr/>
@@ -11349,6 +12183,18 @@
               <w:t>Connexion avec les identifiants bosswaza</w:t>
             </w:r>
           </w:p>
+          <w:p>
+            <w:pPr>
+              <w:pStyle w:val="Contenudetableauuser"/>
+              <w:bidi w:val="0"/>
+              <w:jc w:val="start"/>
+              <w:rPr/>
+            </w:pPr>
+            <w:r>
+              <w:rPr/>
+              <w:t>Requête GET</w:t>
+            </w:r>
+          </w:p>
         </w:tc>
         <w:tc>
           <w:tcPr>
@@ -11529,6 +12375,18 @@
               <w:t>Clic sur le tableau</w:t>
             </w:r>
           </w:p>
+          <w:p>
+            <w:pPr>
+              <w:pStyle w:val="Contenudetableauuser"/>
+              <w:bidi w:val="0"/>
+              <w:jc w:val="start"/>
+              <w:rPr/>
+            </w:pPr>
+            <w:r>
+              <w:rPr/>
+              <w:t>Requête GET</w:t>
+            </w:r>
+          </w:p>
         </w:tc>
         <w:tc>
           <w:tcPr>
@@ -11620,6 +12478,18 @@
               <w:t>Clic sur le bouton Ajouter une carte puis remplissage du formulaire</w:t>
             </w:r>
           </w:p>
+          <w:p>
+            <w:pPr>
+              <w:pStyle w:val="Contenudetableauuser"/>
+              <w:bidi w:val="0"/>
+              <w:jc w:val="start"/>
+              <w:rPr/>
+            </w:pPr>
+            <w:r>
+              <w:rPr/>
+              <w:t>Requête POST</w:t>
+            </w:r>
+          </w:p>
         </w:tc>
         <w:tc>
           <w:tcPr>
@@ -11653,6 +12523,171 @@
         </w:tc>
       </w:tr>
     </w:tbl>
+    <w:p>
+      <w:pPr>
+        <w:pStyle w:val="Normal"/>
+        <w:bidi w:val="0"/>
+        <w:jc w:val="start"/>
+        <w:rPr/>
+      </w:pPr>
+      <w:r>
+        <w:rPr/>
+      </w:r>
+    </w:p>
+    <w:p>
+      <w:pPr>
+        <w:pStyle w:val="Normal"/>
+        <w:bidi w:val="0"/>
+        <w:jc w:val="start"/>
+        <w:rPr/>
+      </w:pPr>
+      <w:r>
+        <w:rPr/>
+      </w:r>
+    </w:p>
+    <w:p>
+      <w:pPr>
+        <w:pStyle w:val="Normal"/>
+        <w:bidi w:val="0"/>
+        <w:jc w:val="start"/>
+        <w:rPr/>
+      </w:pPr>
+      <w:r>
+        <w:rPr/>
+      </w:r>
+    </w:p>
+    <w:p>
+      <w:pPr>
+        <w:pStyle w:val="Normal"/>
+        <w:bidi w:val="0"/>
+        <w:jc w:val="start"/>
+        <w:rPr/>
+      </w:pPr>
+      <w:r>
+        <w:rPr/>
+      </w:r>
+    </w:p>
+    <w:p>
+      <w:pPr>
+        <w:pStyle w:val="Normal"/>
+        <w:bidi w:val="0"/>
+        <w:jc w:val="start"/>
+        <w:rPr/>
+      </w:pPr>
+      <w:r>
+        <w:rPr/>
+      </w:r>
+    </w:p>
+    <w:p>
+      <w:pPr>
+        <w:pStyle w:val="Normal"/>
+        <w:bidi w:val="0"/>
+        <w:jc w:val="start"/>
+        <w:rPr/>
+      </w:pPr>
+      <w:r>
+        <w:rPr/>
+      </w:r>
+    </w:p>
+    <w:p>
+      <w:pPr>
+        <w:pStyle w:val="Normal"/>
+        <w:bidi w:val="0"/>
+        <w:jc w:val="start"/>
+        <w:rPr/>
+      </w:pPr>
+      <w:r>
+        <w:rPr/>
+      </w:r>
+    </w:p>
+    <w:p>
+      <w:pPr>
+        <w:pStyle w:val="Normal"/>
+        <w:bidi w:val="0"/>
+        <w:jc w:val="start"/>
+        <w:rPr/>
+      </w:pPr>
+      <w:r>
+        <w:rPr/>
+      </w:r>
+    </w:p>
+    <w:p>
+      <w:pPr>
+        <w:pStyle w:val="Normal"/>
+        <w:bidi w:val="0"/>
+        <w:jc w:val="start"/>
+        <w:rPr/>
+      </w:pPr>
+      <w:r>
+        <w:rPr/>
+      </w:r>
+    </w:p>
+    <w:p>
+      <w:pPr>
+        <w:pStyle w:val="Normal"/>
+        <w:bidi w:val="0"/>
+        <w:jc w:val="start"/>
+        <w:rPr/>
+      </w:pPr>
+      <w:r>
+        <w:rPr/>
+      </w:r>
+    </w:p>
+    <w:p>
+      <w:pPr>
+        <w:pStyle w:val="Normal"/>
+        <w:bidi w:val="0"/>
+        <w:jc w:val="start"/>
+        <w:rPr/>
+      </w:pPr>
+      <w:r>
+        <w:rPr/>
+      </w:r>
+    </w:p>
+    <w:p>
+      <w:pPr>
+        <w:pStyle w:val="Normal"/>
+        <w:bidi w:val="0"/>
+        <w:jc w:val="start"/>
+        <w:rPr/>
+      </w:pPr>
+      <w:r>
+        <w:rPr/>
+      </w:r>
+    </w:p>
+    <w:p>
+      <w:pPr>
+        <w:pStyle w:val="Normal"/>
+        <w:bidi w:val="0"/>
+        <w:jc w:val="start"/>
+        <w:rPr/>
+      </w:pPr>
+      <w:r>
+        <w:rPr/>
+      </w:r>
+    </w:p>
+    <w:p>
+      <w:pPr>
+        <w:pStyle w:val="Normal"/>
+        <w:bidi w:val="0"/>
+        <w:jc w:val="start"/>
+        <w:rPr/>
+      </w:pPr>
+      <w:r>
+        <w:rPr/>
+      </w:r>
+    </w:p>
+    <w:p>
+      <w:pPr>
+        <w:pStyle w:val="Normal"/>
+        <w:bidi w:val="0"/>
+        <w:jc w:val="start"/>
+        <w:rPr/>
+      </w:pPr>
+      <w:r>
+        <w:rPr/>
+      </w:r>
+    </w:p>
     <w:p>
       <w:pPr>
         <w:pStyle w:val="Normal"/>
@@ -11707,7 +12742,7 @@
           </w:tcPr>
           <w:p>
             <w:pPr>
-              <w:pStyle w:val="Contenudetableau"/>
+              <w:pStyle w:val="Contenudetableauuser"/>
               <w:bidi w:val="0"/>
               <w:jc w:val="start"/>
               <w:rPr/>
@@ -11729,7 +12764,7 @@
           </w:tcPr>
           <w:p>
             <w:pPr>
-              <w:pStyle w:val="Contenudetableau"/>
+              <w:pStyle w:val="Contenudetableauuser"/>
               <w:bidi w:val="0"/>
               <w:jc w:val="start"/>
               <w:rPr/>
@@ -11752,7 +12787,7 @@
           </w:tcPr>
           <w:p>
             <w:pPr>
-              <w:pStyle w:val="Contenudetableau"/>
+              <w:pStyle w:val="Contenudetableauuser"/>
               <w:bidi w:val="0"/>
               <w:jc w:val="start"/>
               <w:rPr/>
@@ -11823,6 +12858,18 @@
               <w:t>Connexion avec les identifiants bosswaza</w:t>
             </w:r>
           </w:p>
+          <w:p>
+            <w:pPr>
+              <w:pStyle w:val="Contenudetableauuser"/>
+              <w:bidi w:val="0"/>
+              <w:jc w:val="start"/>
+              <w:rPr/>
+            </w:pPr>
+            <w:r>
+              <w:rPr/>
+              <w:t>Requête GET</w:t>
+            </w:r>
+          </w:p>
         </w:tc>
         <w:tc>
           <w:tcPr>
@@ -12003,6 +13050,18 @@
               <w:t>Clic sur le tableau</w:t>
             </w:r>
           </w:p>
+          <w:p>
+            <w:pPr>
+              <w:pStyle w:val="Contenudetableauuser"/>
+              <w:bidi w:val="0"/>
+              <w:jc w:val="start"/>
+              <w:rPr/>
+            </w:pPr>
+            <w:r>
+              <w:rPr/>
+              <w:t>Requête GET</w:t>
+            </w:r>
+          </w:p>
         </w:tc>
         <w:tc>
           <w:tcPr>
@@ -12094,6 +13153,18 @@
               <w:t>Clic sur la carte</w:t>
             </w:r>
           </w:p>
+          <w:p>
+            <w:pPr>
+              <w:pStyle w:val="Contenudetableauuser"/>
+              <w:bidi w:val="0"/>
+              <w:jc w:val="start"/>
+              <w:rPr/>
+            </w:pPr>
+            <w:r>
+              <w:rPr/>
+              <w:t>Requête GET</w:t>
+            </w:r>
+          </w:p>
         </w:tc>
         <w:tc>
           <w:tcPr>
@@ -12183,6 +13254,18 @@
                 <w:szCs w:val="24"/>
               </w:rPr>
               <w:t>Clic sur le bouton Ajouter une étiquette puis sélection</w:t>
+            </w:r>
+          </w:p>
+          <w:p>
+            <w:pPr>
+              <w:pStyle w:val="Contenudetableauuser"/>
+              <w:bidi w:val="0"/>
+              <w:jc w:val="start"/>
+              <w:rPr/>
+            </w:pPr>
+            <w:r>
+              <w:rPr/>
+              <w:t>Requête POST</w:t>
             </w:r>
           </w:p>
         </w:tc>
@@ -12281,7 +13364,7 @@
           </w:tcPr>
           <w:p>
             <w:pPr>
-              <w:pStyle w:val="Contenudetableau"/>
+              <w:pStyle w:val="Contenudetableauuser"/>
               <w:bidi w:val="0"/>
               <w:jc w:val="start"/>
               <w:rPr/>
@@ -12303,7 +13386,7 @@
           </w:tcPr>
           <w:p>
             <w:pPr>
-              <w:pStyle w:val="Contenudetableau"/>
+              <w:pStyle w:val="Contenudetableauuser"/>
               <w:bidi w:val="0"/>
               <w:jc w:val="start"/>
               <w:rPr/>
@@ -12326,7 +13409,7 @@
           </w:tcPr>
           <w:p>
             <w:pPr>
-              <w:pStyle w:val="Contenudetableau"/>
+              <w:pStyle w:val="Contenudetableauuser"/>
               <w:bidi w:val="0"/>
               <w:jc w:val="start"/>
               <w:rPr/>
@@ -12393,6 +13476,18 @@
               <w:t>Connexion avec les identifiants bosswaza</w:t>
             </w:r>
           </w:p>
+          <w:p>
+            <w:pPr>
+              <w:pStyle w:val="Contenudetableauuser"/>
+              <w:bidi w:val="0"/>
+              <w:jc w:val="start"/>
+              <w:rPr/>
+            </w:pPr>
+            <w:r>
+              <w:rPr/>
+              <w:t>Requête GET</w:t>
+            </w:r>
+          </w:p>
         </w:tc>
         <w:tc>
           <w:tcPr>
@@ -12561,6 +13656,18 @@
               <w:t>Clic sur le tableau</w:t>
             </w:r>
           </w:p>
+          <w:p>
+            <w:pPr>
+              <w:pStyle w:val="Contenudetableauuser"/>
+              <w:bidi w:val="0"/>
+              <w:jc w:val="start"/>
+              <w:rPr/>
+            </w:pPr>
+            <w:r>
+              <w:rPr/>
+              <w:t>Requête GET</w:t>
+            </w:r>
+          </w:p>
         </w:tc>
         <w:tc>
           <w:tcPr>
@@ -12646,6 +13753,18 @@
               <w:t>Clic sur la carte</w:t>
             </w:r>
           </w:p>
+          <w:p>
+            <w:pPr>
+              <w:pStyle w:val="Contenudetableauuser"/>
+              <w:bidi w:val="0"/>
+              <w:jc w:val="start"/>
+              <w:rPr/>
+            </w:pPr>
+            <w:r>
+              <w:rPr/>
+              <w:t>Requête GET</w:t>
+            </w:r>
+          </w:p>
         </w:tc>
         <w:tc>
           <w:tcPr>
@@ -12731,6 +13850,18 @@
               <w:t>Remplissage du champ commentaire puis confirmation</w:t>
             </w:r>
           </w:p>
+          <w:p>
+            <w:pPr>
+              <w:pStyle w:val="Contenudetableauuser"/>
+              <w:bidi w:val="0"/>
+              <w:jc w:val="start"/>
+              <w:rPr/>
+            </w:pPr>
+            <w:r>
+              <w:rPr/>
+              <w:t>Requête POST</w:t>
+            </w:r>
+          </w:p>
         </w:tc>
         <w:tc>
           <w:tcPr>
@@ -12762,6 +13893,132 @@
         </w:tc>
       </w:tr>
     </w:tbl>
+    <w:p>
+      <w:pPr>
+        <w:pStyle w:val="Normal"/>
+        <w:rPr/>
+      </w:pPr>
+      <w:r>
+        <w:rPr/>
+      </w:r>
+    </w:p>
+    <w:p>
+      <w:pPr>
+        <w:pStyle w:val="Normal"/>
+        <w:rPr/>
+      </w:pPr>
+      <w:r>
+        <w:rPr/>
+      </w:r>
+    </w:p>
+    <w:p>
+      <w:pPr>
+        <w:pStyle w:val="Normal"/>
+        <w:rPr/>
+      </w:pPr>
+      <w:r>
+        <w:rPr/>
+      </w:r>
+    </w:p>
+    <w:p>
+      <w:pPr>
+        <w:pStyle w:val="Normal"/>
+        <w:rPr/>
+      </w:pPr>
+      <w:r>
+        <w:rPr/>
+      </w:r>
+    </w:p>
+    <w:p>
+      <w:pPr>
+        <w:pStyle w:val="Normal"/>
+        <w:rPr/>
+      </w:pPr>
+      <w:r>
+        <w:rPr/>
+      </w:r>
+    </w:p>
+    <w:p>
+      <w:pPr>
+        <w:pStyle w:val="Normal"/>
+        <w:rPr/>
+      </w:pPr>
+      <w:r>
+        <w:rPr/>
+      </w:r>
+    </w:p>
+    <w:p>
+      <w:pPr>
+        <w:pStyle w:val="Normal"/>
+        <w:rPr/>
+      </w:pPr>
+      <w:r>
+        <w:rPr/>
+      </w:r>
+    </w:p>
+    <w:p>
+      <w:pPr>
+        <w:pStyle w:val="Normal"/>
+        <w:rPr/>
+      </w:pPr>
+      <w:r>
+        <w:rPr/>
+      </w:r>
+    </w:p>
+    <w:p>
+      <w:pPr>
+        <w:pStyle w:val="Normal"/>
+        <w:rPr/>
+      </w:pPr>
+      <w:r>
+        <w:rPr/>
+      </w:r>
+    </w:p>
+    <w:p>
+      <w:pPr>
+        <w:pStyle w:val="Normal"/>
+        <w:rPr/>
+      </w:pPr>
+      <w:r>
+        <w:rPr/>
+      </w:r>
+    </w:p>
+    <w:p>
+      <w:pPr>
+        <w:pStyle w:val="Normal"/>
+        <w:rPr/>
+      </w:pPr>
+      <w:r>
+        <w:rPr/>
+      </w:r>
+    </w:p>
+    <w:p>
+      <w:pPr>
+        <w:pStyle w:val="Normal"/>
+        <w:rPr/>
+      </w:pPr>
+      <w:r>
+        <w:rPr/>
+      </w:r>
+    </w:p>
+    <w:p>
+      <w:pPr>
+        <w:pStyle w:val="Normal"/>
+        <w:rPr/>
+      </w:pPr>
+      <w:r>
+        <w:rPr/>
+      </w:r>
+    </w:p>
+    <w:p>
+      <w:pPr>
+        <w:pStyle w:val="Normal"/>
+        <w:rPr/>
+      </w:pPr>
+      <w:r>
+        <w:rPr/>
+      </w:r>
+    </w:p>
     <w:p>
       <w:pPr>
         <w:pStyle w:val="Normal"/>
@@ -12814,7 +14071,7 @@
           </w:tcPr>
           <w:p>
             <w:pPr>
-              <w:pStyle w:val="Contenudetableau"/>
+              <w:pStyle w:val="Contenudetableauuser"/>
               <w:bidi w:val="0"/>
               <w:jc w:val="start"/>
               <w:rPr/>
@@ -12836,7 +14093,7 @@
           </w:tcPr>
           <w:p>
             <w:pPr>
-              <w:pStyle w:val="Contenudetableau"/>
+              <w:pStyle w:val="Contenudetableauuser"/>
               <w:bidi w:val="0"/>
               <w:jc w:val="start"/>
               <w:rPr/>
@@ -12859,7 +14116,7 @@
           </w:tcPr>
           <w:p>
             <w:pPr>
-              <w:pStyle w:val="Contenudetableau"/>
+              <w:pStyle w:val="Contenudetableauuser"/>
               <w:bidi w:val="0"/>
               <w:jc w:val="start"/>
               <w:rPr/>
@@ -12926,6 +14183,18 @@
               <w:t>Connexion avec les identifiants bosswaza</w:t>
             </w:r>
           </w:p>
+          <w:p>
+            <w:pPr>
+              <w:pStyle w:val="Contenudetableauuser"/>
+              <w:bidi w:val="0"/>
+              <w:jc w:val="start"/>
+              <w:rPr/>
+            </w:pPr>
+            <w:r>
+              <w:rPr/>
+              <w:t>Requête GET</w:t>
+            </w:r>
+          </w:p>
         </w:tc>
         <w:tc>
           <w:tcPr>
@@ -13094,6 +14363,18 @@
               <w:t>Clic sur le tableau</w:t>
             </w:r>
           </w:p>
+          <w:p>
+            <w:pPr>
+              <w:pStyle w:val="Contenudetableauuser"/>
+              <w:bidi w:val="0"/>
+              <w:jc w:val="start"/>
+              <w:rPr/>
+            </w:pPr>
+            <w:r>
+              <w:rPr/>
+              <w:t>Requête GET</w:t>
+            </w:r>
+          </w:p>
         </w:tc>
         <w:tc>
           <w:tcPr>
@@ -13179,6 +14460,18 @@
               <w:t>Clic sur la carte</w:t>
             </w:r>
           </w:p>
+          <w:p>
+            <w:pPr>
+              <w:pStyle w:val="Contenudetableauuser"/>
+              <w:bidi w:val="0"/>
+              <w:jc w:val="start"/>
+              <w:rPr/>
+            </w:pPr>
+            <w:r>
+              <w:rPr/>
+              <w:t>Requête GET</w:t>
+            </w:r>
+          </w:p>
         </w:tc>
         <w:tc>
           <w:tcPr>
@@ -13264,6 +14557,18 @@
               <w:t>Clic sur le bouton Ajouter un document puis sélection du fichier</w:t>
             </w:r>
           </w:p>
+          <w:p>
+            <w:pPr>
+              <w:pStyle w:val="Contenudetableauuser"/>
+              <w:bidi w:val="0"/>
+              <w:jc w:val="start"/>
+              <w:rPr/>
+            </w:pPr>
+            <w:r>
+              <w:rPr/>
+              <w:t>Requête POST</w:t>
+            </w:r>
+          </w:p>
         </w:tc>
         <w:tc>
           <w:tcPr>
@@ -13295,182 +14600,6 @@
         </w:tc>
       </w:tr>
     </w:tbl>
-    <w:p>
-      <w:pPr>
-        <w:pStyle w:val="Normal"/>
-        <w:bidi w:val="0"/>
-        <w:jc w:val="start"/>
-        <w:rPr/>
-      </w:pPr>
-      <w:r>
-        <w:rPr/>
-      </w:r>
-    </w:p>
-    <w:p>
-      <w:pPr>
-        <w:pStyle w:val="Normal"/>
-        <w:bidi w:val="0"/>
-        <w:jc w:val="start"/>
-        <w:rPr/>
-      </w:pPr>
-      <w:r>
-        <w:rPr/>
-      </w:r>
-    </w:p>
-    <w:p>
-      <w:pPr>
-        <w:pStyle w:val="Normal"/>
-        <w:bidi w:val="0"/>
-        <w:jc w:val="start"/>
-        <w:rPr/>
-      </w:pPr>
-      <w:r>
-        <w:rPr/>
-      </w:r>
-    </w:p>
-    <w:p>
-      <w:pPr>
-        <w:pStyle w:val="Normal"/>
-        <w:bidi w:val="0"/>
-        <w:jc w:val="start"/>
-        <w:rPr/>
-      </w:pPr>
-      <w:r>
-        <w:rPr/>
-      </w:r>
-    </w:p>
-    <w:p>
-      <w:pPr>
-        <w:pStyle w:val="Normal"/>
-        <w:bidi w:val="0"/>
-        <w:jc w:val="start"/>
-        <w:rPr/>
-      </w:pPr>
-      <w:r>
-        <w:rPr/>
-      </w:r>
-    </w:p>
-    <w:p>
-      <w:pPr>
-        <w:pStyle w:val="Normal"/>
-        <w:bidi w:val="0"/>
-        <w:jc w:val="start"/>
-        <w:rPr/>
-      </w:pPr>
-      <w:r>
-        <w:rPr/>
-      </w:r>
-    </w:p>
-    <w:p>
-      <w:pPr>
-        <w:pStyle w:val="Normal"/>
-        <w:bidi w:val="0"/>
-        <w:jc w:val="start"/>
-        <w:rPr/>
-      </w:pPr>
-      <w:r>
-        <w:rPr/>
-      </w:r>
-    </w:p>
-    <w:p>
-      <w:pPr>
-        <w:pStyle w:val="Normal"/>
-        <w:bidi w:val="0"/>
-        <w:jc w:val="start"/>
-        <w:rPr/>
-      </w:pPr>
-      <w:r>
-        <w:rPr/>
-      </w:r>
-    </w:p>
-    <w:p>
-      <w:pPr>
-        <w:pStyle w:val="Normal"/>
-        <w:bidi w:val="0"/>
-        <w:jc w:val="start"/>
-        <w:rPr/>
-      </w:pPr>
-      <w:r>
-        <w:rPr/>
-      </w:r>
-    </w:p>
-    <w:p>
-      <w:pPr>
-        <w:pStyle w:val="Normal"/>
-        <w:bidi w:val="0"/>
-        <w:jc w:val="start"/>
-        <w:rPr/>
-      </w:pPr>
-      <w:r>
-        <w:rPr/>
-      </w:r>
-    </w:p>
-    <w:p>
-      <w:pPr>
-        <w:pStyle w:val="Normal"/>
-        <w:bidi w:val="0"/>
-        <w:jc w:val="start"/>
-        <w:rPr/>
-      </w:pPr>
-      <w:r>
-        <w:rPr/>
-      </w:r>
-    </w:p>
-    <w:p>
-      <w:pPr>
-        <w:pStyle w:val="Normal"/>
-        <w:bidi w:val="0"/>
-        <w:jc w:val="start"/>
-        <w:rPr/>
-      </w:pPr>
-      <w:r>
-        <w:rPr/>
-      </w:r>
-    </w:p>
-    <w:p>
-      <w:pPr>
-        <w:pStyle w:val="Normal"/>
-        <w:bidi w:val="0"/>
-        <w:jc w:val="start"/>
-        <w:rPr/>
-      </w:pPr>
-      <w:r>
-        <w:rPr/>
-      </w:r>
-    </w:p>
-    <w:p>
-      <w:pPr>
-        <w:pStyle w:val="Normal"/>
-        <w:bidi w:val="0"/>
-        <w:jc w:val="start"/>
-        <w:rPr/>
-      </w:pPr>
-      <w:r>
-        <w:rPr/>
-      </w:r>
-    </w:p>
-    <w:p>
-      <w:pPr>
-        <w:pStyle w:val="Normal"/>
-        <w:bidi w:val="0"/>
-        <w:jc w:val="start"/>
-        <w:rPr/>
-      </w:pPr>
-      <w:r>
-        <w:rPr/>
-      </w:r>
-    </w:p>
-    <w:p>
-      <w:pPr>
-        <w:pStyle w:val="Normal"/>
-        <w:bidi w:val="0"/>
-        <w:jc w:val="start"/>
-        <w:rPr/>
-      </w:pPr>
-      <w:r>
-        <w:rPr/>
-      </w:r>
-    </w:p>
     <w:p>
       <w:pPr>
         <w:pStyle w:val="Normal"/>
@@ -13525,7 +14654,7 @@
           </w:tcPr>
           <w:p>
             <w:pPr>
-              <w:pStyle w:val="Contenudetableau"/>
+              <w:pStyle w:val="Contenudetableauuser"/>
               <w:bidi w:val="0"/>
               <w:jc w:val="start"/>
               <w:rPr/>
@@ -13547,7 +14676,7 @@
           </w:tcPr>
           <w:p>
             <w:pPr>
-              <w:pStyle w:val="Contenudetableau"/>
+              <w:pStyle w:val="Contenudetableauuser"/>
               <w:bidi w:val="0"/>
               <w:jc w:val="start"/>
               <w:rPr/>
@@ -13570,7 +14699,7 @@
           </w:tcPr>
           <w:p>
             <w:pPr>
-              <w:pStyle w:val="Contenudetableau"/>
+              <w:pStyle w:val="Contenudetableauuser"/>
               <w:bidi w:val="0"/>
               <w:jc w:val="start"/>
               <w:rPr/>
@@ -13641,6 +14770,18 @@
               <w:t>Connexion avec les identifiants bosswaza</w:t>
             </w:r>
           </w:p>
+          <w:p>
+            <w:pPr>
+              <w:pStyle w:val="Contenudetableauuser"/>
+              <w:bidi w:val="0"/>
+              <w:jc w:val="start"/>
+              <w:rPr/>
+            </w:pPr>
+            <w:r>
+              <w:rPr/>
+              <w:t>Requête GET</w:t>
+            </w:r>
+          </w:p>
         </w:tc>
         <w:tc>
           <w:tcPr>
@@ -13821,6 +14962,18 @@
               <w:t>Clic sur le tableau</w:t>
             </w:r>
           </w:p>
+          <w:p>
+            <w:pPr>
+              <w:pStyle w:val="Contenudetableauuser"/>
+              <w:bidi w:val="0"/>
+              <w:jc w:val="start"/>
+              <w:rPr/>
+            </w:pPr>
+            <w:r>
+              <w:rPr/>
+              <w:t>Requête GET</w:t>
+            </w:r>
+          </w:p>
         </w:tc>
         <w:tc>
           <w:tcPr>
@@ -13912,6 +15065,18 @@
               <w:t>Clic sur la carte</w:t>
             </w:r>
           </w:p>
+          <w:p>
+            <w:pPr>
+              <w:pStyle w:val="Contenudetableauuser"/>
+              <w:bidi w:val="0"/>
+              <w:jc w:val="start"/>
+              <w:rPr/>
+            </w:pPr>
+            <w:r>
+              <w:rPr/>
+              <w:t>Requête GET</w:t>
+            </w:r>
+          </w:p>
         </w:tc>
         <w:tc>
           <w:tcPr>
@@ -14001,6 +15166,18 @@
                 <w:szCs w:val="24"/>
               </w:rPr>
               <w:t>Remplissage du champ commentaire puis confirmation</w:t>
+            </w:r>
+          </w:p>
+          <w:p>
+            <w:pPr>
+              <w:pStyle w:val="Contenudetableauuser"/>
+              <w:bidi w:val="0"/>
+              <w:jc w:val="start"/>
+              <w:rPr/>
+            </w:pPr>
+            <w:r>
+              <w:rPr/>
+              <w:t>Requête POST</w:t>
             </w:r>
           </w:p>
         </w:tc>
@@ -14090,7 +15267,7 @@
           </w:tcPr>
           <w:p>
             <w:pPr>
-              <w:pStyle w:val="Contenudetableau"/>
+              <w:pStyle w:val="Contenudetableauuser"/>
               <w:bidi w:val="0"/>
               <w:jc w:val="start"/>
               <w:rPr/>
@@ -14112,7 +15289,7 @@
           </w:tcPr>
           <w:p>
             <w:pPr>
-              <w:pStyle w:val="Contenudetableau"/>
+              <w:pStyle w:val="Contenudetableauuser"/>
               <w:bidi w:val="0"/>
               <w:jc w:val="start"/>
               <w:rPr/>
@@ -14135,7 +15312,7 @@
           </w:tcPr>
           <w:p>
             <w:pPr>
-              <w:pStyle w:val="Contenudetableau"/>
+              <w:pStyle w:val="Contenudetableauuser"/>
               <w:bidi w:val="0"/>
               <w:jc w:val="start"/>
               <w:rPr/>
@@ -14206,6 +15383,18 @@
               <w:t>Connexion avec les identifiants bosswaza</w:t>
             </w:r>
           </w:p>
+          <w:p>
+            <w:pPr>
+              <w:pStyle w:val="Contenudetableauuser"/>
+              <w:bidi w:val="0"/>
+              <w:jc w:val="start"/>
+              <w:rPr/>
+            </w:pPr>
+            <w:r>
+              <w:rPr/>
+              <w:t>Requête GET</w:t>
+            </w:r>
+          </w:p>
         </w:tc>
         <w:tc>
           <w:tcPr>
@@ -14294,7 +15483,27 @@
                 <w:sz w:val="24"/>
                 <w:szCs w:val="24"/>
               </w:rPr>
-              <w:t>Clic sur Gestion des comptes</w:t>
+              <w:t xml:space="preserve">Clic sur </w:t>
+            </w:r>
+            <w:r>
+              <w:rPr>
+                <w:rFonts w:eastAsia="Arial" w:cs="Arial"/>
+                <w:sz w:val="24"/>
+                <w:szCs w:val="24"/>
+              </w:rPr>
+              <w:t>Utilisateurs</w:t>
+            </w:r>
+          </w:p>
+          <w:p>
+            <w:pPr>
+              <w:pStyle w:val="Contenudetableauuser"/>
+              <w:bidi w:val="0"/>
+              <w:jc w:val="start"/>
+              <w:rPr/>
+            </w:pPr>
+            <w:r>
+              <w:rPr/>
+              <w:t>Requête GET</w:t>
             </w:r>
           </w:p>
         </w:tc>
@@ -14388,6 +15597,18 @@
               <w:t>Clic sur le bouton Nouveau compte puis remplissage du formulaire</w:t>
             </w:r>
           </w:p>
+          <w:p>
+            <w:pPr>
+              <w:pStyle w:val="Contenudetableauuser"/>
+              <w:bidi w:val="0"/>
+              <w:jc w:val="start"/>
+              <w:rPr/>
+            </w:pPr>
+            <w:r>
+              <w:rPr/>
+              <w:t>Requête POST</w:t>
+            </w:r>
+          </w:p>
         </w:tc>
         <w:tc>
           <w:tcPr>
@@ -14421,6 +15642,17 @@
         </w:tc>
       </w:tr>
     </w:tbl>
+    <w:p>
+      <w:pPr>
+        <w:pStyle w:val="Normal"/>
+        <w:bidi w:val="0"/>
+        <w:jc w:val="start"/>
+        <w:rPr/>
+      </w:pPr>
+      <w:r>
+        <w:rPr/>
+      </w:r>
+    </w:p>
     <w:p>
       <w:pPr>
         <w:pStyle w:val="Normal"/>
@@ -14475,7 +15707,7 @@
           </w:tcPr>
           <w:p>
             <w:pPr>
-              <w:pStyle w:val="Contenudetableau"/>
+              <w:pStyle w:val="Contenudetableauuser"/>
               <w:bidi w:val="0"/>
               <w:jc w:val="start"/>
               <w:rPr/>
@@ -14497,7 +15729,7 @@
           </w:tcPr>
           <w:p>
             <w:pPr>
-              <w:pStyle w:val="Contenudetableau"/>
+              <w:pStyle w:val="Contenudetableauuser"/>
               <w:bidi w:val="0"/>
               <w:jc w:val="start"/>
               <w:rPr/>
@@ -14520,7 +15752,7 @@
           </w:tcPr>
           <w:p>
             <w:pPr>
-              <w:pStyle w:val="Contenudetableau"/>
+              <w:pStyle w:val="Contenudetableauuser"/>
               <w:bidi w:val="0"/>
               <w:jc w:val="start"/>
               <w:rPr/>
@@ -14587,6 +15819,18 @@
               <w:t>Connexion avec les identifiants bosswaza</w:t>
             </w:r>
           </w:p>
+          <w:p>
+            <w:pPr>
+              <w:pStyle w:val="Contenudetableauuser"/>
+              <w:bidi w:val="0"/>
+              <w:jc w:val="start"/>
+              <w:rPr/>
+            </w:pPr>
+            <w:r>
+              <w:rPr/>
+              <w:t>Requête GET</w:t>
+            </w:r>
+          </w:p>
         </w:tc>
         <w:tc>
           <w:tcPr>
@@ -14672,6 +15916,18 @@
               <w:t>Clic sur Gestion des tableaux</w:t>
             </w:r>
           </w:p>
+          <w:p>
+            <w:pPr>
+              <w:pStyle w:val="Contenudetableauuser"/>
+              <w:bidi w:val="0"/>
+              <w:jc w:val="start"/>
+              <w:rPr/>
+            </w:pPr>
+            <w:r>
+              <w:rPr/>
+              <w:t>Requête GET</w:t>
+            </w:r>
+          </w:p>
         </w:tc>
         <w:tc>
           <w:tcPr>
@@ -14755,6 +16011,18 @@
                 <w:szCs w:val="24"/>
               </w:rPr>
               <w:t>Clic sur le bouton Supprimer puis confirmation</w:t>
+            </w:r>
+          </w:p>
+          <w:p>
+            <w:pPr>
+              <w:pStyle w:val="Contenudetableauuser"/>
+              <w:bidi w:val="0"/>
+              <w:jc w:val="start"/>
+              <w:rPr/>
+            </w:pPr>
+            <w:r>
+              <w:rPr/>
+              <w:t>Requête DELETE</w:t>
             </w:r>
           </w:p>
         </w:tc>
@@ -14875,7 +16143,7 @@
           </w:tcPr>
           <w:p>
             <w:pPr>
-              <w:pStyle w:val="Contenudetableau"/>
+              <w:pStyle w:val="Contenudetableauuser"/>
               <w:bidi w:val="0"/>
               <w:jc w:val="start"/>
               <w:rPr/>
@@ -14897,7 +16165,7 @@
           </w:tcPr>
           <w:p>
             <w:pPr>
-              <w:pStyle w:val="Contenudetableau"/>
+              <w:pStyle w:val="Contenudetableauuser"/>
               <w:bidi w:val="0"/>
               <w:jc w:val="start"/>
               <w:rPr/>
@@ -14920,7 +16188,7 @@
           </w:tcPr>
           <w:p>
             <w:pPr>
-              <w:pStyle w:val="Contenudetableau"/>
+              <w:pStyle w:val="Contenudetableauuser"/>
               <w:bidi w:val="0"/>
               <w:jc w:val="start"/>
               <w:rPr/>
@@ -14987,6 +16255,18 @@
               <w:t>Connexion avec les identifiants bosswaza</w:t>
             </w:r>
           </w:p>
+          <w:p>
+            <w:pPr>
+              <w:pStyle w:val="Contenudetableauuser"/>
+              <w:bidi w:val="0"/>
+              <w:jc w:val="start"/>
+              <w:rPr/>
+            </w:pPr>
+            <w:r>
+              <w:rPr/>
+              <w:t>Requête GET</w:t>
+            </w:r>
+          </w:p>
         </w:tc>
         <w:tc>
           <w:tcPr>
@@ -15155,6 +16435,18 @@
               <w:t>Clic sur le tableau</w:t>
             </w:r>
           </w:p>
+          <w:p>
+            <w:pPr>
+              <w:pStyle w:val="Contenudetableauuser"/>
+              <w:bidi w:val="0"/>
+              <w:jc w:val="start"/>
+              <w:rPr/>
+            </w:pPr>
+            <w:r>
+              <w:rPr/>
+              <w:t>Requête GET</w:t>
+            </w:r>
+          </w:p>
         </w:tc>
         <w:tc>
           <w:tcPr>
@@ -15240,6 +16532,18 @@
               <w:t>Clic sur le bouton Supprimer la liste puis confirmation</w:t>
             </w:r>
           </w:p>
+          <w:p>
+            <w:pPr>
+              <w:pStyle w:val="Contenudetableauuser"/>
+              <w:bidi w:val="0"/>
+              <w:jc w:val="start"/>
+              <w:rPr/>
+            </w:pPr>
+            <w:r>
+              <w:rPr/>
+              <w:t>Requête DELETE</w:t>
+            </w:r>
+          </w:p>
         </w:tc>
         <w:tc>
           <w:tcPr>
@@ -15271,6 +16575,105 @@
         </w:tc>
       </w:tr>
     </w:tbl>
+    <w:p>
+      <w:pPr>
+        <w:pStyle w:val="Normal"/>
+        <w:bidi w:val="0"/>
+        <w:jc w:val="start"/>
+        <w:rPr/>
+      </w:pPr>
+      <w:r>
+        <w:rPr/>
+      </w:r>
+    </w:p>
+    <w:p>
+      <w:pPr>
+        <w:pStyle w:val="Normal"/>
+        <w:bidi w:val="0"/>
+        <w:jc w:val="start"/>
+        <w:rPr/>
+      </w:pPr>
+      <w:r>
+        <w:rPr/>
+      </w:r>
+    </w:p>
+    <w:p>
+      <w:pPr>
+        <w:pStyle w:val="Normal"/>
+        <w:bidi w:val="0"/>
+        <w:jc w:val="start"/>
+        <w:rPr/>
+      </w:pPr>
+      <w:r>
+        <w:rPr/>
+      </w:r>
+    </w:p>
+    <w:p>
+      <w:pPr>
+        <w:pStyle w:val="Normal"/>
+        <w:bidi w:val="0"/>
+        <w:jc w:val="start"/>
+        <w:rPr/>
+      </w:pPr>
+      <w:r>
+        <w:rPr/>
+      </w:r>
+    </w:p>
+    <w:p>
+      <w:pPr>
+        <w:pStyle w:val="Normal"/>
+        <w:bidi w:val="0"/>
+        <w:jc w:val="start"/>
+        <w:rPr/>
+      </w:pPr>
+      <w:r>
+        <w:rPr/>
+      </w:r>
+    </w:p>
+    <w:p>
+      <w:pPr>
+        <w:pStyle w:val="Normal"/>
+        <w:bidi w:val="0"/>
+        <w:jc w:val="start"/>
+        <w:rPr/>
+      </w:pPr>
+      <w:r>
+        <w:rPr/>
+      </w:r>
+    </w:p>
+    <w:p>
+      <w:pPr>
+        <w:pStyle w:val="Normal"/>
+        <w:bidi w:val="0"/>
+        <w:jc w:val="start"/>
+        <w:rPr/>
+      </w:pPr>
+      <w:r>
+        <w:rPr/>
+      </w:r>
+    </w:p>
+    <w:p>
+      <w:pPr>
+        <w:pStyle w:val="Normal"/>
+        <w:bidi w:val="0"/>
+        <w:jc w:val="start"/>
+        <w:rPr/>
+      </w:pPr>
+      <w:r>
+        <w:rPr/>
+      </w:r>
+    </w:p>
+    <w:p>
+      <w:pPr>
+        <w:pStyle w:val="Normal"/>
+        <w:bidi w:val="0"/>
+        <w:jc w:val="start"/>
+        <w:rPr/>
+      </w:pPr>
+      <w:r>
+        <w:rPr/>
+      </w:r>
+    </w:p>
     <w:p>
       <w:pPr>
         <w:pStyle w:val="Normal"/>
@@ -15325,7 +16728,7 @@
           </w:tcPr>
           <w:p>
             <w:pPr>
-              <w:pStyle w:val="Contenudetableau"/>
+              <w:pStyle w:val="Contenudetableauuser"/>
               <w:bidi w:val="0"/>
               <w:jc w:val="start"/>
               <w:rPr/>
@@ -15347,7 +16750,7 @@
           </w:tcPr>
           <w:p>
             <w:pPr>
-              <w:pStyle w:val="Contenudetableau"/>
+              <w:pStyle w:val="Contenudetableauuser"/>
               <w:bidi w:val="0"/>
               <w:jc w:val="start"/>
               <w:rPr/>
@@ -15370,7 +16773,7 @@
           </w:tcPr>
           <w:p>
             <w:pPr>
-              <w:pStyle w:val="Contenudetableau"/>
+              <w:pStyle w:val="Contenudetableauuser"/>
               <w:bidi w:val="0"/>
               <w:jc w:val="start"/>
               <w:rPr/>
@@ -15437,6 +16840,18 @@
               <w:t>Connexion avec les identifiants bosswaza</w:t>
             </w:r>
           </w:p>
+          <w:p>
+            <w:pPr>
+              <w:pStyle w:val="Contenudetableauuser"/>
+              <w:bidi w:val="0"/>
+              <w:jc w:val="start"/>
+              <w:rPr/>
+            </w:pPr>
+            <w:r>
+              <w:rPr/>
+              <w:t>Requête GET</w:t>
+            </w:r>
+          </w:p>
         </w:tc>
         <w:tc>
           <w:tcPr>
@@ -15551,7 +16966,9 @@
         </w:tc>
       </w:tr>
       <w:tr>
-        <w:trPr/>
+        <w:trPr>
+          <w:trHeight w:val="362" w:hRule="atLeast"/>
+        </w:trPr>
         <w:tc>
           <w:tcPr>
             <w:tcW w:w="3212" w:type="dxa"/>
@@ -15603,6 +17020,24 @@
                 <w:szCs w:val="24"/>
               </w:rPr>
               <w:t>Clic sur le tableau</w:t>
+            </w:r>
+          </w:p>
+          <w:p>
+            <w:pPr>
+              <w:pStyle w:val="Normal"/>
+              <w:rPr>
+                <w:rFonts w:ascii="Liberation Serif" w:hAnsi="Liberation Serif"/>
+                <w:sz w:val="24"/>
+                <w:szCs w:val="24"/>
+              </w:rPr>
+            </w:pPr>
+            <w:r>
+              <w:rPr>
+                <w:rFonts w:eastAsia="Arial" w:cs="Arial"/>
+                <w:sz w:val="24"/>
+                <w:szCs w:val="24"/>
+              </w:rPr>
+              <w:t>Requête GET</w:t>
             </w:r>
           </w:p>
         </w:tc>
@@ -15690,6 +17125,18 @@
               <w:t>Clic sur la carte</w:t>
             </w:r>
           </w:p>
+          <w:p>
+            <w:pPr>
+              <w:pStyle w:val="Contenudetableauuser"/>
+              <w:bidi w:val="0"/>
+              <w:jc w:val="start"/>
+              <w:rPr/>
+            </w:pPr>
+            <w:r>
+              <w:rPr/>
+              <w:t>Requête GET</w:t>
+            </w:r>
+          </w:p>
         </w:tc>
         <w:tc>
           <w:tcPr>
@@ -15775,6 +17222,18 @@
               <w:t>Clic sur le bouton Supprimer puis confirmation</w:t>
             </w:r>
           </w:p>
+          <w:p>
+            <w:pPr>
+              <w:pStyle w:val="Contenudetableauuser"/>
+              <w:bidi w:val="0"/>
+              <w:jc w:val="start"/>
+              <w:rPr/>
+            </w:pPr>
+            <w:r>
+              <w:rPr/>
+              <w:t>Requête DELETE</w:t>
+            </w:r>
+          </w:p>
         </w:tc>
         <w:tc>
           <w:tcPr>
@@ -15806,116 +17265,6 @@
         </w:tc>
       </w:tr>
     </w:tbl>
-    <w:p>
-      <w:pPr>
-        <w:pStyle w:val="Normal"/>
-        <w:bidi w:val="0"/>
-        <w:jc w:val="start"/>
-        <w:rPr/>
-      </w:pPr>
-      <w:r>
-        <w:rPr/>
-      </w:r>
-    </w:p>
-    <w:p>
-      <w:pPr>
-        <w:pStyle w:val="Normal"/>
-        <w:bidi w:val="0"/>
-        <w:jc w:val="start"/>
-        <w:rPr/>
-      </w:pPr>
-      <w:r>
-        <w:rPr/>
-      </w:r>
-    </w:p>
-    <w:p>
-      <w:pPr>
-        <w:pStyle w:val="Normal"/>
-        <w:bidi w:val="0"/>
-        <w:jc w:val="start"/>
-        <w:rPr/>
-      </w:pPr>
-      <w:r>
-        <w:rPr/>
-      </w:r>
-    </w:p>
-    <w:p>
-      <w:pPr>
-        <w:pStyle w:val="Normal"/>
-        <w:bidi w:val="0"/>
-        <w:jc w:val="start"/>
-        <w:rPr/>
-      </w:pPr>
-      <w:r>
-        <w:rPr/>
-      </w:r>
-    </w:p>
-    <w:p>
-      <w:pPr>
-        <w:pStyle w:val="Normal"/>
-        <w:bidi w:val="0"/>
-        <w:jc w:val="start"/>
-        <w:rPr/>
-      </w:pPr>
-      <w:r>
-        <w:rPr/>
-      </w:r>
-    </w:p>
-    <w:p>
-      <w:pPr>
-        <w:pStyle w:val="Normal"/>
-        <w:bidi w:val="0"/>
-        <w:jc w:val="start"/>
-        <w:rPr/>
-      </w:pPr>
-      <w:r>
-        <w:rPr/>
-      </w:r>
-    </w:p>
-    <w:p>
-      <w:pPr>
-        <w:pStyle w:val="Normal"/>
-        <w:bidi w:val="0"/>
-        <w:jc w:val="start"/>
-        <w:rPr/>
-      </w:pPr>
-      <w:r>
-        <w:rPr/>
-      </w:r>
-    </w:p>
-    <w:p>
-      <w:pPr>
-        <w:pStyle w:val="Normal"/>
-        <w:bidi w:val="0"/>
-        <w:jc w:val="start"/>
-        <w:rPr/>
-      </w:pPr>
-      <w:r>
-        <w:rPr/>
-      </w:r>
-    </w:p>
-    <w:p>
-      <w:pPr>
-        <w:pStyle w:val="Normal"/>
-        <w:bidi w:val="0"/>
-        <w:jc w:val="start"/>
-        <w:rPr/>
-      </w:pPr>
-      <w:r>
-        <w:rPr/>
-      </w:r>
-    </w:p>
-    <w:p>
-      <w:pPr>
-        <w:pStyle w:val="Normal"/>
-        <w:bidi w:val="0"/>
-        <w:jc w:val="start"/>
-        <w:rPr/>
-      </w:pPr>
-      <w:r>
-        <w:rPr/>
-      </w:r>
-    </w:p>
     <w:p>
       <w:pPr>
         <w:pStyle w:val="Normal"/>
@@ -15970,7 +17319,7 @@
           </w:tcPr>
           <w:p>
             <w:pPr>
-              <w:pStyle w:val="Contenudetableau"/>
+              <w:pStyle w:val="Contenudetableauuser"/>
               <w:bidi w:val="0"/>
               <w:jc w:val="start"/>
               <w:rPr/>
@@ -15992,7 +17341,7 @@
           </w:tcPr>
           <w:p>
             <w:pPr>
-              <w:pStyle w:val="Contenudetableau"/>
+              <w:pStyle w:val="Contenudetableauuser"/>
               <w:bidi w:val="0"/>
               <w:jc w:val="start"/>
               <w:rPr/>
@@ -16015,7 +17364,7 @@
           </w:tcPr>
           <w:p>
             <w:pPr>
-              <w:pStyle w:val="Contenudetableau"/>
+              <w:pStyle w:val="Contenudetableauuser"/>
               <w:bidi w:val="0"/>
               <w:jc w:val="start"/>
               <w:rPr/>
@@ -16082,6 +17431,18 @@
               <w:t>Connexion avec les identifiants bosswaza</w:t>
             </w:r>
           </w:p>
+          <w:p>
+            <w:pPr>
+              <w:pStyle w:val="Contenudetableauuser"/>
+              <w:bidi w:val="0"/>
+              <w:jc w:val="start"/>
+              <w:rPr/>
+            </w:pPr>
+            <w:r>
+              <w:rPr/>
+              <w:t>Requête GET</w:t>
+            </w:r>
+          </w:p>
         </w:tc>
         <w:tc>
           <w:tcPr>
@@ -16250,6 +17611,18 @@
               <w:t>Clic sur le tableau</w:t>
             </w:r>
           </w:p>
+          <w:p>
+            <w:pPr>
+              <w:pStyle w:val="Contenudetableauuser"/>
+              <w:bidi w:val="0"/>
+              <w:jc w:val="start"/>
+              <w:rPr/>
+            </w:pPr>
+            <w:r>
+              <w:rPr/>
+              <w:t>Requête GET</w:t>
+            </w:r>
+          </w:p>
         </w:tc>
         <w:tc>
           <w:tcPr>
@@ -16335,6 +17708,18 @@
               <w:t>Clic sur la carte</w:t>
             </w:r>
           </w:p>
+          <w:p>
+            <w:pPr>
+              <w:pStyle w:val="Contenudetableauuser"/>
+              <w:bidi w:val="0"/>
+              <w:jc w:val="start"/>
+              <w:rPr/>
+            </w:pPr>
+            <w:r>
+              <w:rPr/>
+              <w:t>Requête GET</w:t>
+            </w:r>
+          </w:p>
         </w:tc>
         <w:tc>
           <w:tcPr>
@@ -16420,6 +17805,18 @@
               <w:t>Clic sur le bouton Supprimer le commentaire puis confirmation</w:t>
             </w:r>
           </w:p>
+          <w:p>
+            <w:pPr>
+              <w:pStyle w:val="Contenudetableauuser"/>
+              <w:bidi w:val="0"/>
+              <w:jc w:val="start"/>
+              <w:rPr/>
+            </w:pPr>
+            <w:r>
+              <w:rPr/>
+              <w:t>Requête DELETE</w:t>
+            </w:r>
+          </w:p>
         </w:tc>
         <w:tc>
           <w:tcPr>
@@ -16451,6 +17848,138 @@
         </w:tc>
       </w:tr>
     </w:tbl>
+    <w:p>
+      <w:pPr>
+        <w:pStyle w:val="Normal"/>
+        <w:bidi w:val="0"/>
+        <w:jc w:val="start"/>
+        <w:rPr/>
+      </w:pPr>
+      <w:r>
+        <w:rPr/>
+      </w:r>
+    </w:p>
+    <w:p>
+      <w:pPr>
+        <w:pStyle w:val="Normal"/>
+        <w:bidi w:val="0"/>
+        <w:jc w:val="start"/>
+        <w:rPr/>
+      </w:pPr>
+      <w:r>
+        <w:rPr/>
+      </w:r>
+    </w:p>
+    <w:p>
+      <w:pPr>
+        <w:pStyle w:val="Normal"/>
+        <w:bidi w:val="0"/>
+        <w:jc w:val="start"/>
+        <w:rPr/>
+      </w:pPr>
+      <w:r>
+        <w:rPr/>
+      </w:r>
+    </w:p>
+    <w:p>
+      <w:pPr>
+        <w:pStyle w:val="Normal"/>
+        <w:bidi w:val="0"/>
+        <w:jc w:val="start"/>
+        <w:rPr/>
+      </w:pPr>
+      <w:r>
+        <w:rPr/>
+      </w:r>
+    </w:p>
+    <w:p>
+      <w:pPr>
+        <w:pStyle w:val="Normal"/>
+        <w:bidi w:val="0"/>
+        <w:jc w:val="start"/>
+        <w:rPr/>
+      </w:pPr>
+      <w:r>
+        <w:rPr/>
+      </w:r>
+    </w:p>
+    <w:p>
+      <w:pPr>
+        <w:pStyle w:val="Normal"/>
+        <w:bidi w:val="0"/>
+        <w:jc w:val="start"/>
+        <w:rPr/>
+      </w:pPr>
+      <w:r>
+        <w:rPr/>
+      </w:r>
+    </w:p>
+    <w:p>
+      <w:pPr>
+        <w:pStyle w:val="Normal"/>
+        <w:bidi w:val="0"/>
+        <w:jc w:val="start"/>
+        <w:rPr/>
+      </w:pPr>
+      <w:r>
+        <w:rPr/>
+      </w:r>
+    </w:p>
+    <w:p>
+      <w:pPr>
+        <w:pStyle w:val="Normal"/>
+        <w:bidi w:val="0"/>
+        <w:jc w:val="start"/>
+        <w:rPr/>
+      </w:pPr>
+      <w:r>
+        <w:rPr/>
+      </w:r>
+    </w:p>
+    <w:p>
+      <w:pPr>
+        <w:pStyle w:val="Normal"/>
+        <w:bidi w:val="0"/>
+        <w:jc w:val="start"/>
+        <w:rPr/>
+      </w:pPr>
+      <w:r>
+        <w:rPr/>
+      </w:r>
+    </w:p>
+    <w:p>
+      <w:pPr>
+        <w:pStyle w:val="Normal"/>
+        <w:bidi w:val="0"/>
+        <w:jc w:val="start"/>
+        <w:rPr/>
+      </w:pPr>
+      <w:r>
+        <w:rPr/>
+      </w:r>
+    </w:p>
+    <w:p>
+      <w:pPr>
+        <w:pStyle w:val="Normal"/>
+        <w:bidi w:val="0"/>
+        <w:jc w:val="start"/>
+        <w:rPr/>
+      </w:pPr>
+      <w:r>
+        <w:rPr/>
+      </w:r>
+    </w:p>
+    <w:p>
+      <w:pPr>
+        <w:pStyle w:val="Normal"/>
+        <w:bidi w:val="0"/>
+        <w:jc w:val="start"/>
+        <w:rPr/>
+      </w:pPr>
+      <w:r>
+        <w:rPr/>
+      </w:r>
+    </w:p>
     <w:p>
       <w:pPr>
         <w:pStyle w:val="Normal"/>
@@ -16505,7 +18034,7 @@
           </w:tcPr>
           <w:p>
             <w:pPr>
-              <w:pStyle w:val="Contenudetableau"/>
+              <w:pStyle w:val="Contenudetableauuser"/>
               <w:bidi w:val="0"/>
               <w:jc w:val="start"/>
               <w:rPr/>
@@ -16527,7 +18056,7 @@
           </w:tcPr>
           <w:p>
             <w:pPr>
-              <w:pStyle w:val="Contenudetableau"/>
+              <w:pStyle w:val="Contenudetableauuser"/>
               <w:bidi w:val="0"/>
               <w:jc w:val="start"/>
               <w:rPr/>
@@ -16550,7 +18079,7 @@
           </w:tcPr>
           <w:p>
             <w:pPr>
-              <w:pStyle w:val="Contenudetableau"/>
+              <w:pStyle w:val="Contenudetableauuser"/>
               <w:bidi w:val="0"/>
               <w:jc w:val="start"/>
               <w:rPr/>
@@ -16617,6 +18146,18 @@
               <w:t>Connexion avec les identifiants bosswaza</w:t>
             </w:r>
           </w:p>
+          <w:p>
+            <w:pPr>
+              <w:pStyle w:val="Contenudetableauuser"/>
+              <w:bidi w:val="0"/>
+              <w:jc w:val="start"/>
+              <w:rPr/>
+            </w:pPr>
+            <w:r>
+              <w:rPr/>
+              <w:t>Requête GET</w:t>
+            </w:r>
+          </w:p>
         </w:tc>
         <w:tc>
           <w:tcPr>
@@ -16785,6 +18326,18 @@
               <w:t>Clic sur le tableau</w:t>
             </w:r>
           </w:p>
+          <w:p>
+            <w:pPr>
+              <w:pStyle w:val="Contenudetableauuser"/>
+              <w:bidi w:val="0"/>
+              <w:jc w:val="start"/>
+              <w:rPr/>
+            </w:pPr>
+            <w:r>
+              <w:rPr/>
+              <w:t>Requête GET</w:t>
+            </w:r>
+          </w:p>
         </w:tc>
         <w:tc>
           <w:tcPr>
@@ -16870,6 +18423,18 @@
               <w:t>Clic sur la carte</w:t>
             </w:r>
           </w:p>
+          <w:p>
+            <w:pPr>
+              <w:pStyle w:val="Contenudetableauuser"/>
+              <w:bidi w:val="0"/>
+              <w:jc w:val="start"/>
+              <w:rPr/>
+            </w:pPr>
+            <w:r>
+              <w:rPr/>
+              <w:t>Requête GET</w:t>
+            </w:r>
+          </w:p>
         </w:tc>
         <w:tc>
           <w:tcPr>
@@ -16955,6 +18520,18 @@
               <w:t>Clic sur le bouton Supprimer le document puis confirmation</w:t>
             </w:r>
           </w:p>
+          <w:p>
+            <w:pPr>
+              <w:pStyle w:val="Contenudetableauuser"/>
+              <w:bidi w:val="0"/>
+              <w:jc w:val="start"/>
+              <w:rPr/>
+            </w:pPr>
+            <w:r>
+              <w:rPr/>
+              <w:t>Requête DELETE</w:t>
+            </w:r>
+          </w:p>
         </w:tc>
         <w:tc>
           <w:tcPr>
@@ -16986,182 +18563,6 @@
         </w:tc>
       </w:tr>
     </w:tbl>
-    <w:p>
-      <w:pPr>
-        <w:pStyle w:val="Normal"/>
-        <w:bidi w:val="0"/>
-        <w:jc w:val="start"/>
-        <w:rPr/>
-      </w:pPr>
-      <w:r>
-        <w:rPr/>
-      </w:r>
-    </w:p>
-    <w:p>
-      <w:pPr>
-        <w:pStyle w:val="Normal"/>
-        <w:bidi w:val="0"/>
-        <w:jc w:val="start"/>
-        <w:rPr/>
-      </w:pPr>
-      <w:r>
-        <w:rPr/>
-      </w:r>
-    </w:p>
-    <w:p>
-      <w:pPr>
-        <w:pStyle w:val="Normal"/>
-        <w:bidi w:val="0"/>
-        <w:jc w:val="start"/>
-        <w:rPr/>
-      </w:pPr>
-      <w:r>
-        <w:rPr/>
-      </w:r>
-    </w:p>
-    <w:p>
-      <w:pPr>
-        <w:pStyle w:val="Normal"/>
-        <w:bidi w:val="0"/>
-        <w:jc w:val="start"/>
-        <w:rPr/>
-      </w:pPr>
-      <w:r>
-        <w:rPr/>
-      </w:r>
-    </w:p>
-    <w:p>
-      <w:pPr>
-        <w:pStyle w:val="Normal"/>
-        <w:bidi w:val="0"/>
-        <w:jc w:val="start"/>
-        <w:rPr/>
-      </w:pPr>
-      <w:r>
-        <w:rPr/>
-      </w:r>
-    </w:p>
-    <w:p>
-      <w:pPr>
-        <w:pStyle w:val="Normal"/>
-        <w:bidi w:val="0"/>
-        <w:jc w:val="start"/>
-        <w:rPr/>
-      </w:pPr>
-      <w:r>
-        <w:rPr/>
-      </w:r>
-    </w:p>
-    <w:p>
-      <w:pPr>
-        <w:pStyle w:val="Normal"/>
-        <w:bidi w:val="0"/>
-        <w:jc w:val="start"/>
-        <w:rPr/>
-      </w:pPr>
-      <w:r>
-        <w:rPr/>
-      </w:r>
-    </w:p>
-    <w:p>
-      <w:pPr>
-        <w:pStyle w:val="Normal"/>
-        <w:bidi w:val="0"/>
-        <w:jc w:val="start"/>
-        <w:rPr/>
-      </w:pPr>
-      <w:r>
-        <w:rPr/>
-      </w:r>
-    </w:p>
-    <w:p>
-      <w:pPr>
-        <w:pStyle w:val="Normal"/>
-        <w:bidi w:val="0"/>
-        <w:jc w:val="start"/>
-        <w:rPr/>
-      </w:pPr>
-      <w:r>
-        <w:rPr/>
-      </w:r>
-    </w:p>
-    <w:p>
-      <w:pPr>
-        <w:pStyle w:val="Normal"/>
-        <w:bidi w:val="0"/>
-        <w:jc w:val="start"/>
-        <w:rPr/>
-      </w:pPr>
-      <w:r>
-        <w:rPr/>
-      </w:r>
-    </w:p>
-    <w:p>
-      <w:pPr>
-        <w:pStyle w:val="Normal"/>
-        <w:bidi w:val="0"/>
-        <w:jc w:val="start"/>
-        <w:rPr/>
-      </w:pPr>
-      <w:r>
-        <w:rPr/>
-      </w:r>
-    </w:p>
-    <w:p>
-      <w:pPr>
-        <w:pStyle w:val="Normal"/>
-        <w:bidi w:val="0"/>
-        <w:jc w:val="start"/>
-        <w:rPr/>
-      </w:pPr>
-      <w:r>
-        <w:rPr/>
-      </w:r>
-    </w:p>
-    <w:p>
-      <w:pPr>
-        <w:pStyle w:val="Normal"/>
-        <w:bidi w:val="0"/>
-        <w:jc w:val="start"/>
-        <w:rPr/>
-      </w:pPr>
-      <w:r>
-        <w:rPr/>
-      </w:r>
-    </w:p>
-    <w:p>
-      <w:pPr>
-        <w:pStyle w:val="Normal"/>
-        <w:bidi w:val="0"/>
-        <w:jc w:val="start"/>
-        <w:rPr/>
-      </w:pPr>
-      <w:r>
-        <w:rPr/>
-      </w:r>
-    </w:p>
-    <w:p>
-      <w:pPr>
-        <w:pStyle w:val="Normal"/>
-        <w:bidi w:val="0"/>
-        <w:jc w:val="start"/>
-        <w:rPr/>
-      </w:pPr>
-      <w:r>
-        <w:rPr/>
-      </w:r>
-    </w:p>
-    <w:p>
-      <w:pPr>
-        <w:pStyle w:val="Normal"/>
-        <w:bidi w:val="0"/>
-        <w:jc w:val="start"/>
-        <w:rPr/>
-      </w:pPr>
-      <w:r>
-        <w:rPr/>
-      </w:r>
-    </w:p>
     <w:p>
       <w:pPr>
         <w:pStyle w:val="Normal"/>
@@ -17216,7 +18617,7 @@
           </w:tcPr>
           <w:p>
             <w:pPr>
-              <w:pStyle w:val="Contenudetableau"/>
+              <w:pStyle w:val="Contenudetableauuser"/>
               <w:bidi w:val="0"/>
               <w:jc w:val="start"/>
               <w:rPr/>
@@ -17238,7 +18639,7 @@
           </w:tcPr>
           <w:p>
             <w:pPr>
-              <w:pStyle w:val="Contenudetableau"/>
+              <w:pStyle w:val="Contenudetableauuser"/>
               <w:bidi w:val="0"/>
               <w:jc w:val="start"/>
               <w:rPr/>
@@ -17261,7 +18662,7 @@
           </w:tcPr>
           <w:p>
             <w:pPr>
-              <w:pStyle w:val="Contenudetableau"/>
+              <w:pStyle w:val="Contenudetableauuser"/>
               <w:bidi w:val="0"/>
               <w:jc w:val="start"/>
               <w:rPr/>
@@ -17332,6 +18733,18 @@
               <w:t>Connexion avec les identifiants bosswaza</w:t>
             </w:r>
           </w:p>
+          <w:p>
+            <w:pPr>
+              <w:pStyle w:val="Contenudetableauuser"/>
+              <w:bidi w:val="0"/>
+              <w:jc w:val="start"/>
+              <w:rPr/>
+            </w:pPr>
+            <w:r>
+              <w:rPr/>
+              <w:t>Requête GET</w:t>
+            </w:r>
+          </w:p>
         </w:tc>
         <w:tc>
           <w:tcPr>
@@ -17512,6 +18925,18 @@
               <w:t>Clic sur le tableau</w:t>
             </w:r>
           </w:p>
+          <w:p>
+            <w:pPr>
+              <w:pStyle w:val="Contenudetableauuser"/>
+              <w:bidi w:val="0"/>
+              <w:jc w:val="start"/>
+              <w:rPr/>
+            </w:pPr>
+            <w:r>
+              <w:rPr/>
+              <w:t>Requête GET</w:t>
+            </w:r>
+          </w:p>
         </w:tc>
         <w:tc>
           <w:tcPr>
@@ -17603,6 +19028,18 @@
               <w:t>Clic sur la carte</w:t>
             </w:r>
           </w:p>
+          <w:p>
+            <w:pPr>
+              <w:pStyle w:val="Contenudetableauuser"/>
+              <w:bidi w:val="0"/>
+              <w:jc w:val="start"/>
+              <w:rPr/>
+            </w:pPr>
+            <w:r>
+              <w:rPr/>
+              <w:t>Requête GET</w:t>
+            </w:r>
+          </w:p>
         </w:tc>
         <w:tc>
           <w:tcPr>
@@ -17694,6 +19131,18 @@
               <w:t>Clic sur le bouton Supprimer le commentaire puis confirmation</w:t>
             </w:r>
           </w:p>
+          <w:p>
+            <w:pPr>
+              <w:pStyle w:val="Contenudetableauuser"/>
+              <w:bidi w:val="0"/>
+              <w:jc w:val="start"/>
+              <w:rPr/>
+            </w:pPr>
+            <w:r>
+              <w:rPr/>
+              <w:t>Requête DELETE</w:t>
+            </w:r>
+          </w:p>
         </w:tc>
         <w:tc>
           <w:tcPr>
@@ -17727,6 +19176,171 @@
         </w:tc>
       </w:tr>
     </w:tbl>
+    <w:p>
+      <w:pPr>
+        <w:pStyle w:val="Normal"/>
+        <w:bidi w:val="0"/>
+        <w:jc w:val="start"/>
+        <w:rPr/>
+      </w:pPr>
+      <w:r>
+        <w:rPr/>
+      </w:r>
+    </w:p>
+    <w:p>
+      <w:pPr>
+        <w:pStyle w:val="Normal"/>
+        <w:bidi w:val="0"/>
+        <w:jc w:val="start"/>
+        <w:rPr/>
+      </w:pPr>
+      <w:r>
+        <w:rPr/>
+      </w:r>
+    </w:p>
+    <w:p>
+      <w:pPr>
+        <w:pStyle w:val="Normal"/>
+        <w:bidi w:val="0"/>
+        <w:jc w:val="start"/>
+        <w:rPr/>
+      </w:pPr>
+      <w:r>
+        <w:rPr/>
+      </w:r>
+    </w:p>
+    <w:p>
+      <w:pPr>
+        <w:pStyle w:val="Normal"/>
+        <w:bidi w:val="0"/>
+        <w:jc w:val="start"/>
+        <w:rPr/>
+      </w:pPr>
+      <w:r>
+        <w:rPr/>
+      </w:r>
+    </w:p>
+    <w:p>
+      <w:pPr>
+        <w:pStyle w:val="Normal"/>
+        <w:bidi w:val="0"/>
+        <w:jc w:val="start"/>
+        <w:rPr/>
+      </w:pPr>
+      <w:r>
+        <w:rPr/>
+      </w:r>
+    </w:p>
+    <w:p>
+      <w:pPr>
+        <w:pStyle w:val="Normal"/>
+        <w:bidi w:val="0"/>
+        <w:jc w:val="start"/>
+        <w:rPr/>
+      </w:pPr>
+      <w:r>
+        <w:rPr/>
+      </w:r>
+    </w:p>
+    <w:p>
+      <w:pPr>
+        <w:pStyle w:val="Normal"/>
+        <w:bidi w:val="0"/>
+        <w:jc w:val="start"/>
+        <w:rPr/>
+      </w:pPr>
+      <w:r>
+        <w:rPr/>
+      </w:r>
+    </w:p>
+    <w:p>
+      <w:pPr>
+        <w:pStyle w:val="Normal"/>
+        <w:bidi w:val="0"/>
+        <w:jc w:val="start"/>
+        <w:rPr/>
+      </w:pPr>
+      <w:r>
+        <w:rPr/>
+      </w:r>
+    </w:p>
+    <w:p>
+      <w:pPr>
+        <w:pStyle w:val="Normal"/>
+        <w:bidi w:val="0"/>
+        <w:jc w:val="start"/>
+        <w:rPr/>
+      </w:pPr>
+      <w:r>
+        <w:rPr/>
+      </w:r>
+    </w:p>
+    <w:p>
+      <w:pPr>
+        <w:pStyle w:val="Normal"/>
+        <w:bidi w:val="0"/>
+        <w:jc w:val="start"/>
+        <w:rPr/>
+      </w:pPr>
+      <w:r>
+        <w:rPr/>
+      </w:r>
+    </w:p>
+    <w:p>
+      <w:pPr>
+        <w:pStyle w:val="Normal"/>
+        <w:bidi w:val="0"/>
+        <w:jc w:val="start"/>
+        <w:rPr/>
+      </w:pPr>
+      <w:r>
+        <w:rPr/>
+      </w:r>
+    </w:p>
+    <w:p>
+      <w:pPr>
+        <w:pStyle w:val="Normal"/>
+        <w:bidi w:val="0"/>
+        <w:jc w:val="start"/>
+        <w:rPr/>
+      </w:pPr>
+      <w:r>
+        <w:rPr/>
+      </w:r>
+    </w:p>
+    <w:p>
+      <w:pPr>
+        <w:pStyle w:val="Normal"/>
+        <w:bidi w:val="0"/>
+        <w:jc w:val="start"/>
+        <w:rPr/>
+      </w:pPr>
+      <w:r>
+        <w:rPr/>
+      </w:r>
+    </w:p>
+    <w:p>
+      <w:pPr>
+        <w:pStyle w:val="Normal"/>
+        <w:bidi w:val="0"/>
+        <w:jc w:val="start"/>
+        <w:rPr/>
+      </w:pPr>
+      <w:r>
+        <w:rPr/>
+      </w:r>
+    </w:p>
+    <w:p>
+      <w:pPr>
+        <w:pStyle w:val="Normal"/>
+        <w:bidi w:val="0"/>
+        <w:jc w:val="start"/>
+        <w:rPr/>
+      </w:pPr>
+      <w:r>
+        <w:rPr/>
+      </w:r>
+    </w:p>
     <w:p>
       <w:pPr>
         <w:pStyle w:val="Normal"/>
@@ -17781,7 +19395,7 @@
           </w:tcPr>
           <w:p>
             <w:pPr>
-              <w:pStyle w:val="Contenudetableau"/>
+              <w:pStyle w:val="Contenudetableauuser"/>
               <w:bidi w:val="0"/>
               <w:jc w:val="start"/>
               <w:rPr/>
@@ -17803,7 +19417,7 @@
           </w:tcPr>
           <w:p>
             <w:pPr>
-              <w:pStyle w:val="Contenudetableau"/>
+              <w:pStyle w:val="Contenudetableauuser"/>
               <w:bidi w:val="0"/>
               <w:jc w:val="start"/>
               <w:rPr/>
@@ -17826,7 +19440,7 @@
           </w:tcPr>
           <w:p>
             <w:pPr>
-              <w:pStyle w:val="Contenudetableau"/>
+              <w:pStyle w:val="Contenudetableauuser"/>
               <w:bidi w:val="0"/>
               <w:jc w:val="start"/>
               <w:rPr/>
@@ -17897,6 +19511,18 @@
               <w:t>Connexion avec les identifiants bosswaza</w:t>
             </w:r>
           </w:p>
+          <w:p>
+            <w:pPr>
+              <w:pStyle w:val="Contenudetableauuser"/>
+              <w:bidi w:val="0"/>
+              <w:jc w:val="start"/>
+              <w:rPr/>
+            </w:pPr>
+            <w:r>
+              <w:rPr/>
+              <w:t>Requête GET</w:t>
+            </w:r>
+          </w:p>
         </w:tc>
         <w:tc>
           <w:tcPr>
@@ -18077,6 +19703,18 @@
               <w:t>Clic sur le tableau</w:t>
             </w:r>
           </w:p>
+          <w:p>
+            <w:pPr>
+              <w:pStyle w:val="Contenudetableauuser"/>
+              <w:bidi w:val="0"/>
+              <w:jc w:val="start"/>
+              <w:rPr/>
+            </w:pPr>
+            <w:r>
+              <w:rPr/>
+              <w:t>Requête GET</w:t>
+            </w:r>
+          </w:p>
         </w:tc>
         <w:tc>
           <w:tcPr>
@@ -18168,6 +19806,18 @@
               <w:t>Clic sur la carte</w:t>
             </w:r>
           </w:p>
+          <w:p>
+            <w:pPr>
+              <w:pStyle w:val="Contenudetableauuser"/>
+              <w:bidi w:val="0"/>
+              <w:jc w:val="start"/>
+              <w:rPr/>
+            </w:pPr>
+            <w:r>
+              <w:rPr/>
+              <w:t>Requête GET</w:t>
+            </w:r>
+          </w:p>
         </w:tc>
         <w:tc>
           <w:tcPr>
@@ -18257,6 +19907,18 @@
                 <w:szCs w:val="24"/>
               </w:rPr>
               <w:t>Clic sur le bouton Supprimer l'étiquette puis confirmation</w:t>
+            </w:r>
+          </w:p>
+          <w:p>
+            <w:pPr>
+              <w:pStyle w:val="Contenudetableauuser"/>
+              <w:bidi w:val="0"/>
+              <w:jc w:val="start"/>
+              <w:rPr/>
+            </w:pPr>
+            <w:r>
+              <w:rPr/>
+              <w:t>Requête DELETE</w:t>
             </w:r>
           </w:p>
         </w:tc>
@@ -18346,7 +20008,7 @@
           </w:tcPr>
           <w:p>
             <w:pPr>
-              <w:pStyle w:val="Contenudetableau"/>
+              <w:pStyle w:val="Contenudetableauuser"/>
               <w:bidi w:val="0"/>
               <w:jc w:val="start"/>
               <w:rPr/>
@@ -18368,7 +20030,7 @@
           </w:tcPr>
           <w:p>
             <w:pPr>
-              <w:pStyle w:val="Contenudetableau"/>
+              <w:pStyle w:val="Contenudetableauuser"/>
               <w:bidi w:val="0"/>
               <w:jc w:val="start"/>
               <w:rPr/>
@@ -18391,7 +20053,7 @@
           </w:tcPr>
           <w:p>
             <w:pPr>
-              <w:pStyle w:val="Contenudetableau"/>
+              <w:pStyle w:val="Contenudetableauuser"/>
               <w:bidi w:val="0"/>
               <w:jc w:val="start"/>
               <w:rPr/>
@@ -18462,6 +20124,18 @@
               <w:t>Connexion avec les identifiants bosswaza</w:t>
             </w:r>
           </w:p>
+          <w:p>
+            <w:pPr>
+              <w:pStyle w:val="Contenudetableauuser"/>
+              <w:bidi w:val="0"/>
+              <w:jc w:val="start"/>
+              <w:rPr/>
+            </w:pPr>
+            <w:r>
+              <w:rPr/>
+              <w:t>Requête GET</w:t>
+            </w:r>
+          </w:p>
         </w:tc>
         <w:tc>
           <w:tcPr>
@@ -18550,7 +20224,15 @@
                 <w:sz w:val="24"/>
                 <w:szCs w:val="24"/>
               </w:rPr>
-              <w:t>Clic sur Gestion des comptes</w:t>
+              <w:t xml:space="preserve">Clic sur </w:t>
+            </w:r>
+            <w:r>
+              <w:rPr>
+                <w:rFonts w:eastAsia="Arial" w:cs="Arial"/>
+                <w:sz w:val="24"/>
+                <w:szCs w:val="24"/>
+              </w:rPr>
+              <w:t>Utilisateurs</w:t>
             </w:r>
           </w:p>
         </w:tc>
@@ -18642,6 +20324,18 @@
                 <w:szCs w:val="24"/>
               </w:rPr>
               <w:t>Clic sur le bouton Supprimer puis confirmation</w:t>
+            </w:r>
+          </w:p>
+          <w:p>
+            <w:pPr>
+              <w:pStyle w:val="Contenudetableauuser"/>
+              <w:bidi w:val="0"/>
+              <w:jc w:val="start"/>
+              <w:rPr/>
+            </w:pPr>
+            <w:r>
+              <w:rPr/>
+              <w:t>Requête DELETE</w:t>
             </w:r>
           </w:p>
         </w:tc>
@@ -18691,6 +20385,7 @@
     <w:p>
       <w:pPr>
         <w:pStyle w:val="Heading2"/>
+        <w:ind w:hanging="0" w:start="0"/>
         <w:rPr>
           <w:rFonts w:ascii="Liberation Serif" w:hAnsi="Liberation Serif"/>
           <w:b w:val="false"/>
@@ -18743,7 +20438,7 @@
           </w:tcPr>
           <w:p>
             <w:pPr>
-              <w:pStyle w:val="Contenudetableau"/>
+              <w:pStyle w:val="Contenudetableauuser"/>
               <w:bidi w:val="0"/>
               <w:jc w:val="start"/>
               <w:rPr/>
@@ -18765,7 +20460,7 @@
           </w:tcPr>
           <w:p>
             <w:pPr>
-              <w:pStyle w:val="Contenudetableau"/>
+              <w:pStyle w:val="Contenudetableauuser"/>
               <w:bidi w:val="0"/>
               <w:jc w:val="start"/>
               <w:rPr/>
@@ -18788,7 +20483,7 @@
           </w:tcPr>
           <w:p>
             <w:pPr>
-              <w:pStyle w:val="Contenudetableau"/>
+              <w:pStyle w:val="Contenudetableauuser"/>
               <w:bidi w:val="0"/>
               <w:jc w:val="start"/>
               <w:rPr/>
@@ -18822,7 +20517,6 @@
             </w:pPr>
             <w:r>
               <w:rPr>
-                <w:rFonts w:ascii="Liberation Serif" w:hAnsi="Liberation Serif"/>
                 <w:color w:val="000000"/>
                 <w:sz w:val="24"/>
                 <w:szCs w:val="24"/>
@@ -18851,7 +20545,6 @@
             </w:pPr>
             <w:r>
               <w:rPr>
-                <w:rFonts w:ascii="Liberation Serif" w:hAnsi="Liberation Serif"/>
                 <w:color w:val="000000"/>
                 <w:sz w:val="24"/>
                 <w:szCs w:val="24"/>
@@ -18859,6 +20552,18 @@
               <w:t>Saisie d'un mauvais mot de passe ou pseudo inexistant</w:t>
             </w:r>
           </w:p>
+          <w:p>
+            <w:pPr>
+              <w:pStyle w:val="Contenudetableauuser"/>
+              <w:bidi w:val="0"/>
+              <w:jc w:val="start"/>
+              <w:rPr/>
+            </w:pPr>
+            <w:r>
+              <w:rPr/>
+              <w:t>Requête GET</w:t>
+            </w:r>
+          </w:p>
         </w:tc>
         <w:tc>
           <w:tcPr>
@@ -18881,7 +20586,6 @@
             </w:pPr>
             <w:r>
               <w:rPr>
-                <w:rFonts w:ascii="Liberation Serif" w:hAnsi="Liberation Serif"/>
                 <w:color w:val="000000"/>
                 <w:sz w:val="24"/>
                 <w:szCs w:val="24"/>
@@ -18913,7 +20617,6 @@
             </w:pPr>
             <w:r>
               <w:rPr>
-                <w:rFonts w:ascii="Liberation Serif" w:hAnsi="Liberation Serif"/>
                 <w:color w:val="000000"/>
                 <w:sz w:val="24"/>
                 <w:szCs w:val="24"/>
@@ -18942,7 +20645,6 @@
             </w:pPr>
             <w:r>
               <w:rPr>
-                <w:rFonts w:ascii="Liberation Serif" w:hAnsi="Liberation Serif"/>
                 <w:color w:val="000000"/>
                 <w:sz w:val="24"/>
                 <w:szCs w:val="24"/>
@@ -18950,6 +20652,18 @@
               <w:t>Soumission du formulaire sans remplir les champs</w:t>
             </w:r>
           </w:p>
+          <w:p>
+            <w:pPr>
+              <w:pStyle w:val="Contenudetableauuser"/>
+              <w:bidi w:val="0"/>
+              <w:jc w:val="start"/>
+              <w:rPr/>
+            </w:pPr>
+            <w:r>
+              <w:rPr/>
+              <w:t>Requête GET</w:t>
+            </w:r>
+          </w:p>
         </w:tc>
         <w:tc>
           <w:tcPr>
@@ -18972,7 +20686,6 @@
             </w:pPr>
             <w:r>
               <w:rPr>
-                <w:rFonts w:ascii="Liberation Serif" w:hAnsi="Liberation Serif"/>
                 <w:color w:val="000000"/>
                 <w:sz w:val="24"/>
                 <w:szCs w:val="24"/>
@@ -18986,8 +20699,11 @@
     <w:p>
       <w:pPr>
         <w:pStyle w:val="Heading2"/>
+        <w:ind w:hanging="0" w:start="0"/>
         <w:rPr>
           <w:rFonts w:ascii="Liberation Serif" w:hAnsi="Liberation Serif"/>
+          <w:b w:val="false"/>
+          <w:bCs w:val="false"/>
           <w:color w:val="000000"/>
           <w:sz w:val="24"/>
           <w:szCs w:val="24"/>
@@ -18996,6 +20712,8 @@
       <w:r>
         <w:rPr>
           <w:rFonts w:ascii="Liberation Serif" w:hAnsi="Liberation Serif"/>
+          <w:b w:val="false"/>
+          <w:bCs w:val="false"/>
           <w:color w:val="000000"/>
           <w:sz w:val="24"/>
           <w:szCs w:val="24"/>
@@ -19005,6 +20723,31 @@
     <w:p>
       <w:pPr>
         <w:pStyle w:val="Heading2"/>
+        <w:ind w:hanging="0" w:start="0"/>
+        <w:rPr>
+          <w:rFonts w:ascii="Liberation Serif" w:hAnsi="Liberation Serif"/>
+          <w:b w:val="false"/>
+          <w:bCs w:val="false"/>
+          <w:color w:val="000000"/>
+          <w:sz w:val="24"/>
+          <w:szCs w:val="24"/>
+        </w:rPr>
+      </w:pPr>
+      <w:r>
+        <w:rPr>
+          <w:rFonts w:ascii="Liberation Serif" w:hAnsi="Liberation Serif"/>
+          <w:b w:val="false"/>
+          <w:bCs w:val="false"/>
+          <w:color w:val="000000"/>
+          <w:sz w:val="24"/>
+          <w:szCs w:val="24"/>
+        </w:rPr>
+      </w:r>
+    </w:p>
+    <w:p>
+      <w:pPr>
+        <w:pStyle w:val="Heading2"/>
+        <w:ind w:hanging="0" w:start="0"/>
         <w:rPr>
           <w:rFonts w:ascii="Liberation Serif" w:hAnsi="Liberation Serif"/>
           <w:b w:val="false"/>
@@ -19057,7 +20800,7 @@
           </w:tcPr>
           <w:p>
             <w:pPr>
-              <w:pStyle w:val="Contenudetableau"/>
+              <w:pStyle w:val="Contenudetableauuser"/>
               <w:bidi w:val="0"/>
               <w:jc w:val="start"/>
               <w:rPr/>
@@ -19079,7 +20822,7 @@
           </w:tcPr>
           <w:p>
             <w:pPr>
-              <w:pStyle w:val="Contenudetableau"/>
+              <w:pStyle w:val="Contenudetableauuser"/>
               <w:bidi w:val="0"/>
               <w:jc w:val="start"/>
               <w:rPr/>
@@ -19102,7 +20845,7 @@
           </w:tcPr>
           <w:p>
             <w:pPr>
-              <w:pStyle w:val="Contenudetableau"/>
+              <w:pStyle w:val="Contenudetableauuser"/>
               <w:bidi w:val="0"/>
               <w:jc w:val="start"/>
               <w:rPr/>
@@ -19136,7 +20879,6 @@
             </w:pPr>
             <w:r>
               <w:rPr>
-                <w:rFonts w:ascii="Liberation Serif" w:hAnsi="Liberation Serif"/>
                 <w:color w:val="000000"/>
                 <w:sz w:val="24"/>
                 <w:szCs w:val="24"/>
@@ -19165,7 +20907,6 @@
             </w:pPr>
             <w:r>
               <w:rPr>
-                <w:rFonts w:ascii="Liberation Serif" w:hAnsi="Liberation Serif"/>
                 <w:color w:val="000000"/>
                 <w:sz w:val="24"/>
                 <w:szCs w:val="24"/>
@@ -19173,6 +20914,18 @@
               <w:t>Saisie d'un pseudo existant en base</w:t>
             </w:r>
           </w:p>
+          <w:p>
+            <w:pPr>
+              <w:pStyle w:val="Contenudetableauuser"/>
+              <w:bidi w:val="0"/>
+              <w:jc w:val="start"/>
+              <w:rPr/>
+            </w:pPr>
+            <w:r>
+              <w:rPr/>
+              <w:t>Requête GET</w:t>
+            </w:r>
+          </w:p>
         </w:tc>
         <w:tc>
           <w:tcPr>
@@ -19195,7 +20948,6 @@
             </w:pPr>
             <w:r>
               <w:rPr>
-                <w:rFonts w:ascii="Liberation Serif" w:hAnsi="Liberation Serif"/>
                 <w:color w:val="000000"/>
                 <w:sz w:val="24"/>
                 <w:szCs w:val="24"/>
@@ -19227,7 +20979,6 @@
             </w:pPr>
             <w:r>
               <w:rPr>
-                <w:rFonts w:ascii="Liberation Serif" w:hAnsi="Liberation Serif"/>
                 <w:color w:val="000000"/>
                 <w:sz w:val="24"/>
                 <w:szCs w:val="24"/>
@@ -19256,7 +21007,6 @@
             </w:pPr>
             <w:r>
               <w:rPr>
-                <w:rFonts w:ascii="Liberation Serif" w:hAnsi="Liberation Serif"/>
                 <w:color w:val="000000"/>
                 <w:sz w:val="24"/>
                 <w:szCs w:val="24"/>
@@ -19264,6 +21014,18 @@
               <w:t>Saisie d'un email existant en base</w:t>
             </w:r>
           </w:p>
+          <w:p>
+            <w:pPr>
+              <w:pStyle w:val="Contenudetableauuser"/>
+              <w:bidi w:val="0"/>
+              <w:jc w:val="start"/>
+              <w:rPr/>
+            </w:pPr>
+            <w:r>
+              <w:rPr/>
+              <w:t>Requête GET</w:t>
+            </w:r>
+          </w:p>
         </w:tc>
         <w:tc>
           <w:tcPr>
@@ -19286,7 +21048,6 @@
             </w:pPr>
             <w:r>
               <w:rPr>
-                <w:rFonts w:ascii="Liberation Serif" w:hAnsi="Liberation Serif"/>
                 <w:color w:val="000000"/>
                 <w:sz w:val="24"/>
                 <w:szCs w:val="24"/>
@@ -19318,7 +21079,6 @@
             </w:pPr>
             <w:r>
               <w:rPr>
-                <w:rFonts w:ascii="Liberation Serif" w:hAnsi="Liberation Serif"/>
                 <w:color w:val="000000"/>
                 <w:sz w:val="24"/>
                 <w:szCs w:val="24"/>
@@ -19347,7 +21107,6 @@
             </w:pPr>
             <w:r>
               <w:rPr>
-                <w:rFonts w:ascii="Liberation Serif" w:hAnsi="Liberation Serif"/>
                 <w:color w:val="000000"/>
                 <w:sz w:val="24"/>
                 <w:szCs w:val="24"/>
@@ -19355,6 +21114,18 @@
               <w:t>Soumission du formulaire sans remplir tous les champs obligatoires</w:t>
             </w:r>
           </w:p>
+          <w:p>
+            <w:pPr>
+              <w:pStyle w:val="Contenudetableauuser"/>
+              <w:bidi w:val="0"/>
+              <w:jc w:val="start"/>
+              <w:rPr/>
+            </w:pPr>
+            <w:r>
+              <w:rPr/>
+              <w:t>Requête GET</w:t>
+            </w:r>
+          </w:p>
         </w:tc>
         <w:tc>
           <w:tcPr>
@@ -19377,7 +21148,6 @@
             </w:pPr>
             <w:r>
               <w:rPr>
-                <w:rFonts w:ascii="Liberation Serif" w:hAnsi="Liberation Serif"/>
                 <w:color w:val="000000"/>
                 <w:sz w:val="24"/>
                 <w:szCs w:val="24"/>
@@ -19409,7 +21179,6 @@
             </w:pPr>
             <w:r>
               <w:rPr>
-                <w:rFonts w:ascii="Liberation Serif" w:hAnsi="Liberation Serif"/>
                 <w:color w:val="000000"/>
                 <w:sz w:val="24"/>
                 <w:szCs w:val="24"/>
@@ -19438,12 +21207,39 @@
             </w:pPr>
             <w:r>
               <w:rPr>
-                <w:rFonts w:ascii="Liberation Serif" w:hAnsi="Liberation Serif"/>
                 <w:color w:val="000000"/>
                 <w:sz w:val="24"/>
                 <w:szCs w:val="24"/>
               </w:rPr>
-              <w:t>Saisie d'un mot de passe ne respectant pas les criteres</w:t>
+              <w:t>Saisie d'un mot de passe ne respectant pas les crit</w:t>
+            </w:r>
+            <w:r>
+              <w:rPr>
+                <w:color w:val="000000"/>
+                <w:sz w:val="24"/>
+                <w:szCs w:val="24"/>
+              </w:rPr>
+              <w:t>è</w:t>
+            </w:r>
+            <w:r>
+              <w:rPr>
+                <w:color w:val="000000"/>
+                <w:sz w:val="24"/>
+                <w:szCs w:val="24"/>
+              </w:rPr>
+              <w:t>res</w:t>
+            </w:r>
+          </w:p>
+          <w:p>
+            <w:pPr>
+              <w:pStyle w:val="Contenudetableauuser"/>
+              <w:bidi w:val="0"/>
+              <w:jc w:val="start"/>
+              <w:rPr/>
+            </w:pPr>
+            <w:r>
+              <w:rPr/>
+              <w:t>Requête GET</w:t>
             </w:r>
           </w:p>
         </w:tc>
@@ -19468,7 +21264,6 @@
             </w:pPr>
             <w:r>
               <w:rPr>
-                <w:rFonts w:ascii="Liberation Serif" w:hAnsi="Liberation Serif"/>
                 <w:color w:val="000000"/>
                 <w:sz w:val="24"/>
                 <w:szCs w:val="24"/>
@@ -19500,7 +21295,6 @@
             </w:pPr>
             <w:r>
               <w:rPr>
-                <w:rFonts w:ascii="Liberation Serif" w:hAnsi="Liberation Serif"/>
                 <w:color w:val="000000"/>
                 <w:sz w:val="24"/>
                 <w:szCs w:val="24"/>
@@ -19529,7 +21323,6 @@
             </w:pPr>
             <w:r>
               <w:rPr>
-                <w:rFonts w:ascii="Liberation Serif" w:hAnsi="Liberation Serif"/>
                 <w:color w:val="000000"/>
                 <w:sz w:val="24"/>
                 <w:szCs w:val="24"/>
@@ -19537,6 +21330,18 @@
               <w:t>Saisie d'un email au format incorrect</w:t>
             </w:r>
           </w:p>
+          <w:p>
+            <w:pPr>
+              <w:pStyle w:val="Contenudetableauuser"/>
+              <w:bidi w:val="0"/>
+              <w:jc w:val="start"/>
+              <w:rPr/>
+            </w:pPr>
+            <w:r>
+              <w:rPr/>
+              <w:t>Requête GET</w:t>
+            </w:r>
+          </w:p>
         </w:tc>
         <w:tc>
           <w:tcPr>
@@ -19559,7 +21364,6 @@
             </w:pPr>
             <w:r>
               <w:rPr>
-                <w:rFonts w:ascii="Liberation Serif" w:hAnsi="Liberation Serif"/>
                 <w:color w:val="000000"/>
                 <w:sz w:val="24"/>
                 <w:szCs w:val="24"/>
@@ -19573,6 +21377,7 @@
     <w:p>
       <w:pPr>
         <w:pStyle w:val="Heading2"/>
+        <w:ind w:hanging="0" w:start="0"/>
         <w:rPr>
           <w:rFonts w:ascii="Liberation Serif" w:hAnsi="Liberation Serif"/>
           <w:color w:val="000000"/>
@@ -19592,6 +21397,7 @@
     <w:p>
       <w:pPr>
         <w:pStyle w:val="Heading2"/>
+        <w:ind w:hanging="0" w:start="0"/>
         <w:rPr>
           <w:rFonts w:ascii="Liberation Serif" w:hAnsi="Liberation Serif"/>
           <w:b w:val="false"/>
@@ -19644,7 +21450,7 @@
           </w:tcPr>
           <w:p>
             <w:pPr>
-              <w:pStyle w:val="Contenudetableau"/>
+              <w:pStyle w:val="Contenudetableauuser"/>
               <w:bidi w:val="0"/>
               <w:jc w:val="start"/>
               <w:rPr/>
@@ -19666,7 +21472,7 @@
           </w:tcPr>
           <w:p>
             <w:pPr>
-              <w:pStyle w:val="Contenudetableau"/>
+              <w:pStyle w:val="Contenudetableauuser"/>
               <w:bidi w:val="0"/>
               <w:jc w:val="start"/>
               <w:rPr/>
@@ -19689,7 +21495,7 @@
           </w:tcPr>
           <w:p>
             <w:pPr>
-              <w:pStyle w:val="Contenudetableau"/>
+              <w:pStyle w:val="Contenudetableauuser"/>
               <w:bidi w:val="0"/>
               <w:jc w:val="start"/>
               <w:rPr/>
@@ -19723,7 +21529,6 @@
             </w:pPr>
             <w:r>
               <w:rPr>
-                <w:rFonts w:ascii="Liberation Serif" w:hAnsi="Liberation Serif"/>
                 <w:color w:val="000000"/>
                 <w:sz w:val="24"/>
                 <w:szCs w:val="24"/>
@@ -19752,7 +21557,6 @@
             </w:pPr>
             <w:r>
               <w:rPr>
-                <w:rFonts w:ascii="Liberation Serif" w:hAnsi="Liberation Serif"/>
                 <w:color w:val="000000"/>
                 <w:sz w:val="24"/>
                 <w:szCs w:val="24"/>
@@ -19760,6 +21564,18 @@
               <w:t>Saisie d'un mauvais ancien mot de passe</w:t>
             </w:r>
           </w:p>
+          <w:p>
+            <w:pPr>
+              <w:pStyle w:val="Contenudetableauuser"/>
+              <w:bidi w:val="0"/>
+              <w:jc w:val="start"/>
+              <w:rPr/>
+            </w:pPr>
+            <w:r>
+              <w:rPr/>
+              <w:t>Requête GET</w:t>
+            </w:r>
+          </w:p>
         </w:tc>
         <w:tc>
           <w:tcPr>
@@ -19782,7 +21598,6 @@
             </w:pPr>
             <w:r>
               <w:rPr>
-                <w:rFonts w:ascii="Liberation Serif" w:hAnsi="Liberation Serif"/>
                 <w:color w:val="000000"/>
                 <w:sz w:val="24"/>
                 <w:szCs w:val="24"/>
@@ -19814,7 +21629,6 @@
             </w:pPr>
             <w:r>
               <w:rPr>
-                <w:rFonts w:ascii="Liberation Serif" w:hAnsi="Liberation Serif"/>
                 <w:color w:val="000000"/>
                 <w:sz w:val="24"/>
                 <w:szCs w:val="24"/>
@@ -19843,7 +21657,6 @@
             </w:pPr>
             <w:r>
               <w:rPr>
-                <w:rFonts w:ascii="Liberation Serif" w:hAnsi="Liberation Serif"/>
                 <w:color w:val="000000"/>
                 <w:sz w:val="24"/>
                 <w:szCs w:val="24"/>
@@ -19851,6 +21664,18 @@
               <w:t>Saisie d'un nouveau mot de passe ne respectant pas les criteres</w:t>
             </w:r>
           </w:p>
+          <w:p>
+            <w:pPr>
+              <w:pStyle w:val="Contenudetableauuser"/>
+              <w:bidi w:val="0"/>
+              <w:jc w:val="start"/>
+              <w:rPr/>
+            </w:pPr>
+            <w:r>
+              <w:rPr/>
+              <w:t>Requête GET</w:t>
+            </w:r>
+          </w:p>
         </w:tc>
         <w:tc>
           <w:tcPr>
@@ -19873,7 +21698,6 @@
             </w:pPr>
             <w:r>
               <w:rPr>
-                <w:rFonts w:ascii="Liberation Serif" w:hAnsi="Liberation Serif"/>
                 <w:color w:val="000000"/>
                 <w:sz w:val="24"/>
                 <w:szCs w:val="24"/>
@@ -19905,7 +21729,6 @@
             </w:pPr>
             <w:r>
               <w:rPr>
-                <w:rFonts w:ascii="Liberation Serif" w:hAnsi="Liberation Serif"/>
                 <w:color w:val="000000"/>
                 <w:sz w:val="24"/>
                 <w:szCs w:val="24"/>
@@ -19934,7 +21757,6 @@
             </w:pPr>
             <w:r>
               <w:rPr>
-                <w:rFonts w:ascii="Liberation Serif" w:hAnsi="Liberation Serif"/>
                 <w:color w:val="000000"/>
                 <w:sz w:val="24"/>
                 <w:szCs w:val="24"/>
@@ -19942,6 +21764,18 @@
               <w:t>Saisie d'une confirmation differente du nouveau mot de passe</w:t>
             </w:r>
           </w:p>
+          <w:p>
+            <w:pPr>
+              <w:pStyle w:val="Contenudetableauuser"/>
+              <w:bidi w:val="0"/>
+              <w:jc w:val="start"/>
+              <w:rPr/>
+            </w:pPr>
+            <w:r>
+              <w:rPr/>
+              <w:t>Requête GET</w:t>
+            </w:r>
+          </w:p>
         </w:tc>
         <w:tc>
           <w:tcPr>
@@ -19964,7 +21798,6 @@
             </w:pPr>
             <w:r>
               <w:rPr>
-                <w:rFonts w:ascii="Liberation Serif" w:hAnsi="Liberation Serif"/>
                 <w:color w:val="000000"/>
                 <w:sz w:val="24"/>
                 <w:szCs w:val="24"/>
@@ -19996,7 +21829,6 @@
             </w:pPr>
             <w:r>
               <w:rPr>
-                <w:rFonts w:ascii="Liberation Serif" w:hAnsi="Liberation Serif"/>
                 <w:color w:val="000000"/>
                 <w:sz w:val="24"/>
                 <w:szCs w:val="24"/>
@@ -20025,7 +21857,6 @@
             </w:pPr>
             <w:r>
               <w:rPr>
-                <w:rFonts w:ascii="Liberation Serif" w:hAnsi="Liberation Serif"/>
                 <w:color w:val="000000"/>
                 <w:sz w:val="24"/>
                 <w:szCs w:val="24"/>
@@ -20033,6 +21864,18 @@
               <w:t>Soumission du formulaire sans remplir tous les champs</w:t>
             </w:r>
           </w:p>
+          <w:p>
+            <w:pPr>
+              <w:pStyle w:val="Contenudetableauuser"/>
+              <w:bidi w:val="0"/>
+              <w:jc w:val="start"/>
+              <w:rPr/>
+            </w:pPr>
+            <w:r>
+              <w:rPr/>
+              <w:t>Requête GET</w:t>
+            </w:r>
+          </w:p>
         </w:tc>
         <w:tc>
           <w:tcPr>
@@ -20055,7 +21898,6 @@
             </w:pPr>
             <w:r>
               <w:rPr>
-                <w:rFonts w:ascii="Liberation Serif" w:hAnsi="Liberation Serif"/>
                 <w:color w:val="000000"/>
                 <w:sz w:val="24"/>
                 <w:szCs w:val="24"/>
@@ -20069,6 +21911,7 @@
     <w:p>
       <w:pPr>
         <w:pStyle w:val="Heading2"/>
+        <w:ind w:hanging="0" w:start="0"/>
         <w:rPr>
           <w:rFonts w:ascii="Liberation Serif" w:hAnsi="Liberation Serif"/>
           <w:color w:val="000000"/>
@@ -20088,6 +21931,27 @@
     <w:p>
       <w:pPr>
         <w:pStyle w:val="Heading2"/>
+        <w:ind w:hanging="0" w:start="0"/>
+        <w:rPr>
+          <w:rFonts w:ascii="Liberation Serif" w:hAnsi="Liberation Serif"/>
+          <w:color w:val="000000"/>
+          <w:sz w:val="24"/>
+          <w:szCs w:val="24"/>
+        </w:rPr>
+      </w:pPr>
+      <w:r>
+        <w:rPr>
+          <w:rFonts w:ascii="Liberation Serif" w:hAnsi="Liberation Serif"/>
+          <w:color w:val="000000"/>
+          <w:sz w:val="24"/>
+          <w:szCs w:val="24"/>
+        </w:rPr>
+      </w:r>
+    </w:p>
+    <w:p>
+      <w:pPr>
+        <w:pStyle w:val="Heading2"/>
+        <w:ind w:hanging="0" w:start="0"/>
         <w:rPr>
           <w:rFonts w:ascii="Liberation Serif" w:hAnsi="Liberation Serif"/>
           <w:b w:val="false"/>
@@ -20140,7 +22004,7 @@
           </w:tcPr>
           <w:p>
             <w:pPr>
-              <w:pStyle w:val="Contenudetableau"/>
+              <w:pStyle w:val="Contenudetableauuser"/>
               <w:bidi w:val="0"/>
               <w:jc w:val="start"/>
               <w:rPr/>
@@ -20162,7 +22026,7 @@
           </w:tcPr>
           <w:p>
             <w:pPr>
-              <w:pStyle w:val="Contenudetableau"/>
+              <w:pStyle w:val="Contenudetableauuser"/>
               <w:bidi w:val="0"/>
               <w:jc w:val="start"/>
               <w:rPr/>
@@ -20185,7 +22049,7 @@
           </w:tcPr>
           <w:p>
             <w:pPr>
-              <w:pStyle w:val="Contenudetableau"/>
+              <w:pStyle w:val="Contenudetableauuser"/>
               <w:bidi w:val="0"/>
               <w:jc w:val="start"/>
               <w:rPr/>
@@ -20219,7 +22083,6 @@
             </w:pPr>
             <w:r>
               <w:rPr>
-                <w:rFonts w:ascii="Liberation Serif" w:hAnsi="Liberation Serif"/>
                 <w:color w:val="000000"/>
                 <w:sz w:val="24"/>
                 <w:szCs w:val="24"/>
@@ -20248,7 +22111,6 @@
             </w:pPr>
             <w:r>
               <w:rPr>
-                <w:rFonts w:ascii="Liberation Serif" w:hAnsi="Liberation Serif"/>
                 <w:color w:val="000000"/>
                 <w:sz w:val="24"/>
                 <w:szCs w:val="24"/>
@@ -20256,6 +22118,18 @@
               <w:t>Soumission du formulaire sans remplir le nom</w:t>
             </w:r>
           </w:p>
+          <w:p>
+            <w:pPr>
+              <w:pStyle w:val="Contenudetableauuser"/>
+              <w:bidi w:val="0"/>
+              <w:jc w:val="start"/>
+              <w:rPr/>
+            </w:pPr>
+            <w:r>
+              <w:rPr/>
+              <w:t>Requête GET</w:t>
+            </w:r>
+          </w:p>
         </w:tc>
         <w:tc>
           <w:tcPr>
@@ -20278,7 +22152,6 @@
             </w:pPr>
             <w:r>
               <w:rPr>
-                <w:rFonts w:ascii="Liberation Serif" w:hAnsi="Liberation Serif"/>
                 <w:color w:val="000000"/>
                 <w:sz w:val="24"/>
                 <w:szCs w:val="24"/>
@@ -20310,7 +22183,6 @@
             </w:pPr>
             <w:r>
               <w:rPr>
-                <w:rFonts w:ascii="Liberation Serif" w:hAnsi="Liberation Serif"/>
                 <w:color w:val="000000"/>
                 <w:sz w:val="24"/>
                 <w:szCs w:val="24"/>
@@ -20339,7 +22211,6 @@
             </w:pPr>
             <w:r>
               <w:rPr>
-                <w:rFonts w:ascii="Liberation Serif" w:hAnsi="Liberation Serif"/>
                 <w:color w:val="000000"/>
                 <w:sz w:val="24"/>
                 <w:szCs w:val="24"/>
@@ -20347,6 +22218,18 @@
               <w:t>Saisie d'un nom depassant la limite de caracteres</w:t>
             </w:r>
           </w:p>
+          <w:p>
+            <w:pPr>
+              <w:pStyle w:val="Contenudetableauuser"/>
+              <w:bidi w:val="0"/>
+              <w:jc w:val="start"/>
+              <w:rPr/>
+            </w:pPr>
+            <w:r>
+              <w:rPr/>
+              <w:t>Requête GET</w:t>
+            </w:r>
+          </w:p>
         </w:tc>
         <w:tc>
           <w:tcPr>
@@ -20369,7 +22252,6 @@
             </w:pPr>
             <w:r>
               <w:rPr>
-                <w:rFonts w:ascii="Liberation Serif" w:hAnsi="Liberation Serif"/>
                 <w:color w:val="000000"/>
                 <w:sz w:val="24"/>
                 <w:szCs w:val="24"/>
@@ -20383,6 +22265,7 @@
     <w:p>
       <w:pPr>
         <w:pStyle w:val="Heading2"/>
+        <w:ind w:hanging="0" w:start="0"/>
         <w:rPr>
           <w:rFonts w:ascii="Liberation Serif" w:hAnsi="Liberation Serif"/>
           <w:color w:val="000000"/>
@@ -20402,6 +22285,7 @@
     <w:p>
       <w:pPr>
         <w:pStyle w:val="Heading2"/>
+        <w:ind w:hanging="0" w:start="0"/>
         <w:rPr>
           <w:rFonts w:ascii="Liberation Serif" w:hAnsi="Liberation Serif"/>
           <w:b w:val="false"/>
@@ -20454,7 +22338,7 @@
           </w:tcPr>
           <w:p>
             <w:pPr>
-              <w:pStyle w:val="Contenudetableau"/>
+              <w:pStyle w:val="Contenudetableauuser"/>
               <w:bidi w:val="0"/>
               <w:jc w:val="start"/>
               <w:rPr/>
@@ -20476,7 +22360,7 @@
           </w:tcPr>
           <w:p>
             <w:pPr>
-              <w:pStyle w:val="Contenudetableau"/>
+              <w:pStyle w:val="Contenudetableauuser"/>
               <w:bidi w:val="0"/>
               <w:jc w:val="start"/>
               <w:rPr/>
@@ -20499,7 +22383,7 @@
           </w:tcPr>
           <w:p>
             <w:pPr>
-              <w:pStyle w:val="Contenudetableau"/>
+              <w:pStyle w:val="Contenudetableauuser"/>
               <w:bidi w:val="0"/>
               <w:jc w:val="start"/>
               <w:rPr/>
@@ -20533,7 +22417,6 @@
             </w:pPr>
             <w:r>
               <w:rPr>
-                <w:rFonts w:ascii="Liberation Serif" w:hAnsi="Liberation Serif"/>
                 <w:color w:val="000000"/>
                 <w:sz w:val="24"/>
                 <w:szCs w:val="24"/>
@@ -20562,7 +22445,6 @@
             </w:pPr>
             <w:r>
               <w:rPr>
-                <w:rFonts w:ascii="Liberation Serif" w:hAnsi="Liberation Serif"/>
                 <w:color w:val="000000"/>
                 <w:sz w:val="24"/>
                 <w:szCs w:val="24"/>
@@ -20570,6 +22452,18 @@
               <w:t>Soumission du formulaire sans remplir le titre</w:t>
             </w:r>
           </w:p>
+          <w:p>
+            <w:pPr>
+              <w:pStyle w:val="Contenudetableauuser"/>
+              <w:bidi w:val="0"/>
+              <w:jc w:val="start"/>
+              <w:rPr/>
+            </w:pPr>
+            <w:r>
+              <w:rPr/>
+              <w:t>Requête GET</w:t>
+            </w:r>
+          </w:p>
         </w:tc>
         <w:tc>
           <w:tcPr>
@@ -20592,7 +22486,6 @@
             </w:pPr>
             <w:r>
               <w:rPr>
-                <w:rFonts w:ascii="Liberation Serif" w:hAnsi="Liberation Serif"/>
                 <w:color w:val="000000"/>
                 <w:sz w:val="24"/>
                 <w:szCs w:val="24"/>
@@ -20606,6 +22499,7 @@
     <w:p>
       <w:pPr>
         <w:pStyle w:val="Heading2"/>
+        <w:ind w:hanging="0" w:start="0"/>
         <w:rPr>
           <w:rFonts w:ascii="Liberation Serif" w:hAnsi="Liberation Serif"/>
           <w:color w:val="000000"/>
@@ -20625,6 +22519,7 @@
     <w:p>
       <w:pPr>
         <w:pStyle w:val="Heading2"/>
+        <w:ind w:hanging="0" w:start="0"/>
         <w:rPr>
           <w:rFonts w:ascii="Liberation Serif" w:hAnsi="Liberation Serif"/>
           <w:b w:val="false"/>
@@ -20677,7 +22572,7 @@
           </w:tcPr>
           <w:p>
             <w:pPr>
-              <w:pStyle w:val="Contenudetableau"/>
+              <w:pStyle w:val="Contenudetableauuser"/>
               <w:bidi w:val="0"/>
               <w:jc w:val="start"/>
               <w:rPr/>
@@ -20699,7 +22594,7 @@
           </w:tcPr>
           <w:p>
             <w:pPr>
-              <w:pStyle w:val="Contenudetableau"/>
+              <w:pStyle w:val="Contenudetableauuser"/>
               <w:bidi w:val="0"/>
               <w:jc w:val="start"/>
               <w:rPr/>
@@ -20722,7 +22617,7 @@
           </w:tcPr>
           <w:p>
             <w:pPr>
-              <w:pStyle w:val="Contenudetableau"/>
+              <w:pStyle w:val="Contenudetableauuser"/>
               <w:bidi w:val="0"/>
               <w:jc w:val="start"/>
               <w:rPr/>
@@ -20756,7 +22651,6 @@
             </w:pPr>
             <w:r>
               <w:rPr>
-                <w:rFonts w:ascii="Liberation Serif" w:hAnsi="Liberation Serif"/>
                 <w:color w:val="000000"/>
                 <w:sz w:val="24"/>
                 <w:szCs w:val="24"/>
@@ -20785,7 +22679,6 @@
             </w:pPr>
             <w:r>
               <w:rPr>
-                <w:rFonts w:ascii="Liberation Serif" w:hAnsi="Liberation Serif"/>
                 <w:color w:val="000000"/>
                 <w:sz w:val="24"/>
                 <w:szCs w:val="24"/>
@@ -20793,6 +22686,18 @@
               <w:t>Soumission du formulaire sans remplir le nom</w:t>
             </w:r>
           </w:p>
+          <w:p>
+            <w:pPr>
+              <w:pStyle w:val="Contenudetableauuser"/>
+              <w:bidi w:val="0"/>
+              <w:jc w:val="start"/>
+              <w:rPr/>
+            </w:pPr>
+            <w:r>
+              <w:rPr/>
+              <w:t>Requête GET</w:t>
+            </w:r>
+          </w:p>
         </w:tc>
         <w:tc>
           <w:tcPr>
@@ -20815,7 +22720,6 @@
             </w:pPr>
             <w:r>
               <w:rPr>
-                <w:rFonts w:ascii="Liberation Serif" w:hAnsi="Liberation Serif"/>
                 <w:color w:val="000000"/>
                 <w:sz w:val="24"/>
                 <w:szCs w:val="24"/>
@@ -20847,7 +22751,6 @@
             </w:pPr>
             <w:r>
               <w:rPr>
-                <w:rFonts w:ascii="Liberation Serif" w:hAnsi="Liberation Serif"/>
                 <w:color w:val="000000"/>
                 <w:sz w:val="24"/>
                 <w:szCs w:val="24"/>
@@ -20876,7 +22779,6 @@
             </w:pPr>
             <w:r>
               <w:rPr>
-                <w:rFonts w:ascii="Liberation Serif" w:hAnsi="Liberation Serif"/>
                 <w:color w:val="000000"/>
                 <w:sz w:val="24"/>
                 <w:szCs w:val="24"/>
@@ -20884,6 +22786,18 @@
               <w:t>Saisie d'une date de fin avant la date de debut</w:t>
             </w:r>
           </w:p>
+          <w:p>
+            <w:pPr>
+              <w:pStyle w:val="Contenudetableauuser"/>
+              <w:bidi w:val="0"/>
+              <w:jc w:val="start"/>
+              <w:rPr/>
+            </w:pPr>
+            <w:r>
+              <w:rPr/>
+              <w:t>Requête GET</w:t>
+            </w:r>
+          </w:p>
         </w:tc>
         <w:tc>
           <w:tcPr>
@@ -20906,7 +22820,6 @@
             </w:pPr>
             <w:r>
               <w:rPr>
-                <w:rFonts w:ascii="Liberation Serif" w:hAnsi="Liberation Serif"/>
                 <w:color w:val="000000"/>
                 <w:sz w:val="24"/>
                 <w:szCs w:val="24"/>
@@ -20920,6 +22833,7 @@
     <w:p>
       <w:pPr>
         <w:pStyle w:val="Heading2"/>
+        <w:ind w:hanging="0" w:start="0"/>
         <w:rPr>
           <w:rFonts w:ascii="Liberation Serif" w:hAnsi="Liberation Serif"/>
           <w:color w:val="000000"/>
@@ -20939,6 +22853,27 @@
     <w:p>
       <w:pPr>
         <w:pStyle w:val="Heading2"/>
+        <w:ind w:hanging="0" w:start="0"/>
+        <w:rPr>
+          <w:rFonts w:ascii="Liberation Serif" w:hAnsi="Liberation Serif"/>
+          <w:color w:val="000000"/>
+          <w:sz w:val="24"/>
+          <w:szCs w:val="24"/>
+        </w:rPr>
+      </w:pPr>
+      <w:r>
+        <w:rPr>
+          <w:rFonts w:ascii="Liberation Serif" w:hAnsi="Liberation Serif"/>
+          <w:color w:val="000000"/>
+          <w:sz w:val="24"/>
+          <w:szCs w:val="24"/>
+        </w:rPr>
+      </w:r>
+    </w:p>
+    <w:p>
+      <w:pPr>
+        <w:pStyle w:val="Heading2"/>
+        <w:ind w:hanging="0" w:start="0"/>
         <w:rPr>
           <w:rFonts w:ascii="Liberation Serif" w:hAnsi="Liberation Serif"/>
           <w:b w:val="false"/>
@@ -20991,7 +22926,7 @@
           </w:tcPr>
           <w:p>
             <w:pPr>
-              <w:pStyle w:val="Contenudetableau"/>
+              <w:pStyle w:val="Contenudetableauuser"/>
               <w:bidi w:val="0"/>
               <w:jc w:val="start"/>
               <w:rPr/>
@@ -21013,7 +22948,7 @@
           </w:tcPr>
           <w:p>
             <w:pPr>
-              <w:pStyle w:val="Contenudetableau"/>
+              <w:pStyle w:val="Contenudetableauuser"/>
               <w:bidi w:val="0"/>
               <w:jc w:val="start"/>
               <w:rPr/>
@@ -21036,7 +22971,7 @@
           </w:tcPr>
           <w:p>
             <w:pPr>
-              <w:pStyle w:val="Contenudetableau"/>
+              <w:pStyle w:val="Contenudetableauuser"/>
               <w:bidi w:val="0"/>
               <w:jc w:val="start"/>
               <w:rPr/>
@@ -21070,7 +23005,6 @@
             </w:pPr>
             <w:r>
               <w:rPr>
-                <w:rFonts w:ascii="Liberation Serif" w:hAnsi="Liberation Serif"/>
                 <w:color w:val="000000"/>
                 <w:sz w:val="24"/>
                 <w:szCs w:val="24"/>
@@ -21099,7 +23033,6 @@
             </w:pPr>
             <w:r>
               <w:rPr>
-                <w:rFonts w:ascii="Liberation Serif" w:hAnsi="Liberation Serif"/>
                 <w:color w:val="000000"/>
                 <w:sz w:val="24"/>
                 <w:szCs w:val="24"/>
@@ -21107,6 +23040,18 @@
               <w:t>Tentative d'acces a une page protegee sans etre connecte</w:t>
             </w:r>
           </w:p>
+          <w:p>
+            <w:pPr>
+              <w:pStyle w:val="Contenudetableauuser"/>
+              <w:bidi w:val="0"/>
+              <w:jc w:val="start"/>
+              <w:rPr/>
+            </w:pPr>
+            <w:r>
+              <w:rPr/>
+              <w:t>Requête GET</w:t>
+            </w:r>
+          </w:p>
         </w:tc>
         <w:tc>
           <w:tcPr>
@@ -21129,7 +23074,6 @@
             </w:pPr>
             <w:r>
               <w:rPr>
-                <w:rFonts w:ascii="Liberation Serif" w:hAnsi="Liberation Serif"/>
                 <w:color w:val="000000"/>
                 <w:sz w:val="24"/>
                 <w:szCs w:val="24"/>
@@ -21161,7 +23105,6 @@
             </w:pPr>
             <w:r>
               <w:rPr>
-                <w:rFonts w:ascii="Liberation Serif" w:hAnsi="Liberation Serif"/>
                 <w:color w:val="000000"/>
                 <w:sz w:val="24"/>
                 <w:szCs w:val="24"/>
@@ -21190,7 +23133,6 @@
             </w:pPr>
             <w:r>
               <w:rPr>
-                <w:rFonts w:ascii="Liberation Serif" w:hAnsi="Liberation Serif"/>
                 <w:color w:val="000000"/>
                 <w:sz w:val="24"/>
                 <w:szCs w:val="24"/>
@@ -21198,6 +23140,18 @@
               <w:t>Tentative d'appel API avec un token expire</w:t>
             </w:r>
           </w:p>
+          <w:p>
+            <w:pPr>
+              <w:pStyle w:val="Contenudetableauuser"/>
+              <w:bidi w:val="0"/>
+              <w:jc w:val="start"/>
+              <w:rPr/>
+            </w:pPr>
+            <w:r>
+              <w:rPr/>
+              <w:t>Requête GET</w:t>
+            </w:r>
+          </w:p>
         </w:tc>
         <w:tc>
           <w:tcPr>
@@ -21220,7 +23174,6 @@
             </w:pPr>
             <w:r>
               <w:rPr>
-                <w:rFonts w:ascii="Liberation Serif" w:hAnsi="Liberation Serif"/>
                 <w:color w:val="000000"/>
                 <w:sz w:val="24"/>
                 <w:szCs w:val="24"/>
@@ -21252,7 +23205,6 @@
             </w:pPr>
             <w:r>
               <w:rPr>
-                <w:rFonts w:ascii="Liberation Serif" w:hAnsi="Liberation Serif"/>
                 <w:color w:val="000000"/>
                 <w:sz w:val="24"/>
                 <w:szCs w:val="24"/>
@@ -21281,7 +23233,6 @@
             </w:pPr>
             <w:r>
               <w:rPr>
-                <w:rFonts w:ascii="Liberation Serif" w:hAnsi="Liberation Serif"/>
                 <w:color w:val="000000"/>
                 <w:sz w:val="24"/>
                 <w:szCs w:val="24"/>
@@ -21289,6 +23240,18 @@
               <w:t>Tentative d'acces a une page d'administration avec un compte utilisateur</w:t>
             </w:r>
           </w:p>
+          <w:p>
+            <w:pPr>
+              <w:pStyle w:val="Contenudetableauuser"/>
+              <w:bidi w:val="0"/>
+              <w:jc w:val="start"/>
+              <w:rPr/>
+            </w:pPr>
+            <w:r>
+              <w:rPr/>
+              <w:t>Requête GET</w:t>
+            </w:r>
+          </w:p>
         </w:tc>
         <w:tc>
           <w:tcPr>
@@ -21311,7 +23274,6 @@
             </w:pPr>
             <w:r>
               <w:rPr>
-                <w:rFonts w:ascii="Liberation Serif" w:hAnsi="Liberation Serif"/>
                 <w:color w:val="000000"/>
                 <w:sz w:val="24"/>
                 <w:szCs w:val="24"/>
@@ -21343,7 +23305,6 @@
             </w:pPr>
             <w:r>
               <w:rPr>
-                <w:rFonts w:ascii="Liberation Serif" w:hAnsi="Liberation Serif"/>
                 <w:color w:val="000000"/>
                 <w:sz w:val="24"/>
                 <w:szCs w:val="24"/>
@@ -21372,7 +23333,6 @@
             </w:pPr>
             <w:r>
               <w:rPr>
-                <w:rFonts w:ascii="Liberation Serif" w:hAnsi="Liberation Serif"/>
                 <w:color w:val="000000"/>
                 <w:sz w:val="24"/>
                 <w:szCs w:val="24"/>
@@ -21380,6 +23340,18 @@
               <w:t>Tentative d'acces a un tableau auquel l'utilisateur n'appartient pas</w:t>
             </w:r>
           </w:p>
+          <w:p>
+            <w:pPr>
+              <w:pStyle w:val="Contenudetableauuser"/>
+              <w:bidi w:val="0"/>
+              <w:jc w:val="start"/>
+              <w:rPr/>
+            </w:pPr>
+            <w:r>
+              <w:rPr/>
+              <w:t>Requête GET</w:t>
+            </w:r>
+          </w:p>
         </w:tc>
         <w:tc>
           <w:tcPr>
@@ -21402,7 +23374,6 @@
             </w:pPr>
             <w:r>
               <w:rPr>
-                <w:rFonts w:ascii="Liberation Serif" w:hAnsi="Liberation Serif"/>
                 <w:color w:val="000000"/>
                 <w:sz w:val="24"/>
                 <w:szCs w:val="24"/>
@@ -21416,6 +23387,7 @@
     <w:p>
       <w:pPr>
         <w:pStyle w:val="Heading2"/>
+        <w:ind w:hanging="0" w:start="0"/>
         <w:rPr>
           <w:rFonts w:ascii="Liberation Serif" w:hAnsi="Liberation Serif"/>
           <w:color w:val="000000"/>
@@ -21435,6 +23407,7 @@
     <w:p>
       <w:pPr>
         <w:pStyle w:val="Heading2"/>
+        <w:ind w:hanging="0" w:start="0"/>
         <w:rPr>
           <w:rFonts w:ascii="Liberation Serif" w:hAnsi="Liberation Serif"/>
           <w:b w:val="false"/>
@@ -21487,7 +23460,7 @@
           </w:tcPr>
           <w:p>
             <w:pPr>
-              <w:pStyle w:val="Contenudetableau"/>
+              <w:pStyle w:val="Contenudetableauuser"/>
               <w:bidi w:val="0"/>
               <w:jc w:val="start"/>
               <w:rPr/>
@@ -21509,7 +23482,7 @@
           </w:tcPr>
           <w:p>
             <w:pPr>
-              <w:pStyle w:val="Contenudetableau"/>
+              <w:pStyle w:val="Contenudetableauuser"/>
               <w:bidi w:val="0"/>
               <w:jc w:val="start"/>
               <w:rPr/>
@@ -21532,7 +23505,7 @@
           </w:tcPr>
           <w:p>
             <w:pPr>
-              <w:pStyle w:val="Contenudetableau"/>
+              <w:pStyle w:val="Contenudetableauuser"/>
               <w:bidi w:val="0"/>
               <w:jc w:val="start"/>
               <w:rPr/>
@@ -21566,7 +23539,6 @@
             </w:pPr>
             <w:r>
               <w:rPr>
-                <w:rFonts w:ascii="Liberation Serif" w:hAnsi="Liberation Serif"/>
                 <w:color w:val="000000"/>
                 <w:sz w:val="24"/>
                 <w:szCs w:val="24"/>
@@ -21595,7 +23567,6 @@
             </w:pPr>
             <w:r>
               <w:rPr>
-                <w:rFonts w:ascii="Liberation Serif" w:hAnsi="Liberation Serif"/>
                 <w:color w:val="000000"/>
                 <w:sz w:val="24"/>
                 <w:szCs w:val="24"/>
@@ -21603,6 +23574,18 @@
               <w:t>Saisie d'un id de tableau inexistant dans l'URL</w:t>
             </w:r>
           </w:p>
+          <w:p>
+            <w:pPr>
+              <w:pStyle w:val="Contenudetableauuser"/>
+              <w:bidi w:val="0"/>
+              <w:jc w:val="start"/>
+              <w:rPr/>
+            </w:pPr>
+            <w:r>
+              <w:rPr/>
+              <w:t>Requête GET</w:t>
+            </w:r>
+          </w:p>
         </w:tc>
         <w:tc>
           <w:tcPr>
@@ -21625,7 +23608,6 @@
             </w:pPr>
             <w:r>
               <w:rPr>
-                <w:rFonts w:ascii="Liberation Serif" w:hAnsi="Liberation Serif"/>
                 <w:color w:val="000000"/>
                 <w:sz w:val="24"/>
                 <w:szCs w:val="24"/>
@@ -21657,7 +23639,6 @@
             </w:pPr>
             <w:r>
               <w:rPr>
-                <w:rFonts w:ascii="Liberation Serif" w:hAnsi="Liberation Serif"/>
                 <w:color w:val="000000"/>
                 <w:sz w:val="24"/>
                 <w:szCs w:val="24"/>
@@ -21686,7 +23667,6 @@
             </w:pPr>
             <w:r>
               <w:rPr>
-                <w:rFonts w:ascii="Liberation Serif" w:hAnsi="Liberation Serif"/>
                 <w:color w:val="000000"/>
                 <w:sz w:val="24"/>
                 <w:szCs w:val="24"/>
@@ -21694,6 +23674,18 @@
               <w:t>Saisie d'un id de carte inexistant dans l'URL</w:t>
             </w:r>
           </w:p>
+          <w:p>
+            <w:pPr>
+              <w:pStyle w:val="Contenudetableauuser"/>
+              <w:bidi w:val="0"/>
+              <w:jc w:val="start"/>
+              <w:rPr/>
+            </w:pPr>
+            <w:r>
+              <w:rPr/>
+              <w:t>Requête GET</w:t>
+            </w:r>
+          </w:p>
         </w:tc>
         <w:tc>
           <w:tcPr>
@@ -21716,7 +23708,6 @@
             </w:pPr>
             <w:r>
               <w:rPr>
-                <w:rFonts w:ascii="Liberation Serif" w:hAnsi="Liberation Serif"/>
                 <w:color w:val="000000"/>
                 <w:sz w:val="24"/>
                 <w:szCs w:val="24"/>
@@ -21748,7 +23739,6 @@
             </w:pPr>
             <w:r>
               <w:rPr>
-                <w:rFonts w:ascii="Liberation Serif" w:hAnsi="Liberation Serif"/>
                 <w:color w:val="000000"/>
                 <w:sz w:val="24"/>
                 <w:szCs w:val="24"/>
@@ -21777,7 +23767,6 @@
             </w:pPr>
             <w:r>
               <w:rPr>
-                <w:rFonts w:ascii="Liberation Serif" w:hAnsi="Liberation Serif"/>
                 <w:color w:val="000000"/>
                 <w:sz w:val="24"/>
                 <w:szCs w:val="24"/>
@@ -21785,6 +23774,18 @@
               <w:t>Saisie d'un id de compte inexistant dans l'URL</w:t>
             </w:r>
           </w:p>
+          <w:p>
+            <w:pPr>
+              <w:pStyle w:val="Contenudetableauuser"/>
+              <w:bidi w:val="0"/>
+              <w:jc w:val="start"/>
+              <w:rPr/>
+            </w:pPr>
+            <w:r>
+              <w:rPr/>
+              <w:t>Requête GET</w:t>
+            </w:r>
+          </w:p>
         </w:tc>
         <w:tc>
           <w:tcPr>
@@ -21807,7 +23808,6 @@
             </w:pPr>
             <w:r>
               <w:rPr>
-                <w:rFonts w:ascii="Liberation Serif" w:hAnsi="Liberation Serif"/>
                 <w:color w:val="000000"/>
                 <w:sz w:val="24"/>
                 <w:szCs w:val="24"/>
@@ -21821,6 +23821,7 @@
     <w:p>
       <w:pPr>
         <w:pStyle w:val="Heading2"/>
+        <w:ind w:hanging="0" w:start="0"/>
         <w:rPr>
           <w:rFonts w:ascii="Liberation Serif" w:hAnsi="Liberation Serif"/>
           <w:color w:val="000000"/>
@@ -21840,6 +23841,7 @@
     <w:p>
       <w:pPr>
         <w:pStyle w:val="Heading2"/>
+        <w:ind w:hanging="0" w:start="0"/>
         <w:rPr>
           <w:rFonts w:ascii="Liberation Serif" w:hAnsi="Liberation Serif"/>
           <w:b w:val="false"/>
@@ -21892,7 +23894,7 @@
           </w:tcPr>
           <w:p>
             <w:pPr>
-              <w:pStyle w:val="Contenudetableau"/>
+              <w:pStyle w:val="Contenudetableauuser"/>
               <w:bidi w:val="0"/>
               <w:jc w:val="start"/>
               <w:rPr/>
@@ -21914,7 +23916,7 @@
           </w:tcPr>
           <w:p>
             <w:pPr>
-              <w:pStyle w:val="Contenudetableau"/>
+              <w:pStyle w:val="Contenudetableauuser"/>
               <w:bidi w:val="0"/>
               <w:jc w:val="start"/>
               <w:rPr/>
@@ -21937,7 +23939,7 @@
           </w:tcPr>
           <w:p>
             <w:pPr>
-              <w:pStyle w:val="Contenudetableau"/>
+              <w:pStyle w:val="Contenudetableauuser"/>
               <w:bidi w:val="0"/>
               <w:jc w:val="start"/>
               <w:rPr/>
@@ -21971,7 +23973,6 @@
             </w:pPr>
             <w:r>
               <w:rPr>
-                <w:rFonts w:ascii="Liberation Serif" w:hAnsi="Liberation Serif"/>
                 <w:color w:val="000000"/>
                 <w:sz w:val="24"/>
                 <w:szCs w:val="24"/>
@@ -22000,7 +24001,6 @@
             </w:pPr>
             <w:r>
               <w:rPr>
-                <w:rFonts w:ascii="Liberation Serif" w:hAnsi="Liberation Serif"/>
                 <w:color w:val="000000"/>
                 <w:sz w:val="24"/>
                 <w:szCs w:val="24"/>
@@ -22008,6 +24008,18 @@
               <w:t>Action quelconque lors d'une indisponibilite de la base</w:t>
             </w:r>
           </w:p>
+          <w:p>
+            <w:pPr>
+              <w:pStyle w:val="Contenudetableauuser"/>
+              <w:bidi w:val="0"/>
+              <w:jc w:val="start"/>
+              <w:rPr/>
+            </w:pPr>
+            <w:r>
+              <w:rPr/>
+              <w:t>Requête GET</w:t>
+            </w:r>
+          </w:p>
         </w:tc>
         <w:tc>
           <w:tcPr>
@@ -22030,7 +24042,6 @@
             </w:pPr>
             <w:r>
               <w:rPr>
-                <w:rFonts w:ascii="Liberation Serif" w:hAnsi="Liberation Serif"/>
                 <w:color w:val="000000"/>
                 <w:sz w:val="24"/>
                 <w:szCs w:val="24"/>
@@ -22062,7 +24073,6 @@
             </w:pPr>
             <w:r>
               <w:rPr>
-                <w:rFonts w:ascii="Liberation Serif" w:hAnsi="Liberation Serif"/>
                 <w:color w:val="000000"/>
                 <w:sz w:val="24"/>
                 <w:szCs w:val="24"/>
@@ -22091,7 +24101,6 @@
             </w:pPr>
             <w:r>
               <w:rPr>
-                <w:rFonts w:ascii="Liberation Serif" w:hAnsi="Liberation Serif"/>
                 <w:color w:val="000000"/>
                 <w:sz w:val="24"/>
                 <w:szCs w:val="24"/>
@@ -22099,6 +24108,18 @@
               <w:t>Action longue depassant le delai d'attente</w:t>
             </w:r>
           </w:p>
+          <w:p>
+            <w:pPr>
+              <w:pStyle w:val="Contenudetableauuser"/>
+              <w:bidi w:val="0"/>
+              <w:jc w:val="start"/>
+              <w:rPr/>
+            </w:pPr>
+            <w:r>
+              <w:rPr/>
+              <w:t>Requête GET</w:t>
+            </w:r>
+          </w:p>
         </w:tc>
         <w:tc>
           <w:tcPr>
@@ -22121,7 +24142,6 @@
             </w:pPr>
             <w:r>
               <w:rPr>
-                <w:rFonts w:ascii="Liberation Serif" w:hAnsi="Liberation Serif"/>
                 <w:color w:val="000000"/>
                 <w:sz w:val="24"/>
                 <w:szCs w:val="24"/>
@@ -22136,20 +24156,10 @@
       <w:pPr>
         <w:pStyle w:val="Heading2"/>
         <w:spacing w:before="200" w:after="100"/>
-        <w:rPr>
-          <w:rFonts w:ascii="Liberation Serif" w:hAnsi="Liberation Serif"/>
-          <w:color w:val="000000"/>
-          <w:sz w:val="24"/>
-          <w:szCs w:val="24"/>
-        </w:rPr>
+        <w:rPr/>
       </w:pPr>
       <w:r>
-        <w:rPr>
-          <w:rFonts w:ascii="Liberation Serif" w:hAnsi="Liberation Serif"/>
-          <w:color w:val="000000"/>
-          <w:sz w:val="24"/>
-          <w:szCs w:val="24"/>
-        </w:rPr>
+        <w:rPr/>
       </w:r>
     </w:p>
     <w:sectPr>
@@ -22204,13 +24214,9 @@
   </w:style>
   <w:style w:type="paragraph" w:styleId="Heading1">
     <w:name w:val="heading 1"/>
-    <w:basedOn w:val="Titre"/>
+    <w:basedOn w:val="Titreuser"/>
     <w:qFormat/>
     <w:pPr>
-      <w:numPr>
-        <w:ilvl w:val="0"/>
-        <w:numId w:val="0"/>
-      </w:numPr>
       <w:spacing w:before="300" w:after="150"/>
       <w:outlineLvl w:val="0"/>
     </w:pPr>
@@ -22225,13 +24231,9 @@
   </w:style>
   <w:style w:type="paragraph" w:styleId="Heading2">
     <w:name w:val="heading 2"/>
-    <w:basedOn w:val="Titre"/>
+    <w:basedOn w:val="Titreuser"/>
     <w:qFormat/>
     <w:pPr>
-      <w:numPr>
-        <w:ilvl w:val="0"/>
-        <w:numId w:val="0"/>
-      </w:numPr>
       <w:spacing w:before="200" w:after="100"/>
       <w:outlineLvl w:val="1"/>
     </w:pPr>
@@ -22246,7 +24248,7 @@
   </w:style>
   <w:style w:type="paragraph" w:styleId="Heading3">
     <w:name w:val="heading 3"/>
-    <w:basedOn w:val="Titre"/>
+    <w:basedOn w:val="Titreuser"/>
     <w:qFormat/>
     <w:pPr/>
     <w:rPr>
@@ -22257,7 +24259,7 @@
   </w:style>
   <w:style w:type="paragraph" w:styleId="Heading4">
     <w:name w:val="heading 4"/>
-    <w:basedOn w:val="Titre"/>
+    <w:basedOn w:val="Titreuser"/>
     <w:qFormat/>
     <w:pPr/>
     <w:rPr>
@@ -22268,7 +24270,7 @@
   </w:style>
   <w:style w:type="paragraph" w:styleId="Heading5">
     <w:name w:val="heading 5"/>
-    <w:basedOn w:val="Titre"/>
+    <w:basedOn w:val="Titreuser"/>
     <w:qFormat/>
     <w:pPr/>
     <w:rPr>
@@ -22277,7 +24279,7 @@
   </w:style>
   <w:style w:type="paragraph" w:styleId="Heading6">
     <w:name w:val="heading 6"/>
-    <w:basedOn w:val="Titre"/>
+    <w:basedOn w:val="Titreuser"/>
     <w:qFormat/>
     <w:pPr/>
     <w:rPr>
@@ -22292,14 +24294,21 @@
       <w:szCs w:val="20"/>
     </w:rPr>
   </w:style>
+  <w:style w:type="character" w:styleId="Caractresdenotedebasdepage">
+    <w:name w:val="Caractères de note de bas de page"/>
+    <w:qFormat/>
+    <w:rPr>
+      <w:vertAlign w:val="superscript"/>
+    </w:rPr>
+  </w:style>
   <w:style w:type="character" w:styleId="FootnoteReference">
     <w:name w:val="footnote reference"/>
     <w:rPr>
       <w:vertAlign w:val="superscript"/>
     </w:rPr>
   </w:style>
-  <w:style w:type="character" w:styleId="Caractresdenotedebasdepage">
-    <w:name w:val="Caractères de note de bas de page"/>
+  <w:style w:type="character" w:styleId="Caractresdenotedebasdepageuser">
+    <w:name w:val="Caractères de note de bas de page (user)"/>
     <w:qFormat/>
     <w:rPr>
       <w:vertAlign w:val="superscript"/>
@@ -22385,6 +24394,29 @@
       <w:szCs w:val="28"/>
     </w:rPr>
   </w:style>
+  <w:style w:type="paragraph" w:styleId="Contenudetableauuser">
+    <w:name w:val="Contenu de tableau (user)"/>
+    <w:basedOn w:val="Normal"/>
+    <w:qFormat/>
+    <w:pPr>
+      <w:widowControl w:val="false"/>
+      <w:suppressLineNumbers/>
+    </w:pPr>
+    <w:rPr/>
+  </w:style>
+  <w:style w:type="paragraph" w:styleId="Titredetableauuser">
+    <w:name w:val="Titre de tableau (user)"/>
+    <w:basedOn w:val="Contenudetableauuser"/>
+    <w:qFormat/>
+    <w:pPr>
+      <w:suppressLineNumbers/>
+      <w:jc w:val="center"/>
+    </w:pPr>
+    <w:rPr>
+      <w:b/>
+      <w:bCs/>
+    </w:rPr>
+  </w:style>
   <w:style w:type="paragraph" w:styleId="Contenudetableau">
     <w:name w:val="Contenu de tableau"/>
     <w:basedOn w:val="Normal"/>
@@ -22398,29 +24430,6 @@
   <w:style w:type="paragraph" w:styleId="Titredetableau">
     <w:name w:val="Titre de tableau"/>
     <w:basedOn w:val="Contenudetableau"/>
-    <w:qFormat/>
-    <w:pPr>
-      <w:suppressLineNumbers/>
-      <w:jc w:val="center"/>
-    </w:pPr>
-    <w:rPr>
-      <w:b/>
-      <w:bCs/>
-    </w:rPr>
-  </w:style>
-  <w:style w:type="paragraph" w:styleId="Contenudetableauuser">
-    <w:name w:val="Contenu de tableau (user)"/>
-    <w:basedOn w:val="Normal"/>
-    <w:qFormat/>
-    <w:pPr>
-      <w:widowControl w:val="false"/>
-      <w:suppressLineNumbers/>
-    </w:pPr>
-    <w:rPr/>
-  </w:style>
-  <w:style w:type="paragraph" w:styleId="Titredetableauuser">
-    <w:name w:val="Titre de tableau (user)"/>
-    <w:basedOn w:val="Contenudetableauuser"/>
     <w:qFormat/>
     <w:pPr>
       <w:suppressLineNumbers/>
@@ -22447,6 +24456,7 @@
     <w:qFormat/>
     <w:pPr>
       <w:widowControl/>
+      <w:suppressAutoHyphens w:val="true"/>
       <w:bidi w:val="0"/>
       <w:spacing w:before="0" w:after="0"/>
       <w:jc w:val="start"/>
@@ -22465,6 +24475,7 @@
     <w:qFormat/>
     <w:pPr>
       <w:widowControl/>
+      <w:suppressAutoHyphens w:val="true"/>
       <w:bidi w:val="0"/>
       <w:spacing w:before="0" w:after="0"/>
       <w:jc w:val="start"/>
@@ -22482,7 +24493,7 @@
   </w:style>
   <w:style w:type="paragraph" w:styleId="Title">
     <w:name w:val="Title"/>
-    <w:basedOn w:val="Titre"/>
+    <w:basedOn w:val="Titreuser"/>
     <w:qFormat/>
     <w:pPr/>
     <w:rPr>

--- a/Documents/Plans de tests.docx
+++ b/Documents/Plans de tests.docx
@@ -45,7 +45,7 @@
           </w:tcPr>
           <w:p>
             <w:pPr>
-              <w:pStyle w:val="Contenudetableauuser"/>
+              <w:pStyle w:val="Contenudetableau"/>
               <w:bidi w:val="0"/>
               <w:jc w:val="start"/>
               <w:rPr/>
@@ -67,7 +67,7 @@
           </w:tcPr>
           <w:p>
             <w:pPr>
-              <w:pStyle w:val="Contenudetableauuser"/>
+              <w:pStyle w:val="Contenudetableau"/>
               <w:bidi w:val="0"/>
               <w:jc w:val="start"/>
               <w:rPr/>
@@ -90,7 +90,7 @@
           </w:tcPr>
           <w:p>
             <w:pPr>
-              <w:pStyle w:val="Contenudetableauuser"/>
+              <w:pStyle w:val="Contenudetableau"/>
               <w:bidi w:val="0"/>
               <w:jc w:val="start"/>
               <w:rPr/>
@@ -114,7 +114,7 @@
           </w:tcPr>
           <w:p>
             <w:pPr>
-              <w:pStyle w:val="Contenudetableauuser"/>
+              <w:pStyle w:val="Contenudetableau"/>
               <w:bidi w:val="0"/>
               <w:jc w:val="start"/>
               <w:rPr/>
@@ -135,7 +135,7 @@
           </w:tcPr>
           <w:p>
             <w:pPr>
-              <w:pStyle w:val="Contenudetableauuser"/>
+              <w:pStyle w:val="Contenudetableau"/>
               <w:bidi w:val="0"/>
               <w:jc w:val="start"/>
               <w:rPr/>
@@ -147,7 +147,7 @@
           </w:p>
           <w:p>
             <w:pPr>
-              <w:pStyle w:val="Contenudetableauuser"/>
+              <w:pStyle w:val="Contenudetableau"/>
               <w:bidi w:val="0"/>
               <w:jc w:val="start"/>
               <w:rPr/>
@@ -169,7 +169,7 @@
           </w:tcPr>
           <w:p>
             <w:pPr>
-              <w:pStyle w:val="Contenudetableauuser"/>
+              <w:pStyle w:val="Contenudetableau"/>
               <w:bidi w:val="0"/>
               <w:jc w:val="start"/>
               <w:rPr/>
@@ -193,7 +193,7 @@
           </w:tcPr>
           <w:p>
             <w:pPr>
-              <w:pStyle w:val="Contenudetableauuser"/>
+              <w:pStyle w:val="Contenudetableau"/>
               <w:widowControl w:val="false"/>
               <w:suppressLineNumbers/>
               <w:bidi w:val="0"/>
@@ -215,7 +215,7 @@
           </w:tcPr>
           <w:p>
             <w:pPr>
-              <w:pStyle w:val="Contenudetableauuser"/>
+              <w:pStyle w:val="Contenudetableau"/>
               <w:widowControl w:val="false"/>
               <w:suppressLineNumbers/>
               <w:bidi w:val="0"/>
@@ -238,7 +238,7 @@
           </w:tcPr>
           <w:p>
             <w:pPr>
-              <w:pStyle w:val="Contenudetableauuser"/>
+              <w:pStyle w:val="Contenudetableau"/>
               <w:widowControl w:val="false"/>
               <w:suppressLineNumbers/>
               <w:bidi w:val="0"/>
@@ -263,7 +263,7 @@
           </w:tcPr>
           <w:p>
             <w:pPr>
-              <w:pStyle w:val="Contenudetableauuser"/>
+              <w:pStyle w:val="Contenudetableau"/>
               <w:widowControl w:val="false"/>
               <w:suppressLineNumbers/>
               <w:bidi w:val="0"/>
@@ -285,7 +285,7 @@
           </w:tcPr>
           <w:p>
             <w:pPr>
-              <w:pStyle w:val="Contenudetableauuser"/>
+              <w:pStyle w:val="Contenudetableau"/>
               <w:widowControl w:val="false"/>
               <w:suppressLineNumbers/>
               <w:bidi w:val="0"/>
@@ -308,7 +308,7 @@
           </w:tcPr>
           <w:p>
             <w:pPr>
-              <w:pStyle w:val="Contenudetableauuser"/>
+              <w:pStyle w:val="Contenudetableau"/>
               <w:widowControl w:val="false"/>
               <w:suppressLineNumbers/>
               <w:bidi w:val="0"/>
@@ -376,7 +376,7 @@
           </w:tcPr>
           <w:p>
             <w:pPr>
-              <w:pStyle w:val="Contenudetableauuser"/>
+              <w:pStyle w:val="Contenudetableau"/>
               <w:bidi w:val="0"/>
               <w:jc w:val="start"/>
               <w:rPr/>
@@ -398,7 +398,7 @@
           </w:tcPr>
           <w:p>
             <w:pPr>
-              <w:pStyle w:val="Contenudetableauuser"/>
+              <w:pStyle w:val="Contenudetableau"/>
               <w:bidi w:val="0"/>
               <w:jc w:val="start"/>
               <w:rPr/>
@@ -421,7 +421,7 @@
           </w:tcPr>
           <w:p>
             <w:pPr>
-              <w:pStyle w:val="Contenudetableauuser"/>
+              <w:pStyle w:val="Contenudetableau"/>
               <w:bidi w:val="0"/>
               <w:jc w:val="start"/>
               <w:rPr/>
@@ -445,7 +445,7 @@
           </w:tcPr>
           <w:p>
             <w:pPr>
-              <w:pStyle w:val="Contenudetableauuser"/>
+              <w:pStyle w:val="Contenudetableau"/>
               <w:bidi w:val="0"/>
               <w:jc w:val="start"/>
               <w:rPr/>
@@ -466,7 +466,7 @@
           </w:tcPr>
           <w:p>
             <w:pPr>
-              <w:pStyle w:val="Contenudetableauuser"/>
+              <w:pStyle w:val="Contenudetableau"/>
               <w:bidi w:val="0"/>
               <w:jc w:val="start"/>
               <w:rPr/>
@@ -478,7 +478,7 @@
           </w:p>
           <w:p>
             <w:pPr>
-              <w:pStyle w:val="Contenudetableauuser"/>
+              <w:pStyle w:val="Contenudetableau"/>
               <w:bidi w:val="0"/>
               <w:jc w:val="start"/>
               <w:rPr/>
@@ -500,7 +500,7 @@
           </w:tcPr>
           <w:p>
             <w:pPr>
-              <w:pStyle w:val="Contenudetableauuser"/>
+              <w:pStyle w:val="Contenudetableau"/>
               <w:bidi w:val="0"/>
               <w:jc w:val="start"/>
               <w:rPr/>
@@ -524,7 +524,7 @@
           </w:tcPr>
           <w:p>
             <w:pPr>
-              <w:pStyle w:val="Contenudetableauuser"/>
+              <w:pStyle w:val="Contenudetableau"/>
               <w:widowControl w:val="false"/>
               <w:suppressLineNumbers/>
               <w:bidi w:val="0"/>
@@ -546,7 +546,7 @@
           </w:tcPr>
           <w:p>
             <w:pPr>
-              <w:pStyle w:val="Contenudetableauuser"/>
+              <w:pStyle w:val="Contenudetableau"/>
               <w:widowControl w:val="false"/>
               <w:suppressLineNumbers/>
               <w:bidi w:val="0"/>
@@ -569,7 +569,7 @@
           </w:tcPr>
           <w:p>
             <w:pPr>
-              <w:pStyle w:val="Contenudetableauuser"/>
+              <w:pStyle w:val="Contenudetableau"/>
               <w:widowControl w:val="false"/>
               <w:suppressLineNumbers/>
               <w:bidi w:val="0"/>
@@ -637,7 +637,7 @@
           </w:tcPr>
           <w:p>
             <w:pPr>
-              <w:pStyle w:val="Contenudetableauuser"/>
+              <w:pStyle w:val="Contenudetableau"/>
               <w:bidi w:val="0"/>
               <w:jc w:val="start"/>
               <w:rPr/>
@@ -659,7 +659,7 @@
           </w:tcPr>
           <w:p>
             <w:pPr>
-              <w:pStyle w:val="Contenudetableauuser"/>
+              <w:pStyle w:val="Contenudetableau"/>
               <w:bidi w:val="0"/>
               <w:jc w:val="start"/>
               <w:rPr/>
@@ -682,7 +682,7 @@
           </w:tcPr>
           <w:p>
             <w:pPr>
-              <w:pStyle w:val="Contenudetableauuser"/>
+              <w:pStyle w:val="Contenudetableau"/>
               <w:bidi w:val="0"/>
               <w:jc w:val="start"/>
               <w:rPr/>
@@ -706,7 +706,7 @@
           </w:tcPr>
           <w:p>
             <w:pPr>
-              <w:pStyle w:val="Contenudetableauuser"/>
+              <w:pStyle w:val="Contenudetableau"/>
               <w:bidi w:val="0"/>
               <w:jc w:val="start"/>
               <w:rPr/>
@@ -727,7 +727,7 @@
           </w:tcPr>
           <w:p>
             <w:pPr>
-              <w:pStyle w:val="Contenudetableauuser"/>
+              <w:pStyle w:val="Contenudetableau"/>
               <w:bidi w:val="0"/>
               <w:jc w:val="start"/>
               <w:rPr/>
@@ -739,7 +739,7 @@
           </w:p>
           <w:p>
             <w:pPr>
-              <w:pStyle w:val="Contenudetableauuser"/>
+              <w:pStyle w:val="Contenudetableau"/>
               <w:bidi w:val="0"/>
               <w:jc w:val="start"/>
               <w:rPr/>
@@ -761,7 +761,7 @@
           </w:tcPr>
           <w:p>
             <w:pPr>
-              <w:pStyle w:val="Contenudetableauuser"/>
+              <w:pStyle w:val="Contenudetableau"/>
               <w:bidi w:val="0"/>
               <w:jc w:val="start"/>
               <w:rPr/>
@@ -785,7 +785,7 @@
           </w:tcPr>
           <w:p>
             <w:pPr>
-              <w:pStyle w:val="Contenudetableauuser"/>
+              <w:pStyle w:val="Contenudetableau"/>
               <w:bidi w:val="0"/>
               <w:jc w:val="start"/>
               <w:rPr/>
@@ -806,7 +806,7 @@
           </w:tcPr>
           <w:p>
             <w:pPr>
-              <w:pStyle w:val="Contenudetableauuser"/>
+              <w:pStyle w:val="Contenudetableau"/>
               <w:widowControl w:val="false"/>
               <w:suppressLineNumbers/>
               <w:bidi w:val="0"/>
@@ -829,7 +829,7 @@
           </w:tcPr>
           <w:p>
             <w:pPr>
-              <w:pStyle w:val="Contenudetableauuser"/>
+              <w:pStyle w:val="Contenudetableau"/>
               <w:bidi w:val="0"/>
               <w:jc w:val="start"/>
               <w:rPr/>
@@ -896,7 +896,7 @@
           </w:tcPr>
           <w:p>
             <w:pPr>
-              <w:pStyle w:val="Contenudetableauuser"/>
+              <w:pStyle w:val="Contenudetableau"/>
               <w:bidi w:val="0"/>
               <w:jc w:val="start"/>
               <w:rPr/>
@@ -918,7 +918,7 @@
           </w:tcPr>
           <w:p>
             <w:pPr>
-              <w:pStyle w:val="Contenudetableauuser"/>
+              <w:pStyle w:val="Contenudetableau"/>
               <w:bidi w:val="0"/>
               <w:jc w:val="start"/>
               <w:rPr/>
@@ -941,7 +941,7 @@
           </w:tcPr>
           <w:p>
             <w:pPr>
-              <w:pStyle w:val="Contenudetableauuser"/>
+              <w:pStyle w:val="Contenudetableau"/>
               <w:bidi w:val="0"/>
               <w:jc w:val="start"/>
               <w:rPr/>
@@ -965,7 +965,7 @@
           </w:tcPr>
           <w:p>
             <w:pPr>
-              <w:pStyle w:val="Contenudetableauuser"/>
+              <w:pStyle w:val="Contenudetableau"/>
               <w:bidi w:val="0"/>
               <w:jc w:val="start"/>
               <w:rPr/>
@@ -986,7 +986,7 @@
           </w:tcPr>
           <w:p>
             <w:pPr>
-              <w:pStyle w:val="Contenudetableauuser"/>
+              <w:pStyle w:val="Contenudetableau"/>
               <w:bidi w:val="0"/>
               <w:jc w:val="start"/>
               <w:rPr/>
@@ -998,7 +998,7 @@
           </w:p>
           <w:p>
             <w:pPr>
-              <w:pStyle w:val="Contenudetableauuser"/>
+              <w:pStyle w:val="Contenudetableau"/>
               <w:bidi w:val="0"/>
               <w:jc w:val="start"/>
               <w:rPr/>
@@ -1020,7 +1020,7 @@
           </w:tcPr>
           <w:p>
             <w:pPr>
-              <w:pStyle w:val="Contenudetableauuser"/>
+              <w:pStyle w:val="Contenudetableau"/>
               <w:bidi w:val="0"/>
               <w:jc w:val="start"/>
               <w:rPr/>
@@ -1044,7 +1044,7 @@
           </w:tcPr>
           <w:p>
             <w:pPr>
-              <w:pStyle w:val="Contenudetableauuser"/>
+              <w:pStyle w:val="Contenudetableau"/>
               <w:bidi w:val="0"/>
               <w:jc w:val="start"/>
               <w:rPr/>
@@ -1065,7 +1065,7 @@
           </w:tcPr>
           <w:p>
             <w:pPr>
-              <w:pStyle w:val="Contenudetableauuser"/>
+              <w:pStyle w:val="Contenudetableau"/>
               <w:bidi w:val="0"/>
               <w:jc w:val="start"/>
               <w:rPr/>
@@ -1086,7 +1086,7 @@
           </w:tcPr>
           <w:p>
             <w:pPr>
-              <w:pStyle w:val="Contenudetableauuser"/>
+              <w:pStyle w:val="Contenudetableau"/>
               <w:bidi w:val="0"/>
               <w:jc w:val="start"/>
               <w:rPr/>
@@ -1153,7 +1153,7 @@
           </w:tcPr>
           <w:p>
             <w:pPr>
-              <w:pStyle w:val="Contenudetableauuser"/>
+              <w:pStyle w:val="Contenudetableau"/>
               <w:bidi w:val="0"/>
               <w:jc w:val="start"/>
               <w:rPr/>
@@ -1175,7 +1175,7 @@
           </w:tcPr>
           <w:p>
             <w:pPr>
-              <w:pStyle w:val="Contenudetableauuser"/>
+              <w:pStyle w:val="Contenudetableau"/>
               <w:bidi w:val="0"/>
               <w:jc w:val="start"/>
               <w:rPr/>
@@ -1198,7 +1198,7 @@
           </w:tcPr>
           <w:p>
             <w:pPr>
-              <w:pStyle w:val="Contenudetableauuser"/>
+              <w:pStyle w:val="Contenudetableau"/>
               <w:bidi w:val="0"/>
               <w:jc w:val="start"/>
               <w:rPr/>
@@ -1222,7 +1222,7 @@
           </w:tcPr>
           <w:p>
             <w:pPr>
-              <w:pStyle w:val="Contenudetableauuser"/>
+              <w:pStyle w:val="Contenudetableau"/>
               <w:bidi w:val="0"/>
               <w:jc w:val="start"/>
               <w:rPr/>
@@ -1243,7 +1243,7 @@
           </w:tcPr>
           <w:p>
             <w:pPr>
-              <w:pStyle w:val="Contenudetableauuser"/>
+              <w:pStyle w:val="Contenudetableau"/>
               <w:bidi w:val="0"/>
               <w:jc w:val="start"/>
               <w:rPr/>
@@ -1255,7 +1255,7 @@
           </w:p>
           <w:p>
             <w:pPr>
-              <w:pStyle w:val="Contenudetableauuser"/>
+              <w:pStyle w:val="Contenudetableau"/>
               <w:bidi w:val="0"/>
               <w:jc w:val="start"/>
               <w:rPr/>
@@ -1277,7 +1277,7 @@
           </w:tcPr>
           <w:p>
             <w:pPr>
-              <w:pStyle w:val="Contenudetableauuser"/>
+              <w:pStyle w:val="Contenudetableau"/>
               <w:bidi w:val="0"/>
               <w:jc w:val="start"/>
               <w:rPr/>
@@ -1301,7 +1301,7 @@
           </w:tcPr>
           <w:p>
             <w:pPr>
-              <w:pStyle w:val="Contenudetableauuser"/>
+              <w:pStyle w:val="Contenudetableau"/>
               <w:bidi w:val="0"/>
               <w:jc w:val="start"/>
               <w:rPr/>
@@ -1322,7 +1322,7 @@
           </w:tcPr>
           <w:p>
             <w:pPr>
-              <w:pStyle w:val="Contenudetableauuser"/>
+              <w:pStyle w:val="Contenudetableau"/>
               <w:widowControl w:val="false"/>
               <w:suppressLineNumbers/>
               <w:bidi w:val="0"/>
@@ -1345,7 +1345,7 @@
           </w:tcPr>
           <w:p>
             <w:pPr>
-              <w:pStyle w:val="Contenudetableauuser"/>
+              <w:pStyle w:val="Contenudetableau"/>
               <w:bidi w:val="0"/>
               <w:jc w:val="start"/>
               <w:rPr/>
@@ -1369,7 +1369,7 @@
           </w:tcPr>
           <w:p>
             <w:pPr>
-              <w:pStyle w:val="Contenudetableauuser"/>
+              <w:pStyle w:val="Contenudetableau"/>
               <w:bidi w:val="0"/>
               <w:jc w:val="start"/>
               <w:rPr/>
@@ -1390,7 +1390,7 @@
           </w:tcPr>
           <w:p>
             <w:pPr>
-              <w:pStyle w:val="Contenudetableauuser"/>
+              <w:pStyle w:val="Contenudetableau"/>
               <w:bidi w:val="0"/>
               <w:jc w:val="start"/>
               <w:rPr/>
@@ -1402,7 +1402,7 @@
           </w:p>
           <w:p>
             <w:pPr>
-              <w:pStyle w:val="Contenudetableauuser"/>
+              <w:pStyle w:val="Contenudetableau"/>
               <w:bidi w:val="0"/>
               <w:jc w:val="start"/>
               <w:rPr/>
@@ -1424,7 +1424,7 @@
           </w:tcPr>
           <w:p>
             <w:pPr>
-              <w:pStyle w:val="Contenudetableauuser"/>
+              <w:pStyle w:val="Contenudetableau"/>
               <w:bidi w:val="0"/>
               <w:jc w:val="start"/>
               <w:rPr/>
@@ -1524,7 +1524,7 @@
           </w:tcPr>
           <w:p>
             <w:pPr>
-              <w:pStyle w:val="Contenudetableauuser"/>
+              <w:pStyle w:val="Contenudetableau"/>
               <w:bidi w:val="0"/>
               <w:jc w:val="start"/>
               <w:rPr/>
@@ -1546,7 +1546,7 @@
           </w:tcPr>
           <w:p>
             <w:pPr>
-              <w:pStyle w:val="Contenudetableauuser"/>
+              <w:pStyle w:val="Contenudetableau"/>
               <w:bidi w:val="0"/>
               <w:jc w:val="start"/>
               <w:rPr/>
@@ -1569,7 +1569,7 @@
           </w:tcPr>
           <w:p>
             <w:pPr>
-              <w:pStyle w:val="Contenudetableauuser"/>
+              <w:pStyle w:val="Contenudetableau"/>
               <w:bidi w:val="0"/>
               <w:jc w:val="start"/>
               <w:rPr/>
@@ -1593,7 +1593,7 @@
           </w:tcPr>
           <w:p>
             <w:pPr>
-              <w:pStyle w:val="Contenudetableauuser"/>
+              <w:pStyle w:val="Contenudetableau"/>
               <w:bidi w:val="0"/>
               <w:jc w:val="start"/>
               <w:rPr/>
@@ -1614,7 +1614,7 @@
           </w:tcPr>
           <w:p>
             <w:pPr>
-              <w:pStyle w:val="Contenudetableauuser"/>
+              <w:pStyle w:val="Contenudetableau"/>
               <w:bidi w:val="0"/>
               <w:jc w:val="start"/>
               <w:rPr/>
@@ -1626,7 +1626,7 @@
           </w:p>
           <w:p>
             <w:pPr>
-              <w:pStyle w:val="Contenudetableauuser"/>
+              <w:pStyle w:val="Contenudetableau"/>
               <w:bidi w:val="0"/>
               <w:jc w:val="start"/>
               <w:rPr/>
@@ -1648,7 +1648,7 @@
           </w:tcPr>
           <w:p>
             <w:pPr>
-              <w:pStyle w:val="Contenudetableauuser"/>
+              <w:pStyle w:val="Contenudetableau"/>
               <w:bidi w:val="0"/>
               <w:jc w:val="start"/>
               <w:rPr/>
@@ -1672,7 +1672,7 @@
           </w:tcPr>
           <w:p>
             <w:pPr>
-              <w:pStyle w:val="Contenudetableauuser"/>
+              <w:pStyle w:val="Contenudetableau"/>
               <w:bidi w:val="0"/>
               <w:jc w:val="start"/>
               <w:rPr/>
@@ -1693,7 +1693,7 @@
           </w:tcPr>
           <w:p>
             <w:pPr>
-              <w:pStyle w:val="Contenudetableauuser"/>
+              <w:pStyle w:val="Contenudetableau"/>
               <w:widowControl w:val="false"/>
               <w:suppressLineNumbers/>
               <w:bidi w:val="0"/>
@@ -1716,7 +1716,7 @@
           </w:tcPr>
           <w:p>
             <w:pPr>
-              <w:pStyle w:val="Contenudetableauuser"/>
+              <w:pStyle w:val="Contenudetableau"/>
               <w:bidi w:val="0"/>
               <w:jc w:val="start"/>
               <w:rPr/>
@@ -1740,7 +1740,7 @@
           </w:tcPr>
           <w:p>
             <w:pPr>
-              <w:pStyle w:val="Contenudetableauuser"/>
+              <w:pStyle w:val="Contenudetableau"/>
               <w:bidi w:val="0"/>
               <w:jc w:val="start"/>
               <w:rPr/>
@@ -1761,7 +1761,7 @@
           </w:tcPr>
           <w:p>
             <w:pPr>
-              <w:pStyle w:val="Contenudetableauuser"/>
+              <w:pStyle w:val="Contenudetableau"/>
               <w:bidi w:val="0"/>
               <w:jc w:val="start"/>
               <w:rPr/>
@@ -1773,7 +1773,7 @@
           </w:p>
           <w:p>
             <w:pPr>
-              <w:pStyle w:val="Contenudetableauuser"/>
+              <w:pStyle w:val="Contenudetableau"/>
               <w:bidi w:val="0"/>
               <w:jc w:val="start"/>
               <w:rPr/>
@@ -1795,7 +1795,7 @@
           </w:tcPr>
           <w:p>
             <w:pPr>
-              <w:pStyle w:val="Contenudetableauuser"/>
+              <w:pStyle w:val="Contenudetableau"/>
               <w:bidi w:val="0"/>
               <w:jc w:val="start"/>
               <w:rPr/>
@@ -1819,7 +1819,7 @@
           </w:tcPr>
           <w:p>
             <w:pPr>
-              <w:pStyle w:val="Contenudetableauuser"/>
+              <w:pStyle w:val="Contenudetableau"/>
               <w:bidi w:val="0"/>
               <w:jc w:val="start"/>
               <w:rPr/>
@@ -1840,7 +1840,7 @@
           </w:tcPr>
           <w:p>
             <w:pPr>
-              <w:pStyle w:val="Contenudetableauuser"/>
+              <w:pStyle w:val="Contenudetableau"/>
               <w:bidi w:val="0"/>
               <w:jc w:val="start"/>
               <w:rPr/>
@@ -1852,7 +1852,7 @@
           </w:p>
           <w:p>
             <w:pPr>
-              <w:pStyle w:val="Contenudetableauuser"/>
+              <w:pStyle w:val="Contenudetableau"/>
               <w:bidi w:val="0"/>
               <w:jc w:val="start"/>
               <w:rPr/>
@@ -1874,7 +1874,7 @@
           </w:tcPr>
           <w:p>
             <w:pPr>
-              <w:pStyle w:val="Contenudetableauuser"/>
+              <w:pStyle w:val="Contenudetableau"/>
               <w:bidi w:val="0"/>
               <w:jc w:val="start"/>
               <w:rPr/>
@@ -1941,7 +1941,7 @@
           </w:tcPr>
           <w:p>
             <w:pPr>
-              <w:pStyle w:val="Contenudetableauuser"/>
+              <w:pStyle w:val="Contenudetableau"/>
               <w:bidi w:val="0"/>
               <w:jc w:val="start"/>
               <w:rPr/>
@@ -1963,7 +1963,7 @@
           </w:tcPr>
           <w:p>
             <w:pPr>
-              <w:pStyle w:val="Contenudetableauuser"/>
+              <w:pStyle w:val="Contenudetableau"/>
               <w:bidi w:val="0"/>
               <w:jc w:val="start"/>
               <w:rPr/>
@@ -1986,7 +1986,7 @@
           </w:tcPr>
           <w:p>
             <w:pPr>
-              <w:pStyle w:val="Contenudetableauuser"/>
+              <w:pStyle w:val="Contenudetableau"/>
               <w:bidi w:val="0"/>
               <w:jc w:val="start"/>
               <w:rPr/>
@@ -2010,7 +2010,7 @@
           </w:tcPr>
           <w:p>
             <w:pPr>
-              <w:pStyle w:val="Contenudetableauuser"/>
+              <w:pStyle w:val="Contenudetableau"/>
               <w:bidi w:val="0"/>
               <w:jc w:val="start"/>
               <w:rPr/>
@@ -2031,7 +2031,7 @@
           </w:tcPr>
           <w:p>
             <w:pPr>
-              <w:pStyle w:val="Contenudetableauuser"/>
+              <w:pStyle w:val="Contenudetableau"/>
               <w:bidi w:val="0"/>
               <w:jc w:val="start"/>
               <w:rPr/>
@@ -2043,7 +2043,7 @@
           </w:p>
           <w:p>
             <w:pPr>
-              <w:pStyle w:val="Contenudetableauuser"/>
+              <w:pStyle w:val="Contenudetableau"/>
               <w:bidi w:val="0"/>
               <w:jc w:val="start"/>
               <w:rPr/>
@@ -2065,7 +2065,7 @@
           </w:tcPr>
           <w:p>
             <w:pPr>
-              <w:pStyle w:val="Contenudetableauuser"/>
+              <w:pStyle w:val="Contenudetableau"/>
               <w:bidi w:val="0"/>
               <w:jc w:val="start"/>
               <w:rPr/>
@@ -2089,7 +2089,7 @@
           </w:tcPr>
           <w:p>
             <w:pPr>
-              <w:pStyle w:val="Contenudetableauuser"/>
+              <w:pStyle w:val="Contenudetableau"/>
               <w:bidi w:val="0"/>
               <w:jc w:val="start"/>
               <w:rPr/>
@@ -2110,7 +2110,7 @@
           </w:tcPr>
           <w:p>
             <w:pPr>
-              <w:pStyle w:val="Contenudetableauuser"/>
+              <w:pStyle w:val="Contenudetableau"/>
               <w:widowControl w:val="false"/>
               <w:suppressLineNumbers/>
               <w:bidi w:val="0"/>
@@ -2133,7 +2133,7 @@
           </w:tcPr>
           <w:p>
             <w:pPr>
-              <w:pStyle w:val="Contenudetableauuser"/>
+              <w:pStyle w:val="Contenudetableau"/>
               <w:bidi w:val="0"/>
               <w:jc w:val="start"/>
               <w:rPr/>
@@ -2157,7 +2157,7 @@
           </w:tcPr>
           <w:p>
             <w:pPr>
-              <w:pStyle w:val="Contenudetableauuser"/>
+              <w:pStyle w:val="Contenudetableau"/>
               <w:bidi w:val="0"/>
               <w:jc w:val="start"/>
               <w:rPr/>
@@ -2178,7 +2178,7 @@
           </w:tcPr>
           <w:p>
             <w:pPr>
-              <w:pStyle w:val="Contenudetableauuser"/>
+              <w:pStyle w:val="Contenudetableau"/>
               <w:bidi w:val="0"/>
               <w:jc w:val="start"/>
               <w:rPr/>
@@ -2190,7 +2190,7 @@
           </w:p>
           <w:p>
             <w:pPr>
-              <w:pStyle w:val="Contenudetableauuser"/>
+              <w:pStyle w:val="Contenudetableau"/>
               <w:bidi w:val="0"/>
               <w:jc w:val="start"/>
               <w:rPr/>
@@ -2212,7 +2212,7 @@
           </w:tcPr>
           <w:p>
             <w:pPr>
-              <w:pStyle w:val="Contenudetableauuser"/>
+              <w:pStyle w:val="Contenudetableau"/>
               <w:bidi w:val="0"/>
               <w:jc w:val="start"/>
               <w:rPr/>
@@ -2236,7 +2236,7 @@
           </w:tcPr>
           <w:p>
             <w:pPr>
-              <w:pStyle w:val="Contenudetableauuser"/>
+              <w:pStyle w:val="Contenudetableau"/>
               <w:bidi w:val="0"/>
               <w:jc w:val="start"/>
               <w:rPr/>
@@ -2257,7 +2257,7 @@
           </w:tcPr>
           <w:p>
             <w:pPr>
-              <w:pStyle w:val="Contenudetableauuser"/>
+              <w:pStyle w:val="Contenudetableau"/>
               <w:bidi w:val="0"/>
               <w:jc w:val="start"/>
               <w:rPr/>
@@ -2269,7 +2269,7 @@
           </w:p>
           <w:p>
             <w:pPr>
-              <w:pStyle w:val="Contenudetableauuser"/>
+              <w:pStyle w:val="Contenudetableau"/>
               <w:bidi w:val="0"/>
               <w:jc w:val="start"/>
               <w:rPr/>
@@ -2291,7 +2291,7 @@
           </w:tcPr>
           <w:p>
             <w:pPr>
-              <w:pStyle w:val="Contenudetableauuser"/>
+              <w:pStyle w:val="Contenudetableau"/>
               <w:bidi w:val="0"/>
               <w:jc w:val="start"/>
               <w:rPr/>
@@ -2358,7 +2358,7 @@
           </w:tcPr>
           <w:p>
             <w:pPr>
-              <w:pStyle w:val="Contenudetableauuser"/>
+              <w:pStyle w:val="Contenudetableau"/>
               <w:bidi w:val="0"/>
               <w:jc w:val="start"/>
               <w:rPr/>
@@ -2380,7 +2380,7 @@
           </w:tcPr>
           <w:p>
             <w:pPr>
-              <w:pStyle w:val="Contenudetableauuser"/>
+              <w:pStyle w:val="Contenudetableau"/>
               <w:bidi w:val="0"/>
               <w:jc w:val="start"/>
               <w:rPr/>
@@ -2403,7 +2403,7 @@
           </w:tcPr>
           <w:p>
             <w:pPr>
-              <w:pStyle w:val="Contenudetableauuser"/>
+              <w:pStyle w:val="Contenudetableau"/>
               <w:bidi w:val="0"/>
               <w:jc w:val="start"/>
               <w:rPr/>
@@ -2427,7 +2427,7 @@
           </w:tcPr>
           <w:p>
             <w:pPr>
-              <w:pStyle w:val="Contenudetableauuser"/>
+              <w:pStyle w:val="Contenudetableau"/>
               <w:bidi w:val="0"/>
               <w:jc w:val="start"/>
               <w:rPr/>
@@ -2448,7 +2448,7 @@
           </w:tcPr>
           <w:p>
             <w:pPr>
-              <w:pStyle w:val="Contenudetableauuser"/>
+              <w:pStyle w:val="Contenudetableau"/>
               <w:bidi w:val="0"/>
               <w:jc w:val="start"/>
               <w:rPr/>
@@ -2460,7 +2460,7 @@
           </w:p>
           <w:p>
             <w:pPr>
-              <w:pStyle w:val="Contenudetableauuser"/>
+              <w:pStyle w:val="Contenudetableau"/>
               <w:bidi w:val="0"/>
               <w:jc w:val="start"/>
               <w:rPr/>
@@ -2482,7 +2482,7 @@
           </w:tcPr>
           <w:p>
             <w:pPr>
-              <w:pStyle w:val="Contenudetableauuser"/>
+              <w:pStyle w:val="Contenudetableau"/>
               <w:bidi w:val="0"/>
               <w:jc w:val="start"/>
               <w:rPr/>
@@ -2506,7 +2506,7 @@
           </w:tcPr>
           <w:p>
             <w:pPr>
-              <w:pStyle w:val="Contenudetableauuser"/>
+              <w:pStyle w:val="Contenudetableau"/>
               <w:bidi w:val="0"/>
               <w:jc w:val="start"/>
               <w:rPr/>
@@ -2527,7 +2527,7 @@
           </w:tcPr>
           <w:p>
             <w:pPr>
-              <w:pStyle w:val="Contenudetableauuser"/>
+              <w:pStyle w:val="Contenudetableau"/>
               <w:widowControl w:val="false"/>
               <w:suppressLineNumbers/>
               <w:bidi w:val="0"/>
@@ -2550,7 +2550,7 @@
           </w:tcPr>
           <w:p>
             <w:pPr>
-              <w:pStyle w:val="Contenudetableauuser"/>
+              <w:pStyle w:val="Contenudetableau"/>
               <w:bidi w:val="0"/>
               <w:jc w:val="start"/>
               <w:rPr/>
@@ -2574,7 +2574,7 @@
           </w:tcPr>
           <w:p>
             <w:pPr>
-              <w:pStyle w:val="Contenudetableauuser"/>
+              <w:pStyle w:val="Contenudetableau"/>
               <w:bidi w:val="0"/>
               <w:jc w:val="start"/>
               <w:rPr/>
@@ -2595,7 +2595,7 @@
           </w:tcPr>
           <w:p>
             <w:pPr>
-              <w:pStyle w:val="Contenudetableauuser"/>
+              <w:pStyle w:val="Contenudetableau"/>
               <w:bidi w:val="0"/>
               <w:jc w:val="start"/>
               <w:rPr/>
@@ -2607,7 +2607,7 @@
           </w:p>
           <w:p>
             <w:pPr>
-              <w:pStyle w:val="Contenudetableauuser"/>
+              <w:pStyle w:val="Contenudetableau"/>
               <w:bidi w:val="0"/>
               <w:jc w:val="start"/>
               <w:rPr/>
@@ -2629,7 +2629,7 @@
           </w:tcPr>
           <w:p>
             <w:pPr>
-              <w:pStyle w:val="Contenudetableauuser"/>
+              <w:pStyle w:val="Contenudetableau"/>
               <w:bidi w:val="0"/>
               <w:jc w:val="start"/>
               <w:rPr/>
@@ -2806,7 +2806,7 @@
           </w:tcPr>
           <w:p>
             <w:pPr>
-              <w:pStyle w:val="Contenudetableauuser"/>
+              <w:pStyle w:val="Contenudetableau"/>
               <w:bidi w:val="0"/>
               <w:jc w:val="start"/>
               <w:rPr/>
@@ -2828,7 +2828,7 @@
           </w:tcPr>
           <w:p>
             <w:pPr>
-              <w:pStyle w:val="Contenudetableauuser"/>
+              <w:pStyle w:val="Contenudetableau"/>
               <w:bidi w:val="0"/>
               <w:jc w:val="start"/>
               <w:rPr/>
@@ -2851,7 +2851,7 @@
           </w:tcPr>
           <w:p>
             <w:pPr>
-              <w:pStyle w:val="Contenudetableauuser"/>
+              <w:pStyle w:val="Contenudetableau"/>
               <w:bidi w:val="0"/>
               <w:jc w:val="start"/>
               <w:rPr/>
@@ -2875,7 +2875,7 @@
           </w:tcPr>
           <w:p>
             <w:pPr>
-              <w:pStyle w:val="Contenudetableauuser"/>
+              <w:pStyle w:val="Contenudetableau"/>
               <w:bidi w:val="0"/>
               <w:jc w:val="start"/>
               <w:rPr/>
@@ -2896,7 +2896,7 @@
           </w:tcPr>
           <w:p>
             <w:pPr>
-              <w:pStyle w:val="Contenudetableauuser"/>
+              <w:pStyle w:val="Contenudetableau"/>
               <w:bidi w:val="0"/>
               <w:jc w:val="start"/>
               <w:rPr/>
@@ -2908,7 +2908,7 @@
           </w:p>
           <w:p>
             <w:pPr>
-              <w:pStyle w:val="Contenudetableauuser"/>
+              <w:pStyle w:val="Contenudetableau"/>
               <w:bidi w:val="0"/>
               <w:jc w:val="start"/>
               <w:rPr/>
@@ -2930,7 +2930,7 @@
           </w:tcPr>
           <w:p>
             <w:pPr>
-              <w:pStyle w:val="Contenudetableauuser"/>
+              <w:pStyle w:val="Contenudetableau"/>
               <w:bidi w:val="0"/>
               <w:jc w:val="start"/>
               <w:rPr/>
@@ -2954,7 +2954,7 @@
           </w:tcPr>
           <w:p>
             <w:pPr>
-              <w:pStyle w:val="Contenudetableauuser"/>
+              <w:pStyle w:val="Contenudetableau"/>
               <w:bidi w:val="0"/>
               <w:jc w:val="start"/>
               <w:rPr/>
@@ -2975,7 +2975,7 @@
           </w:tcPr>
           <w:p>
             <w:pPr>
-              <w:pStyle w:val="Contenudetableauuser"/>
+              <w:pStyle w:val="Contenudetableau"/>
               <w:widowControl w:val="false"/>
               <w:suppressLineNumbers/>
               <w:bidi w:val="0"/>
@@ -2998,7 +2998,7 @@
           </w:tcPr>
           <w:p>
             <w:pPr>
-              <w:pStyle w:val="Contenudetableauuser"/>
+              <w:pStyle w:val="Contenudetableau"/>
               <w:bidi w:val="0"/>
               <w:jc w:val="start"/>
               <w:rPr/>
@@ -3022,7 +3022,7 @@
           </w:tcPr>
           <w:p>
             <w:pPr>
-              <w:pStyle w:val="Contenudetableauuser"/>
+              <w:pStyle w:val="Contenudetableau"/>
               <w:bidi w:val="0"/>
               <w:jc w:val="start"/>
               <w:rPr/>
@@ -3043,7 +3043,7 @@
           </w:tcPr>
           <w:p>
             <w:pPr>
-              <w:pStyle w:val="Contenudetableauuser"/>
+              <w:pStyle w:val="Contenudetableau"/>
               <w:bidi w:val="0"/>
               <w:jc w:val="start"/>
               <w:rPr/>
@@ -3055,7 +3055,7 @@
           </w:p>
           <w:p>
             <w:pPr>
-              <w:pStyle w:val="Contenudetableauuser"/>
+              <w:pStyle w:val="Contenudetableau"/>
               <w:bidi w:val="0"/>
               <w:jc w:val="start"/>
               <w:rPr/>
@@ -3077,7 +3077,7 @@
           </w:tcPr>
           <w:p>
             <w:pPr>
-              <w:pStyle w:val="Contenudetableauuser"/>
+              <w:pStyle w:val="Contenudetableau"/>
               <w:bidi w:val="0"/>
               <w:jc w:val="start"/>
               <w:rPr/>
@@ -3144,7 +3144,7 @@
           </w:tcPr>
           <w:p>
             <w:pPr>
-              <w:pStyle w:val="Contenudetableauuser"/>
+              <w:pStyle w:val="Contenudetableau"/>
               <w:bidi w:val="0"/>
               <w:jc w:val="start"/>
               <w:rPr/>
@@ -3166,7 +3166,7 @@
           </w:tcPr>
           <w:p>
             <w:pPr>
-              <w:pStyle w:val="Contenudetableauuser"/>
+              <w:pStyle w:val="Contenudetableau"/>
               <w:bidi w:val="0"/>
               <w:jc w:val="start"/>
               <w:rPr/>
@@ -3189,7 +3189,7 @@
           </w:tcPr>
           <w:p>
             <w:pPr>
-              <w:pStyle w:val="Contenudetableauuser"/>
+              <w:pStyle w:val="Contenudetableau"/>
               <w:bidi w:val="0"/>
               <w:jc w:val="start"/>
               <w:rPr/>
@@ -3258,7 +3258,7 @@
           </w:p>
           <w:p>
             <w:pPr>
-              <w:pStyle w:val="Contenudetableauuser"/>
+              <w:pStyle w:val="Contenudetableau"/>
               <w:bidi w:val="0"/>
               <w:jc w:val="start"/>
               <w:rPr/>
@@ -3438,7 +3438,7 @@
           </w:p>
           <w:p>
             <w:pPr>
-              <w:pStyle w:val="Contenudetableauuser"/>
+              <w:pStyle w:val="Contenudetableau"/>
               <w:bidi w:val="0"/>
               <w:jc w:val="start"/>
               <w:rPr/>
@@ -3535,7 +3535,7 @@
           </w:p>
           <w:p>
             <w:pPr>
-              <w:pStyle w:val="Contenudetableauuser"/>
+              <w:pStyle w:val="Contenudetableau"/>
               <w:bidi w:val="0"/>
               <w:jc w:val="start"/>
               <w:rPr/>
@@ -3632,7 +3632,7 @@
           </w:p>
           <w:p>
             <w:pPr>
-              <w:pStyle w:val="Contenudetableauuser"/>
+              <w:pStyle w:val="Contenudetableau"/>
               <w:bidi w:val="0"/>
               <w:jc w:val="start"/>
               <w:rPr/>
@@ -3749,7 +3749,7 @@
           </w:tcPr>
           <w:p>
             <w:pPr>
-              <w:pStyle w:val="Contenudetableauuser"/>
+              <w:pStyle w:val="Contenudetableau"/>
               <w:bidi w:val="0"/>
               <w:jc w:val="start"/>
               <w:rPr/>
@@ -3771,7 +3771,7 @@
           </w:tcPr>
           <w:p>
             <w:pPr>
-              <w:pStyle w:val="Contenudetableauuser"/>
+              <w:pStyle w:val="Contenudetableau"/>
               <w:bidi w:val="0"/>
               <w:jc w:val="start"/>
               <w:rPr/>
@@ -3794,7 +3794,7 @@
           </w:tcPr>
           <w:p>
             <w:pPr>
-              <w:pStyle w:val="Contenudetableauuser"/>
+              <w:pStyle w:val="Contenudetableau"/>
               <w:bidi w:val="0"/>
               <w:jc w:val="start"/>
               <w:rPr/>
@@ -3818,7 +3818,7 @@
           </w:tcPr>
           <w:p>
             <w:pPr>
-              <w:pStyle w:val="Contenudetableauuser"/>
+              <w:pStyle w:val="Contenudetableau"/>
               <w:bidi w:val="0"/>
               <w:jc w:val="start"/>
               <w:rPr/>
@@ -3839,7 +3839,7 @@
           </w:tcPr>
           <w:p>
             <w:pPr>
-              <w:pStyle w:val="Contenudetableauuser"/>
+              <w:pStyle w:val="Contenudetableau"/>
               <w:bidi w:val="0"/>
               <w:jc w:val="start"/>
               <w:rPr/>
@@ -3851,7 +3851,7 @@
           </w:p>
           <w:p>
             <w:pPr>
-              <w:pStyle w:val="Contenudetableauuser"/>
+              <w:pStyle w:val="Contenudetableau"/>
               <w:bidi w:val="0"/>
               <w:jc w:val="start"/>
               <w:rPr/>
@@ -3873,7 +3873,7 @@
           </w:tcPr>
           <w:p>
             <w:pPr>
-              <w:pStyle w:val="Contenudetableauuser"/>
+              <w:pStyle w:val="Contenudetableau"/>
               <w:bidi w:val="0"/>
               <w:jc w:val="start"/>
               <w:rPr/>
@@ -3897,7 +3897,7 @@
           </w:tcPr>
           <w:p>
             <w:pPr>
-              <w:pStyle w:val="Contenudetableauuser"/>
+              <w:pStyle w:val="Contenudetableau"/>
               <w:bidi w:val="0"/>
               <w:jc w:val="start"/>
               <w:rPr/>
@@ -3918,7 +3918,7 @@
           </w:tcPr>
           <w:p>
             <w:pPr>
-              <w:pStyle w:val="Contenudetableauuser"/>
+              <w:pStyle w:val="Contenudetableau"/>
               <w:widowControl w:val="false"/>
               <w:suppressLineNumbers/>
               <w:bidi w:val="0"/>
@@ -3941,7 +3941,7 @@
           </w:tcPr>
           <w:p>
             <w:pPr>
-              <w:pStyle w:val="Contenudetableauuser"/>
+              <w:pStyle w:val="Contenudetableau"/>
               <w:bidi w:val="0"/>
               <w:jc w:val="start"/>
               <w:rPr/>
@@ -3965,7 +3965,7 @@
           </w:tcPr>
           <w:p>
             <w:pPr>
-              <w:pStyle w:val="Contenudetableauuser"/>
+              <w:pStyle w:val="Contenudetableau"/>
               <w:bidi w:val="0"/>
               <w:jc w:val="start"/>
               <w:rPr/>
@@ -3986,7 +3986,7 @@
           </w:tcPr>
           <w:p>
             <w:pPr>
-              <w:pStyle w:val="Contenudetableauuser"/>
+              <w:pStyle w:val="Contenudetableau"/>
               <w:bidi w:val="0"/>
               <w:jc w:val="start"/>
               <w:rPr/>
@@ -3998,7 +3998,7 @@
           </w:p>
           <w:p>
             <w:pPr>
-              <w:pStyle w:val="Contenudetableauuser"/>
+              <w:pStyle w:val="Contenudetableau"/>
               <w:bidi w:val="0"/>
               <w:jc w:val="start"/>
               <w:rPr/>
@@ -4020,7 +4020,7 @@
           </w:tcPr>
           <w:p>
             <w:pPr>
-              <w:pStyle w:val="Contenudetableauuser"/>
+              <w:pStyle w:val="Contenudetableau"/>
               <w:bidi w:val="0"/>
               <w:jc w:val="start"/>
               <w:rPr/>
@@ -4028,85 +4028,6 @@
             <w:r>
               <w:rPr/>
               <w:t>Affichage des informations du compte + Liste des logs récents (admin) + Liste des tableaux récents (admin) + Statistiques (admin)</w:t>
-            </w:r>
-          </w:p>
-        </w:tc>
-      </w:tr>
-      <w:tr>
-        <w:trPr/>
-        <w:tc>
-          <w:tcPr>
-            <w:tcW w:w="3212" w:type="dxa"/>
-            <w:tcBorders>
-              <w:start w:val="single" w:sz="4" w:space="0" w:color="000000"/>
-              <w:bottom w:val="single" w:sz="4" w:space="0" w:color="000000"/>
-            </w:tcBorders>
-          </w:tcPr>
-          <w:p>
-            <w:pPr>
-              <w:pStyle w:val="Contenudetableauuser"/>
-              <w:bidi w:val="0"/>
-              <w:jc w:val="start"/>
-              <w:rPr/>
-            </w:pPr>
-            <w:r>
-              <w:rPr/>
-              <w:t>Accès aux statistiques</w:t>
-            </w:r>
-          </w:p>
-        </w:tc>
-        <w:tc>
-          <w:tcPr>
-            <w:tcW w:w="3213" w:type="dxa"/>
-            <w:tcBorders>
-              <w:start w:val="single" w:sz="4" w:space="0" w:color="000000"/>
-              <w:bottom w:val="single" w:sz="4" w:space="0" w:color="000000"/>
-            </w:tcBorders>
-          </w:tcPr>
-          <w:p>
-            <w:pPr>
-              <w:pStyle w:val="Contenudetableauuser"/>
-              <w:bidi w:val="0"/>
-              <w:jc w:val="start"/>
-              <w:rPr/>
-            </w:pPr>
-            <w:r>
-              <w:rPr/>
-              <w:t>Clic sur le bouton Statistique</w:t>
-            </w:r>
-          </w:p>
-          <w:p>
-            <w:pPr>
-              <w:pStyle w:val="Contenudetableauuser"/>
-              <w:bidi w:val="0"/>
-              <w:jc w:val="start"/>
-              <w:rPr/>
-            </w:pPr>
-            <w:r>
-              <w:rPr/>
-              <w:t>Requête GET</w:t>
-            </w:r>
-          </w:p>
-        </w:tc>
-        <w:tc>
-          <w:tcPr>
-            <w:tcW w:w="3213" w:type="dxa"/>
-            <w:tcBorders>
-              <w:start w:val="single" w:sz="4" w:space="0" w:color="000000"/>
-              <w:bottom w:val="single" w:sz="4" w:space="0" w:color="000000"/>
-              <w:end w:val="single" w:sz="4" w:space="0" w:color="000000"/>
-            </w:tcBorders>
-          </w:tcPr>
-          <w:p>
-            <w:pPr>
-              <w:pStyle w:val="Contenudetableauuser"/>
-              <w:bidi w:val="0"/>
-              <w:jc w:val="start"/>
-              <w:rPr/>
-            </w:pPr>
-            <w:r>
-              <w:rPr/>
-              <w:t>Affichage des statistiques de l’application</w:t>
             </w:r>
           </w:p>
         </w:tc>
@@ -4177,7 +4098,7 @@
           </w:tcPr>
           <w:p>
             <w:pPr>
-              <w:pStyle w:val="Contenudetableauuser"/>
+              <w:pStyle w:val="Contenudetableau"/>
               <w:bidi w:val="0"/>
               <w:jc w:val="start"/>
               <w:rPr/>
@@ -4199,7 +4120,7 @@
           </w:tcPr>
           <w:p>
             <w:pPr>
-              <w:pStyle w:val="Contenudetableauuser"/>
+              <w:pStyle w:val="Contenudetableau"/>
               <w:bidi w:val="0"/>
               <w:jc w:val="start"/>
               <w:rPr/>
@@ -4222,7 +4143,7 @@
           </w:tcPr>
           <w:p>
             <w:pPr>
-              <w:pStyle w:val="Contenudetableauuser"/>
+              <w:pStyle w:val="Contenudetableau"/>
               <w:bidi w:val="0"/>
               <w:jc w:val="start"/>
               <w:rPr/>
@@ -4246,7 +4167,7 @@
           </w:tcPr>
           <w:p>
             <w:pPr>
-              <w:pStyle w:val="Contenudetableauuser"/>
+              <w:pStyle w:val="Contenudetableau"/>
               <w:bidi w:val="0"/>
               <w:jc w:val="start"/>
               <w:rPr/>
@@ -4267,7 +4188,7 @@
           </w:tcPr>
           <w:p>
             <w:pPr>
-              <w:pStyle w:val="Contenudetableauuser"/>
+              <w:pStyle w:val="Contenudetableau"/>
               <w:bidi w:val="0"/>
               <w:jc w:val="start"/>
               <w:rPr/>
@@ -4279,7 +4200,7 @@
           </w:p>
           <w:p>
             <w:pPr>
-              <w:pStyle w:val="Contenudetableauuser"/>
+              <w:pStyle w:val="Contenudetableau"/>
               <w:bidi w:val="0"/>
               <w:jc w:val="start"/>
               <w:rPr/>
@@ -4301,7 +4222,7 @@
           </w:tcPr>
           <w:p>
             <w:pPr>
-              <w:pStyle w:val="Contenudetableauuser"/>
+              <w:pStyle w:val="Contenudetableau"/>
               <w:bidi w:val="0"/>
               <w:jc w:val="start"/>
               <w:rPr/>
@@ -4325,7 +4246,7 @@
           </w:tcPr>
           <w:p>
             <w:pPr>
-              <w:pStyle w:val="Contenudetableauuser"/>
+              <w:pStyle w:val="Contenudetableau"/>
               <w:bidi w:val="0"/>
               <w:jc w:val="start"/>
               <w:rPr/>
@@ -4346,7 +4267,7 @@
           </w:tcPr>
           <w:p>
             <w:pPr>
-              <w:pStyle w:val="Contenudetableauuser"/>
+              <w:pStyle w:val="Contenudetableau"/>
               <w:widowControl w:val="false"/>
               <w:suppressLineNumbers/>
               <w:bidi w:val="0"/>
@@ -4369,7 +4290,7 @@
           </w:tcPr>
           <w:p>
             <w:pPr>
-              <w:pStyle w:val="Contenudetableauuser"/>
+              <w:pStyle w:val="Contenudetableau"/>
               <w:bidi w:val="0"/>
               <w:jc w:val="start"/>
               <w:rPr/>
@@ -4393,7 +4314,7 @@
           </w:tcPr>
           <w:p>
             <w:pPr>
-              <w:pStyle w:val="Contenudetableauuser"/>
+              <w:pStyle w:val="Contenudetableau"/>
               <w:bidi w:val="0"/>
               <w:jc w:val="start"/>
               <w:rPr/>
@@ -4414,7 +4335,7 @@
           </w:tcPr>
           <w:p>
             <w:pPr>
-              <w:pStyle w:val="Contenudetableauuser"/>
+              <w:pStyle w:val="Contenudetableau"/>
               <w:bidi w:val="0"/>
               <w:jc w:val="start"/>
               <w:rPr/>
@@ -4426,7 +4347,7 @@
           </w:p>
           <w:p>
             <w:pPr>
-              <w:pStyle w:val="Contenudetableauuser"/>
+              <w:pStyle w:val="Contenudetableau"/>
               <w:bidi w:val="0"/>
               <w:jc w:val="start"/>
               <w:rPr/>
@@ -4448,7 +4369,7 @@
           </w:tcPr>
           <w:p>
             <w:pPr>
-              <w:pStyle w:val="Contenudetableauuser"/>
+              <w:pStyle w:val="Contenudetableau"/>
               <w:bidi w:val="0"/>
               <w:jc w:val="start"/>
               <w:rPr/>
@@ -4472,7 +4393,7 @@
           </w:tcPr>
           <w:p>
             <w:pPr>
-              <w:pStyle w:val="Contenudetableauuser"/>
+              <w:pStyle w:val="Contenudetableau"/>
               <w:bidi w:val="0"/>
               <w:jc w:val="start"/>
               <w:rPr/>
@@ -4493,7 +4414,7 @@
           </w:tcPr>
           <w:p>
             <w:pPr>
-              <w:pStyle w:val="Contenudetableauuser"/>
+              <w:pStyle w:val="Contenudetableau"/>
               <w:bidi w:val="0"/>
               <w:jc w:val="start"/>
               <w:rPr/>
@@ -4505,7 +4426,7 @@
           </w:p>
           <w:p>
             <w:pPr>
-              <w:pStyle w:val="Contenudetableauuser"/>
+              <w:pStyle w:val="Contenudetableau"/>
               <w:bidi w:val="0"/>
               <w:jc w:val="start"/>
               <w:rPr/>
@@ -4527,7 +4448,7 @@
           </w:tcPr>
           <w:p>
             <w:pPr>
-              <w:pStyle w:val="Contenudetableauuser"/>
+              <w:pStyle w:val="Contenudetableau"/>
               <w:bidi w:val="0"/>
               <w:jc w:val="start"/>
               <w:rPr/>
@@ -4594,7 +4515,7 @@
           </w:tcPr>
           <w:p>
             <w:pPr>
-              <w:pStyle w:val="Contenudetableauuser"/>
+              <w:pStyle w:val="Contenudetableau"/>
               <w:bidi w:val="0"/>
               <w:jc w:val="start"/>
               <w:rPr/>
@@ -4616,7 +4537,7 @@
           </w:tcPr>
           <w:p>
             <w:pPr>
-              <w:pStyle w:val="Contenudetableauuser"/>
+              <w:pStyle w:val="Contenudetableau"/>
               <w:bidi w:val="0"/>
               <w:jc w:val="start"/>
               <w:rPr/>
@@ -4639,7 +4560,7 @@
           </w:tcPr>
           <w:p>
             <w:pPr>
-              <w:pStyle w:val="Contenudetableauuser"/>
+              <w:pStyle w:val="Contenudetableau"/>
               <w:bidi w:val="0"/>
               <w:jc w:val="start"/>
               <w:rPr/>
@@ -4663,7 +4584,7 @@
           </w:tcPr>
           <w:p>
             <w:pPr>
-              <w:pStyle w:val="Contenudetableauuser"/>
+              <w:pStyle w:val="Contenudetableau"/>
               <w:bidi w:val="0"/>
               <w:jc w:val="start"/>
               <w:rPr/>
@@ -4684,7 +4605,7 @@
           </w:tcPr>
           <w:p>
             <w:pPr>
-              <w:pStyle w:val="Contenudetableauuser"/>
+              <w:pStyle w:val="Contenudetableau"/>
               <w:bidi w:val="0"/>
               <w:jc w:val="start"/>
               <w:rPr/>
@@ -4696,7 +4617,7 @@
           </w:p>
           <w:p>
             <w:pPr>
-              <w:pStyle w:val="Contenudetableauuser"/>
+              <w:pStyle w:val="Contenudetableau"/>
               <w:bidi w:val="0"/>
               <w:jc w:val="start"/>
               <w:rPr/>
@@ -4718,7 +4639,7 @@
           </w:tcPr>
           <w:p>
             <w:pPr>
-              <w:pStyle w:val="Contenudetableauuser"/>
+              <w:pStyle w:val="Contenudetableau"/>
               <w:bidi w:val="0"/>
               <w:jc w:val="start"/>
               <w:rPr/>
@@ -4742,7 +4663,7 @@
           </w:tcPr>
           <w:p>
             <w:pPr>
-              <w:pStyle w:val="Contenudetableauuser"/>
+              <w:pStyle w:val="Contenudetableau"/>
               <w:bidi w:val="0"/>
               <w:jc w:val="start"/>
               <w:rPr/>
@@ -4763,7 +4684,7 @@
           </w:tcPr>
           <w:p>
             <w:pPr>
-              <w:pStyle w:val="Contenudetableauuser"/>
+              <w:pStyle w:val="Contenudetableau"/>
               <w:widowControl w:val="false"/>
               <w:suppressLineNumbers/>
               <w:bidi w:val="0"/>
@@ -4786,7 +4707,7 @@
           </w:tcPr>
           <w:p>
             <w:pPr>
-              <w:pStyle w:val="Contenudetableauuser"/>
+              <w:pStyle w:val="Contenudetableau"/>
               <w:bidi w:val="0"/>
               <w:jc w:val="start"/>
               <w:rPr/>
@@ -4810,7 +4731,7 @@
           </w:tcPr>
           <w:p>
             <w:pPr>
-              <w:pStyle w:val="Contenudetableauuser"/>
+              <w:pStyle w:val="Contenudetableau"/>
               <w:bidi w:val="0"/>
               <w:jc w:val="start"/>
               <w:rPr/>
@@ -4831,7 +4752,7 @@
           </w:tcPr>
           <w:p>
             <w:pPr>
-              <w:pStyle w:val="Contenudetableauuser"/>
+              <w:pStyle w:val="Contenudetableau"/>
               <w:bidi w:val="0"/>
               <w:jc w:val="start"/>
               <w:rPr/>
@@ -4843,7 +4764,7 @@
           </w:p>
           <w:p>
             <w:pPr>
-              <w:pStyle w:val="Contenudetableauuser"/>
+              <w:pStyle w:val="Contenudetableau"/>
               <w:bidi w:val="0"/>
               <w:jc w:val="start"/>
               <w:rPr/>
@@ -4865,7 +4786,7 @@
           </w:tcPr>
           <w:p>
             <w:pPr>
-              <w:pStyle w:val="Contenudetableauuser"/>
+              <w:pStyle w:val="Contenudetableau"/>
               <w:bidi w:val="0"/>
               <w:jc w:val="start"/>
               <w:rPr/>
@@ -4889,7 +4810,7 @@
           </w:tcPr>
           <w:p>
             <w:pPr>
-              <w:pStyle w:val="Contenudetableauuser"/>
+              <w:pStyle w:val="Contenudetableau"/>
               <w:bidi w:val="0"/>
               <w:jc w:val="start"/>
               <w:rPr/>
@@ -4910,7 +4831,7 @@
           </w:tcPr>
           <w:p>
             <w:pPr>
-              <w:pStyle w:val="Contenudetableauuser"/>
+              <w:pStyle w:val="Contenudetableau"/>
               <w:bidi w:val="0"/>
               <w:jc w:val="start"/>
               <w:rPr/>
@@ -4922,7 +4843,7 @@
           </w:p>
           <w:p>
             <w:pPr>
-              <w:pStyle w:val="Contenudetableauuser"/>
+              <w:pStyle w:val="Contenudetableau"/>
               <w:bidi w:val="0"/>
               <w:jc w:val="start"/>
               <w:rPr/>
@@ -4944,7 +4865,7 @@
           </w:tcPr>
           <w:p>
             <w:pPr>
-              <w:pStyle w:val="Contenudetableauuser"/>
+              <w:pStyle w:val="Contenudetableau"/>
               <w:bidi w:val="0"/>
               <w:jc w:val="start"/>
               <w:rPr/>
@@ -5011,7 +4932,7 @@
           </w:tcPr>
           <w:p>
             <w:pPr>
-              <w:pStyle w:val="Contenudetableauuser"/>
+              <w:pStyle w:val="Contenudetableau"/>
               <w:bidi w:val="0"/>
               <w:jc w:val="start"/>
               <w:rPr/>
@@ -5033,7 +4954,7 @@
           </w:tcPr>
           <w:p>
             <w:pPr>
-              <w:pStyle w:val="Contenudetableauuser"/>
+              <w:pStyle w:val="Contenudetableau"/>
               <w:bidi w:val="0"/>
               <w:jc w:val="start"/>
               <w:rPr/>
@@ -5056,7 +4977,7 @@
           </w:tcPr>
           <w:p>
             <w:pPr>
-              <w:pStyle w:val="Contenudetableauuser"/>
+              <w:pStyle w:val="Contenudetableau"/>
               <w:bidi w:val="0"/>
               <w:jc w:val="start"/>
               <w:rPr/>
@@ -5080,7 +5001,7 @@
           </w:tcPr>
           <w:p>
             <w:pPr>
-              <w:pStyle w:val="Contenudetableauuser"/>
+              <w:pStyle w:val="Contenudetableau"/>
               <w:bidi w:val="0"/>
               <w:jc w:val="start"/>
               <w:rPr/>
@@ -5101,7 +5022,7 @@
           </w:tcPr>
           <w:p>
             <w:pPr>
-              <w:pStyle w:val="Contenudetableauuser"/>
+              <w:pStyle w:val="Contenudetableau"/>
               <w:bidi w:val="0"/>
               <w:jc w:val="start"/>
               <w:rPr/>
@@ -5113,7 +5034,7 @@
           </w:p>
           <w:p>
             <w:pPr>
-              <w:pStyle w:val="Contenudetableauuser"/>
+              <w:pStyle w:val="Contenudetableau"/>
               <w:bidi w:val="0"/>
               <w:jc w:val="start"/>
               <w:rPr/>
@@ -5135,7 +5056,7 @@
           </w:tcPr>
           <w:p>
             <w:pPr>
-              <w:pStyle w:val="Contenudetableauuser"/>
+              <w:pStyle w:val="Contenudetableau"/>
               <w:bidi w:val="0"/>
               <w:jc w:val="start"/>
               <w:rPr/>
@@ -5159,7 +5080,7 @@
           </w:tcPr>
           <w:p>
             <w:pPr>
-              <w:pStyle w:val="Contenudetableauuser"/>
+              <w:pStyle w:val="Contenudetableau"/>
               <w:bidi w:val="0"/>
               <w:jc w:val="start"/>
               <w:rPr/>
@@ -5180,7 +5101,7 @@
           </w:tcPr>
           <w:p>
             <w:pPr>
-              <w:pStyle w:val="Contenudetableauuser"/>
+              <w:pStyle w:val="Contenudetableau"/>
               <w:widowControl w:val="false"/>
               <w:suppressLineNumbers/>
               <w:bidi w:val="0"/>
@@ -5203,7 +5124,7 @@
           </w:tcPr>
           <w:p>
             <w:pPr>
-              <w:pStyle w:val="Contenudetableauuser"/>
+              <w:pStyle w:val="Contenudetableau"/>
               <w:bidi w:val="0"/>
               <w:jc w:val="start"/>
               <w:rPr/>
@@ -5227,7 +5148,7 @@
           </w:tcPr>
           <w:p>
             <w:pPr>
-              <w:pStyle w:val="Contenudetableauuser"/>
+              <w:pStyle w:val="Contenudetableau"/>
               <w:bidi w:val="0"/>
               <w:jc w:val="start"/>
               <w:rPr/>
@@ -5248,7 +5169,7 @@
           </w:tcPr>
           <w:p>
             <w:pPr>
-              <w:pStyle w:val="Contenudetableauuser"/>
+              <w:pStyle w:val="Contenudetableau"/>
               <w:bidi w:val="0"/>
               <w:jc w:val="start"/>
               <w:rPr/>
@@ -5260,7 +5181,7 @@
           </w:p>
           <w:p>
             <w:pPr>
-              <w:pStyle w:val="Contenudetableauuser"/>
+              <w:pStyle w:val="Contenudetableau"/>
               <w:bidi w:val="0"/>
               <w:jc w:val="start"/>
               <w:rPr/>
@@ -5282,7 +5203,7 @@
           </w:tcPr>
           <w:p>
             <w:pPr>
-              <w:pStyle w:val="Contenudetableauuser"/>
+              <w:pStyle w:val="Contenudetableau"/>
               <w:bidi w:val="0"/>
               <w:jc w:val="start"/>
               <w:rPr/>
@@ -5306,7 +5227,7 @@
           </w:tcPr>
           <w:p>
             <w:pPr>
-              <w:pStyle w:val="Contenudetableauuser"/>
+              <w:pStyle w:val="Contenudetableau"/>
               <w:bidi w:val="0"/>
               <w:jc w:val="start"/>
               <w:rPr/>
@@ -5327,7 +5248,7 @@
           </w:tcPr>
           <w:p>
             <w:pPr>
-              <w:pStyle w:val="Contenudetableauuser"/>
+              <w:pStyle w:val="Contenudetableau"/>
               <w:bidi w:val="0"/>
               <w:jc w:val="start"/>
               <w:rPr/>
@@ -5339,7 +5260,7 @@
           </w:p>
           <w:p>
             <w:pPr>
-              <w:pStyle w:val="Contenudetableauuser"/>
+              <w:pStyle w:val="Contenudetableau"/>
               <w:bidi w:val="0"/>
               <w:jc w:val="start"/>
               <w:rPr/>
@@ -5361,7 +5282,7 @@
           </w:tcPr>
           <w:p>
             <w:pPr>
-              <w:pStyle w:val="Contenudetableauuser"/>
+              <w:pStyle w:val="Contenudetableau"/>
               <w:bidi w:val="0"/>
               <w:jc w:val="start"/>
               <w:rPr/>
@@ -5494,7 +5415,7 @@
           </w:tcPr>
           <w:p>
             <w:pPr>
-              <w:pStyle w:val="Contenudetableauuser"/>
+              <w:pStyle w:val="Contenudetableau"/>
               <w:bidi w:val="0"/>
               <w:jc w:val="start"/>
               <w:rPr/>
@@ -5516,7 +5437,7 @@
           </w:tcPr>
           <w:p>
             <w:pPr>
-              <w:pStyle w:val="Contenudetableauuser"/>
+              <w:pStyle w:val="Contenudetableau"/>
               <w:bidi w:val="0"/>
               <w:jc w:val="start"/>
               <w:rPr/>
@@ -5539,7 +5460,7 @@
           </w:tcPr>
           <w:p>
             <w:pPr>
-              <w:pStyle w:val="Contenudetableauuser"/>
+              <w:pStyle w:val="Contenudetableau"/>
               <w:bidi w:val="0"/>
               <w:jc w:val="start"/>
               <w:rPr/>
@@ -5563,7 +5484,7 @@
           </w:tcPr>
           <w:p>
             <w:pPr>
-              <w:pStyle w:val="Contenudetableauuser"/>
+              <w:pStyle w:val="Contenudetableau"/>
               <w:bidi w:val="0"/>
               <w:jc w:val="start"/>
               <w:rPr/>
@@ -5584,7 +5505,7 @@
           </w:tcPr>
           <w:p>
             <w:pPr>
-              <w:pStyle w:val="Contenudetableauuser"/>
+              <w:pStyle w:val="Contenudetableau"/>
               <w:bidi w:val="0"/>
               <w:jc w:val="start"/>
               <w:rPr/>
@@ -5596,7 +5517,7 @@
           </w:p>
           <w:p>
             <w:pPr>
-              <w:pStyle w:val="Contenudetableauuser"/>
+              <w:pStyle w:val="Contenudetableau"/>
               <w:bidi w:val="0"/>
               <w:jc w:val="start"/>
               <w:rPr/>
@@ -5618,7 +5539,7 @@
           </w:tcPr>
           <w:p>
             <w:pPr>
-              <w:pStyle w:val="Contenudetableauuser"/>
+              <w:pStyle w:val="Contenudetableau"/>
               <w:bidi w:val="0"/>
               <w:jc w:val="start"/>
               <w:rPr/>
@@ -5642,7 +5563,7 @@
           </w:tcPr>
           <w:p>
             <w:pPr>
-              <w:pStyle w:val="Contenudetableauuser"/>
+              <w:pStyle w:val="Contenudetableau"/>
               <w:bidi w:val="0"/>
               <w:jc w:val="start"/>
               <w:rPr/>
@@ -5663,7 +5584,7 @@
           </w:tcPr>
           <w:p>
             <w:pPr>
-              <w:pStyle w:val="Contenudetableauuser"/>
+              <w:pStyle w:val="Contenudetableau"/>
               <w:widowControl w:val="false"/>
               <w:suppressLineNumbers/>
               <w:bidi w:val="0"/>
@@ -5686,7 +5607,7 @@
           </w:tcPr>
           <w:p>
             <w:pPr>
-              <w:pStyle w:val="Contenudetableauuser"/>
+              <w:pStyle w:val="Contenudetableau"/>
               <w:bidi w:val="0"/>
               <w:jc w:val="start"/>
               <w:rPr/>
@@ -5710,7 +5631,7 @@
           </w:tcPr>
           <w:p>
             <w:pPr>
-              <w:pStyle w:val="Contenudetableauuser"/>
+              <w:pStyle w:val="Contenudetableau"/>
               <w:bidi w:val="0"/>
               <w:jc w:val="start"/>
               <w:rPr/>
@@ -5731,7 +5652,7 @@
           </w:tcPr>
           <w:p>
             <w:pPr>
-              <w:pStyle w:val="Contenudetableauuser"/>
+              <w:pStyle w:val="Contenudetableau"/>
               <w:bidi w:val="0"/>
               <w:jc w:val="start"/>
               <w:rPr/>
@@ -5743,7 +5664,7 @@
           </w:p>
           <w:p>
             <w:pPr>
-              <w:pStyle w:val="Contenudetableauuser"/>
+              <w:pStyle w:val="Contenudetableau"/>
               <w:bidi w:val="0"/>
               <w:jc w:val="start"/>
               <w:rPr/>
@@ -5765,7 +5686,7 @@
           </w:tcPr>
           <w:p>
             <w:pPr>
-              <w:pStyle w:val="Contenudetableauuser"/>
+              <w:pStyle w:val="Contenudetableau"/>
               <w:bidi w:val="0"/>
               <w:jc w:val="start"/>
               <w:rPr/>
@@ -5791,7 +5712,7 @@
           </w:tcPr>
           <w:p>
             <w:pPr>
-              <w:pStyle w:val="Contenudetableauuser"/>
+              <w:pStyle w:val="Contenudetableau"/>
               <w:bidi w:val="0"/>
               <w:jc w:val="start"/>
               <w:rPr/>
@@ -5812,7 +5733,7 @@
           </w:tcPr>
           <w:p>
             <w:pPr>
-              <w:pStyle w:val="Contenudetableauuser"/>
+              <w:pStyle w:val="Contenudetableau"/>
               <w:bidi w:val="0"/>
               <w:jc w:val="start"/>
               <w:rPr/>
@@ -5824,7 +5745,7 @@
           </w:p>
           <w:p>
             <w:pPr>
-              <w:pStyle w:val="Contenudetableauuser"/>
+              <w:pStyle w:val="Contenudetableau"/>
               <w:bidi w:val="0"/>
               <w:jc w:val="start"/>
               <w:rPr/>
@@ -5846,7 +5767,7 @@
           </w:tcPr>
           <w:p>
             <w:pPr>
-              <w:pStyle w:val="Contenudetableauuser"/>
+              <w:pStyle w:val="Contenudetableau"/>
               <w:bidi w:val="0"/>
               <w:jc w:val="start"/>
               <w:rPr/>
@@ -5872,7 +5793,7 @@
           </w:tcPr>
           <w:p>
             <w:pPr>
-              <w:pStyle w:val="Contenudetableauuser"/>
+              <w:pStyle w:val="Contenudetableau"/>
               <w:bidi w:val="0"/>
               <w:jc w:val="start"/>
               <w:rPr/>
@@ -5893,7 +5814,7 @@
           </w:tcPr>
           <w:p>
             <w:pPr>
-              <w:pStyle w:val="Contenudetableauuser"/>
+              <w:pStyle w:val="Contenudetableau"/>
               <w:bidi w:val="0"/>
               <w:jc w:val="start"/>
               <w:rPr/>
@@ -5905,7 +5826,7 @@
           </w:p>
           <w:p>
             <w:pPr>
-              <w:pStyle w:val="Contenudetableauuser"/>
+              <w:pStyle w:val="Contenudetableau"/>
               <w:bidi w:val="0"/>
               <w:jc w:val="start"/>
               <w:rPr/>
@@ -5927,7 +5848,7 @@
           </w:tcPr>
           <w:p>
             <w:pPr>
-              <w:pStyle w:val="Contenudetableauuser"/>
+              <w:pStyle w:val="Contenudetableau"/>
               <w:bidi w:val="0"/>
               <w:jc w:val="start"/>
               <w:rPr/>
@@ -5994,7 +5915,7 @@
           </w:tcPr>
           <w:p>
             <w:pPr>
-              <w:pStyle w:val="Contenudetableauuser"/>
+              <w:pStyle w:val="Contenudetableau"/>
               <w:bidi w:val="0"/>
               <w:jc w:val="start"/>
               <w:rPr/>
@@ -6016,7 +5937,7 @@
           </w:tcPr>
           <w:p>
             <w:pPr>
-              <w:pStyle w:val="Contenudetableauuser"/>
+              <w:pStyle w:val="Contenudetableau"/>
               <w:bidi w:val="0"/>
               <w:jc w:val="start"/>
               <w:rPr/>
@@ -6039,7 +5960,7 @@
           </w:tcPr>
           <w:p>
             <w:pPr>
-              <w:pStyle w:val="Contenudetableauuser"/>
+              <w:pStyle w:val="Contenudetableau"/>
               <w:bidi w:val="0"/>
               <w:jc w:val="start"/>
               <w:rPr/>
@@ -6063,7 +5984,7 @@
           </w:tcPr>
           <w:p>
             <w:pPr>
-              <w:pStyle w:val="Contenudetableauuser"/>
+              <w:pStyle w:val="Contenudetableau"/>
               <w:bidi w:val="0"/>
               <w:jc w:val="start"/>
               <w:rPr/>
@@ -6084,7 +6005,7 @@
           </w:tcPr>
           <w:p>
             <w:pPr>
-              <w:pStyle w:val="Contenudetableauuser"/>
+              <w:pStyle w:val="Contenudetableau"/>
               <w:bidi w:val="0"/>
               <w:jc w:val="start"/>
               <w:rPr/>
@@ -6096,7 +6017,7 @@
           </w:p>
           <w:p>
             <w:pPr>
-              <w:pStyle w:val="Contenudetableauuser"/>
+              <w:pStyle w:val="Contenudetableau"/>
               <w:bidi w:val="0"/>
               <w:jc w:val="start"/>
               <w:rPr/>
@@ -6118,7 +6039,7 @@
           </w:tcPr>
           <w:p>
             <w:pPr>
-              <w:pStyle w:val="Contenudetableauuser"/>
+              <w:pStyle w:val="Contenudetableau"/>
               <w:bidi w:val="0"/>
               <w:jc w:val="start"/>
               <w:rPr/>
@@ -6142,7 +6063,7 @@
           </w:tcPr>
           <w:p>
             <w:pPr>
-              <w:pStyle w:val="Contenudetableauuser"/>
+              <w:pStyle w:val="Contenudetableau"/>
               <w:bidi w:val="0"/>
               <w:jc w:val="start"/>
               <w:rPr/>
@@ -6163,7 +6084,7 @@
           </w:tcPr>
           <w:p>
             <w:pPr>
-              <w:pStyle w:val="Contenudetableauuser"/>
+              <w:pStyle w:val="Contenudetableau"/>
               <w:widowControl w:val="false"/>
               <w:suppressLineNumbers/>
               <w:bidi w:val="0"/>
@@ -6186,7 +6107,7 @@
           </w:tcPr>
           <w:p>
             <w:pPr>
-              <w:pStyle w:val="Contenudetableauuser"/>
+              <w:pStyle w:val="Contenudetableau"/>
               <w:bidi w:val="0"/>
               <w:jc w:val="start"/>
               <w:rPr/>
@@ -6210,7 +6131,7 @@
           </w:tcPr>
           <w:p>
             <w:pPr>
-              <w:pStyle w:val="Contenudetableauuser"/>
+              <w:pStyle w:val="Contenudetableau"/>
               <w:bidi w:val="0"/>
               <w:jc w:val="start"/>
               <w:rPr/>
@@ -6231,7 +6152,7 @@
           </w:tcPr>
           <w:p>
             <w:pPr>
-              <w:pStyle w:val="Contenudetableauuser"/>
+              <w:pStyle w:val="Contenudetableau"/>
               <w:bidi w:val="0"/>
               <w:jc w:val="start"/>
               <w:rPr/>
@@ -6243,7 +6164,7 @@
           </w:p>
           <w:p>
             <w:pPr>
-              <w:pStyle w:val="Contenudetableauuser"/>
+              <w:pStyle w:val="Contenudetableau"/>
               <w:bidi w:val="0"/>
               <w:jc w:val="start"/>
               <w:rPr/>
@@ -6265,7 +6186,7 @@
           </w:tcPr>
           <w:p>
             <w:pPr>
-              <w:pStyle w:val="Contenudetableauuser"/>
+              <w:pStyle w:val="Contenudetableau"/>
               <w:bidi w:val="0"/>
               <w:jc w:val="start"/>
               <w:rPr/>
@@ -6289,7 +6210,7 @@
           </w:tcPr>
           <w:p>
             <w:pPr>
-              <w:pStyle w:val="Contenudetableauuser"/>
+              <w:pStyle w:val="Contenudetableau"/>
               <w:bidi w:val="0"/>
               <w:jc w:val="start"/>
               <w:rPr/>
@@ -6310,7 +6231,7 @@
           </w:tcPr>
           <w:p>
             <w:pPr>
-              <w:pStyle w:val="Contenudetableauuser"/>
+              <w:pStyle w:val="Contenudetableau"/>
               <w:bidi w:val="0"/>
               <w:jc w:val="start"/>
               <w:rPr/>
@@ -6322,7 +6243,7 @@
           </w:p>
           <w:p>
             <w:pPr>
-              <w:pStyle w:val="Contenudetableauuser"/>
+              <w:pStyle w:val="Contenudetableau"/>
               <w:bidi w:val="0"/>
               <w:jc w:val="start"/>
               <w:rPr/>
@@ -6344,7 +6265,7 @@
           </w:tcPr>
           <w:p>
             <w:pPr>
-              <w:pStyle w:val="Contenudetableauuser"/>
+              <w:pStyle w:val="Contenudetableau"/>
               <w:bidi w:val="0"/>
               <w:jc w:val="start"/>
               <w:rPr/>
@@ -6368,7 +6289,7 @@
           </w:tcPr>
           <w:p>
             <w:pPr>
-              <w:pStyle w:val="Contenudetableauuser"/>
+              <w:pStyle w:val="Contenudetableau"/>
               <w:bidi w:val="0"/>
               <w:jc w:val="start"/>
               <w:rPr/>
@@ -6389,7 +6310,7 @@
           </w:tcPr>
           <w:p>
             <w:pPr>
-              <w:pStyle w:val="Contenudetableauuser"/>
+              <w:pStyle w:val="Contenudetableau"/>
               <w:bidi w:val="0"/>
               <w:jc w:val="start"/>
               <w:rPr/>
@@ -6401,7 +6322,7 @@
           </w:p>
           <w:p>
             <w:pPr>
-              <w:pStyle w:val="Contenudetableauuser"/>
+              <w:pStyle w:val="Contenudetableau"/>
               <w:bidi w:val="0"/>
               <w:jc w:val="start"/>
               <w:rPr/>
@@ -6423,7 +6344,7 @@
           </w:tcPr>
           <w:p>
             <w:pPr>
-              <w:pStyle w:val="Contenudetableauuser"/>
+              <w:pStyle w:val="Contenudetableau"/>
               <w:bidi w:val="0"/>
               <w:jc w:val="start"/>
               <w:rPr/>
@@ -6611,7 +6532,7 @@
           </w:tcPr>
           <w:p>
             <w:pPr>
-              <w:pStyle w:val="Contenudetableauuser"/>
+              <w:pStyle w:val="Contenudetableau"/>
               <w:bidi w:val="0"/>
               <w:jc w:val="start"/>
               <w:rPr/>
@@ -6633,7 +6554,7 @@
           </w:tcPr>
           <w:p>
             <w:pPr>
-              <w:pStyle w:val="Contenudetableauuser"/>
+              <w:pStyle w:val="Contenudetableau"/>
               <w:bidi w:val="0"/>
               <w:jc w:val="start"/>
               <w:rPr/>
@@ -6656,7 +6577,7 @@
           </w:tcPr>
           <w:p>
             <w:pPr>
-              <w:pStyle w:val="Contenudetableauuser"/>
+              <w:pStyle w:val="Contenudetableau"/>
               <w:bidi w:val="0"/>
               <w:jc w:val="start"/>
               <w:rPr/>
@@ -6729,7 +6650,7 @@
           </w:p>
           <w:p>
             <w:pPr>
-              <w:pStyle w:val="Contenudetableauuser"/>
+              <w:pStyle w:val="Contenudetableau"/>
               <w:bidi w:val="0"/>
               <w:jc w:val="start"/>
               <w:rPr/>
@@ -6921,7 +6842,7 @@
           </w:p>
           <w:p>
             <w:pPr>
-              <w:pStyle w:val="Contenudetableauuser"/>
+              <w:pStyle w:val="Contenudetableau"/>
               <w:bidi w:val="0"/>
               <w:jc w:val="start"/>
               <w:rPr/>
@@ -7024,7 +6945,7 @@
           </w:p>
           <w:p>
             <w:pPr>
-              <w:pStyle w:val="Contenudetableauuser"/>
+              <w:pStyle w:val="Contenudetableau"/>
               <w:bidi w:val="0"/>
               <w:jc w:val="start"/>
               <w:rPr/>
@@ -7121,7 +7042,7 @@
           </w:tcPr>
           <w:p>
             <w:pPr>
-              <w:pStyle w:val="Contenudetableauuser"/>
+              <w:pStyle w:val="Contenudetableau"/>
               <w:bidi w:val="0"/>
               <w:jc w:val="start"/>
               <w:rPr/>
@@ -7143,7 +7064,7 @@
           </w:tcPr>
           <w:p>
             <w:pPr>
-              <w:pStyle w:val="Contenudetableauuser"/>
+              <w:pStyle w:val="Contenudetableau"/>
               <w:bidi w:val="0"/>
               <w:jc w:val="start"/>
               <w:rPr/>
@@ -7166,7 +7087,7 @@
           </w:tcPr>
           <w:p>
             <w:pPr>
-              <w:pStyle w:val="Contenudetableauuser"/>
+              <w:pStyle w:val="Contenudetableau"/>
               <w:bidi w:val="0"/>
               <w:jc w:val="start"/>
               <w:rPr/>
@@ -7239,7 +7160,7 @@
           </w:p>
           <w:p>
             <w:pPr>
-              <w:pStyle w:val="Contenudetableauuser"/>
+              <w:pStyle w:val="Contenudetableau"/>
               <w:bidi w:val="0"/>
               <w:jc w:val="start"/>
               <w:rPr/>
@@ -7431,7 +7352,7 @@
           </w:p>
           <w:p>
             <w:pPr>
-              <w:pStyle w:val="Contenudetableauuser"/>
+              <w:pStyle w:val="Contenudetableau"/>
               <w:bidi w:val="0"/>
               <w:jc w:val="start"/>
               <w:rPr/>
@@ -7534,7 +7455,7 @@
           </w:p>
           <w:p>
             <w:pPr>
-              <w:pStyle w:val="Contenudetableauuser"/>
+              <w:pStyle w:val="Contenudetableau"/>
               <w:bidi w:val="0"/>
               <w:jc w:val="start"/>
               <w:rPr/>
@@ -7631,7 +7552,7 @@
           </w:tcPr>
           <w:p>
             <w:pPr>
-              <w:pStyle w:val="Contenudetableauuser"/>
+              <w:pStyle w:val="Contenudetableau"/>
               <w:bidi w:val="0"/>
               <w:jc w:val="start"/>
               <w:rPr/>
@@ -7653,7 +7574,7 @@
           </w:tcPr>
           <w:p>
             <w:pPr>
-              <w:pStyle w:val="Contenudetableauuser"/>
+              <w:pStyle w:val="Contenudetableau"/>
               <w:bidi w:val="0"/>
               <w:jc w:val="start"/>
               <w:rPr/>
@@ -7676,7 +7597,7 @@
           </w:tcPr>
           <w:p>
             <w:pPr>
-              <w:pStyle w:val="Contenudetableauuser"/>
+              <w:pStyle w:val="Contenudetableau"/>
               <w:bidi w:val="0"/>
               <w:jc w:val="start"/>
               <w:rPr/>
@@ -7749,7 +7670,7 @@
           </w:p>
           <w:p>
             <w:pPr>
-              <w:pStyle w:val="Contenudetableauuser"/>
+              <w:pStyle w:val="Contenudetableau"/>
               <w:bidi w:val="0"/>
               <w:jc w:val="start"/>
               <w:rPr/>
@@ -7941,7 +7862,7 @@
           </w:p>
           <w:p>
             <w:pPr>
-              <w:pStyle w:val="Contenudetableauuser"/>
+              <w:pStyle w:val="Contenudetableau"/>
               <w:bidi w:val="0"/>
               <w:jc w:val="start"/>
               <w:rPr/>
@@ -8044,7 +7965,7 @@
           </w:p>
           <w:p>
             <w:pPr>
-              <w:pStyle w:val="Contenudetableauuser"/>
+              <w:pStyle w:val="Contenudetableau"/>
               <w:bidi w:val="0"/>
               <w:jc w:val="start"/>
               <w:rPr/>
@@ -8147,7 +8068,7 @@
           </w:p>
           <w:p>
             <w:pPr>
-              <w:pStyle w:val="Contenudetableauuser"/>
+              <w:pStyle w:val="Contenudetableau"/>
               <w:bidi w:val="0"/>
               <w:jc w:val="start"/>
               <w:rPr/>
@@ -8190,6 +8111,28 @@
         </w:tc>
       </w:tr>
     </w:tbl>
+    <w:p>
+      <w:pPr>
+        <w:pStyle w:val="Normal"/>
+        <w:bidi w:val="0"/>
+        <w:jc w:val="start"/>
+        <w:rPr/>
+      </w:pPr>
+      <w:r>
+        <w:rPr/>
+      </w:r>
+    </w:p>
+    <w:p>
+      <w:pPr>
+        <w:pStyle w:val="Normal"/>
+        <w:bidi w:val="0"/>
+        <w:jc w:val="start"/>
+        <w:rPr/>
+      </w:pPr>
+      <w:r>
+        <w:rPr/>
+      </w:r>
+    </w:p>
     <w:p>
       <w:pPr>
         <w:pStyle w:val="Normal"/>
@@ -8233,7 +8176,7 @@
           </w:tcPr>
           <w:p>
             <w:pPr>
-              <w:pStyle w:val="Contenudetableauuser"/>
+              <w:pStyle w:val="Contenudetableau"/>
               <w:bidi w:val="0"/>
               <w:jc w:val="start"/>
               <w:rPr/>
@@ -8255,7 +8198,7 @@
           </w:tcPr>
           <w:p>
             <w:pPr>
-              <w:pStyle w:val="Contenudetableauuser"/>
+              <w:pStyle w:val="Contenudetableau"/>
               <w:bidi w:val="0"/>
               <w:jc w:val="start"/>
               <w:rPr/>
@@ -8278,7 +8221,7 @@
           </w:tcPr>
           <w:p>
             <w:pPr>
-              <w:pStyle w:val="Contenudetableauuser"/>
+              <w:pStyle w:val="Contenudetableau"/>
               <w:bidi w:val="0"/>
               <w:jc w:val="start"/>
               <w:rPr/>
@@ -8351,7 +8294,7 @@
           </w:p>
           <w:p>
             <w:pPr>
-              <w:pStyle w:val="Contenudetableauuser"/>
+              <w:pStyle w:val="Contenudetableau"/>
               <w:bidi w:val="0"/>
               <w:jc w:val="start"/>
               <w:rPr/>
@@ -8543,7 +8486,7 @@
           </w:p>
           <w:p>
             <w:pPr>
-              <w:pStyle w:val="Contenudetableauuser"/>
+              <w:pStyle w:val="Contenudetableau"/>
               <w:bidi w:val="0"/>
               <w:jc w:val="start"/>
               <w:rPr/>
@@ -8646,7 +8589,7 @@
           </w:p>
           <w:p>
             <w:pPr>
-              <w:pStyle w:val="Contenudetableauuser"/>
+              <w:pStyle w:val="Contenudetableau"/>
               <w:bidi w:val="0"/>
               <w:jc w:val="start"/>
               <w:rPr/>
@@ -8749,7 +8692,7 @@
           </w:p>
           <w:p>
             <w:pPr>
-              <w:pStyle w:val="Contenudetableauuser"/>
+              <w:pStyle w:val="Contenudetableau"/>
               <w:bidi w:val="0"/>
               <w:jc w:val="start"/>
               <w:rPr/>
@@ -8844,7 +8787,7 @@
           </w:tcPr>
           <w:p>
             <w:pPr>
-              <w:pStyle w:val="Contenudetableauuser"/>
+              <w:pStyle w:val="Contenudetableau"/>
               <w:bidi w:val="0"/>
               <w:jc w:val="start"/>
               <w:rPr/>
@@ -8866,7 +8809,7 @@
           </w:tcPr>
           <w:p>
             <w:pPr>
-              <w:pStyle w:val="Contenudetableauuser"/>
+              <w:pStyle w:val="Contenudetableau"/>
               <w:bidi w:val="0"/>
               <w:jc w:val="start"/>
               <w:rPr/>
@@ -8889,7 +8832,7 @@
           </w:tcPr>
           <w:p>
             <w:pPr>
-              <w:pStyle w:val="Contenudetableauuser"/>
+              <w:pStyle w:val="Contenudetableau"/>
               <w:bidi w:val="0"/>
               <w:jc w:val="start"/>
               <w:rPr/>
@@ -8958,7 +8901,7 @@
           </w:p>
           <w:p>
             <w:pPr>
-              <w:pStyle w:val="Contenudetableauuser"/>
+              <w:pStyle w:val="Contenudetableau"/>
               <w:bidi w:val="0"/>
               <w:jc w:val="start"/>
               <w:rPr/>
@@ -9138,7 +9081,7 @@
           </w:p>
           <w:p>
             <w:pPr>
-              <w:pStyle w:val="Contenudetableauuser"/>
+              <w:pStyle w:val="Contenudetableau"/>
               <w:bidi w:val="0"/>
               <w:jc w:val="start"/>
               <w:rPr/>
@@ -9235,7 +9178,7 @@
           </w:p>
           <w:p>
             <w:pPr>
-              <w:pStyle w:val="Contenudetableauuser"/>
+              <w:pStyle w:val="Contenudetableau"/>
               <w:bidi w:val="0"/>
               <w:jc w:val="start"/>
               <w:rPr/>
@@ -9332,7 +9275,7 @@
           </w:p>
           <w:p>
             <w:pPr>
-              <w:pStyle w:val="Contenudetableauuser"/>
+              <w:pStyle w:val="Contenudetableau"/>
               <w:bidi w:val="0"/>
               <w:jc w:val="start"/>
               <w:rPr/>
@@ -9425,7 +9368,7 @@
           </w:tcPr>
           <w:p>
             <w:pPr>
-              <w:pStyle w:val="Contenudetableauuser"/>
+              <w:pStyle w:val="Contenudetableau"/>
               <w:bidi w:val="0"/>
               <w:jc w:val="start"/>
               <w:rPr/>
@@ -9447,7 +9390,7 @@
           </w:tcPr>
           <w:p>
             <w:pPr>
-              <w:pStyle w:val="Contenudetableauuser"/>
+              <w:pStyle w:val="Contenudetableau"/>
               <w:bidi w:val="0"/>
               <w:jc w:val="start"/>
               <w:rPr/>
@@ -9470,7 +9413,7 @@
           </w:tcPr>
           <w:p>
             <w:pPr>
-              <w:pStyle w:val="Contenudetableauuser"/>
+              <w:pStyle w:val="Contenudetableau"/>
               <w:bidi w:val="0"/>
               <w:jc w:val="start"/>
               <w:rPr/>
@@ -9543,7 +9486,7 @@
           </w:p>
           <w:p>
             <w:pPr>
-              <w:pStyle w:val="Contenudetableauuser"/>
+              <w:pStyle w:val="Contenudetableau"/>
               <w:bidi w:val="0"/>
               <w:jc w:val="start"/>
               <w:rPr/>
@@ -9735,7 +9678,7 @@
           </w:p>
           <w:p>
             <w:pPr>
-              <w:pStyle w:val="Contenudetableauuser"/>
+              <w:pStyle w:val="Contenudetableau"/>
               <w:bidi w:val="0"/>
               <w:jc w:val="start"/>
               <w:rPr/>
@@ -9838,7 +9781,7 @@
           </w:p>
           <w:p>
             <w:pPr>
-              <w:pStyle w:val="Contenudetableauuser"/>
+              <w:pStyle w:val="Contenudetableau"/>
               <w:bidi w:val="0"/>
               <w:jc w:val="start"/>
               <w:rPr/>
@@ -9881,28 +9824,6 @@
         </w:tc>
       </w:tr>
     </w:tbl>
-    <w:p>
-      <w:pPr>
-        <w:pStyle w:val="Normal"/>
-        <w:bidi w:val="0"/>
-        <w:jc w:val="start"/>
-        <w:rPr/>
-      </w:pPr>
-      <w:r>
-        <w:rPr/>
-      </w:r>
-    </w:p>
-    <w:p>
-      <w:pPr>
-        <w:pStyle w:val="Normal"/>
-        <w:bidi w:val="0"/>
-        <w:jc w:val="start"/>
-        <w:rPr/>
-      </w:pPr>
-      <w:r>
-        <w:rPr/>
-      </w:r>
-    </w:p>
     <w:p>
       <w:pPr>
         <w:pStyle w:val="Normal"/>
@@ -9968,7 +9889,7 @@
           </w:tcPr>
           <w:p>
             <w:pPr>
-              <w:pStyle w:val="Contenudetableauuser"/>
+              <w:pStyle w:val="Contenudetableau"/>
               <w:bidi w:val="0"/>
               <w:jc w:val="start"/>
               <w:rPr/>
@@ -9990,7 +9911,7 @@
           </w:tcPr>
           <w:p>
             <w:pPr>
-              <w:pStyle w:val="Contenudetableauuser"/>
+              <w:pStyle w:val="Contenudetableau"/>
               <w:bidi w:val="0"/>
               <w:jc w:val="start"/>
               <w:rPr/>
@@ -10013,7 +9934,7 @@
           </w:tcPr>
           <w:p>
             <w:pPr>
-              <w:pStyle w:val="Contenudetableauuser"/>
+              <w:pStyle w:val="Contenudetableau"/>
               <w:bidi w:val="0"/>
               <w:jc w:val="start"/>
               <w:rPr/>
@@ -10086,7 +10007,7 @@
           </w:p>
           <w:p>
             <w:pPr>
-              <w:pStyle w:val="Contenudetableauuser"/>
+              <w:pStyle w:val="Contenudetableau"/>
               <w:bidi w:val="0"/>
               <w:jc w:val="start"/>
               <w:rPr/>
@@ -10184,20 +10105,12 @@
                 <w:sz w:val="24"/>
                 <w:szCs w:val="24"/>
               </w:rPr>
-              <w:t xml:space="preserve">Clic sur </w:t>
-            </w:r>
-            <w:r>
-              <w:rPr>
-                <w:rFonts w:eastAsia="Arial" w:cs="Arial"/>
-                <w:sz w:val="24"/>
-                <w:szCs w:val="24"/>
-              </w:rPr>
-              <w:t>Utilisateurs</w:t>
-            </w:r>
-          </w:p>
-          <w:p>
-            <w:pPr>
-              <w:pStyle w:val="Contenudetableauuser"/>
+              <w:t>Clic sur Utilisateurs</w:t>
+            </w:r>
+          </w:p>
+          <w:p>
+            <w:pPr>
+              <w:pStyle w:val="Contenudetableau"/>
               <w:bidi w:val="0"/>
               <w:jc w:val="start"/>
               <w:rPr/>
@@ -10300,7 +10213,7 @@
           </w:p>
           <w:p>
             <w:pPr>
-              <w:pStyle w:val="Contenudetableauuser"/>
+              <w:pStyle w:val="Contenudetableau"/>
               <w:bidi w:val="0"/>
               <w:jc w:val="start"/>
               <w:rPr/>
@@ -10397,7 +10310,7 @@
           </w:tcPr>
           <w:p>
             <w:pPr>
-              <w:pStyle w:val="Contenudetableauuser"/>
+              <w:pStyle w:val="Contenudetableau"/>
               <w:bidi w:val="0"/>
               <w:jc w:val="start"/>
               <w:rPr/>
@@ -10419,7 +10332,7 @@
           </w:tcPr>
           <w:p>
             <w:pPr>
-              <w:pStyle w:val="Contenudetableauuser"/>
+              <w:pStyle w:val="Contenudetableau"/>
               <w:bidi w:val="0"/>
               <w:jc w:val="start"/>
               <w:rPr/>
@@ -10442,7 +10355,7 @@
           </w:tcPr>
           <w:p>
             <w:pPr>
-              <w:pStyle w:val="Contenudetableauuser"/>
+              <w:pStyle w:val="Contenudetableau"/>
               <w:bidi w:val="0"/>
               <w:jc w:val="start"/>
               <w:rPr/>
@@ -10515,7 +10428,7 @@
           </w:p>
           <w:p>
             <w:pPr>
-              <w:pStyle w:val="Contenudetableauuser"/>
+              <w:pStyle w:val="Contenudetableau"/>
               <w:bidi w:val="0"/>
               <w:jc w:val="start"/>
               <w:rPr/>
@@ -10707,7 +10620,7 @@
           </w:p>
           <w:p>
             <w:pPr>
-              <w:pStyle w:val="Contenudetableauuser"/>
+              <w:pStyle w:val="Contenudetableau"/>
               <w:bidi w:val="0"/>
               <w:jc w:val="start"/>
               <w:rPr/>
@@ -10810,7 +10723,7 @@
           </w:p>
           <w:p>
             <w:pPr>
-              <w:pStyle w:val="Contenudetableauuser"/>
+              <w:pStyle w:val="Contenudetableau"/>
               <w:bidi w:val="0"/>
               <w:jc w:val="start"/>
               <w:rPr/>
@@ -10913,7 +10826,7 @@
           </w:p>
           <w:p>
             <w:pPr>
-              <w:pStyle w:val="Contenudetableauuser"/>
+              <w:pStyle w:val="Contenudetableau"/>
               <w:bidi w:val="0"/>
               <w:jc w:val="start"/>
               <w:rPr/>
@@ -11021,7 +10934,7 @@
           </w:tcPr>
           <w:p>
             <w:pPr>
-              <w:pStyle w:val="Contenudetableauuser"/>
+              <w:pStyle w:val="Contenudetableau"/>
               <w:bidi w:val="0"/>
               <w:jc w:val="start"/>
               <w:rPr/>
@@ -11043,7 +10956,7 @@
           </w:tcPr>
           <w:p>
             <w:pPr>
-              <w:pStyle w:val="Contenudetableauuser"/>
+              <w:pStyle w:val="Contenudetableau"/>
               <w:bidi w:val="0"/>
               <w:jc w:val="start"/>
               <w:rPr/>
@@ -11066,7 +10979,7 @@
           </w:tcPr>
           <w:p>
             <w:pPr>
-              <w:pStyle w:val="Contenudetableauuser"/>
+              <w:pStyle w:val="Contenudetableau"/>
               <w:bidi w:val="0"/>
               <w:jc w:val="start"/>
               <w:rPr/>
@@ -11139,7 +11052,7 @@
           </w:p>
           <w:p>
             <w:pPr>
-              <w:pStyle w:val="Contenudetableauuser"/>
+              <w:pStyle w:val="Contenudetableau"/>
               <w:bidi w:val="0"/>
               <w:jc w:val="start"/>
               <w:rPr/>
@@ -11208,15 +11121,7 @@
                 <w:sz w:val="24"/>
                 <w:szCs w:val="24"/>
               </w:rPr>
-              <w:t xml:space="preserve">Accès </w:t>
-            </w:r>
-            <w:r>
-              <w:rPr>
-                <w:rFonts w:eastAsia="Arial" w:cs="Arial"/>
-                <w:sz w:val="24"/>
-                <w:szCs w:val="24"/>
-              </w:rPr>
-              <w:t>au formulaire d’ajout</w:t>
+              <w:t>Accès au formulaire d’ajout</w:t>
             </w:r>
           </w:p>
         </w:tc>
@@ -11250,7 +11155,7 @@
           </w:p>
           <w:p>
             <w:pPr>
-              <w:pStyle w:val="Contenudetableauuser"/>
+              <w:pStyle w:val="Contenudetableau"/>
               <w:bidi w:val="0"/>
               <w:jc w:val="start"/>
               <w:rPr/>
@@ -11348,20 +11253,12 @@
                 <w:sz w:val="24"/>
                 <w:szCs w:val="24"/>
               </w:rPr>
-              <w:t>R</w:t>
-            </w:r>
-            <w:r>
-              <w:rPr>
-                <w:rFonts w:eastAsia="Arial" w:cs="Arial"/>
-                <w:sz w:val="24"/>
-                <w:szCs w:val="24"/>
-              </w:rPr>
-              <w:t>emplissage du formulaire</w:t>
-            </w:r>
-          </w:p>
-          <w:p>
-            <w:pPr>
-              <w:pStyle w:val="Contenudetableauuser"/>
+              <w:t>Remplissage du formulaire</w:t>
+            </w:r>
+          </w:p>
+          <w:p>
+            <w:pPr>
+              <w:pStyle w:val="Contenudetableau"/>
               <w:bidi w:val="0"/>
               <w:jc w:val="start"/>
               <w:rPr/>
@@ -11404,17 +11301,6 @@
         </w:tc>
       </w:tr>
     </w:tbl>
-    <w:p>
-      <w:pPr>
-        <w:pStyle w:val="Normal"/>
-        <w:bidi w:val="0"/>
-        <w:jc w:val="start"/>
-        <w:rPr/>
-      </w:pPr>
-      <w:r>
-        <w:rPr/>
-      </w:r>
-    </w:p>
     <w:p>
       <w:pPr>
         <w:pStyle w:val="Normal"/>
@@ -11557,7 +11443,7 @@
           </w:tcPr>
           <w:p>
             <w:pPr>
-              <w:pStyle w:val="Contenudetableauuser"/>
+              <w:pStyle w:val="Contenudetableau"/>
               <w:bidi w:val="0"/>
               <w:jc w:val="start"/>
               <w:rPr/>
@@ -11579,7 +11465,7 @@
           </w:tcPr>
           <w:p>
             <w:pPr>
-              <w:pStyle w:val="Contenudetableauuser"/>
+              <w:pStyle w:val="Contenudetableau"/>
               <w:bidi w:val="0"/>
               <w:jc w:val="start"/>
               <w:rPr/>
@@ -11602,7 +11488,7 @@
           </w:tcPr>
           <w:p>
             <w:pPr>
-              <w:pStyle w:val="Contenudetableauuser"/>
+              <w:pStyle w:val="Contenudetableau"/>
               <w:bidi w:val="0"/>
               <w:jc w:val="start"/>
               <w:rPr/>
@@ -11675,7 +11561,7 @@
           </w:p>
           <w:p>
             <w:pPr>
-              <w:pStyle w:val="Contenudetableauuser"/>
+              <w:pStyle w:val="Contenudetableau"/>
               <w:bidi w:val="0"/>
               <w:jc w:val="start"/>
               <w:rPr/>
@@ -11867,7 +11753,7 @@
           </w:p>
           <w:p>
             <w:pPr>
-              <w:pStyle w:val="Contenudetableauuser"/>
+              <w:pStyle w:val="Contenudetableau"/>
               <w:bidi w:val="0"/>
               <w:jc w:val="start"/>
               <w:rPr/>
@@ -11970,7 +11856,7 @@
           </w:p>
           <w:p>
             <w:pPr>
-              <w:pStyle w:val="Contenudetableauuser"/>
+              <w:pStyle w:val="Contenudetableau"/>
               <w:bidi w:val="0"/>
               <w:jc w:val="start"/>
               <w:rPr/>
@@ -12067,7 +11953,7 @@
           </w:tcPr>
           <w:p>
             <w:pPr>
-              <w:pStyle w:val="Contenudetableauuser"/>
+              <w:pStyle w:val="Contenudetableau"/>
               <w:bidi w:val="0"/>
               <w:jc w:val="start"/>
               <w:rPr/>
@@ -12089,7 +11975,7 @@
           </w:tcPr>
           <w:p>
             <w:pPr>
-              <w:pStyle w:val="Contenudetableauuser"/>
+              <w:pStyle w:val="Contenudetableau"/>
               <w:bidi w:val="0"/>
               <w:jc w:val="start"/>
               <w:rPr/>
@@ -12112,7 +11998,7 @@
           </w:tcPr>
           <w:p>
             <w:pPr>
-              <w:pStyle w:val="Contenudetableauuser"/>
+              <w:pStyle w:val="Contenudetableau"/>
               <w:bidi w:val="0"/>
               <w:jc w:val="start"/>
               <w:rPr/>
@@ -12185,7 +12071,7 @@
           </w:p>
           <w:p>
             <w:pPr>
-              <w:pStyle w:val="Contenudetableauuser"/>
+              <w:pStyle w:val="Contenudetableau"/>
               <w:bidi w:val="0"/>
               <w:jc w:val="start"/>
               <w:rPr/>
@@ -12377,7 +12263,7 @@
           </w:p>
           <w:p>
             <w:pPr>
-              <w:pStyle w:val="Contenudetableauuser"/>
+              <w:pStyle w:val="Contenudetableau"/>
               <w:bidi w:val="0"/>
               <w:jc w:val="start"/>
               <w:rPr/>
@@ -12480,7 +12366,7 @@
           </w:p>
           <w:p>
             <w:pPr>
-              <w:pStyle w:val="Contenudetableauuser"/>
+              <w:pStyle w:val="Contenudetableau"/>
               <w:bidi w:val="0"/>
               <w:jc w:val="start"/>
               <w:rPr/>
@@ -12523,171 +12409,6 @@
         </w:tc>
       </w:tr>
     </w:tbl>
-    <w:p>
-      <w:pPr>
-        <w:pStyle w:val="Normal"/>
-        <w:bidi w:val="0"/>
-        <w:jc w:val="start"/>
-        <w:rPr/>
-      </w:pPr>
-      <w:r>
-        <w:rPr/>
-      </w:r>
-    </w:p>
-    <w:p>
-      <w:pPr>
-        <w:pStyle w:val="Normal"/>
-        <w:bidi w:val="0"/>
-        <w:jc w:val="start"/>
-        <w:rPr/>
-      </w:pPr>
-      <w:r>
-        <w:rPr/>
-      </w:r>
-    </w:p>
-    <w:p>
-      <w:pPr>
-        <w:pStyle w:val="Normal"/>
-        <w:bidi w:val="0"/>
-        <w:jc w:val="start"/>
-        <w:rPr/>
-      </w:pPr>
-      <w:r>
-        <w:rPr/>
-      </w:r>
-    </w:p>
-    <w:p>
-      <w:pPr>
-        <w:pStyle w:val="Normal"/>
-        <w:bidi w:val="0"/>
-        <w:jc w:val="start"/>
-        <w:rPr/>
-      </w:pPr>
-      <w:r>
-        <w:rPr/>
-      </w:r>
-    </w:p>
-    <w:p>
-      <w:pPr>
-        <w:pStyle w:val="Normal"/>
-        <w:bidi w:val="0"/>
-        <w:jc w:val="start"/>
-        <w:rPr/>
-      </w:pPr>
-      <w:r>
-        <w:rPr/>
-      </w:r>
-    </w:p>
-    <w:p>
-      <w:pPr>
-        <w:pStyle w:val="Normal"/>
-        <w:bidi w:val="0"/>
-        <w:jc w:val="start"/>
-        <w:rPr/>
-      </w:pPr>
-      <w:r>
-        <w:rPr/>
-      </w:r>
-    </w:p>
-    <w:p>
-      <w:pPr>
-        <w:pStyle w:val="Normal"/>
-        <w:bidi w:val="0"/>
-        <w:jc w:val="start"/>
-        <w:rPr/>
-      </w:pPr>
-      <w:r>
-        <w:rPr/>
-      </w:r>
-    </w:p>
-    <w:p>
-      <w:pPr>
-        <w:pStyle w:val="Normal"/>
-        <w:bidi w:val="0"/>
-        <w:jc w:val="start"/>
-        <w:rPr/>
-      </w:pPr>
-      <w:r>
-        <w:rPr/>
-      </w:r>
-    </w:p>
-    <w:p>
-      <w:pPr>
-        <w:pStyle w:val="Normal"/>
-        <w:bidi w:val="0"/>
-        <w:jc w:val="start"/>
-        <w:rPr/>
-      </w:pPr>
-      <w:r>
-        <w:rPr/>
-      </w:r>
-    </w:p>
-    <w:p>
-      <w:pPr>
-        <w:pStyle w:val="Normal"/>
-        <w:bidi w:val="0"/>
-        <w:jc w:val="start"/>
-        <w:rPr/>
-      </w:pPr>
-      <w:r>
-        <w:rPr/>
-      </w:r>
-    </w:p>
-    <w:p>
-      <w:pPr>
-        <w:pStyle w:val="Normal"/>
-        <w:bidi w:val="0"/>
-        <w:jc w:val="start"/>
-        <w:rPr/>
-      </w:pPr>
-      <w:r>
-        <w:rPr/>
-      </w:r>
-    </w:p>
-    <w:p>
-      <w:pPr>
-        <w:pStyle w:val="Normal"/>
-        <w:bidi w:val="0"/>
-        <w:jc w:val="start"/>
-        <w:rPr/>
-      </w:pPr>
-      <w:r>
-        <w:rPr/>
-      </w:r>
-    </w:p>
-    <w:p>
-      <w:pPr>
-        <w:pStyle w:val="Normal"/>
-        <w:bidi w:val="0"/>
-        <w:jc w:val="start"/>
-        <w:rPr/>
-      </w:pPr>
-      <w:r>
-        <w:rPr/>
-      </w:r>
-    </w:p>
-    <w:p>
-      <w:pPr>
-        <w:pStyle w:val="Normal"/>
-        <w:bidi w:val="0"/>
-        <w:jc w:val="start"/>
-        <w:rPr/>
-      </w:pPr>
-      <w:r>
-        <w:rPr/>
-      </w:r>
-    </w:p>
-    <w:p>
-      <w:pPr>
-        <w:pStyle w:val="Normal"/>
-        <w:bidi w:val="0"/>
-        <w:jc w:val="start"/>
-        <w:rPr/>
-      </w:pPr>
-      <w:r>
-        <w:rPr/>
-      </w:r>
-    </w:p>
     <w:p>
       <w:pPr>
         <w:pStyle w:val="Normal"/>
@@ -12742,7 +12463,7 @@
           </w:tcPr>
           <w:p>
             <w:pPr>
-              <w:pStyle w:val="Contenudetableauuser"/>
+              <w:pStyle w:val="Contenudetableau"/>
               <w:bidi w:val="0"/>
               <w:jc w:val="start"/>
               <w:rPr/>
@@ -12764,7 +12485,7 @@
           </w:tcPr>
           <w:p>
             <w:pPr>
-              <w:pStyle w:val="Contenudetableauuser"/>
+              <w:pStyle w:val="Contenudetableau"/>
               <w:bidi w:val="0"/>
               <w:jc w:val="start"/>
               <w:rPr/>
@@ -12787,7 +12508,7 @@
           </w:tcPr>
           <w:p>
             <w:pPr>
-              <w:pStyle w:val="Contenudetableauuser"/>
+              <w:pStyle w:val="Contenudetableau"/>
               <w:bidi w:val="0"/>
               <w:jc w:val="start"/>
               <w:rPr/>
@@ -12860,7 +12581,7 @@
           </w:p>
           <w:p>
             <w:pPr>
-              <w:pStyle w:val="Contenudetableauuser"/>
+              <w:pStyle w:val="Contenudetableau"/>
               <w:bidi w:val="0"/>
               <w:jc w:val="start"/>
               <w:rPr/>
@@ -13052,7 +12773,7 @@
           </w:p>
           <w:p>
             <w:pPr>
-              <w:pStyle w:val="Contenudetableauuser"/>
+              <w:pStyle w:val="Contenudetableau"/>
               <w:bidi w:val="0"/>
               <w:jc w:val="start"/>
               <w:rPr/>
@@ -13155,7 +12876,7 @@
           </w:p>
           <w:p>
             <w:pPr>
-              <w:pStyle w:val="Contenudetableauuser"/>
+              <w:pStyle w:val="Contenudetableau"/>
               <w:bidi w:val="0"/>
               <w:jc w:val="start"/>
               <w:rPr/>
@@ -13258,7 +12979,7 @@
           </w:p>
           <w:p>
             <w:pPr>
-              <w:pStyle w:val="Contenudetableauuser"/>
+              <w:pStyle w:val="Contenudetableau"/>
               <w:bidi w:val="0"/>
               <w:jc w:val="start"/>
               <w:rPr/>
@@ -13301,28 +13022,6 @@
         </w:tc>
       </w:tr>
     </w:tbl>
-    <w:p>
-      <w:pPr>
-        <w:pStyle w:val="Normal"/>
-        <w:bidi w:val="0"/>
-        <w:jc w:val="start"/>
-        <w:rPr/>
-      </w:pPr>
-      <w:r>
-        <w:rPr/>
-      </w:r>
-    </w:p>
-    <w:p>
-      <w:pPr>
-        <w:pStyle w:val="Normal"/>
-        <w:bidi w:val="0"/>
-        <w:jc w:val="start"/>
-        <w:rPr/>
-      </w:pPr>
-      <w:r>
-        <w:rPr/>
-      </w:r>
-    </w:p>
     <w:p>
       <w:pPr>
         <w:pStyle w:val="Normal"/>
@@ -13364,7 +13063,7 @@
           </w:tcPr>
           <w:p>
             <w:pPr>
-              <w:pStyle w:val="Contenudetableauuser"/>
+              <w:pStyle w:val="Contenudetableau"/>
               <w:bidi w:val="0"/>
               <w:jc w:val="start"/>
               <w:rPr/>
@@ -13386,7 +13085,7 @@
           </w:tcPr>
           <w:p>
             <w:pPr>
-              <w:pStyle w:val="Contenudetableauuser"/>
+              <w:pStyle w:val="Contenudetableau"/>
               <w:bidi w:val="0"/>
               <w:jc w:val="start"/>
               <w:rPr/>
@@ -13409,7 +13108,7 @@
           </w:tcPr>
           <w:p>
             <w:pPr>
-              <w:pStyle w:val="Contenudetableauuser"/>
+              <w:pStyle w:val="Contenudetableau"/>
               <w:bidi w:val="0"/>
               <w:jc w:val="start"/>
               <w:rPr/>
@@ -13478,7 +13177,7 @@
           </w:p>
           <w:p>
             <w:pPr>
-              <w:pStyle w:val="Contenudetableauuser"/>
+              <w:pStyle w:val="Contenudetableau"/>
               <w:bidi w:val="0"/>
               <w:jc w:val="start"/>
               <w:rPr/>
@@ -13658,7 +13357,7 @@
           </w:p>
           <w:p>
             <w:pPr>
-              <w:pStyle w:val="Contenudetableauuser"/>
+              <w:pStyle w:val="Contenudetableau"/>
               <w:bidi w:val="0"/>
               <w:jc w:val="start"/>
               <w:rPr/>
@@ -13755,7 +13454,7 @@
           </w:p>
           <w:p>
             <w:pPr>
-              <w:pStyle w:val="Contenudetableauuser"/>
+              <w:pStyle w:val="Contenudetableau"/>
               <w:bidi w:val="0"/>
               <w:jc w:val="start"/>
               <w:rPr/>
@@ -13852,7 +13551,7 @@
           </w:p>
           <w:p>
             <w:pPr>
-              <w:pStyle w:val="Contenudetableauuser"/>
+              <w:pStyle w:val="Contenudetableau"/>
               <w:bidi w:val="0"/>
               <w:jc w:val="start"/>
               <w:rPr/>
@@ -13893,132 +13592,6 @@
         </w:tc>
       </w:tr>
     </w:tbl>
-    <w:p>
-      <w:pPr>
-        <w:pStyle w:val="Normal"/>
-        <w:rPr/>
-      </w:pPr>
-      <w:r>
-        <w:rPr/>
-      </w:r>
-    </w:p>
-    <w:p>
-      <w:pPr>
-        <w:pStyle w:val="Normal"/>
-        <w:rPr/>
-      </w:pPr>
-      <w:r>
-        <w:rPr/>
-      </w:r>
-    </w:p>
-    <w:p>
-      <w:pPr>
-        <w:pStyle w:val="Normal"/>
-        <w:rPr/>
-      </w:pPr>
-      <w:r>
-        <w:rPr/>
-      </w:r>
-    </w:p>
-    <w:p>
-      <w:pPr>
-        <w:pStyle w:val="Normal"/>
-        <w:rPr/>
-      </w:pPr>
-      <w:r>
-        <w:rPr/>
-      </w:r>
-    </w:p>
-    <w:p>
-      <w:pPr>
-        <w:pStyle w:val="Normal"/>
-        <w:rPr/>
-      </w:pPr>
-      <w:r>
-        <w:rPr/>
-      </w:r>
-    </w:p>
-    <w:p>
-      <w:pPr>
-        <w:pStyle w:val="Normal"/>
-        <w:rPr/>
-      </w:pPr>
-      <w:r>
-        <w:rPr/>
-      </w:r>
-    </w:p>
-    <w:p>
-      <w:pPr>
-        <w:pStyle w:val="Normal"/>
-        <w:rPr/>
-      </w:pPr>
-      <w:r>
-        <w:rPr/>
-      </w:r>
-    </w:p>
-    <w:p>
-      <w:pPr>
-        <w:pStyle w:val="Normal"/>
-        <w:rPr/>
-      </w:pPr>
-      <w:r>
-        <w:rPr/>
-      </w:r>
-    </w:p>
-    <w:p>
-      <w:pPr>
-        <w:pStyle w:val="Normal"/>
-        <w:rPr/>
-      </w:pPr>
-      <w:r>
-        <w:rPr/>
-      </w:r>
-    </w:p>
-    <w:p>
-      <w:pPr>
-        <w:pStyle w:val="Normal"/>
-        <w:rPr/>
-      </w:pPr>
-      <w:r>
-        <w:rPr/>
-      </w:r>
-    </w:p>
-    <w:p>
-      <w:pPr>
-        <w:pStyle w:val="Normal"/>
-        <w:rPr/>
-      </w:pPr>
-      <w:r>
-        <w:rPr/>
-      </w:r>
-    </w:p>
-    <w:p>
-      <w:pPr>
-        <w:pStyle w:val="Normal"/>
-        <w:rPr/>
-      </w:pPr>
-      <w:r>
-        <w:rPr/>
-      </w:r>
-    </w:p>
-    <w:p>
-      <w:pPr>
-        <w:pStyle w:val="Normal"/>
-        <w:rPr/>
-      </w:pPr>
-      <w:r>
-        <w:rPr/>
-      </w:r>
-    </w:p>
-    <w:p>
-      <w:pPr>
-        <w:pStyle w:val="Normal"/>
-        <w:rPr/>
-      </w:pPr>
-      <w:r>
-        <w:rPr/>
-      </w:r>
-    </w:p>
     <w:p>
       <w:pPr>
         <w:pStyle w:val="Normal"/>
@@ -14071,7 +13644,7 @@
           </w:tcPr>
           <w:p>
             <w:pPr>
-              <w:pStyle w:val="Contenudetableauuser"/>
+              <w:pStyle w:val="Contenudetableau"/>
               <w:bidi w:val="0"/>
               <w:jc w:val="start"/>
               <w:rPr/>
@@ -14093,7 +13666,7 @@
           </w:tcPr>
           <w:p>
             <w:pPr>
-              <w:pStyle w:val="Contenudetableauuser"/>
+              <w:pStyle w:val="Contenudetableau"/>
               <w:bidi w:val="0"/>
               <w:jc w:val="start"/>
               <w:rPr/>
@@ -14116,7 +13689,7 @@
           </w:tcPr>
           <w:p>
             <w:pPr>
-              <w:pStyle w:val="Contenudetableauuser"/>
+              <w:pStyle w:val="Contenudetableau"/>
               <w:bidi w:val="0"/>
               <w:jc w:val="start"/>
               <w:rPr/>
@@ -14185,7 +13758,7 @@
           </w:p>
           <w:p>
             <w:pPr>
-              <w:pStyle w:val="Contenudetableauuser"/>
+              <w:pStyle w:val="Contenudetableau"/>
               <w:bidi w:val="0"/>
               <w:jc w:val="start"/>
               <w:rPr/>
@@ -14365,7 +13938,7 @@
           </w:p>
           <w:p>
             <w:pPr>
-              <w:pStyle w:val="Contenudetableauuser"/>
+              <w:pStyle w:val="Contenudetableau"/>
               <w:bidi w:val="0"/>
               <w:jc w:val="start"/>
               <w:rPr/>
@@ -14462,7 +14035,7 @@
           </w:p>
           <w:p>
             <w:pPr>
-              <w:pStyle w:val="Contenudetableauuser"/>
+              <w:pStyle w:val="Contenudetableau"/>
               <w:bidi w:val="0"/>
               <w:jc w:val="start"/>
               <w:rPr/>
@@ -14559,7 +14132,7 @@
           </w:p>
           <w:p>
             <w:pPr>
-              <w:pStyle w:val="Contenudetableauuser"/>
+              <w:pStyle w:val="Contenudetableau"/>
               <w:bidi w:val="0"/>
               <w:jc w:val="start"/>
               <w:rPr/>
@@ -14600,6 +14173,160 @@
         </w:tc>
       </w:tr>
     </w:tbl>
+    <w:p>
+      <w:pPr>
+        <w:pStyle w:val="Normal"/>
+        <w:bidi w:val="0"/>
+        <w:jc w:val="start"/>
+        <w:rPr/>
+      </w:pPr>
+      <w:r>
+        <w:rPr/>
+      </w:r>
+    </w:p>
+    <w:p>
+      <w:pPr>
+        <w:pStyle w:val="Normal"/>
+        <w:bidi w:val="0"/>
+        <w:jc w:val="start"/>
+        <w:rPr/>
+      </w:pPr>
+      <w:r>
+        <w:rPr/>
+      </w:r>
+    </w:p>
+    <w:p>
+      <w:pPr>
+        <w:pStyle w:val="Normal"/>
+        <w:bidi w:val="0"/>
+        <w:jc w:val="start"/>
+        <w:rPr/>
+      </w:pPr>
+      <w:r>
+        <w:rPr/>
+      </w:r>
+    </w:p>
+    <w:p>
+      <w:pPr>
+        <w:pStyle w:val="Normal"/>
+        <w:bidi w:val="0"/>
+        <w:jc w:val="start"/>
+        <w:rPr/>
+      </w:pPr>
+      <w:r>
+        <w:rPr/>
+      </w:r>
+    </w:p>
+    <w:p>
+      <w:pPr>
+        <w:pStyle w:val="Normal"/>
+        <w:bidi w:val="0"/>
+        <w:jc w:val="start"/>
+        <w:rPr/>
+      </w:pPr>
+      <w:r>
+        <w:rPr/>
+      </w:r>
+    </w:p>
+    <w:p>
+      <w:pPr>
+        <w:pStyle w:val="Normal"/>
+        <w:bidi w:val="0"/>
+        <w:jc w:val="start"/>
+        <w:rPr/>
+      </w:pPr>
+      <w:r>
+        <w:rPr/>
+      </w:r>
+    </w:p>
+    <w:p>
+      <w:pPr>
+        <w:pStyle w:val="Normal"/>
+        <w:bidi w:val="0"/>
+        <w:jc w:val="start"/>
+        <w:rPr/>
+      </w:pPr>
+      <w:r>
+        <w:rPr/>
+      </w:r>
+    </w:p>
+    <w:p>
+      <w:pPr>
+        <w:pStyle w:val="Normal"/>
+        <w:bidi w:val="0"/>
+        <w:jc w:val="start"/>
+        <w:rPr/>
+      </w:pPr>
+      <w:r>
+        <w:rPr/>
+      </w:r>
+    </w:p>
+    <w:p>
+      <w:pPr>
+        <w:pStyle w:val="Normal"/>
+        <w:bidi w:val="0"/>
+        <w:jc w:val="start"/>
+        <w:rPr/>
+      </w:pPr>
+      <w:r>
+        <w:rPr/>
+      </w:r>
+    </w:p>
+    <w:p>
+      <w:pPr>
+        <w:pStyle w:val="Normal"/>
+        <w:bidi w:val="0"/>
+        <w:jc w:val="start"/>
+        <w:rPr/>
+      </w:pPr>
+      <w:r>
+        <w:rPr/>
+      </w:r>
+    </w:p>
+    <w:p>
+      <w:pPr>
+        <w:pStyle w:val="Normal"/>
+        <w:bidi w:val="0"/>
+        <w:jc w:val="start"/>
+        <w:rPr/>
+      </w:pPr>
+      <w:r>
+        <w:rPr/>
+      </w:r>
+    </w:p>
+    <w:p>
+      <w:pPr>
+        <w:pStyle w:val="Normal"/>
+        <w:bidi w:val="0"/>
+        <w:jc w:val="start"/>
+        <w:rPr/>
+      </w:pPr>
+      <w:r>
+        <w:rPr/>
+      </w:r>
+    </w:p>
+    <w:p>
+      <w:pPr>
+        <w:pStyle w:val="Normal"/>
+        <w:bidi w:val="0"/>
+        <w:jc w:val="start"/>
+        <w:rPr/>
+      </w:pPr>
+      <w:r>
+        <w:rPr/>
+      </w:r>
+    </w:p>
+    <w:p>
+      <w:pPr>
+        <w:pStyle w:val="Normal"/>
+        <w:bidi w:val="0"/>
+        <w:jc w:val="start"/>
+        <w:rPr/>
+      </w:pPr>
+      <w:r>
+        <w:rPr/>
+      </w:r>
+    </w:p>
     <w:p>
       <w:pPr>
         <w:pStyle w:val="Normal"/>
@@ -14654,7 +14381,7 @@
           </w:tcPr>
           <w:p>
             <w:pPr>
-              <w:pStyle w:val="Contenudetableauuser"/>
+              <w:pStyle w:val="Contenudetableau"/>
               <w:bidi w:val="0"/>
               <w:jc w:val="start"/>
               <w:rPr/>
@@ -14676,7 +14403,7 @@
           </w:tcPr>
           <w:p>
             <w:pPr>
-              <w:pStyle w:val="Contenudetableauuser"/>
+              <w:pStyle w:val="Contenudetableau"/>
               <w:bidi w:val="0"/>
               <w:jc w:val="start"/>
               <w:rPr/>
@@ -14699,7 +14426,7 @@
           </w:tcPr>
           <w:p>
             <w:pPr>
-              <w:pStyle w:val="Contenudetableauuser"/>
+              <w:pStyle w:val="Contenudetableau"/>
               <w:bidi w:val="0"/>
               <w:jc w:val="start"/>
               <w:rPr/>
@@ -14772,7 +14499,7 @@
           </w:p>
           <w:p>
             <w:pPr>
-              <w:pStyle w:val="Contenudetableauuser"/>
+              <w:pStyle w:val="Contenudetableau"/>
               <w:bidi w:val="0"/>
               <w:jc w:val="start"/>
               <w:rPr/>
@@ -14964,7 +14691,7 @@
           </w:p>
           <w:p>
             <w:pPr>
-              <w:pStyle w:val="Contenudetableauuser"/>
+              <w:pStyle w:val="Contenudetableau"/>
               <w:bidi w:val="0"/>
               <w:jc w:val="start"/>
               <w:rPr/>
@@ -15067,7 +14794,7 @@
           </w:p>
           <w:p>
             <w:pPr>
-              <w:pStyle w:val="Contenudetableauuser"/>
+              <w:pStyle w:val="Contenudetableau"/>
               <w:bidi w:val="0"/>
               <w:jc w:val="start"/>
               <w:rPr/>
@@ -15170,7 +14897,7 @@
           </w:p>
           <w:p>
             <w:pPr>
-              <w:pStyle w:val="Contenudetableauuser"/>
+              <w:pStyle w:val="Contenudetableau"/>
               <w:bidi w:val="0"/>
               <w:jc w:val="start"/>
               <w:rPr/>
@@ -15267,7 +14994,7 @@
           </w:tcPr>
           <w:p>
             <w:pPr>
-              <w:pStyle w:val="Contenudetableauuser"/>
+              <w:pStyle w:val="Contenudetableau"/>
               <w:bidi w:val="0"/>
               <w:jc w:val="start"/>
               <w:rPr/>
@@ -15289,7 +15016,7 @@
           </w:tcPr>
           <w:p>
             <w:pPr>
-              <w:pStyle w:val="Contenudetableauuser"/>
+              <w:pStyle w:val="Contenudetableau"/>
               <w:bidi w:val="0"/>
               <w:jc w:val="start"/>
               <w:rPr/>
@@ -15312,7 +15039,7 @@
           </w:tcPr>
           <w:p>
             <w:pPr>
-              <w:pStyle w:val="Contenudetableauuser"/>
+              <w:pStyle w:val="Contenudetableau"/>
               <w:bidi w:val="0"/>
               <w:jc w:val="start"/>
               <w:rPr/>
@@ -15385,7 +15112,7 @@
           </w:p>
           <w:p>
             <w:pPr>
-              <w:pStyle w:val="Contenudetableauuser"/>
+              <w:pStyle w:val="Contenudetableau"/>
               <w:bidi w:val="0"/>
               <w:jc w:val="start"/>
               <w:rPr/>
@@ -15483,20 +15210,12 @@
                 <w:sz w:val="24"/>
                 <w:szCs w:val="24"/>
               </w:rPr>
-              <w:t xml:space="preserve">Clic sur </w:t>
-            </w:r>
-            <w:r>
-              <w:rPr>
-                <w:rFonts w:eastAsia="Arial" w:cs="Arial"/>
-                <w:sz w:val="24"/>
-                <w:szCs w:val="24"/>
-              </w:rPr>
-              <w:t>Utilisateurs</w:t>
-            </w:r>
-          </w:p>
-          <w:p>
-            <w:pPr>
-              <w:pStyle w:val="Contenudetableauuser"/>
+              <w:t>Clic sur Utilisateurs</w:t>
+            </w:r>
+          </w:p>
+          <w:p>
+            <w:pPr>
+              <w:pStyle w:val="Contenudetableau"/>
               <w:bidi w:val="0"/>
               <w:jc w:val="start"/>
               <w:rPr/>
@@ -15599,7 +15318,7 @@
           </w:p>
           <w:p>
             <w:pPr>
-              <w:pStyle w:val="Contenudetableauuser"/>
+              <w:pStyle w:val="Contenudetableau"/>
               <w:bidi w:val="0"/>
               <w:jc w:val="start"/>
               <w:rPr/>
@@ -15642,17 +15361,6 @@
         </w:tc>
       </w:tr>
     </w:tbl>
-    <w:p>
-      <w:pPr>
-        <w:pStyle w:val="Normal"/>
-        <w:bidi w:val="0"/>
-        <w:jc w:val="start"/>
-        <w:rPr/>
-      </w:pPr>
-      <w:r>
-        <w:rPr/>
-      </w:r>
-    </w:p>
     <w:p>
       <w:pPr>
         <w:pStyle w:val="Normal"/>
@@ -15707,7 +15415,7 @@
           </w:tcPr>
           <w:p>
             <w:pPr>
-              <w:pStyle w:val="Contenudetableauuser"/>
+              <w:pStyle w:val="Contenudetableau"/>
               <w:bidi w:val="0"/>
               <w:jc w:val="start"/>
               <w:rPr/>
@@ -15729,7 +15437,7 @@
           </w:tcPr>
           <w:p>
             <w:pPr>
-              <w:pStyle w:val="Contenudetableauuser"/>
+              <w:pStyle w:val="Contenudetableau"/>
               <w:bidi w:val="0"/>
               <w:jc w:val="start"/>
               <w:rPr/>
@@ -15752,7 +15460,7 @@
           </w:tcPr>
           <w:p>
             <w:pPr>
-              <w:pStyle w:val="Contenudetableauuser"/>
+              <w:pStyle w:val="Contenudetableau"/>
               <w:bidi w:val="0"/>
               <w:jc w:val="start"/>
               <w:rPr/>
@@ -15821,7 +15529,7 @@
           </w:p>
           <w:p>
             <w:pPr>
-              <w:pStyle w:val="Contenudetableauuser"/>
+              <w:pStyle w:val="Contenudetableau"/>
               <w:bidi w:val="0"/>
               <w:jc w:val="start"/>
               <w:rPr/>
@@ -15918,7 +15626,7 @@
           </w:p>
           <w:p>
             <w:pPr>
-              <w:pStyle w:val="Contenudetableauuser"/>
+              <w:pStyle w:val="Contenudetableau"/>
               <w:bidi w:val="0"/>
               <w:jc w:val="start"/>
               <w:rPr/>
@@ -16015,7 +15723,7 @@
           </w:p>
           <w:p>
             <w:pPr>
-              <w:pStyle w:val="Contenudetableauuser"/>
+              <w:pStyle w:val="Contenudetableau"/>
               <w:bidi w:val="0"/>
               <w:jc w:val="start"/>
               <w:rPr/>
@@ -16056,28 +15764,6 @@
         </w:tc>
       </w:tr>
     </w:tbl>
-    <w:p>
-      <w:pPr>
-        <w:pStyle w:val="Normal"/>
-        <w:bidi w:val="0"/>
-        <w:jc w:val="start"/>
-        <w:rPr/>
-      </w:pPr>
-      <w:r>
-        <w:rPr/>
-      </w:r>
-    </w:p>
-    <w:p>
-      <w:pPr>
-        <w:pStyle w:val="Normal"/>
-        <w:bidi w:val="0"/>
-        <w:jc w:val="start"/>
-        <w:rPr/>
-      </w:pPr>
-      <w:r>
-        <w:rPr/>
-      </w:r>
-    </w:p>
     <w:p>
       <w:pPr>
         <w:pStyle w:val="Normal"/>
@@ -16143,7 +15829,7 @@
           </w:tcPr>
           <w:p>
             <w:pPr>
-              <w:pStyle w:val="Contenudetableauuser"/>
+              <w:pStyle w:val="Contenudetableau"/>
               <w:bidi w:val="0"/>
               <w:jc w:val="start"/>
               <w:rPr/>
@@ -16165,7 +15851,7 @@
           </w:tcPr>
           <w:p>
             <w:pPr>
-              <w:pStyle w:val="Contenudetableauuser"/>
+              <w:pStyle w:val="Contenudetableau"/>
               <w:bidi w:val="0"/>
               <w:jc w:val="start"/>
               <w:rPr/>
@@ -16188,7 +15874,7 @@
           </w:tcPr>
           <w:p>
             <w:pPr>
-              <w:pStyle w:val="Contenudetableauuser"/>
+              <w:pStyle w:val="Contenudetableau"/>
               <w:bidi w:val="0"/>
               <w:jc w:val="start"/>
               <w:rPr/>
@@ -16257,7 +15943,7 @@
           </w:p>
           <w:p>
             <w:pPr>
-              <w:pStyle w:val="Contenudetableauuser"/>
+              <w:pStyle w:val="Contenudetableau"/>
               <w:bidi w:val="0"/>
               <w:jc w:val="start"/>
               <w:rPr/>
@@ -16437,7 +16123,7 @@
           </w:p>
           <w:p>
             <w:pPr>
-              <w:pStyle w:val="Contenudetableauuser"/>
+              <w:pStyle w:val="Contenudetableau"/>
               <w:bidi w:val="0"/>
               <w:jc w:val="start"/>
               <w:rPr/>
@@ -16534,7 +16220,7 @@
           </w:p>
           <w:p>
             <w:pPr>
-              <w:pStyle w:val="Contenudetableauuser"/>
+              <w:pStyle w:val="Contenudetableau"/>
               <w:bidi w:val="0"/>
               <w:jc w:val="start"/>
               <w:rPr/>
@@ -16575,105 +16261,6 @@
         </w:tc>
       </w:tr>
     </w:tbl>
-    <w:p>
-      <w:pPr>
-        <w:pStyle w:val="Normal"/>
-        <w:bidi w:val="0"/>
-        <w:jc w:val="start"/>
-        <w:rPr/>
-      </w:pPr>
-      <w:r>
-        <w:rPr/>
-      </w:r>
-    </w:p>
-    <w:p>
-      <w:pPr>
-        <w:pStyle w:val="Normal"/>
-        <w:bidi w:val="0"/>
-        <w:jc w:val="start"/>
-        <w:rPr/>
-      </w:pPr>
-      <w:r>
-        <w:rPr/>
-      </w:r>
-    </w:p>
-    <w:p>
-      <w:pPr>
-        <w:pStyle w:val="Normal"/>
-        <w:bidi w:val="0"/>
-        <w:jc w:val="start"/>
-        <w:rPr/>
-      </w:pPr>
-      <w:r>
-        <w:rPr/>
-      </w:r>
-    </w:p>
-    <w:p>
-      <w:pPr>
-        <w:pStyle w:val="Normal"/>
-        <w:bidi w:val="0"/>
-        <w:jc w:val="start"/>
-        <w:rPr/>
-      </w:pPr>
-      <w:r>
-        <w:rPr/>
-      </w:r>
-    </w:p>
-    <w:p>
-      <w:pPr>
-        <w:pStyle w:val="Normal"/>
-        <w:bidi w:val="0"/>
-        <w:jc w:val="start"/>
-        <w:rPr/>
-      </w:pPr>
-      <w:r>
-        <w:rPr/>
-      </w:r>
-    </w:p>
-    <w:p>
-      <w:pPr>
-        <w:pStyle w:val="Normal"/>
-        <w:bidi w:val="0"/>
-        <w:jc w:val="start"/>
-        <w:rPr/>
-      </w:pPr>
-      <w:r>
-        <w:rPr/>
-      </w:r>
-    </w:p>
-    <w:p>
-      <w:pPr>
-        <w:pStyle w:val="Normal"/>
-        <w:bidi w:val="0"/>
-        <w:jc w:val="start"/>
-        <w:rPr/>
-      </w:pPr>
-      <w:r>
-        <w:rPr/>
-      </w:r>
-    </w:p>
-    <w:p>
-      <w:pPr>
-        <w:pStyle w:val="Normal"/>
-        <w:bidi w:val="0"/>
-        <w:jc w:val="start"/>
-        <w:rPr/>
-      </w:pPr>
-      <w:r>
-        <w:rPr/>
-      </w:r>
-    </w:p>
-    <w:p>
-      <w:pPr>
-        <w:pStyle w:val="Normal"/>
-        <w:bidi w:val="0"/>
-        <w:jc w:val="start"/>
-        <w:rPr/>
-      </w:pPr>
-      <w:r>
-        <w:rPr/>
-      </w:r>
-    </w:p>
     <w:p>
       <w:pPr>
         <w:pStyle w:val="Normal"/>
@@ -16728,7 +16315,7 @@
           </w:tcPr>
           <w:p>
             <w:pPr>
-              <w:pStyle w:val="Contenudetableauuser"/>
+              <w:pStyle w:val="Contenudetableau"/>
               <w:bidi w:val="0"/>
               <w:jc w:val="start"/>
               <w:rPr/>
@@ -16750,7 +16337,7 @@
           </w:tcPr>
           <w:p>
             <w:pPr>
-              <w:pStyle w:val="Contenudetableauuser"/>
+              <w:pStyle w:val="Contenudetableau"/>
               <w:bidi w:val="0"/>
               <w:jc w:val="start"/>
               <w:rPr/>
@@ -16773,7 +16360,7 @@
           </w:tcPr>
           <w:p>
             <w:pPr>
-              <w:pStyle w:val="Contenudetableauuser"/>
+              <w:pStyle w:val="Contenudetableau"/>
               <w:bidi w:val="0"/>
               <w:jc w:val="start"/>
               <w:rPr/>
@@ -16842,7 +16429,7 @@
           </w:p>
           <w:p>
             <w:pPr>
-              <w:pStyle w:val="Contenudetableauuser"/>
+              <w:pStyle w:val="Contenudetableau"/>
               <w:bidi w:val="0"/>
               <w:jc w:val="start"/>
               <w:rPr/>
@@ -17127,7 +16714,7 @@
           </w:p>
           <w:p>
             <w:pPr>
-              <w:pStyle w:val="Contenudetableauuser"/>
+              <w:pStyle w:val="Contenudetableau"/>
               <w:bidi w:val="0"/>
               <w:jc w:val="start"/>
               <w:rPr/>
@@ -17224,7 +16811,7 @@
           </w:p>
           <w:p>
             <w:pPr>
-              <w:pStyle w:val="Contenudetableauuser"/>
+              <w:pStyle w:val="Contenudetableau"/>
               <w:bidi w:val="0"/>
               <w:jc w:val="start"/>
               <w:rPr/>
@@ -17265,6 +16852,116 @@
         </w:tc>
       </w:tr>
     </w:tbl>
+    <w:p>
+      <w:pPr>
+        <w:pStyle w:val="Normal"/>
+        <w:bidi w:val="0"/>
+        <w:jc w:val="start"/>
+        <w:rPr/>
+      </w:pPr>
+      <w:r>
+        <w:rPr/>
+      </w:r>
+    </w:p>
+    <w:p>
+      <w:pPr>
+        <w:pStyle w:val="Normal"/>
+        <w:bidi w:val="0"/>
+        <w:jc w:val="start"/>
+        <w:rPr/>
+      </w:pPr>
+      <w:r>
+        <w:rPr/>
+      </w:r>
+    </w:p>
+    <w:p>
+      <w:pPr>
+        <w:pStyle w:val="Normal"/>
+        <w:bidi w:val="0"/>
+        <w:jc w:val="start"/>
+        <w:rPr/>
+      </w:pPr>
+      <w:r>
+        <w:rPr/>
+      </w:r>
+    </w:p>
+    <w:p>
+      <w:pPr>
+        <w:pStyle w:val="Normal"/>
+        <w:bidi w:val="0"/>
+        <w:jc w:val="start"/>
+        <w:rPr/>
+      </w:pPr>
+      <w:r>
+        <w:rPr/>
+      </w:r>
+    </w:p>
+    <w:p>
+      <w:pPr>
+        <w:pStyle w:val="Normal"/>
+        <w:bidi w:val="0"/>
+        <w:jc w:val="start"/>
+        <w:rPr/>
+      </w:pPr>
+      <w:r>
+        <w:rPr/>
+      </w:r>
+    </w:p>
+    <w:p>
+      <w:pPr>
+        <w:pStyle w:val="Normal"/>
+        <w:bidi w:val="0"/>
+        <w:jc w:val="start"/>
+        <w:rPr/>
+      </w:pPr>
+      <w:r>
+        <w:rPr/>
+      </w:r>
+    </w:p>
+    <w:p>
+      <w:pPr>
+        <w:pStyle w:val="Normal"/>
+        <w:bidi w:val="0"/>
+        <w:jc w:val="start"/>
+        <w:rPr/>
+      </w:pPr>
+      <w:r>
+        <w:rPr/>
+      </w:r>
+    </w:p>
+    <w:p>
+      <w:pPr>
+        <w:pStyle w:val="Normal"/>
+        <w:bidi w:val="0"/>
+        <w:jc w:val="start"/>
+        <w:rPr/>
+      </w:pPr>
+      <w:r>
+        <w:rPr/>
+      </w:r>
+    </w:p>
+    <w:p>
+      <w:pPr>
+        <w:pStyle w:val="Normal"/>
+        <w:bidi w:val="0"/>
+        <w:jc w:val="start"/>
+        <w:rPr/>
+      </w:pPr>
+      <w:r>
+        <w:rPr/>
+      </w:r>
+    </w:p>
+    <w:p>
+      <w:pPr>
+        <w:pStyle w:val="Normal"/>
+        <w:bidi w:val="0"/>
+        <w:jc w:val="start"/>
+        <w:rPr/>
+      </w:pPr>
+      <w:r>
+        <w:rPr/>
+      </w:r>
+    </w:p>
     <w:p>
       <w:pPr>
         <w:pStyle w:val="Normal"/>
@@ -17319,7 +17016,7 @@
           </w:tcPr>
           <w:p>
             <w:pPr>
-              <w:pStyle w:val="Contenudetableauuser"/>
+              <w:pStyle w:val="Contenudetableau"/>
               <w:bidi w:val="0"/>
               <w:jc w:val="start"/>
               <w:rPr/>
@@ -17341,7 +17038,7 @@
           </w:tcPr>
           <w:p>
             <w:pPr>
-              <w:pStyle w:val="Contenudetableauuser"/>
+              <w:pStyle w:val="Contenudetableau"/>
               <w:bidi w:val="0"/>
               <w:jc w:val="start"/>
               <w:rPr/>
@@ -17364,7 +17061,7 @@
           </w:tcPr>
           <w:p>
             <w:pPr>
-              <w:pStyle w:val="Contenudetableauuser"/>
+              <w:pStyle w:val="Contenudetableau"/>
               <w:bidi w:val="0"/>
               <w:jc w:val="start"/>
               <w:rPr/>
@@ -17433,7 +17130,7 @@
           </w:p>
           <w:p>
             <w:pPr>
-              <w:pStyle w:val="Contenudetableauuser"/>
+              <w:pStyle w:val="Contenudetableau"/>
               <w:bidi w:val="0"/>
               <w:jc w:val="start"/>
               <w:rPr/>
@@ -17613,7 +17310,7 @@
           </w:p>
           <w:p>
             <w:pPr>
-              <w:pStyle w:val="Contenudetableauuser"/>
+              <w:pStyle w:val="Contenudetableau"/>
               <w:bidi w:val="0"/>
               <w:jc w:val="start"/>
               <w:rPr/>
@@ -17710,7 +17407,7 @@
           </w:p>
           <w:p>
             <w:pPr>
-              <w:pStyle w:val="Contenudetableauuser"/>
+              <w:pStyle w:val="Contenudetableau"/>
               <w:bidi w:val="0"/>
               <w:jc w:val="start"/>
               <w:rPr/>
@@ -17807,7 +17504,7 @@
           </w:p>
           <w:p>
             <w:pPr>
-              <w:pStyle w:val="Contenudetableauuser"/>
+              <w:pStyle w:val="Contenudetableau"/>
               <w:bidi w:val="0"/>
               <w:jc w:val="start"/>
               <w:rPr/>
@@ -17848,138 +17545,6 @@
         </w:tc>
       </w:tr>
     </w:tbl>
-    <w:p>
-      <w:pPr>
-        <w:pStyle w:val="Normal"/>
-        <w:bidi w:val="0"/>
-        <w:jc w:val="start"/>
-        <w:rPr/>
-      </w:pPr>
-      <w:r>
-        <w:rPr/>
-      </w:r>
-    </w:p>
-    <w:p>
-      <w:pPr>
-        <w:pStyle w:val="Normal"/>
-        <w:bidi w:val="0"/>
-        <w:jc w:val="start"/>
-        <w:rPr/>
-      </w:pPr>
-      <w:r>
-        <w:rPr/>
-      </w:r>
-    </w:p>
-    <w:p>
-      <w:pPr>
-        <w:pStyle w:val="Normal"/>
-        <w:bidi w:val="0"/>
-        <w:jc w:val="start"/>
-        <w:rPr/>
-      </w:pPr>
-      <w:r>
-        <w:rPr/>
-      </w:r>
-    </w:p>
-    <w:p>
-      <w:pPr>
-        <w:pStyle w:val="Normal"/>
-        <w:bidi w:val="0"/>
-        <w:jc w:val="start"/>
-        <w:rPr/>
-      </w:pPr>
-      <w:r>
-        <w:rPr/>
-      </w:r>
-    </w:p>
-    <w:p>
-      <w:pPr>
-        <w:pStyle w:val="Normal"/>
-        <w:bidi w:val="0"/>
-        <w:jc w:val="start"/>
-        <w:rPr/>
-      </w:pPr>
-      <w:r>
-        <w:rPr/>
-      </w:r>
-    </w:p>
-    <w:p>
-      <w:pPr>
-        <w:pStyle w:val="Normal"/>
-        <w:bidi w:val="0"/>
-        <w:jc w:val="start"/>
-        <w:rPr/>
-      </w:pPr>
-      <w:r>
-        <w:rPr/>
-      </w:r>
-    </w:p>
-    <w:p>
-      <w:pPr>
-        <w:pStyle w:val="Normal"/>
-        <w:bidi w:val="0"/>
-        <w:jc w:val="start"/>
-        <w:rPr/>
-      </w:pPr>
-      <w:r>
-        <w:rPr/>
-      </w:r>
-    </w:p>
-    <w:p>
-      <w:pPr>
-        <w:pStyle w:val="Normal"/>
-        <w:bidi w:val="0"/>
-        <w:jc w:val="start"/>
-        <w:rPr/>
-      </w:pPr>
-      <w:r>
-        <w:rPr/>
-      </w:r>
-    </w:p>
-    <w:p>
-      <w:pPr>
-        <w:pStyle w:val="Normal"/>
-        <w:bidi w:val="0"/>
-        <w:jc w:val="start"/>
-        <w:rPr/>
-      </w:pPr>
-      <w:r>
-        <w:rPr/>
-      </w:r>
-    </w:p>
-    <w:p>
-      <w:pPr>
-        <w:pStyle w:val="Normal"/>
-        <w:bidi w:val="0"/>
-        <w:jc w:val="start"/>
-        <w:rPr/>
-      </w:pPr>
-      <w:r>
-        <w:rPr/>
-      </w:r>
-    </w:p>
-    <w:p>
-      <w:pPr>
-        <w:pStyle w:val="Normal"/>
-        <w:bidi w:val="0"/>
-        <w:jc w:val="start"/>
-        <w:rPr/>
-      </w:pPr>
-      <w:r>
-        <w:rPr/>
-      </w:r>
-    </w:p>
-    <w:p>
-      <w:pPr>
-        <w:pStyle w:val="Normal"/>
-        <w:bidi w:val="0"/>
-        <w:jc w:val="start"/>
-        <w:rPr/>
-      </w:pPr>
-      <w:r>
-        <w:rPr/>
-      </w:r>
-    </w:p>
     <w:p>
       <w:pPr>
         <w:pStyle w:val="Normal"/>
@@ -18034,7 +17599,7 @@
           </w:tcPr>
           <w:p>
             <w:pPr>
-              <w:pStyle w:val="Contenudetableauuser"/>
+              <w:pStyle w:val="Contenudetableau"/>
               <w:bidi w:val="0"/>
               <w:jc w:val="start"/>
               <w:rPr/>
@@ -18056,7 +17621,7 @@
           </w:tcPr>
           <w:p>
             <w:pPr>
-              <w:pStyle w:val="Contenudetableauuser"/>
+              <w:pStyle w:val="Contenudetableau"/>
               <w:bidi w:val="0"/>
               <w:jc w:val="start"/>
               <w:rPr/>
@@ -18079,7 +17644,7 @@
           </w:tcPr>
           <w:p>
             <w:pPr>
-              <w:pStyle w:val="Contenudetableauuser"/>
+              <w:pStyle w:val="Contenudetableau"/>
               <w:bidi w:val="0"/>
               <w:jc w:val="start"/>
               <w:rPr/>
@@ -18148,7 +17713,7 @@
           </w:p>
           <w:p>
             <w:pPr>
-              <w:pStyle w:val="Contenudetableauuser"/>
+              <w:pStyle w:val="Contenudetableau"/>
               <w:bidi w:val="0"/>
               <w:jc w:val="start"/>
               <w:rPr/>
@@ -18328,7 +17893,7 @@
           </w:p>
           <w:p>
             <w:pPr>
-              <w:pStyle w:val="Contenudetableauuser"/>
+              <w:pStyle w:val="Contenudetableau"/>
               <w:bidi w:val="0"/>
               <w:jc w:val="start"/>
               <w:rPr/>
@@ -18425,7 +17990,7 @@
           </w:p>
           <w:p>
             <w:pPr>
-              <w:pStyle w:val="Contenudetableauuser"/>
+              <w:pStyle w:val="Contenudetableau"/>
               <w:bidi w:val="0"/>
               <w:jc w:val="start"/>
               <w:rPr/>
@@ -18522,7 +18087,7 @@
           </w:p>
           <w:p>
             <w:pPr>
-              <w:pStyle w:val="Contenudetableauuser"/>
+              <w:pStyle w:val="Contenudetableau"/>
               <w:bidi w:val="0"/>
               <w:jc w:val="start"/>
               <w:rPr/>
@@ -18563,6 +18128,171 @@
         </w:tc>
       </w:tr>
     </w:tbl>
+    <w:p>
+      <w:pPr>
+        <w:pStyle w:val="Normal"/>
+        <w:bidi w:val="0"/>
+        <w:jc w:val="start"/>
+        <w:rPr/>
+      </w:pPr>
+      <w:r>
+        <w:rPr/>
+      </w:r>
+    </w:p>
+    <w:p>
+      <w:pPr>
+        <w:pStyle w:val="Normal"/>
+        <w:bidi w:val="0"/>
+        <w:jc w:val="start"/>
+        <w:rPr/>
+      </w:pPr>
+      <w:r>
+        <w:rPr/>
+      </w:r>
+    </w:p>
+    <w:p>
+      <w:pPr>
+        <w:pStyle w:val="Normal"/>
+        <w:bidi w:val="0"/>
+        <w:jc w:val="start"/>
+        <w:rPr/>
+      </w:pPr>
+      <w:r>
+        <w:rPr/>
+      </w:r>
+    </w:p>
+    <w:p>
+      <w:pPr>
+        <w:pStyle w:val="Normal"/>
+        <w:bidi w:val="0"/>
+        <w:jc w:val="start"/>
+        <w:rPr/>
+      </w:pPr>
+      <w:r>
+        <w:rPr/>
+      </w:r>
+    </w:p>
+    <w:p>
+      <w:pPr>
+        <w:pStyle w:val="Normal"/>
+        <w:bidi w:val="0"/>
+        <w:jc w:val="start"/>
+        <w:rPr/>
+      </w:pPr>
+      <w:r>
+        <w:rPr/>
+      </w:r>
+    </w:p>
+    <w:p>
+      <w:pPr>
+        <w:pStyle w:val="Normal"/>
+        <w:bidi w:val="0"/>
+        <w:jc w:val="start"/>
+        <w:rPr/>
+      </w:pPr>
+      <w:r>
+        <w:rPr/>
+      </w:r>
+    </w:p>
+    <w:p>
+      <w:pPr>
+        <w:pStyle w:val="Normal"/>
+        <w:bidi w:val="0"/>
+        <w:jc w:val="start"/>
+        <w:rPr/>
+      </w:pPr>
+      <w:r>
+        <w:rPr/>
+      </w:r>
+    </w:p>
+    <w:p>
+      <w:pPr>
+        <w:pStyle w:val="Normal"/>
+        <w:bidi w:val="0"/>
+        <w:jc w:val="start"/>
+        <w:rPr/>
+      </w:pPr>
+      <w:r>
+        <w:rPr/>
+      </w:r>
+    </w:p>
+    <w:p>
+      <w:pPr>
+        <w:pStyle w:val="Normal"/>
+        <w:bidi w:val="0"/>
+        <w:jc w:val="start"/>
+        <w:rPr/>
+      </w:pPr>
+      <w:r>
+        <w:rPr/>
+      </w:r>
+    </w:p>
+    <w:p>
+      <w:pPr>
+        <w:pStyle w:val="Normal"/>
+        <w:bidi w:val="0"/>
+        <w:jc w:val="start"/>
+        <w:rPr/>
+      </w:pPr>
+      <w:r>
+        <w:rPr/>
+      </w:r>
+    </w:p>
+    <w:p>
+      <w:pPr>
+        <w:pStyle w:val="Normal"/>
+        <w:bidi w:val="0"/>
+        <w:jc w:val="start"/>
+        <w:rPr/>
+      </w:pPr>
+      <w:r>
+        <w:rPr/>
+      </w:r>
+    </w:p>
+    <w:p>
+      <w:pPr>
+        <w:pStyle w:val="Normal"/>
+        <w:bidi w:val="0"/>
+        <w:jc w:val="start"/>
+        <w:rPr/>
+      </w:pPr>
+      <w:r>
+        <w:rPr/>
+      </w:r>
+    </w:p>
+    <w:p>
+      <w:pPr>
+        <w:pStyle w:val="Normal"/>
+        <w:bidi w:val="0"/>
+        <w:jc w:val="start"/>
+        <w:rPr/>
+      </w:pPr>
+      <w:r>
+        <w:rPr/>
+      </w:r>
+    </w:p>
+    <w:p>
+      <w:pPr>
+        <w:pStyle w:val="Normal"/>
+        <w:bidi w:val="0"/>
+        <w:jc w:val="start"/>
+        <w:rPr/>
+      </w:pPr>
+      <w:r>
+        <w:rPr/>
+      </w:r>
+    </w:p>
+    <w:p>
+      <w:pPr>
+        <w:pStyle w:val="Normal"/>
+        <w:bidi w:val="0"/>
+        <w:jc w:val="start"/>
+        <w:rPr/>
+      </w:pPr>
+      <w:r>
+        <w:rPr/>
+      </w:r>
+    </w:p>
     <w:p>
       <w:pPr>
         <w:pStyle w:val="Normal"/>
@@ -18617,7 +18347,7 @@
           </w:tcPr>
           <w:p>
             <w:pPr>
-              <w:pStyle w:val="Contenudetableauuser"/>
+              <w:pStyle w:val="Contenudetableau"/>
               <w:bidi w:val="0"/>
               <w:jc w:val="start"/>
               <w:rPr/>
@@ -18639,7 +18369,7 @@
           </w:tcPr>
           <w:p>
             <w:pPr>
-              <w:pStyle w:val="Contenudetableauuser"/>
+              <w:pStyle w:val="Contenudetableau"/>
               <w:bidi w:val="0"/>
               <w:jc w:val="start"/>
               <w:rPr/>
@@ -18662,7 +18392,7 @@
           </w:tcPr>
           <w:p>
             <w:pPr>
-              <w:pStyle w:val="Contenudetableauuser"/>
+              <w:pStyle w:val="Contenudetableau"/>
               <w:bidi w:val="0"/>
               <w:jc w:val="start"/>
               <w:rPr/>
@@ -18735,7 +18465,7 @@
           </w:p>
           <w:p>
             <w:pPr>
-              <w:pStyle w:val="Contenudetableauuser"/>
+              <w:pStyle w:val="Contenudetableau"/>
               <w:bidi w:val="0"/>
               <w:jc w:val="start"/>
               <w:rPr/>
@@ -18927,7 +18657,7 @@
           </w:p>
           <w:p>
             <w:pPr>
-              <w:pStyle w:val="Contenudetableauuser"/>
+              <w:pStyle w:val="Contenudetableau"/>
               <w:bidi w:val="0"/>
               <w:jc w:val="start"/>
               <w:rPr/>
@@ -19030,7 +18760,7 @@
           </w:p>
           <w:p>
             <w:pPr>
-              <w:pStyle w:val="Contenudetableauuser"/>
+              <w:pStyle w:val="Contenudetableau"/>
               <w:bidi w:val="0"/>
               <w:jc w:val="start"/>
               <w:rPr/>
@@ -19133,7 +18863,7 @@
           </w:p>
           <w:p>
             <w:pPr>
-              <w:pStyle w:val="Contenudetableauuser"/>
+              <w:pStyle w:val="Contenudetableau"/>
               <w:bidi w:val="0"/>
               <w:jc w:val="start"/>
               <w:rPr/>
@@ -19176,171 +18906,6 @@
         </w:tc>
       </w:tr>
     </w:tbl>
-    <w:p>
-      <w:pPr>
-        <w:pStyle w:val="Normal"/>
-        <w:bidi w:val="0"/>
-        <w:jc w:val="start"/>
-        <w:rPr/>
-      </w:pPr>
-      <w:r>
-        <w:rPr/>
-      </w:r>
-    </w:p>
-    <w:p>
-      <w:pPr>
-        <w:pStyle w:val="Normal"/>
-        <w:bidi w:val="0"/>
-        <w:jc w:val="start"/>
-        <w:rPr/>
-      </w:pPr>
-      <w:r>
-        <w:rPr/>
-      </w:r>
-    </w:p>
-    <w:p>
-      <w:pPr>
-        <w:pStyle w:val="Normal"/>
-        <w:bidi w:val="0"/>
-        <w:jc w:val="start"/>
-        <w:rPr/>
-      </w:pPr>
-      <w:r>
-        <w:rPr/>
-      </w:r>
-    </w:p>
-    <w:p>
-      <w:pPr>
-        <w:pStyle w:val="Normal"/>
-        <w:bidi w:val="0"/>
-        <w:jc w:val="start"/>
-        <w:rPr/>
-      </w:pPr>
-      <w:r>
-        <w:rPr/>
-      </w:r>
-    </w:p>
-    <w:p>
-      <w:pPr>
-        <w:pStyle w:val="Normal"/>
-        <w:bidi w:val="0"/>
-        <w:jc w:val="start"/>
-        <w:rPr/>
-      </w:pPr>
-      <w:r>
-        <w:rPr/>
-      </w:r>
-    </w:p>
-    <w:p>
-      <w:pPr>
-        <w:pStyle w:val="Normal"/>
-        <w:bidi w:val="0"/>
-        <w:jc w:val="start"/>
-        <w:rPr/>
-      </w:pPr>
-      <w:r>
-        <w:rPr/>
-      </w:r>
-    </w:p>
-    <w:p>
-      <w:pPr>
-        <w:pStyle w:val="Normal"/>
-        <w:bidi w:val="0"/>
-        <w:jc w:val="start"/>
-        <w:rPr/>
-      </w:pPr>
-      <w:r>
-        <w:rPr/>
-      </w:r>
-    </w:p>
-    <w:p>
-      <w:pPr>
-        <w:pStyle w:val="Normal"/>
-        <w:bidi w:val="0"/>
-        <w:jc w:val="start"/>
-        <w:rPr/>
-      </w:pPr>
-      <w:r>
-        <w:rPr/>
-      </w:r>
-    </w:p>
-    <w:p>
-      <w:pPr>
-        <w:pStyle w:val="Normal"/>
-        <w:bidi w:val="0"/>
-        <w:jc w:val="start"/>
-        <w:rPr/>
-      </w:pPr>
-      <w:r>
-        <w:rPr/>
-      </w:r>
-    </w:p>
-    <w:p>
-      <w:pPr>
-        <w:pStyle w:val="Normal"/>
-        <w:bidi w:val="0"/>
-        <w:jc w:val="start"/>
-        <w:rPr/>
-      </w:pPr>
-      <w:r>
-        <w:rPr/>
-      </w:r>
-    </w:p>
-    <w:p>
-      <w:pPr>
-        <w:pStyle w:val="Normal"/>
-        <w:bidi w:val="0"/>
-        <w:jc w:val="start"/>
-        <w:rPr/>
-      </w:pPr>
-      <w:r>
-        <w:rPr/>
-      </w:r>
-    </w:p>
-    <w:p>
-      <w:pPr>
-        <w:pStyle w:val="Normal"/>
-        <w:bidi w:val="0"/>
-        <w:jc w:val="start"/>
-        <w:rPr/>
-      </w:pPr>
-      <w:r>
-        <w:rPr/>
-      </w:r>
-    </w:p>
-    <w:p>
-      <w:pPr>
-        <w:pStyle w:val="Normal"/>
-        <w:bidi w:val="0"/>
-        <w:jc w:val="start"/>
-        <w:rPr/>
-      </w:pPr>
-      <w:r>
-        <w:rPr/>
-      </w:r>
-    </w:p>
-    <w:p>
-      <w:pPr>
-        <w:pStyle w:val="Normal"/>
-        <w:bidi w:val="0"/>
-        <w:jc w:val="start"/>
-        <w:rPr/>
-      </w:pPr>
-      <w:r>
-        <w:rPr/>
-      </w:r>
-    </w:p>
-    <w:p>
-      <w:pPr>
-        <w:pStyle w:val="Normal"/>
-        <w:bidi w:val="0"/>
-        <w:jc w:val="start"/>
-        <w:rPr/>
-      </w:pPr>
-      <w:r>
-        <w:rPr/>
-      </w:r>
-    </w:p>
     <w:p>
       <w:pPr>
         <w:pStyle w:val="Normal"/>
@@ -19395,7 +18960,7 @@
           </w:tcPr>
           <w:p>
             <w:pPr>
-              <w:pStyle w:val="Contenudetableauuser"/>
+              <w:pStyle w:val="Contenudetableau"/>
               <w:bidi w:val="0"/>
               <w:jc w:val="start"/>
               <w:rPr/>
@@ -19417,7 +18982,7 @@
           </w:tcPr>
           <w:p>
             <w:pPr>
-              <w:pStyle w:val="Contenudetableauuser"/>
+              <w:pStyle w:val="Contenudetableau"/>
               <w:bidi w:val="0"/>
               <w:jc w:val="start"/>
               <w:rPr/>
@@ -19440,7 +19005,7 @@
           </w:tcPr>
           <w:p>
             <w:pPr>
-              <w:pStyle w:val="Contenudetableauuser"/>
+              <w:pStyle w:val="Contenudetableau"/>
               <w:bidi w:val="0"/>
               <w:jc w:val="start"/>
               <w:rPr/>
@@ -19513,7 +19078,7 @@
           </w:p>
           <w:p>
             <w:pPr>
-              <w:pStyle w:val="Contenudetableauuser"/>
+              <w:pStyle w:val="Contenudetableau"/>
               <w:bidi w:val="0"/>
               <w:jc w:val="start"/>
               <w:rPr/>
@@ -19705,7 +19270,7 @@
           </w:p>
           <w:p>
             <w:pPr>
-              <w:pStyle w:val="Contenudetableauuser"/>
+              <w:pStyle w:val="Contenudetableau"/>
               <w:bidi w:val="0"/>
               <w:jc w:val="start"/>
               <w:rPr/>
@@ -19808,7 +19373,7 @@
           </w:p>
           <w:p>
             <w:pPr>
-              <w:pStyle w:val="Contenudetableauuser"/>
+              <w:pStyle w:val="Contenudetableau"/>
               <w:bidi w:val="0"/>
               <w:jc w:val="start"/>
               <w:rPr/>
@@ -19911,7 +19476,7 @@
           </w:p>
           <w:p>
             <w:pPr>
-              <w:pStyle w:val="Contenudetableauuser"/>
+              <w:pStyle w:val="Contenudetableau"/>
               <w:bidi w:val="0"/>
               <w:jc w:val="start"/>
               <w:rPr/>
@@ -20008,7 +19573,7 @@
           </w:tcPr>
           <w:p>
             <w:pPr>
-              <w:pStyle w:val="Contenudetableauuser"/>
+              <w:pStyle w:val="Contenudetableau"/>
               <w:bidi w:val="0"/>
               <w:jc w:val="start"/>
               <w:rPr/>
@@ -20030,7 +19595,7 @@
           </w:tcPr>
           <w:p>
             <w:pPr>
-              <w:pStyle w:val="Contenudetableauuser"/>
+              <w:pStyle w:val="Contenudetableau"/>
               <w:bidi w:val="0"/>
               <w:jc w:val="start"/>
               <w:rPr/>
@@ -20053,7 +19618,7 @@
           </w:tcPr>
           <w:p>
             <w:pPr>
-              <w:pStyle w:val="Contenudetableauuser"/>
+              <w:pStyle w:val="Contenudetableau"/>
               <w:bidi w:val="0"/>
               <w:jc w:val="start"/>
               <w:rPr/>
@@ -20126,7 +19691,7 @@
           </w:p>
           <w:p>
             <w:pPr>
-              <w:pStyle w:val="Contenudetableauuser"/>
+              <w:pStyle w:val="Contenudetableau"/>
               <w:bidi w:val="0"/>
               <w:jc w:val="start"/>
               <w:rPr/>
@@ -20224,15 +19789,7 @@
                 <w:sz w:val="24"/>
                 <w:szCs w:val="24"/>
               </w:rPr>
-              <w:t xml:space="preserve">Clic sur </w:t>
-            </w:r>
-            <w:r>
-              <w:rPr>
-                <w:rFonts w:eastAsia="Arial" w:cs="Arial"/>
-                <w:sz w:val="24"/>
-                <w:szCs w:val="24"/>
-              </w:rPr>
-              <w:t>Utilisateurs</w:t>
+              <w:t>Clic sur Utilisateurs</w:t>
             </w:r>
           </w:p>
         </w:tc>
@@ -20328,7 +19885,7 @@
           </w:p>
           <w:p>
             <w:pPr>
-              <w:pStyle w:val="Contenudetableauuser"/>
+              <w:pStyle w:val="Contenudetableau"/>
               <w:bidi w:val="0"/>
               <w:jc w:val="start"/>
               <w:rPr/>
@@ -20438,7 +19995,7 @@
           </w:tcPr>
           <w:p>
             <w:pPr>
-              <w:pStyle w:val="Contenudetableauuser"/>
+              <w:pStyle w:val="Contenudetableau"/>
               <w:bidi w:val="0"/>
               <w:jc w:val="start"/>
               <w:rPr/>
@@ -20460,7 +20017,7 @@
           </w:tcPr>
           <w:p>
             <w:pPr>
-              <w:pStyle w:val="Contenudetableauuser"/>
+              <w:pStyle w:val="Contenudetableau"/>
               <w:bidi w:val="0"/>
               <w:jc w:val="start"/>
               <w:rPr/>
@@ -20483,7 +20040,7 @@
           </w:tcPr>
           <w:p>
             <w:pPr>
-              <w:pStyle w:val="Contenudetableauuser"/>
+              <w:pStyle w:val="Contenudetableau"/>
               <w:bidi w:val="0"/>
               <w:jc w:val="start"/>
               <w:rPr/>
@@ -20554,7 +20111,7 @@
           </w:p>
           <w:p>
             <w:pPr>
-              <w:pStyle w:val="Contenudetableauuser"/>
+              <w:pStyle w:val="Contenudetableau"/>
               <w:bidi w:val="0"/>
               <w:jc w:val="start"/>
               <w:rPr/>
@@ -20654,7 +20211,7 @@
           </w:p>
           <w:p>
             <w:pPr>
-              <w:pStyle w:val="Contenudetableauuser"/>
+              <w:pStyle w:val="Contenudetableau"/>
               <w:bidi w:val="0"/>
               <w:jc w:val="start"/>
               <w:rPr/>
@@ -20696,54 +20253,6 @@
         </w:tc>
       </w:tr>
     </w:tbl>
-    <w:p>
-      <w:pPr>
-        <w:pStyle w:val="Heading2"/>
-        <w:ind w:hanging="0" w:start="0"/>
-        <w:rPr>
-          <w:rFonts w:ascii="Liberation Serif" w:hAnsi="Liberation Serif"/>
-          <w:b w:val="false"/>
-          <w:bCs w:val="false"/>
-          <w:color w:val="000000"/>
-          <w:sz w:val="24"/>
-          <w:szCs w:val="24"/>
-        </w:rPr>
-      </w:pPr>
-      <w:r>
-        <w:rPr>
-          <w:rFonts w:ascii="Liberation Serif" w:hAnsi="Liberation Serif"/>
-          <w:b w:val="false"/>
-          <w:bCs w:val="false"/>
-          <w:color w:val="000000"/>
-          <w:sz w:val="24"/>
-          <w:szCs w:val="24"/>
-        </w:rPr>
-      </w:r>
-    </w:p>
-    <w:p>
-      <w:pPr>
-        <w:pStyle w:val="Heading2"/>
-        <w:ind w:hanging="0" w:start="0"/>
-        <w:rPr>
-          <w:rFonts w:ascii="Liberation Serif" w:hAnsi="Liberation Serif"/>
-          <w:b w:val="false"/>
-          <w:bCs w:val="false"/>
-          <w:color w:val="000000"/>
-          <w:sz w:val="24"/>
-          <w:szCs w:val="24"/>
-        </w:rPr>
-      </w:pPr>
-      <w:r>
-        <w:rPr>
-          <w:rFonts w:ascii="Liberation Serif" w:hAnsi="Liberation Serif"/>
-          <w:b w:val="false"/>
-          <w:bCs w:val="false"/>
-          <w:color w:val="000000"/>
-          <w:sz w:val="24"/>
-          <w:szCs w:val="24"/>
-        </w:rPr>
-      </w:r>
-    </w:p>
     <w:p>
       <w:pPr>
         <w:pStyle w:val="Heading2"/>
@@ -20800,7 +20309,7 @@
           </w:tcPr>
           <w:p>
             <w:pPr>
-              <w:pStyle w:val="Contenudetableauuser"/>
+              <w:pStyle w:val="Contenudetableau"/>
               <w:bidi w:val="0"/>
               <w:jc w:val="start"/>
               <w:rPr/>
@@ -20822,7 +20331,7 @@
           </w:tcPr>
           <w:p>
             <w:pPr>
-              <w:pStyle w:val="Contenudetableauuser"/>
+              <w:pStyle w:val="Contenudetableau"/>
               <w:bidi w:val="0"/>
               <w:jc w:val="start"/>
               <w:rPr/>
@@ -20845,7 +20354,7 @@
           </w:tcPr>
           <w:p>
             <w:pPr>
-              <w:pStyle w:val="Contenudetableauuser"/>
+              <w:pStyle w:val="Contenudetableau"/>
               <w:bidi w:val="0"/>
               <w:jc w:val="start"/>
               <w:rPr/>
@@ -20916,7 +20425,7 @@
           </w:p>
           <w:p>
             <w:pPr>
-              <w:pStyle w:val="Contenudetableauuser"/>
+              <w:pStyle w:val="Contenudetableau"/>
               <w:bidi w:val="0"/>
               <w:jc w:val="start"/>
               <w:rPr/>
@@ -21016,7 +20525,7 @@
           </w:p>
           <w:p>
             <w:pPr>
-              <w:pStyle w:val="Contenudetableauuser"/>
+              <w:pStyle w:val="Contenudetableau"/>
               <w:bidi w:val="0"/>
               <w:jc w:val="start"/>
               <w:rPr/>
@@ -21116,7 +20625,7 @@
           </w:p>
           <w:p>
             <w:pPr>
-              <w:pStyle w:val="Contenudetableauuser"/>
+              <w:pStyle w:val="Contenudetableau"/>
               <w:bidi w:val="0"/>
               <w:jc w:val="start"/>
               <w:rPr/>
@@ -21211,28 +20720,12 @@
                 <w:sz w:val="24"/>
                 <w:szCs w:val="24"/>
               </w:rPr>
-              <w:t>Saisie d'un mot de passe ne respectant pas les crit</w:t>
-            </w:r>
-            <w:r>
-              <w:rPr>
-                <w:color w:val="000000"/>
-                <w:sz w:val="24"/>
-                <w:szCs w:val="24"/>
-              </w:rPr>
-              <w:t>è</w:t>
-            </w:r>
-            <w:r>
-              <w:rPr>
-                <w:color w:val="000000"/>
-                <w:sz w:val="24"/>
-                <w:szCs w:val="24"/>
-              </w:rPr>
-              <w:t>res</w:t>
-            </w:r>
-          </w:p>
-          <w:p>
-            <w:pPr>
-              <w:pStyle w:val="Contenudetableauuser"/>
+              <w:t>Saisie d'un mot de passe ne respectant pas les critères</w:t>
+            </w:r>
+          </w:p>
+          <w:p>
+            <w:pPr>
+              <w:pStyle w:val="Contenudetableau"/>
               <w:bidi w:val="0"/>
               <w:jc w:val="start"/>
               <w:rPr/>
@@ -21332,7 +20825,7 @@
           </w:p>
           <w:p>
             <w:pPr>
-              <w:pStyle w:val="Contenudetableauuser"/>
+              <w:pStyle w:val="Contenudetableau"/>
               <w:bidi w:val="0"/>
               <w:jc w:val="start"/>
               <w:rPr/>
@@ -21374,26 +20867,6 @@
         </w:tc>
       </w:tr>
     </w:tbl>
-    <w:p>
-      <w:pPr>
-        <w:pStyle w:val="Heading2"/>
-        <w:ind w:hanging="0" w:start="0"/>
-        <w:rPr>
-          <w:rFonts w:ascii="Liberation Serif" w:hAnsi="Liberation Serif"/>
-          <w:color w:val="000000"/>
-          <w:sz w:val="24"/>
-          <w:szCs w:val="24"/>
-        </w:rPr>
-      </w:pPr>
-      <w:r>
-        <w:rPr>
-          <w:rFonts w:ascii="Liberation Serif" w:hAnsi="Liberation Serif"/>
-          <w:color w:val="000000"/>
-          <w:sz w:val="24"/>
-          <w:szCs w:val="24"/>
-        </w:rPr>
-      </w:r>
-    </w:p>
     <w:p>
       <w:pPr>
         <w:pStyle w:val="Heading2"/>
@@ -21450,7 +20923,7 @@
           </w:tcPr>
           <w:p>
             <w:pPr>
-              <w:pStyle w:val="Contenudetableauuser"/>
+              <w:pStyle w:val="Contenudetableau"/>
               <w:bidi w:val="0"/>
               <w:jc w:val="start"/>
               <w:rPr/>
@@ -21472,7 +20945,7 @@
           </w:tcPr>
           <w:p>
             <w:pPr>
-              <w:pStyle w:val="Contenudetableauuser"/>
+              <w:pStyle w:val="Contenudetableau"/>
               <w:bidi w:val="0"/>
               <w:jc w:val="start"/>
               <w:rPr/>
@@ -21495,7 +20968,7 @@
           </w:tcPr>
           <w:p>
             <w:pPr>
-              <w:pStyle w:val="Contenudetableauuser"/>
+              <w:pStyle w:val="Contenudetableau"/>
               <w:bidi w:val="0"/>
               <w:jc w:val="start"/>
               <w:rPr/>
@@ -21566,7 +21039,7 @@
           </w:p>
           <w:p>
             <w:pPr>
-              <w:pStyle w:val="Contenudetableauuser"/>
+              <w:pStyle w:val="Contenudetableau"/>
               <w:bidi w:val="0"/>
               <w:jc w:val="start"/>
               <w:rPr/>
@@ -21666,7 +21139,7 @@
           </w:p>
           <w:p>
             <w:pPr>
-              <w:pStyle w:val="Contenudetableauuser"/>
+              <w:pStyle w:val="Contenudetableau"/>
               <w:bidi w:val="0"/>
               <w:jc w:val="start"/>
               <w:rPr/>
@@ -21766,7 +21239,7 @@
           </w:p>
           <w:p>
             <w:pPr>
-              <w:pStyle w:val="Contenudetableauuser"/>
+              <w:pStyle w:val="Contenudetableau"/>
               <w:bidi w:val="0"/>
               <w:jc w:val="start"/>
               <w:rPr/>
@@ -21866,7 +21339,7 @@
           </w:p>
           <w:p>
             <w:pPr>
-              <w:pStyle w:val="Contenudetableauuser"/>
+              <w:pStyle w:val="Contenudetableau"/>
               <w:bidi w:val="0"/>
               <w:jc w:val="start"/>
               <w:rPr/>
@@ -21908,46 +21381,6 @@
         </w:tc>
       </w:tr>
     </w:tbl>
-    <w:p>
-      <w:pPr>
-        <w:pStyle w:val="Heading2"/>
-        <w:ind w:hanging="0" w:start="0"/>
-        <w:rPr>
-          <w:rFonts w:ascii="Liberation Serif" w:hAnsi="Liberation Serif"/>
-          <w:color w:val="000000"/>
-          <w:sz w:val="24"/>
-          <w:szCs w:val="24"/>
-        </w:rPr>
-      </w:pPr>
-      <w:r>
-        <w:rPr>
-          <w:rFonts w:ascii="Liberation Serif" w:hAnsi="Liberation Serif"/>
-          <w:color w:val="000000"/>
-          <w:sz w:val="24"/>
-          <w:szCs w:val="24"/>
-        </w:rPr>
-      </w:r>
-    </w:p>
-    <w:p>
-      <w:pPr>
-        <w:pStyle w:val="Heading2"/>
-        <w:ind w:hanging="0" w:start="0"/>
-        <w:rPr>
-          <w:rFonts w:ascii="Liberation Serif" w:hAnsi="Liberation Serif"/>
-          <w:color w:val="000000"/>
-          <w:sz w:val="24"/>
-          <w:szCs w:val="24"/>
-        </w:rPr>
-      </w:pPr>
-      <w:r>
-        <w:rPr>
-          <w:rFonts w:ascii="Liberation Serif" w:hAnsi="Liberation Serif"/>
-          <w:color w:val="000000"/>
-          <w:sz w:val="24"/>
-          <w:szCs w:val="24"/>
-        </w:rPr>
-      </w:r>
-    </w:p>
     <w:p>
       <w:pPr>
         <w:pStyle w:val="Heading2"/>
@@ -22004,7 +21437,7 @@
           </w:tcPr>
           <w:p>
             <w:pPr>
-              <w:pStyle w:val="Contenudetableauuser"/>
+              <w:pStyle w:val="Contenudetableau"/>
               <w:bidi w:val="0"/>
               <w:jc w:val="start"/>
               <w:rPr/>
@@ -22026,7 +21459,7 @@
           </w:tcPr>
           <w:p>
             <w:pPr>
-              <w:pStyle w:val="Contenudetableauuser"/>
+              <w:pStyle w:val="Contenudetableau"/>
               <w:bidi w:val="0"/>
               <w:jc w:val="start"/>
               <w:rPr/>
@@ -22049,7 +21482,7 @@
           </w:tcPr>
           <w:p>
             <w:pPr>
-              <w:pStyle w:val="Contenudetableauuser"/>
+              <w:pStyle w:val="Contenudetableau"/>
               <w:bidi w:val="0"/>
               <w:jc w:val="start"/>
               <w:rPr/>
@@ -22120,7 +21553,7 @@
           </w:p>
           <w:p>
             <w:pPr>
-              <w:pStyle w:val="Contenudetableauuser"/>
+              <w:pStyle w:val="Contenudetableau"/>
               <w:bidi w:val="0"/>
               <w:jc w:val="start"/>
               <w:rPr/>
@@ -22220,7 +21653,7 @@
           </w:p>
           <w:p>
             <w:pPr>
-              <w:pStyle w:val="Contenudetableauuser"/>
+              <w:pStyle w:val="Contenudetableau"/>
               <w:bidi w:val="0"/>
               <w:jc w:val="start"/>
               <w:rPr/>
@@ -22338,7 +21771,7 @@
           </w:tcPr>
           <w:p>
             <w:pPr>
-              <w:pStyle w:val="Contenudetableauuser"/>
+              <w:pStyle w:val="Contenudetableau"/>
               <w:bidi w:val="0"/>
               <w:jc w:val="start"/>
               <w:rPr/>
@@ -22360,7 +21793,7 @@
           </w:tcPr>
           <w:p>
             <w:pPr>
-              <w:pStyle w:val="Contenudetableauuser"/>
+              <w:pStyle w:val="Contenudetableau"/>
               <w:bidi w:val="0"/>
               <w:jc w:val="start"/>
               <w:rPr/>
@@ -22383,7 +21816,7 @@
           </w:tcPr>
           <w:p>
             <w:pPr>
-              <w:pStyle w:val="Contenudetableauuser"/>
+              <w:pStyle w:val="Contenudetableau"/>
               <w:bidi w:val="0"/>
               <w:jc w:val="start"/>
               <w:rPr/>
@@ -22454,7 +21887,7 @@
           </w:p>
           <w:p>
             <w:pPr>
-              <w:pStyle w:val="Contenudetableauuser"/>
+              <w:pStyle w:val="Contenudetableau"/>
               <w:bidi w:val="0"/>
               <w:jc w:val="start"/>
               <w:rPr/>
@@ -22572,7 +22005,7 @@
           </w:tcPr>
           <w:p>
             <w:pPr>
-              <w:pStyle w:val="Contenudetableauuser"/>
+              <w:pStyle w:val="Contenudetableau"/>
               <w:bidi w:val="0"/>
               <w:jc w:val="start"/>
               <w:rPr/>
@@ -22594,7 +22027,7 @@
           </w:tcPr>
           <w:p>
             <w:pPr>
-              <w:pStyle w:val="Contenudetableauuser"/>
+              <w:pStyle w:val="Contenudetableau"/>
               <w:bidi w:val="0"/>
               <w:jc w:val="start"/>
               <w:rPr/>
@@ -22617,7 +22050,7 @@
           </w:tcPr>
           <w:p>
             <w:pPr>
-              <w:pStyle w:val="Contenudetableauuser"/>
+              <w:pStyle w:val="Contenudetableau"/>
               <w:bidi w:val="0"/>
               <w:jc w:val="start"/>
               <w:rPr/>
@@ -22688,7 +22121,7 @@
           </w:p>
           <w:p>
             <w:pPr>
-              <w:pStyle w:val="Contenudetableauuser"/>
+              <w:pStyle w:val="Contenudetableau"/>
               <w:bidi w:val="0"/>
               <w:jc w:val="start"/>
               <w:rPr/>
@@ -22788,7 +22221,7 @@
           </w:p>
           <w:p>
             <w:pPr>
-              <w:pStyle w:val="Contenudetableauuser"/>
+              <w:pStyle w:val="Contenudetableau"/>
               <w:bidi w:val="0"/>
               <w:jc w:val="start"/>
               <w:rPr/>
@@ -22830,26 +22263,6 @@
         </w:tc>
       </w:tr>
     </w:tbl>
-    <w:p>
-      <w:pPr>
-        <w:pStyle w:val="Heading2"/>
-        <w:ind w:hanging="0" w:start="0"/>
-        <w:rPr>
-          <w:rFonts w:ascii="Liberation Serif" w:hAnsi="Liberation Serif"/>
-          <w:color w:val="000000"/>
-          <w:sz w:val="24"/>
-          <w:szCs w:val="24"/>
-        </w:rPr>
-      </w:pPr>
-      <w:r>
-        <w:rPr>
-          <w:rFonts w:ascii="Liberation Serif" w:hAnsi="Liberation Serif"/>
-          <w:color w:val="000000"/>
-          <w:sz w:val="24"/>
-          <w:szCs w:val="24"/>
-        </w:rPr>
-      </w:r>
-    </w:p>
     <w:p>
       <w:pPr>
         <w:pStyle w:val="Heading2"/>
@@ -22926,7 +22339,7 @@
           </w:tcPr>
           <w:p>
             <w:pPr>
-              <w:pStyle w:val="Contenudetableauuser"/>
+              <w:pStyle w:val="Contenudetableau"/>
               <w:bidi w:val="0"/>
               <w:jc w:val="start"/>
               <w:rPr/>
@@ -22948,7 +22361,7 @@
           </w:tcPr>
           <w:p>
             <w:pPr>
-              <w:pStyle w:val="Contenudetableauuser"/>
+              <w:pStyle w:val="Contenudetableau"/>
               <w:bidi w:val="0"/>
               <w:jc w:val="start"/>
               <w:rPr/>
@@ -22971,7 +22384,7 @@
           </w:tcPr>
           <w:p>
             <w:pPr>
-              <w:pStyle w:val="Contenudetableauuser"/>
+              <w:pStyle w:val="Contenudetableau"/>
               <w:bidi w:val="0"/>
               <w:jc w:val="start"/>
               <w:rPr/>
@@ -23042,7 +22455,7 @@
           </w:p>
           <w:p>
             <w:pPr>
-              <w:pStyle w:val="Contenudetableauuser"/>
+              <w:pStyle w:val="Contenudetableau"/>
               <w:bidi w:val="0"/>
               <w:jc w:val="start"/>
               <w:rPr/>
@@ -23142,7 +22555,7 @@
           </w:p>
           <w:p>
             <w:pPr>
-              <w:pStyle w:val="Contenudetableauuser"/>
+              <w:pStyle w:val="Contenudetableau"/>
               <w:bidi w:val="0"/>
               <w:jc w:val="start"/>
               <w:rPr/>
@@ -23242,7 +22655,7 @@
           </w:p>
           <w:p>
             <w:pPr>
-              <w:pStyle w:val="Contenudetableauuser"/>
+              <w:pStyle w:val="Contenudetableau"/>
               <w:bidi w:val="0"/>
               <w:jc w:val="start"/>
               <w:rPr/>
@@ -23342,7 +22755,7 @@
           </w:p>
           <w:p>
             <w:pPr>
-              <w:pStyle w:val="Contenudetableauuser"/>
+              <w:pStyle w:val="Contenudetableau"/>
               <w:bidi w:val="0"/>
               <w:jc w:val="start"/>
               <w:rPr/>
@@ -23460,7 +22873,7 @@
           </w:tcPr>
           <w:p>
             <w:pPr>
-              <w:pStyle w:val="Contenudetableauuser"/>
+              <w:pStyle w:val="Contenudetableau"/>
               <w:bidi w:val="0"/>
               <w:jc w:val="start"/>
               <w:rPr/>
@@ -23482,7 +22895,7 @@
           </w:tcPr>
           <w:p>
             <w:pPr>
-              <w:pStyle w:val="Contenudetableauuser"/>
+              <w:pStyle w:val="Contenudetableau"/>
               <w:bidi w:val="0"/>
               <w:jc w:val="start"/>
               <w:rPr/>
@@ -23505,7 +22918,7 @@
           </w:tcPr>
           <w:p>
             <w:pPr>
-              <w:pStyle w:val="Contenudetableauuser"/>
+              <w:pStyle w:val="Contenudetableau"/>
               <w:bidi w:val="0"/>
               <w:jc w:val="start"/>
               <w:rPr/>
@@ -23576,7 +22989,7 @@
           </w:p>
           <w:p>
             <w:pPr>
-              <w:pStyle w:val="Contenudetableauuser"/>
+              <w:pStyle w:val="Contenudetableau"/>
               <w:bidi w:val="0"/>
               <w:jc w:val="start"/>
               <w:rPr/>
@@ -23676,7 +23089,7 @@
           </w:p>
           <w:p>
             <w:pPr>
-              <w:pStyle w:val="Contenudetableauuser"/>
+              <w:pStyle w:val="Contenudetableau"/>
               <w:bidi w:val="0"/>
               <w:jc w:val="start"/>
               <w:rPr/>
@@ -23776,7 +23189,7 @@
           </w:p>
           <w:p>
             <w:pPr>
-              <w:pStyle w:val="Contenudetableauuser"/>
+              <w:pStyle w:val="Contenudetableau"/>
               <w:bidi w:val="0"/>
               <w:jc w:val="start"/>
               <w:rPr/>
@@ -23894,7 +23307,7 @@
           </w:tcPr>
           <w:p>
             <w:pPr>
-              <w:pStyle w:val="Contenudetableauuser"/>
+              <w:pStyle w:val="Contenudetableau"/>
               <w:bidi w:val="0"/>
               <w:jc w:val="start"/>
               <w:rPr/>
@@ -23916,7 +23329,7 @@
           </w:tcPr>
           <w:p>
             <w:pPr>
-              <w:pStyle w:val="Contenudetableauuser"/>
+              <w:pStyle w:val="Contenudetableau"/>
               <w:bidi w:val="0"/>
               <w:jc w:val="start"/>
               <w:rPr/>
@@ -23939,7 +23352,7 @@
           </w:tcPr>
           <w:p>
             <w:pPr>
-              <w:pStyle w:val="Contenudetableauuser"/>
+              <w:pStyle w:val="Contenudetableau"/>
               <w:bidi w:val="0"/>
               <w:jc w:val="start"/>
               <w:rPr/>
@@ -24010,7 +23423,7 @@
           </w:p>
           <w:p>
             <w:pPr>
-              <w:pStyle w:val="Contenudetableauuser"/>
+              <w:pStyle w:val="Contenudetableau"/>
               <w:bidi w:val="0"/>
               <w:jc w:val="start"/>
               <w:rPr/>
@@ -24110,7 +23523,7 @@
           </w:p>
           <w:p>
             <w:pPr>
-              <w:pStyle w:val="Contenudetableauuser"/>
+              <w:pStyle w:val="Contenudetableau"/>
               <w:bidi w:val="0"/>
               <w:jc w:val="start"/>
               <w:rPr/>
@@ -24214,7 +23627,7 @@
   </w:style>
   <w:style w:type="paragraph" w:styleId="Heading1">
     <w:name w:val="heading 1"/>
-    <w:basedOn w:val="Titreuser"/>
+    <w:basedOn w:val="Titre"/>
     <w:qFormat/>
     <w:pPr>
       <w:spacing w:before="300" w:after="150"/>
@@ -24231,7 +23644,7 @@
   </w:style>
   <w:style w:type="paragraph" w:styleId="Heading2">
     <w:name w:val="heading 2"/>
-    <w:basedOn w:val="Titreuser"/>
+    <w:basedOn w:val="Titre"/>
     <w:qFormat/>
     <w:pPr>
       <w:spacing w:before="200" w:after="100"/>
@@ -24248,7 +23661,7 @@
   </w:style>
   <w:style w:type="paragraph" w:styleId="Heading3">
     <w:name w:val="heading 3"/>
-    <w:basedOn w:val="Titreuser"/>
+    <w:basedOn w:val="Titre"/>
     <w:qFormat/>
     <w:pPr/>
     <w:rPr>
@@ -24259,7 +23672,7 @@
   </w:style>
   <w:style w:type="paragraph" w:styleId="Heading4">
     <w:name w:val="heading 4"/>
-    <w:basedOn w:val="Titreuser"/>
+    <w:basedOn w:val="Titre"/>
     <w:qFormat/>
     <w:pPr/>
     <w:rPr>
@@ -24270,7 +23683,7 @@
   </w:style>
   <w:style w:type="paragraph" w:styleId="Heading5">
     <w:name w:val="heading 5"/>
-    <w:basedOn w:val="Titreuser"/>
+    <w:basedOn w:val="Titre"/>
     <w:qFormat/>
     <w:pPr/>
     <w:rPr>
@@ -24279,7 +23692,7 @@
   </w:style>
   <w:style w:type="paragraph" w:styleId="Heading6">
     <w:name w:val="heading 6"/>
-    <w:basedOn w:val="Titreuser"/>
+    <w:basedOn w:val="Titre"/>
     <w:qFormat/>
     <w:pPr/>
     <w:rPr>
@@ -24294,6 +23707,13 @@
       <w:szCs w:val="20"/>
     </w:rPr>
   </w:style>
+  <w:style w:type="character" w:styleId="Caractresdenotedebasdepageuser">
+    <w:name w:val="Caractères de note de bas de page (user)"/>
+    <w:qFormat/>
+    <w:rPr>
+      <w:vertAlign w:val="superscript"/>
+    </w:rPr>
+  </w:style>
   <w:style w:type="character" w:styleId="Caractresdenotedebasdepage">
     <w:name w:val="Caractères de note de bas de page"/>
     <w:qFormat/>
@@ -24303,13 +23723,6 @@
   </w:style>
   <w:style w:type="character" w:styleId="FootnoteReference">
     <w:name w:val="footnote reference"/>
-    <w:rPr>
-      <w:vertAlign w:val="superscript"/>
-    </w:rPr>
-  </w:style>
-  <w:style w:type="character" w:styleId="Caractresdenotedebasdepageuser">
-    <w:name w:val="Caractères de note de bas de page (user)"/>
-    <w:qFormat/>
     <w:rPr>
       <w:vertAlign w:val="superscript"/>
     </w:rPr>
@@ -24394,6 +23807,29 @@
       <w:szCs w:val="28"/>
     </w:rPr>
   </w:style>
+  <w:style w:type="paragraph" w:styleId="Contenudetableau">
+    <w:name w:val="Contenu de tableau"/>
+    <w:basedOn w:val="Normal"/>
+    <w:qFormat/>
+    <w:pPr>
+      <w:widowControl w:val="false"/>
+      <w:suppressLineNumbers/>
+    </w:pPr>
+    <w:rPr/>
+  </w:style>
+  <w:style w:type="paragraph" w:styleId="Titredetableau">
+    <w:name w:val="Titre de tableau"/>
+    <w:basedOn w:val="Contenudetableau"/>
+    <w:qFormat/>
+    <w:pPr>
+      <w:suppressLineNumbers/>
+      <w:jc w:val="center"/>
+    </w:pPr>
+    <w:rPr>
+      <w:b/>
+      <w:bCs/>
+    </w:rPr>
+  </w:style>
   <w:style w:type="paragraph" w:styleId="Contenudetableauuser">
     <w:name w:val="Contenu de tableau (user)"/>
     <w:basedOn w:val="Normal"/>
@@ -24407,29 +23843,6 @@
   <w:style w:type="paragraph" w:styleId="Titredetableauuser">
     <w:name w:val="Titre de tableau (user)"/>
     <w:basedOn w:val="Contenudetableauuser"/>
-    <w:qFormat/>
-    <w:pPr>
-      <w:suppressLineNumbers/>
-      <w:jc w:val="center"/>
-    </w:pPr>
-    <w:rPr>
-      <w:b/>
-      <w:bCs/>
-    </w:rPr>
-  </w:style>
-  <w:style w:type="paragraph" w:styleId="Contenudetableau">
-    <w:name w:val="Contenu de tableau"/>
-    <w:basedOn w:val="Normal"/>
-    <w:qFormat/>
-    <w:pPr>
-      <w:widowControl w:val="false"/>
-      <w:suppressLineNumbers/>
-    </w:pPr>
-    <w:rPr/>
-  </w:style>
-  <w:style w:type="paragraph" w:styleId="Titredetableau">
-    <w:name w:val="Titre de tableau"/>
-    <w:basedOn w:val="Contenudetableau"/>
     <w:qFormat/>
     <w:pPr>
       <w:suppressLineNumbers/>
@@ -24493,7 +23906,7 @@
   </w:style>
   <w:style w:type="paragraph" w:styleId="Title">
     <w:name w:val="Title"/>
-    <w:basedOn w:val="Titreuser"/>
+    <w:basedOn w:val="Titre"/>
     <w:qFormat/>
     <w:pPr/>
     <w:rPr>
